--- a/UPsite/отчёт.docx
+++ b/UPsite/отчёт.docx
@@ -46,22 +46,6 @@
         <w:rPr>
           <w:rFonts w:ascii="Times New Roman" w:hAnsi="Times New Roman" w:cs="Times New Roman"/>
         </w:rPr>
-        <w:t> </w:t>
-      </w:r>
-    </w:p>
-    <w:p>
-      <w:pPr>
-        <w:spacing w:after="0" w:line="240" w:lineRule="auto"/>
-        <w:ind w:left="11" w:right="731" w:firstLine="709"/>
-        <w:jc w:val="both"/>
-        <w:rPr>
-          <w:rFonts w:ascii="Times New Roman" w:hAnsi="Times New Roman" w:cs="Times New Roman"/>
-        </w:rPr>
-      </w:pPr>
-      <w:r>
-        <w:rPr>
-          <w:rFonts w:ascii="Times New Roman" w:hAnsi="Times New Roman" w:cs="Times New Roman"/>
-        </w:rPr>
         <w:t>Цель учебной практики</w:t>
       </w:r>
       <w:r>
@@ -188,22 +172,6 @@
         <w:rPr>
           <w:rFonts w:ascii="Times New Roman" w:hAnsi="Times New Roman" w:cs="Times New Roman"/>
         </w:rPr>
-        <w:t> </w:t>
-      </w:r>
-    </w:p>
-    <w:p>
-      <w:pPr>
-        <w:spacing w:after="0" w:line="240" w:lineRule="auto"/>
-        <w:ind w:left="11" w:right="731" w:firstLine="709"/>
-        <w:jc w:val="both"/>
-        <w:rPr>
-          <w:rFonts w:ascii="Times New Roman" w:hAnsi="Times New Roman" w:cs="Times New Roman"/>
-        </w:rPr>
-      </w:pPr>
-      <w:r>
-        <w:rPr>
-          <w:rFonts w:ascii="Times New Roman" w:hAnsi="Times New Roman" w:cs="Times New Roman"/>
-        </w:rPr>
         <w:t>В результате прохождения учебной практики у студента должны сформироваться следующие профессиональные компетенции (ПК), общие компетенции (ОК) и личностные результаты (ЛР) или их элементы: </w:t>
       </w:r>
     </w:p>
@@ -395,18 +363,26 @@
     </w:p>
     <w:p>
       <w:pPr>
-        <w:spacing w:after="0" w:line="240" w:lineRule="auto"/>
-        <w:ind w:left="11" w:right="731" w:firstLine="709"/>
-        <w:jc w:val="both"/>
-        <w:rPr>
-          <w:rFonts w:ascii="Times New Roman" w:hAnsi="Times New Roman" w:cs="Times New Roman"/>
-        </w:rPr>
-      </w:pPr>
-      <w:r>
-        <w:rPr>
-          <w:rFonts w:ascii="Times New Roman" w:hAnsi="Times New Roman" w:cs="Times New Roman"/>
-        </w:rPr>
+        <w:pStyle w:val="1"/>
+      </w:pPr>
+      <w:r>
         <w:lastRenderedPageBreak/>
+        <w:t>Основная часть</w:t>
+      </w:r>
+    </w:p>
+    <w:p>
+      <w:pPr>
+        <w:spacing w:after="0" w:line="240" w:lineRule="auto"/>
+        <w:ind w:left="11" w:right="731" w:firstLine="709"/>
+        <w:jc w:val="both"/>
+        <w:rPr>
+          <w:rFonts w:ascii="Times New Roman" w:hAnsi="Times New Roman" w:cs="Times New Roman"/>
+        </w:rPr>
+      </w:pPr>
+      <w:r>
+        <w:rPr>
+          <w:rFonts w:ascii="Times New Roman" w:hAnsi="Times New Roman" w:cs="Times New Roman"/>
+        </w:rPr>
         <w:t>В ходе учебной практики был разработан веб-сайт телеграфа, предназначенный для предоставления пользователям информации об услугах и тарифах, а также для оформления и отправки сообщений через интернет. Основной задачей являлось создание современного, адаптивного и удобного пользовательского интерфейса с системой авторизации и административной панелью.</w:t>
       </w:r>
     </w:p>
@@ -1404,7 +1380,7 @@
       <w:pPr>
         <w:spacing w:after="0" w:line="240" w:lineRule="auto"/>
         <w:ind w:left="11" w:right="731" w:firstLine="709"/>
-        <w:jc w:val="both"/>
+        <w:jc w:val="center"/>
         <w:rPr>
           <w:rFonts w:ascii="Times New Roman" w:hAnsi="Times New Roman" w:cs="Times New Roman"/>
         </w:rPr>
@@ -1416,9 +1392,9 @@
         </w:rPr>
         <w:lastRenderedPageBreak/>
         <w:drawing>
-          <wp:inline distT="0" distB="0" distL="0" distR="0" wp14:anchorId="35CE44A4" wp14:editId="4799B306">
-            <wp:extent cx="6120130" cy="4252595"/>
-            <wp:effectExtent l="0" t="0" r="0" b="0"/>
+          <wp:inline distT="0" distB="0" distL="0" distR="0" wp14:anchorId="35CE44A4" wp14:editId="33B3EE53">
+            <wp:extent cx="6318250" cy="4252595"/>
+            <wp:effectExtent l="0" t="0" r="6350" b="0"/>
             <wp:docPr id="556379426" name="Рисунок 1"/>
             <wp:cNvGraphicFramePr>
               <a:graphicFrameLocks xmlns:a="http://schemas.openxmlformats.org/drawingml/2006/main" noChangeAspect="1"/>
@@ -1439,7 +1415,7 @@
                   <pic:spPr>
                     <a:xfrm>
                       <a:off x="0" y="0"/>
-                      <a:ext cx="6120130" cy="4252595"/>
+                      <a:ext cx="6318250" cy="4252595"/>
                     </a:xfrm>
                     <a:prstGeom prst="rect">
                       <a:avLst/>
@@ -1451,12 +1427,6 @@
           </wp:inline>
         </w:drawing>
       </w:r>
-      <w:r>
-        <w:rPr>
-          <w:rFonts w:ascii="Times New Roman" w:hAnsi="Times New Roman" w:cs="Times New Roman"/>
-        </w:rPr>
-        <w:t xml:space="preserve"> </w:t>
-      </w:r>
     </w:p>
     <w:p>
       <w:pPr>
@@ -1633,25 +1603,7 @@
         <w:rPr>
           <w:rFonts w:ascii="Times New Roman" w:hAnsi="Times New Roman" w:cs="Times New Roman"/>
         </w:rPr>
-        <w:t>В ходе работы были выполнены такие задачи, как разработка пользовательского интерфейса, создание адаптивной вёрстки страниц, реализация навигации между разделами сайта, а также проектирование административной панели и формы оформления заказов. Для реализации проекта использовались технологии HTML5, CSS3</w:t>
-      </w:r>
-      <w:r>
-        <w:rPr>
-          <w:rFonts w:ascii="Times New Roman" w:hAnsi="Times New Roman" w:cs="Times New Roman"/>
-        </w:rPr>
-        <w:t>,</w:t>
-      </w:r>
-      <w:r>
-        <w:rPr>
-          <w:rFonts w:ascii="Times New Roman" w:hAnsi="Times New Roman" w:cs="Times New Roman"/>
-        </w:rPr>
-        <w:t xml:space="preserve"> JavaScript</w:t>
-      </w:r>
-      <w:r>
-        <w:rPr>
-          <w:rFonts w:ascii="Times New Roman" w:hAnsi="Times New Roman" w:cs="Times New Roman"/>
-        </w:rPr>
-        <w:t xml:space="preserve"> и </w:t>
+        <w:t xml:space="preserve">В ходе работы были выполнены такие задачи, как разработка пользовательского интерфейса, создание адаптивной вёрстки страниц, реализация навигации между разделами сайта, а также проектирование административной панели и формы оформления заказов. Для реализации проекта использовались технологии HTML5, CSS3, JavaScript и </w:t>
       </w:r>
       <w:r>
         <w:rPr>
@@ -3409,6 +3361,7 @@
   <w:style w:type="character" w:default="1" w:styleId="a0">
     <w:name w:val="Default Paragraph Font"/>
     <w:uiPriority w:val="1"/>
+    <w:semiHidden/>
     <w:unhideWhenUsed/>
   </w:style>
   <w:style w:type="table" w:default="1" w:styleId="a1">

--- a/UPsite/отчёт.docx
+++ b/UPsite/отчёт.docx
@@ -2,6 +2,413 @@
 <file path=word/document.xml><?xml version="1.0" encoding="utf-8"?>
 <w:document xmlns:wpc="http://schemas.microsoft.com/office/word/2010/wordprocessingCanvas" xmlns:cx="http://schemas.microsoft.com/office/drawing/2014/chartex" xmlns:cx1="http://schemas.microsoft.com/office/drawing/2015/9/8/chartex" xmlns:cx2="http://schemas.microsoft.com/office/drawing/2015/10/21/chartex" xmlns:cx3="http://schemas.microsoft.com/office/drawing/2016/5/9/chartex" xmlns:cx4="http://schemas.microsoft.com/office/drawing/2016/5/10/chartex" xmlns:cx5="http://schemas.microsoft.com/office/drawing/2016/5/11/chartex" xmlns:cx6="http://schemas.microsoft.com/office/drawing/2016/5/12/chartex" xmlns:cx7="http://schemas.microsoft.com/office/drawing/2016/5/13/chartex" xmlns:cx8="http://schemas.microsoft.com/office/drawing/2016/5/14/chartex" xmlns:mc="http://schemas.openxmlformats.org/markup-compatibility/2006" xmlns:aink="http://schemas.microsoft.com/office/drawing/2016/ink" xmlns:am3d="http://schemas.microsoft.com/office/drawing/2017/model3d" xmlns:o="urn:schemas-microsoft-com:office:office" xmlns:oel="http://schemas.microsoft.com/office/2019/extlst" xmlns:r="http://schemas.openxmlformats.org/officeDocument/2006/relationships" xmlns:m="http://schemas.openxmlformats.org/officeDocument/2006/math" xmlns:v="urn:schemas-microsoft-com:vml" xmlns:wp14="http://schemas.microsoft.com/office/word/2010/wordprocessingDrawing" xmlns:wp="http://schemas.openxmlformats.org/drawingml/2006/wordprocessingDrawing" xmlns:w10="urn:schemas-microsoft-com:office:word" xmlns:w="http://schemas.openxmlformats.org/wordprocessingml/2006/main" xmlns:w14="http://schemas.microsoft.com/office/word/2010/wordml" xmlns:w15="http://schemas.microsoft.com/office/word/2012/wordml" xmlns:w16cex="http://schemas.microsoft.com/office/word/2018/wordml/cex" xmlns:w16cid="http://schemas.microsoft.com/office/word/2016/wordml/cid" xmlns:w16="http://schemas.microsoft.com/office/word/2018/wordml" xmlns:w16du="http://schemas.microsoft.com/office/word/2023/wordml/word16du" xmlns:w16sdtdh="http://schemas.microsoft.com/office/word/2020/wordml/sdtdatahash" xmlns:w16sdtfl="http://schemas.microsoft.com/office/word/2024/wordml/sdtformatlock" xmlns:w16se="http://schemas.microsoft.com/office/word/2015/wordml/symex" xmlns:wpg="http://schemas.microsoft.com/office/word/2010/wordprocessingGroup" xmlns:wpi="http://schemas.microsoft.com/office/word/2010/wordprocessingInk" xmlns:wne="http://schemas.microsoft.com/office/word/2006/wordml" xmlns:wps="http://schemas.microsoft.com/office/word/2010/wordprocessingShape" mc:Ignorable="w14 w15 w16se w16cid w16 w16cex w16sdtdh w16sdtfl w16du wp14">
   <w:body>
+    <w:p>
+      <w:pPr>
+        <w:pStyle w:val="1"/>
+      </w:pPr>
+      <w:bookmarkStart w:id="0" w:name="_Toc230180917"/>
+      <w:r>
+        <w:t>Оглавление</w:t>
+      </w:r>
+      <w:bookmarkEnd w:id="0"/>
+    </w:p>
+    <w:sdt>
+      <w:sdtPr>
+        <w:id w:val="1660729253"/>
+        <w:docPartObj>
+          <w:docPartGallery w:val="Table of Contents"/>
+          <w:docPartUnique/>
+        </w:docPartObj>
+      </w:sdtPr>
+      <w:sdtEndPr>
+        <w:rPr>
+          <w:rFonts w:asciiTheme="minorHAnsi" w:eastAsiaTheme="minorHAnsi" w:hAnsiTheme="minorHAnsi" w:cstheme="minorBidi"/>
+          <w:b/>
+          <w:bCs/>
+          <w:color w:val="auto"/>
+          <w:kern w:val="2"/>
+          <w:sz w:val="24"/>
+          <w:szCs w:val="24"/>
+          <w:lang w:eastAsia="en-US"/>
+          <w14:ligatures w14:val="standardContextual"/>
+        </w:rPr>
+      </w:sdtEndPr>
+      <w:sdtContent>
+        <w:p>
+          <w:pPr>
+            <w:pStyle w:val="ae"/>
+          </w:pPr>
+        </w:p>
+        <w:p>
+          <w:pPr>
+            <w:pStyle w:val="11"/>
+            <w:tabs>
+              <w:tab w:val="right" w:leader="dot" w:pos="9628"/>
+            </w:tabs>
+            <w:rPr>
+              <w:rFonts w:eastAsiaTheme="minorEastAsia"/>
+              <w:noProof/>
+              <w:lang w:eastAsia="ru-RU"/>
+            </w:rPr>
+          </w:pPr>
+          <w:r>
+            <w:fldChar w:fldCharType="begin"/>
+          </w:r>
+          <w:r>
+            <w:instrText xml:space="preserve"> TOC \o "1-3" \h \z \u </w:instrText>
+          </w:r>
+          <w:r>
+            <w:fldChar w:fldCharType="separate"/>
+          </w:r>
+          <w:hyperlink w:anchor="_Toc230180917" w:history="1">
+            <w:r>
+              <w:rPr>
+                <w:rStyle w:val="ac"/>
+                <w:noProof/>
+              </w:rPr>
+              <w:t>Оглавление</w:t>
+            </w:r>
+            <w:r>
+              <w:rPr>
+                <w:noProof/>
+                <w:webHidden/>
+              </w:rPr>
+              <w:tab/>
+            </w:r>
+            <w:r>
+              <w:rPr>
+                <w:noProof/>
+                <w:webHidden/>
+              </w:rPr>
+              <w:fldChar w:fldCharType="begin"/>
+            </w:r>
+            <w:r>
+              <w:rPr>
+                <w:noProof/>
+                <w:webHidden/>
+              </w:rPr>
+              <w:instrText xml:space="preserve"> PAGEREF _Toc230180917 \h </w:instrText>
+            </w:r>
+            <w:r>
+              <w:rPr>
+                <w:noProof/>
+                <w:webHidden/>
+              </w:rPr>
+            </w:r>
+            <w:r>
+              <w:rPr>
+                <w:noProof/>
+                <w:webHidden/>
+              </w:rPr>
+              <w:fldChar w:fldCharType="separate"/>
+            </w:r>
+            <w:r>
+              <w:rPr>
+                <w:noProof/>
+                <w:webHidden/>
+              </w:rPr>
+              <w:t>1</w:t>
+            </w:r>
+            <w:r>
+              <w:rPr>
+                <w:noProof/>
+                <w:webHidden/>
+              </w:rPr>
+              <w:fldChar w:fldCharType="end"/>
+            </w:r>
+          </w:hyperlink>
+        </w:p>
+        <w:p>
+          <w:pPr>
+            <w:pStyle w:val="11"/>
+            <w:tabs>
+              <w:tab w:val="right" w:leader="dot" w:pos="9628"/>
+            </w:tabs>
+            <w:rPr>
+              <w:rFonts w:eastAsiaTheme="minorEastAsia"/>
+              <w:noProof/>
+              <w:lang w:eastAsia="ru-RU"/>
+            </w:rPr>
+          </w:pPr>
+          <w:hyperlink w:anchor="_Toc230180918" w:history="1">
+            <w:r>
+              <w:rPr>
+                <w:rStyle w:val="ac"/>
+                <w:noProof/>
+              </w:rPr>
+              <w:t>Введение</w:t>
+            </w:r>
+            <w:r>
+              <w:rPr>
+                <w:noProof/>
+                <w:webHidden/>
+              </w:rPr>
+              <w:tab/>
+            </w:r>
+            <w:r>
+              <w:rPr>
+                <w:noProof/>
+                <w:webHidden/>
+              </w:rPr>
+              <w:fldChar w:fldCharType="begin"/>
+            </w:r>
+            <w:r>
+              <w:rPr>
+                <w:noProof/>
+                <w:webHidden/>
+              </w:rPr>
+              <w:instrText xml:space="preserve"> PAGEREF _Toc230180918 \h </w:instrText>
+            </w:r>
+            <w:r>
+              <w:rPr>
+                <w:noProof/>
+                <w:webHidden/>
+              </w:rPr>
+            </w:r>
+            <w:r>
+              <w:rPr>
+                <w:noProof/>
+                <w:webHidden/>
+              </w:rPr>
+              <w:fldChar w:fldCharType="separate"/>
+            </w:r>
+            <w:r>
+              <w:rPr>
+                <w:noProof/>
+                <w:webHidden/>
+              </w:rPr>
+              <w:t>2</w:t>
+            </w:r>
+            <w:r>
+              <w:rPr>
+                <w:noProof/>
+                <w:webHidden/>
+              </w:rPr>
+              <w:fldChar w:fldCharType="end"/>
+            </w:r>
+          </w:hyperlink>
+        </w:p>
+        <w:p>
+          <w:pPr>
+            <w:pStyle w:val="11"/>
+            <w:tabs>
+              <w:tab w:val="right" w:leader="dot" w:pos="9628"/>
+            </w:tabs>
+            <w:rPr>
+              <w:rFonts w:eastAsiaTheme="minorEastAsia"/>
+              <w:noProof/>
+              <w:lang w:eastAsia="ru-RU"/>
+            </w:rPr>
+          </w:pPr>
+          <w:hyperlink w:anchor="_Toc230180919" w:history="1">
+            <w:r>
+              <w:rPr>
+                <w:rStyle w:val="ac"/>
+                <w:noProof/>
+              </w:rPr>
+              <w:t>Основная часть</w:t>
+            </w:r>
+            <w:r>
+              <w:rPr>
+                <w:noProof/>
+                <w:webHidden/>
+              </w:rPr>
+              <w:tab/>
+            </w:r>
+            <w:r>
+              <w:rPr>
+                <w:noProof/>
+                <w:webHidden/>
+              </w:rPr>
+              <w:fldChar w:fldCharType="begin"/>
+            </w:r>
+            <w:r>
+              <w:rPr>
+                <w:noProof/>
+                <w:webHidden/>
+              </w:rPr>
+              <w:instrText xml:space="preserve"> PAGEREF _Toc230180919 \h </w:instrText>
+            </w:r>
+            <w:r>
+              <w:rPr>
+                <w:noProof/>
+                <w:webHidden/>
+              </w:rPr>
+            </w:r>
+            <w:r>
+              <w:rPr>
+                <w:noProof/>
+                <w:webHidden/>
+              </w:rPr>
+              <w:fldChar w:fldCharType="separate"/>
+            </w:r>
+            <w:r>
+              <w:rPr>
+                <w:noProof/>
+                <w:webHidden/>
+              </w:rPr>
+              <w:t>3</w:t>
+            </w:r>
+            <w:r>
+              <w:rPr>
+                <w:noProof/>
+                <w:webHidden/>
+              </w:rPr>
+              <w:fldChar w:fldCharType="end"/>
+            </w:r>
+          </w:hyperlink>
+        </w:p>
+        <w:p>
+          <w:pPr>
+            <w:pStyle w:val="11"/>
+            <w:tabs>
+              <w:tab w:val="right" w:leader="dot" w:pos="9628"/>
+            </w:tabs>
+            <w:rPr>
+              <w:rFonts w:eastAsiaTheme="minorEastAsia"/>
+              <w:noProof/>
+              <w:lang w:eastAsia="ru-RU"/>
+            </w:rPr>
+          </w:pPr>
+          <w:hyperlink w:anchor="_Toc230180920" w:history="1">
+            <w:r>
+              <w:rPr>
+                <w:rStyle w:val="ac"/>
+                <w:noProof/>
+              </w:rPr>
+              <w:t>Заключение</w:t>
+            </w:r>
+            <w:r>
+              <w:rPr>
+                <w:noProof/>
+                <w:webHidden/>
+              </w:rPr>
+              <w:tab/>
+            </w:r>
+            <w:r>
+              <w:rPr>
+                <w:noProof/>
+                <w:webHidden/>
+              </w:rPr>
+              <w:fldChar w:fldCharType="begin"/>
+            </w:r>
+            <w:r>
+              <w:rPr>
+                <w:noProof/>
+                <w:webHidden/>
+              </w:rPr>
+              <w:instrText xml:space="preserve"> PAGEREF _Toc230180920 \h </w:instrText>
+            </w:r>
+            <w:r>
+              <w:rPr>
+                <w:noProof/>
+                <w:webHidden/>
+              </w:rPr>
+            </w:r>
+            <w:r>
+              <w:rPr>
+                <w:noProof/>
+                <w:webHidden/>
+              </w:rPr>
+              <w:fldChar w:fldCharType="separate"/>
+            </w:r>
+            <w:r>
+              <w:rPr>
+                <w:noProof/>
+                <w:webHidden/>
+              </w:rPr>
+              <w:t>11</w:t>
+            </w:r>
+            <w:r>
+              <w:rPr>
+                <w:noProof/>
+                <w:webHidden/>
+              </w:rPr>
+              <w:fldChar w:fldCharType="end"/>
+            </w:r>
+          </w:hyperlink>
+        </w:p>
+        <w:p>
+          <w:pPr>
+            <w:pStyle w:val="11"/>
+            <w:tabs>
+              <w:tab w:val="right" w:leader="dot" w:pos="9628"/>
+            </w:tabs>
+            <w:rPr>
+              <w:rFonts w:eastAsiaTheme="minorEastAsia"/>
+              <w:noProof/>
+              <w:lang w:eastAsia="ru-RU"/>
+            </w:rPr>
+          </w:pPr>
+          <w:hyperlink w:anchor="_Toc230180921" w:history="1">
+            <w:r>
+              <w:rPr>
+                <w:rStyle w:val="ac"/>
+                <w:noProof/>
+              </w:rPr>
+              <w:t>Список использованных источников</w:t>
+            </w:r>
+            <w:r>
+              <w:rPr>
+                <w:noProof/>
+                <w:webHidden/>
+              </w:rPr>
+              <w:tab/>
+            </w:r>
+            <w:r>
+              <w:rPr>
+                <w:noProof/>
+                <w:webHidden/>
+              </w:rPr>
+              <w:fldChar w:fldCharType="begin"/>
+            </w:r>
+            <w:r>
+              <w:rPr>
+                <w:noProof/>
+                <w:webHidden/>
+              </w:rPr>
+              <w:instrText xml:space="preserve"> PAGEREF _Toc230180921 \h </w:instrText>
+            </w:r>
+            <w:r>
+              <w:rPr>
+                <w:noProof/>
+                <w:webHidden/>
+              </w:rPr>
+            </w:r>
+            <w:r>
+              <w:rPr>
+                <w:noProof/>
+                <w:webHidden/>
+              </w:rPr>
+              <w:fldChar w:fldCharType="separate"/>
+            </w:r>
+            <w:r>
+              <w:rPr>
+                <w:noProof/>
+                <w:webHidden/>
+              </w:rPr>
+              <w:t>12</w:t>
+            </w:r>
+            <w:r>
+              <w:rPr>
+                <w:noProof/>
+                <w:webHidden/>
+              </w:rPr>
+              <w:fldChar w:fldCharType="end"/>
+            </w:r>
+          </w:hyperlink>
+        </w:p>
+        <w:p>
+          <w:r>
+            <w:rPr>
+              <w:b/>
+              <w:bCs/>
+            </w:rPr>
+            <w:fldChar w:fldCharType="end"/>
+          </w:r>
+        </w:p>
+      </w:sdtContent>
+    </w:sdt>
     <w:p/>
     <w:p>
       <w:r>
@@ -12,10 +419,12 @@
       <w:pPr>
         <w:pStyle w:val="1"/>
       </w:pPr>
+      <w:bookmarkStart w:id="1" w:name="_Toc230180918"/>
       <w:r>
         <w:lastRenderedPageBreak/>
         <w:t>Введение</w:t>
       </w:r>
+      <w:bookmarkEnd w:id="1"/>
     </w:p>
     <w:p>
       <w:pPr>
@@ -365,10 +774,12 @@
       <w:pPr>
         <w:pStyle w:val="1"/>
       </w:pPr>
+      <w:bookmarkStart w:id="2" w:name="_Toc230180919"/>
       <w:r>
         <w:lastRenderedPageBreak/>
         <w:t>Основная часть</w:t>
       </w:r>
+      <w:bookmarkEnd w:id="2"/>
     </w:p>
     <w:p>
       <w:pPr>
@@ -477,7 +888,7 @@
                     <pic:cNvPicPr/>
                   </pic:nvPicPr>
                   <pic:blipFill>
-                    <a:blip r:embed="rId5"/>
+                    <a:blip r:embed="rId6"/>
                     <a:stretch>
                       <a:fillRect/>
                     </a:stretch>
@@ -657,7 +1068,7 @@
                     <pic:cNvPicPr/>
                   </pic:nvPicPr>
                   <pic:blipFill>
-                    <a:blip r:embed="rId6"/>
+                    <a:blip r:embed="rId7"/>
                     <a:stretch>
                       <a:fillRect/>
                     </a:stretch>
@@ -799,7 +1210,7 @@
                     <pic:cNvPicPr/>
                   </pic:nvPicPr>
                   <pic:blipFill>
-                    <a:blip r:embed="rId7"/>
+                    <a:blip r:embed="rId8"/>
                     <a:stretch>
                       <a:fillRect/>
                     </a:stretch>
@@ -947,7 +1358,7 @@
                     <pic:cNvPicPr/>
                   </pic:nvPicPr>
                   <pic:blipFill>
-                    <a:blip r:embed="rId8"/>
+                    <a:blip r:embed="rId9"/>
                     <a:stretch>
                       <a:fillRect/>
                     </a:stretch>
@@ -1095,7 +1506,7 @@
                     <pic:cNvPicPr/>
                   </pic:nvPicPr>
                   <pic:blipFill>
-                    <a:blip r:embed="rId9"/>
+                    <a:blip r:embed="rId10"/>
                     <a:stretch>
                       <a:fillRect/>
                     </a:stretch>
@@ -1253,7 +1664,7 @@
                     <pic:cNvPicPr/>
                   </pic:nvPicPr>
                   <pic:blipFill>
-                    <a:blip r:embed="rId10"/>
+                    <a:blip r:embed="rId11"/>
                     <a:stretch>
                       <a:fillRect/>
                     </a:stretch>
@@ -1407,7 +1818,7 @@
                     <pic:cNvPicPr/>
                   </pic:nvPicPr>
                   <pic:blipFill>
-                    <a:blip r:embed="rId11"/>
+                    <a:blip r:embed="rId12"/>
                     <a:stretch>
                       <a:fillRect/>
                     </a:stretch>
@@ -1539,10 +1950,12 @@
       <w:pPr>
         <w:pStyle w:val="1"/>
       </w:pPr>
+      <w:bookmarkStart w:id="3" w:name="_Toc230180920"/>
       <w:r>
         <w:lastRenderedPageBreak/>
         <w:t>Заключение</w:t>
       </w:r>
+      <w:bookmarkEnd w:id="3"/>
     </w:p>
     <w:p>
       <w:pPr>
@@ -1677,6 +2090,222 @@
           <w:rFonts w:ascii="Times New Roman" w:hAnsi="Times New Roman" w:cs="Times New Roman"/>
         </w:rPr>
         <w:t>Таким образом, поставленная цель учебной практики была достигнута, а все основные задачи успешно выполнены. Полученные знания и навыки могут быть использованы в дальнейшей профессиональной деятельности, связанной с разработкой и проектированием веб-приложений.</w:t>
+      </w:r>
+    </w:p>
+    <w:p>
+      <w:pPr>
+        <w:rPr>
+          <w:rFonts w:ascii="Times New Roman" w:hAnsi="Times New Roman" w:cs="Times New Roman"/>
+        </w:rPr>
+      </w:pPr>
+      <w:r>
+        <w:rPr>
+          <w:rFonts w:ascii="Times New Roman" w:hAnsi="Times New Roman" w:cs="Times New Roman"/>
+        </w:rPr>
+        <w:br w:type="page"/>
+      </w:r>
+    </w:p>
+    <w:p>
+      <w:pPr>
+        <w:pStyle w:val="1"/>
+      </w:pPr>
+      <w:bookmarkStart w:id="4" w:name="_Toc230180921"/>
+      <w:r>
+        <w:lastRenderedPageBreak/>
+        <w:t>Список использованных источников</w:t>
+      </w:r>
+      <w:bookmarkEnd w:id="4"/>
+    </w:p>
+    <w:p>
+      <w:pPr>
+        <w:pStyle w:val="a7"/>
+        <w:numPr>
+          <w:ilvl w:val="0"/>
+          <w:numId w:val="8"/>
+        </w:numPr>
+      </w:pPr>
+      <w:r>
+        <w:t xml:space="preserve">Документация по HTML и CSS [Электронный ресурс] // MDN Web </w:t>
+      </w:r>
+      <w:proofErr w:type="spellStart"/>
+      <w:r>
+        <w:t>Docs</w:t>
+      </w:r>
+      <w:proofErr w:type="spellEnd"/>
+      <w:r>
+        <w:t>. – Режим доступа: https://developer.mozilla.org (дата обращения: 20.05.2026).</w:t>
+      </w:r>
+    </w:p>
+    <w:p>
+      <w:pPr>
+        <w:pStyle w:val="a7"/>
+        <w:numPr>
+          <w:ilvl w:val="0"/>
+          <w:numId w:val="8"/>
+        </w:numPr>
+      </w:pPr>
+      <w:r>
+        <w:t>Официальная документация PHP [Электронный ресурс] // PHP.net. – Режим доступа: https://www.php.net/docs.php (дата обращения: 20.05.2026).</w:t>
+      </w:r>
+    </w:p>
+    <w:p>
+      <w:pPr>
+        <w:pStyle w:val="a7"/>
+        <w:numPr>
+          <w:ilvl w:val="0"/>
+          <w:numId w:val="8"/>
+        </w:numPr>
+      </w:pPr>
+      <w:r>
+        <w:t>Справочник по JavaScript [Электронный ресурс] // JavaScript.info. – Режим доступа: https://javascript.info (дата обращения: 20.05.2026).</w:t>
+      </w:r>
+    </w:p>
+    <w:p>
+      <w:pPr>
+        <w:pStyle w:val="a7"/>
+        <w:numPr>
+          <w:ilvl w:val="0"/>
+          <w:numId w:val="8"/>
+        </w:numPr>
+      </w:pPr>
+      <w:r>
+        <w:t>Справочник веб-технологий [Электронный ресурс] // W3Schools. – Режим доступа: https://www.w3schools.com (дата обращения: 20.05.2026).</w:t>
+      </w:r>
+    </w:p>
+    <w:p>
+      <w:pPr>
+        <w:pStyle w:val="a7"/>
+        <w:numPr>
+          <w:ilvl w:val="0"/>
+          <w:numId w:val="8"/>
+        </w:numPr>
+      </w:pPr>
+      <w:r>
+        <w:t>Документация по CSS [Электронный ресурс] // CSS-</w:t>
+      </w:r>
+      <w:proofErr w:type="spellStart"/>
+      <w:r>
+        <w:t>Tricks</w:t>
+      </w:r>
+      <w:proofErr w:type="spellEnd"/>
+      <w:r>
+        <w:t>. – Режим доступа: https://css-tricks.com (дата обращения: 20.05.2026).</w:t>
+      </w:r>
+    </w:p>
+    <w:p>
+      <w:pPr>
+        <w:pStyle w:val="a7"/>
+        <w:numPr>
+          <w:ilvl w:val="0"/>
+          <w:numId w:val="8"/>
+        </w:numPr>
+      </w:pPr>
+      <w:r>
+        <w:t xml:space="preserve">Документация по системе контроля версий </w:t>
+      </w:r>
+      <w:proofErr w:type="spellStart"/>
+      <w:r>
+        <w:t>Git</w:t>
+      </w:r>
+      <w:proofErr w:type="spellEnd"/>
+      <w:r>
+        <w:t xml:space="preserve"> [Электронный ресурс] // </w:t>
+      </w:r>
+      <w:proofErr w:type="spellStart"/>
+      <w:r>
+        <w:t>Git</w:t>
+      </w:r>
+      <w:proofErr w:type="spellEnd"/>
+      <w:r>
+        <w:t xml:space="preserve"> </w:t>
+      </w:r>
+      <w:proofErr w:type="spellStart"/>
+      <w:r>
+        <w:t>Documentation</w:t>
+      </w:r>
+      <w:proofErr w:type="spellEnd"/>
+      <w:r>
+        <w:t>. – Режим доступа: https://git-scm.com/doc (дата обращения: 20.05.2026).</w:t>
+      </w:r>
+    </w:p>
+    <w:p>
+      <w:pPr>
+        <w:pStyle w:val="a7"/>
+        <w:numPr>
+          <w:ilvl w:val="0"/>
+          <w:numId w:val="8"/>
+        </w:numPr>
+      </w:pPr>
+      <w:r>
+        <w:t>Среда разработки Visual Studio Code [Электронный ресурс] // Visual Studio Code. – Режим доступа: https://code.visualstudio.com (дата обращения: 20.05.2026).</w:t>
+      </w:r>
+    </w:p>
+    <w:p>
+      <w:pPr>
+        <w:pStyle w:val="a7"/>
+        <w:numPr>
+          <w:ilvl w:val="0"/>
+          <w:numId w:val="8"/>
+        </w:numPr>
+      </w:pPr>
+      <w:r>
+        <w:t xml:space="preserve">Локальный сервер Open Server </w:t>
+      </w:r>
+      <w:proofErr w:type="spellStart"/>
+      <w:r>
+        <w:t>Panel</w:t>
+      </w:r>
+      <w:proofErr w:type="spellEnd"/>
+      <w:r>
+        <w:t xml:space="preserve"> [Электронный ресурс] // Open Server. – Режим доступа: https://ospanel.io (дата обращения: 20.05.2026).</w:t>
+      </w:r>
+    </w:p>
+    <w:p>
+      <w:pPr>
+        <w:pStyle w:val="a7"/>
+        <w:numPr>
+          <w:ilvl w:val="0"/>
+          <w:numId w:val="8"/>
+        </w:numPr>
+      </w:pPr>
+      <w:r>
+        <w:t xml:space="preserve">Документация по MySQL [Электронный ресурс] // MySQL </w:t>
+      </w:r>
+      <w:proofErr w:type="spellStart"/>
+      <w:r>
+        <w:t>Documentation</w:t>
+      </w:r>
+      <w:proofErr w:type="spellEnd"/>
+      <w:r>
+        <w:t>. – Режим доступа: https://dev.mysql.com/doc (дата обращения: 20.05.2026).</w:t>
+      </w:r>
+    </w:p>
+    <w:p>
+      <w:pPr>
+        <w:pStyle w:val="a7"/>
+        <w:numPr>
+          <w:ilvl w:val="0"/>
+          <w:numId w:val="8"/>
+        </w:numPr>
+      </w:pPr>
+      <w:r>
+        <w:t xml:space="preserve">Документация по адаптивной вёрстке [Электронный ресурс] // </w:t>
+      </w:r>
+      <w:proofErr w:type="spellStart"/>
+      <w:r>
+        <w:t>Bootstrap</w:t>
+      </w:r>
+      <w:proofErr w:type="spellEnd"/>
+      <w:r>
+        <w:t xml:space="preserve"> </w:t>
+      </w:r>
+      <w:proofErr w:type="spellStart"/>
+      <w:r>
+        <w:t>Documentation</w:t>
+      </w:r>
+      <w:proofErr w:type="spellEnd"/>
+      <w:r>
+        <w:t>. – Режим доступа: https://getbootstrap.com/docs (дата обращения: 20.05.2026).</w:t>
       </w:r>
     </w:p>
     <w:sectPr>
@@ -1990,6 +2619,92 @@
     </w:lvl>
   </w:abstractNum>
   <w:abstractNum w:abstractNumId="2" w15:restartNumberingAfterBreak="0">
+    <w:nsid w:val="2DB373C9"/>
+    <w:multiLevelType w:val="hybridMultilevel"/>
+    <w:tmpl w:val="75D87E90"/>
+    <w:lvl w:ilvl="0" w:tplc="0419000F">
+      <w:start w:val="1"/>
+      <w:numFmt w:val="decimal"/>
+      <w:lvlText w:val="%1."/>
+      <w:lvlJc w:val="left"/>
+      <w:pPr>
+        <w:ind w:left="720" w:hanging="360"/>
+      </w:pPr>
+    </w:lvl>
+    <w:lvl w:ilvl="1" w:tplc="04190019" w:tentative="1">
+      <w:start w:val="1"/>
+      <w:numFmt w:val="lowerLetter"/>
+      <w:lvlText w:val="%2."/>
+      <w:lvlJc w:val="left"/>
+      <w:pPr>
+        <w:ind w:left="1440" w:hanging="360"/>
+      </w:pPr>
+    </w:lvl>
+    <w:lvl w:ilvl="2" w:tplc="0419001B" w:tentative="1">
+      <w:start w:val="1"/>
+      <w:numFmt w:val="lowerRoman"/>
+      <w:lvlText w:val="%3."/>
+      <w:lvlJc w:val="right"/>
+      <w:pPr>
+        <w:ind w:left="2160" w:hanging="180"/>
+      </w:pPr>
+    </w:lvl>
+    <w:lvl w:ilvl="3" w:tplc="0419000F" w:tentative="1">
+      <w:start w:val="1"/>
+      <w:numFmt w:val="decimal"/>
+      <w:lvlText w:val="%4."/>
+      <w:lvlJc w:val="left"/>
+      <w:pPr>
+        <w:ind w:left="2880" w:hanging="360"/>
+      </w:pPr>
+    </w:lvl>
+    <w:lvl w:ilvl="4" w:tplc="04190019" w:tentative="1">
+      <w:start w:val="1"/>
+      <w:numFmt w:val="lowerLetter"/>
+      <w:lvlText w:val="%5."/>
+      <w:lvlJc w:val="left"/>
+      <w:pPr>
+        <w:ind w:left="3600" w:hanging="360"/>
+      </w:pPr>
+    </w:lvl>
+    <w:lvl w:ilvl="5" w:tplc="0419001B" w:tentative="1">
+      <w:start w:val="1"/>
+      <w:numFmt w:val="lowerRoman"/>
+      <w:lvlText w:val="%6."/>
+      <w:lvlJc w:val="right"/>
+      <w:pPr>
+        <w:ind w:left="4320" w:hanging="180"/>
+      </w:pPr>
+    </w:lvl>
+    <w:lvl w:ilvl="6" w:tplc="0419000F" w:tentative="1">
+      <w:start w:val="1"/>
+      <w:numFmt w:val="decimal"/>
+      <w:lvlText w:val="%7."/>
+      <w:lvlJc w:val="left"/>
+      <w:pPr>
+        <w:ind w:left="5040" w:hanging="360"/>
+      </w:pPr>
+    </w:lvl>
+    <w:lvl w:ilvl="7" w:tplc="04190019" w:tentative="1">
+      <w:start w:val="1"/>
+      <w:numFmt w:val="lowerLetter"/>
+      <w:lvlText w:val="%8."/>
+      <w:lvlJc w:val="left"/>
+      <w:pPr>
+        <w:ind w:left="5760" w:hanging="360"/>
+      </w:pPr>
+    </w:lvl>
+    <w:lvl w:ilvl="8" w:tplc="0419001B" w:tentative="1">
+      <w:start w:val="1"/>
+      <w:numFmt w:val="lowerRoman"/>
+      <w:lvlText w:val="%9."/>
+      <w:lvlJc w:val="right"/>
+      <w:pPr>
+        <w:ind w:left="6480" w:hanging="180"/>
+      </w:pPr>
+    </w:lvl>
+  </w:abstractNum>
+  <w:abstractNum w:abstractNumId="3" w15:restartNumberingAfterBreak="0">
     <w:nsid w:val="5AC9188D"/>
     <w:multiLevelType w:val="multilevel"/>
     <w:tmpl w:val="34CCC81E"/>
@@ -2138,7 +2853,7 @@
       </w:rPr>
     </w:lvl>
   </w:abstractNum>
-  <w:abstractNum w:abstractNumId="3" w15:restartNumberingAfterBreak="0">
+  <w:abstractNum w:abstractNumId="4" w15:restartNumberingAfterBreak="0">
     <w:nsid w:val="65B054FE"/>
     <w:multiLevelType w:val="multilevel"/>
     <w:tmpl w:val="95AEABAC"/>
@@ -2287,7 +3002,7 @@
       </w:rPr>
     </w:lvl>
   </w:abstractNum>
-  <w:abstractNum w:abstractNumId="4" w15:restartNumberingAfterBreak="0">
+  <w:abstractNum w:abstractNumId="5" w15:restartNumberingAfterBreak="0">
     <w:nsid w:val="69A82D27"/>
     <w:multiLevelType w:val="multilevel"/>
     <w:tmpl w:val="F856957A"/>
@@ -2436,7 +3151,7 @@
       </w:rPr>
     </w:lvl>
   </w:abstractNum>
-  <w:abstractNum w:abstractNumId="5" w15:restartNumberingAfterBreak="0">
+  <w:abstractNum w:abstractNumId="6" w15:restartNumberingAfterBreak="0">
     <w:nsid w:val="6E75525C"/>
     <w:multiLevelType w:val="multilevel"/>
     <w:tmpl w:val="A3C0A3B4"/>
@@ -2585,7 +3300,7 @@
       </w:rPr>
     </w:lvl>
   </w:abstractNum>
-  <w:abstractNum w:abstractNumId="6" w15:restartNumberingAfterBreak="0">
+  <w:abstractNum w:abstractNumId="7" w15:restartNumberingAfterBreak="0">
     <w:nsid w:val="71FA555A"/>
     <w:multiLevelType w:val="multilevel"/>
     <w:tmpl w:val="2DB6EC5E"/>
@@ -2735,25 +3450,28 @@
     </w:lvl>
   </w:abstractNum>
   <w:num w:numId="1" w16cid:durableId="1919632550">
-    <w:abstractNumId w:val="2"/>
+    <w:abstractNumId w:val="3"/>
   </w:num>
   <w:num w:numId="2" w16cid:durableId="166598017">
-    <w:abstractNumId w:val="4"/>
+    <w:abstractNumId w:val="5"/>
   </w:num>
   <w:num w:numId="3" w16cid:durableId="765272268">
     <w:abstractNumId w:val="1"/>
   </w:num>
   <w:num w:numId="4" w16cid:durableId="1746947974">
-    <w:abstractNumId w:val="5"/>
+    <w:abstractNumId w:val="6"/>
   </w:num>
   <w:num w:numId="5" w16cid:durableId="225919042">
     <w:abstractNumId w:val="0"/>
   </w:num>
   <w:num w:numId="6" w16cid:durableId="943462457">
-    <w:abstractNumId w:val="3"/>
+    <w:abstractNumId w:val="4"/>
   </w:num>
   <w:num w:numId="7" w16cid:durableId="790056369">
-    <w:abstractNumId w:val="6"/>
+    <w:abstractNumId w:val="7"/>
+  </w:num>
+  <w:num w:numId="8" w16cid:durableId="984163657">
+    <w:abstractNumId w:val="2"/>
   </w:num>
 </w:numbering>
 </file>
@@ -3361,7 +4079,6 @@
   <w:style w:type="character" w:default="1" w:styleId="a0">
     <w:name w:val="Default Paragraph Font"/>
     <w:uiPriority w:val="1"/>
-    <w:semiHidden/>
     <w:unhideWhenUsed/>
   </w:style>
   <w:style w:type="table" w:default="1" w:styleId="a1">
@@ -3674,6 +4391,64 @@
       <w:spacing w:val="5"/>
     </w:rPr>
   </w:style>
+  <w:style w:type="character" w:styleId="ac">
+    <w:name w:val="Hyperlink"/>
+    <w:basedOn w:val="a0"/>
+    <w:uiPriority w:val="99"/>
+    <w:unhideWhenUsed/>
+    <w:rsid w:val="00EB63D6"/>
+    <w:rPr>
+      <w:color w:val="0563C1" w:themeColor="hyperlink"/>
+      <w:u w:val="single"/>
+    </w:rPr>
+  </w:style>
+  <w:style w:type="character" w:styleId="ad">
+    <w:name w:val="Unresolved Mention"/>
+    <w:basedOn w:val="a0"/>
+    <w:uiPriority w:val="99"/>
+    <w:semiHidden/>
+    <w:unhideWhenUsed/>
+    <w:rsid w:val="00EB63D6"/>
+    <w:rPr>
+      <w:color w:val="605E5C"/>
+      <w:shd w:val="clear" w:color="auto" w:fill="E1DFDD"/>
+    </w:rPr>
+  </w:style>
+  <w:style w:type="paragraph" w:styleId="ae">
+    <w:name w:val="TOC Heading"/>
+    <w:basedOn w:val="1"/>
+    <w:next w:val="a"/>
+    <w:uiPriority w:val="39"/>
+    <w:unhideWhenUsed/>
+    <w:qFormat/>
+    <w:rsid w:val="00A14EB9"/>
+    <w:pPr>
+      <w:spacing w:before="240" w:after="0" w:line="259" w:lineRule="auto"/>
+      <w:jc w:val="left"/>
+      <w:outlineLvl w:val="9"/>
+    </w:pPr>
+    <w:rPr>
+      <w:rFonts w:asciiTheme="majorHAnsi" w:hAnsiTheme="majorHAnsi"/>
+      <w:color w:val="2F5496" w:themeColor="accent1" w:themeShade="BF"/>
+      <w:kern w:val="0"/>
+      <w:sz w:val="32"/>
+      <w:szCs w:val="32"/>
+      <w:lang w:eastAsia="ru-RU"/>
+      <w14:ligatures w14:val="none"/>
+    </w:rPr>
+  </w:style>
+  <w:style w:type="paragraph" w:styleId="11">
+    <w:name w:val="toc 1"/>
+    <w:basedOn w:val="a"/>
+    <w:next w:val="a"/>
+    <w:autoRedefine/>
+    <w:uiPriority w:val="39"/>
+    <w:unhideWhenUsed/>
+    <w:rsid w:val="00A14EB9"/>
+    <w:pPr>
+      <w:spacing w:after="100"/>
+    </w:pPr>
+  </w:style>
 </w:styles>
 </file>
 
@@ -3970,4 +4745,16 @@
     </a:ext>
   </a:extLst>
 </a:theme>
+</file>
+
+<file path=customXml/item1.xml><?xml version="1.0" encoding="utf-8"?>
+<b:Sources xmlns:b="http://schemas.openxmlformats.org/officeDocument/2006/bibliography" xmlns="http://schemas.openxmlformats.org/officeDocument/2006/bibliography" SelectedStyle="\APASixthEditionOfficeOnline.xsl" StyleName="APA" Version="6"/>
+</file>
+
+<file path=customXml/itemProps1.xml><?xml version="1.0" encoding="utf-8"?>
+<ds:datastoreItem xmlns:ds="http://schemas.openxmlformats.org/officeDocument/2006/customXml" ds:itemID="{28981AB5-4184-4614-93A1-BE78C197FF22}">
+  <ds:schemaRefs>
+    <ds:schemaRef ds:uri="http://schemas.openxmlformats.org/officeDocument/2006/bibliography"/>
+  </ds:schemaRefs>
+</ds:datastoreItem>
 </file>
--- a/UPsite/отчёт.docx
+++ b/UPsite/отчёт.docx
@@ -4,16 +4,1030 @@
   <w:body>
     <w:p>
       <w:pPr>
+        <w:pStyle w:val="Default"/>
+        <w:jc w:val="center"/>
+        <w:rPr>
+          <w:b/>
+          <w:i/>
+        </w:rPr>
+      </w:pPr>
+      <w:r>
+        <w:rPr>
+          <w:b/>
+          <w:i/>
+        </w:rPr>
+        <w:t>ГАПОУ Стерлитамакский колледж строительства и профессиональных технологий</w:t>
+      </w:r>
+    </w:p>
+    <w:p>
+      <w:pPr>
+        <w:pStyle w:val="Default"/>
+        <w:jc w:val="center"/>
+      </w:pPr>
+    </w:p>
+    <w:p>
+      <w:pPr>
+        <w:pStyle w:val="Default"/>
+        <w:jc w:val="center"/>
+      </w:pPr>
+    </w:p>
+    <w:p>
+      <w:pPr>
+        <w:pStyle w:val="Default"/>
+        <w:ind w:left="6521"/>
+        <w:rPr>
+          <w:sz w:val="28"/>
+          <w:szCs w:val="28"/>
+        </w:rPr>
+      </w:pPr>
+      <w:r>
+        <w:rPr>
+          <w:sz w:val="28"/>
+          <w:szCs w:val="28"/>
+        </w:rPr>
+        <w:t xml:space="preserve">Специальность </w:t>
+      </w:r>
+      <w:r>
+        <w:rPr>
+          <w:sz w:val="28"/>
+          <w:szCs w:val="28"/>
+        </w:rPr>
+        <w:t>09.02.07</w:t>
+      </w:r>
+      <w:r>
+        <w:rPr>
+          <w:sz w:val="28"/>
+          <w:szCs w:val="28"/>
+        </w:rPr>
+        <w:t xml:space="preserve"> </w:t>
+      </w:r>
+    </w:p>
+    <w:p>
+      <w:pPr>
+        <w:pStyle w:val="Default"/>
+        <w:ind w:left="6521"/>
+        <w:rPr>
+          <w:sz w:val="28"/>
+          <w:szCs w:val="28"/>
+        </w:rPr>
+      </w:pPr>
+      <w:r>
+        <w:rPr>
+          <w:sz w:val="28"/>
+          <w:szCs w:val="28"/>
+        </w:rPr>
+        <w:t>Информационные системы</w:t>
+      </w:r>
+    </w:p>
+    <w:p>
+      <w:pPr>
+        <w:pStyle w:val="Default"/>
+        <w:ind w:left="6521"/>
+        <w:rPr>
+          <w:sz w:val="28"/>
+          <w:szCs w:val="28"/>
+        </w:rPr>
+      </w:pPr>
+      <w:r>
+        <w:rPr>
+          <w:sz w:val="28"/>
+          <w:szCs w:val="28"/>
+        </w:rPr>
+        <w:t>и программирование</w:t>
+      </w:r>
+    </w:p>
+    <w:p>
+      <w:pPr>
+        <w:pStyle w:val="Default"/>
+        <w:jc w:val="center"/>
+      </w:pPr>
+    </w:p>
+    <w:p>
+      <w:pPr>
+        <w:pStyle w:val="Default"/>
+        <w:jc w:val="center"/>
+      </w:pPr>
+    </w:p>
+    <w:p>
+      <w:pPr>
+        <w:pStyle w:val="Default"/>
+        <w:jc w:val="center"/>
+        <w:rPr>
+          <w:b/>
+          <w:sz w:val="48"/>
+          <w:szCs w:val="48"/>
+        </w:rPr>
+      </w:pPr>
+      <w:r>
+        <w:rPr>
+          <w:b/>
+          <w:sz w:val="48"/>
+          <w:szCs w:val="48"/>
+        </w:rPr>
+        <w:t>ОТЧЕТ</w:t>
+      </w:r>
+    </w:p>
+    <w:p>
+      <w:pPr>
+        <w:pStyle w:val="Default"/>
+        <w:jc w:val="center"/>
+        <w:rPr>
+          <w:b/>
+          <w:bCs/>
+          <w:sz w:val="48"/>
+          <w:szCs w:val="48"/>
+        </w:rPr>
+      </w:pPr>
+      <w:r>
+        <w:rPr>
+          <w:b/>
+          <w:sz w:val="48"/>
+          <w:szCs w:val="48"/>
+        </w:rPr>
+        <w:t>по учебной</w:t>
+      </w:r>
+      <w:r>
+        <w:rPr>
+          <w:b/>
+          <w:sz w:val="48"/>
+          <w:szCs w:val="48"/>
+        </w:rPr>
+        <w:t xml:space="preserve"> практик</w:t>
+      </w:r>
+      <w:r>
+        <w:rPr>
+          <w:b/>
+          <w:sz w:val="48"/>
+          <w:szCs w:val="48"/>
+        </w:rPr>
+        <w:t>е</w:t>
+      </w:r>
+    </w:p>
+    <w:p>
+      <w:pPr>
+        <w:pStyle w:val="Default"/>
+        <w:jc w:val="center"/>
+        <w:rPr>
+          <w:b/>
+          <w:bCs/>
+          <w:sz w:val="48"/>
+          <w:szCs w:val="48"/>
+        </w:rPr>
+      </w:pPr>
+    </w:p>
+    <w:p>
+      <w:pPr>
+        <w:pStyle w:val="paragraph"/>
+        <w:shd w:val="clear" w:color="auto" w:fill="FFFFFF"/>
+        <w:jc w:val="center"/>
+        <w:textAlignment w:val="baseline"/>
+        <w:rPr>
+          <w:rStyle w:val="normaltextrun"/>
+          <w:b/>
+          <w:bCs/>
+          <w:i/>
+          <w:iCs/>
+          <w:sz w:val="36"/>
+          <w:szCs w:val="36"/>
+        </w:rPr>
+      </w:pPr>
+      <w:r>
+        <w:rPr>
+          <w:b/>
+          <w:i/>
+          <w:iCs/>
+          <w:sz w:val="36"/>
+          <w:szCs w:val="36"/>
+        </w:rPr>
+        <w:t>У</w:t>
+      </w:r>
+      <w:r>
+        <w:rPr>
+          <w:b/>
+          <w:i/>
+          <w:iCs/>
+          <w:sz w:val="36"/>
+          <w:szCs w:val="36"/>
+        </w:rPr>
+        <w:t>П</w:t>
+      </w:r>
+      <w:r>
+        <w:rPr>
+          <w:b/>
+          <w:i/>
+          <w:iCs/>
+          <w:sz w:val="36"/>
+          <w:szCs w:val="36"/>
+        </w:rPr>
+        <w:t xml:space="preserve"> 08.01</w:t>
+      </w:r>
+      <w:r>
+        <w:rPr>
+          <w:b/>
+          <w:i/>
+          <w:iCs/>
+          <w:sz w:val="36"/>
+          <w:szCs w:val="36"/>
+        </w:rPr>
+        <w:t xml:space="preserve"> </w:t>
+      </w:r>
+      <w:r>
+        <w:rPr>
+          <w:b/>
+          <w:i/>
+          <w:iCs/>
+          <w:sz w:val="36"/>
+          <w:szCs w:val="36"/>
+        </w:rPr>
+        <w:t xml:space="preserve">Выполнение работ по </w:t>
+      </w:r>
+      <w:r>
+        <w:rPr>
+          <w:b/>
+          <w:bCs/>
+          <w:i/>
+          <w:iCs/>
+          <w:sz w:val="36"/>
+          <w:szCs w:val="36"/>
+        </w:rPr>
+        <w:t>проектированию и разработке пользовательских интерфейсов</w:t>
+      </w:r>
+      <w:r>
+        <w:rPr>
+          <w:b/>
+          <w:i/>
+          <w:iCs/>
+          <w:sz w:val="36"/>
+          <w:szCs w:val="36"/>
+        </w:rPr>
+        <w:t xml:space="preserve"> </w:t>
+      </w:r>
+    </w:p>
+    <w:p>
+      <w:pPr>
+        <w:pStyle w:val="Default"/>
+        <w:jc w:val="center"/>
+        <w:rPr>
+          <w:i/>
+          <w:iCs/>
+          <w:color w:val="auto"/>
+          <w:sz w:val="36"/>
+          <w:szCs w:val="36"/>
+        </w:rPr>
+      </w:pPr>
+      <w:r>
+        <w:rPr>
+          <w:i/>
+          <w:iCs/>
+          <w:color w:val="auto"/>
+          <w:sz w:val="36"/>
+          <w:szCs w:val="36"/>
+        </w:rPr>
+        <w:t>профессионального модуля</w:t>
+      </w:r>
+    </w:p>
+    <w:p>
+      <w:pPr>
+        <w:pStyle w:val="Default"/>
+        <w:jc w:val="center"/>
+        <w:rPr>
+          <w:bCs/>
+          <w:i/>
+          <w:iCs/>
+          <w:color w:val="auto"/>
+          <w:sz w:val="36"/>
+          <w:szCs w:val="36"/>
+        </w:rPr>
+      </w:pPr>
+    </w:p>
+    <w:p>
+      <w:pPr>
+        <w:shd w:val="clear" w:color="auto" w:fill="FFFFFF"/>
+        <w:jc w:val="center"/>
+        <w:textAlignment w:val="baseline"/>
+        <w:rPr>
+          <w:i/>
+          <w:iCs/>
+          <w:sz w:val="36"/>
+          <w:szCs w:val="36"/>
+        </w:rPr>
+      </w:pPr>
+      <w:r>
+        <w:rPr>
+          <w:i/>
+          <w:iCs/>
+          <w:sz w:val="36"/>
+          <w:szCs w:val="36"/>
+        </w:rPr>
+        <w:t>ПМ.0</w:t>
+      </w:r>
+      <w:r>
+        <w:rPr>
+          <w:i/>
+          <w:iCs/>
+          <w:sz w:val="36"/>
+          <w:szCs w:val="36"/>
+        </w:rPr>
+        <w:t>1</w:t>
+      </w:r>
+      <w:r>
+        <w:rPr>
+          <w:i/>
+          <w:iCs/>
+          <w:sz w:val="36"/>
+          <w:szCs w:val="36"/>
+        </w:rPr>
+        <w:t xml:space="preserve"> </w:t>
+      </w:r>
+      <w:r>
+        <w:rPr>
+          <w:i/>
+          <w:iCs/>
+          <w:sz w:val="36"/>
+          <w:szCs w:val="36"/>
+        </w:rPr>
+        <w:t>Разработка модулей программного обеспечения для компьютерных систем</w:t>
+      </w:r>
+    </w:p>
+    <w:p>
+      <w:pPr>
+        <w:pStyle w:val="Default"/>
+        <w:jc w:val="center"/>
+        <w:rPr>
+          <w:i/>
+          <w:iCs/>
+          <w:color w:val="auto"/>
+          <w:sz w:val="36"/>
+          <w:szCs w:val="36"/>
+        </w:rPr>
+      </w:pPr>
+    </w:p>
+    <w:p>
+      <w:pPr>
+        <w:pStyle w:val="Default"/>
+        <w:jc w:val="center"/>
+        <w:rPr>
+          <w:bCs/>
+          <w:sz w:val="28"/>
+          <w:szCs w:val="28"/>
+        </w:rPr>
+      </w:pPr>
+    </w:p>
+    <w:p>
+      <w:pPr>
+        <w:pStyle w:val="Default"/>
+        <w:jc w:val="center"/>
+        <w:rPr>
+          <w:bCs/>
+          <w:sz w:val="28"/>
+          <w:szCs w:val="28"/>
+        </w:rPr>
+      </w:pPr>
+    </w:p>
+    <w:p>
+      <w:pPr>
+        <w:pStyle w:val="Default"/>
+        <w:rPr>
+          <w:bCs/>
+          <w:sz w:val="28"/>
+          <w:szCs w:val="28"/>
+        </w:rPr>
+      </w:pPr>
+    </w:p>
+    <w:p>
+      <w:pPr>
+        <w:pStyle w:val="Default"/>
+        <w:jc w:val="center"/>
+        <w:rPr>
+          <w:bCs/>
+          <w:sz w:val="28"/>
+          <w:szCs w:val="28"/>
+        </w:rPr>
+      </w:pPr>
+    </w:p>
+    <w:p>
+      <w:pPr>
+        <w:pStyle w:val="Default"/>
+        <w:rPr>
+          <w:bCs/>
+          <w:sz w:val="28"/>
+          <w:szCs w:val="28"/>
+        </w:rPr>
+      </w:pPr>
+      <w:r>
+        <w:rPr>
+          <w:sz w:val="28"/>
+          <w:szCs w:val="28"/>
+        </w:rPr>
+        <w:t>Составил</w:t>
+      </w:r>
+      <w:r>
+        <w:rPr>
+          <w:sz w:val="28"/>
+          <w:szCs w:val="28"/>
+        </w:rPr>
+        <w:t xml:space="preserve"> с</w:t>
+      </w:r>
+      <w:r>
+        <w:rPr>
+          <w:sz w:val="28"/>
+          <w:szCs w:val="28"/>
+        </w:rPr>
+        <w:t>тудент</w:t>
+      </w:r>
+      <w:r>
+        <w:rPr>
+          <w:sz w:val="28"/>
+          <w:szCs w:val="28"/>
+        </w:rPr>
+        <w:t>(ка) группы</w:t>
+      </w:r>
+      <w:r>
+        <w:rPr>
+          <w:sz w:val="28"/>
+          <w:szCs w:val="28"/>
+        </w:rPr>
+        <w:t>:</w:t>
+      </w:r>
+      <w:r>
+        <w:rPr>
+          <w:sz w:val="28"/>
+          <w:szCs w:val="28"/>
+        </w:rPr>
+        <w:t xml:space="preserve"> ИСВ-21</w:t>
+      </w:r>
+      <w:r>
+        <w:rPr>
+          <w:sz w:val="28"/>
+          <w:szCs w:val="28"/>
+        </w:rPr>
+        <w:tab/>
+      </w:r>
+      <w:r>
+        <w:rPr>
+          <w:sz w:val="28"/>
+          <w:szCs w:val="28"/>
+        </w:rPr>
+        <w:tab/>
+      </w:r>
+      <w:r>
+        <w:rPr>
+          <w:sz w:val="28"/>
+          <w:szCs w:val="28"/>
+        </w:rPr>
+        <w:tab/>
+      </w:r>
+      <w:r>
+        <w:rPr>
+          <w:sz w:val="28"/>
+          <w:szCs w:val="28"/>
+        </w:rPr>
+        <w:tab/>
+      </w:r>
+      <w:r>
+        <w:rPr>
+          <w:sz w:val="28"/>
+          <w:szCs w:val="28"/>
+        </w:rPr>
+        <w:t>Ишбульдин А.Н.</w:t>
+      </w:r>
+    </w:p>
+    <w:p>
+      <w:pPr>
+        <w:pStyle w:val="Default"/>
+        <w:rPr>
+          <w:bCs/>
+          <w:sz w:val="28"/>
+          <w:szCs w:val="28"/>
+        </w:rPr>
+      </w:pPr>
+      <w:r>
+        <w:rPr>
+          <w:sz w:val="28"/>
+          <w:szCs w:val="28"/>
+        </w:rPr>
+        <w:t xml:space="preserve"> </w:t>
+      </w:r>
+      <w:r>
+        <w:rPr>
+          <w:sz w:val="28"/>
+          <w:szCs w:val="28"/>
+        </w:rPr>
+        <w:tab/>
+      </w:r>
+      <w:r>
+        <w:rPr>
+          <w:sz w:val="28"/>
+          <w:szCs w:val="28"/>
+        </w:rPr>
+        <w:tab/>
+      </w:r>
+      <w:r>
+        <w:rPr>
+          <w:sz w:val="28"/>
+          <w:szCs w:val="28"/>
+        </w:rPr>
+        <w:tab/>
+      </w:r>
+      <w:r>
+        <w:rPr>
+          <w:sz w:val="28"/>
+          <w:szCs w:val="28"/>
+        </w:rPr>
+        <w:tab/>
+      </w:r>
+      <w:r>
+        <w:rPr>
+          <w:sz w:val="28"/>
+          <w:szCs w:val="28"/>
+        </w:rPr>
+        <w:tab/>
+      </w:r>
+      <w:r>
+        <w:rPr>
+          <w:sz w:val="28"/>
+          <w:szCs w:val="28"/>
+        </w:rPr>
+        <w:tab/>
+      </w:r>
+      <w:r>
+        <w:rPr>
+          <w:sz w:val="28"/>
+          <w:szCs w:val="28"/>
+        </w:rPr>
+        <w:tab/>
+      </w:r>
+      <w:r>
+        <w:rPr>
+          <w:sz w:val="28"/>
+          <w:szCs w:val="28"/>
+        </w:rPr>
+        <w:tab/>
+      </w:r>
+      <w:r>
+        <w:rPr>
+          <w:sz w:val="28"/>
+          <w:szCs w:val="28"/>
+        </w:rPr>
+        <w:tab/>
+      </w:r>
+      <w:r>
+        <w:rPr>
+          <w:sz w:val="28"/>
+          <w:szCs w:val="28"/>
+        </w:rPr>
+        <w:tab/>
+        <w:t>_____________</w:t>
+      </w:r>
+    </w:p>
+    <w:p>
+      <w:pPr>
+        <w:pStyle w:val="Default"/>
+        <w:rPr>
+          <w:bCs/>
+          <w:sz w:val="28"/>
+          <w:szCs w:val="28"/>
+          <w:vertAlign w:val="superscript"/>
+        </w:rPr>
+      </w:pPr>
+      <w:r>
+        <w:rPr>
+          <w:sz w:val="28"/>
+          <w:szCs w:val="28"/>
+        </w:rPr>
+        <w:t xml:space="preserve"> </w:t>
+      </w:r>
+      <w:r>
+        <w:rPr>
+          <w:sz w:val="28"/>
+          <w:szCs w:val="28"/>
+        </w:rPr>
+        <w:tab/>
+      </w:r>
+      <w:r>
+        <w:rPr>
+          <w:sz w:val="28"/>
+          <w:szCs w:val="28"/>
+        </w:rPr>
+        <w:tab/>
+      </w:r>
+      <w:r>
+        <w:rPr>
+          <w:sz w:val="28"/>
+          <w:szCs w:val="28"/>
+        </w:rPr>
+        <w:tab/>
+      </w:r>
+      <w:r>
+        <w:rPr>
+          <w:sz w:val="28"/>
+          <w:szCs w:val="28"/>
+        </w:rPr>
+        <w:tab/>
+      </w:r>
+      <w:r>
+        <w:rPr>
+          <w:sz w:val="28"/>
+          <w:szCs w:val="28"/>
+        </w:rPr>
+        <w:tab/>
+      </w:r>
+      <w:r>
+        <w:rPr>
+          <w:sz w:val="28"/>
+          <w:szCs w:val="28"/>
+        </w:rPr>
+        <w:tab/>
+      </w:r>
+      <w:r>
+        <w:rPr>
+          <w:sz w:val="28"/>
+          <w:szCs w:val="28"/>
+        </w:rPr>
+        <w:tab/>
+      </w:r>
+      <w:r>
+        <w:rPr>
+          <w:sz w:val="28"/>
+          <w:szCs w:val="28"/>
+        </w:rPr>
+        <w:tab/>
+      </w:r>
+      <w:r>
+        <w:rPr>
+          <w:sz w:val="28"/>
+          <w:szCs w:val="28"/>
+        </w:rPr>
+        <w:tab/>
+      </w:r>
+      <w:r>
+        <w:rPr>
+          <w:sz w:val="28"/>
+          <w:szCs w:val="28"/>
+        </w:rPr>
+        <w:tab/>
+      </w:r>
+      <w:r>
+        <w:rPr>
+          <w:sz w:val="28"/>
+          <w:szCs w:val="28"/>
+          <w:vertAlign w:val="superscript"/>
+        </w:rPr>
+        <w:t xml:space="preserve">Подпись </w:t>
+      </w:r>
+      <w:r>
+        <w:rPr>
+          <w:sz w:val="28"/>
+          <w:szCs w:val="28"/>
+          <w:vertAlign w:val="superscript"/>
+        </w:rPr>
+        <w:t>студента</w:t>
+      </w:r>
+    </w:p>
+    <w:p>
+      <w:pPr>
+        <w:pStyle w:val="Default"/>
+        <w:rPr>
+          <w:bCs/>
+          <w:sz w:val="28"/>
+          <w:szCs w:val="28"/>
+        </w:rPr>
+      </w:pPr>
+    </w:p>
+    <w:p>
+      <w:pPr>
+        <w:pStyle w:val="Default"/>
+        <w:rPr>
+          <w:bCs/>
+          <w:sz w:val="28"/>
+          <w:szCs w:val="28"/>
+        </w:rPr>
+      </w:pPr>
+      <w:r>
+        <w:rPr>
+          <w:sz w:val="28"/>
+          <w:szCs w:val="28"/>
+        </w:rPr>
+        <w:t xml:space="preserve">Проверил </w:t>
+      </w:r>
+    </w:p>
+    <w:p>
+      <w:pPr>
+        <w:pStyle w:val="Default"/>
+        <w:rPr>
+          <w:bCs/>
+          <w:sz w:val="28"/>
+          <w:szCs w:val="28"/>
+        </w:rPr>
+      </w:pPr>
+      <w:r>
+        <w:rPr>
+          <w:sz w:val="28"/>
+          <w:szCs w:val="28"/>
+        </w:rPr>
+        <w:t>преподаватель</w:t>
+      </w:r>
+    </w:p>
+    <w:p>
+      <w:pPr>
+        <w:pStyle w:val="Default"/>
+        <w:jc w:val="right"/>
+        <w:rPr>
+          <w:sz w:val="28"/>
+          <w:szCs w:val="28"/>
+        </w:rPr>
+      </w:pPr>
+      <w:r>
+        <w:rPr>
+          <w:sz w:val="28"/>
+          <w:szCs w:val="28"/>
+        </w:rPr>
+        <w:t>Н. С. Кутуев</w:t>
+      </w:r>
+    </w:p>
+    <w:p>
+      <w:pPr>
+        <w:pStyle w:val="Default"/>
+        <w:jc w:val="right"/>
+        <w:rPr>
+          <w:sz w:val="28"/>
+          <w:szCs w:val="28"/>
+        </w:rPr>
+      </w:pPr>
+    </w:p>
+    <w:p>
+      <w:pPr>
+        <w:pStyle w:val="Default"/>
+        <w:jc w:val="center"/>
+        <w:rPr>
+          <w:bCs/>
+          <w:sz w:val="28"/>
+          <w:szCs w:val="28"/>
+        </w:rPr>
+      </w:pPr>
+    </w:p>
+    <w:p>
+      <w:pPr>
+        <w:pStyle w:val="Default"/>
+        <w:jc w:val="center"/>
+        <w:rPr>
+          <w:bCs/>
+          <w:sz w:val="28"/>
+          <w:szCs w:val="28"/>
+        </w:rPr>
+      </w:pPr>
+    </w:p>
+    <w:p>
+      <w:pPr>
+        <w:pStyle w:val="Default"/>
+        <w:jc w:val="center"/>
+        <w:rPr>
+          <w:bCs/>
+          <w:sz w:val="28"/>
+          <w:szCs w:val="28"/>
+        </w:rPr>
+      </w:pPr>
+    </w:p>
+    <w:p>
+      <w:pPr>
+        <w:pStyle w:val="Default"/>
+        <w:rPr>
+          <w:bCs/>
+          <w:sz w:val="28"/>
+          <w:szCs w:val="28"/>
+        </w:rPr>
+      </w:pPr>
+      <w:r>
+        <w:rPr>
+          <w:sz w:val="28"/>
+          <w:szCs w:val="28"/>
+        </w:rPr>
+        <w:t>Оценка: ____________________</w:t>
+      </w:r>
+      <w:r>
+        <w:rPr>
+          <w:sz w:val="28"/>
+          <w:szCs w:val="28"/>
+        </w:rPr>
+        <w:tab/>
+      </w:r>
+      <w:r>
+        <w:rPr>
+          <w:sz w:val="28"/>
+          <w:szCs w:val="28"/>
+        </w:rPr>
+        <w:tab/>
+      </w:r>
+      <w:r>
+        <w:rPr>
+          <w:sz w:val="28"/>
+          <w:szCs w:val="28"/>
+        </w:rPr>
+        <w:tab/>
+      </w:r>
+      <w:r>
+        <w:rPr>
+          <w:sz w:val="28"/>
+          <w:szCs w:val="28"/>
+        </w:rPr>
+        <w:tab/>
+      </w:r>
+      <w:r>
+        <w:rPr>
+          <w:sz w:val="28"/>
+          <w:szCs w:val="28"/>
+        </w:rPr>
+        <w:tab/>
+      </w:r>
+      <w:r>
+        <w:rPr>
+          <w:sz w:val="28"/>
+          <w:szCs w:val="28"/>
+        </w:rPr>
+        <w:tab/>
+        <w:t>_____________</w:t>
+      </w:r>
+    </w:p>
+    <w:p>
+      <w:pPr>
+        <w:pStyle w:val="Default"/>
+        <w:rPr>
+          <w:bCs/>
+          <w:sz w:val="28"/>
+          <w:szCs w:val="28"/>
+          <w:vertAlign w:val="superscript"/>
+        </w:rPr>
+      </w:pPr>
+      <w:r>
+        <w:rPr>
+          <w:sz w:val="28"/>
+          <w:szCs w:val="28"/>
+        </w:rPr>
+        <w:t xml:space="preserve"> </w:t>
+      </w:r>
+      <w:r>
+        <w:rPr>
+          <w:sz w:val="28"/>
+          <w:szCs w:val="28"/>
+        </w:rPr>
+        <w:tab/>
+      </w:r>
+      <w:r>
+        <w:rPr>
+          <w:sz w:val="28"/>
+          <w:szCs w:val="28"/>
+        </w:rPr>
+        <w:tab/>
+      </w:r>
+      <w:r>
+        <w:rPr>
+          <w:sz w:val="28"/>
+          <w:szCs w:val="28"/>
+        </w:rPr>
+        <w:tab/>
+      </w:r>
+      <w:r>
+        <w:rPr>
+          <w:sz w:val="28"/>
+          <w:szCs w:val="28"/>
+        </w:rPr>
+        <w:tab/>
+      </w:r>
+      <w:r>
+        <w:rPr>
+          <w:sz w:val="28"/>
+          <w:szCs w:val="28"/>
+        </w:rPr>
+        <w:tab/>
+      </w:r>
+      <w:r>
+        <w:rPr>
+          <w:sz w:val="28"/>
+          <w:szCs w:val="28"/>
+        </w:rPr>
+        <w:tab/>
+      </w:r>
+      <w:r>
+        <w:rPr>
+          <w:sz w:val="28"/>
+          <w:szCs w:val="28"/>
+        </w:rPr>
+        <w:tab/>
+      </w:r>
+      <w:r>
+        <w:rPr>
+          <w:sz w:val="28"/>
+          <w:szCs w:val="28"/>
+        </w:rPr>
+        <w:tab/>
+      </w:r>
+      <w:r>
+        <w:rPr>
+          <w:sz w:val="28"/>
+          <w:szCs w:val="28"/>
+        </w:rPr>
+        <w:tab/>
+      </w:r>
+      <w:r>
+        <w:rPr>
+          <w:sz w:val="28"/>
+          <w:szCs w:val="28"/>
+        </w:rPr>
+        <w:tab/>
+      </w:r>
+      <w:r>
+        <w:rPr>
+          <w:sz w:val="28"/>
+          <w:szCs w:val="28"/>
+        </w:rPr>
+        <w:tab/>
+      </w:r>
+      <w:r>
+        <w:rPr>
+          <w:sz w:val="28"/>
+          <w:szCs w:val="28"/>
+          <w:vertAlign w:val="superscript"/>
+        </w:rPr>
+        <w:t xml:space="preserve">Подпись </w:t>
+      </w:r>
+      <w:r>
+        <w:rPr>
+          <w:sz w:val="28"/>
+          <w:szCs w:val="28"/>
+          <w:vertAlign w:val="superscript"/>
+        </w:rPr>
+        <w:t>преподавателя</w:t>
+      </w:r>
+    </w:p>
+    <w:p>
+      <w:pPr>
+        <w:pStyle w:val="Default"/>
+        <w:rPr>
+          <w:bCs/>
+          <w:sz w:val="28"/>
+          <w:szCs w:val="28"/>
+        </w:rPr>
+      </w:pPr>
+    </w:p>
+    <w:p>
+      <w:pPr>
+        <w:pStyle w:val="Default"/>
+        <w:jc w:val="center"/>
+        <w:rPr>
+          <w:bCs/>
+          <w:sz w:val="28"/>
+          <w:szCs w:val="28"/>
+        </w:rPr>
+      </w:pPr>
+    </w:p>
+    <w:p>
+      <w:pPr>
+        <w:jc w:val="center"/>
+        <w:rPr>
+          <w:b/>
+        </w:rPr>
+      </w:pPr>
+      <w:r>
+        <w:rPr>
+          <w:b/>
+        </w:rPr>
+        <w:t>Стерлитамак, 20</w:t>
+      </w:r>
+      <w:r>
+        <w:rPr>
+          <w:b/>
+        </w:rPr>
+        <w:t>26</w:t>
+      </w:r>
+      <w:r>
+        <w:rPr>
+          <w:b/>
+        </w:rPr>
+        <w:t>г.</w:t>
+      </w:r>
+    </w:p>
+    <w:p>
+      <w:pPr>
         <w:pStyle w:val="1"/>
       </w:pPr>
-      <w:bookmarkStart w:id="0" w:name="_Toc230180917"/>
-      <w:r>
+      <w:bookmarkStart w:id="0" w:name="_Toc230182409"/>
+      <w:r>
+        <w:lastRenderedPageBreak/>
         <w:t>Оглавление</w:t>
       </w:r>
       <w:bookmarkEnd w:id="0"/>
     </w:p>
     <w:sdt>
       <w:sdtPr>
+        <w:rPr>
+          <w:rFonts w:asciiTheme="minorHAnsi" w:eastAsiaTheme="minorHAnsi" w:hAnsiTheme="minorHAnsi" w:cstheme="minorBidi"/>
+          <w:color w:val="auto"/>
+          <w:kern w:val="2"/>
+          <w:sz w:val="24"/>
+          <w:szCs w:val="24"/>
+          <w:lang w:eastAsia="en-US"/>
+          <w14:ligatures w14:val="standardContextual"/>
+        </w:rPr>
         <w:id w:val="1660729253"/>
         <w:docPartObj>
           <w:docPartGallery w:val="Table of Contents"/>
@@ -22,15 +1036,8 @@
       </w:sdtPr>
       <w:sdtEndPr>
         <w:rPr>
-          <w:rFonts w:asciiTheme="minorHAnsi" w:eastAsiaTheme="minorHAnsi" w:hAnsiTheme="minorHAnsi" w:cstheme="minorBidi"/>
           <w:b/>
           <w:bCs/>
-          <w:color w:val="auto"/>
-          <w:kern w:val="2"/>
-          <w:sz w:val="24"/>
-          <w:szCs w:val="24"/>
-          <w:lang w:eastAsia="en-US"/>
-          <w14:ligatures w14:val="standardContextual"/>
         </w:rPr>
       </w:sdtEndPr>
       <w:sdtContent>
@@ -60,7 +1067,7 @@
           <w:r>
             <w:fldChar w:fldCharType="separate"/>
           </w:r>
-          <w:hyperlink w:anchor="_Toc230180917" w:history="1">
+          <w:hyperlink w:anchor="_Toc230182409" w:history="1">
             <w:r>
               <w:rPr>
                 <w:rStyle w:val="ac"/>
@@ -87,77 +1094,7 @@
                 <w:noProof/>
                 <w:webHidden/>
               </w:rPr>
-              <w:instrText xml:space="preserve"> PAGEREF _Toc230180917 \h </w:instrText>
-            </w:r>
-            <w:r>
-              <w:rPr>
-                <w:noProof/>
-                <w:webHidden/>
-              </w:rPr>
-            </w:r>
-            <w:r>
-              <w:rPr>
-                <w:noProof/>
-                <w:webHidden/>
-              </w:rPr>
-              <w:fldChar w:fldCharType="separate"/>
-            </w:r>
-            <w:r>
-              <w:rPr>
-                <w:noProof/>
-                <w:webHidden/>
-              </w:rPr>
-              <w:t>1</w:t>
-            </w:r>
-            <w:r>
-              <w:rPr>
-                <w:noProof/>
-                <w:webHidden/>
-              </w:rPr>
-              <w:fldChar w:fldCharType="end"/>
-            </w:r>
-          </w:hyperlink>
-        </w:p>
-        <w:p>
-          <w:pPr>
-            <w:pStyle w:val="11"/>
-            <w:tabs>
-              <w:tab w:val="right" w:leader="dot" w:pos="9628"/>
-            </w:tabs>
-            <w:rPr>
-              <w:rFonts w:eastAsiaTheme="minorEastAsia"/>
-              <w:noProof/>
-              <w:lang w:eastAsia="ru-RU"/>
-            </w:rPr>
-          </w:pPr>
-          <w:hyperlink w:anchor="_Toc230180918" w:history="1">
-            <w:r>
-              <w:rPr>
-                <w:rStyle w:val="ac"/>
-                <w:noProof/>
-              </w:rPr>
-              <w:t>Введение</w:t>
-            </w:r>
-            <w:r>
-              <w:rPr>
-                <w:noProof/>
-                <w:webHidden/>
-              </w:rPr>
-              <w:tab/>
-            </w:r>
-            <w:r>
-              <w:rPr>
-                <w:noProof/>
-                <w:webHidden/>
-              </w:rPr>
-              <w:fldChar w:fldCharType="begin"/>
-            </w:r>
-            <w:r>
-              <w:rPr>
-                <w:noProof/>
-                <w:webHidden/>
-              </w:rPr>
-              <w:instrText xml:space="preserve"> PAGEREF _Toc230180918 \h </w:instrText>
+              <w:instrText xml:space="preserve"> PAGEREF _Toc230182409 \h </w:instrText>
             </w:r>
             <w:r>
               <w:rPr>
@@ -200,13 +1137,13 @@
               <w:lang w:eastAsia="ru-RU"/>
             </w:rPr>
           </w:pPr>
-          <w:hyperlink w:anchor="_Toc230180919" w:history="1">
+          <w:hyperlink w:anchor="_Toc230182410" w:history="1">
             <w:r>
               <w:rPr>
                 <w:rStyle w:val="ac"/>
                 <w:noProof/>
               </w:rPr>
-              <w:t>Основная часть</w:t>
+              <w:t>Введение</w:t>
             </w:r>
             <w:r>
               <w:rPr>
@@ -227,7 +1164,7 @@
                 <w:noProof/>
                 <w:webHidden/>
               </w:rPr>
-              <w:instrText xml:space="preserve"> PAGEREF _Toc230180919 \h </w:instrText>
+              <w:instrText xml:space="preserve"> PAGEREF _Toc230182410 \h </w:instrText>
             </w:r>
             <w:r>
               <w:rPr>
@@ -270,7 +1207,77 @@
               <w:lang w:eastAsia="ru-RU"/>
             </w:rPr>
           </w:pPr>
-          <w:hyperlink w:anchor="_Toc230180920" w:history="1">
+          <w:hyperlink w:anchor="_Toc230182411" w:history="1">
+            <w:r>
+              <w:rPr>
+                <w:rStyle w:val="ac"/>
+                <w:noProof/>
+              </w:rPr>
+              <w:t>Основная часть</w:t>
+            </w:r>
+            <w:r>
+              <w:rPr>
+                <w:noProof/>
+                <w:webHidden/>
+              </w:rPr>
+              <w:tab/>
+            </w:r>
+            <w:r>
+              <w:rPr>
+                <w:noProof/>
+                <w:webHidden/>
+              </w:rPr>
+              <w:fldChar w:fldCharType="begin"/>
+            </w:r>
+            <w:r>
+              <w:rPr>
+                <w:noProof/>
+                <w:webHidden/>
+              </w:rPr>
+              <w:instrText xml:space="preserve"> PAGEREF _Toc230182411 \h </w:instrText>
+            </w:r>
+            <w:r>
+              <w:rPr>
+                <w:noProof/>
+                <w:webHidden/>
+              </w:rPr>
+            </w:r>
+            <w:r>
+              <w:rPr>
+                <w:noProof/>
+                <w:webHidden/>
+              </w:rPr>
+              <w:fldChar w:fldCharType="separate"/>
+            </w:r>
+            <w:r>
+              <w:rPr>
+                <w:noProof/>
+                <w:webHidden/>
+              </w:rPr>
+              <w:t>4</w:t>
+            </w:r>
+            <w:r>
+              <w:rPr>
+                <w:noProof/>
+                <w:webHidden/>
+              </w:rPr>
+              <w:fldChar w:fldCharType="end"/>
+            </w:r>
+          </w:hyperlink>
+        </w:p>
+        <w:p>
+          <w:pPr>
+            <w:pStyle w:val="11"/>
+            <w:tabs>
+              <w:tab w:val="right" w:leader="dot" w:pos="9628"/>
+            </w:tabs>
+            <w:rPr>
+              <w:rFonts w:eastAsiaTheme="minorEastAsia"/>
+              <w:noProof/>
+              <w:lang w:eastAsia="ru-RU"/>
+            </w:rPr>
+          </w:pPr>
+          <w:hyperlink w:anchor="_Toc230182412" w:history="1">
             <w:r>
               <w:rPr>
                 <w:rStyle w:val="ac"/>
@@ -297,77 +1304,7 @@
                 <w:noProof/>
                 <w:webHidden/>
               </w:rPr>
-              <w:instrText xml:space="preserve"> PAGEREF _Toc230180920 \h </w:instrText>
-            </w:r>
-            <w:r>
-              <w:rPr>
-                <w:noProof/>
-                <w:webHidden/>
-              </w:rPr>
-            </w:r>
-            <w:r>
-              <w:rPr>
-                <w:noProof/>
-                <w:webHidden/>
-              </w:rPr>
-              <w:fldChar w:fldCharType="separate"/>
-            </w:r>
-            <w:r>
-              <w:rPr>
-                <w:noProof/>
-                <w:webHidden/>
-              </w:rPr>
-              <w:t>11</w:t>
-            </w:r>
-            <w:r>
-              <w:rPr>
-                <w:noProof/>
-                <w:webHidden/>
-              </w:rPr>
-              <w:fldChar w:fldCharType="end"/>
-            </w:r>
-          </w:hyperlink>
-        </w:p>
-        <w:p>
-          <w:pPr>
-            <w:pStyle w:val="11"/>
-            <w:tabs>
-              <w:tab w:val="right" w:leader="dot" w:pos="9628"/>
-            </w:tabs>
-            <w:rPr>
-              <w:rFonts w:eastAsiaTheme="minorEastAsia"/>
-              <w:noProof/>
-              <w:lang w:eastAsia="ru-RU"/>
-            </w:rPr>
-          </w:pPr>
-          <w:hyperlink w:anchor="_Toc230180921" w:history="1">
-            <w:r>
-              <w:rPr>
-                <w:rStyle w:val="ac"/>
-                <w:noProof/>
-              </w:rPr>
-              <w:t>Список использованных источников</w:t>
-            </w:r>
-            <w:r>
-              <w:rPr>
-                <w:noProof/>
-                <w:webHidden/>
-              </w:rPr>
-              <w:tab/>
-            </w:r>
-            <w:r>
-              <w:rPr>
-                <w:noProof/>
-                <w:webHidden/>
-              </w:rPr>
-              <w:fldChar w:fldCharType="begin"/>
-            </w:r>
-            <w:r>
-              <w:rPr>
-                <w:noProof/>
-                <w:webHidden/>
-              </w:rPr>
-              <w:instrText xml:space="preserve"> PAGEREF _Toc230180921 \h </w:instrText>
+              <w:instrText xml:space="preserve"> PAGEREF _Toc230182412 \h </w:instrText>
             </w:r>
             <w:r>
               <w:rPr>
@@ -399,6 +1336,146 @@
           </w:hyperlink>
         </w:p>
         <w:p>
+          <w:pPr>
+            <w:pStyle w:val="11"/>
+            <w:tabs>
+              <w:tab w:val="right" w:leader="dot" w:pos="9628"/>
+            </w:tabs>
+            <w:rPr>
+              <w:rFonts w:eastAsiaTheme="minorEastAsia"/>
+              <w:noProof/>
+              <w:lang w:eastAsia="ru-RU"/>
+            </w:rPr>
+          </w:pPr>
+          <w:hyperlink w:anchor="_Toc230182413" w:history="1">
+            <w:r>
+              <w:rPr>
+                <w:rStyle w:val="ac"/>
+                <w:noProof/>
+              </w:rPr>
+              <w:t>Список использованных источников</w:t>
+            </w:r>
+            <w:r>
+              <w:rPr>
+                <w:noProof/>
+                <w:webHidden/>
+              </w:rPr>
+              <w:tab/>
+            </w:r>
+            <w:r>
+              <w:rPr>
+                <w:noProof/>
+                <w:webHidden/>
+              </w:rPr>
+              <w:fldChar w:fldCharType="begin"/>
+            </w:r>
+            <w:r>
+              <w:rPr>
+                <w:noProof/>
+                <w:webHidden/>
+              </w:rPr>
+              <w:instrText xml:space="preserve"> PAGEREF _Toc230182413 \h </w:instrText>
+            </w:r>
+            <w:r>
+              <w:rPr>
+                <w:noProof/>
+                <w:webHidden/>
+              </w:rPr>
+            </w:r>
+            <w:r>
+              <w:rPr>
+                <w:noProof/>
+                <w:webHidden/>
+              </w:rPr>
+              <w:fldChar w:fldCharType="separate"/>
+            </w:r>
+            <w:r>
+              <w:rPr>
+                <w:noProof/>
+                <w:webHidden/>
+              </w:rPr>
+              <w:t>13</w:t>
+            </w:r>
+            <w:r>
+              <w:rPr>
+                <w:noProof/>
+                <w:webHidden/>
+              </w:rPr>
+              <w:fldChar w:fldCharType="end"/>
+            </w:r>
+          </w:hyperlink>
+        </w:p>
+        <w:p>
+          <w:pPr>
+            <w:pStyle w:val="11"/>
+            <w:tabs>
+              <w:tab w:val="right" w:leader="dot" w:pos="9628"/>
+            </w:tabs>
+            <w:rPr>
+              <w:rFonts w:eastAsiaTheme="minorEastAsia"/>
+              <w:noProof/>
+              <w:lang w:eastAsia="ru-RU"/>
+            </w:rPr>
+          </w:pPr>
+          <w:hyperlink w:anchor="_Toc230182414" w:history="1">
+            <w:r>
+              <w:rPr>
+                <w:rStyle w:val="ac"/>
+                <w:noProof/>
+              </w:rPr>
+              <w:t>Приложение А</w:t>
+            </w:r>
+            <w:r>
+              <w:rPr>
+                <w:noProof/>
+                <w:webHidden/>
+              </w:rPr>
+              <w:tab/>
+            </w:r>
+            <w:r>
+              <w:rPr>
+                <w:noProof/>
+                <w:webHidden/>
+              </w:rPr>
+              <w:fldChar w:fldCharType="begin"/>
+            </w:r>
+            <w:r>
+              <w:rPr>
+                <w:noProof/>
+                <w:webHidden/>
+              </w:rPr>
+              <w:instrText xml:space="preserve"> PAGEREF _Toc230182414 \h </w:instrText>
+            </w:r>
+            <w:r>
+              <w:rPr>
+                <w:noProof/>
+                <w:webHidden/>
+              </w:rPr>
+            </w:r>
+            <w:r>
+              <w:rPr>
+                <w:noProof/>
+                <w:webHidden/>
+              </w:rPr>
+              <w:fldChar w:fldCharType="separate"/>
+            </w:r>
+            <w:r>
+              <w:rPr>
+                <w:noProof/>
+                <w:webHidden/>
+              </w:rPr>
+              <w:t>14</w:t>
+            </w:r>
+            <w:r>
+              <w:rPr>
+                <w:noProof/>
+                <w:webHidden/>
+              </w:rPr>
+              <w:fldChar w:fldCharType="end"/>
+            </w:r>
+          </w:hyperlink>
+        </w:p>
+        <w:p>
           <w:r>
             <w:rPr>
               <w:b/>
@@ -419,7 +1496,7 @@
       <w:pPr>
         <w:pStyle w:val="1"/>
       </w:pPr>
-      <w:bookmarkStart w:id="1" w:name="_Toc230180918"/>
+      <w:bookmarkStart w:id="1" w:name="_Toc230182410"/>
       <w:r>
         <w:lastRenderedPageBreak/>
         <w:t>Введение</w:t>
@@ -774,7 +1851,7 @@
       <w:pPr>
         <w:pStyle w:val="1"/>
       </w:pPr>
-      <w:bookmarkStart w:id="2" w:name="_Toc230180919"/>
+      <w:bookmarkStart w:id="2" w:name="_Toc230182411"/>
       <w:r>
         <w:lastRenderedPageBreak/>
         <w:t>Основная часть</w:t>
@@ -888,7 +1965,7 @@
                     <pic:cNvPicPr/>
                   </pic:nvPicPr>
                   <pic:blipFill>
-                    <a:blip r:embed="rId6"/>
+                    <a:blip r:embed="rId8"/>
                     <a:stretch>
                       <a:fillRect/>
                     </a:stretch>
@@ -913,7 +1990,7 @@
       <w:pPr>
         <w:spacing w:after="0" w:line="240" w:lineRule="auto"/>
         <w:ind w:left="11" w:right="731" w:firstLine="709"/>
-        <w:jc w:val="right"/>
+        <w:jc w:val="center"/>
         <w:rPr>
           <w:rFonts w:ascii="Times New Roman" w:hAnsi="Times New Roman" w:cs="Times New Roman"/>
           <w:i/>
@@ -1068,7 +2145,7 @@
                     <pic:cNvPicPr/>
                   </pic:nvPicPr>
                   <pic:blipFill>
-                    <a:blip r:embed="rId7"/>
+                    <a:blip r:embed="rId9"/>
                     <a:stretch>
                       <a:fillRect/>
                     </a:stretch>
@@ -1093,7 +2170,7 @@
       <w:pPr>
         <w:spacing w:after="0" w:line="240" w:lineRule="auto"/>
         <w:ind w:left="11" w:right="731" w:firstLine="709"/>
-        <w:jc w:val="right"/>
+        <w:jc w:val="center"/>
         <w:rPr>
           <w:rFonts w:ascii="Times New Roman" w:hAnsi="Times New Roman" w:cs="Times New Roman"/>
           <w:i/>
@@ -1210,7 +2287,7 @@
                     <pic:cNvPicPr/>
                   </pic:nvPicPr>
                   <pic:blipFill>
-                    <a:blip r:embed="rId8"/>
+                    <a:blip r:embed="rId10"/>
                     <a:stretch>
                       <a:fillRect/>
                     </a:stretch>
@@ -1241,7 +2318,7 @@
       <w:pPr>
         <w:spacing w:after="0" w:line="240" w:lineRule="auto"/>
         <w:ind w:left="11" w:right="731" w:firstLine="709"/>
-        <w:jc w:val="right"/>
+        <w:jc w:val="center"/>
         <w:rPr>
           <w:rFonts w:ascii="Times New Roman" w:hAnsi="Times New Roman" w:cs="Times New Roman"/>
           <w:i/>
@@ -1358,7 +2435,7 @@
                     <pic:cNvPicPr/>
                   </pic:nvPicPr>
                   <pic:blipFill>
-                    <a:blip r:embed="rId9"/>
+                    <a:blip r:embed="rId11"/>
                     <a:stretch>
                       <a:fillRect/>
                     </a:stretch>
@@ -1389,7 +2466,7 @@
       <w:pPr>
         <w:spacing w:after="0" w:line="240" w:lineRule="auto"/>
         <w:ind w:left="11" w:right="731" w:firstLine="709"/>
-        <w:jc w:val="right"/>
+        <w:jc w:val="center"/>
         <w:rPr>
           <w:rFonts w:ascii="Times New Roman" w:hAnsi="Times New Roman" w:cs="Times New Roman"/>
           <w:i/>
@@ -1506,7 +2583,7 @@
                     <pic:cNvPicPr/>
                   </pic:nvPicPr>
                   <pic:blipFill>
-                    <a:blip r:embed="rId10"/>
+                    <a:blip r:embed="rId12"/>
                     <a:stretch>
                       <a:fillRect/>
                     </a:stretch>
@@ -1537,7 +2614,7 @@
       <w:pPr>
         <w:spacing w:after="0" w:line="240" w:lineRule="auto"/>
         <w:ind w:left="11" w:right="731" w:firstLine="709"/>
-        <w:jc w:val="right"/>
+        <w:jc w:val="center"/>
         <w:rPr>
           <w:rFonts w:ascii="Times New Roman" w:hAnsi="Times New Roman" w:cs="Times New Roman"/>
           <w:i/>
@@ -1664,7 +2741,7 @@
                     <pic:cNvPicPr/>
                   </pic:nvPicPr>
                   <pic:blipFill>
-                    <a:blip r:embed="rId11"/>
+                    <a:blip r:embed="rId13"/>
                     <a:stretch>
                       <a:fillRect/>
                     </a:stretch>
@@ -1695,7 +2772,7 @@
       <w:pPr>
         <w:spacing w:after="0" w:line="240" w:lineRule="auto"/>
         <w:ind w:left="11" w:right="731" w:firstLine="709"/>
-        <w:jc w:val="right"/>
+        <w:jc w:val="center"/>
         <w:rPr>
           <w:rFonts w:ascii="Times New Roman" w:hAnsi="Times New Roman" w:cs="Times New Roman"/>
           <w:i/>
@@ -1818,7 +2895,7 @@
                     <pic:cNvPicPr/>
                   </pic:nvPicPr>
                   <pic:blipFill>
-                    <a:blip r:embed="rId12"/>
+                    <a:blip r:embed="rId14"/>
                     <a:stretch>
                       <a:fillRect/>
                     </a:stretch>
@@ -1843,7 +2920,7 @@
       <w:pPr>
         <w:spacing w:after="0" w:line="240" w:lineRule="auto"/>
         <w:ind w:left="11" w:right="731" w:firstLine="709"/>
-        <w:jc w:val="right"/>
+        <w:jc w:val="center"/>
         <w:rPr>
           <w:rFonts w:ascii="Times New Roman" w:hAnsi="Times New Roman" w:cs="Times New Roman"/>
           <w:i/>
@@ -1950,7 +3027,7 @@
       <w:pPr>
         <w:pStyle w:val="1"/>
       </w:pPr>
-      <w:bookmarkStart w:id="3" w:name="_Toc230180920"/>
+      <w:bookmarkStart w:id="3" w:name="_Toc230182412"/>
       <w:r>
         <w:lastRenderedPageBreak/>
         <w:t>Заключение</w:t>
@@ -1970,21 +3047,7 @@
         <w:rPr>
           <w:rFonts w:ascii="Times New Roman" w:hAnsi="Times New Roman" w:cs="Times New Roman"/>
         </w:rPr>
-        <w:t xml:space="preserve">В ходе выполнения учебной практики во II семестре 2025–2026 учебного года в ГАПОУ </w:t>
-      </w:r>
-      <w:proofErr w:type="spellStart"/>
-      <w:r>
-        <w:rPr>
-          <w:rFonts w:ascii="Times New Roman" w:hAnsi="Times New Roman" w:cs="Times New Roman"/>
-        </w:rPr>
-        <w:t>СКСиПТ</w:t>
-      </w:r>
-      <w:proofErr w:type="spellEnd"/>
-      <w:r>
-        <w:rPr>
-          <w:rFonts w:ascii="Times New Roman" w:hAnsi="Times New Roman" w:cs="Times New Roman"/>
-        </w:rPr>
-        <w:t xml:space="preserve"> были закреплены и расширены знания в области разработки и проектирования веб-приложений. Практическая деятельность позволила применить полученные теоретические знания на практике и получить опыт создания полноценного веб-сайта в условиях, приближенных к реальной профессиональной деятельности.</w:t>
+        <w:t>В ходе выполнения учебной практики во II семестре 2025–2026 учебного года в ГАПОУ СКСиПТ были закреплены и расширены знания в области разработки и проектирования веб-приложений. Практическая деятельность позволила применить полученные теоретические знания на практике и получить опыт создания полноценного веб-сайта в условиях, приближенных к реальной профессиональной деятельности.</w:t>
       </w:r>
     </w:p>
     <w:p>
@@ -2109,7 +3172,7 @@
       <w:pPr>
         <w:pStyle w:val="1"/>
       </w:pPr>
-      <w:bookmarkStart w:id="4" w:name="_Toc230180921"/>
+      <w:bookmarkStart w:id="4" w:name="_Toc230182413"/>
       <w:r>
         <w:lastRenderedPageBreak/>
         <w:t>Список использованных источников</w:t>
@@ -2125,15 +3188,7 @@
         </w:numPr>
       </w:pPr>
       <w:r>
-        <w:t xml:space="preserve">Документация по HTML и CSS [Электронный ресурс] // MDN Web </w:t>
-      </w:r>
-      <w:proofErr w:type="spellStart"/>
-      <w:r>
-        <w:t>Docs</w:t>
-      </w:r>
-      <w:proofErr w:type="spellEnd"/>
-      <w:r>
-        <w:t>. – Режим доступа: https://developer.mozilla.org (дата обращения: 20.05.2026).</w:t>
+        <w:t>Документация по HTML и CSS [Электронный ресурс] // MDN Web Docs. – Режим доступа: https://developer.mozilla.org (дата обращения: 20.05.2026).</w:t>
       </w:r>
     </w:p>
     <w:p>
@@ -2181,15 +3236,7 @@
         </w:numPr>
       </w:pPr>
       <w:r>
-        <w:t>Документация по CSS [Электронный ресурс] // CSS-</w:t>
-      </w:r>
-      <w:proofErr w:type="spellStart"/>
-      <w:r>
-        <w:t>Tricks</w:t>
-      </w:r>
-      <w:proofErr w:type="spellEnd"/>
-      <w:r>
-        <w:t>. – Режим доступа: https://css-tricks.com (дата обращения: 20.05.2026).</w:t>
+        <w:t>Документация по CSS [Электронный ресурс] // CSS-Tricks. – Режим доступа: https://css-tricks.com (дата обращения: 20.05.2026).</w:t>
       </w:r>
     </w:p>
     <w:p>
@@ -2201,31 +3248,7 @@
         </w:numPr>
       </w:pPr>
       <w:r>
-        <w:t xml:space="preserve">Документация по системе контроля версий </w:t>
-      </w:r>
-      <w:proofErr w:type="spellStart"/>
-      <w:r>
-        <w:t>Git</w:t>
-      </w:r>
-      <w:proofErr w:type="spellEnd"/>
-      <w:r>
-        <w:t xml:space="preserve"> [Электронный ресурс] // </w:t>
-      </w:r>
-      <w:proofErr w:type="spellStart"/>
-      <w:r>
-        <w:t>Git</w:t>
-      </w:r>
-      <w:proofErr w:type="spellEnd"/>
-      <w:r>
-        <w:t xml:space="preserve"> </w:t>
-      </w:r>
-      <w:proofErr w:type="spellStart"/>
-      <w:r>
-        <w:t>Documentation</w:t>
-      </w:r>
-      <w:proofErr w:type="spellEnd"/>
-      <w:r>
-        <w:t>. – Режим доступа: https://git-scm.com/doc (дата обращения: 20.05.2026).</w:t>
+        <w:t>Документация по системе контроля версий Git [Электронный ресурс] // Git Documentation. – Режим доступа: https://git-scm.com/doc (дата обращения: 20.05.2026).</w:t>
       </w:r>
     </w:p>
     <w:p>
@@ -2249,15 +3272,7 @@
         </w:numPr>
       </w:pPr>
       <w:r>
-        <w:t xml:space="preserve">Локальный сервер Open Server </w:t>
-      </w:r>
-      <w:proofErr w:type="spellStart"/>
-      <w:r>
-        <w:t>Panel</w:t>
-      </w:r>
-      <w:proofErr w:type="spellEnd"/>
-      <w:r>
-        <w:t xml:space="preserve"> [Электронный ресурс] // Open Server. – Режим доступа: https://ospanel.io (дата обращения: 20.05.2026).</w:t>
+        <w:t>Локальный сервер Open Server Panel [Электронный ресурс] // Open Server. – Режим доступа: https://ospanel.io (дата обращения: 20.05.2026).</w:t>
       </w:r>
     </w:p>
     <w:p>
@@ -2269,15 +3284,7 @@
         </w:numPr>
       </w:pPr>
       <w:r>
-        <w:t xml:space="preserve">Документация по MySQL [Электронный ресурс] // MySQL </w:t>
-      </w:r>
-      <w:proofErr w:type="spellStart"/>
-      <w:r>
-        <w:t>Documentation</w:t>
-      </w:r>
-      <w:proofErr w:type="spellEnd"/>
-      <w:r>
-        <w:t>. – Режим доступа: https://dev.mysql.com/doc (дата обращения: 20.05.2026).</w:t>
+        <w:t>Документация по MySQL [Электронный ресурс] // MySQL Documentation. – Режим доступа: https://dev.mysql.com/doc (дата обращения: 20.05.2026).</w:t>
       </w:r>
     </w:p>
     <w:p>
@@ -2289,33 +3296,128 @@
         </w:numPr>
       </w:pPr>
       <w:r>
-        <w:t xml:space="preserve">Документация по адаптивной вёрстке [Электронный ресурс] // </w:t>
-      </w:r>
-      <w:proofErr w:type="spellStart"/>
-      <w:r>
-        <w:t>Bootstrap</w:t>
-      </w:r>
-      <w:proofErr w:type="spellEnd"/>
-      <w:r>
-        <w:t xml:space="preserve"> </w:t>
-      </w:r>
-      <w:proofErr w:type="spellStart"/>
-      <w:r>
-        <w:t>Documentation</w:t>
-      </w:r>
-      <w:proofErr w:type="spellEnd"/>
-      <w:r>
-        <w:t>. – Режим доступа: https://getbootstrap.com/docs (дата обращения: 20.05.2026).</w:t>
-      </w:r>
+        <w:t>Документация по адаптивной вёрстке [Электронный ресурс] // Bootstrap Documentation. – Режим доступа: https://getbootstrap.com/docs (дата обращения: 20.05.2026).</w:t>
+      </w:r>
+    </w:p>
+    <w:p>
+      <w:r>
+        <w:br w:type="page"/>
+      </w:r>
+    </w:p>
+    <w:p>
+      <w:pPr>
+        <w:pStyle w:val="1"/>
+      </w:pPr>
+      <w:bookmarkStart w:id="5" w:name="_Toc230182414"/>
+      <w:r>
+        <w:lastRenderedPageBreak/>
+        <w:t>Приложение А</w:t>
+      </w:r>
+      <w:bookmarkEnd w:id="5"/>
     </w:p>
     <w:sectPr>
+      <w:footerReference w:type="default" r:id="rId15"/>
       <w:pgSz w:w="11906" w:h="16838"/>
       <w:pgMar w:top="1134" w:right="567" w:bottom="1134" w:left="1701" w:header="709" w:footer="709" w:gutter="0"/>
       <w:cols w:space="708"/>
+      <w:titlePg/>
       <w:docGrid w:linePitch="360"/>
     </w:sectPr>
   </w:body>
 </w:document>
+</file>
+
+<file path=word/endnotes.xml><?xml version="1.0" encoding="utf-8"?>
+<w:endnotes xmlns:wpc="http://schemas.microsoft.com/office/word/2010/wordprocessingCanvas" xmlns:cx="http://schemas.microsoft.com/office/drawing/2014/chartex" xmlns:cx1="http://schemas.microsoft.com/office/drawing/2015/9/8/chartex" xmlns:cx2="http://schemas.microsoft.com/office/drawing/2015/10/21/chartex" xmlns:cx3="http://schemas.microsoft.com/office/drawing/2016/5/9/chartex" xmlns:cx4="http://schemas.microsoft.com/office/drawing/2016/5/10/chartex" xmlns:cx5="http://schemas.microsoft.com/office/drawing/2016/5/11/chartex" xmlns:cx6="http://schemas.microsoft.com/office/drawing/2016/5/12/chartex" xmlns:cx7="http://schemas.microsoft.com/office/drawing/2016/5/13/chartex" xmlns:cx8="http://schemas.microsoft.com/office/drawing/2016/5/14/chartex" xmlns:mc="http://schemas.openxmlformats.org/markup-compatibility/2006" xmlns:aink="http://schemas.microsoft.com/office/drawing/2016/ink" xmlns:am3d="http://schemas.microsoft.com/office/drawing/2017/model3d" xmlns:o="urn:schemas-microsoft-com:office:office" xmlns:oel="http://schemas.microsoft.com/office/2019/extlst" xmlns:r="http://schemas.openxmlformats.org/officeDocument/2006/relationships" xmlns:m="http://schemas.openxmlformats.org/officeDocument/2006/math" xmlns:v="urn:schemas-microsoft-com:vml" xmlns:wp14="http://schemas.microsoft.com/office/word/2010/wordprocessingDrawing" xmlns:wp="http://schemas.openxmlformats.org/drawingml/2006/wordprocessingDrawing" xmlns:w10="urn:schemas-microsoft-com:office:word" xmlns:w="http://schemas.openxmlformats.org/wordprocessingml/2006/main" xmlns:w14="http://schemas.microsoft.com/office/word/2010/wordml" xmlns:w15="http://schemas.microsoft.com/office/word/2012/wordml" xmlns:w16cex="http://schemas.microsoft.com/office/word/2018/wordml/cex" xmlns:w16cid="http://schemas.microsoft.com/office/word/2016/wordml/cid" xmlns:w16="http://schemas.microsoft.com/office/word/2018/wordml" xmlns:w16du="http://schemas.microsoft.com/office/word/2023/wordml/word16du" xmlns:w16sdtdh="http://schemas.microsoft.com/office/word/2020/wordml/sdtdatahash" xmlns:w16sdtfl="http://schemas.microsoft.com/office/word/2024/wordml/sdtformatlock" xmlns:w16se="http://schemas.microsoft.com/office/word/2015/wordml/symex" xmlns:wpg="http://schemas.microsoft.com/office/word/2010/wordprocessingGroup" xmlns:wpi="http://schemas.microsoft.com/office/word/2010/wordprocessingInk" xmlns:wne="http://schemas.microsoft.com/office/word/2006/wordml" xmlns:wps="http://schemas.microsoft.com/office/word/2010/wordprocessingShape" mc:Ignorable="w14 w15 w16se w16cid w16 w16cex w16sdtdh w16sdtfl w16du wp14">
+  <w:endnote w:type="separator" w:id="-1">
+    <w:p>
+      <w:pPr>
+        <w:spacing w:after="0" w:line="240" w:lineRule="auto"/>
+      </w:pPr>
+      <w:r>
+        <w:separator/>
+      </w:r>
+    </w:p>
+  </w:endnote>
+  <w:endnote w:type="continuationSeparator" w:id="0">
+    <w:p>
+      <w:pPr>
+        <w:spacing w:after="0" w:line="240" w:lineRule="auto"/>
+      </w:pPr>
+      <w:r>
+        <w:continuationSeparator/>
+      </w:r>
+    </w:p>
+  </w:endnote>
+</w:endnotes>
+</file>
+
+<file path=word/footer1.xml><?xml version="1.0" encoding="utf-8"?>
+<w:ftr xmlns:wpc="http://schemas.microsoft.com/office/word/2010/wordprocessingCanvas" xmlns:cx="http://schemas.microsoft.com/office/drawing/2014/chartex" xmlns:cx1="http://schemas.microsoft.com/office/drawing/2015/9/8/chartex" xmlns:cx2="http://schemas.microsoft.com/office/drawing/2015/10/21/chartex" xmlns:cx3="http://schemas.microsoft.com/office/drawing/2016/5/9/chartex" xmlns:cx4="http://schemas.microsoft.com/office/drawing/2016/5/10/chartex" xmlns:cx5="http://schemas.microsoft.com/office/drawing/2016/5/11/chartex" xmlns:cx6="http://schemas.microsoft.com/office/drawing/2016/5/12/chartex" xmlns:cx7="http://schemas.microsoft.com/office/drawing/2016/5/13/chartex" xmlns:cx8="http://schemas.microsoft.com/office/drawing/2016/5/14/chartex" xmlns:mc="http://schemas.openxmlformats.org/markup-compatibility/2006" xmlns:aink="http://schemas.microsoft.com/office/drawing/2016/ink" xmlns:am3d="http://schemas.microsoft.com/office/drawing/2017/model3d" xmlns:o="urn:schemas-microsoft-com:office:office" xmlns:oel="http://schemas.microsoft.com/office/2019/extlst" xmlns:r="http://schemas.openxmlformats.org/officeDocument/2006/relationships" xmlns:m="http://schemas.openxmlformats.org/officeDocument/2006/math" xmlns:v="urn:schemas-microsoft-com:vml" xmlns:wp14="http://schemas.microsoft.com/office/word/2010/wordprocessingDrawing" xmlns:wp="http://schemas.openxmlformats.org/drawingml/2006/wordprocessingDrawing" xmlns:w10="urn:schemas-microsoft-com:office:word" xmlns:w="http://schemas.openxmlformats.org/wordprocessingml/2006/main" xmlns:w14="http://schemas.microsoft.com/office/word/2010/wordml" xmlns:w15="http://schemas.microsoft.com/office/word/2012/wordml" xmlns:w16cex="http://schemas.microsoft.com/office/word/2018/wordml/cex" xmlns:w16cid="http://schemas.microsoft.com/office/word/2016/wordml/cid" xmlns:w16="http://schemas.microsoft.com/office/word/2018/wordml" xmlns:w16du="http://schemas.microsoft.com/office/word/2023/wordml/word16du" xmlns:w16sdtdh="http://schemas.microsoft.com/office/word/2020/wordml/sdtdatahash" xmlns:w16sdtfl="http://schemas.microsoft.com/office/word/2024/wordml/sdtformatlock" xmlns:w16se="http://schemas.microsoft.com/office/word/2015/wordml/symex" xmlns:wpg="http://schemas.microsoft.com/office/word/2010/wordprocessingGroup" xmlns:wpi="http://schemas.microsoft.com/office/word/2010/wordprocessingInk" xmlns:wne="http://schemas.microsoft.com/office/word/2006/wordml" xmlns:wps="http://schemas.microsoft.com/office/word/2010/wordprocessingShape" mc:Ignorable="w14 w15 w16se w16cid w16 w16cex w16sdtdh w16sdtfl w16du wp14">
+  <w:sdt>
+    <w:sdtPr>
+      <w:id w:val="1310048293"/>
+      <w:docPartObj>
+        <w:docPartGallery w:val="Page Numbers (Bottom of Page)"/>
+        <w:docPartUnique/>
+      </w:docPartObj>
+    </w:sdtPr>
+    <w:sdtContent>
+      <w:p>
+        <w:pPr>
+          <w:pStyle w:val="af1"/>
+          <w:jc w:val="right"/>
+        </w:pPr>
+        <w:r>
+          <w:fldChar w:fldCharType="begin"/>
+        </w:r>
+        <w:r>
+          <w:instrText>PAGE   \* MERGEFORMAT</w:instrText>
+        </w:r>
+        <w:r>
+          <w:fldChar w:fldCharType="separate"/>
+        </w:r>
+        <w:r>
+          <w:t>2</w:t>
+        </w:r>
+        <w:r>
+          <w:fldChar w:fldCharType="end"/>
+        </w:r>
+      </w:p>
+    </w:sdtContent>
+  </w:sdt>
+  <w:p>
+    <w:pPr>
+      <w:pStyle w:val="af1"/>
+      <w:jc w:val="right"/>
+    </w:pPr>
+  </w:p>
+</w:ftr>
+</file>
+
+<file path=word/footnotes.xml><?xml version="1.0" encoding="utf-8"?>
+<w:footnotes xmlns:wpc="http://schemas.microsoft.com/office/word/2010/wordprocessingCanvas" xmlns:cx="http://schemas.microsoft.com/office/drawing/2014/chartex" xmlns:cx1="http://schemas.microsoft.com/office/drawing/2015/9/8/chartex" xmlns:cx2="http://schemas.microsoft.com/office/drawing/2015/10/21/chartex" xmlns:cx3="http://schemas.microsoft.com/office/drawing/2016/5/9/chartex" xmlns:cx4="http://schemas.microsoft.com/office/drawing/2016/5/10/chartex" xmlns:cx5="http://schemas.microsoft.com/office/drawing/2016/5/11/chartex" xmlns:cx6="http://schemas.microsoft.com/office/drawing/2016/5/12/chartex" xmlns:cx7="http://schemas.microsoft.com/office/drawing/2016/5/13/chartex" xmlns:cx8="http://schemas.microsoft.com/office/drawing/2016/5/14/chartex" xmlns:mc="http://schemas.openxmlformats.org/markup-compatibility/2006" xmlns:aink="http://schemas.microsoft.com/office/drawing/2016/ink" xmlns:am3d="http://schemas.microsoft.com/office/drawing/2017/model3d" xmlns:o="urn:schemas-microsoft-com:office:office" xmlns:oel="http://schemas.microsoft.com/office/2019/extlst" xmlns:r="http://schemas.openxmlformats.org/officeDocument/2006/relationships" xmlns:m="http://schemas.openxmlformats.org/officeDocument/2006/math" xmlns:v="urn:schemas-microsoft-com:vml" xmlns:wp14="http://schemas.microsoft.com/office/word/2010/wordprocessingDrawing" xmlns:wp="http://schemas.openxmlformats.org/drawingml/2006/wordprocessingDrawing" xmlns:w10="urn:schemas-microsoft-com:office:word" xmlns:w="http://schemas.openxmlformats.org/wordprocessingml/2006/main" xmlns:w14="http://schemas.microsoft.com/office/word/2010/wordml" xmlns:w15="http://schemas.microsoft.com/office/word/2012/wordml" xmlns:w16cex="http://schemas.microsoft.com/office/word/2018/wordml/cex" xmlns:w16cid="http://schemas.microsoft.com/office/word/2016/wordml/cid" xmlns:w16="http://schemas.microsoft.com/office/word/2018/wordml" xmlns:w16du="http://schemas.microsoft.com/office/word/2023/wordml/word16du" xmlns:w16sdtdh="http://schemas.microsoft.com/office/word/2020/wordml/sdtdatahash" xmlns:w16sdtfl="http://schemas.microsoft.com/office/word/2024/wordml/sdtformatlock" xmlns:w16se="http://schemas.microsoft.com/office/word/2015/wordml/symex" xmlns:wpg="http://schemas.microsoft.com/office/word/2010/wordprocessingGroup" xmlns:wpi="http://schemas.microsoft.com/office/word/2010/wordprocessingInk" xmlns:wne="http://schemas.microsoft.com/office/word/2006/wordml" xmlns:wps="http://schemas.microsoft.com/office/word/2010/wordprocessingShape" mc:Ignorable="w14 w15 w16se w16cid w16 w16cex w16sdtdh w16sdtfl w16du wp14">
+  <w:footnote w:type="separator" w:id="-1">
+    <w:p>
+      <w:pPr>
+        <w:spacing w:after="0" w:line="240" w:lineRule="auto"/>
+      </w:pPr>
+      <w:r>
+        <w:separator/>
+      </w:r>
+    </w:p>
+  </w:footnote>
+  <w:footnote w:type="continuationSeparator" w:id="0">
+    <w:p>
+      <w:pPr>
+        <w:spacing w:after="0" w:line="240" w:lineRule="auto"/>
+      </w:pPr>
+      <w:r>
+        <w:continuationSeparator/>
+      </w:r>
+    </w:p>
+  </w:footnote>
+</w:footnotes>
 </file>
 
 <file path=word/numbering.xml><?xml version="1.0" encoding="utf-8"?>
@@ -4079,6 +5181,7 @@
   <w:style w:type="character" w:default="1" w:styleId="a0">
     <w:name w:val="Default Paragraph Font"/>
     <w:uiPriority w:val="1"/>
+    <w:semiHidden/>
     <w:unhideWhenUsed/>
   </w:style>
   <w:style w:type="table" w:default="1" w:styleId="a1">
@@ -4449,6 +5552,95 @@
       <w:spacing w:after="100"/>
     </w:pPr>
   </w:style>
+  <w:style w:type="paragraph" w:customStyle="1" w:styleId="paragraph">
+    <w:name w:val="paragraph"/>
+    <w:basedOn w:val="a"/>
+    <w:rsid w:val="000A6CF8"/>
+    <w:pPr>
+      <w:spacing w:before="100" w:beforeAutospacing="1" w:after="100" w:afterAutospacing="1" w:line="240" w:lineRule="auto"/>
+    </w:pPr>
+    <w:rPr>
+      <w:rFonts w:ascii="Times New Roman" w:eastAsia="Times New Roman" w:hAnsi="Times New Roman" w:cs="Times New Roman"/>
+      <w:kern w:val="0"/>
+      <w:lang w:eastAsia="ru-RU"/>
+      <w14:ligatures w14:val="none"/>
+    </w:rPr>
+  </w:style>
+  <w:style w:type="character" w:customStyle="1" w:styleId="normaltextrun">
+    <w:name w:val="normaltextrun"/>
+    <w:basedOn w:val="a0"/>
+    <w:rsid w:val="000A6CF8"/>
+  </w:style>
+  <w:style w:type="character" w:customStyle="1" w:styleId="eop">
+    <w:name w:val="eop"/>
+    <w:basedOn w:val="a0"/>
+    <w:rsid w:val="000A6CF8"/>
+  </w:style>
+  <w:style w:type="character" w:customStyle="1" w:styleId="tabchar">
+    <w:name w:val="tabchar"/>
+    <w:basedOn w:val="a0"/>
+    <w:rsid w:val="000A6CF8"/>
+  </w:style>
+  <w:style w:type="paragraph" w:customStyle="1" w:styleId="Default">
+    <w:name w:val="Default"/>
+    <w:rsid w:val="001D35D6"/>
+    <w:pPr>
+      <w:autoSpaceDE w:val="0"/>
+      <w:autoSpaceDN w:val="0"/>
+      <w:adjustRightInd w:val="0"/>
+      <w:spacing w:after="0" w:line="240" w:lineRule="auto"/>
+    </w:pPr>
+    <w:rPr>
+      <w:rFonts w:ascii="Times New Roman" w:hAnsi="Times New Roman" w:cs="Times New Roman"/>
+      <w:color w:val="000000"/>
+      <w:kern w:val="0"/>
+      <w14:ligatures w14:val="none"/>
+    </w:rPr>
+  </w:style>
+  <w:style w:type="paragraph" w:styleId="af">
+    <w:name w:val="header"/>
+    <w:basedOn w:val="a"/>
+    <w:link w:val="af0"/>
+    <w:uiPriority w:val="99"/>
+    <w:unhideWhenUsed/>
+    <w:rsid w:val="00B44451"/>
+    <w:pPr>
+      <w:tabs>
+        <w:tab w:val="center" w:pos="4677"/>
+        <w:tab w:val="right" w:pos="9355"/>
+      </w:tabs>
+      <w:spacing w:after="0" w:line="240" w:lineRule="auto"/>
+    </w:pPr>
+  </w:style>
+  <w:style w:type="character" w:customStyle="1" w:styleId="af0">
+    <w:name w:val="Верхний колонтитул Знак"/>
+    <w:basedOn w:val="a0"/>
+    <w:link w:val="af"/>
+    <w:uiPriority w:val="99"/>
+    <w:rsid w:val="00B44451"/>
+  </w:style>
+  <w:style w:type="paragraph" w:styleId="af1">
+    <w:name w:val="footer"/>
+    <w:basedOn w:val="a"/>
+    <w:link w:val="af2"/>
+    <w:uiPriority w:val="99"/>
+    <w:unhideWhenUsed/>
+    <w:rsid w:val="00B44451"/>
+    <w:pPr>
+      <w:tabs>
+        <w:tab w:val="center" w:pos="4677"/>
+        <w:tab w:val="right" w:pos="9355"/>
+      </w:tabs>
+      <w:spacing w:after="0" w:line="240" w:lineRule="auto"/>
+    </w:pPr>
+  </w:style>
+  <w:style w:type="character" w:customStyle="1" w:styleId="af2">
+    <w:name w:val="Нижний колонтитул Знак"/>
+    <w:basedOn w:val="a0"/>
+    <w:link w:val="af1"/>
+    <w:uiPriority w:val="99"/>
+    <w:rsid w:val="00B44451"/>
+  </w:style>
 </w:styles>
 </file>
 

--- a/UPsite/отчёт.docx
+++ b/UPsite/отчёт.docx
@@ -1903,7 +1903,38 @@
         <w:rPr>
           <w:rFonts w:ascii="Times New Roman" w:hAnsi="Times New Roman" w:cs="Times New Roman"/>
         </w:rPr>
-        <w:t>Для реализации проекта использовались технологии HTML5, CSS3 и JavaScript. Вёрстка сайта выполнялась с использованием адаптивного подхода, благодаря чему страницы корректно отображаются как на мобильных устройствах, так и на экранах персональных компьютеров. Максимальная ширина сайта составляет 1440 пикселей.</w:t>
+        <w:t>Для реализации проекта использовались технологии HTML5, CSS3</w:t>
+      </w:r>
+      <w:r>
+        <w:rPr>
+          <w:rFonts w:ascii="Times New Roman" w:hAnsi="Times New Roman" w:cs="Times New Roman"/>
+        </w:rPr>
+        <w:t>,</w:t>
+      </w:r>
+      <w:r>
+        <w:rPr>
+          <w:rFonts w:ascii="Times New Roman" w:hAnsi="Times New Roman" w:cs="Times New Roman"/>
+        </w:rPr>
+        <w:t xml:space="preserve"> JavaScript</w:t>
+      </w:r>
+      <w:r>
+        <w:rPr>
+          <w:rFonts w:ascii="Times New Roman" w:hAnsi="Times New Roman" w:cs="Times New Roman"/>
+        </w:rPr>
+        <w:t xml:space="preserve">, </w:t>
+      </w:r>
+      <w:r>
+        <w:rPr>
+          <w:rFonts w:ascii="Times New Roman" w:hAnsi="Times New Roman" w:cs="Times New Roman"/>
+          <w:lang w:val="en-US"/>
+        </w:rPr>
+        <w:t>PHP</w:t>
+      </w:r>
+      <w:r>
+        <w:rPr>
+          <w:rFonts w:ascii="Times New Roman" w:hAnsi="Times New Roman" w:cs="Times New Roman"/>
+        </w:rPr>
+        <w:t>. Вёрстка сайта выполнялась с использованием адаптивного подхода, благодаря чему страницы корректно отображаются как на мобильных устройствах, так и на экранах персональных компьютеров. Максимальная ширина сайта составляет 1440 пикселей.</w:t>
       </w:r>
     </w:p>
     <w:p>
@@ -3188,7 +3219,19 @@
         </w:numPr>
       </w:pPr>
       <w:r>
-        <w:t>Документация по HTML и CSS [Электронный ресурс] // MDN Web Docs. – Режим доступа: https://developer.mozilla.org (дата обращения: 20.05.2026).</w:t>
+        <w:t xml:space="preserve">Документация по HTML и CSS [Электронный ресурс] // MDN Web Docs. – Режим доступа: https://developer.mozilla.org (дата обращения: </w:t>
+      </w:r>
+      <w:r>
+        <w:t>03</w:t>
+      </w:r>
+      <w:r>
+        <w:t>.0</w:t>
+      </w:r>
+      <w:r>
+        <w:t>4</w:t>
+      </w:r>
+      <w:r>
+        <w:t>.2026).</w:t>
       </w:r>
     </w:p>
     <w:p>
@@ -3200,7 +3243,19 @@
         </w:numPr>
       </w:pPr>
       <w:r>
-        <w:t>Официальная документация PHP [Электронный ресурс] // PHP.net. – Режим доступа: https://www.php.net/docs.php (дата обращения: 20.05.2026).</w:t>
+        <w:t xml:space="preserve">Официальная документация PHP [Электронный ресурс] // PHP.net. – Режим доступа: https://www.php.net/docs.php (дата обращения: </w:t>
+      </w:r>
+      <w:r>
+        <w:t>06</w:t>
+      </w:r>
+      <w:r>
+        <w:t>.0</w:t>
+      </w:r>
+      <w:r>
+        <w:t>4</w:t>
+      </w:r>
+      <w:r>
+        <w:t>.2026).</w:t>
       </w:r>
     </w:p>
     <w:p>
@@ -3212,7 +3267,19 @@
         </w:numPr>
       </w:pPr>
       <w:r>
-        <w:t>Справочник по JavaScript [Электронный ресурс] // JavaScript.info. – Режим доступа: https://javascript.info (дата обращения: 20.05.2026).</w:t>
+        <w:t xml:space="preserve">Справочник по JavaScript [Электронный ресурс] // JavaScript.info. – Режим доступа: https://javascript.info (дата обращения: </w:t>
+      </w:r>
+      <w:r>
+        <w:t>10</w:t>
+      </w:r>
+      <w:r>
+        <w:t>.0</w:t>
+      </w:r>
+      <w:r>
+        <w:t>4</w:t>
+      </w:r>
+      <w:r>
+        <w:t>.2026).</w:t>
       </w:r>
     </w:p>
     <w:p>
@@ -3224,7 +3291,19 @@
         </w:numPr>
       </w:pPr>
       <w:r>
-        <w:t>Справочник веб-технологий [Электронный ресурс] // W3Schools. – Режим доступа: https://www.w3schools.com (дата обращения: 20.05.2026).</w:t>
+        <w:t xml:space="preserve">Справочник веб-технологий [Электронный ресурс] // W3Schools. – Режим доступа: https://www.w3schools.com (дата обращения: </w:t>
+      </w:r>
+      <w:r>
+        <w:t>1</w:t>
+      </w:r>
+      <w:r>
+        <w:t>0.0</w:t>
+      </w:r>
+      <w:r>
+        <w:t>4</w:t>
+      </w:r>
+      <w:r>
+        <w:t>.2026).</w:t>
       </w:r>
     </w:p>
     <w:p>
@@ -3236,7 +3315,19 @@
         </w:numPr>
       </w:pPr>
       <w:r>
-        <w:t>Документация по CSS [Электронный ресурс] // CSS-Tricks. – Режим доступа: https://css-tricks.com (дата обращения: 20.05.2026).</w:t>
+        <w:t xml:space="preserve">Документация по CSS [Электронный ресурс] // CSS-Tricks. – Режим доступа: https://css-tricks.com (дата обращения: </w:t>
+      </w:r>
+      <w:r>
+        <w:t>14</w:t>
+      </w:r>
+      <w:r>
+        <w:t>.0</w:t>
+      </w:r>
+      <w:r>
+        <w:t>4</w:t>
+      </w:r>
+      <w:r>
+        <w:t>.2026).</w:t>
       </w:r>
     </w:p>
     <w:p>
@@ -3248,7 +3339,19 @@
         </w:numPr>
       </w:pPr>
       <w:r>
-        <w:t>Документация по системе контроля версий Git [Электронный ресурс] // Git Documentation. – Режим доступа: https://git-scm.com/doc (дата обращения: 20.05.2026).</w:t>
+        <w:t>Документация по системе контроля версий Git [Электронный ресурс] // Git Documentation. – Режим доступа: https://git-scm.com/doc (дата обращения: 2</w:t>
+      </w:r>
+      <w:r>
+        <w:t>1</w:t>
+      </w:r>
+      <w:r>
+        <w:t>.0</w:t>
+      </w:r>
+      <w:r>
+        <w:t>4</w:t>
+      </w:r>
+      <w:r>
+        <w:t>.2026).</w:t>
       </w:r>
     </w:p>
     <w:p>
@@ -3260,7 +3363,19 @@
         </w:numPr>
       </w:pPr>
       <w:r>
-        <w:t>Среда разработки Visual Studio Code [Электронный ресурс] // Visual Studio Code. – Режим доступа: https://code.visualstudio.com (дата обращения: 20.05.2026).</w:t>
+        <w:t>Среда разработки Visual Studio Code [Электронный ресурс] // Visual Studio Code. – Режим доступа: https://code.visualstudio.com (дата обращения: 2</w:t>
+      </w:r>
+      <w:r>
+        <w:t>1</w:t>
+      </w:r>
+      <w:r>
+        <w:t>.0</w:t>
+      </w:r>
+      <w:r>
+        <w:t>4</w:t>
+      </w:r>
+      <w:r>
+        <w:t>.2026).</w:t>
       </w:r>
     </w:p>
     <w:p>
@@ -3272,7 +3387,13 @@
         </w:numPr>
       </w:pPr>
       <w:r>
-        <w:t>Локальный сервер Open Server Panel [Электронный ресурс] // Open Server. – Режим доступа: https://ospanel.io (дата обращения: 20.05.2026).</w:t>
+        <w:t xml:space="preserve">Локальный сервер Open Server Panel [Электронный ресурс] // Open Server. – Режим доступа: https://ospanel.io (дата обращения: </w:t>
+      </w:r>
+      <w:r>
+        <w:t>15</w:t>
+      </w:r>
+      <w:r>
+        <w:t>.05.2026).</w:t>
       </w:r>
     </w:p>
     <w:p>
@@ -3284,7 +3405,13 @@
         </w:numPr>
       </w:pPr>
       <w:r>
-        <w:t>Документация по MySQL [Электронный ресурс] // MySQL Documentation. – Режим доступа: https://dev.mysql.com/doc (дата обращения: 20.05.2026).</w:t>
+        <w:t xml:space="preserve">Документация по MySQL [Электронный ресурс] // MySQL Documentation. – Режим доступа: https://dev.mysql.com/doc (дата обращения: </w:t>
+      </w:r>
+      <w:r>
+        <w:t>15</w:t>
+      </w:r>
+      <w:r>
+        <w:t>.05.2026).</w:t>
       </w:r>
     </w:p>
     <w:p>
@@ -3296,7 +3423,13 @@
         </w:numPr>
       </w:pPr>
       <w:r>
-        <w:t>Документация по адаптивной вёрстке [Электронный ресурс] // Bootstrap Documentation. – Режим доступа: https://getbootstrap.com/docs (дата обращения: 20.05.2026).</w:t>
+        <w:t xml:space="preserve">Документация по адаптивной вёрстке [Электронный ресурс] // Bootstrap Documentation. – Режим доступа: https://getbootstrap.com/docs (дата обращения: </w:t>
+      </w:r>
+      <w:r>
+        <w:t>15</w:t>
+      </w:r>
+      <w:r>
+        <w:t>.05.2026).</w:t>
       </w:r>
     </w:p>
     <w:p>

--- a/UPsite/отчёт.docx
+++ b/UPsite/отчёт.docx
@@ -484,12 +484,21 @@
         </w:rPr>
         <w:tab/>
       </w:r>
-      <w:r>
-        <w:rPr>
-          <w:sz w:val="28"/>
-          <w:szCs w:val="28"/>
-        </w:rPr>
-        <w:t>Ишбульдин А.Н.</w:t>
+      <w:proofErr w:type="spellStart"/>
+      <w:r>
+        <w:rPr>
+          <w:sz w:val="28"/>
+          <w:szCs w:val="28"/>
+        </w:rPr>
+        <w:t>Ишбульдин</w:t>
+      </w:r>
+      <w:proofErr w:type="spellEnd"/>
+      <w:r>
+        <w:rPr>
+          <w:sz w:val="28"/>
+          <w:szCs w:val="28"/>
+        </w:rPr>
+        <w:t xml:space="preserve"> А.Н.</w:t>
       </w:r>
     </w:p>
     <w:p>
@@ -1010,12 +1019,10 @@
       <w:pPr>
         <w:pStyle w:val="1"/>
       </w:pPr>
-      <w:bookmarkStart w:id="0" w:name="_Toc230182409"/>
       <w:r>
         <w:lastRenderedPageBreak/>
         <w:t>Оглавление</w:t>
       </w:r>
-      <w:bookmarkEnd w:id="0"/>
     </w:p>
     <w:sdt>
       <w:sdtPr>
@@ -1067,77 +1074,7 @@
           <w:r>
             <w:fldChar w:fldCharType="separate"/>
           </w:r>
-          <w:hyperlink w:anchor="_Toc230182409" w:history="1">
-            <w:r>
-              <w:rPr>
-                <w:rStyle w:val="ac"/>
-                <w:noProof/>
-              </w:rPr>
-              <w:t>Оглавление</w:t>
-            </w:r>
-            <w:r>
-              <w:rPr>
-                <w:noProof/>
-                <w:webHidden/>
-              </w:rPr>
-              <w:tab/>
-            </w:r>
-            <w:r>
-              <w:rPr>
-                <w:noProof/>
-                <w:webHidden/>
-              </w:rPr>
-              <w:fldChar w:fldCharType="begin"/>
-            </w:r>
-            <w:r>
-              <w:rPr>
-                <w:noProof/>
-                <w:webHidden/>
-              </w:rPr>
-              <w:instrText xml:space="preserve"> PAGEREF _Toc230182409 \h </w:instrText>
-            </w:r>
-            <w:r>
-              <w:rPr>
-                <w:noProof/>
-                <w:webHidden/>
-              </w:rPr>
-            </w:r>
-            <w:r>
-              <w:rPr>
-                <w:noProof/>
-                <w:webHidden/>
-              </w:rPr>
-              <w:fldChar w:fldCharType="separate"/>
-            </w:r>
-            <w:r>
-              <w:rPr>
-                <w:noProof/>
-                <w:webHidden/>
-              </w:rPr>
-              <w:t>2</w:t>
-            </w:r>
-            <w:r>
-              <w:rPr>
-                <w:noProof/>
-                <w:webHidden/>
-              </w:rPr>
-              <w:fldChar w:fldCharType="end"/>
-            </w:r>
-          </w:hyperlink>
-        </w:p>
-        <w:p>
-          <w:pPr>
-            <w:pStyle w:val="11"/>
-            <w:tabs>
-              <w:tab w:val="right" w:leader="dot" w:pos="9628"/>
-            </w:tabs>
-            <w:rPr>
-              <w:rFonts w:eastAsiaTheme="minorEastAsia"/>
-              <w:noProof/>
-              <w:lang w:eastAsia="ru-RU"/>
-            </w:rPr>
-          </w:pPr>
-          <w:hyperlink w:anchor="_Toc230182410" w:history="1">
+          <w:hyperlink w:anchor="_Toc230429089" w:history="1">
             <w:r>
               <w:rPr>
                 <w:rStyle w:val="ac"/>
@@ -1164,7 +1101,7 @@
                 <w:noProof/>
                 <w:webHidden/>
               </w:rPr>
-              <w:instrText xml:space="preserve"> PAGEREF _Toc230182410 \h </w:instrText>
+              <w:instrText xml:space="preserve"> PAGEREF _Toc230429089 \h </w:instrText>
             </w:r>
             <w:r>
               <w:rPr>
@@ -1207,7 +1144,7 @@
               <w:lang w:eastAsia="ru-RU"/>
             </w:rPr>
           </w:pPr>
-          <w:hyperlink w:anchor="_Toc230182411" w:history="1">
+          <w:hyperlink w:anchor="_Toc230429090" w:history="1">
             <w:r>
               <w:rPr>
                 <w:rStyle w:val="ac"/>
@@ -1234,7 +1171,7 @@
                 <w:noProof/>
                 <w:webHidden/>
               </w:rPr>
-              <w:instrText xml:space="preserve"> PAGEREF _Toc230182411 \h </w:instrText>
+              <w:instrText xml:space="preserve"> PAGEREF _Toc230429090 \h </w:instrText>
             </w:r>
             <w:r>
               <w:rPr>
@@ -1277,7 +1214,7 @@
               <w:lang w:eastAsia="ru-RU"/>
             </w:rPr>
           </w:pPr>
-          <w:hyperlink w:anchor="_Toc230182412" w:history="1">
+          <w:hyperlink w:anchor="_Toc230429091" w:history="1">
             <w:r>
               <w:rPr>
                 <w:rStyle w:val="ac"/>
@@ -1304,7 +1241,7 @@
                 <w:noProof/>
                 <w:webHidden/>
               </w:rPr>
-              <w:instrText xml:space="preserve"> PAGEREF _Toc230182412 \h </w:instrText>
+              <w:instrText xml:space="preserve"> PAGEREF _Toc230429091 \h </w:instrText>
             </w:r>
             <w:r>
               <w:rPr>
@@ -1347,7 +1284,7 @@
               <w:lang w:eastAsia="ru-RU"/>
             </w:rPr>
           </w:pPr>
-          <w:hyperlink w:anchor="_Toc230182413" w:history="1">
+          <w:hyperlink w:anchor="_Toc230429092" w:history="1">
             <w:r>
               <w:rPr>
                 <w:rStyle w:val="ac"/>
@@ -1374,7 +1311,7 @@
                 <w:noProof/>
                 <w:webHidden/>
               </w:rPr>
-              <w:instrText xml:space="preserve"> PAGEREF _Toc230182413 \h </w:instrText>
+              <w:instrText xml:space="preserve"> PAGEREF _Toc230429092 \h </w:instrText>
             </w:r>
             <w:r>
               <w:rPr>
@@ -1417,7 +1354,7 @@
               <w:lang w:eastAsia="ru-RU"/>
             </w:rPr>
           </w:pPr>
-          <w:hyperlink w:anchor="_Toc230182414" w:history="1">
+          <w:hyperlink w:anchor="_Toc230429093" w:history="1">
             <w:r>
               <w:rPr>
                 <w:rStyle w:val="ac"/>
@@ -1444,7 +1381,7 @@
                 <w:noProof/>
                 <w:webHidden/>
               </w:rPr>
-              <w:instrText xml:space="preserve"> PAGEREF _Toc230182414 \h </w:instrText>
+              <w:instrText xml:space="preserve"> PAGEREF _Toc230429093 \h </w:instrText>
             </w:r>
             <w:r>
               <w:rPr>
@@ -1496,17 +1433,17 @@
       <w:pPr>
         <w:pStyle w:val="1"/>
       </w:pPr>
-      <w:bookmarkStart w:id="1" w:name="_Toc230182410"/>
+      <w:bookmarkStart w:id="0" w:name="_Toc230429089"/>
       <w:r>
         <w:lastRenderedPageBreak/>
         <w:t>Введение</w:t>
       </w:r>
-      <w:bookmarkEnd w:id="1"/>
+      <w:bookmarkEnd w:id="0"/>
     </w:p>
     <w:p>
       <w:pPr>
         <w:spacing w:after="0" w:line="240" w:lineRule="auto"/>
-        <w:ind w:left="11" w:right="731" w:firstLine="709"/>
+        <w:ind w:left="11" w:firstLine="709"/>
         <w:jc w:val="both"/>
         <w:rPr>
           <w:rFonts w:ascii="Times New Roman" w:hAnsi="Times New Roman" w:cs="Times New Roman"/>
@@ -1522,7 +1459,7 @@
     <w:p>
       <w:pPr>
         <w:spacing w:after="0" w:line="240" w:lineRule="auto"/>
-        <w:ind w:left="11" w:right="731" w:firstLine="709"/>
+        <w:ind w:left="11" w:firstLine="709"/>
         <w:jc w:val="both"/>
         <w:rPr>
           <w:rFonts w:ascii="Times New Roman" w:hAnsi="Times New Roman" w:cs="Times New Roman"/>
@@ -1552,7 +1489,7 @@
     <w:p>
       <w:pPr>
         <w:spacing w:after="0" w:line="240" w:lineRule="auto"/>
-        <w:ind w:left="11" w:right="731" w:firstLine="709"/>
+        <w:ind w:left="11" w:firstLine="709"/>
         <w:jc w:val="both"/>
         <w:rPr>
           <w:rFonts w:ascii="Times New Roman" w:hAnsi="Times New Roman" w:cs="Times New Roman"/>
@@ -1572,7 +1509,7 @@
           <w:numId w:val="1"/>
         </w:numPr>
         <w:spacing w:after="0" w:line="240" w:lineRule="auto"/>
-        <w:ind w:right="731" w:firstLine="1265"/>
+        <w:ind w:firstLine="709"/>
         <w:jc w:val="both"/>
         <w:rPr>
           <w:rFonts w:ascii="Times New Roman" w:hAnsi="Times New Roman" w:cs="Times New Roman"/>
@@ -1592,7 +1529,7 @@
           <w:numId w:val="2"/>
         </w:numPr>
         <w:spacing w:after="0" w:line="240" w:lineRule="auto"/>
-        <w:ind w:right="731" w:firstLine="1265"/>
+        <w:ind w:firstLine="709"/>
         <w:jc w:val="both"/>
         <w:rPr>
           <w:rFonts w:ascii="Times New Roman" w:hAnsi="Times New Roman" w:cs="Times New Roman"/>
@@ -1612,7 +1549,7 @@
           <w:numId w:val="3"/>
         </w:numPr>
         <w:spacing w:after="0" w:line="240" w:lineRule="auto"/>
-        <w:ind w:right="731" w:firstLine="1265"/>
+        <w:ind w:firstLine="709"/>
         <w:jc w:val="both"/>
         <w:rPr>
           <w:rFonts w:ascii="Times New Roman" w:hAnsi="Times New Roman" w:cs="Times New Roman"/>
@@ -1632,7 +1569,7 @@
           <w:numId w:val="4"/>
         </w:numPr>
         <w:spacing w:after="0" w:line="240" w:lineRule="auto"/>
-        <w:ind w:right="731" w:firstLine="1265"/>
+        <w:ind w:firstLine="709"/>
         <w:jc w:val="both"/>
         <w:rPr>
           <w:rFonts w:ascii="Times New Roman" w:hAnsi="Times New Roman" w:cs="Times New Roman"/>
@@ -1648,7 +1585,7 @@
     <w:p>
       <w:pPr>
         <w:spacing w:after="0" w:line="240" w:lineRule="auto"/>
-        <w:ind w:left="11" w:right="731" w:firstLine="709"/>
+        <w:ind w:left="11" w:firstLine="709"/>
         <w:jc w:val="both"/>
         <w:rPr>
           <w:rFonts w:ascii="Times New Roman" w:hAnsi="Times New Roman" w:cs="Times New Roman"/>
@@ -1664,7 +1601,7 @@
     <w:p>
       <w:pPr>
         <w:spacing w:after="0" w:line="240" w:lineRule="auto"/>
-        <w:ind w:left="11" w:right="731" w:firstLine="709"/>
+        <w:ind w:left="11" w:firstLine="709"/>
         <w:jc w:val="both"/>
         <w:rPr>
           <w:rFonts w:ascii="Times New Roman" w:hAnsi="Times New Roman" w:cs="Times New Roman"/>
@@ -1680,7 +1617,7 @@
     <w:p>
       <w:pPr>
         <w:spacing w:after="0" w:line="240" w:lineRule="auto"/>
-        <w:ind w:left="11" w:right="731" w:firstLine="709"/>
+        <w:ind w:left="11" w:firstLine="709"/>
         <w:jc w:val="both"/>
         <w:rPr>
           <w:rFonts w:ascii="Times New Roman" w:hAnsi="Times New Roman" w:cs="Times New Roman"/>
@@ -1696,7 +1633,7 @@
     <w:p>
       <w:pPr>
         <w:spacing w:after="0" w:line="240" w:lineRule="auto"/>
-        <w:ind w:left="11" w:right="731" w:firstLine="709"/>
+        <w:ind w:left="11" w:firstLine="709"/>
         <w:jc w:val="both"/>
         <w:rPr>
           <w:rFonts w:ascii="Times New Roman" w:hAnsi="Times New Roman" w:cs="Times New Roman"/>
@@ -1712,7 +1649,7 @@
     <w:p>
       <w:pPr>
         <w:spacing w:after="0" w:line="240" w:lineRule="auto"/>
-        <w:ind w:left="11" w:right="731" w:firstLine="709"/>
+        <w:ind w:left="11" w:firstLine="709"/>
         <w:jc w:val="both"/>
         <w:rPr>
           <w:rFonts w:ascii="Times New Roman" w:hAnsi="Times New Roman" w:cs="Times New Roman"/>
@@ -1728,7 +1665,7 @@
     <w:p>
       <w:pPr>
         <w:spacing w:after="0" w:line="240" w:lineRule="auto"/>
-        <w:ind w:left="11" w:right="731" w:firstLine="709"/>
+        <w:ind w:left="11" w:firstLine="709"/>
         <w:jc w:val="both"/>
         <w:rPr>
           <w:rFonts w:ascii="Times New Roman" w:hAnsi="Times New Roman" w:cs="Times New Roman"/>
@@ -1744,7 +1681,7 @@
     <w:p>
       <w:pPr>
         <w:spacing w:after="0" w:line="240" w:lineRule="auto"/>
-        <w:ind w:left="11" w:right="731" w:firstLine="709"/>
+        <w:ind w:left="11" w:firstLine="709"/>
         <w:jc w:val="both"/>
         <w:rPr>
           <w:rFonts w:ascii="Times New Roman" w:hAnsi="Times New Roman" w:cs="Times New Roman"/>
@@ -1760,7 +1697,7 @@
     <w:p>
       <w:pPr>
         <w:spacing w:after="0" w:line="240" w:lineRule="auto"/>
-        <w:ind w:left="11" w:right="731" w:firstLine="709"/>
+        <w:ind w:left="11" w:firstLine="709"/>
         <w:jc w:val="both"/>
         <w:rPr>
           <w:rFonts w:ascii="Times New Roman" w:hAnsi="Times New Roman" w:cs="Times New Roman"/>
@@ -1776,7 +1713,7 @@
     <w:p>
       <w:pPr>
         <w:spacing w:after="0" w:line="240" w:lineRule="auto"/>
-        <w:ind w:left="11" w:right="731" w:firstLine="709"/>
+        <w:ind w:left="11" w:firstLine="709"/>
         <w:jc w:val="both"/>
         <w:rPr>
           <w:rFonts w:ascii="Times New Roman" w:hAnsi="Times New Roman" w:cs="Times New Roman"/>
@@ -1792,7 +1729,7 @@
     <w:p>
       <w:pPr>
         <w:spacing w:after="0" w:line="240" w:lineRule="auto"/>
-        <w:ind w:left="11" w:right="731" w:firstLine="709"/>
+        <w:ind w:left="11" w:firstLine="709"/>
         <w:jc w:val="both"/>
         <w:rPr>
           <w:rFonts w:ascii="Times New Roman" w:hAnsi="Times New Roman" w:cs="Times New Roman"/>
@@ -1808,7 +1745,7 @@
     <w:p>
       <w:pPr>
         <w:spacing w:after="0" w:line="240" w:lineRule="auto"/>
-        <w:ind w:left="11" w:right="731" w:firstLine="709"/>
+        <w:ind w:left="11" w:firstLine="709"/>
         <w:jc w:val="both"/>
         <w:rPr>
           <w:rFonts w:ascii="Times New Roman" w:hAnsi="Times New Roman" w:cs="Times New Roman"/>
@@ -1824,7 +1761,7 @@
     <w:p>
       <w:pPr>
         <w:spacing w:after="0" w:line="240" w:lineRule="auto"/>
-        <w:ind w:left="11" w:right="731" w:firstLine="709"/>
+        <w:ind w:left="11" w:firstLine="709"/>
         <w:jc w:val="both"/>
         <w:rPr>
           <w:rFonts w:ascii="Times New Roman" w:hAnsi="Times New Roman" w:cs="Times New Roman"/>
@@ -1835,6 +1772,19 @@
           <w:rFonts w:ascii="Times New Roman" w:hAnsi="Times New Roman" w:cs="Times New Roman"/>
         </w:rPr>
         <w:t>ЛР 15 Демонстрирующий готовность и способность к образованию, в том числе самообразованию, на протяжении всей жизни; сознательное отношение к непрерывному образованию как условию успешной профессиональной и общественной деятельности</w:t>
+      </w:r>
+    </w:p>
+    <w:p>
+      <w:pPr>
+        <w:rPr>
+          <w:rFonts w:ascii="Times New Roman" w:hAnsi="Times New Roman" w:cs="Times New Roman"/>
+        </w:rPr>
+      </w:pPr>
+      <w:r>
+        <w:rPr>
+          <w:rFonts w:ascii="Times New Roman" w:hAnsi="Times New Roman" w:cs="Times New Roman"/>
+        </w:rPr>
+        <w:br w:type="page"/>
       </w:r>
     </w:p>
     <w:p>
@@ -1851,17 +1801,16 @@
       <w:pPr>
         <w:pStyle w:val="1"/>
       </w:pPr>
-      <w:bookmarkStart w:id="2" w:name="_Toc230182411"/>
-      <w:r>
-        <w:lastRenderedPageBreak/>
+      <w:bookmarkStart w:id="1" w:name="_Toc230429090"/>
+      <w:r>
         <w:t>Основная часть</w:t>
       </w:r>
-      <w:bookmarkEnd w:id="2"/>
+      <w:bookmarkEnd w:id="1"/>
     </w:p>
     <w:p>
       <w:pPr>
         <w:spacing w:after="0" w:line="240" w:lineRule="auto"/>
-        <w:ind w:left="11" w:right="731" w:firstLine="709"/>
+        <w:ind w:firstLine="709"/>
         <w:jc w:val="both"/>
         <w:rPr>
           <w:rFonts w:ascii="Times New Roman" w:hAnsi="Times New Roman" w:cs="Times New Roman"/>
@@ -1877,7 +1826,7 @@
     <w:p>
       <w:pPr>
         <w:spacing w:after="0" w:line="240" w:lineRule="auto"/>
-        <w:ind w:left="11" w:right="731" w:firstLine="709"/>
+        <w:ind w:firstLine="709"/>
         <w:jc w:val="both"/>
         <w:rPr>
           <w:rFonts w:ascii="Times New Roman" w:hAnsi="Times New Roman" w:cs="Times New Roman"/>
@@ -1893,7 +1842,7 @@
     <w:p>
       <w:pPr>
         <w:spacing w:after="0" w:line="240" w:lineRule="auto"/>
-        <w:ind w:left="11" w:right="731" w:firstLine="709"/>
+        <w:ind w:firstLine="709"/>
         <w:jc w:val="both"/>
         <w:rPr>
           <w:rFonts w:ascii="Times New Roman" w:hAnsi="Times New Roman" w:cs="Times New Roman"/>
@@ -1940,7 +1889,7 @@
     <w:p>
       <w:pPr>
         <w:spacing w:after="0" w:line="240" w:lineRule="auto"/>
-        <w:ind w:left="11" w:right="731" w:firstLine="709"/>
+        <w:ind w:firstLine="709"/>
         <w:jc w:val="both"/>
         <w:rPr>
           <w:rFonts w:ascii="Times New Roman" w:hAnsi="Times New Roman" w:cs="Times New Roman"/>
@@ -1968,7 +1917,7 @@
     <w:p>
       <w:pPr>
         <w:spacing w:after="0" w:line="240" w:lineRule="auto"/>
-        <w:ind w:left="11" w:right="731" w:firstLine="709"/>
+        <w:ind w:firstLine="709"/>
         <w:jc w:val="both"/>
         <w:rPr>
           <w:rFonts w:ascii="Times New Roman" w:hAnsi="Times New Roman" w:cs="Times New Roman"/>
@@ -2020,7 +1969,7 @@
     <w:p>
       <w:pPr>
         <w:spacing w:after="0" w:line="240" w:lineRule="auto"/>
-        <w:ind w:left="11" w:right="731" w:firstLine="709"/>
+        <w:ind w:firstLine="709"/>
         <w:jc w:val="center"/>
         <w:rPr>
           <w:rFonts w:ascii="Times New Roman" w:hAnsi="Times New Roman" w:cs="Times New Roman"/>
@@ -2072,7 +2021,7 @@
     <w:p>
       <w:pPr>
         <w:spacing w:after="0" w:line="240" w:lineRule="auto"/>
-        <w:ind w:left="11" w:right="731" w:firstLine="709"/>
+        <w:ind w:firstLine="709"/>
         <w:jc w:val="both"/>
         <w:rPr>
           <w:rFonts w:ascii="Times New Roman" w:hAnsi="Times New Roman" w:cs="Times New Roman"/>
@@ -2082,7 +2031,7 @@
     <w:p>
       <w:pPr>
         <w:spacing w:after="0" w:line="240" w:lineRule="auto"/>
-        <w:ind w:left="11" w:right="731" w:firstLine="709"/>
+        <w:ind w:firstLine="709"/>
         <w:jc w:val="both"/>
         <w:rPr>
           <w:rFonts w:ascii="Times New Roman" w:hAnsi="Times New Roman" w:cs="Times New Roman"/>
@@ -2110,7 +2059,7 @@
     <w:p>
       <w:pPr>
         <w:spacing w:after="0" w:line="240" w:lineRule="auto"/>
-        <w:ind w:left="11" w:right="731" w:firstLine="709"/>
+        <w:ind w:firstLine="709"/>
         <w:jc w:val="both"/>
         <w:rPr>
           <w:rFonts w:ascii="Times New Roman" w:hAnsi="Times New Roman" w:cs="Times New Roman"/>
@@ -2138,7 +2087,7 @@
     <w:p>
       <w:pPr>
         <w:spacing w:after="0" w:line="240" w:lineRule="auto"/>
-        <w:ind w:left="11" w:right="731" w:firstLine="709"/>
+        <w:ind w:firstLine="709"/>
         <w:jc w:val="both"/>
         <w:rPr>
           <w:rFonts w:ascii="Times New Roman" w:hAnsi="Times New Roman" w:cs="Times New Roman"/>
@@ -2148,7 +2097,7 @@
     <w:p>
       <w:pPr>
         <w:spacing w:after="0" w:line="240" w:lineRule="auto"/>
-        <w:ind w:left="11" w:right="731" w:firstLine="709"/>
+        <w:ind w:firstLine="709"/>
         <w:jc w:val="both"/>
         <w:rPr>
           <w:rFonts w:ascii="Times New Roman" w:hAnsi="Times New Roman" w:cs="Times New Roman"/>
@@ -2200,7 +2149,7 @@
     <w:p>
       <w:pPr>
         <w:spacing w:after="0" w:line="240" w:lineRule="auto"/>
-        <w:ind w:left="11" w:right="731" w:firstLine="709"/>
+        <w:ind w:firstLine="709"/>
         <w:jc w:val="center"/>
         <w:rPr>
           <w:rFonts w:ascii="Times New Roman" w:hAnsi="Times New Roman" w:cs="Times New Roman"/>
@@ -2252,7 +2201,7 @@
     <w:p>
       <w:pPr>
         <w:spacing w:after="0" w:line="240" w:lineRule="auto"/>
-        <w:ind w:left="11" w:right="731" w:firstLine="709"/>
+        <w:ind w:firstLine="709"/>
         <w:jc w:val="both"/>
         <w:rPr>
           <w:rFonts w:ascii="Times New Roman" w:hAnsi="Times New Roman" w:cs="Times New Roman"/>
@@ -2262,7 +2211,7 @@
     <w:p>
       <w:pPr>
         <w:spacing w:after="0" w:line="240" w:lineRule="auto"/>
-        <w:ind w:left="11" w:right="731" w:firstLine="709"/>
+        <w:ind w:firstLine="709"/>
         <w:jc w:val="both"/>
         <w:rPr>
           <w:rFonts w:ascii="Times New Roman" w:hAnsi="Times New Roman" w:cs="Times New Roman"/>
@@ -2290,7 +2239,7 @@
     <w:p>
       <w:pPr>
         <w:spacing w:after="0" w:line="240" w:lineRule="auto"/>
-        <w:ind w:left="11" w:right="731" w:firstLine="709"/>
+        <w:ind w:firstLine="709"/>
         <w:jc w:val="both"/>
         <w:rPr>
           <w:rFonts w:ascii="Times New Roman" w:hAnsi="Times New Roman" w:cs="Times New Roman"/>
@@ -2348,7 +2297,7 @@
     <w:p>
       <w:pPr>
         <w:spacing w:after="0" w:line="240" w:lineRule="auto"/>
-        <w:ind w:left="11" w:right="731" w:firstLine="709"/>
+        <w:ind w:firstLine="709"/>
         <w:jc w:val="center"/>
         <w:rPr>
           <w:rFonts w:ascii="Times New Roman" w:hAnsi="Times New Roman" w:cs="Times New Roman"/>
@@ -2400,7 +2349,7 @@
     <w:p>
       <w:pPr>
         <w:spacing w:after="0" w:line="240" w:lineRule="auto"/>
-        <w:ind w:left="11" w:right="731" w:firstLine="709"/>
+        <w:ind w:firstLine="709"/>
         <w:jc w:val="both"/>
         <w:rPr>
           <w:rFonts w:ascii="Times New Roman" w:hAnsi="Times New Roman" w:cs="Times New Roman"/>
@@ -2410,7 +2359,7 @@
     <w:p>
       <w:pPr>
         <w:spacing w:after="0" w:line="240" w:lineRule="auto"/>
-        <w:ind w:left="11" w:right="731" w:firstLine="709"/>
+        <w:ind w:firstLine="709"/>
         <w:jc w:val="both"/>
         <w:rPr>
           <w:rFonts w:ascii="Times New Roman" w:hAnsi="Times New Roman" w:cs="Times New Roman"/>
@@ -2438,7 +2387,7 @@
     <w:p>
       <w:pPr>
         <w:spacing w:after="0" w:line="240" w:lineRule="auto"/>
-        <w:ind w:left="11" w:right="731" w:firstLine="709"/>
+        <w:ind w:firstLine="709"/>
         <w:jc w:val="both"/>
         <w:rPr>
           <w:rFonts w:ascii="Times New Roman" w:hAnsi="Times New Roman" w:cs="Times New Roman"/>
@@ -2496,7 +2445,7 @@
     <w:p>
       <w:pPr>
         <w:spacing w:after="0" w:line="240" w:lineRule="auto"/>
-        <w:ind w:left="11" w:right="731" w:firstLine="709"/>
+        <w:ind w:firstLine="709"/>
         <w:jc w:val="center"/>
         <w:rPr>
           <w:rFonts w:ascii="Times New Roman" w:hAnsi="Times New Roman" w:cs="Times New Roman"/>
@@ -2548,7 +2497,7 @@
     <w:p>
       <w:pPr>
         <w:spacing w:after="0" w:line="240" w:lineRule="auto"/>
-        <w:ind w:left="11" w:right="731" w:firstLine="709"/>
+        <w:ind w:firstLine="709"/>
         <w:jc w:val="both"/>
         <w:rPr>
           <w:rFonts w:ascii="Times New Roman" w:hAnsi="Times New Roman" w:cs="Times New Roman"/>
@@ -2558,7 +2507,7 @@
     <w:p>
       <w:pPr>
         <w:spacing w:after="0" w:line="240" w:lineRule="auto"/>
-        <w:ind w:left="11" w:right="731" w:firstLine="709"/>
+        <w:ind w:firstLine="709"/>
         <w:jc w:val="both"/>
         <w:rPr>
           <w:rFonts w:ascii="Times New Roman" w:hAnsi="Times New Roman" w:cs="Times New Roman"/>
@@ -2586,7 +2535,7 @@
     <w:p>
       <w:pPr>
         <w:spacing w:after="0" w:line="240" w:lineRule="auto"/>
-        <w:ind w:left="11" w:right="731" w:firstLine="709"/>
+        <w:ind w:firstLine="709"/>
         <w:jc w:val="both"/>
         <w:rPr>
           <w:rFonts w:ascii="Times New Roman" w:hAnsi="Times New Roman" w:cs="Times New Roman"/>
@@ -2644,7 +2593,7 @@
     <w:p>
       <w:pPr>
         <w:spacing w:after="0" w:line="240" w:lineRule="auto"/>
-        <w:ind w:left="11" w:right="731" w:firstLine="709"/>
+        <w:ind w:firstLine="709"/>
         <w:jc w:val="center"/>
         <w:rPr>
           <w:rFonts w:ascii="Times New Roman" w:hAnsi="Times New Roman" w:cs="Times New Roman"/>
@@ -2696,7 +2645,7 @@
     <w:p>
       <w:pPr>
         <w:spacing w:after="0" w:line="240" w:lineRule="auto"/>
-        <w:ind w:left="11" w:right="731" w:firstLine="709"/>
+        <w:ind w:firstLine="709"/>
         <w:jc w:val="both"/>
         <w:rPr>
           <w:rFonts w:ascii="Times New Roman" w:hAnsi="Times New Roman" w:cs="Times New Roman"/>
@@ -2706,7 +2655,7 @@
     <w:p>
       <w:pPr>
         <w:spacing w:after="0" w:line="240" w:lineRule="auto"/>
-        <w:ind w:left="11" w:right="731" w:firstLine="709"/>
+        <w:ind w:firstLine="709"/>
         <w:jc w:val="both"/>
         <w:rPr>
           <w:rFonts w:ascii="Times New Roman" w:hAnsi="Times New Roman" w:cs="Times New Roman"/>
@@ -2734,7 +2683,7 @@
     <w:p>
       <w:pPr>
         <w:spacing w:after="0" w:line="240" w:lineRule="auto"/>
-        <w:ind w:left="11" w:right="731" w:firstLine="709"/>
+        <w:ind w:firstLine="709"/>
         <w:jc w:val="both"/>
         <w:rPr>
           <w:rFonts w:ascii="Times New Roman" w:hAnsi="Times New Roman" w:cs="Times New Roman"/>
@@ -2744,7 +2693,7 @@
     <w:p>
       <w:pPr>
         <w:spacing w:after="0" w:line="240" w:lineRule="auto"/>
-        <w:ind w:left="11" w:right="731" w:firstLine="709"/>
+        <w:ind w:firstLine="709"/>
         <w:jc w:val="both"/>
         <w:rPr>
           <w:rFonts w:ascii="Times New Roman" w:hAnsi="Times New Roman" w:cs="Times New Roman"/>
@@ -2802,7 +2751,7 @@
     <w:p>
       <w:pPr>
         <w:spacing w:after="0" w:line="240" w:lineRule="auto"/>
-        <w:ind w:left="11" w:right="731" w:firstLine="709"/>
+        <w:ind w:firstLine="709"/>
         <w:jc w:val="center"/>
         <w:rPr>
           <w:rFonts w:ascii="Times New Roman" w:hAnsi="Times New Roman" w:cs="Times New Roman"/>
@@ -2854,7 +2803,7 @@
     <w:p>
       <w:pPr>
         <w:spacing w:after="0" w:line="240" w:lineRule="auto"/>
-        <w:ind w:left="11" w:right="731" w:firstLine="709"/>
+        <w:ind w:firstLine="709"/>
         <w:jc w:val="both"/>
         <w:rPr>
           <w:rFonts w:ascii="Times New Roman" w:hAnsi="Times New Roman" w:cs="Times New Roman"/>
@@ -2864,7 +2813,7 @@
     <w:p>
       <w:pPr>
         <w:spacing w:after="0" w:line="240" w:lineRule="auto"/>
-        <w:ind w:left="11" w:right="731" w:firstLine="709"/>
+        <w:ind w:firstLine="709"/>
         <w:jc w:val="both"/>
         <w:rPr>
           <w:rFonts w:ascii="Times New Roman" w:hAnsi="Times New Roman" w:cs="Times New Roman"/>
@@ -2898,7 +2847,7 @@
     <w:p>
       <w:pPr>
         <w:spacing w:after="0" w:line="240" w:lineRule="auto"/>
-        <w:ind w:left="11" w:right="731" w:firstLine="709"/>
+        <w:ind w:firstLine="709"/>
         <w:jc w:val="center"/>
         <w:rPr>
           <w:rFonts w:ascii="Times New Roman" w:hAnsi="Times New Roman" w:cs="Times New Roman"/>
@@ -2950,7 +2899,7 @@
     <w:p>
       <w:pPr>
         <w:spacing w:after="0" w:line="240" w:lineRule="auto"/>
-        <w:ind w:left="11" w:right="731" w:firstLine="709"/>
+        <w:ind w:firstLine="709"/>
         <w:jc w:val="center"/>
         <w:rPr>
           <w:rFonts w:ascii="Times New Roman" w:hAnsi="Times New Roman" w:cs="Times New Roman"/>
@@ -3002,7 +2951,7 @@
     <w:p>
       <w:pPr>
         <w:spacing w:after="0" w:line="240" w:lineRule="auto"/>
-        <w:ind w:left="11" w:right="731" w:firstLine="709"/>
+        <w:ind w:firstLine="709"/>
         <w:jc w:val="both"/>
         <w:rPr>
           <w:rFonts w:ascii="Times New Roman" w:hAnsi="Times New Roman" w:cs="Times New Roman"/>
@@ -3012,7 +2961,7 @@
     <w:p>
       <w:pPr>
         <w:spacing w:after="0" w:line="240" w:lineRule="auto"/>
-        <w:ind w:left="11" w:right="731" w:firstLine="709"/>
+        <w:ind w:firstLine="709"/>
         <w:jc w:val="both"/>
         <w:rPr>
           <w:rFonts w:ascii="Times New Roman" w:hAnsi="Times New Roman" w:cs="Times New Roman"/>
@@ -3028,7 +2977,7 @@
     <w:p>
       <w:pPr>
         <w:spacing w:after="0" w:line="240" w:lineRule="auto"/>
-        <w:ind w:left="11" w:right="731" w:firstLine="709"/>
+        <w:ind w:firstLine="709"/>
         <w:jc w:val="both"/>
         <w:rPr>
           <w:rFonts w:ascii="Times New Roman" w:hAnsi="Times New Roman" w:cs="Times New Roman"/>
@@ -3043,6 +2992,7 @@
     </w:p>
     <w:p>
       <w:pPr>
+        <w:ind w:firstLine="709"/>
         <w:rPr>
           <w:rFonts w:ascii="Times New Roman" w:hAnsi="Times New Roman" w:cs="Times New Roman"/>
         </w:rPr>
@@ -3057,13 +3007,14 @@
     <w:p>
       <w:pPr>
         <w:pStyle w:val="1"/>
-      </w:pPr>
-      <w:bookmarkStart w:id="3" w:name="_Toc230182412"/>
+        <w:ind w:firstLine="709"/>
+      </w:pPr>
+      <w:bookmarkStart w:id="2" w:name="_Toc230429091"/>
       <w:r>
         <w:lastRenderedPageBreak/>
         <w:t>Заключение</w:t>
       </w:r>
-      <w:bookmarkEnd w:id="3"/>
+      <w:bookmarkEnd w:id="2"/>
     </w:p>
     <w:p>
       <w:pPr>
@@ -3078,7 +3029,21 @@
         <w:rPr>
           <w:rFonts w:ascii="Times New Roman" w:hAnsi="Times New Roman" w:cs="Times New Roman"/>
         </w:rPr>
-        <w:t>В ходе выполнения учебной практики во II семестре 2025–2026 учебного года в ГАПОУ СКСиПТ были закреплены и расширены знания в области разработки и проектирования веб-приложений. Практическая деятельность позволила применить полученные теоретические знания на практике и получить опыт создания полноценного веб-сайта в условиях, приближенных к реальной профессиональной деятельности.</w:t>
+        <w:t xml:space="preserve">В ходе выполнения учебной практики во II семестре 2025–2026 учебного года в ГАПОУ </w:t>
+      </w:r>
+      <w:proofErr w:type="spellStart"/>
+      <w:r>
+        <w:rPr>
+          <w:rFonts w:ascii="Times New Roman" w:hAnsi="Times New Roman" w:cs="Times New Roman"/>
+        </w:rPr>
+        <w:t>СКСиПТ</w:t>
+      </w:r>
+      <w:proofErr w:type="spellEnd"/>
+      <w:r>
+        <w:rPr>
+          <w:rFonts w:ascii="Times New Roman" w:hAnsi="Times New Roman" w:cs="Times New Roman"/>
+        </w:rPr>
+        <w:t xml:space="preserve"> были закреплены и расширены знания в области разработки и проектирования веб-приложений. Практическая деятельность позволила применить полученные теоретические знания на практике и получить опыт создания полноценного веб-сайта в условиях, приближенных к реальной профессиональной деятельности.</w:t>
       </w:r>
     </w:p>
     <w:p>
@@ -3188,6 +3153,7 @@
     </w:p>
     <w:p>
       <w:pPr>
+        <w:ind w:firstLine="709"/>
         <w:rPr>
           <w:rFonts w:ascii="Times New Roman" w:hAnsi="Times New Roman" w:cs="Times New Roman"/>
         </w:rPr>
@@ -3202,13 +3168,14 @@
     <w:p>
       <w:pPr>
         <w:pStyle w:val="1"/>
-      </w:pPr>
-      <w:bookmarkStart w:id="4" w:name="_Toc230182413"/>
+        <w:ind w:firstLine="709"/>
+      </w:pPr>
+      <w:bookmarkStart w:id="3" w:name="_Toc230429092"/>
       <w:r>
         <w:lastRenderedPageBreak/>
         <w:t>Список использованных источников</w:t>
       </w:r>
-      <w:bookmarkEnd w:id="4"/>
+      <w:bookmarkEnd w:id="3"/>
     </w:p>
     <w:p>
       <w:pPr>
@@ -3217,9 +3184,18 @@
           <w:ilvl w:val="0"/>
           <w:numId w:val="8"/>
         </w:numPr>
-      </w:pPr>
-      <w:r>
-        <w:t xml:space="preserve">Документация по HTML и CSS [Электронный ресурс] // MDN Web Docs. – Режим доступа: https://developer.mozilla.org (дата обращения: </w:t>
+        <w:ind w:left="0" w:firstLine="709"/>
+      </w:pPr>
+      <w:r>
+        <w:t xml:space="preserve">Документация по HTML и CSS [Электронный ресурс] // MDN Web </w:t>
+      </w:r>
+      <w:proofErr w:type="spellStart"/>
+      <w:r>
+        <w:t>Docs</w:t>
+      </w:r>
+      <w:proofErr w:type="spellEnd"/>
+      <w:r>
+        <w:t xml:space="preserve">. – Режим доступа: https://developer.mozilla.org (дата обращения: </w:t>
       </w:r>
       <w:r>
         <w:t>03</w:t>
@@ -3241,6 +3217,7 @@
           <w:ilvl w:val="0"/>
           <w:numId w:val="8"/>
         </w:numPr>
+        <w:ind w:left="0" w:firstLine="709"/>
       </w:pPr>
       <w:r>
         <w:t xml:space="preserve">Официальная документация PHP [Электронный ресурс] // PHP.net. – Режим доступа: https://www.php.net/docs.php (дата обращения: </w:t>
@@ -3265,6 +3242,7 @@
           <w:ilvl w:val="0"/>
           <w:numId w:val="8"/>
         </w:numPr>
+        <w:ind w:left="0" w:firstLine="709"/>
       </w:pPr>
       <w:r>
         <w:t xml:space="preserve">Справочник по JavaScript [Электронный ресурс] // JavaScript.info. – Режим доступа: https://javascript.info (дата обращения: </w:t>
@@ -3289,6 +3267,7 @@
           <w:ilvl w:val="0"/>
           <w:numId w:val="8"/>
         </w:numPr>
+        <w:ind w:left="0" w:firstLine="709"/>
       </w:pPr>
       <w:r>
         <w:t xml:space="preserve">Справочник веб-технологий [Электронный ресурс] // W3Schools. – Режим доступа: https://www.w3schools.com (дата обращения: </w:t>
@@ -3313,9 +3292,18 @@
           <w:ilvl w:val="0"/>
           <w:numId w:val="8"/>
         </w:numPr>
-      </w:pPr>
-      <w:r>
-        <w:t xml:space="preserve">Документация по CSS [Электронный ресурс] // CSS-Tricks. – Режим доступа: https://css-tricks.com (дата обращения: </w:t>
+        <w:ind w:left="0" w:firstLine="709"/>
+      </w:pPr>
+      <w:r>
+        <w:t>Документация по CSS [Электронный ресурс] // CSS-</w:t>
+      </w:r>
+      <w:proofErr w:type="spellStart"/>
+      <w:r>
+        <w:t>Tricks</w:t>
+      </w:r>
+      <w:proofErr w:type="spellEnd"/>
+      <w:r>
+        <w:t xml:space="preserve">. – Режим доступа: https://css-tricks.com (дата обращения: </w:t>
       </w:r>
       <w:r>
         <w:t>14</w:t>
@@ -3337,9 +3325,34 @@
           <w:ilvl w:val="0"/>
           <w:numId w:val="8"/>
         </w:numPr>
-      </w:pPr>
-      <w:r>
-        <w:t>Документация по системе контроля версий Git [Электронный ресурс] // Git Documentation. – Режим доступа: https://git-scm.com/doc (дата обращения: 2</w:t>
+        <w:ind w:left="0" w:firstLine="709"/>
+      </w:pPr>
+      <w:r>
+        <w:t xml:space="preserve">Документация по системе контроля версий </w:t>
+      </w:r>
+      <w:proofErr w:type="spellStart"/>
+      <w:r>
+        <w:t>Git</w:t>
+      </w:r>
+      <w:proofErr w:type="spellEnd"/>
+      <w:r>
+        <w:t xml:space="preserve"> [Электронный ресурс] // </w:t>
+      </w:r>
+      <w:proofErr w:type="spellStart"/>
+      <w:r>
+        <w:t>Git</w:t>
+      </w:r>
+      <w:proofErr w:type="spellEnd"/>
+      <w:r>
+        <w:t xml:space="preserve"> </w:t>
+      </w:r>
+      <w:proofErr w:type="spellStart"/>
+      <w:r>
+        <w:t>Documentation</w:t>
+      </w:r>
+      <w:proofErr w:type="spellEnd"/>
+      <w:r>
+        <w:t>. – Режим доступа: https://git-scm.com/doc (дата обращения: 2</w:t>
       </w:r>
       <w:r>
         <w:t>1</w:t>
@@ -3361,6 +3374,7 @@
           <w:ilvl w:val="0"/>
           <w:numId w:val="8"/>
         </w:numPr>
+        <w:ind w:left="0" w:firstLine="709"/>
       </w:pPr>
       <w:r>
         <w:t>Среда разработки Visual Studio Code [Электронный ресурс] // Visual Studio Code. – Режим доступа: https://code.visualstudio.com (дата обращения: 2</w:t>
@@ -3385,9 +3399,18 @@
           <w:ilvl w:val="0"/>
           <w:numId w:val="8"/>
         </w:numPr>
-      </w:pPr>
-      <w:r>
-        <w:t xml:space="preserve">Локальный сервер Open Server Panel [Электронный ресурс] // Open Server. – Режим доступа: https://ospanel.io (дата обращения: </w:t>
+        <w:ind w:left="0" w:firstLine="709"/>
+      </w:pPr>
+      <w:r>
+        <w:t xml:space="preserve">Локальный сервер Open Server </w:t>
+      </w:r>
+      <w:proofErr w:type="spellStart"/>
+      <w:r>
+        <w:t>Panel</w:t>
+      </w:r>
+      <w:proofErr w:type="spellEnd"/>
+      <w:r>
+        <w:t xml:space="preserve"> [Электронный ресурс] // Open Server. – Режим доступа: https://ospanel.io (дата обращения: </w:t>
       </w:r>
       <w:r>
         <w:t>15</w:t>
@@ -3403,9 +3426,18 @@
           <w:ilvl w:val="0"/>
           <w:numId w:val="8"/>
         </w:numPr>
-      </w:pPr>
-      <w:r>
-        <w:t xml:space="preserve">Документация по MySQL [Электронный ресурс] // MySQL Documentation. – Режим доступа: https://dev.mysql.com/doc (дата обращения: </w:t>
+        <w:ind w:left="0" w:firstLine="709"/>
+      </w:pPr>
+      <w:r>
+        <w:t xml:space="preserve">Документация по MySQL [Электронный ресурс] // MySQL </w:t>
+      </w:r>
+      <w:proofErr w:type="spellStart"/>
+      <w:r>
+        <w:t>Documentation</w:t>
+      </w:r>
+      <w:proofErr w:type="spellEnd"/>
+      <w:r>
+        <w:t xml:space="preserve">. – Режим доступа: https://dev.mysql.com/doc (дата обращения: </w:t>
       </w:r>
       <w:r>
         <w:t>15</w:t>
@@ -3421,9 +3453,26 @@
           <w:ilvl w:val="0"/>
           <w:numId w:val="8"/>
         </w:numPr>
-      </w:pPr>
-      <w:r>
-        <w:t xml:space="preserve">Документация по адаптивной вёрстке [Электронный ресурс] // Bootstrap Documentation. – Режим доступа: https://getbootstrap.com/docs (дата обращения: </w:t>
+        <w:ind w:left="0" w:firstLine="709"/>
+      </w:pPr>
+      <w:r>
+        <w:t xml:space="preserve">Документация по адаптивной вёрстке [Электронный ресурс] // </w:t>
+      </w:r>
+      <w:proofErr w:type="spellStart"/>
+      <w:r>
+        <w:t>Bootstrap</w:t>
+      </w:r>
+      <w:proofErr w:type="spellEnd"/>
+      <w:r>
+        <w:t xml:space="preserve"> </w:t>
+      </w:r>
+      <w:proofErr w:type="spellStart"/>
+      <w:r>
+        <w:t>Documentation</w:t>
+      </w:r>
+      <w:proofErr w:type="spellEnd"/>
+      <w:r>
+        <w:t xml:space="preserve">. – Режим доступа: https://getbootstrap.com/docs (дата обращения: </w:t>
       </w:r>
       <w:r>
         <w:t>15</w:t>
@@ -3440,13 +3489,14 @@
     <w:p>
       <w:pPr>
         <w:pStyle w:val="1"/>
-      </w:pPr>
-      <w:bookmarkStart w:id="5" w:name="_Toc230182414"/>
+        <w:ind w:firstLine="709"/>
+      </w:pPr>
+      <w:bookmarkStart w:id="4" w:name="_Toc230429093"/>
       <w:r>
         <w:lastRenderedPageBreak/>
         <w:t>Приложение А</w:t>
       </w:r>
-      <w:bookmarkEnd w:id="5"/>
+      <w:bookmarkEnd w:id="4"/>
     </w:p>
     <w:sectPr>
       <w:footerReference w:type="default" r:id="rId15"/>

--- a/UPsite/отчёт.docx
+++ b/UPsite/отчёт.docx
@@ -1432,6 +1432,7 @@
     <w:p>
       <w:pPr>
         <w:pStyle w:val="1"/>
+        <w:spacing w:line="360" w:lineRule="auto"/>
       </w:pPr>
       <w:bookmarkStart w:id="0" w:name="_Toc230429089"/>
       <w:r>
@@ -1442,7 +1443,7 @@
     </w:p>
     <w:p>
       <w:pPr>
-        <w:spacing w:after="0" w:line="240" w:lineRule="auto"/>
+        <w:spacing w:after="0" w:line="360" w:lineRule="auto"/>
         <w:ind w:left="11" w:firstLine="709"/>
         <w:jc w:val="both"/>
         <w:rPr>
@@ -1453,12 +1454,12 @@
         <w:rPr>
           <w:rFonts w:ascii="Times New Roman" w:hAnsi="Times New Roman" w:cs="Times New Roman"/>
         </w:rPr>
-        <w:t>Графический дизайн и его реализация в виде веб-сайтов являются неотъемлемой частью современной культуры и коммуникации. Качественный визуальный контент и качественная верстка играют ключевую роль в передаче информации, выражении идей и эмоций, а также в формировании имиджа и идентичности брендов, организаций и продуктов. Графический дизайн и веб-разработка позволяют создавать эффективные и эстетически привлекательные решения, которые помогают: устанавливать контакты с потенциальными партнёрами, продвигать товары и услуги, делиться знаниями и опытом с широкой аудиторией, получать дополнительный доход от создания и продажи сайтов. </w:t>
-      </w:r>
-    </w:p>
-    <w:p>
-      <w:pPr>
-        <w:spacing w:after="0" w:line="240" w:lineRule="auto"/>
+        <w:t>Графический дизайн и его реализация в виде веб-сайтов являются неотъемлемой частью современной культуры и коммуникации. Качественный визуальный контент и верстка играют ключевую роль в передаче информации, выражении идей и эмоций, а также в формировании имиджа и идентичности брендов, организаций и продуктов. Графический дизайн и веб-разработка позволяют создавать эффективные и эстетически привлекательные решения, которые помогают: устанавливать контакты с потенциальными партнёрами, продвигать товары и услуги, получать дополнительный доход от создания и продажи сайтов. </w:t>
+      </w:r>
+    </w:p>
+    <w:p>
+      <w:pPr>
+        <w:spacing w:after="0" w:line="360" w:lineRule="auto"/>
         <w:ind w:left="11" w:firstLine="709"/>
         <w:jc w:val="both"/>
         <w:rPr>
@@ -1488,7 +1489,7 @@
     </w:p>
     <w:p>
       <w:pPr>
-        <w:spacing w:after="0" w:line="240" w:lineRule="auto"/>
+        <w:spacing w:after="0" w:line="360" w:lineRule="auto"/>
         <w:ind w:left="11" w:firstLine="709"/>
         <w:jc w:val="both"/>
         <w:rPr>
@@ -1508,7 +1509,11 @@
           <w:ilvl w:val="0"/>
           <w:numId w:val="1"/>
         </w:numPr>
-        <w:spacing w:after="0" w:line="240" w:lineRule="auto"/>
+        <w:tabs>
+          <w:tab w:val="clear" w:pos="720"/>
+          <w:tab w:val="left" w:pos="1560"/>
+        </w:tabs>
+        <w:spacing w:after="0" w:line="360" w:lineRule="auto"/>
         <w:ind w:firstLine="709"/>
         <w:jc w:val="both"/>
         <w:rPr>
@@ -1528,7 +1533,11 @@
           <w:ilvl w:val="0"/>
           <w:numId w:val="2"/>
         </w:numPr>
-        <w:spacing w:after="0" w:line="240" w:lineRule="auto"/>
+        <w:tabs>
+          <w:tab w:val="clear" w:pos="720"/>
+          <w:tab w:val="left" w:pos="1560"/>
+        </w:tabs>
+        <w:spacing w:after="0" w:line="360" w:lineRule="auto"/>
         <w:ind w:firstLine="709"/>
         <w:jc w:val="both"/>
         <w:rPr>
@@ -1548,7 +1557,11 @@
           <w:ilvl w:val="0"/>
           <w:numId w:val="3"/>
         </w:numPr>
-        <w:spacing w:after="0" w:line="240" w:lineRule="auto"/>
+        <w:tabs>
+          <w:tab w:val="clear" w:pos="720"/>
+          <w:tab w:val="left" w:pos="1560"/>
+        </w:tabs>
+        <w:spacing w:after="0" w:line="360" w:lineRule="auto"/>
         <w:ind w:firstLine="709"/>
         <w:jc w:val="both"/>
         <w:rPr>
@@ -1564,11 +1577,158 @@
     </w:p>
     <w:p>
       <w:pPr>
-        <w:numPr>
-          <w:ilvl w:val="0"/>
-          <w:numId w:val="4"/>
-        </w:numPr>
-        <w:spacing w:after="0" w:line="240" w:lineRule="auto"/>
+        <w:spacing w:after="0" w:line="360" w:lineRule="auto"/>
+        <w:ind w:left="11" w:firstLine="709"/>
+        <w:jc w:val="both"/>
+        <w:rPr>
+          <w:rFonts w:ascii="Times New Roman" w:hAnsi="Times New Roman" w:cs="Times New Roman"/>
+        </w:rPr>
+      </w:pPr>
+      <w:r>
+        <w:rPr>
+          <w:rFonts w:ascii="Times New Roman" w:hAnsi="Times New Roman" w:cs="Times New Roman"/>
+        </w:rPr>
+        <w:t>В результате прохождения учебной практики у студента должны сформироваться следующие профессиональные компетенции (ПК), общие компетенции (ОК) и личностные результаты (ЛР) или их элементы: </w:t>
+      </w:r>
+    </w:p>
+    <w:p>
+      <w:pPr>
+        <w:spacing w:after="0" w:line="360" w:lineRule="auto"/>
+        <w:ind w:left="11" w:firstLine="709"/>
+        <w:jc w:val="both"/>
+        <w:rPr>
+          <w:rFonts w:ascii="Times New Roman" w:hAnsi="Times New Roman" w:cs="Times New Roman"/>
+        </w:rPr>
+      </w:pPr>
+      <w:r>
+        <w:rPr>
+          <w:rFonts w:ascii="Times New Roman" w:hAnsi="Times New Roman" w:cs="Times New Roman"/>
+        </w:rPr>
+        <w:t>ОК 01 Выбирать способы решения задач профессиональной деятельности применительно к различным контекстам;  </w:t>
+      </w:r>
+    </w:p>
+    <w:p>
+      <w:pPr>
+        <w:spacing w:after="0" w:line="360" w:lineRule="auto"/>
+        <w:ind w:left="11" w:firstLine="709"/>
+        <w:jc w:val="both"/>
+        <w:rPr>
+          <w:rFonts w:ascii="Times New Roman" w:hAnsi="Times New Roman" w:cs="Times New Roman"/>
+        </w:rPr>
+      </w:pPr>
+      <w:r>
+        <w:rPr>
+          <w:rFonts w:ascii="Times New Roman" w:hAnsi="Times New Roman" w:cs="Times New Roman"/>
+        </w:rPr>
+        <w:t>ОК 02 Использовать современные средства поиска, анализа и интерпретации информации, и информационные технологии для выполнения задач профессиональной деятельности  </w:t>
+      </w:r>
+    </w:p>
+    <w:p>
+      <w:pPr>
+        <w:spacing w:after="0" w:line="360" w:lineRule="auto"/>
+        <w:ind w:left="11" w:firstLine="709"/>
+        <w:jc w:val="both"/>
+        <w:rPr>
+          <w:rFonts w:ascii="Times New Roman" w:hAnsi="Times New Roman" w:cs="Times New Roman"/>
+        </w:rPr>
+      </w:pPr>
+      <w:r>
+        <w:rPr>
+          <w:rFonts w:ascii="Times New Roman" w:hAnsi="Times New Roman" w:cs="Times New Roman"/>
+        </w:rPr>
+        <w:t>ОК 03 Планировать и реализовывать собственное профессиональное и личностное развитие, предпринимательскую деятельность в профессиональной сфере, использовать знания по финансовой грамотности в различных жизненных ситуациях  </w:t>
+      </w:r>
+    </w:p>
+    <w:p>
+      <w:pPr>
+        <w:spacing w:after="0" w:line="360" w:lineRule="auto"/>
+        <w:ind w:left="11" w:firstLine="709"/>
+        <w:jc w:val="both"/>
+        <w:rPr>
+          <w:rFonts w:ascii="Times New Roman" w:hAnsi="Times New Roman" w:cs="Times New Roman"/>
+        </w:rPr>
+      </w:pPr>
+      <w:r>
+        <w:rPr>
+          <w:rFonts w:ascii="Times New Roman" w:hAnsi="Times New Roman" w:cs="Times New Roman"/>
+        </w:rPr>
+        <w:t>ОК 04 Эффективно взаимодействовать и работать в коллективе и команде  </w:t>
+      </w:r>
+    </w:p>
+    <w:p>
+      <w:pPr>
+        <w:spacing w:after="0" w:line="360" w:lineRule="auto"/>
+        <w:ind w:left="11" w:firstLine="709"/>
+        <w:jc w:val="both"/>
+        <w:rPr>
+          <w:rFonts w:ascii="Times New Roman" w:hAnsi="Times New Roman" w:cs="Times New Roman"/>
+        </w:rPr>
+      </w:pPr>
+      <w:r>
+        <w:rPr>
+          <w:rFonts w:ascii="Times New Roman" w:hAnsi="Times New Roman" w:cs="Times New Roman"/>
+        </w:rPr>
+        <w:t>ПК 1.1 Формировать алгоритмы разработки программных модулей в соответствии с техническим заданием </w:t>
+      </w:r>
+    </w:p>
+    <w:p>
+      <w:pPr>
+        <w:spacing w:after="0" w:line="360" w:lineRule="auto"/>
+        <w:ind w:left="11" w:firstLine="709"/>
+        <w:jc w:val="both"/>
+        <w:rPr>
+          <w:rFonts w:ascii="Times New Roman" w:hAnsi="Times New Roman" w:cs="Times New Roman"/>
+        </w:rPr>
+      </w:pPr>
+      <w:r>
+        <w:rPr>
+          <w:rFonts w:ascii="Times New Roman" w:hAnsi="Times New Roman" w:cs="Times New Roman"/>
+        </w:rPr>
+        <w:t>ПК 1.2 Разрабатывать программные модули в соответствии с техническим заданием </w:t>
+      </w:r>
+    </w:p>
+    <w:p>
+      <w:pPr>
+        <w:spacing w:after="0" w:line="360" w:lineRule="auto"/>
+        <w:ind w:left="11" w:firstLine="709"/>
+        <w:jc w:val="both"/>
+        <w:rPr>
+          <w:rFonts w:ascii="Times New Roman" w:hAnsi="Times New Roman" w:cs="Times New Roman"/>
+        </w:rPr>
+      </w:pPr>
+      <w:r>
+        <w:rPr>
+          <w:rFonts w:ascii="Times New Roman" w:hAnsi="Times New Roman" w:cs="Times New Roman"/>
+        </w:rPr>
+        <w:t>ЛР 14 Демонстрирующий навыки анализа и интерпретации информации из различных источников с учетом нормативно-правовых норм</w:t>
+      </w:r>
+      <w:r>
+        <w:rPr>
+          <w:rFonts w:ascii="Times New Roman" w:hAnsi="Times New Roman" w:cs="Times New Roman"/>
+        </w:rPr>
+        <w:t>.</w:t>
+      </w:r>
+      <w:r>
+        <w:rPr>
+          <w:rFonts w:ascii="Times New Roman" w:hAnsi="Times New Roman" w:cs="Times New Roman"/>
+        </w:rPr>
+        <w:br w:type="page"/>
+      </w:r>
+    </w:p>
+    <w:p>
+      <w:pPr>
+        <w:pStyle w:val="1"/>
+      </w:pPr>
+      <w:bookmarkStart w:id="1" w:name="_Toc230429090"/>
+      <w:r>
+        <w:lastRenderedPageBreak/>
+        <w:t>Основная часть</w:t>
+      </w:r>
+      <w:bookmarkEnd w:id="1"/>
+    </w:p>
+    <w:p>
+      <w:pPr>
+        <w:spacing w:after="0" w:line="360" w:lineRule="auto"/>
         <w:ind w:firstLine="709"/>
         <w:jc w:val="both"/>
         <w:rPr>
@@ -1579,237 +1739,12 @@
         <w:rPr>
           <w:rFonts w:ascii="Times New Roman" w:hAnsi="Times New Roman" w:cs="Times New Roman"/>
         </w:rPr>
-        <w:t>подготовка студентов к самостоятельной работе и самоорганизации через изучение новых инструментов и техник. </w:t>
-      </w:r>
-    </w:p>
-    <w:p>
-      <w:pPr>
-        <w:spacing w:after="0" w:line="240" w:lineRule="auto"/>
-        <w:ind w:left="11" w:firstLine="709"/>
-        <w:jc w:val="both"/>
-        <w:rPr>
-          <w:rFonts w:ascii="Times New Roman" w:hAnsi="Times New Roman" w:cs="Times New Roman"/>
-        </w:rPr>
-      </w:pPr>
-      <w:r>
-        <w:rPr>
-          <w:rFonts w:ascii="Times New Roman" w:hAnsi="Times New Roman" w:cs="Times New Roman"/>
-        </w:rPr>
-        <w:t>В результате прохождения учебной практики у студента должны сформироваться следующие профессиональные компетенции (ПК), общие компетенции (ОК) и личностные результаты (ЛР) или их элементы: </w:t>
-      </w:r>
-    </w:p>
-    <w:p>
-      <w:pPr>
-        <w:spacing w:after="0" w:line="240" w:lineRule="auto"/>
-        <w:ind w:left="11" w:firstLine="709"/>
-        <w:jc w:val="both"/>
-        <w:rPr>
-          <w:rFonts w:ascii="Times New Roman" w:hAnsi="Times New Roman" w:cs="Times New Roman"/>
-        </w:rPr>
-      </w:pPr>
-      <w:r>
-        <w:rPr>
-          <w:rFonts w:ascii="Times New Roman" w:hAnsi="Times New Roman" w:cs="Times New Roman"/>
-        </w:rPr>
-        <w:t>ОК 01 Выбирать способы решения задач профессиональной деятельности применительно к различным контекстам;  </w:t>
-      </w:r>
-    </w:p>
-    <w:p>
-      <w:pPr>
-        <w:spacing w:after="0" w:line="240" w:lineRule="auto"/>
-        <w:ind w:left="11" w:firstLine="709"/>
-        <w:jc w:val="both"/>
-        <w:rPr>
-          <w:rFonts w:ascii="Times New Roman" w:hAnsi="Times New Roman" w:cs="Times New Roman"/>
-        </w:rPr>
-      </w:pPr>
-      <w:r>
-        <w:rPr>
-          <w:rFonts w:ascii="Times New Roman" w:hAnsi="Times New Roman" w:cs="Times New Roman"/>
-        </w:rPr>
-        <w:t>ОК 02 Использовать современные средства поиска, анализа и интерпретации информации, и информационные технологии для выполнения задач профессиональной деятельности  </w:t>
-      </w:r>
-    </w:p>
-    <w:p>
-      <w:pPr>
-        <w:spacing w:after="0" w:line="240" w:lineRule="auto"/>
-        <w:ind w:left="11" w:firstLine="709"/>
-        <w:jc w:val="both"/>
-        <w:rPr>
-          <w:rFonts w:ascii="Times New Roman" w:hAnsi="Times New Roman" w:cs="Times New Roman"/>
-        </w:rPr>
-      </w:pPr>
-      <w:r>
-        <w:rPr>
-          <w:rFonts w:ascii="Times New Roman" w:hAnsi="Times New Roman" w:cs="Times New Roman"/>
-        </w:rPr>
-        <w:t>ОК 03 Планировать и реализовывать собственное профессиональное и личностное развитие, предпринимательскую деятельность в профессиональной сфере, использовать знания по финансовой грамотности в различных жизненных ситуациях  </w:t>
-      </w:r>
-    </w:p>
-    <w:p>
-      <w:pPr>
-        <w:spacing w:after="0" w:line="240" w:lineRule="auto"/>
-        <w:ind w:left="11" w:firstLine="709"/>
-        <w:jc w:val="both"/>
-        <w:rPr>
-          <w:rFonts w:ascii="Times New Roman" w:hAnsi="Times New Roman" w:cs="Times New Roman"/>
-        </w:rPr>
-      </w:pPr>
-      <w:r>
-        <w:rPr>
-          <w:rFonts w:ascii="Times New Roman" w:hAnsi="Times New Roman" w:cs="Times New Roman"/>
-        </w:rPr>
-        <w:t>ОК 04 Эффективно взаимодействовать и работать в коллективе и команде  </w:t>
-      </w:r>
-    </w:p>
-    <w:p>
-      <w:pPr>
-        <w:spacing w:after="0" w:line="240" w:lineRule="auto"/>
-        <w:ind w:left="11" w:firstLine="709"/>
-        <w:jc w:val="both"/>
-        <w:rPr>
-          <w:rFonts w:ascii="Times New Roman" w:hAnsi="Times New Roman" w:cs="Times New Roman"/>
-        </w:rPr>
-      </w:pPr>
-      <w:r>
-        <w:rPr>
-          <w:rFonts w:ascii="Times New Roman" w:hAnsi="Times New Roman" w:cs="Times New Roman"/>
-        </w:rPr>
-        <w:t>ОК 5 Осуществлять устную и письменную коммуникацию на государственном языке с учетом особенностей социального и культурного контекста. </w:t>
-      </w:r>
-    </w:p>
-    <w:p>
-      <w:pPr>
-        <w:spacing w:after="0" w:line="240" w:lineRule="auto"/>
-        <w:ind w:left="11" w:firstLine="709"/>
-        <w:jc w:val="both"/>
-        <w:rPr>
-          <w:rFonts w:ascii="Times New Roman" w:hAnsi="Times New Roman" w:cs="Times New Roman"/>
-        </w:rPr>
-      </w:pPr>
-      <w:r>
-        <w:rPr>
-          <w:rFonts w:ascii="Times New Roman" w:hAnsi="Times New Roman" w:cs="Times New Roman"/>
-        </w:rPr>
-        <w:t>ОК 9 Использовать информационные технологии в профессиональной деятельности. </w:t>
-      </w:r>
-    </w:p>
-    <w:p>
-      <w:pPr>
-        <w:spacing w:after="0" w:line="240" w:lineRule="auto"/>
-        <w:ind w:left="11" w:firstLine="709"/>
-        <w:jc w:val="both"/>
-        <w:rPr>
-          <w:rFonts w:ascii="Times New Roman" w:hAnsi="Times New Roman" w:cs="Times New Roman"/>
-        </w:rPr>
-      </w:pPr>
-      <w:r>
-        <w:rPr>
-          <w:rFonts w:ascii="Times New Roman" w:hAnsi="Times New Roman" w:cs="Times New Roman"/>
-        </w:rPr>
-        <w:t>ОК 10 Пользоваться профессиональной документацией на государственном и иностранном языках </w:t>
-      </w:r>
-    </w:p>
-    <w:p>
-      <w:pPr>
-        <w:spacing w:after="0" w:line="240" w:lineRule="auto"/>
-        <w:ind w:left="11" w:firstLine="709"/>
-        <w:jc w:val="both"/>
-        <w:rPr>
-          <w:rFonts w:ascii="Times New Roman" w:hAnsi="Times New Roman" w:cs="Times New Roman"/>
-        </w:rPr>
-      </w:pPr>
-      <w:r>
-        <w:rPr>
-          <w:rFonts w:ascii="Times New Roman" w:hAnsi="Times New Roman" w:cs="Times New Roman"/>
-        </w:rPr>
-        <w:t>ПК 1.1 Формировать алгоритмы разработки программных модулей в соответствии с техническим заданием </w:t>
-      </w:r>
-    </w:p>
-    <w:p>
-      <w:pPr>
-        <w:spacing w:after="0" w:line="240" w:lineRule="auto"/>
-        <w:ind w:left="11" w:firstLine="709"/>
-        <w:jc w:val="both"/>
-        <w:rPr>
-          <w:rFonts w:ascii="Times New Roman" w:hAnsi="Times New Roman" w:cs="Times New Roman"/>
-        </w:rPr>
-      </w:pPr>
-      <w:r>
-        <w:rPr>
-          <w:rFonts w:ascii="Times New Roman" w:hAnsi="Times New Roman" w:cs="Times New Roman"/>
-        </w:rPr>
-        <w:t>ПК 1.2 Разрабатывать программные модули в соответствии с техническим заданием </w:t>
-      </w:r>
-    </w:p>
-    <w:p>
-      <w:pPr>
-        <w:spacing w:after="0" w:line="240" w:lineRule="auto"/>
-        <w:ind w:left="11" w:firstLine="709"/>
-        <w:jc w:val="both"/>
-        <w:rPr>
-          <w:rFonts w:ascii="Times New Roman" w:hAnsi="Times New Roman" w:cs="Times New Roman"/>
-        </w:rPr>
-      </w:pPr>
-      <w:r>
-        <w:rPr>
-          <w:rFonts w:ascii="Times New Roman" w:hAnsi="Times New Roman" w:cs="Times New Roman"/>
-        </w:rPr>
-        <w:t>ЛР 14 Демонстрирующий навыки анализа и интерпретации информации из различных источников с учетом нормативно-правовых норм</w:t>
-      </w:r>
-    </w:p>
-    <w:p>
-      <w:pPr>
-        <w:spacing w:after="0" w:line="240" w:lineRule="auto"/>
-        <w:ind w:left="11" w:firstLine="709"/>
-        <w:jc w:val="both"/>
-        <w:rPr>
-          <w:rFonts w:ascii="Times New Roman" w:hAnsi="Times New Roman" w:cs="Times New Roman"/>
-        </w:rPr>
-      </w:pPr>
-      <w:r>
-        <w:rPr>
-          <w:rFonts w:ascii="Times New Roman" w:hAnsi="Times New Roman" w:cs="Times New Roman"/>
-        </w:rPr>
-        <w:t>ЛР 15 Демонстрирующий готовность и способность к образованию, в том числе самообразованию, на протяжении всей жизни; сознательное отношение к непрерывному образованию как условию успешной профессиональной и общественной деятельности</w:t>
-      </w:r>
-    </w:p>
-    <w:p>
-      <w:pPr>
-        <w:rPr>
-          <w:rFonts w:ascii="Times New Roman" w:hAnsi="Times New Roman" w:cs="Times New Roman"/>
-        </w:rPr>
-      </w:pPr>
-      <w:r>
-        <w:rPr>
-          <w:rFonts w:ascii="Times New Roman" w:hAnsi="Times New Roman" w:cs="Times New Roman"/>
-        </w:rPr>
-        <w:br w:type="page"/>
-      </w:r>
-    </w:p>
-    <w:p>
-      <w:pPr>
-        <w:spacing w:after="0" w:line="240" w:lineRule="auto"/>
-        <w:ind w:right="731" w:firstLine="709"/>
-        <w:jc w:val="both"/>
-        <w:rPr>
-          <w:rFonts w:ascii="Times New Roman" w:hAnsi="Times New Roman" w:cs="Times New Roman"/>
-        </w:rPr>
-      </w:pPr>
-    </w:p>
-    <w:p>
-      <w:pPr>
-        <w:pStyle w:val="1"/>
-      </w:pPr>
-      <w:bookmarkStart w:id="1" w:name="_Toc230429090"/>
-      <w:r>
-        <w:t>Основная часть</w:t>
-      </w:r>
-      <w:bookmarkEnd w:id="1"/>
-    </w:p>
-    <w:p>
-      <w:pPr>
-        <w:spacing w:after="0" w:line="240" w:lineRule="auto"/>
+        <w:t>В ходе учебной практики был разработан веб-сайт телеграфа, предназначенный для предоставления пользователям информации об услугах и тарифах, а также для оформления и отправки сообщений через интернет. Основной задачей являлось создание современного, адаптивного и удобного пользовательского интерфейса с системой авторизации и административной панелью.</w:t>
+      </w:r>
+    </w:p>
+    <w:p>
+      <w:pPr>
+        <w:spacing w:after="0" w:line="360" w:lineRule="auto"/>
         <w:ind w:firstLine="709"/>
         <w:jc w:val="both"/>
         <w:rPr>
@@ -1820,12 +1755,12 @@
         <w:rPr>
           <w:rFonts w:ascii="Times New Roman" w:hAnsi="Times New Roman" w:cs="Times New Roman"/>
         </w:rPr>
-        <w:t>В ходе учебной практики был разработан веб-сайт телеграфа, предназначенный для предоставления пользователям информации об услугах и тарифах, а также для оформления и отправки сообщений через интернет. Основной задачей являлось создание современного, адаптивного и удобного пользовательского интерфейса с системой авторизации и административной панелью.</w:t>
-      </w:r>
-    </w:p>
-    <w:p>
-      <w:pPr>
-        <w:spacing w:after="0" w:line="240" w:lineRule="auto"/>
+        <w:t>На начальном этапе была выполнена разработка структуры сайта и проектирование пользовательского интерфейса. Были определены основные разделы сайта, способы навигации между страницами и логика взаимодействия пользователя с системой. Особое внимание уделялось удобству использования, читаемости интерфейса и единому визуальному стилю всех страниц.</w:t>
+      </w:r>
+    </w:p>
+    <w:p>
+      <w:pPr>
+        <w:spacing w:after="0" w:line="360" w:lineRule="auto"/>
         <w:ind w:firstLine="709"/>
         <w:jc w:val="both"/>
         <w:rPr>
@@ -1836,12 +1771,43 @@
         <w:rPr>
           <w:rFonts w:ascii="Times New Roman" w:hAnsi="Times New Roman" w:cs="Times New Roman"/>
         </w:rPr>
-        <w:t>На начальном этапе была выполнена разработка структуры сайта и проектирование пользовательского интерфейса. Были определены основные разделы сайта, способы навигации между страницами и логика взаимодействия пользователя с системой. Особое внимание уделялось удобству использования, читаемости интерфейса и единому визуальному стилю всех страниц.</w:t>
-      </w:r>
-    </w:p>
-    <w:p>
-      <w:pPr>
-        <w:spacing w:after="0" w:line="240" w:lineRule="auto"/>
+        <w:t>Для реализации проекта использовались технологии HTML5, CSS3</w:t>
+      </w:r>
+      <w:r>
+        <w:rPr>
+          <w:rFonts w:ascii="Times New Roman" w:hAnsi="Times New Roman" w:cs="Times New Roman"/>
+        </w:rPr>
+        <w:t>,</w:t>
+      </w:r>
+      <w:r>
+        <w:rPr>
+          <w:rFonts w:ascii="Times New Roman" w:hAnsi="Times New Roman" w:cs="Times New Roman"/>
+        </w:rPr>
+        <w:t xml:space="preserve"> JavaScript</w:t>
+      </w:r>
+      <w:r>
+        <w:rPr>
+          <w:rFonts w:ascii="Times New Roman" w:hAnsi="Times New Roman" w:cs="Times New Roman"/>
+        </w:rPr>
+        <w:t xml:space="preserve">, </w:t>
+      </w:r>
+      <w:r>
+        <w:rPr>
+          <w:rFonts w:ascii="Times New Roman" w:hAnsi="Times New Roman" w:cs="Times New Roman"/>
+          <w:lang w:val="en-US"/>
+        </w:rPr>
+        <w:t>PHP</w:t>
+      </w:r>
+      <w:r>
+        <w:rPr>
+          <w:rFonts w:ascii="Times New Roman" w:hAnsi="Times New Roman" w:cs="Times New Roman"/>
+        </w:rPr>
+        <w:t>. Вёрстка сайта выполнялась с использованием адаптивного подхода, благодаря чему страницы корректно отображаются как на мобильных устройствах, так и на экранах персональных компьютеров. Максимальная ширина сайта составляет 1440 пикселей.</w:t>
+      </w:r>
+    </w:p>
+    <w:p>
+      <w:pPr>
+        <w:spacing w:after="0" w:line="360" w:lineRule="auto"/>
         <w:ind w:firstLine="709"/>
         <w:jc w:val="both"/>
         <w:rPr>
@@ -1852,72 +1818,24 @@
         <w:rPr>
           <w:rFonts w:ascii="Times New Roman" w:hAnsi="Times New Roman" w:cs="Times New Roman"/>
         </w:rPr>
-        <w:t>Для реализации проекта использовались технологии HTML5, CSS3</w:t>
-      </w:r>
-      <w:r>
-        <w:rPr>
-          <w:rFonts w:ascii="Times New Roman" w:hAnsi="Times New Roman" w:cs="Times New Roman"/>
-        </w:rPr>
-        <w:t>,</w:t>
-      </w:r>
-      <w:r>
-        <w:rPr>
-          <w:rFonts w:ascii="Times New Roman" w:hAnsi="Times New Roman" w:cs="Times New Roman"/>
-        </w:rPr>
-        <w:t xml:space="preserve"> JavaScript</w:t>
-      </w:r>
-      <w:r>
-        <w:rPr>
-          <w:rFonts w:ascii="Times New Roman" w:hAnsi="Times New Roman" w:cs="Times New Roman"/>
-        </w:rPr>
-        <w:t xml:space="preserve">, </w:t>
-      </w:r>
-      <w:r>
-        <w:rPr>
-          <w:rFonts w:ascii="Times New Roman" w:hAnsi="Times New Roman" w:cs="Times New Roman"/>
-          <w:lang w:val="en-US"/>
-        </w:rPr>
-        <w:t>PHP</w:t>
-      </w:r>
-      <w:r>
-        <w:rPr>
-          <w:rFonts w:ascii="Times New Roman" w:hAnsi="Times New Roman" w:cs="Times New Roman"/>
-        </w:rPr>
-        <w:t>. Вёрстка сайта выполнялась с использованием адаптивного подхода, благодаря чему страницы корректно отображаются как на мобильных устройствах, так и на экранах персональных компьютеров. Максимальная ширина сайта составляет 1440 пикселей.</w:t>
+        <w:t>В процессе разработки была выбрана современная минималистичная цветовая палитра, включающая тёмно-синие, белые, серые и голубые оттенки. Для элементов интерфейса использовались карточки с закруглёнными углами и мягкими тенями</w:t>
+      </w:r>
+      <w:r>
+        <w:rPr>
+          <w:rFonts w:ascii="Times New Roman" w:hAnsi="Times New Roman" w:cs="Times New Roman"/>
+        </w:rPr>
+        <w:t xml:space="preserve"> (Рис. 1)</w:t>
+      </w:r>
+      <w:r>
+        <w:rPr>
+          <w:rFonts w:ascii="Times New Roman" w:hAnsi="Times New Roman" w:cs="Times New Roman"/>
+        </w:rPr>
+        <w:t>, что позволило сделать внешний вид сайта более современным и визуально удобным.</w:t>
       </w:r>
     </w:p>
     <w:p>
       <w:pPr>
         <w:spacing w:after="0" w:line="240" w:lineRule="auto"/>
-        <w:ind w:firstLine="709"/>
-        <w:jc w:val="both"/>
-        <w:rPr>
-          <w:rFonts w:ascii="Times New Roman" w:hAnsi="Times New Roman" w:cs="Times New Roman"/>
-        </w:rPr>
-      </w:pPr>
-      <w:r>
-        <w:rPr>
-          <w:rFonts w:ascii="Times New Roman" w:hAnsi="Times New Roman" w:cs="Times New Roman"/>
-        </w:rPr>
-        <w:t>В процессе разработки была выбрана современная минималистичная цветовая палитра, включающая тёмно-синие, белые, серые и голубые оттенки. Для элементов интерфейса использовались карточки с закруглёнными углами и мягкими тенями</w:t>
-      </w:r>
-      <w:r>
-        <w:rPr>
-          <w:rFonts w:ascii="Times New Roman" w:hAnsi="Times New Roman" w:cs="Times New Roman"/>
-        </w:rPr>
-        <w:t xml:space="preserve"> (Рис. 1)</w:t>
-      </w:r>
-      <w:r>
-        <w:rPr>
-          <w:rFonts w:ascii="Times New Roman" w:hAnsi="Times New Roman" w:cs="Times New Roman"/>
-        </w:rPr>
-        <w:t>, что позволило сделать внешний вид сайта более современным и визуально удобным.</w:t>
-      </w:r>
-    </w:p>
-    <w:p>
-      <w:pPr>
-        <w:spacing w:after="0" w:line="240" w:lineRule="auto"/>
-        <w:ind w:firstLine="709"/>
         <w:jc w:val="both"/>
         <w:rPr>
           <w:rFonts w:ascii="Times New Roman" w:hAnsi="Times New Roman" w:cs="Times New Roman"/>
@@ -1930,7 +1848,7 @@
         </w:rPr>
         <w:lastRenderedPageBreak/>
         <w:drawing>
-          <wp:inline distT="0" distB="0" distL="0" distR="0" wp14:anchorId="5468AB47" wp14:editId="4F3CA5E5">
+          <wp:inline distT="0" distB="0" distL="0" distR="0" wp14:anchorId="5468AB47" wp14:editId="690BE82D">
             <wp:extent cx="6120130" cy="7056755"/>
             <wp:effectExtent l="0" t="0" r="0" b="0"/>
             <wp:docPr id="34076362" name="Рисунок 1"/>
@@ -1945,7 +1863,13 @@
                     <pic:cNvPicPr/>
                   </pic:nvPicPr>
                   <pic:blipFill>
-                    <a:blip r:embed="rId8"/>
+                    <a:blip r:embed="rId8" cstate="print">
+                      <a:extLst>
+                        <a:ext uri="{28A0092B-C50C-407E-A947-70E740481C1C}">
+                          <a14:useLocalDpi xmlns:a14="http://schemas.microsoft.com/office/drawing/2010/main" val="0"/>
+                        </a:ext>
+                      </a:extLst>
+                    </a:blip>
                     <a:stretch>
                       <a:fillRect/>
                     </a:stretch>
@@ -2030,6 +1954,51 @@
     </w:p>
     <w:p>
       <w:pPr>
+        <w:spacing w:after="0" w:line="360" w:lineRule="auto"/>
+        <w:ind w:firstLine="709"/>
+        <w:jc w:val="both"/>
+        <w:rPr>
+          <w:rFonts w:ascii="Times New Roman" w:hAnsi="Times New Roman" w:cs="Times New Roman"/>
+        </w:rPr>
+      </w:pPr>
+      <w:r>
+        <w:rPr>
+          <w:rFonts w:ascii="Times New Roman" w:hAnsi="Times New Roman" w:cs="Times New Roman"/>
+        </w:rPr>
+        <w:t>На главной странице были размещены блок приветствия, описание основных услуг телеграфа, информация о тарифах, а также элементы навигации. В верхней части страницы располагается шапка сайта с логотипом и ссылкой на страницу авторизации. Под шапкой размещено основное горизонтальное меню, содержащее ссылки на все ключевые разделы сайта.</w:t>
+      </w:r>
+    </w:p>
+    <w:p>
+      <w:pPr>
+        <w:spacing w:after="0" w:line="360" w:lineRule="auto"/>
+        <w:ind w:firstLine="709"/>
+        <w:jc w:val="both"/>
+        <w:rPr>
+          <w:rFonts w:ascii="Times New Roman" w:hAnsi="Times New Roman" w:cs="Times New Roman"/>
+        </w:rPr>
+      </w:pPr>
+      <w:r>
+        <w:rPr>
+          <w:rFonts w:ascii="Times New Roman" w:hAnsi="Times New Roman" w:cs="Times New Roman"/>
+        </w:rPr>
+        <w:lastRenderedPageBreak/>
+        <w:t>Следующим этапом была разработка страницы «Услуги»</w:t>
+      </w:r>
+      <w:r>
+        <w:rPr>
+          <w:rFonts w:ascii="Times New Roman" w:hAnsi="Times New Roman" w:cs="Times New Roman"/>
+        </w:rPr>
+        <w:t xml:space="preserve"> (Рис. 2)</w:t>
+      </w:r>
+      <w:r>
+        <w:rPr>
+          <w:rFonts w:ascii="Times New Roman" w:hAnsi="Times New Roman" w:cs="Times New Roman"/>
+        </w:rPr>
+        <w:t>. На данной странице размещается информация об актуальных услугах телеграфа. Для каждой услуги предусмотрено краткое описание и кнопка перехода к оформлению заказа.</w:t>
+      </w:r>
+    </w:p>
+    <w:p>
+      <w:pPr>
         <w:spacing w:after="0" w:line="240" w:lineRule="auto"/>
         <w:ind w:firstLine="709"/>
         <w:jc w:val="both"/>
@@ -2037,29 +2006,10 @@
           <w:rFonts w:ascii="Times New Roman" w:hAnsi="Times New Roman" w:cs="Times New Roman"/>
         </w:rPr>
       </w:pPr>
-      <w:r>
-        <w:rPr>
-          <w:rFonts w:ascii="Times New Roman" w:hAnsi="Times New Roman" w:cs="Times New Roman"/>
-        </w:rPr>
-        <w:t>На главной странице были размещены блок приветствия, описание основных услуг телеграфа, информация о тарифах, а также элементы навигации</w:t>
-      </w:r>
-      <w:r>
-        <w:rPr>
-          <w:rFonts w:ascii="Times New Roman" w:hAnsi="Times New Roman" w:cs="Times New Roman"/>
-        </w:rPr>
-        <w:t xml:space="preserve"> (Рис. 1)</w:t>
-      </w:r>
-      <w:r>
-        <w:rPr>
-          <w:rFonts w:ascii="Times New Roman" w:hAnsi="Times New Roman" w:cs="Times New Roman"/>
-        </w:rPr>
-        <w:t>. В верхней части страницы располагается шапка сайта с логотипом и ссылкой на страницу авторизации. Под шапкой размещено основное горизонтальное меню, содержащее ссылки на все ключевые разделы сайта.</w:t>
-      </w:r>
     </w:p>
     <w:p>
       <w:pPr>
         <w:spacing w:after="0" w:line="240" w:lineRule="auto"/>
-        <w:ind w:firstLine="709"/>
         <w:jc w:val="both"/>
         <w:rPr>
           <w:rFonts w:ascii="Times New Roman" w:hAnsi="Times New Roman" w:cs="Times New Roman"/>
@@ -2068,49 +2018,10 @@
       <w:r>
         <w:rPr>
           <w:rFonts w:ascii="Times New Roman" w:hAnsi="Times New Roman" w:cs="Times New Roman"/>
-        </w:rPr>
-        <w:t>Следующим этапом была разработка страницы «Услуги»</w:t>
-      </w:r>
-      <w:r>
-        <w:rPr>
-          <w:rFonts w:ascii="Times New Roman" w:hAnsi="Times New Roman" w:cs="Times New Roman"/>
-        </w:rPr>
-        <w:t xml:space="preserve"> (Рис. 2)</w:t>
-      </w:r>
-      <w:r>
-        <w:rPr>
-          <w:rFonts w:ascii="Times New Roman" w:hAnsi="Times New Roman" w:cs="Times New Roman"/>
-        </w:rPr>
-        <w:t>. На данной странице размещается информация об актуальных услугах телеграфа. Для каждой услуги предусмотрено краткое описание и кнопка перехода к оформлению заказа.</w:t>
-      </w:r>
-    </w:p>
-    <w:p>
-      <w:pPr>
-        <w:spacing w:after="0" w:line="240" w:lineRule="auto"/>
-        <w:ind w:firstLine="709"/>
-        <w:jc w:val="both"/>
-        <w:rPr>
-          <w:rFonts w:ascii="Times New Roman" w:hAnsi="Times New Roman" w:cs="Times New Roman"/>
-        </w:rPr>
-      </w:pPr>
-    </w:p>
-    <w:p>
-      <w:pPr>
-        <w:spacing w:after="0" w:line="240" w:lineRule="auto"/>
-        <w:ind w:firstLine="709"/>
-        <w:jc w:val="both"/>
-        <w:rPr>
-          <w:rFonts w:ascii="Times New Roman" w:hAnsi="Times New Roman" w:cs="Times New Roman"/>
-        </w:rPr>
-      </w:pPr>
-      <w:r>
-        <w:rPr>
-          <w:rFonts w:ascii="Times New Roman" w:hAnsi="Times New Roman" w:cs="Times New Roman"/>
           <w:noProof/>
         </w:rPr>
-        <w:lastRenderedPageBreak/>
         <w:drawing>
-          <wp:inline distT="0" distB="0" distL="0" distR="0" wp14:anchorId="6A295BCC" wp14:editId="1A9AB6B4">
+          <wp:inline distT="0" distB="0" distL="0" distR="0" wp14:anchorId="6A295BCC" wp14:editId="49E81F77">
             <wp:extent cx="6120130" cy="5820410"/>
             <wp:effectExtent l="0" t="0" r="0" b="8890"/>
             <wp:docPr id="1805547166" name="Рисунок 1"/>
@@ -2125,7 +2036,13 @@
                     <pic:cNvPicPr/>
                   </pic:nvPicPr>
                   <pic:blipFill>
-                    <a:blip r:embed="rId9"/>
+                    <a:blip r:embed="rId9" cstate="print">
+                      <a:extLst>
+                        <a:ext uri="{28A0092B-C50C-407E-A947-70E740481C1C}">
+                          <a14:useLocalDpi xmlns:a14="http://schemas.microsoft.com/office/drawing/2010/main" val="0"/>
+                        </a:ext>
+                      </a:extLst>
+                    </a:blip>
                     <a:stretch>
                       <a:fillRect/>
                     </a:stretch>
@@ -2210,7 +2127,7 @@
     </w:p>
     <w:p>
       <w:pPr>
-        <w:spacing w:after="0" w:line="240" w:lineRule="auto"/>
+        <w:spacing w:after="0" w:line="360" w:lineRule="auto"/>
         <w:ind w:firstLine="709"/>
         <w:jc w:val="both"/>
         <w:rPr>
@@ -2239,7 +2156,6 @@
     <w:p>
       <w:pPr>
         <w:spacing w:after="0" w:line="240" w:lineRule="auto"/>
-        <w:ind w:firstLine="709"/>
         <w:jc w:val="both"/>
         <w:rPr>
           <w:rFonts w:ascii="Times New Roman" w:hAnsi="Times New Roman" w:cs="Times New Roman"/>
@@ -2252,7 +2168,7 @@
         </w:rPr>
         <w:lastRenderedPageBreak/>
         <w:drawing>
-          <wp:inline distT="0" distB="0" distL="0" distR="0" wp14:anchorId="6F1A12AD" wp14:editId="179792AF">
+          <wp:inline distT="0" distB="0" distL="0" distR="0" wp14:anchorId="6F1A12AD" wp14:editId="0BD01CA8">
             <wp:extent cx="6120130" cy="5156835"/>
             <wp:effectExtent l="0" t="0" r="0" b="5715"/>
             <wp:docPr id="955709272" name="Рисунок 1"/>
@@ -2267,7 +2183,13 @@
                     <pic:cNvPicPr/>
                   </pic:nvPicPr>
                   <pic:blipFill>
-                    <a:blip r:embed="rId10"/>
+                    <a:blip r:embed="rId10" cstate="print">
+                      <a:extLst>
+                        <a:ext uri="{28A0092B-C50C-407E-A947-70E740481C1C}">
+                          <a14:useLocalDpi xmlns:a14="http://schemas.microsoft.com/office/drawing/2010/main" val="0"/>
+                        </a:ext>
+                      </a:extLst>
+                    </a:blip>
                     <a:stretch>
                       <a:fillRect/>
                     </a:stretch>
@@ -2287,12 +2209,6 @@
           </wp:inline>
         </w:drawing>
       </w:r>
-      <w:r>
-        <w:rPr>
-          <w:rFonts w:ascii="Times New Roman" w:hAnsi="Times New Roman" w:cs="Times New Roman"/>
-        </w:rPr>
-        <w:t xml:space="preserve"> </w:t>
-      </w:r>
     </w:p>
     <w:p>
       <w:pPr>
@@ -2358,7 +2274,7 @@
     </w:p>
     <w:p>
       <w:pPr>
-        <w:spacing w:after="0" w:line="240" w:lineRule="auto"/>
+        <w:spacing w:after="0" w:line="360" w:lineRule="auto"/>
         <w:ind w:firstLine="709"/>
         <w:jc w:val="both"/>
         <w:rPr>
@@ -2387,7 +2303,6 @@
     <w:p>
       <w:pPr>
         <w:spacing w:after="0" w:line="240" w:lineRule="auto"/>
-        <w:ind w:firstLine="709"/>
         <w:jc w:val="both"/>
         <w:rPr>
           <w:rFonts w:ascii="Times New Roman" w:hAnsi="Times New Roman" w:cs="Times New Roman"/>
@@ -2400,7 +2315,7 @@
         </w:rPr>
         <w:lastRenderedPageBreak/>
         <w:drawing>
-          <wp:inline distT="0" distB="0" distL="0" distR="0" wp14:anchorId="3B5BCA29" wp14:editId="66B85E7E">
+          <wp:inline distT="0" distB="0" distL="0" distR="0" wp14:anchorId="3B5BCA29" wp14:editId="5DAB32FE">
             <wp:extent cx="6120130" cy="3978910"/>
             <wp:effectExtent l="0" t="0" r="0" b="2540"/>
             <wp:docPr id="368324585" name="Рисунок 1"/>
@@ -2415,7 +2330,13 @@
                     <pic:cNvPicPr/>
                   </pic:nvPicPr>
                   <pic:blipFill>
-                    <a:blip r:embed="rId11"/>
+                    <a:blip r:embed="rId11" cstate="print">
+                      <a:extLst>
+                        <a:ext uri="{28A0092B-C50C-407E-A947-70E740481C1C}">
+                          <a14:useLocalDpi xmlns:a14="http://schemas.microsoft.com/office/drawing/2010/main" val="0"/>
+                        </a:ext>
+                      </a:extLst>
+                    </a:blip>
                     <a:stretch>
                       <a:fillRect/>
                     </a:stretch>
@@ -2435,12 +2356,6 @@
           </wp:inline>
         </w:drawing>
       </w:r>
-      <w:r>
-        <w:rPr>
-          <w:rFonts w:ascii="Times New Roman" w:hAnsi="Times New Roman" w:cs="Times New Roman"/>
-        </w:rPr>
-        <w:t xml:space="preserve"> </w:t>
-      </w:r>
     </w:p>
     <w:p>
       <w:pPr>
@@ -2506,7 +2421,7 @@
     </w:p>
     <w:p>
       <w:pPr>
-        <w:spacing w:after="0" w:line="240" w:lineRule="auto"/>
+        <w:spacing w:after="0" w:line="360" w:lineRule="auto"/>
         <w:ind w:firstLine="709"/>
         <w:jc w:val="both"/>
         <w:rPr>
@@ -2535,7 +2450,6 @@
     <w:p>
       <w:pPr>
         <w:spacing w:after="0" w:line="240" w:lineRule="auto"/>
-        <w:ind w:firstLine="709"/>
         <w:jc w:val="both"/>
         <w:rPr>
           <w:rFonts w:ascii="Times New Roman" w:hAnsi="Times New Roman" w:cs="Times New Roman"/>
@@ -2548,7 +2462,7 @@
         </w:rPr>
         <w:lastRenderedPageBreak/>
         <w:drawing>
-          <wp:inline distT="0" distB="0" distL="0" distR="0" wp14:anchorId="52794CF0" wp14:editId="4174BDF2">
+          <wp:inline distT="0" distB="0" distL="0" distR="0" wp14:anchorId="52794CF0" wp14:editId="1651DD80">
             <wp:extent cx="6120130" cy="4543425"/>
             <wp:effectExtent l="0" t="0" r="0" b="9525"/>
             <wp:docPr id="657943930" name="Рисунок 1"/>
@@ -2563,7 +2477,13 @@
                     <pic:cNvPicPr/>
                   </pic:nvPicPr>
                   <pic:blipFill>
-                    <a:blip r:embed="rId12"/>
+                    <a:blip r:embed="rId12" cstate="print">
+                      <a:extLst>
+                        <a:ext uri="{28A0092B-C50C-407E-A947-70E740481C1C}">
+                          <a14:useLocalDpi xmlns:a14="http://schemas.microsoft.com/office/drawing/2010/main" val="0"/>
+                        </a:ext>
+                      </a:extLst>
+                    </a:blip>
                     <a:stretch>
                       <a:fillRect/>
                     </a:stretch>
@@ -2583,12 +2503,6 @@
           </wp:inline>
         </w:drawing>
       </w:r>
-      <w:r>
-        <w:rPr>
-          <w:rFonts w:ascii="Times New Roman" w:hAnsi="Times New Roman" w:cs="Times New Roman"/>
-        </w:rPr>
-        <w:t xml:space="preserve"> </w:t>
-      </w:r>
     </w:p>
     <w:p>
       <w:pPr>
@@ -2654,6 +2568,34 @@
     </w:p>
     <w:p>
       <w:pPr>
+        <w:spacing w:after="0" w:line="360" w:lineRule="auto"/>
+        <w:ind w:firstLine="709"/>
+        <w:jc w:val="both"/>
+        <w:rPr>
+          <w:rFonts w:ascii="Times New Roman" w:hAnsi="Times New Roman" w:cs="Times New Roman"/>
+        </w:rPr>
+      </w:pPr>
+      <w:r>
+        <w:rPr>
+          <w:rFonts w:ascii="Times New Roman" w:hAnsi="Times New Roman" w:cs="Times New Roman"/>
+        </w:rPr>
+        <w:t>В рамках проекта была реализована форма оформления заказа</w:t>
+      </w:r>
+      <w:r>
+        <w:rPr>
+          <w:rFonts w:ascii="Times New Roman" w:hAnsi="Times New Roman" w:cs="Times New Roman"/>
+        </w:rPr>
+        <w:t xml:space="preserve"> (Рис. 6)</w:t>
+      </w:r>
+      <w:r>
+        <w:rPr>
+          <w:rFonts w:ascii="Times New Roman" w:hAnsi="Times New Roman" w:cs="Times New Roman"/>
+        </w:rPr>
+        <w:t>. Пользователь может выбрать услугу, указать дополнительные данные и отправить заказ в систему. Все заказы привязываются к конкретному пользователю.</w:t>
+      </w:r>
+    </w:p>
+    <w:p>
+      <w:pPr>
         <w:spacing w:after="0" w:line="240" w:lineRule="auto"/>
         <w:ind w:firstLine="709"/>
         <w:jc w:val="both"/>
@@ -2661,39 +2603,10 @@
           <w:rFonts w:ascii="Times New Roman" w:hAnsi="Times New Roman" w:cs="Times New Roman"/>
         </w:rPr>
       </w:pPr>
-      <w:r>
-        <w:rPr>
-          <w:rFonts w:ascii="Times New Roman" w:hAnsi="Times New Roman" w:cs="Times New Roman"/>
-        </w:rPr>
-        <w:t>В рамках проекта была реализована форма оформления заказа</w:t>
-      </w:r>
-      <w:r>
-        <w:rPr>
-          <w:rFonts w:ascii="Times New Roman" w:hAnsi="Times New Roman" w:cs="Times New Roman"/>
-        </w:rPr>
-        <w:t xml:space="preserve"> (Рис. 6)</w:t>
-      </w:r>
-      <w:r>
-        <w:rPr>
-          <w:rFonts w:ascii="Times New Roman" w:hAnsi="Times New Roman" w:cs="Times New Roman"/>
-        </w:rPr>
-        <w:t>. Пользователь может выбрать услугу, указать дополнительные данные и отправить заказ в систему. Все заказы привязываются к конкретному пользователю.</w:t>
-      </w:r>
     </w:p>
     <w:p>
       <w:pPr>
         <w:spacing w:after="0" w:line="240" w:lineRule="auto"/>
-        <w:ind w:firstLine="709"/>
-        <w:jc w:val="both"/>
-        <w:rPr>
-          <w:rFonts w:ascii="Times New Roman" w:hAnsi="Times New Roman" w:cs="Times New Roman"/>
-        </w:rPr>
-      </w:pPr>
-    </w:p>
-    <w:p>
-      <w:pPr>
-        <w:spacing w:after="0" w:line="240" w:lineRule="auto"/>
-        <w:ind w:firstLine="709"/>
         <w:jc w:val="both"/>
         <w:rPr>
           <w:rFonts w:ascii="Times New Roman" w:hAnsi="Times New Roman" w:cs="Times New Roman"/>
@@ -2706,7 +2619,7 @@
         </w:rPr>
         <w:lastRenderedPageBreak/>
         <w:drawing>
-          <wp:inline distT="0" distB="0" distL="0" distR="0" wp14:anchorId="1A546865" wp14:editId="424B1AEC">
+          <wp:inline distT="0" distB="0" distL="0" distR="0" wp14:anchorId="1A546865" wp14:editId="673FD16B">
             <wp:extent cx="6120130" cy="4560570"/>
             <wp:effectExtent l="0" t="0" r="0" b="0"/>
             <wp:docPr id="820164749" name="Рисунок 1"/>
@@ -2721,7 +2634,13 @@
                     <pic:cNvPicPr/>
                   </pic:nvPicPr>
                   <pic:blipFill>
-                    <a:blip r:embed="rId13"/>
+                    <a:blip r:embed="rId13" cstate="print">
+                      <a:extLst>
+                        <a:ext uri="{28A0092B-C50C-407E-A947-70E740481C1C}">
+                          <a14:useLocalDpi xmlns:a14="http://schemas.microsoft.com/office/drawing/2010/main" val="0"/>
+                        </a:ext>
+                      </a:extLst>
+                    </a:blip>
                     <a:stretch>
                       <a:fillRect/>
                     </a:stretch>
@@ -2741,12 +2660,6 @@
           </wp:inline>
         </w:drawing>
       </w:r>
-      <w:r>
-        <w:rPr>
-          <w:rFonts w:ascii="Times New Roman" w:hAnsi="Times New Roman" w:cs="Times New Roman"/>
-        </w:rPr>
-        <w:t xml:space="preserve"> </w:t>
-      </w:r>
     </w:p>
     <w:p>
       <w:pPr>
@@ -2812,7 +2725,7 @@
     </w:p>
     <w:p>
       <w:pPr>
-        <w:spacing w:after="0" w:line="240" w:lineRule="auto"/>
+        <w:spacing w:after="0" w:line="360" w:lineRule="auto"/>
         <w:ind w:firstLine="709"/>
         <w:jc w:val="both"/>
         <w:rPr>
@@ -2847,8 +2760,6 @@
     <w:p>
       <w:pPr>
         <w:spacing w:after="0" w:line="240" w:lineRule="auto"/>
-        <w:ind w:firstLine="709"/>
-        <w:jc w:val="center"/>
         <w:rPr>
           <w:rFonts w:ascii="Times New Roman" w:hAnsi="Times New Roman" w:cs="Times New Roman"/>
         </w:rPr>
@@ -2860,7 +2771,7 @@
         </w:rPr>
         <w:lastRenderedPageBreak/>
         <w:drawing>
-          <wp:inline distT="0" distB="0" distL="0" distR="0" wp14:anchorId="35CE44A4" wp14:editId="33B3EE53">
+          <wp:inline distT="0" distB="0" distL="0" distR="0" wp14:anchorId="35CE44A4" wp14:editId="7A42944A">
             <wp:extent cx="6318250" cy="4252595"/>
             <wp:effectExtent l="0" t="0" r="6350" b="0"/>
             <wp:docPr id="556379426" name="Рисунок 1"/>
@@ -2875,7 +2786,13 @@
                     <pic:cNvPicPr/>
                   </pic:nvPicPr>
                   <pic:blipFill>
-                    <a:blip r:embed="rId14"/>
+                    <a:blip r:embed="rId14" cstate="print">
+                      <a:extLst>
+                        <a:ext uri="{28A0092B-C50C-407E-A947-70E740481C1C}">
+                          <a14:useLocalDpi xmlns:a14="http://schemas.microsoft.com/office/drawing/2010/main" val="0"/>
+                        </a:ext>
+                      </a:extLst>
+                    </a:blip>
                     <a:stretch>
                       <a:fillRect/>
                     </a:stretch>
@@ -2960,7 +2877,7 @@
     </w:p>
     <w:p>
       <w:pPr>
-        <w:spacing w:after="0" w:line="240" w:lineRule="auto"/>
+        <w:spacing w:after="0" w:line="360" w:lineRule="auto"/>
         <w:ind w:firstLine="709"/>
         <w:jc w:val="both"/>
         <w:rPr>
@@ -2971,12 +2888,24 @@
         <w:rPr>
           <w:rFonts w:ascii="Times New Roman" w:hAnsi="Times New Roman" w:cs="Times New Roman"/>
         </w:rPr>
-        <w:t>Во время разработки проводилось тестирование сайта на различных разрешениях экрана и в современных браузерах. Проверялась корректность отображения элементов интерфейса, работа навигации, форм авторизации и оформления заказов. В результате тестирования были исправлены обнаруженные ошибки и улучшена адаптивность страниц.</w:t>
-      </w:r>
-    </w:p>
-    <w:p>
-      <w:pPr>
-        <w:spacing w:after="0" w:line="240" w:lineRule="auto"/>
+        <w:t>Во время разработки</w:t>
+      </w:r>
+      <w:r>
+        <w:rPr>
+          <w:rFonts w:ascii="Times New Roman" w:hAnsi="Times New Roman" w:cs="Times New Roman"/>
+        </w:rPr>
+        <w:t xml:space="preserve"> п</w:t>
+      </w:r>
+      <w:r>
+        <w:rPr>
+          <w:rFonts w:ascii="Times New Roman" w:hAnsi="Times New Roman" w:cs="Times New Roman"/>
+        </w:rPr>
+        <w:t>роверялась корректность отображения элементов интерфейса, работа навигации, форм авторизации и оформления заказов.</w:t>
+      </w:r>
+    </w:p>
+    <w:p>
+      <w:pPr>
+        <w:spacing w:after="0" w:line="360" w:lineRule="auto"/>
         <w:ind w:firstLine="709"/>
         <w:jc w:val="both"/>
         <w:rPr>
@@ -3184,7 +3113,12 @@
           <w:ilvl w:val="0"/>
           <w:numId w:val="8"/>
         </w:numPr>
+        <w:tabs>
+          <w:tab w:val="left" w:pos="993"/>
+        </w:tabs>
+        <w:spacing w:line="360" w:lineRule="auto"/>
         <w:ind w:left="0" w:firstLine="709"/>
+        <w:jc w:val="both"/>
       </w:pPr>
       <w:r>
         <w:t xml:space="preserve">Документация по HTML и CSS [Электронный ресурс] // MDN Web </w:t>
@@ -3217,7 +3151,12 @@
           <w:ilvl w:val="0"/>
           <w:numId w:val="8"/>
         </w:numPr>
+        <w:tabs>
+          <w:tab w:val="left" w:pos="993"/>
+        </w:tabs>
+        <w:spacing w:line="360" w:lineRule="auto"/>
         <w:ind w:left="0" w:firstLine="709"/>
+        <w:jc w:val="both"/>
       </w:pPr>
       <w:r>
         <w:t xml:space="preserve">Официальная документация PHP [Электронный ресурс] // PHP.net. – Режим доступа: https://www.php.net/docs.php (дата обращения: </w:t>
@@ -3242,7 +3181,12 @@
           <w:ilvl w:val="0"/>
           <w:numId w:val="8"/>
         </w:numPr>
+        <w:tabs>
+          <w:tab w:val="left" w:pos="993"/>
+        </w:tabs>
+        <w:spacing w:line="360" w:lineRule="auto"/>
         <w:ind w:left="0" w:firstLine="709"/>
+        <w:jc w:val="both"/>
       </w:pPr>
       <w:r>
         <w:t xml:space="preserve">Справочник по JavaScript [Электронный ресурс] // JavaScript.info. – Режим доступа: https://javascript.info (дата обращения: </w:t>
@@ -3267,7 +3211,12 @@
           <w:ilvl w:val="0"/>
           <w:numId w:val="8"/>
         </w:numPr>
+        <w:tabs>
+          <w:tab w:val="left" w:pos="993"/>
+        </w:tabs>
+        <w:spacing w:line="360" w:lineRule="auto"/>
         <w:ind w:left="0" w:firstLine="709"/>
+        <w:jc w:val="both"/>
       </w:pPr>
       <w:r>
         <w:t xml:space="preserve">Справочник веб-технологий [Электронный ресурс] // W3Schools. – Режим доступа: https://www.w3schools.com (дата обращения: </w:t>
@@ -3292,7 +3241,12 @@
           <w:ilvl w:val="0"/>
           <w:numId w:val="8"/>
         </w:numPr>
+        <w:tabs>
+          <w:tab w:val="left" w:pos="993"/>
+        </w:tabs>
+        <w:spacing w:line="360" w:lineRule="auto"/>
         <w:ind w:left="0" w:firstLine="709"/>
+        <w:jc w:val="both"/>
       </w:pPr>
       <w:r>
         <w:t>Документация по CSS [Электронный ресурс] // CSS-</w:t>
@@ -3325,7 +3279,12 @@
           <w:ilvl w:val="0"/>
           <w:numId w:val="8"/>
         </w:numPr>
+        <w:tabs>
+          <w:tab w:val="left" w:pos="993"/>
+        </w:tabs>
+        <w:spacing w:line="360" w:lineRule="auto"/>
         <w:ind w:left="0" w:firstLine="709"/>
+        <w:jc w:val="both"/>
       </w:pPr>
       <w:r>
         <w:t xml:space="preserve">Документация по системе контроля версий </w:t>
@@ -3374,7 +3333,12 @@
           <w:ilvl w:val="0"/>
           <w:numId w:val="8"/>
         </w:numPr>
+        <w:tabs>
+          <w:tab w:val="left" w:pos="993"/>
+        </w:tabs>
+        <w:spacing w:line="360" w:lineRule="auto"/>
         <w:ind w:left="0" w:firstLine="709"/>
+        <w:jc w:val="both"/>
       </w:pPr>
       <w:r>
         <w:t>Среда разработки Visual Studio Code [Электронный ресурс] // Visual Studio Code. – Режим доступа: https://code.visualstudio.com (дата обращения: 2</w:t>
@@ -3399,7 +3363,12 @@
           <w:ilvl w:val="0"/>
           <w:numId w:val="8"/>
         </w:numPr>
+        <w:tabs>
+          <w:tab w:val="left" w:pos="993"/>
+        </w:tabs>
+        <w:spacing w:line="360" w:lineRule="auto"/>
         <w:ind w:left="0" w:firstLine="709"/>
+        <w:jc w:val="both"/>
       </w:pPr>
       <w:r>
         <w:t xml:space="preserve">Локальный сервер Open Server </w:t>
@@ -3426,7 +3395,12 @@
           <w:ilvl w:val="0"/>
           <w:numId w:val="8"/>
         </w:numPr>
+        <w:tabs>
+          <w:tab w:val="left" w:pos="993"/>
+        </w:tabs>
+        <w:spacing w:line="360" w:lineRule="auto"/>
         <w:ind w:left="0" w:firstLine="709"/>
+        <w:jc w:val="both"/>
       </w:pPr>
       <w:r>
         <w:t xml:space="preserve">Документация по MySQL [Электронный ресурс] // MySQL </w:t>
@@ -3453,7 +3427,12 @@
           <w:ilvl w:val="0"/>
           <w:numId w:val="8"/>
         </w:numPr>
+        <w:tabs>
+          <w:tab w:val="left" w:pos="1134"/>
+        </w:tabs>
+        <w:spacing w:line="360" w:lineRule="auto"/>
         <w:ind w:left="0" w:firstLine="709"/>
+        <w:jc w:val="both"/>
       </w:pPr>
       <w:r>
         <w:t xml:space="preserve">Документация по адаптивной вёрстке [Электронный ресурс] // </w:t>
@@ -5364,7 +5343,6 @@
   <w:style w:type="character" w:default="1" w:styleId="a0">
     <w:name w:val="Default Paragraph Font"/>
     <w:uiPriority w:val="1"/>
-    <w:semiHidden/>
     <w:unhideWhenUsed/>
   </w:style>
   <w:style w:type="table" w:default="1" w:styleId="a1">

--- a/UPsite/отчёт.docx
+++ b/UPsite/отчёт.docx
@@ -1060,7 +1060,7 @@
               <w:tab w:val="right" w:leader="dot" w:pos="9628"/>
             </w:tabs>
             <w:rPr>
-              <w:rFonts w:eastAsiaTheme="minorEastAsia"/>
+              <w:rFonts w:ascii="Times New Roman" w:eastAsiaTheme="minorEastAsia" w:hAnsi="Times New Roman" w:cs="Times New Roman"/>
               <w:noProof/>
               <w:lang w:eastAsia="ru-RU"/>
             </w:rPr>
@@ -1078,12 +1078,14 @@
             <w:r>
               <w:rPr>
                 <w:rStyle w:val="ac"/>
+                <w:rFonts w:ascii="Times New Roman" w:hAnsi="Times New Roman" w:cs="Times New Roman"/>
                 <w:noProof/>
               </w:rPr>
               <w:t>Введение</w:t>
             </w:r>
             <w:r>
               <w:rPr>
+                <w:rFonts w:ascii="Times New Roman" w:hAnsi="Times New Roman" w:cs="Times New Roman"/>
                 <w:noProof/>
                 <w:webHidden/>
               </w:rPr>
@@ -1091,6 +1093,7 @@
             </w:r>
             <w:r>
               <w:rPr>
+                <w:rFonts w:ascii="Times New Roman" w:hAnsi="Times New Roman" w:cs="Times New Roman"/>
                 <w:noProof/>
                 <w:webHidden/>
               </w:rPr>
@@ -1098,6 +1101,7 @@
             </w:r>
             <w:r>
               <w:rPr>
+                <w:rFonts w:ascii="Times New Roman" w:hAnsi="Times New Roman" w:cs="Times New Roman"/>
                 <w:noProof/>
                 <w:webHidden/>
               </w:rPr>
@@ -1105,12 +1109,14 @@
             </w:r>
             <w:r>
               <w:rPr>
+                <w:rFonts w:ascii="Times New Roman" w:hAnsi="Times New Roman" w:cs="Times New Roman"/>
                 <w:noProof/>
                 <w:webHidden/>
               </w:rPr>
             </w:r>
             <w:r>
               <w:rPr>
+                <w:rFonts w:ascii="Times New Roman" w:hAnsi="Times New Roman" w:cs="Times New Roman"/>
                 <w:noProof/>
                 <w:webHidden/>
               </w:rPr>
@@ -1118,6 +1124,7 @@
             </w:r>
             <w:r>
               <w:rPr>
+                <w:rFonts w:ascii="Times New Roman" w:hAnsi="Times New Roman" w:cs="Times New Roman"/>
                 <w:noProof/>
                 <w:webHidden/>
               </w:rPr>
@@ -1125,6 +1132,7 @@
             </w:r>
             <w:r>
               <w:rPr>
+                <w:rFonts w:ascii="Times New Roman" w:hAnsi="Times New Roman" w:cs="Times New Roman"/>
                 <w:noProof/>
                 <w:webHidden/>
               </w:rPr>
@@ -1139,7 +1147,7 @@
               <w:tab w:val="right" w:leader="dot" w:pos="9628"/>
             </w:tabs>
             <w:rPr>
-              <w:rFonts w:eastAsiaTheme="minorEastAsia"/>
+              <w:rFonts w:ascii="Times New Roman" w:eastAsiaTheme="minorEastAsia" w:hAnsi="Times New Roman" w:cs="Times New Roman"/>
               <w:noProof/>
               <w:lang w:eastAsia="ru-RU"/>
             </w:rPr>
@@ -1148,12 +1156,14 @@
             <w:r>
               <w:rPr>
                 <w:rStyle w:val="ac"/>
+                <w:rFonts w:ascii="Times New Roman" w:hAnsi="Times New Roman" w:cs="Times New Roman"/>
                 <w:noProof/>
               </w:rPr>
               <w:t>Основная часть</w:t>
             </w:r>
             <w:r>
               <w:rPr>
+                <w:rFonts w:ascii="Times New Roman" w:hAnsi="Times New Roman" w:cs="Times New Roman"/>
                 <w:noProof/>
                 <w:webHidden/>
               </w:rPr>
@@ -1161,6 +1171,7 @@
             </w:r>
             <w:r>
               <w:rPr>
+                <w:rFonts w:ascii="Times New Roman" w:hAnsi="Times New Roman" w:cs="Times New Roman"/>
                 <w:noProof/>
                 <w:webHidden/>
               </w:rPr>
@@ -1168,6 +1179,7 @@
             </w:r>
             <w:r>
               <w:rPr>
+                <w:rFonts w:ascii="Times New Roman" w:hAnsi="Times New Roman" w:cs="Times New Roman"/>
                 <w:noProof/>
                 <w:webHidden/>
               </w:rPr>
@@ -1175,12 +1187,14 @@
             </w:r>
             <w:r>
               <w:rPr>
+                <w:rFonts w:ascii="Times New Roman" w:hAnsi="Times New Roman" w:cs="Times New Roman"/>
                 <w:noProof/>
                 <w:webHidden/>
               </w:rPr>
             </w:r>
             <w:r>
               <w:rPr>
+                <w:rFonts w:ascii="Times New Roman" w:hAnsi="Times New Roman" w:cs="Times New Roman"/>
                 <w:noProof/>
                 <w:webHidden/>
               </w:rPr>
@@ -1188,6 +1202,7 @@
             </w:r>
             <w:r>
               <w:rPr>
+                <w:rFonts w:ascii="Times New Roman" w:hAnsi="Times New Roman" w:cs="Times New Roman"/>
                 <w:noProof/>
                 <w:webHidden/>
               </w:rPr>
@@ -1195,6 +1210,7 @@
             </w:r>
             <w:r>
               <w:rPr>
+                <w:rFonts w:ascii="Times New Roman" w:hAnsi="Times New Roman" w:cs="Times New Roman"/>
                 <w:noProof/>
                 <w:webHidden/>
               </w:rPr>
@@ -1209,7 +1225,7 @@
               <w:tab w:val="right" w:leader="dot" w:pos="9628"/>
             </w:tabs>
             <w:rPr>
-              <w:rFonts w:eastAsiaTheme="minorEastAsia"/>
+              <w:rFonts w:ascii="Times New Roman" w:eastAsiaTheme="minorEastAsia" w:hAnsi="Times New Roman" w:cs="Times New Roman"/>
               <w:noProof/>
               <w:lang w:eastAsia="ru-RU"/>
             </w:rPr>
@@ -1218,12 +1234,14 @@
             <w:r>
               <w:rPr>
                 <w:rStyle w:val="ac"/>
+                <w:rFonts w:ascii="Times New Roman" w:hAnsi="Times New Roman" w:cs="Times New Roman"/>
                 <w:noProof/>
               </w:rPr>
               <w:t>Заключение</w:t>
             </w:r>
             <w:r>
               <w:rPr>
+                <w:rFonts w:ascii="Times New Roman" w:hAnsi="Times New Roman" w:cs="Times New Roman"/>
                 <w:noProof/>
                 <w:webHidden/>
               </w:rPr>
@@ -1231,6 +1249,7 @@
             </w:r>
             <w:r>
               <w:rPr>
+                <w:rFonts w:ascii="Times New Roman" w:hAnsi="Times New Roman" w:cs="Times New Roman"/>
                 <w:noProof/>
                 <w:webHidden/>
               </w:rPr>
@@ -1238,6 +1257,7 @@
             </w:r>
             <w:r>
               <w:rPr>
+                <w:rFonts w:ascii="Times New Roman" w:hAnsi="Times New Roman" w:cs="Times New Roman"/>
                 <w:noProof/>
                 <w:webHidden/>
               </w:rPr>
@@ -1245,12 +1265,14 @@
             </w:r>
             <w:r>
               <w:rPr>
+                <w:rFonts w:ascii="Times New Roman" w:hAnsi="Times New Roman" w:cs="Times New Roman"/>
                 <w:noProof/>
                 <w:webHidden/>
               </w:rPr>
             </w:r>
             <w:r>
               <w:rPr>
+                <w:rFonts w:ascii="Times New Roman" w:hAnsi="Times New Roman" w:cs="Times New Roman"/>
                 <w:noProof/>
                 <w:webHidden/>
               </w:rPr>
@@ -1258,6 +1280,7 @@
             </w:r>
             <w:r>
               <w:rPr>
+                <w:rFonts w:ascii="Times New Roman" w:hAnsi="Times New Roman" w:cs="Times New Roman"/>
                 <w:noProof/>
                 <w:webHidden/>
               </w:rPr>
@@ -1265,6 +1288,7 @@
             </w:r>
             <w:r>
               <w:rPr>
+                <w:rFonts w:ascii="Times New Roman" w:hAnsi="Times New Roman" w:cs="Times New Roman"/>
                 <w:noProof/>
                 <w:webHidden/>
               </w:rPr>
@@ -1279,7 +1303,7 @@
               <w:tab w:val="right" w:leader="dot" w:pos="9628"/>
             </w:tabs>
             <w:rPr>
-              <w:rFonts w:eastAsiaTheme="minorEastAsia"/>
+              <w:rFonts w:ascii="Times New Roman" w:eastAsiaTheme="minorEastAsia" w:hAnsi="Times New Roman" w:cs="Times New Roman"/>
               <w:noProof/>
               <w:lang w:eastAsia="ru-RU"/>
             </w:rPr>
@@ -1288,12 +1312,14 @@
             <w:r>
               <w:rPr>
                 <w:rStyle w:val="ac"/>
+                <w:rFonts w:ascii="Times New Roman" w:hAnsi="Times New Roman" w:cs="Times New Roman"/>
                 <w:noProof/>
               </w:rPr>
               <w:t>Список использованных источников</w:t>
             </w:r>
             <w:r>
               <w:rPr>
+                <w:rFonts w:ascii="Times New Roman" w:hAnsi="Times New Roman" w:cs="Times New Roman"/>
                 <w:noProof/>
                 <w:webHidden/>
               </w:rPr>
@@ -1301,6 +1327,7 @@
             </w:r>
             <w:r>
               <w:rPr>
+                <w:rFonts w:ascii="Times New Roman" w:hAnsi="Times New Roman" w:cs="Times New Roman"/>
                 <w:noProof/>
                 <w:webHidden/>
               </w:rPr>
@@ -1308,6 +1335,7 @@
             </w:r>
             <w:r>
               <w:rPr>
+                <w:rFonts w:ascii="Times New Roman" w:hAnsi="Times New Roman" w:cs="Times New Roman"/>
                 <w:noProof/>
                 <w:webHidden/>
               </w:rPr>
@@ -1315,12 +1343,14 @@
             </w:r>
             <w:r>
               <w:rPr>
+                <w:rFonts w:ascii="Times New Roman" w:hAnsi="Times New Roman" w:cs="Times New Roman"/>
                 <w:noProof/>
                 <w:webHidden/>
               </w:rPr>
             </w:r>
             <w:r>
               <w:rPr>
+                <w:rFonts w:ascii="Times New Roman" w:hAnsi="Times New Roman" w:cs="Times New Roman"/>
                 <w:noProof/>
                 <w:webHidden/>
               </w:rPr>
@@ -1328,6 +1358,7 @@
             </w:r>
             <w:r>
               <w:rPr>
+                <w:rFonts w:ascii="Times New Roman" w:hAnsi="Times New Roman" w:cs="Times New Roman"/>
                 <w:noProof/>
                 <w:webHidden/>
               </w:rPr>
@@ -1335,6 +1366,7 @@
             </w:r>
             <w:r>
               <w:rPr>
+                <w:rFonts w:ascii="Times New Roman" w:hAnsi="Times New Roman" w:cs="Times New Roman"/>
                 <w:noProof/>
                 <w:webHidden/>
               </w:rPr>
@@ -1349,7 +1381,7 @@
               <w:tab w:val="right" w:leader="dot" w:pos="9628"/>
             </w:tabs>
             <w:rPr>
-              <w:rFonts w:eastAsiaTheme="minorEastAsia"/>
+              <w:rFonts w:ascii="Times New Roman" w:eastAsiaTheme="minorEastAsia" w:hAnsi="Times New Roman" w:cs="Times New Roman"/>
               <w:noProof/>
               <w:lang w:eastAsia="ru-RU"/>
             </w:rPr>
@@ -1358,12 +1390,14 @@
             <w:r>
               <w:rPr>
                 <w:rStyle w:val="ac"/>
+                <w:rFonts w:ascii="Times New Roman" w:hAnsi="Times New Roman" w:cs="Times New Roman"/>
                 <w:noProof/>
               </w:rPr>
               <w:t>Приложение А</w:t>
             </w:r>
             <w:r>
               <w:rPr>
+                <w:rFonts w:ascii="Times New Roman" w:hAnsi="Times New Roman" w:cs="Times New Roman"/>
                 <w:noProof/>
                 <w:webHidden/>
               </w:rPr>
@@ -1371,6 +1405,7 @@
             </w:r>
             <w:r>
               <w:rPr>
+                <w:rFonts w:ascii="Times New Roman" w:hAnsi="Times New Roman" w:cs="Times New Roman"/>
                 <w:noProof/>
                 <w:webHidden/>
               </w:rPr>
@@ -1378,6 +1413,7 @@
             </w:r>
             <w:r>
               <w:rPr>
+                <w:rFonts w:ascii="Times New Roman" w:hAnsi="Times New Roman" w:cs="Times New Roman"/>
                 <w:noProof/>
                 <w:webHidden/>
               </w:rPr>
@@ -1385,12 +1421,14 @@
             </w:r>
             <w:r>
               <w:rPr>
+                <w:rFonts w:ascii="Times New Roman" w:hAnsi="Times New Roman" w:cs="Times New Roman"/>
                 <w:noProof/>
                 <w:webHidden/>
               </w:rPr>
             </w:r>
             <w:r>
               <w:rPr>
+                <w:rFonts w:ascii="Times New Roman" w:hAnsi="Times New Roman" w:cs="Times New Roman"/>
                 <w:noProof/>
                 <w:webHidden/>
               </w:rPr>
@@ -1398,6 +1436,7 @@
             </w:r>
             <w:r>
               <w:rPr>
+                <w:rFonts w:ascii="Times New Roman" w:hAnsi="Times New Roman" w:cs="Times New Roman"/>
                 <w:noProof/>
                 <w:webHidden/>
               </w:rPr>
@@ -1405,6 +1444,7 @@
             </w:r>
             <w:r>
               <w:rPr>
+                <w:rFonts w:ascii="Times New Roman" w:hAnsi="Times New Roman" w:cs="Times New Roman"/>
                 <w:noProof/>
                 <w:webHidden/>
               </w:rPr>
@@ -5343,6 +5383,7 @@
   <w:style w:type="character" w:default="1" w:styleId="a0">
     <w:name w:val="Default Paragraph Font"/>
     <w:uiPriority w:val="1"/>
+    <w:semiHidden/>
     <w:unhideWhenUsed/>
   </w:style>
   <w:style w:type="table" w:default="1" w:styleId="a1">

--- a/UPsite/отчёт.docx
+++ b/UPsite/отчёт.docx
@@ -34,7 +34,7 @@
     <w:p>
       <w:pPr>
         <w:pStyle w:val="Default"/>
-        <w:ind w:left="6521"/>
+        <w:ind w:left="6521" w:hanging="142"/>
         <w:rPr>
           <w:sz w:val="28"/>
           <w:szCs w:val="28"/>
@@ -65,7 +65,7 @@
     <w:p>
       <w:pPr>
         <w:pStyle w:val="Default"/>
-        <w:ind w:left="6521"/>
+        <w:ind w:left="6521" w:hanging="142"/>
         <w:rPr>
           <w:sz w:val="28"/>
           <w:szCs w:val="28"/>
@@ -82,7 +82,7 @@
     <w:p>
       <w:pPr>
         <w:pStyle w:val="Default"/>
-        <w:ind w:left="6521"/>
+        <w:ind w:left="6521" w:hanging="142"/>
         <w:rPr>
           <w:sz w:val="28"/>
           <w:szCs w:val="28"/>
@@ -440,7 +440,21 @@
           <w:sz w:val="28"/>
           <w:szCs w:val="28"/>
         </w:rPr>
-        <w:t>(ка) группы</w:t>
+        <w:t>(ка</w:t>
+      </w:r>
+      <w:r>
+        <w:rPr>
+          <w:sz w:val="28"/>
+          <w:szCs w:val="28"/>
+        </w:rPr>
+        <w:t>)</w:t>
+      </w:r>
+      <w:r>
+        <w:rPr>
+          <w:sz w:val="28"/>
+          <w:szCs w:val="28"/>
+        </w:rPr>
+        <w:t xml:space="preserve"> группы</w:t>
       </w:r>
       <w:r>
         <w:rPr>
@@ -740,7 +754,7 @@
     <w:p>
       <w:pPr>
         <w:pStyle w:val="Default"/>
-        <w:jc w:val="right"/>
+        <w:ind w:firstLine="7088"/>
         <w:rPr>
           <w:sz w:val="28"/>
           <w:szCs w:val="28"/>
@@ -847,13 +861,6 @@
           <w:szCs w:val="28"/>
         </w:rPr>
         <w:tab/>
-      </w:r>
-      <w:r>
-        <w:rPr>
-          <w:sz w:val="28"/>
-          <w:szCs w:val="28"/>
-        </w:rPr>
-        <w:tab/>
         <w:t>_____________</w:t>
       </w:r>
     </w:p>
@@ -873,13 +880,6 @@
           <w:szCs w:val="28"/>
         </w:rPr>
         <w:t xml:space="preserve"> </w:t>
-      </w:r>
-      <w:r>
-        <w:rPr>
-          <w:sz w:val="28"/>
-          <w:szCs w:val="28"/>
-        </w:rPr>
-        <w:tab/>
       </w:r>
       <w:r>
         <w:rPr>
@@ -993,26 +993,16 @@
       <w:pPr>
         <w:jc w:val="center"/>
         <w:rPr>
+          <w:rFonts w:ascii="Times New Roman" w:hAnsi="Times New Roman" w:cs="Times New Roman"/>
           <w:b/>
         </w:rPr>
       </w:pPr>
       <w:r>
         <w:rPr>
+          <w:rFonts w:ascii="Times New Roman" w:hAnsi="Times New Roman" w:cs="Times New Roman"/>
           <w:b/>
         </w:rPr>
-        <w:t>Стерлитамак, 20</w:t>
-      </w:r>
-      <w:r>
-        <w:rPr>
-          <w:b/>
-        </w:rPr>
-        <w:t>26</w:t>
-      </w:r>
-      <w:r>
-        <w:rPr>
-          <w:b/>
-        </w:rPr>
-        <w:t>г.</w:t>
+        <w:t>Стерлитамак, 2026г.</w:t>
       </w:r>
     </w:p>
     <w:p>
@@ -1463,7 +1453,6 @@
         </w:p>
       </w:sdtContent>
     </w:sdt>
-    <w:p/>
     <w:p>
       <w:r>
         <w:br w:type="page"/>
@@ -1842,7 +1831,20 @@
         <w:rPr>
           <w:rFonts w:ascii="Times New Roman" w:hAnsi="Times New Roman" w:cs="Times New Roman"/>
         </w:rPr>
-        <w:t>. Вёрстка сайта выполнялась с использованием адаптивного подхода, благодаря чему страницы корректно отображаются как на мобильных устройствах, так и на экранах персональных компьютеров. Максимальная ширина сайта составляет 1440 пикселей.</w:t>
+        <w:t>. Вёрстка сайта выполнялась с использованием адаптивного подхода, благодаря чему страницы корректно отображаются на экранах персональных компьютеров.</w:t>
+      </w:r>
+    </w:p>
+    <w:p>
+      <w:pPr>
+        <w:rPr>
+          <w:rFonts w:ascii="Times New Roman" w:hAnsi="Times New Roman" w:cs="Times New Roman"/>
+        </w:rPr>
+      </w:pPr>
+      <w:r>
+        <w:rPr>
+          <w:rFonts w:ascii="Times New Roman" w:hAnsi="Times New Roman" w:cs="Times New Roman"/>
+        </w:rPr>
+        <w:br w:type="page"/>
       </w:r>
     </w:p>
     <w:p>
@@ -1858,6 +1860,7 @@
         <w:rPr>
           <w:rFonts w:ascii="Times New Roman" w:hAnsi="Times New Roman" w:cs="Times New Roman"/>
         </w:rPr>
+        <w:lastRenderedPageBreak/>
         <w:t>В процессе разработки была выбрана современная минималистичная цветовая палитра, включающая тёмно-синие, белые, серые и голубые оттенки. Для элементов интерфейса использовались карточки с закруглёнными углами и мягкими тенями</w:t>
       </w:r>
       <w:r>
@@ -1872,26 +1875,30 @@
         </w:rPr>
         <w:t>, что позволило сделать внешний вид сайта более современным и визуально удобным.</w:t>
       </w:r>
+      <w:r>
+        <w:rPr>
+          <w:rFonts w:ascii="Times New Roman" w:hAnsi="Times New Roman" w:cs="Times New Roman"/>
+        </w:rPr>
+        <w:t xml:space="preserve"> </w:t>
+      </w:r>
     </w:p>
     <w:p>
       <w:pPr>
         <w:spacing w:after="0" w:line="240" w:lineRule="auto"/>
-        <w:jc w:val="both"/>
-        <w:rPr>
-          <w:rFonts w:ascii="Times New Roman" w:hAnsi="Times New Roman" w:cs="Times New Roman"/>
-        </w:rPr>
-      </w:pPr>
-      <w:r>
-        <w:rPr>
-          <w:rFonts w:ascii="Times New Roman" w:hAnsi="Times New Roman" w:cs="Times New Roman"/>
-          <w:noProof/>
-        </w:rPr>
-        <w:lastRenderedPageBreak/>
+        <w:jc w:val="center"/>
+        <w:rPr>
+          <w:rFonts w:ascii="Times New Roman" w:hAnsi="Times New Roman" w:cs="Times New Roman"/>
+        </w:rPr>
+      </w:pPr>
+      <w:r>
+        <w:rPr>
+          <w:rFonts w:ascii="Times New Roman" w:hAnsi="Times New Roman" w:cs="Times New Roman"/>
+        </w:rPr>
         <w:drawing>
-          <wp:inline distT="0" distB="0" distL="0" distR="0" wp14:anchorId="5468AB47" wp14:editId="690BE82D">
-            <wp:extent cx="6120130" cy="7056755"/>
-            <wp:effectExtent l="0" t="0" r="0" b="0"/>
-            <wp:docPr id="34076362" name="Рисунок 1"/>
+          <wp:inline distT="0" distB="0" distL="0" distR="0" wp14:anchorId="3BB6B174" wp14:editId="5BFB6EE8">
+            <wp:extent cx="5970270" cy="7878533"/>
+            <wp:effectExtent l="0" t="0" r="0" b="8255"/>
+            <wp:docPr id="919886515" name="Рисунок 1"/>
             <wp:cNvGraphicFramePr>
               <a:graphicFrameLocks xmlns:a="http://schemas.openxmlformats.org/drawingml/2006/main" noChangeAspect="1"/>
             </wp:cNvGraphicFramePr>
@@ -1899,17 +1906,11 @@
               <a:graphicData uri="http://schemas.openxmlformats.org/drawingml/2006/picture">
                 <pic:pic xmlns:pic="http://schemas.openxmlformats.org/drawingml/2006/picture">
                   <pic:nvPicPr>
-                    <pic:cNvPr id="34076362" name=""/>
+                    <pic:cNvPr id="919886515" name=""/>
                     <pic:cNvPicPr/>
                   </pic:nvPicPr>
                   <pic:blipFill>
-                    <a:blip r:embed="rId8" cstate="print">
-                      <a:extLst>
-                        <a:ext uri="{28A0092B-C50C-407E-A947-70E740481C1C}">
-                          <a14:useLocalDpi xmlns:a14="http://schemas.microsoft.com/office/drawing/2010/main" val="0"/>
-                        </a:ext>
-                      </a:extLst>
-                    </a:blip>
+                    <a:blip r:embed="rId8"/>
                     <a:stretch>
                       <a:fillRect/>
                     </a:stretch>
@@ -1917,7 +1918,7 @@
                   <pic:spPr>
                     <a:xfrm>
                       <a:off x="0" y="0"/>
-                      <a:ext cx="6120130" cy="7056755"/>
+                      <a:ext cx="5975280" cy="7885144"/>
                     </a:xfrm>
                     <a:prstGeom prst="rect">
                       <a:avLst/>
@@ -1939,6 +1940,7 @@
           <w:rFonts w:ascii="Times New Roman" w:hAnsi="Times New Roman" w:cs="Times New Roman"/>
           <w:i/>
           <w:iCs/>
+          <w:lang w:val="en-US"/>
         </w:rPr>
       </w:pPr>
       <w:r>
@@ -1981,16 +1983,6 @@
         </w:rPr>
         <w:t xml:space="preserve"> Главная страница сайта</w:t>
       </w:r>
-    </w:p>
-    <w:p>
-      <w:pPr>
-        <w:spacing w:after="0" w:line="240" w:lineRule="auto"/>
-        <w:ind w:firstLine="709"/>
-        <w:jc w:val="both"/>
-        <w:rPr>
-          <w:rFonts w:ascii="Times New Roman" w:hAnsi="Times New Roman" w:cs="Times New Roman"/>
-        </w:rPr>
-      </w:pPr>
     </w:p>
     <w:p>
       <w:pPr>
@@ -2005,22 +1997,6 @@
         <w:rPr>
           <w:rFonts w:ascii="Times New Roman" w:hAnsi="Times New Roman" w:cs="Times New Roman"/>
         </w:rPr>
-        <w:t>На главной странице были размещены блок приветствия, описание основных услуг телеграфа, информация о тарифах, а также элементы навигации. В верхней части страницы располагается шапка сайта с логотипом и ссылкой на страницу авторизации. Под шапкой размещено основное горизонтальное меню, содержащее ссылки на все ключевые разделы сайта.</w:t>
-      </w:r>
-    </w:p>
-    <w:p>
-      <w:pPr>
-        <w:spacing w:after="0" w:line="360" w:lineRule="auto"/>
-        <w:ind w:firstLine="709"/>
-        <w:jc w:val="both"/>
-        <w:rPr>
-          <w:rFonts w:ascii="Times New Roman" w:hAnsi="Times New Roman" w:cs="Times New Roman"/>
-        </w:rPr>
-      </w:pPr>
-      <w:r>
-        <w:rPr>
-          <w:rFonts w:ascii="Times New Roman" w:hAnsi="Times New Roman" w:cs="Times New Roman"/>
-        </w:rPr>
         <w:lastRenderedPageBreak/>
         <w:t>Следующим этапом была разработка страницы «Услуги»</w:t>
       </w:r>
@@ -2040,31 +2016,20 @@
     <w:p>
       <w:pPr>
         <w:spacing w:after="0" w:line="240" w:lineRule="auto"/>
-        <w:ind w:firstLine="709"/>
-        <w:jc w:val="both"/>
-        <w:rPr>
-          <w:rFonts w:ascii="Times New Roman" w:hAnsi="Times New Roman" w:cs="Times New Roman"/>
-        </w:rPr>
-      </w:pPr>
-    </w:p>
-    <w:p>
-      <w:pPr>
-        <w:spacing w:after="0" w:line="240" w:lineRule="auto"/>
-        <w:jc w:val="both"/>
-        <w:rPr>
-          <w:rFonts w:ascii="Times New Roman" w:hAnsi="Times New Roman" w:cs="Times New Roman"/>
-        </w:rPr>
-      </w:pPr>
-      <w:r>
-        <w:rPr>
-          <w:rFonts w:ascii="Times New Roman" w:hAnsi="Times New Roman" w:cs="Times New Roman"/>
-          <w:noProof/>
+        <w:jc w:val="center"/>
+        <w:rPr>
+          <w:rFonts w:ascii="Times New Roman" w:hAnsi="Times New Roman" w:cs="Times New Roman"/>
+        </w:rPr>
+      </w:pPr>
+      <w:r>
+        <w:rPr>
+          <w:rFonts w:ascii="Times New Roman" w:hAnsi="Times New Roman" w:cs="Times New Roman"/>
         </w:rPr>
         <w:drawing>
-          <wp:inline distT="0" distB="0" distL="0" distR="0" wp14:anchorId="6A295BCC" wp14:editId="49E81F77">
-            <wp:extent cx="6120130" cy="5820410"/>
-            <wp:effectExtent l="0" t="0" r="0" b="8890"/>
-            <wp:docPr id="1805547166" name="Рисунок 1"/>
+          <wp:inline distT="0" distB="0" distL="0" distR="0" wp14:anchorId="0302329C" wp14:editId="4BD619FC">
+            <wp:extent cx="6120130" cy="5692775"/>
+            <wp:effectExtent l="0" t="0" r="0" b="3175"/>
+            <wp:docPr id="1780603998" name="Рисунок 1"/>
             <wp:cNvGraphicFramePr>
               <a:graphicFrameLocks xmlns:a="http://schemas.openxmlformats.org/drawingml/2006/main" noChangeAspect="1"/>
             </wp:cNvGraphicFramePr>
@@ -2072,17 +2037,11 @@
               <a:graphicData uri="http://schemas.openxmlformats.org/drawingml/2006/picture">
                 <pic:pic xmlns:pic="http://schemas.openxmlformats.org/drawingml/2006/picture">
                   <pic:nvPicPr>
-                    <pic:cNvPr id="1805547166" name=""/>
+                    <pic:cNvPr id="1780603998" name=""/>
                     <pic:cNvPicPr/>
                   </pic:nvPicPr>
                   <pic:blipFill>
-                    <a:blip r:embed="rId9" cstate="print">
-                      <a:extLst>
-                        <a:ext uri="{28A0092B-C50C-407E-A947-70E740481C1C}">
-                          <a14:useLocalDpi xmlns:a14="http://schemas.microsoft.com/office/drawing/2010/main" val="0"/>
-                        </a:ext>
-                      </a:extLst>
-                    </a:blip>
+                    <a:blip r:embed="rId9"/>
                     <a:stretch>
                       <a:fillRect/>
                     </a:stretch>
@@ -2090,7 +2049,7 @@
                   <pic:spPr>
                     <a:xfrm>
                       <a:off x="0" y="0"/>
-                      <a:ext cx="6120130" cy="5820410"/>
+                      <a:ext cx="6120130" cy="5692775"/>
                     </a:xfrm>
                     <a:prstGeom prst="rect">
                       <a:avLst/>
@@ -2152,18 +2111,37 @@
           <w:i/>
           <w:iCs/>
         </w:rPr>
-        <w:t xml:space="preserve"> Страница «Услуги»</w:t>
-      </w:r>
-    </w:p>
-    <w:p>
-      <w:pPr>
-        <w:spacing w:after="0" w:line="240" w:lineRule="auto"/>
-        <w:ind w:firstLine="709"/>
-        <w:jc w:val="both"/>
-        <w:rPr>
-          <w:rFonts w:ascii="Times New Roman" w:hAnsi="Times New Roman" w:cs="Times New Roman"/>
-        </w:rPr>
-      </w:pPr>
+        <w:t xml:space="preserve"> </w:t>
+      </w:r>
+      <w:r>
+        <w:rPr>
+          <w:rFonts w:ascii="Times New Roman" w:hAnsi="Times New Roman" w:cs="Times New Roman"/>
+          <w:i/>
+          <w:iCs/>
+        </w:rPr>
+        <w:t>Страница</w:t>
+      </w:r>
+      <w:r>
+        <w:rPr>
+          <w:rFonts w:ascii="Times New Roman" w:hAnsi="Times New Roman" w:cs="Times New Roman"/>
+          <w:i/>
+          <w:iCs/>
+        </w:rPr>
+        <w:t xml:space="preserve"> «Услуги»</w:t>
+      </w:r>
+    </w:p>
+    <w:p>
+      <w:pPr>
+        <w:rPr>
+          <w:rFonts w:ascii="Times New Roman" w:hAnsi="Times New Roman" w:cs="Times New Roman"/>
+        </w:rPr>
+      </w:pPr>
+      <w:r>
+        <w:rPr>
+          <w:rFonts w:ascii="Times New Roman" w:hAnsi="Times New Roman" w:cs="Times New Roman"/>
+        </w:rPr>
+        <w:br w:type="page"/>
+      </w:r>
     </w:p>
     <w:p>
       <w:pPr>
@@ -2178,6 +2156,7 @@
         <w:rPr>
           <w:rFonts w:ascii="Times New Roman" w:hAnsi="Times New Roman" w:cs="Times New Roman"/>
         </w:rPr>
+        <w:lastRenderedPageBreak/>
         <w:t>В ходе работы была реализована страница «Тарифы»</w:t>
       </w:r>
       <w:r>
@@ -2196,22 +2175,20 @@
     <w:p>
       <w:pPr>
         <w:spacing w:after="0" w:line="240" w:lineRule="auto"/>
-        <w:jc w:val="both"/>
-        <w:rPr>
-          <w:rFonts w:ascii="Times New Roman" w:hAnsi="Times New Roman" w:cs="Times New Roman"/>
-        </w:rPr>
-      </w:pPr>
-      <w:r>
-        <w:rPr>
-          <w:rFonts w:ascii="Times New Roman" w:hAnsi="Times New Roman" w:cs="Times New Roman"/>
-          <w:noProof/>
-        </w:rPr>
-        <w:lastRenderedPageBreak/>
+        <w:jc w:val="center"/>
+        <w:rPr>
+          <w:rFonts w:ascii="Times New Roman" w:hAnsi="Times New Roman" w:cs="Times New Roman"/>
+        </w:rPr>
+      </w:pPr>
+      <w:r>
+        <w:rPr>
+          <w:rFonts w:ascii="Times New Roman" w:hAnsi="Times New Roman" w:cs="Times New Roman"/>
+        </w:rPr>
         <w:drawing>
-          <wp:inline distT="0" distB="0" distL="0" distR="0" wp14:anchorId="6F1A12AD" wp14:editId="0BD01CA8">
-            <wp:extent cx="6120130" cy="5156835"/>
-            <wp:effectExtent l="0" t="0" r="0" b="5715"/>
-            <wp:docPr id="955709272" name="Рисунок 1"/>
+          <wp:inline distT="0" distB="0" distL="0" distR="0" wp14:anchorId="446EF8A4" wp14:editId="7EC81BE1">
+            <wp:extent cx="6120130" cy="5170170"/>
+            <wp:effectExtent l="0" t="0" r="0" b="0"/>
+            <wp:docPr id="2057666203" name="Рисунок 1"/>
             <wp:cNvGraphicFramePr>
               <a:graphicFrameLocks xmlns:a="http://schemas.openxmlformats.org/drawingml/2006/main" noChangeAspect="1"/>
             </wp:cNvGraphicFramePr>
@@ -2219,17 +2196,11 @@
               <a:graphicData uri="http://schemas.openxmlformats.org/drawingml/2006/picture">
                 <pic:pic xmlns:pic="http://schemas.openxmlformats.org/drawingml/2006/picture">
                   <pic:nvPicPr>
-                    <pic:cNvPr id="955709272" name=""/>
+                    <pic:cNvPr id="2057666203" name=""/>
                     <pic:cNvPicPr/>
                   </pic:nvPicPr>
                   <pic:blipFill>
-                    <a:blip r:embed="rId10" cstate="print">
-                      <a:extLst>
-                        <a:ext uri="{28A0092B-C50C-407E-A947-70E740481C1C}">
-                          <a14:useLocalDpi xmlns:a14="http://schemas.microsoft.com/office/drawing/2010/main" val="0"/>
-                        </a:ext>
-                      </a:extLst>
-                    </a:blip>
+                    <a:blip r:embed="rId10"/>
                     <a:stretch>
                       <a:fillRect/>
                     </a:stretch>
@@ -2237,7 +2208,7 @@
                   <pic:spPr>
                     <a:xfrm>
                       <a:off x="0" y="0"/>
-                      <a:ext cx="6120130" cy="5156835"/>
+                      <a:ext cx="6120130" cy="5170170"/>
                     </a:xfrm>
                     <a:prstGeom prst="rect">
                       <a:avLst/>
@@ -2304,13 +2275,16 @@
     </w:p>
     <w:p>
       <w:pPr>
-        <w:spacing w:after="0" w:line="240" w:lineRule="auto"/>
-        <w:ind w:firstLine="709"/>
-        <w:jc w:val="both"/>
-        <w:rPr>
-          <w:rFonts w:ascii="Times New Roman" w:hAnsi="Times New Roman" w:cs="Times New Roman"/>
-        </w:rPr>
-      </w:pPr>
+        <w:rPr>
+          <w:rFonts w:ascii="Times New Roman" w:hAnsi="Times New Roman" w:cs="Times New Roman"/>
+        </w:rPr>
+      </w:pPr>
+      <w:r>
+        <w:rPr>
+          <w:rFonts w:ascii="Times New Roman" w:hAnsi="Times New Roman" w:cs="Times New Roman"/>
+        </w:rPr>
+        <w:br w:type="page"/>
+      </w:r>
     </w:p>
     <w:p>
       <w:pPr>
@@ -2325,6 +2299,7 @@
         <w:rPr>
           <w:rFonts w:ascii="Times New Roman" w:hAnsi="Times New Roman" w:cs="Times New Roman"/>
         </w:rPr>
+        <w:lastRenderedPageBreak/>
         <w:t>Также была создана страница «Контакты»</w:t>
       </w:r>
       <w:r>
@@ -2343,22 +2318,20 @@
     <w:p>
       <w:pPr>
         <w:spacing w:after="0" w:line="240" w:lineRule="auto"/>
-        <w:jc w:val="both"/>
-        <w:rPr>
-          <w:rFonts w:ascii="Times New Roman" w:hAnsi="Times New Roman" w:cs="Times New Roman"/>
-        </w:rPr>
-      </w:pPr>
-      <w:r>
-        <w:rPr>
-          <w:rFonts w:ascii="Times New Roman" w:hAnsi="Times New Roman" w:cs="Times New Roman"/>
-          <w:noProof/>
-        </w:rPr>
-        <w:lastRenderedPageBreak/>
+        <w:jc w:val="center"/>
+        <w:rPr>
+          <w:rFonts w:ascii="Times New Roman" w:hAnsi="Times New Roman" w:cs="Times New Roman"/>
+        </w:rPr>
+      </w:pPr>
+      <w:r>
+        <w:rPr>
+          <w:rFonts w:ascii="Times New Roman" w:hAnsi="Times New Roman" w:cs="Times New Roman"/>
+        </w:rPr>
         <w:drawing>
-          <wp:inline distT="0" distB="0" distL="0" distR="0" wp14:anchorId="3B5BCA29" wp14:editId="5DAB32FE">
-            <wp:extent cx="6120130" cy="3978910"/>
-            <wp:effectExtent l="0" t="0" r="0" b="2540"/>
-            <wp:docPr id="368324585" name="Рисунок 1"/>
+          <wp:inline distT="0" distB="0" distL="0" distR="0" wp14:anchorId="5ECB754A" wp14:editId="5745FC86">
+            <wp:extent cx="6120130" cy="3975735"/>
+            <wp:effectExtent l="0" t="0" r="0" b="5715"/>
+            <wp:docPr id="1631145601" name="Рисунок 1"/>
             <wp:cNvGraphicFramePr>
               <a:graphicFrameLocks xmlns:a="http://schemas.openxmlformats.org/drawingml/2006/main" noChangeAspect="1"/>
             </wp:cNvGraphicFramePr>
@@ -2366,17 +2339,11 @@
               <a:graphicData uri="http://schemas.openxmlformats.org/drawingml/2006/picture">
                 <pic:pic xmlns:pic="http://schemas.openxmlformats.org/drawingml/2006/picture">
                   <pic:nvPicPr>
-                    <pic:cNvPr id="368324585" name=""/>
+                    <pic:cNvPr id="1631145601" name=""/>
                     <pic:cNvPicPr/>
                   </pic:nvPicPr>
                   <pic:blipFill>
-                    <a:blip r:embed="rId11" cstate="print">
-                      <a:extLst>
-                        <a:ext uri="{28A0092B-C50C-407E-A947-70E740481C1C}">
-                          <a14:useLocalDpi xmlns:a14="http://schemas.microsoft.com/office/drawing/2010/main" val="0"/>
-                        </a:ext>
-                      </a:extLst>
-                    </a:blip>
+                    <a:blip r:embed="rId11"/>
                     <a:stretch>
                       <a:fillRect/>
                     </a:stretch>
@@ -2384,7 +2351,7 @@
                   <pic:spPr>
                     <a:xfrm>
                       <a:off x="0" y="0"/>
-                      <a:ext cx="6120130" cy="3978910"/>
+                      <a:ext cx="6120130" cy="3975735"/>
                     </a:xfrm>
                     <a:prstGeom prst="rect">
                       <a:avLst/>
@@ -2451,13 +2418,16 @@
     </w:p>
     <w:p>
       <w:pPr>
-        <w:spacing w:after="0" w:line="240" w:lineRule="auto"/>
-        <w:ind w:firstLine="709"/>
-        <w:jc w:val="both"/>
-        <w:rPr>
-          <w:rFonts w:ascii="Times New Roman" w:hAnsi="Times New Roman" w:cs="Times New Roman"/>
-        </w:rPr>
-      </w:pPr>
+        <w:rPr>
+          <w:rFonts w:ascii="Times New Roman" w:hAnsi="Times New Roman" w:cs="Times New Roman"/>
+        </w:rPr>
+      </w:pPr>
+      <w:r>
+        <w:rPr>
+          <w:rFonts w:ascii="Times New Roman" w:hAnsi="Times New Roman" w:cs="Times New Roman"/>
+        </w:rPr>
+        <w:br w:type="page"/>
+      </w:r>
     </w:p>
     <w:p>
       <w:pPr>
@@ -2472,6 +2442,7 @@
         <w:rPr>
           <w:rFonts w:ascii="Times New Roman" w:hAnsi="Times New Roman" w:cs="Times New Roman"/>
         </w:rPr>
+        <w:lastRenderedPageBreak/>
         <w:t>Для обеспечения возможности работы пользователей с системой была реализована страница авторизации и регистрации</w:t>
       </w:r>
       <w:r>
@@ -2490,22 +2461,20 @@
     <w:p>
       <w:pPr>
         <w:spacing w:after="0" w:line="240" w:lineRule="auto"/>
-        <w:jc w:val="both"/>
-        <w:rPr>
-          <w:rFonts w:ascii="Times New Roman" w:hAnsi="Times New Roman" w:cs="Times New Roman"/>
-        </w:rPr>
-      </w:pPr>
-      <w:r>
-        <w:rPr>
-          <w:rFonts w:ascii="Times New Roman" w:hAnsi="Times New Roman" w:cs="Times New Roman"/>
-          <w:noProof/>
-        </w:rPr>
-        <w:lastRenderedPageBreak/>
+        <w:jc w:val="center"/>
+        <w:rPr>
+          <w:rFonts w:ascii="Times New Roman" w:hAnsi="Times New Roman" w:cs="Times New Roman"/>
+        </w:rPr>
+      </w:pPr>
+      <w:r>
+        <w:rPr>
+          <w:rFonts w:ascii="Times New Roman" w:hAnsi="Times New Roman" w:cs="Times New Roman"/>
+        </w:rPr>
         <w:drawing>
-          <wp:inline distT="0" distB="0" distL="0" distR="0" wp14:anchorId="52794CF0" wp14:editId="1651DD80">
-            <wp:extent cx="6120130" cy="4543425"/>
-            <wp:effectExtent l="0" t="0" r="0" b="9525"/>
-            <wp:docPr id="657943930" name="Рисунок 1"/>
+          <wp:inline distT="0" distB="0" distL="0" distR="0" wp14:anchorId="3D2FFC1E" wp14:editId="27862D5D">
+            <wp:extent cx="6120130" cy="4560570"/>
+            <wp:effectExtent l="0" t="0" r="0" b="0"/>
+            <wp:docPr id="101328631" name="Рисунок 1"/>
             <wp:cNvGraphicFramePr>
               <a:graphicFrameLocks xmlns:a="http://schemas.openxmlformats.org/drawingml/2006/main" noChangeAspect="1"/>
             </wp:cNvGraphicFramePr>
@@ -2513,174 +2482,11 @@
               <a:graphicData uri="http://schemas.openxmlformats.org/drawingml/2006/picture">
                 <pic:pic xmlns:pic="http://schemas.openxmlformats.org/drawingml/2006/picture">
                   <pic:nvPicPr>
-                    <pic:cNvPr id="657943930" name=""/>
+                    <pic:cNvPr id="101328631" name=""/>
                     <pic:cNvPicPr/>
                   </pic:nvPicPr>
                   <pic:blipFill>
-                    <a:blip r:embed="rId12" cstate="print">
-                      <a:extLst>
-                        <a:ext uri="{28A0092B-C50C-407E-A947-70E740481C1C}">
-                          <a14:useLocalDpi xmlns:a14="http://schemas.microsoft.com/office/drawing/2010/main" val="0"/>
-                        </a:ext>
-                      </a:extLst>
-                    </a:blip>
-                    <a:stretch>
-                      <a:fillRect/>
-                    </a:stretch>
-                  </pic:blipFill>
-                  <pic:spPr>
-                    <a:xfrm>
-                      <a:off x="0" y="0"/>
-                      <a:ext cx="6120130" cy="4543425"/>
-                    </a:xfrm>
-                    <a:prstGeom prst="rect">
-                      <a:avLst/>
-                    </a:prstGeom>
-                  </pic:spPr>
-                </pic:pic>
-              </a:graphicData>
-            </a:graphic>
-          </wp:inline>
-        </w:drawing>
-      </w:r>
-    </w:p>
-    <w:p>
-      <w:pPr>
-        <w:spacing w:after="0" w:line="240" w:lineRule="auto"/>
-        <w:ind w:firstLine="709"/>
-        <w:jc w:val="center"/>
-        <w:rPr>
-          <w:rFonts w:ascii="Times New Roman" w:hAnsi="Times New Roman" w:cs="Times New Roman"/>
-          <w:i/>
-          <w:iCs/>
-        </w:rPr>
-      </w:pPr>
-      <w:r>
-        <w:rPr>
-          <w:rFonts w:ascii="Times New Roman" w:hAnsi="Times New Roman" w:cs="Times New Roman"/>
-          <w:i/>
-          <w:iCs/>
-        </w:rPr>
-        <w:t>Рис</w:t>
-      </w:r>
-      <w:r>
-        <w:rPr>
-          <w:rFonts w:ascii="Times New Roman" w:hAnsi="Times New Roman" w:cs="Times New Roman"/>
-          <w:i/>
-          <w:iCs/>
-        </w:rPr>
-        <w:t>.</w:t>
-      </w:r>
-      <w:r>
-        <w:rPr>
-          <w:rFonts w:ascii="Times New Roman" w:hAnsi="Times New Roman" w:cs="Times New Roman"/>
-          <w:i/>
-          <w:iCs/>
-        </w:rPr>
-        <w:t xml:space="preserve"> 5</w:t>
-      </w:r>
-      <w:r>
-        <w:rPr>
-          <w:rFonts w:ascii="Times New Roman" w:hAnsi="Times New Roman" w:cs="Times New Roman"/>
-          <w:i/>
-          <w:iCs/>
-        </w:rPr>
-        <w:t>.</w:t>
-      </w:r>
-      <w:r>
-        <w:rPr>
-          <w:rFonts w:ascii="Times New Roman" w:hAnsi="Times New Roman" w:cs="Times New Roman"/>
-          <w:i/>
-          <w:iCs/>
-        </w:rPr>
-        <w:t xml:space="preserve"> Страница авторизации пользователей</w:t>
-      </w:r>
-    </w:p>
-    <w:p>
-      <w:pPr>
-        <w:spacing w:after="0" w:line="240" w:lineRule="auto"/>
-        <w:ind w:firstLine="709"/>
-        <w:jc w:val="both"/>
-        <w:rPr>
-          <w:rFonts w:ascii="Times New Roman" w:hAnsi="Times New Roman" w:cs="Times New Roman"/>
-        </w:rPr>
-      </w:pPr>
-    </w:p>
-    <w:p>
-      <w:pPr>
-        <w:spacing w:after="0" w:line="360" w:lineRule="auto"/>
-        <w:ind w:firstLine="709"/>
-        <w:jc w:val="both"/>
-        <w:rPr>
-          <w:rFonts w:ascii="Times New Roman" w:hAnsi="Times New Roman" w:cs="Times New Roman"/>
-        </w:rPr>
-      </w:pPr>
-      <w:r>
-        <w:rPr>
-          <w:rFonts w:ascii="Times New Roman" w:hAnsi="Times New Roman" w:cs="Times New Roman"/>
-        </w:rPr>
-        <w:t>В рамках проекта была реализована форма оформления заказа</w:t>
-      </w:r>
-      <w:r>
-        <w:rPr>
-          <w:rFonts w:ascii="Times New Roman" w:hAnsi="Times New Roman" w:cs="Times New Roman"/>
-        </w:rPr>
-        <w:t xml:space="preserve"> (Рис. 6)</w:t>
-      </w:r>
-      <w:r>
-        <w:rPr>
-          <w:rFonts w:ascii="Times New Roman" w:hAnsi="Times New Roman" w:cs="Times New Roman"/>
-        </w:rPr>
-        <w:t>. Пользователь может выбрать услугу, указать дополнительные данные и отправить заказ в систему. Все заказы привязываются к конкретному пользователю.</w:t>
-      </w:r>
-    </w:p>
-    <w:p>
-      <w:pPr>
-        <w:spacing w:after="0" w:line="240" w:lineRule="auto"/>
-        <w:ind w:firstLine="709"/>
-        <w:jc w:val="both"/>
-        <w:rPr>
-          <w:rFonts w:ascii="Times New Roman" w:hAnsi="Times New Roman" w:cs="Times New Roman"/>
-        </w:rPr>
-      </w:pPr>
-    </w:p>
-    <w:p>
-      <w:pPr>
-        <w:spacing w:after="0" w:line="240" w:lineRule="auto"/>
-        <w:jc w:val="both"/>
-        <w:rPr>
-          <w:rFonts w:ascii="Times New Roman" w:hAnsi="Times New Roman" w:cs="Times New Roman"/>
-        </w:rPr>
-      </w:pPr>
-      <w:r>
-        <w:rPr>
-          <w:rFonts w:ascii="Times New Roman" w:hAnsi="Times New Roman" w:cs="Times New Roman"/>
-          <w:noProof/>
-        </w:rPr>
-        <w:lastRenderedPageBreak/>
-        <w:drawing>
-          <wp:inline distT="0" distB="0" distL="0" distR="0" wp14:anchorId="1A546865" wp14:editId="673FD16B">
-            <wp:extent cx="6120130" cy="4560570"/>
-            <wp:effectExtent l="0" t="0" r="0" b="0"/>
-            <wp:docPr id="820164749" name="Рисунок 1"/>
-            <wp:cNvGraphicFramePr>
-              <a:graphicFrameLocks xmlns:a="http://schemas.openxmlformats.org/drawingml/2006/main" noChangeAspect="1"/>
-            </wp:cNvGraphicFramePr>
-            <a:graphic xmlns:a="http://schemas.openxmlformats.org/drawingml/2006/main">
-              <a:graphicData uri="http://schemas.openxmlformats.org/drawingml/2006/picture">
-                <pic:pic xmlns:pic="http://schemas.openxmlformats.org/drawingml/2006/picture">
-                  <pic:nvPicPr>
-                    <pic:cNvPr id="820164749" name=""/>
-                    <pic:cNvPicPr/>
-                  </pic:nvPicPr>
-                  <pic:blipFill>
-                    <a:blip r:embed="rId13" cstate="print">
-                      <a:extLst>
-                        <a:ext uri="{28A0092B-C50C-407E-A947-70E740481C1C}">
-                          <a14:useLocalDpi xmlns:a14="http://schemas.microsoft.com/office/drawing/2010/main" val="0"/>
-                        </a:ext>
-                      </a:extLst>
-                    </a:blip>
+                    <a:blip r:embed="rId12"/>
                     <a:stretch>
                       <a:fillRect/>
                     </a:stretch>
@@ -2734,7 +2540,7 @@
           <w:i/>
           <w:iCs/>
         </w:rPr>
-        <w:t xml:space="preserve"> 6</w:t>
+        <w:t xml:space="preserve"> 5</w:t>
       </w:r>
       <w:r>
         <w:rPr>
@@ -2750,18 +2556,21 @@
           <w:i/>
           <w:iCs/>
         </w:rPr>
-        <w:t xml:space="preserve"> Страница оформления заказа</w:t>
-      </w:r>
-    </w:p>
-    <w:p>
-      <w:pPr>
-        <w:spacing w:after="0" w:line="240" w:lineRule="auto"/>
-        <w:ind w:firstLine="709"/>
-        <w:jc w:val="both"/>
-        <w:rPr>
-          <w:rFonts w:ascii="Times New Roman" w:hAnsi="Times New Roman" w:cs="Times New Roman"/>
-        </w:rPr>
-      </w:pPr>
+        <w:t xml:space="preserve"> Страница авторизации пользователей</w:t>
+      </w:r>
+    </w:p>
+    <w:p>
+      <w:pPr>
+        <w:rPr>
+          <w:rFonts w:ascii="Times New Roman" w:hAnsi="Times New Roman" w:cs="Times New Roman"/>
+        </w:rPr>
+      </w:pPr>
+      <w:r>
+        <w:rPr>
+          <w:rFonts w:ascii="Times New Roman" w:hAnsi="Times New Roman" w:cs="Times New Roman"/>
+        </w:rPr>
+        <w:br w:type="page"/>
+      </w:r>
     </w:p>
     <w:p>
       <w:pPr>
@@ -2776,45 +2585,39 @@
         <w:rPr>
           <w:rFonts w:ascii="Times New Roman" w:hAnsi="Times New Roman" w:cs="Times New Roman"/>
         </w:rPr>
-        <w:t>Также</w:t>
-      </w:r>
-      <w:r>
-        <w:rPr>
-          <w:rFonts w:ascii="Times New Roman" w:hAnsi="Times New Roman" w:cs="Times New Roman"/>
-        </w:rPr>
-        <w:t xml:space="preserve"> была разработана административная панель</w:t>
-      </w:r>
-      <w:r>
-        <w:rPr>
-          <w:rFonts w:ascii="Times New Roman" w:hAnsi="Times New Roman" w:cs="Times New Roman"/>
-        </w:rPr>
-        <w:t xml:space="preserve"> (Рис. 7)</w:t>
-      </w:r>
-      <w:r>
-        <w:rPr>
-          <w:rFonts w:ascii="Times New Roman" w:hAnsi="Times New Roman" w:cs="Times New Roman"/>
-        </w:rPr>
-        <w:t>. Доступ к ней имеют только пользователи с ролью администратора. В административной панели отображается список заказов, информация о пользователях, статус заказа и дата его создания. Также реализована возможность изменения статуса заказа и удаления записей из базы данных.</w:t>
+        <w:lastRenderedPageBreak/>
+        <w:t>В рамках проекта была реализована форма оформления заказа</w:t>
+      </w:r>
+      <w:r>
+        <w:rPr>
+          <w:rFonts w:ascii="Times New Roman" w:hAnsi="Times New Roman" w:cs="Times New Roman"/>
+        </w:rPr>
+        <w:t xml:space="preserve"> (Рис. 6)</w:t>
+      </w:r>
+      <w:r>
+        <w:rPr>
+          <w:rFonts w:ascii="Times New Roman" w:hAnsi="Times New Roman" w:cs="Times New Roman"/>
+        </w:rPr>
+        <w:t>. Пользователь может выбрать услугу, указать дополнительные данные и отправить заказ в систему. Все заказы привязываются к конкретному пользователю.</w:t>
       </w:r>
     </w:p>
     <w:p>
       <w:pPr>
         <w:spacing w:after="0" w:line="240" w:lineRule="auto"/>
-        <w:rPr>
-          <w:rFonts w:ascii="Times New Roman" w:hAnsi="Times New Roman" w:cs="Times New Roman"/>
-        </w:rPr>
-      </w:pPr>
-      <w:r>
-        <w:rPr>
-          <w:rFonts w:ascii="Times New Roman" w:hAnsi="Times New Roman" w:cs="Times New Roman"/>
-          <w:noProof/>
-        </w:rPr>
-        <w:lastRenderedPageBreak/>
+        <w:jc w:val="center"/>
+        <w:rPr>
+          <w:rFonts w:ascii="Times New Roman" w:hAnsi="Times New Roman" w:cs="Times New Roman"/>
+        </w:rPr>
+      </w:pPr>
+      <w:r>
+        <w:rPr>
+          <w:rFonts w:ascii="Times New Roman" w:hAnsi="Times New Roman" w:cs="Times New Roman"/>
+        </w:rPr>
         <w:drawing>
-          <wp:inline distT="0" distB="0" distL="0" distR="0" wp14:anchorId="35CE44A4" wp14:editId="7A42944A">
-            <wp:extent cx="6318250" cy="4252595"/>
-            <wp:effectExtent l="0" t="0" r="6350" b="0"/>
-            <wp:docPr id="556379426" name="Рисунок 1"/>
+          <wp:inline distT="0" distB="0" distL="0" distR="0" wp14:anchorId="7EA0CC01" wp14:editId="1D03ECC5">
+            <wp:extent cx="6120130" cy="4549775"/>
+            <wp:effectExtent l="0" t="0" r="0" b="3175"/>
+            <wp:docPr id="1761917580" name="Рисунок 1"/>
             <wp:cNvGraphicFramePr>
               <a:graphicFrameLocks xmlns:a="http://schemas.openxmlformats.org/drawingml/2006/main" noChangeAspect="1"/>
             </wp:cNvGraphicFramePr>
@@ -2822,17 +2625,11 @@
               <a:graphicData uri="http://schemas.openxmlformats.org/drawingml/2006/picture">
                 <pic:pic xmlns:pic="http://schemas.openxmlformats.org/drawingml/2006/picture">
                   <pic:nvPicPr>
-                    <pic:cNvPr id="556379426" name=""/>
+                    <pic:cNvPr id="1761917580" name=""/>
                     <pic:cNvPicPr/>
                   </pic:nvPicPr>
                   <pic:blipFill>
-                    <a:blip r:embed="rId14" cstate="print">
-                      <a:extLst>
-                        <a:ext uri="{28A0092B-C50C-407E-A947-70E740481C1C}">
-                          <a14:useLocalDpi xmlns:a14="http://schemas.microsoft.com/office/drawing/2010/main" val="0"/>
-                        </a:ext>
-                      </a:extLst>
-                    </a:blip>
+                    <a:blip r:embed="rId13"/>
                     <a:stretch>
                       <a:fillRect/>
                     </a:stretch>
@@ -2840,7 +2637,156 @@
                   <pic:spPr>
                     <a:xfrm>
                       <a:off x="0" y="0"/>
-                      <a:ext cx="6318250" cy="4252595"/>
+                      <a:ext cx="6120130" cy="4549775"/>
+                    </a:xfrm>
+                    <a:prstGeom prst="rect">
+                      <a:avLst/>
+                    </a:prstGeom>
+                  </pic:spPr>
+                </pic:pic>
+              </a:graphicData>
+            </a:graphic>
+          </wp:inline>
+        </w:drawing>
+      </w:r>
+    </w:p>
+    <w:p>
+      <w:pPr>
+        <w:spacing w:after="0" w:line="240" w:lineRule="auto"/>
+        <w:ind w:firstLine="709"/>
+        <w:jc w:val="center"/>
+        <w:rPr>
+          <w:rFonts w:ascii="Times New Roman" w:hAnsi="Times New Roman" w:cs="Times New Roman"/>
+          <w:i/>
+          <w:iCs/>
+        </w:rPr>
+      </w:pPr>
+      <w:r>
+        <w:rPr>
+          <w:rFonts w:ascii="Times New Roman" w:hAnsi="Times New Roman" w:cs="Times New Roman"/>
+          <w:i/>
+          <w:iCs/>
+        </w:rPr>
+        <w:t>Рис</w:t>
+      </w:r>
+      <w:r>
+        <w:rPr>
+          <w:rFonts w:ascii="Times New Roman" w:hAnsi="Times New Roman" w:cs="Times New Roman"/>
+          <w:i/>
+          <w:iCs/>
+        </w:rPr>
+        <w:t>.</w:t>
+      </w:r>
+      <w:r>
+        <w:rPr>
+          <w:rFonts w:ascii="Times New Roman" w:hAnsi="Times New Roman" w:cs="Times New Roman"/>
+          <w:i/>
+          <w:iCs/>
+        </w:rPr>
+        <w:t xml:space="preserve"> 6</w:t>
+      </w:r>
+      <w:r>
+        <w:rPr>
+          <w:rFonts w:ascii="Times New Roman" w:hAnsi="Times New Roman" w:cs="Times New Roman"/>
+          <w:i/>
+          <w:iCs/>
+        </w:rPr>
+        <w:t>.</w:t>
+      </w:r>
+      <w:r>
+        <w:rPr>
+          <w:rFonts w:ascii="Times New Roman" w:hAnsi="Times New Roman" w:cs="Times New Roman"/>
+          <w:i/>
+          <w:iCs/>
+        </w:rPr>
+        <w:t xml:space="preserve"> Страница оформления заказа</w:t>
+      </w:r>
+    </w:p>
+    <w:p>
+      <w:pPr>
+        <w:rPr>
+          <w:rFonts w:ascii="Times New Roman" w:hAnsi="Times New Roman" w:cs="Times New Roman"/>
+        </w:rPr>
+      </w:pPr>
+      <w:r>
+        <w:rPr>
+          <w:rFonts w:ascii="Times New Roman" w:hAnsi="Times New Roman" w:cs="Times New Roman"/>
+        </w:rPr>
+        <w:br w:type="page"/>
+      </w:r>
+    </w:p>
+    <w:p>
+      <w:pPr>
+        <w:spacing w:after="0" w:line="360" w:lineRule="auto"/>
+        <w:ind w:firstLine="709"/>
+        <w:jc w:val="both"/>
+        <w:rPr>
+          <w:rFonts w:ascii="Times New Roman" w:hAnsi="Times New Roman" w:cs="Times New Roman"/>
+        </w:rPr>
+      </w:pPr>
+      <w:r>
+        <w:rPr>
+          <w:rFonts w:ascii="Times New Roman" w:hAnsi="Times New Roman" w:cs="Times New Roman"/>
+        </w:rPr>
+        <w:lastRenderedPageBreak/>
+        <w:t>Также</w:t>
+      </w:r>
+      <w:r>
+        <w:rPr>
+          <w:rFonts w:ascii="Times New Roman" w:hAnsi="Times New Roman" w:cs="Times New Roman"/>
+        </w:rPr>
+        <w:t xml:space="preserve"> была разработана административная панель</w:t>
+      </w:r>
+      <w:r>
+        <w:rPr>
+          <w:rFonts w:ascii="Times New Roman" w:hAnsi="Times New Roman" w:cs="Times New Roman"/>
+        </w:rPr>
+        <w:t xml:space="preserve"> (Рис. 7)</w:t>
+      </w:r>
+      <w:r>
+        <w:rPr>
+          <w:rFonts w:ascii="Times New Roman" w:hAnsi="Times New Roman" w:cs="Times New Roman"/>
+        </w:rPr>
+        <w:t>. Доступ к ней имеют только пользователи с ролью администратора. В административной панели отображается список заказов, информация о пользователях, статус заказа и дата его создания. Также реализована возможность изменения статуса заказа и удаления записей из базы данных.</w:t>
+      </w:r>
+    </w:p>
+    <w:p>
+      <w:pPr>
+        <w:spacing w:after="0" w:line="240" w:lineRule="auto"/>
+        <w:jc w:val="center"/>
+        <w:rPr>
+          <w:rFonts w:ascii="Times New Roman" w:hAnsi="Times New Roman" w:cs="Times New Roman"/>
+        </w:rPr>
+      </w:pPr>
+      <w:r>
+        <w:rPr>
+          <w:rFonts w:ascii="Times New Roman" w:hAnsi="Times New Roman" w:cs="Times New Roman"/>
+        </w:rPr>
+        <w:drawing>
+          <wp:inline distT="0" distB="0" distL="0" distR="0" wp14:anchorId="57391324" wp14:editId="64F9911C">
+            <wp:extent cx="6120130" cy="4410075"/>
+            <wp:effectExtent l="0" t="0" r="0" b="9525"/>
+            <wp:docPr id="627237473" name="Рисунок 1"/>
+            <wp:cNvGraphicFramePr>
+              <a:graphicFrameLocks xmlns:a="http://schemas.openxmlformats.org/drawingml/2006/main" noChangeAspect="1"/>
+            </wp:cNvGraphicFramePr>
+            <a:graphic xmlns:a="http://schemas.openxmlformats.org/drawingml/2006/main">
+              <a:graphicData uri="http://schemas.openxmlformats.org/drawingml/2006/picture">
+                <pic:pic xmlns:pic="http://schemas.openxmlformats.org/drawingml/2006/picture">
+                  <pic:nvPicPr>
+                    <pic:cNvPr id="627237473" name=""/>
+                    <pic:cNvPicPr/>
+                  </pic:nvPicPr>
+                  <pic:blipFill>
+                    <a:blip r:embed="rId14"/>
+                    <a:stretch>
+                      <a:fillRect/>
+                    </a:stretch>
+                  </pic:blipFill>
+                  <pic:spPr>
+                    <a:xfrm>
+                      <a:off x="0" y="0"/>
+                      <a:ext cx="6120130" cy="4410075"/>
                     </a:xfrm>
                     <a:prstGeom prst="rect">
                       <a:avLst/>

--- a/UPsite/отчёт.docx
+++ b/UPsite/отчёт.docx
@@ -498,21 +498,12 @@
         </w:rPr>
         <w:tab/>
       </w:r>
-      <w:proofErr w:type="spellStart"/>
-      <w:r>
-        <w:rPr>
-          <w:sz w:val="28"/>
-          <w:szCs w:val="28"/>
-        </w:rPr>
-        <w:t>Ишбульдин</w:t>
-      </w:r>
-      <w:proofErr w:type="spellEnd"/>
-      <w:r>
-        <w:rPr>
-          <w:sz w:val="28"/>
-          <w:szCs w:val="28"/>
-        </w:rPr>
-        <w:t xml:space="preserve"> А.Н.</w:t>
+      <w:r>
+        <w:rPr>
+          <w:sz w:val="28"/>
+          <w:szCs w:val="28"/>
+        </w:rPr>
+        <w:t>Ишбульдин А.Н.</w:t>
       </w:r>
     </w:p>
     <w:p>
@@ -1483,7 +1474,7 @@
         <w:rPr>
           <w:rFonts w:ascii="Times New Roman" w:hAnsi="Times New Roman" w:cs="Times New Roman"/>
         </w:rPr>
-        <w:t>Графический дизайн и его реализация в виде веб-сайтов являются неотъемлемой частью современной культуры и коммуникации. Качественный визуальный контент и верстка играют ключевую роль в передаче информации, выражении идей и эмоций, а также в формировании имиджа и идентичности брендов, организаций и продуктов. Графический дизайн и веб-разработка позволяют создавать эффективные и эстетически привлекательные решения, которые помогают: устанавливать контакты с потенциальными партнёрами, продвигать товары и услуги, получать дополнительный доход от создания и продажи сайтов. </w:t>
+        <w:t>Графический дизайн и его реализация в виде веб-сайтов являются неотъемлемой частью современной культуры и коммуникации. Качественный визуальный контент и качественная верстка играют ключевую роль в передаче информации, выражении идей и эмоций, а также в формировании имиджа и идентичности брендов, организаций и продуктов. Графический дизайн и веб-разработка позволяют создавать эффективные и эстетически привлекательные решения, которые помогают: устанавливать контакты с потенциальными партнёрами, продвигать товары и услуги, делиться знаниями и опытом с широкой аудиторией, получать дополнительный доход от создания и продажи сайтов. </w:t>
       </w:r>
     </w:p>
     <w:p>
@@ -1536,12 +1527,409 @@
       <w:pPr>
         <w:numPr>
           <w:ilvl w:val="0"/>
-          <w:numId w:val="1"/>
+          <w:numId w:val="9"/>
         </w:numPr>
-        <w:tabs>
-          <w:tab w:val="clear" w:pos="720"/>
-          <w:tab w:val="left" w:pos="1560"/>
-        </w:tabs>
+        <w:spacing w:after="0" w:line="360" w:lineRule="auto"/>
+        <w:jc w:val="both"/>
+        <w:rPr>
+          <w:rFonts w:ascii="Times New Roman" w:hAnsi="Times New Roman" w:cs="Times New Roman"/>
+        </w:rPr>
+      </w:pPr>
+      <w:r>
+        <w:rPr>
+          <w:rFonts w:ascii="Times New Roman" w:hAnsi="Times New Roman" w:cs="Times New Roman"/>
+        </w:rPr>
+        <w:t>макетирование и моделирование объектов дизайна в условиях, приближенных к реальным; </w:t>
+      </w:r>
+    </w:p>
+    <w:p>
+      <w:pPr>
+        <w:numPr>
+          <w:ilvl w:val="0"/>
+          <w:numId w:val="10"/>
+        </w:numPr>
+        <w:spacing w:after="0" w:line="360" w:lineRule="auto"/>
+        <w:jc w:val="both"/>
+        <w:rPr>
+          <w:rFonts w:ascii="Times New Roman" w:hAnsi="Times New Roman" w:cs="Times New Roman"/>
+        </w:rPr>
+      </w:pPr>
+      <w:r>
+        <w:rPr>
+          <w:rFonts w:ascii="Times New Roman" w:hAnsi="Times New Roman" w:cs="Times New Roman"/>
+        </w:rPr>
+        <w:t>расширение культурного, эстетического и профессионального кругозора студентов при проектировании дизайн-проекта; </w:t>
+      </w:r>
+    </w:p>
+    <w:p>
+      <w:pPr>
+        <w:numPr>
+          <w:ilvl w:val="0"/>
+          <w:numId w:val="11"/>
+        </w:numPr>
+        <w:spacing w:after="0" w:line="360" w:lineRule="auto"/>
+        <w:jc w:val="both"/>
+        <w:rPr>
+          <w:rFonts w:ascii="Times New Roman" w:hAnsi="Times New Roman" w:cs="Times New Roman"/>
+        </w:rPr>
+      </w:pPr>
+      <w:r>
+        <w:rPr>
+          <w:rFonts w:ascii="Times New Roman" w:hAnsi="Times New Roman" w:cs="Times New Roman"/>
+        </w:rPr>
+        <w:t>развитие творческих способностей студентов в процессе выполнения проектно-графических решений и их верстки; </w:t>
+      </w:r>
+    </w:p>
+    <w:p>
+      <w:pPr>
+        <w:numPr>
+          <w:ilvl w:val="0"/>
+          <w:numId w:val="12"/>
+        </w:numPr>
+        <w:spacing w:after="0" w:line="360" w:lineRule="auto"/>
+        <w:jc w:val="both"/>
+        <w:rPr>
+          <w:rFonts w:ascii="Times New Roman" w:hAnsi="Times New Roman" w:cs="Times New Roman"/>
+        </w:rPr>
+      </w:pPr>
+      <w:r>
+        <w:rPr>
+          <w:rFonts w:ascii="Times New Roman" w:hAnsi="Times New Roman" w:cs="Times New Roman"/>
+        </w:rPr>
+        <w:t>подготовка студентов к самостоятельной работе и самоорганизации через изучение новых инструментов и техник. </w:t>
+      </w:r>
+    </w:p>
+    <w:p>
+      <w:pPr>
+        <w:spacing w:after="0" w:line="360" w:lineRule="auto"/>
+        <w:jc w:val="both"/>
+        <w:rPr>
+          <w:rFonts w:ascii="Times New Roman" w:hAnsi="Times New Roman" w:cs="Times New Roman"/>
+        </w:rPr>
+      </w:pPr>
+      <w:r>
+        <w:rPr>
+          <w:rFonts w:ascii="Times New Roman" w:hAnsi="Times New Roman" w:cs="Times New Roman"/>
+        </w:rPr>
+        <w:t>В результате прохождения учебной практики у студента должны сформироваться следующие профессиональные компетенции (ПК), общие компетенции (ОК) и личностные результаты (ЛР) или их элементы: </w:t>
+      </w:r>
+    </w:p>
+    <w:p>
+      <w:pPr>
+        <w:spacing w:after="0" w:line="360" w:lineRule="auto"/>
+        <w:ind w:left="11" w:firstLine="709"/>
+        <w:jc w:val="both"/>
+        <w:rPr>
+          <w:rFonts w:ascii="Times New Roman" w:hAnsi="Times New Roman" w:cs="Times New Roman"/>
+        </w:rPr>
+      </w:pPr>
+      <w:r>
+        <w:rPr>
+          <w:rFonts w:ascii="Times New Roman" w:hAnsi="Times New Roman" w:cs="Times New Roman"/>
+        </w:rPr>
+        <w:t>ОК 01 Выбирать способы решения задач профессиональной деятельности применительно к различным контекстам;  </w:t>
+      </w:r>
+    </w:p>
+    <w:p>
+      <w:pPr>
+        <w:spacing w:after="0" w:line="360" w:lineRule="auto"/>
+        <w:ind w:left="11" w:firstLine="709"/>
+        <w:jc w:val="both"/>
+        <w:rPr>
+          <w:rFonts w:ascii="Times New Roman" w:hAnsi="Times New Roman" w:cs="Times New Roman"/>
+        </w:rPr>
+      </w:pPr>
+      <w:r>
+        <w:rPr>
+          <w:rFonts w:ascii="Times New Roman" w:hAnsi="Times New Roman" w:cs="Times New Roman"/>
+        </w:rPr>
+        <w:t>ОК 02 Использовать современные средства поиска, анализа и интерпретации информации, и информационные технологии для выполнения задач профессиональной деятельности  </w:t>
+      </w:r>
+    </w:p>
+    <w:p>
+      <w:pPr>
+        <w:spacing w:after="0" w:line="360" w:lineRule="auto"/>
+        <w:ind w:left="11" w:firstLine="709"/>
+        <w:jc w:val="both"/>
+        <w:rPr>
+          <w:rFonts w:ascii="Times New Roman" w:hAnsi="Times New Roman" w:cs="Times New Roman"/>
+        </w:rPr>
+      </w:pPr>
+      <w:r>
+        <w:rPr>
+          <w:rFonts w:ascii="Times New Roman" w:hAnsi="Times New Roman" w:cs="Times New Roman"/>
+        </w:rPr>
+        <w:t>ОК 03 Планировать и реализовывать собственное профессиональное и личностное развитие, предпринимательскую деятельность в профессиональной сфере, использовать знания по финансовой грамотности в различных жизненных ситуациях  </w:t>
+      </w:r>
+    </w:p>
+    <w:p>
+      <w:pPr>
+        <w:spacing w:after="0" w:line="360" w:lineRule="auto"/>
+        <w:ind w:left="11" w:firstLine="709"/>
+        <w:jc w:val="both"/>
+        <w:rPr>
+          <w:rFonts w:ascii="Times New Roman" w:hAnsi="Times New Roman" w:cs="Times New Roman"/>
+        </w:rPr>
+      </w:pPr>
+      <w:r>
+        <w:rPr>
+          <w:rFonts w:ascii="Times New Roman" w:hAnsi="Times New Roman" w:cs="Times New Roman"/>
+        </w:rPr>
+        <w:t>ОК 04 Эффективно взаимодействовать и работать в коллективе и команде  </w:t>
+      </w:r>
+    </w:p>
+    <w:p>
+      <w:pPr>
+        <w:spacing w:after="0" w:line="360" w:lineRule="auto"/>
+        <w:ind w:left="11" w:firstLine="709"/>
+        <w:jc w:val="both"/>
+        <w:rPr>
+          <w:rFonts w:ascii="Times New Roman" w:hAnsi="Times New Roman" w:cs="Times New Roman"/>
+        </w:rPr>
+      </w:pPr>
+      <w:r>
+        <w:rPr>
+          <w:rFonts w:ascii="Times New Roman" w:hAnsi="Times New Roman" w:cs="Times New Roman"/>
+        </w:rPr>
+        <w:t>ОК 5 Осуществлять устную и письменную коммуникацию на государственном языке с учетом особенностей социального и культурного контекста. </w:t>
+      </w:r>
+    </w:p>
+    <w:p>
+      <w:pPr>
+        <w:spacing w:after="0" w:line="360" w:lineRule="auto"/>
+        <w:ind w:left="11" w:firstLine="709"/>
+        <w:jc w:val="both"/>
+        <w:rPr>
+          <w:rFonts w:ascii="Times New Roman" w:hAnsi="Times New Roman" w:cs="Times New Roman"/>
+        </w:rPr>
+      </w:pPr>
+      <w:r>
+        <w:rPr>
+          <w:rFonts w:ascii="Times New Roman" w:hAnsi="Times New Roman" w:cs="Times New Roman"/>
+        </w:rPr>
+        <w:lastRenderedPageBreak/>
+        <w:t>ОК 9 Использовать информационные технологии в профессиональной деятельности. </w:t>
+      </w:r>
+    </w:p>
+    <w:p>
+      <w:pPr>
+        <w:spacing w:after="0" w:line="360" w:lineRule="auto"/>
+        <w:ind w:left="11" w:firstLine="709"/>
+        <w:jc w:val="both"/>
+        <w:rPr>
+          <w:rFonts w:ascii="Times New Roman" w:hAnsi="Times New Roman" w:cs="Times New Roman"/>
+        </w:rPr>
+      </w:pPr>
+      <w:r>
+        <w:rPr>
+          <w:rFonts w:ascii="Times New Roman" w:hAnsi="Times New Roman" w:cs="Times New Roman"/>
+        </w:rPr>
+        <w:t>ОК 10 Пользоваться профессиональной документацией на государственном и иностранном языках </w:t>
+      </w:r>
+    </w:p>
+    <w:p>
+      <w:pPr>
+        <w:spacing w:after="0" w:line="360" w:lineRule="auto"/>
+        <w:ind w:left="11" w:firstLine="709"/>
+        <w:jc w:val="both"/>
+        <w:rPr>
+          <w:rFonts w:ascii="Times New Roman" w:hAnsi="Times New Roman" w:cs="Times New Roman"/>
+        </w:rPr>
+      </w:pPr>
+      <w:r>
+        <w:rPr>
+          <w:rFonts w:ascii="Times New Roman" w:hAnsi="Times New Roman" w:cs="Times New Roman"/>
+        </w:rPr>
+        <w:t>ПК 1.1 Формировать алгоритмы разработки программных модулей в соответствии с техническим заданием </w:t>
+      </w:r>
+    </w:p>
+    <w:p>
+      <w:pPr>
+        <w:spacing w:after="0" w:line="360" w:lineRule="auto"/>
+        <w:ind w:left="11" w:firstLine="709"/>
+        <w:jc w:val="both"/>
+        <w:rPr>
+          <w:rFonts w:ascii="Times New Roman" w:hAnsi="Times New Roman" w:cs="Times New Roman"/>
+        </w:rPr>
+      </w:pPr>
+      <w:r>
+        <w:rPr>
+          <w:rFonts w:ascii="Times New Roman" w:hAnsi="Times New Roman" w:cs="Times New Roman"/>
+        </w:rPr>
+        <w:t>ПК 1.2 Разрабатывать программные модули в соответствии с техническим заданием </w:t>
+      </w:r>
+    </w:p>
+    <w:p>
+      <w:pPr>
+        <w:spacing w:after="0" w:line="360" w:lineRule="auto"/>
+        <w:ind w:left="11" w:firstLine="709"/>
+        <w:jc w:val="both"/>
+        <w:rPr>
+          <w:rFonts w:ascii="Times New Roman" w:hAnsi="Times New Roman" w:cs="Times New Roman"/>
+        </w:rPr>
+      </w:pPr>
+      <w:r>
+        <w:rPr>
+          <w:rFonts w:ascii="Times New Roman" w:hAnsi="Times New Roman" w:cs="Times New Roman"/>
+        </w:rPr>
+        <w:t>ПК 1.3 Выполнять отладку программных модулей с использованием специализированных программных средств </w:t>
+      </w:r>
+    </w:p>
+    <w:p>
+      <w:pPr>
+        <w:spacing w:after="0" w:line="360" w:lineRule="auto"/>
+        <w:ind w:left="11" w:firstLine="709"/>
+        <w:jc w:val="both"/>
+        <w:rPr>
+          <w:rFonts w:ascii="Times New Roman" w:hAnsi="Times New Roman" w:cs="Times New Roman"/>
+        </w:rPr>
+      </w:pPr>
+      <w:r>
+        <w:rPr>
+          <w:rFonts w:ascii="Times New Roman" w:hAnsi="Times New Roman" w:cs="Times New Roman"/>
+        </w:rPr>
+        <w:t>ПК 1.4 Выполнять тестирование программных модулей </w:t>
+      </w:r>
+    </w:p>
+    <w:p>
+      <w:pPr>
+        <w:spacing w:after="0" w:line="360" w:lineRule="auto"/>
+        <w:ind w:left="11" w:firstLine="709"/>
+        <w:jc w:val="both"/>
+        <w:rPr>
+          <w:rFonts w:ascii="Times New Roman" w:hAnsi="Times New Roman" w:cs="Times New Roman"/>
+        </w:rPr>
+      </w:pPr>
+      <w:r>
+        <w:rPr>
+          <w:rFonts w:ascii="Times New Roman" w:hAnsi="Times New Roman" w:cs="Times New Roman"/>
+        </w:rPr>
+        <w:t>ПК 1.5 Осуществлять рефакторинг и оптимизацию программного кода </w:t>
+      </w:r>
+    </w:p>
+    <w:p>
+      <w:pPr>
+        <w:spacing w:after="0" w:line="360" w:lineRule="auto"/>
+        <w:ind w:left="11" w:firstLine="709"/>
+        <w:jc w:val="both"/>
+        <w:rPr>
+          <w:rFonts w:ascii="Times New Roman" w:hAnsi="Times New Roman" w:cs="Times New Roman"/>
+        </w:rPr>
+      </w:pPr>
+      <w:r>
+        <w:rPr>
+          <w:rFonts w:ascii="Times New Roman" w:hAnsi="Times New Roman" w:cs="Times New Roman"/>
+        </w:rPr>
+        <w:t>ЛР 14 Демонстрирующий навыки анализа и интерпретации информации из различных источников с учетом нормативно-правовых норм: </w:t>
+      </w:r>
+    </w:p>
+    <w:p>
+      <w:pPr>
+        <w:numPr>
+          <w:ilvl w:val="0"/>
+          <w:numId w:val="13"/>
+        </w:numPr>
+        <w:spacing w:after="0" w:line="360" w:lineRule="auto"/>
+        <w:jc w:val="both"/>
+        <w:rPr>
+          <w:rFonts w:ascii="Times New Roman" w:hAnsi="Times New Roman" w:cs="Times New Roman"/>
+        </w:rPr>
+      </w:pPr>
+      <w:r>
+        <w:rPr>
+          <w:rFonts w:ascii="Times New Roman" w:hAnsi="Times New Roman" w:cs="Times New Roman"/>
+        </w:rPr>
+        <w:t>14.1 Анализ и интерпретация информации из различных источников с учетом нормативно-правовых норм </w:t>
+      </w:r>
+    </w:p>
+    <w:p>
+      <w:pPr>
+        <w:spacing w:after="0" w:line="360" w:lineRule="auto"/>
+        <w:ind w:left="11" w:firstLine="709"/>
+        <w:jc w:val="both"/>
+        <w:rPr>
+          <w:rFonts w:ascii="Times New Roman" w:hAnsi="Times New Roman" w:cs="Times New Roman"/>
+        </w:rPr>
+      </w:pPr>
+      <w:r>
+        <w:rPr>
+          <w:rFonts w:ascii="Times New Roman" w:hAnsi="Times New Roman" w:cs="Times New Roman"/>
+        </w:rPr>
+        <w:t>ЛР 15 Демонстрирующий готовность и способность к образованию, в том числе самообразованию, на протяжении всей жизни; сознательное отношение к непрерывному образованию как условию успешной профессиональной и общественной деятельности: </w:t>
+      </w:r>
+    </w:p>
+    <w:p>
+      <w:pPr>
+        <w:numPr>
+          <w:ilvl w:val="0"/>
+          <w:numId w:val="14"/>
+        </w:numPr>
+        <w:spacing w:after="0" w:line="360" w:lineRule="auto"/>
+        <w:jc w:val="both"/>
+        <w:rPr>
+          <w:rFonts w:ascii="Times New Roman" w:hAnsi="Times New Roman" w:cs="Times New Roman"/>
+        </w:rPr>
+      </w:pPr>
+      <w:r>
+        <w:rPr>
+          <w:rFonts w:ascii="Times New Roman" w:hAnsi="Times New Roman" w:cs="Times New Roman"/>
+        </w:rPr>
+        <w:t>15.1 Сознательное отношение к непрерывному образованию как условию успешной профессиональной и общественной деятельности; </w:t>
+      </w:r>
+    </w:p>
+    <w:p>
+      <w:pPr>
+        <w:numPr>
+          <w:ilvl w:val="0"/>
+          <w:numId w:val="15"/>
+        </w:numPr>
+        <w:spacing w:after="0" w:line="360" w:lineRule="auto"/>
+        <w:jc w:val="both"/>
+        <w:rPr>
+          <w:rFonts w:ascii="Times New Roman" w:hAnsi="Times New Roman" w:cs="Times New Roman"/>
+        </w:rPr>
+      </w:pPr>
+      <w:r>
+        <w:rPr>
+          <w:rFonts w:ascii="Times New Roman" w:hAnsi="Times New Roman" w:cs="Times New Roman"/>
+        </w:rPr>
+        <w:t>15.2 Реализация собственного профессионального и личностного развития</w:t>
+      </w:r>
+      <w:r>
+        <w:rPr>
+          <w:rFonts w:ascii="Times New Roman" w:hAnsi="Times New Roman" w:cs="Times New Roman"/>
+        </w:rPr>
+        <w:t>.</w:t>
+      </w:r>
+    </w:p>
+    <w:p>
+      <w:pPr>
+        <w:spacing w:after="0" w:line="360" w:lineRule="auto"/>
+        <w:jc w:val="both"/>
+        <w:rPr>
+          <w:rFonts w:ascii="Times New Roman" w:hAnsi="Times New Roman" w:cs="Times New Roman"/>
+        </w:rPr>
+      </w:pPr>
+      <w:r>
+        <w:rPr>
+          <w:rFonts w:ascii="Times New Roman" w:hAnsi="Times New Roman" w:cs="Times New Roman"/>
+        </w:rPr>
+        <w:br w:type="page"/>
+      </w:r>
+    </w:p>
+    <w:p>
+      <w:pPr>
+        <w:pStyle w:val="1"/>
+      </w:pPr>
+      <w:bookmarkStart w:id="1" w:name="_Toc230429090"/>
+      <w:r>
+        <w:lastRenderedPageBreak/>
+        <w:t>Основная часть</w:t>
+      </w:r>
+      <w:bookmarkEnd w:id="1"/>
+    </w:p>
+    <w:p>
+      <w:pPr>
         <w:spacing w:after="0" w:line="360" w:lineRule="auto"/>
         <w:ind w:firstLine="709"/>
         <w:jc w:val="both"/>
@@ -1553,19 +1941,11 @@
         <w:rPr>
           <w:rFonts w:ascii="Times New Roman" w:hAnsi="Times New Roman" w:cs="Times New Roman"/>
         </w:rPr>
-        <w:t>макетирование и моделирование объектов дизайна в условиях, приближенных к реальным; </w:t>
-      </w:r>
-    </w:p>
-    <w:p>
-      <w:pPr>
-        <w:numPr>
-          <w:ilvl w:val="0"/>
-          <w:numId w:val="2"/>
-        </w:numPr>
-        <w:tabs>
-          <w:tab w:val="clear" w:pos="720"/>
-          <w:tab w:val="left" w:pos="1560"/>
-        </w:tabs>
+        <w:t>В ходе учебной практики был разработан веб-сайт телеграфа, предназначенный для предоставления пользователям информации об услугах и тарифах, а также для оформления и отправки сообщений через интернет. Основной задачей являлось создание современного, адаптивного и удобного пользовательского интерфейса с системой авторизации и административной панелью.</w:t>
+      </w:r>
+    </w:p>
+    <w:p>
+      <w:pPr>
         <w:spacing w:after="0" w:line="360" w:lineRule="auto"/>
         <w:ind w:firstLine="709"/>
         <w:jc w:val="both"/>
@@ -1577,19 +1957,11 @@
         <w:rPr>
           <w:rFonts w:ascii="Times New Roman" w:hAnsi="Times New Roman" w:cs="Times New Roman"/>
         </w:rPr>
-        <w:t>расширение культурного, эстетического и профессионального кругозора студентов при проектировании дизайн-проекта; </w:t>
-      </w:r>
-    </w:p>
-    <w:p>
-      <w:pPr>
-        <w:numPr>
-          <w:ilvl w:val="0"/>
-          <w:numId w:val="3"/>
-        </w:numPr>
-        <w:tabs>
-          <w:tab w:val="clear" w:pos="720"/>
-          <w:tab w:val="left" w:pos="1560"/>
-        </w:tabs>
+        <w:t>На начальном этапе была выполнена разработка структуры сайта и проектирование пользовательского интерфейса. Были определены основные разделы сайта, способы навигации между страницами и логика взаимодействия пользователя с системой. Особое внимание уделялось удобству использования, читаемости интерфейса и единому визуальному стилю всех страниц.</w:t>
+      </w:r>
+    </w:p>
+    <w:p>
+      <w:pPr>
         <w:spacing w:after="0" w:line="360" w:lineRule="auto"/>
         <w:ind w:firstLine="709"/>
         <w:jc w:val="both"/>
@@ -1601,159 +1973,52 @@
         <w:rPr>
           <w:rFonts w:ascii="Times New Roman" w:hAnsi="Times New Roman" w:cs="Times New Roman"/>
         </w:rPr>
-        <w:t>развитие творческих способностей студентов в процессе выполнения проектно-графических решений и их верстки; </w:t>
-      </w:r>
-    </w:p>
-    <w:p>
-      <w:pPr>
-        <w:spacing w:after="0" w:line="360" w:lineRule="auto"/>
-        <w:ind w:left="11" w:firstLine="709"/>
-        <w:jc w:val="both"/>
-        <w:rPr>
-          <w:rFonts w:ascii="Times New Roman" w:hAnsi="Times New Roman" w:cs="Times New Roman"/>
-        </w:rPr>
-      </w:pPr>
-      <w:r>
-        <w:rPr>
-          <w:rFonts w:ascii="Times New Roman" w:hAnsi="Times New Roman" w:cs="Times New Roman"/>
-        </w:rPr>
-        <w:t>В результате прохождения учебной практики у студента должны сформироваться следующие профессиональные компетенции (ПК), общие компетенции (ОК) и личностные результаты (ЛР) или их элементы: </w:t>
-      </w:r>
-    </w:p>
-    <w:p>
-      <w:pPr>
-        <w:spacing w:after="0" w:line="360" w:lineRule="auto"/>
-        <w:ind w:left="11" w:firstLine="709"/>
-        <w:jc w:val="both"/>
-        <w:rPr>
-          <w:rFonts w:ascii="Times New Roman" w:hAnsi="Times New Roman" w:cs="Times New Roman"/>
-        </w:rPr>
-      </w:pPr>
-      <w:r>
-        <w:rPr>
-          <w:rFonts w:ascii="Times New Roman" w:hAnsi="Times New Roman" w:cs="Times New Roman"/>
-        </w:rPr>
-        <w:t>ОК 01 Выбирать способы решения задач профессиональной деятельности применительно к различным контекстам;  </w:t>
-      </w:r>
-    </w:p>
-    <w:p>
-      <w:pPr>
-        <w:spacing w:after="0" w:line="360" w:lineRule="auto"/>
-        <w:ind w:left="11" w:firstLine="709"/>
-        <w:jc w:val="both"/>
-        <w:rPr>
-          <w:rFonts w:ascii="Times New Roman" w:hAnsi="Times New Roman" w:cs="Times New Roman"/>
-        </w:rPr>
-      </w:pPr>
-      <w:r>
-        <w:rPr>
-          <w:rFonts w:ascii="Times New Roman" w:hAnsi="Times New Roman" w:cs="Times New Roman"/>
-        </w:rPr>
-        <w:t>ОК 02 Использовать современные средства поиска, анализа и интерпретации информации, и информационные технологии для выполнения задач профессиональной деятельности  </w:t>
-      </w:r>
-    </w:p>
-    <w:p>
-      <w:pPr>
-        <w:spacing w:after="0" w:line="360" w:lineRule="auto"/>
-        <w:ind w:left="11" w:firstLine="709"/>
-        <w:jc w:val="both"/>
-        <w:rPr>
-          <w:rFonts w:ascii="Times New Roman" w:hAnsi="Times New Roman" w:cs="Times New Roman"/>
-        </w:rPr>
-      </w:pPr>
-      <w:r>
-        <w:rPr>
-          <w:rFonts w:ascii="Times New Roman" w:hAnsi="Times New Roman" w:cs="Times New Roman"/>
-        </w:rPr>
-        <w:t>ОК 03 Планировать и реализовывать собственное профессиональное и личностное развитие, предпринимательскую деятельность в профессиональной сфере, использовать знания по финансовой грамотности в различных жизненных ситуациях  </w:t>
-      </w:r>
-    </w:p>
-    <w:p>
-      <w:pPr>
-        <w:spacing w:after="0" w:line="360" w:lineRule="auto"/>
-        <w:ind w:left="11" w:firstLine="709"/>
-        <w:jc w:val="both"/>
-        <w:rPr>
-          <w:rFonts w:ascii="Times New Roman" w:hAnsi="Times New Roman" w:cs="Times New Roman"/>
-        </w:rPr>
-      </w:pPr>
-      <w:r>
-        <w:rPr>
-          <w:rFonts w:ascii="Times New Roman" w:hAnsi="Times New Roman" w:cs="Times New Roman"/>
-        </w:rPr>
-        <w:t>ОК 04 Эффективно взаимодействовать и работать в коллективе и команде  </w:t>
-      </w:r>
-    </w:p>
-    <w:p>
-      <w:pPr>
-        <w:spacing w:after="0" w:line="360" w:lineRule="auto"/>
-        <w:ind w:left="11" w:firstLine="709"/>
-        <w:jc w:val="both"/>
-        <w:rPr>
-          <w:rFonts w:ascii="Times New Roman" w:hAnsi="Times New Roman" w:cs="Times New Roman"/>
-        </w:rPr>
-      </w:pPr>
-      <w:r>
-        <w:rPr>
-          <w:rFonts w:ascii="Times New Roman" w:hAnsi="Times New Roman" w:cs="Times New Roman"/>
-        </w:rPr>
-        <w:t>ПК 1.1 Формировать алгоритмы разработки программных модулей в соответствии с техническим заданием </w:t>
-      </w:r>
-    </w:p>
-    <w:p>
-      <w:pPr>
-        <w:spacing w:after="0" w:line="360" w:lineRule="auto"/>
-        <w:ind w:left="11" w:firstLine="709"/>
-        <w:jc w:val="both"/>
-        <w:rPr>
-          <w:rFonts w:ascii="Times New Roman" w:hAnsi="Times New Roman" w:cs="Times New Roman"/>
-        </w:rPr>
-      </w:pPr>
-      <w:r>
-        <w:rPr>
-          <w:rFonts w:ascii="Times New Roman" w:hAnsi="Times New Roman" w:cs="Times New Roman"/>
-        </w:rPr>
-        <w:t>ПК 1.2 Разрабатывать программные модули в соответствии с техническим заданием </w:t>
-      </w:r>
-    </w:p>
-    <w:p>
-      <w:pPr>
-        <w:spacing w:after="0" w:line="360" w:lineRule="auto"/>
-        <w:ind w:left="11" w:firstLine="709"/>
-        <w:jc w:val="both"/>
-        <w:rPr>
-          <w:rFonts w:ascii="Times New Roman" w:hAnsi="Times New Roman" w:cs="Times New Roman"/>
-        </w:rPr>
-      </w:pPr>
-      <w:r>
-        <w:rPr>
-          <w:rFonts w:ascii="Times New Roman" w:hAnsi="Times New Roman" w:cs="Times New Roman"/>
-        </w:rPr>
-        <w:t>ЛР 14 Демонстрирующий навыки анализа и интерпретации информации из различных источников с учетом нормативно-правовых норм</w:t>
-      </w:r>
-      <w:r>
-        <w:rPr>
-          <w:rFonts w:ascii="Times New Roman" w:hAnsi="Times New Roman" w:cs="Times New Roman"/>
-        </w:rPr>
-        <w:t>.</w:t>
-      </w:r>
+        <w:t>Для реализации проекта использовались технологии HTML5, CSS3</w:t>
+      </w:r>
+      <w:r>
+        <w:rPr>
+          <w:rFonts w:ascii="Times New Roman" w:hAnsi="Times New Roman" w:cs="Times New Roman"/>
+        </w:rPr>
+        <w:t>,</w:t>
+      </w:r>
+      <w:r>
+        <w:rPr>
+          <w:rFonts w:ascii="Times New Roman" w:hAnsi="Times New Roman" w:cs="Times New Roman"/>
+        </w:rPr>
+        <w:t xml:space="preserve"> JavaScript</w:t>
+      </w:r>
+      <w:r>
+        <w:rPr>
+          <w:rFonts w:ascii="Times New Roman" w:hAnsi="Times New Roman" w:cs="Times New Roman"/>
+        </w:rPr>
+        <w:t xml:space="preserve">, </w:t>
+      </w:r>
+      <w:r>
+        <w:rPr>
+          <w:rFonts w:ascii="Times New Roman" w:hAnsi="Times New Roman" w:cs="Times New Roman"/>
+          <w:lang w:val="en-US"/>
+        </w:rPr>
+        <w:t>PHP</w:t>
+      </w:r>
+      <w:r>
+        <w:rPr>
+          <w:rFonts w:ascii="Times New Roman" w:hAnsi="Times New Roman" w:cs="Times New Roman"/>
+        </w:rPr>
+        <w:t>. Вёрстка сайта выполнялась с использованием адаптивного подхода, благодаря чему страницы корректно отображаются на экранах персональных компьютеров.</w:t>
+      </w:r>
+    </w:p>
+    <w:p>
+      <w:pPr>
+        <w:rPr>
+          <w:rFonts w:ascii="Times New Roman" w:hAnsi="Times New Roman" w:cs="Times New Roman"/>
+        </w:rPr>
+      </w:pPr>
       <w:r>
         <w:rPr>
           <w:rFonts w:ascii="Times New Roman" w:hAnsi="Times New Roman" w:cs="Times New Roman"/>
         </w:rPr>
         <w:br w:type="page"/>
       </w:r>
-    </w:p>
-    <w:p>
-      <w:pPr>
-        <w:pStyle w:val="1"/>
-      </w:pPr>
-      <w:bookmarkStart w:id="1" w:name="_Toc230429090"/>
-      <w:r>
-        <w:lastRenderedPageBreak/>
-        <w:t>Основная часть</w:t>
-      </w:r>
-      <w:bookmarkEnd w:id="1"/>
     </w:p>
     <w:p>
       <w:pPr>
@@ -1768,98 +2033,6 @@
         <w:rPr>
           <w:rFonts w:ascii="Times New Roman" w:hAnsi="Times New Roman" w:cs="Times New Roman"/>
         </w:rPr>
-        <w:t>В ходе учебной практики был разработан веб-сайт телеграфа, предназначенный для предоставления пользователям информации об услугах и тарифах, а также для оформления и отправки сообщений через интернет. Основной задачей являлось создание современного, адаптивного и удобного пользовательского интерфейса с системой авторизации и административной панелью.</w:t>
-      </w:r>
-    </w:p>
-    <w:p>
-      <w:pPr>
-        <w:spacing w:after="0" w:line="360" w:lineRule="auto"/>
-        <w:ind w:firstLine="709"/>
-        <w:jc w:val="both"/>
-        <w:rPr>
-          <w:rFonts w:ascii="Times New Roman" w:hAnsi="Times New Roman" w:cs="Times New Roman"/>
-        </w:rPr>
-      </w:pPr>
-      <w:r>
-        <w:rPr>
-          <w:rFonts w:ascii="Times New Roman" w:hAnsi="Times New Roman" w:cs="Times New Roman"/>
-        </w:rPr>
-        <w:t>На начальном этапе была выполнена разработка структуры сайта и проектирование пользовательского интерфейса. Были определены основные разделы сайта, способы навигации между страницами и логика взаимодействия пользователя с системой. Особое внимание уделялось удобству использования, читаемости интерфейса и единому визуальному стилю всех страниц.</w:t>
-      </w:r>
-    </w:p>
-    <w:p>
-      <w:pPr>
-        <w:spacing w:after="0" w:line="360" w:lineRule="auto"/>
-        <w:ind w:firstLine="709"/>
-        <w:jc w:val="both"/>
-        <w:rPr>
-          <w:rFonts w:ascii="Times New Roman" w:hAnsi="Times New Roman" w:cs="Times New Roman"/>
-        </w:rPr>
-      </w:pPr>
-      <w:r>
-        <w:rPr>
-          <w:rFonts w:ascii="Times New Roman" w:hAnsi="Times New Roman" w:cs="Times New Roman"/>
-        </w:rPr>
-        <w:t>Для реализации проекта использовались технологии HTML5, CSS3</w:t>
-      </w:r>
-      <w:r>
-        <w:rPr>
-          <w:rFonts w:ascii="Times New Roman" w:hAnsi="Times New Roman" w:cs="Times New Roman"/>
-        </w:rPr>
-        <w:t>,</w:t>
-      </w:r>
-      <w:r>
-        <w:rPr>
-          <w:rFonts w:ascii="Times New Roman" w:hAnsi="Times New Roman" w:cs="Times New Roman"/>
-        </w:rPr>
-        <w:t xml:space="preserve"> JavaScript</w:t>
-      </w:r>
-      <w:r>
-        <w:rPr>
-          <w:rFonts w:ascii="Times New Roman" w:hAnsi="Times New Roman" w:cs="Times New Roman"/>
-        </w:rPr>
-        <w:t xml:space="preserve">, </w:t>
-      </w:r>
-      <w:r>
-        <w:rPr>
-          <w:rFonts w:ascii="Times New Roman" w:hAnsi="Times New Roman" w:cs="Times New Roman"/>
-          <w:lang w:val="en-US"/>
-        </w:rPr>
-        <w:t>PHP</w:t>
-      </w:r>
-      <w:r>
-        <w:rPr>
-          <w:rFonts w:ascii="Times New Roman" w:hAnsi="Times New Roman" w:cs="Times New Roman"/>
-        </w:rPr>
-        <w:t>. Вёрстка сайта выполнялась с использованием адаптивного подхода, благодаря чему страницы корректно отображаются на экранах персональных компьютеров.</w:t>
-      </w:r>
-    </w:p>
-    <w:p>
-      <w:pPr>
-        <w:rPr>
-          <w:rFonts w:ascii="Times New Roman" w:hAnsi="Times New Roman" w:cs="Times New Roman"/>
-        </w:rPr>
-      </w:pPr>
-      <w:r>
-        <w:rPr>
-          <w:rFonts w:ascii="Times New Roman" w:hAnsi="Times New Roman" w:cs="Times New Roman"/>
-        </w:rPr>
-        <w:br w:type="page"/>
-      </w:r>
-    </w:p>
-    <w:p>
-      <w:pPr>
-        <w:spacing w:after="0" w:line="360" w:lineRule="auto"/>
-        <w:ind w:firstLine="709"/>
-        <w:jc w:val="both"/>
-        <w:rPr>
-          <w:rFonts w:ascii="Times New Roman" w:hAnsi="Times New Roman" w:cs="Times New Roman"/>
-        </w:rPr>
-      </w:pPr>
-      <w:r>
-        <w:rPr>
-          <w:rFonts w:ascii="Times New Roman" w:hAnsi="Times New Roman" w:cs="Times New Roman"/>
-        </w:rPr>
         <w:lastRenderedPageBreak/>
         <w:t>В процессе разработки была выбрана современная минималистичная цветовая палитра, включающая тёмно-синие, белые, серые и голубые оттенки. Для элементов интерфейса использовались карточки с закруглёнными углами и мягкими тенями</w:t>
       </w:r>
@@ -1893,6 +2066,7 @@
       <w:r>
         <w:rPr>
           <w:rFonts w:ascii="Times New Roman" w:hAnsi="Times New Roman" w:cs="Times New Roman"/>
+          <w:noProof/>
         </w:rPr>
         <w:drawing>
           <wp:inline distT="0" distB="0" distL="0" distR="0" wp14:anchorId="3BB6B174" wp14:editId="5BFB6EE8">
@@ -1940,7 +2114,6 @@
           <w:rFonts w:ascii="Times New Roman" w:hAnsi="Times New Roman" w:cs="Times New Roman"/>
           <w:i/>
           <w:iCs/>
-          <w:lang w:val="en-US"/>
         </w:rPr>
       </w:pPr>
       <w:r>
@@ -2024,6 +2197,7 @@
       <w:r>
         <w:rPr>
           <w:rFonts w:ascii="Times New Roman" w:hAnsi="Times New Roman" w:cs="Times New Roman"/>
+          <w:noProof/>
         </w:rPr>
         <w:drawing>
           <wp:inline distT="0" distB="0" distL="0" distR="0" wp14:anchorId="0302329C" wp14:editId="4BD619FC">
@@ -2183,6 +2357,7 @@
       <w:r>
         <w:rPr>
           <w:rFonts w:ascii="Times New Roman" w:hAnsi="Times New Roman" w:cs="Times New Roman"/>
+          <w:noProof/>
         </w:rPr>
         <w:drawing>
           <wp:inline distT="0" distB="0" distL="0" distR="0" wp14:anchorId="446EF8A4" wp14:editId="7EC81BE1">
@@ -2326,6 +2501,7 @@
       <w:r>
         <w:rPr>
           <w:rFonts w:ascii="Times New Roman" w:hAnsi="Times New Roman" w:cs="Times New Roman"/>
+          <w:noProof/>
         </w:rPr>
         <w:drawing>
           <wp:inline distT="0" distB="0" distL="0" distR="0" wp14:anchorId="5ECB754A" wp14:editId="5745FC86">
@@ -2469,6 +2645,7 @@
       <w:r>
         <w:rPr>
           <w:rFonts w:ascii="Times New Roman" w:hAnsi="Times New Roman" w:cs="Times New Roman"/>
+          <w:noProof/>
         </w:rPr>
         <w:drawing>
           <wp:inline distT="0" distB="0" distL="0" distR="0" wp14:anchorId="3D2FFC1E" wp14:editId="27862D5D">
@@ -2612,6 +2789,7 @@
       <w:r>
         <w:rPr>
           <w:rFonts w:ascii="Times New Roman" w:hAnsi="Times New Roman" w:cs="Times New Roman"/>
+          <w:noProof/>
         </w:rPr>
         <w:drawing>
           <wp:inline distT="0" distB="0" distL="0" distR="0" wp14:anchorId="7EA0CC01" wp14:editId="1D03ECC5">
@@ -2761,6 +2939,7 @@
       <w:r>
         <w:rPr>
           <w:rFonts w:ascii="Times New Roman" w:hAnsi="Times New Roman" w:cs="Times New Roman"/>
+          <w:noProof/>
         </w:rPr>
         <w:drawing>
           <wp:inline distT="0" distB="0" distL="0" distR="0" wp14:anchorId="57391324" wp14:editId="64F9911C">
@@ -2944,21 +3123,7 @@
         <w:rPr>
           <w:rFonts w:ascii="Times New Roman" w:hAnsi="Times New Roman" w:cs="Times New Roman"/>
         </w:rPr>
-        <w:t xml:space="preserve">В ходе выполнения учебной практики во II семестре 2025–2026 учебного года в ГАПОУ </w:t>
-      </w:r>
-      <w:proofErr w:type="spellStart"/>
-      <w:r>
-        <w:rPr>
-          <w:rFonts w:ascii="Times New Roman" w:hAnsi="Times New Roman" w:cs="Times New Roman"/>
-        </w:rPr>
-        <w:t>СКСиПТ</w:t>
-      </w:r>
-      <w:proofErr w:type="spellEnd"/>
-      <w:r>
-        <w:rPr>
-          <w:rFonts w:ascii="Times New Roman" w:hAnsi="Times New Roman" w:cs="Times New Roman"/>
-        </w:rPr>
-        <w:t xml:space="preserve"> были закреплены и расширены знания в области разработки и проектирования веб-приложений. Практическая деятельность позволила применить полученные теоретические знания на практике и получить опыт создания полноценного веб-сайта в условиях, приближенных к реальной профессиональной деятельности.</w:t>
+        <w:t>В ходе выполнения учебной практики во II семестре 2025–2026 учебного года в ГАПОУ СКСиПТ были закреплены и расширены знания в области разработки и проектирования веб-приложений. Практическая деятельность позволила применить полученные теоретические знания на практике и получить опыт создания полноценного веб-сайта в условиях, приближенных к реальной профессиональной деятельности.</w:t>
       </w:r>
     </w:p>
     <w:p>
@@ -3107,15 +3272,7 @@
         <w:jc w:val="both"/>
       </w:pPr>
       <w:r>
-        <w:t xml:space="preserve">Документация по HTML и CSS [Электронный ресурс] // MDN Web </w:t>
-      </w:r>
-      <w:proofErr w:type="spellStart"/>
-      <w:r>
-        <w:t>Docs</w:t>
-      </w:r>
-      <w:proofErr w:type="spellEnd"/>
-      <w:r>
-        <w:t xml:space="preserve">. – Режим доступа: https://developer.mozilla.org (дата обращения: </w:t>
+        <w:t xml:space="preserve">Документация по HTML и CSS [Электронный ресурс] // MDN Web Docs. – Режим доступа: https://developer.mozilla.org (дата обращения: </w:t>
       </w:r>
       <w:r>
         <w:t>03</w:t>
@@ -3235,15 +3392,7 @@
         <w:jc w:val="both"/>
       </w:pPr>
       <w:r>
-        <w:t>Документация по CSS [Электронный ресурс] // CSS-</w:t>
-      </w:r>
-      <w:proofErr w:type="spellStart"/>
-      <w:r>
-        <w:t>Tricks</w:t>
-      </w:r>
-      <w:proofErr w:type="spellEnd"/>
-      <w:r>
-        <w:t xml:space="preserve">. – Режим доступа: https://css-tricks.com (дата обращения: </w:t>
+        <w:t xml:space="preserve">Документация по CSS [Электронный ресурс] // CSS-Tricks. – Режим доступа: https://css-tricks.com (дата обращения: </w:t>
       </w:r>
       <w:r>
         <w:t>14</w:t>
@@ -3273,31 +3422,7 @@
         <w:jc w:val="both"/>
       </w:pPr>
       <w:r>
-        <w:t xml:space="preserve">Документация по системе контроля версий </w:t>
-      </w:r>
-      <w:proofErr w:type="spellStart"/>
-      <w:r>
-        <w:t>Git</w:t>
-      </w:r>
-      <w:proofErr w:type="spellEnd"/>
-      <w:r>
-        <w:t xml:space="preserve"> [Электронный ресурс] // </w:t>
-      </w:r>
-      <w:proofErr w:type="spellStart"/>
-      <w:r>
-        <w:t>Git</w:t>
-      </w:r>
-      <w:proofErr w:type="spellEnd"/>
-      <w:r>
-        <w:t xml:space="preserve"> </w:t>
-      </w:r>
-      <w:proofErr w:type="spellStart"/>
-      <w:r>
-        <w:t>Documentation</w:t>
-      </w:r>
-      <w:proofErr w:type="spellEnd"/>
-      <w:r>
-        <w:t>. – Режим доступа: https://git-scm.com/doc (дата обращения: 2</w:t>
+        <w:t>Документация по системе контроля версий Git [Электронный ресурс] // Git Documentation. – Режим доступа: https://git-scm.com/doc (дата обращения: 2</w:t>
       </w:r>
       <w:r>
         <w:t>1</w:t>
@@ -3357,15 +3482,7 @@
         <w:jc w:val="both"/>
       </w:pPr>
       <w:r>
-        <w:t xml:space="preserve">Локальный сервер Open Server </w:t>
-      </w:r>
-      <w:proofErr w:type="spellStart"/>
-      <w:r>
-        <w:t>Panel</w:t>
-      </w:r>
-      <w:proofErr w:type="spellEnd"/>
-      <w:r>
-        <w:t xml:space="preserve"> [Электронный ресурс] // Open Server. – Режим доступа: https://ospanel.io (дата обращения: </w:t>
+        <w:t xml:space="preserve">Локальный сервер Open Server Panel [Электронный ресурс] // Open Server. – Режим доступа: https://ospanel.io (дата обращения: </w:t>
       </w:r>
       <w:r>
         <w:t>15</w:t>
@@ -3389,15 +3506,7 @@
         <w:jc w:val="both"/>
       </w:pPr>
       <w:r>
-        <w:t xml:space="preserve">Документация по MySQL [Электронный ресурс] // MySQL </w:t>
-      </w:r>
-      <w:proofErr w:type="spellStart"/>
-      <w:r>
-        <w:t>Documentation</w:t>
-      </w:r>
-      <w:proofErr w:type="spellEnd"/>
-      <w:r>
-        <w:t xml:space="preserve">. – Режим доступа: https://dev.mysql.com/doc (дата обращения: </w:t>
+        <w:t xml:space="preserve">Документация по MySQL [Электронный ресурс] // MySQL Documentation. – Режим доступа: https://dev.mysql.com/doc (дата обращения: </w:t>
       </w:r>
       <w:r>
         <w:t>15</w:t>
@@ -3421,23 +3530,7 @@
         <w:jc w:val="both"/>
       </w:pPr>
       <w:r>
-        <w:t xml:space="preserve">Документация по адаптивной вёрстке [Электронный ресурс] // </w:t>
-      </w:r>
-      <w:proofErr w:type="spellStart"/>
-      <w:r>
-        <w:t>Bootstrap</w:t>
-      </w:r>
-      <w:proofErr w:type="spellEnd"/>
-      <w:r>
-        <w:t xml:space="preserve"> </w:t>
-      </w:r>
-      <w:proofErr w:type="spellStart"/>
-      <w:r>
-        <w:t>Documentation</w:t>
-      </w:r>
-      <w:proofErr w:type="spellEnd"/>
-      <w:r>
-        <w:t xml:space="preserve">. – Режим доступа: https://getbootstrap.com/docs (дата обращения: </w:t>
+        <w:t xml:space="preserve">Документация по адаптивной вёрстке [Электронный ресурс] // Bootstrap Documentation. – Режим доступа: https://getbootstrap.com/docs (дата обращения: </w:t>
       </w:r>
       <w:r>
         <w:t>15</w:t>
@@ -3720,6 +3813,155 @@
     </w:lvl>
   </w:abstractNum>
   <w:abstractNum w:abstractNumId="1" w15:restartNumberingAfterBreak="0">
+    <w:nsid w:val="1DFE4E4F"/>
+    <w:multiLevelType w:val="multilevel"/>
+    <w:tmpl w:val="F5066A9E"/>
+    <w:lvl w:ilvl="0">
+      <w:start w:val="1"/>
+      <w:numFmt w:val="bullet"/>
+      <w:lvlText w:val=""/>
+      <w:lvlJc w:val="left"/>
+      <w:pPr>
+        <w:tabs>
+          <w:tab w:val="num" w:pos="720"/>
+        </w:tabs>
+        <w:ind w:left="720" w:hanging="360"/>
+      </w:pPr>
+      <w:rPr>
+        <w:rFonts w:ascii="Symbol" w:hAnsi="Symbol" w:hint="default"/>
+        <w:sz w:val="20"/>
+      </w:rPr>
+    </w:lvl>
+    <w:lvl w:ilvl="1" w:tentative="1">
+      <w:start w:val="1"/>
+      <w:numFmt w:val="bullet"/>
+      <w:lvlText w:val="o"/>
+      <w:lvlJc w:val="left"/>
+      <w:pPr>
+        <w:tabs>
+          <w:tab w:val="num" w:pos="1440"/>
+        </w:tabs>
+        <w:ind w:left="1440" w:hanging="360"/>
+      </w:pPr>
+      <w:rPr>
+        <w:rFonts w:ascii="Courier New" w:hAnsi="Courier New" w:hint="default"/>
+        <w:sz w:val="20"/>
+      </w:rPr>
+    </w:lvl>
+    <w:lvl w:ilvl="2" w:tentative="1">
+      <w:start w:val="1"/>
+      <w:numFmt w:val="bullet"/>
+      <w:lvlText w:val=""/>
+      <w:lvlJc w:val="left"/>
+      <w:pPr>
+        <w:tabs>
+          <w:tab w:val="num" w:pos="2160"/>
+        </w:tabs>
+        <w:ind w:left="2160" w:hanging="360"/>
+      </w:pPr>
+      <w:rPr>
+        <w:rFonts w:ascii="Wingdings" w:hAnsi="Wingdings" w:hint="default"/>
+        <w:sz w:val="20"/>
+      </w:rPr>
+    </w:lvl>
+    <w:lvl w:ilvl="3" w:tentative="1">
+      <w:start w:val="1"/>
+      <w:numFmt w:val="bullet"/>
+      <w:lvlText w:val=""/>
+      <w:lvlJc w:val="left"/>
+      <w:pPr>
+        <w:tabs>
+          <w:tab w:val="num" w:pos="2880"/>
+        </w:tabs>
+        <w:ind w:left="2880" w:hanging="360"/>
+      </w:pPr>
+      <w:rPr>
+        <w:rFonts w:ascii="Wingdings" w:hAnsi="Wingdings" w:hint="default"/>
+        <w:sz w:val="20"/>
+      </w:rPr>
+    </w:lvl>
+    <w:lvl w:ilvl="4" w:tentative="1">
+      <w:start w:val="1"/>
+      <w:numFmt w:val="bullet"/>
+      <w:lvlText w:val=""/>
+      <w:lvlJc w:val="left"/>
+      <w:pPr>
+        <w:tabs>
+          <w:tab w:val="num" w:pos="3600"/>
+        </w:tabs>
+        <w:ind w:left="3600" w:hanging="360"/>
+      </w:pPr>
+      <w:rPr>
+        <w:rFonts w:ascii="Wingdings" w:hAnsi="Wingdings" w:hint="default"/>
+        <w:sz w:val="20"/>
+      </w:rPr>
+    </w:lvl>
+    <w:lvl w:ilvl="5" w:tentative="1">
+      <w:start w:val="1"/>
+      <w:numFmt w:val="bullet"/>
+      <w:lvlText w:val=""/>
+      <w:lvlJc w:val="left"/>
+      <w:pPr>
+        <w:tabs>
+          <w:tab w:val="num" w:pos="4320"/>
+        </w:tabs>
+        <w:ind w:left="4320" w:hanging="360"/>
+      </w:pPr>
+      <w:rPr>
+        <w:rFonts w:ascii="Wingdings" w:hAnsi="Wingdings" w:hint="default"/>
+        <w:sz w:val="20"/>
+      </w:rPr>
+    </w:lvl>
+    <w:lvl w:ilvl="6" w:tentative="1">
+      <w:start w:val="1"/>
+      <w:numFmt w:val="bullet"/>
+      <w:lvlText w:val=""/>
+      <w:lvlJc w:val="left"/>
+      <w:pPr>
+        <w:tabs>
+          <w:tab w:val="num" w:pos="5040"/>
+        </w:tabs>
+        <w:ind w:left="5040" w:hanging="360"/>
+      </w:pPr>
+      <w:rPr>
+        <w:rFonts w:ascii="Wingdings" w:hAnsi="Wingdings" w:hint="default"/>
+        <w:sz w:val="20"/>
+      </w:rPr>
+    </w:lvl>
+    <w:lvl w:ilvl="7" w:tentative="1">
+      <w:start w:val="1"/>
+      <w:numFmt w:val="bullet"/>
+      <w:lvlText w:val=""/>
+      <w:lvlJc w:val="left"/>
+      <w:pPr>
+        <w:tabs>
+          <w:tab w:val="num" w:pos="5760"/>
+        </w:tabs>
+        <w:ind w:left="5760" w:hanging="360"/>
+      </w:pPr>
+      <w:rPr>
+        <w:rFonts w:ascii="Wingdings" w:hAnsi="Wingdings" w:hint="default"/>
+        <w:sz w:val="20"/>
+      </w:rPr>
+    </w:lvl>
+    <w:lvl w:ilvl="8" w:tentative="1">
+      <w:start w:val="1"/>
+      <w:numFmt w:val="bullet"/>
+      <w:lvlText w:val=""/>
+      <w:lvlJc w:val="left"/>
+      <w:pPr>
+        <w:tabs>
+          <w:tab w:val="num" w:pos="6480"/>
+        </w:tabs>
+        <w:ind w:left="6480" w:hanging="360"/>
+      </w:pPr>
+      <w:rPr>
+        <w:rFonts w:ascii="Wingdings" w:hAnsi="Wingdings" w:hint="default"/>
+        <w:sz w:val="20"/>
+      </w:rPr>
+    </w:lvl>
+  </w:abstractNum>
+  <w:abstractNum w:abstractNumId="2" w15:restartNumberingAfterBreak="0">
     <w:nsid w:val="1FA5431D"/>
     <w:multiLevelType w:val="multilevel"/>
     <w:tmpl w:val="F0CC5188"/>
@@ -3868,7 +4110,7 @@
       </w:rPr>
     </w:lvl>
   </w:abstractNum>
-  <w:abstractNum w:abstractNumId="2" w15:restartNumberingAfterBreak="0">
+  <w:abstractNum w:abstractNumId="3" w15:restartNumberingAfterBreak="0">
     <w:nsid w:val="2DB373C9"/>
     <w:multiLevelType w:val="hybridMultilevel"/>
     <w:tmpl w:val="75D87E90"/>
@@ -3954,7 +4196,901 @@
       </w:pPr>
     </w:lvl>
   </w:abstractNum>
-  <w:abstractNum w:abstractNumId="3" w15:restartNumberingAfterBreak="0">
+  <w:abstractNum w:abstractNumId="4" w15:restartNumberingAfterBreak="0">
+    <w:nsid w:val="3541337D"/>
+    <w:multiLevelType w:val="multilevel"/>
+    <w:tmpl w:val="E3886FE0"/>
+    <w:lvl w:ilvl="0">
+      <w:start w:val="1"/>
+      <w:numFmt w:val="bullet"/>
+      <w:lvlText w:val=""/>
+      <w:lvlJc w:val="left"/>
+      <w:pPr>
+        <w:tabs>
+          <w:tab w:val="num" w:pos="720"/>
+        </w:tabs>
+        <w:ind w:left="720" w:hanging="360"/>
+      </w:pPr>
+      <w:rPr>
+        <w:rFonts w:ascii="Symbol" w:hAnsi="Symbol" w:hint="default"/>
+        <w:sz w:val="20"/>
+      </w:rPr>
+    </w:lvl>
+    <w:lvl w:ilvl="1" w:tentative="1">
+      <w:start w:val="1"/>
+      <w:numFmt w:val="bullet"/>
+      <w:lvlText w:val="o"/>
+      <w:lvlJc w:val="left"/>
+      <w:pPr>
+        <w:tabs>
+          <w:tab w:val="num" w:pos="1440"/>
+        </w:tabs>
+        <w:ind w:left="1440" w:hanging="360"/>
+      </w:pPr>
+      <w:rPr>
+        <w:rFonts w:ascii="Courier New" w:hAnsi="Courier New" w:hint="default"/>
+        <w:sz w:val="20"/>
+      </w:rPr>
+    </w:lvl>
+    <w:lvl w:ilvl="2" w:tentative="1">
+      <w:start w:val="1"/>
+      <w:numFmt w:val="bullet"/>
+      <w:lvlText w:val=""/>
+      <w:lvlJc w:val="left"/>
+      <w:pPr>
+        <w:tabs>
+          <w:tab w:val="num" w:pos="2160"/>
+        </w:tabs>
+        <w:ind w:left="2160" w:hanging="360"/>
+      </w:pPr>
+      <w:rPr>
+        <w:rFonts w:ascii="Wingdings" w:hAnsi="Wingdings" w:hint="default"/>
+        <w:sz w:val="20"/>
+      </w:rPr>
+    </w:lvl>
+    <w:lvl w:ilvl="3" w:tentative="1">
+      <w:start w:val="1"/>
+      <w:numFmt w:val="bullet"/>
+      <w:lvlText w:val=""/>
+      <w:lvlJc w:val="left"/>
+      <w:pPr>
+        <w:tabs>
+          <w:tab w:val="num" w:pos="2880"/>
+        </w:tabs>
+        <w:ind w:left="2880" w:hanging="360"/>
+      </w:pPr>
+      <w:rPr>
+        <w:rFonts w:ascii="Wingdings" w:hAnsi="Wingdings" w:hint="default"/>
+        <w:sz w:val="20"/>
+      </w:rPr>
+    </w:lvl>
+    <w:lvl w:ilvl="4" w:tentative="1">
+      <w:start w:val="1"/>
+      <w:numFmt w:val="bullet"/>
+      <w:lvlText w:val=""/>
+      <w:lvlJc w:val="left"/>
+      <w:pPr>
+        <w:tabs>
+          <w:tab w:val="num" w:pos="3600"/>
+        </w:tabs>
+        <w:ind w:left="3600" w:hanging="360"/>
+      </w:pPr>
+      <w:rPr>
+        <w:rFonts w:ascii="Wingdings" w:hAnsi="Wingdings" w:hint="default"/>
+        <w:sz w:val="20"/>
+      </w:rPr>
+    </w:lvl>
+    <w:lvl w:ilvl="5" w:tentative="1">
+      <w:start w:val="1"/>
+      <w:numFmt w:val="bullet"/>
+      <w:lvlText w:val=""/>
+      <w:lvlJc w:val="left"/>
+      <w:pPr>
+        <w:tabs>
+          <w:tab w:val="num" w:pos="4320"/>
+        </w:tabs>
+        <w:ind w:left="4320" w:hanging="360"/>
+      </w:pPr>
+      <w:rPr>
+        <w:rFonts w:ascii="Wingdings" w:hAnsi="Wingdings" w:hint="default"/>
+        <w:sz w:val="20"/>
+      </w:rPr>
+    </w:lvl>
+    <w:lvl w:ilvl="6" w:tentative="1">
+      <w:start w:val="1"/>
+      <w:numFmt w:val="bullet"/>
+      <w:lvlText w:val=""/>
+      <w:lvlJc w:val="left"/>
+      <w:pPr>
+        <w:tabs>
+          <w:tab w:val="num" w:pos="5040"/>
+        </w:tabs>
+        <w:ind w:left="5040" w:hanging="360"/>
+      </w:pPr>
+      <w:rPr>
+        <w:rFonts w:ascii="Wingdings" w:hAnsi="Wingdings" w:hint="default"/>
+        <w:sz w:val="20"/>
+      </w:rPr>
+    </w:lvl>
+    <w:lvl w:ilvl="7" w:tentative="1">
+      <w:start w:val="1"/>
+      <w:numFmt w:val="bullet"/>
+      <w:lvlText w:val=""/>
+      <w:lvlJc w:val="left"/>
+      <w:pPr>
+        <w:tabs>
+          <w:tab w:val="num" w:pos="5760"/>
+        </w:tabs>
+        <w:ind w:left="5760" w:hanging="360"/>
+      </w:pPr>
+      <w:rPr>
+        <w:rFonts w:ascii="Wingdings" w:hAnsi="Wingdings" w:hint="default"/>
+        <w:sz w:val="20"/>
+      </w:rPr>
+    </w:lvl>
+    <w:lvl w:ilvl="8" w:tentative="1">
+      <w:start w:val="1"/>
+      <w:numFmt w:val="bullet"/>
+      <w:lvlText w:val=""/>
+      <w:lvlJc w:val="left"/>
+      <w:pPr>
+        <w:tabs>
+          <w:tab w:val="num" w:pos="6480"/>
+        </w:tabs>
+        <w:ind w:left="6480" w:hanging="360"/>
+      </w:pPr>
+      <w:rPr>
+        <w:rFonts w:ascii="Wingdings" w:hAnsi="Wingdings" w:hint="default"/>
+        <w:sz w:val="20"/>
+      </w:rPr>
+    </w:lvl>
+  </w:abstractNum>
+  <w:abstractNum w:abstractNumId="5" w15:restartNumberingAfterBreak="0">
+    <w:nsid w:val="382B0D0B"/>
+    <w:multiLevelType w:val="multilevel"/>
+    <w:tmpl w:val="0AD83B84"/>
+    <w:lvl w:ilvl="0">
+      <w:start w:val="1"/>
+      <w:numFmt w:val="bullet"/>
+      <w:lvlText w:val=""/>
+      <w:lvlJc w:val="left"/>
+      <w:pPr>
+        <w:tabs>
+          <w:tab w:val="num" w:pos="720"/>
+        </w:tabs>
+        <w:ind w:left="720" w:hanging="360"/>
+      </w:pPr>
+      <w:rPr>
+        <w:rFonts w:ascii="Symbol" w:hAnsi="Symbol" w:hint="default"/>
+        <w:sz w:val="20"/>
+      </w:rPr>
+    </w:lvl>
+    <w:lvl w:ilvl="1" w:tentative="1">
+      <w:start w:val="1"/>
+      <w:numFmt w:val="bullet"/>
+      <w:lvlText w:val="o"/>
+      <w:lvlJc w:val="left"/>
+      <w:pPr>
+        <w:tabs>
+          <w:tab w:val="num" w:pos="1440"/>
+        </w:tabs>
+        <w:ind w:left="1440" w:hanging="360"/>
+      </w:pPr>
+      <w:rPr>
+        <w:rFonts w:ascii="Courier New" w:hAnsi="Courier New" w:hint="default"/>
+        <w:sz w:val="20"/>
+      </w:rPr>
+    </w:lvl>
+    <w:lvl w:ilvl="2" w:tentative="1">
+      <w:start w:val="1"/>
+      <w:numFmt w:val="bullet"/>
+      <w:lvlText w:val=""/>
+      <w:lvlJc w:val="left"/>
+      <w:pPr>
+        <w:tabs>
+          <w:tab w:val="num" w:pos="2160"/>
+        </w:tabs>
+        <w:ind w:left="2160" w:hanging="360"/>
+      </w:pPr>
+      <w:rPr>
+        <w:rFonts w:ascii="Wingdings" w:hAnsi="Wingdings" w:hint="default"/>
+        <w:sz w:val="20"/>
+      </w:rPr>
+    </w:lvl>
+    <w:lvl w:ilvl="3" w:tentative="1">
+      <w:start w:val="1"/>
+      <w:numFmt w:val="bullet"/>
+      <w:lvlText w:val=""/>
+      <w:lvlJc w:val="left"/>
+      <w:pPr>
+        <w:tabs>
+          <w:tab w:val="num" w:pos="2880"/>
+        </w:tabs>
+        <w:ind w:left="2880" w:hanging="360"/>
+      </w:pPr>
+      <w:rPr>
+        <w:rFonts w:ascii="Wingdings" w:hAnsi="Wingdings" w:hint="default"/>
+        <w:sz w:val="20"/>
+      </w:rPr>
+    </w:lvl>
+    <w:lvl w:ilvl="4" w:tentative="1">
+      <w:start w:val="1"/>
+      <w:numFmt w:val="bullet"/>
+      <w:lvlText w:val=""/>
+      <w:lvlJc w:val="left"/>
+      <w:pPr>
+        <w:tabs>
+          <w:tab w:val="num" w:pos="3600"/>
+        </w:tabs>
+        <w:ind w:left="3600" w:hanging="360"/>
+      </w:pPr>
+      <w:rPr>
+        <w:rFonts w:ascii="Wingdings" w:hAnsi="Wingdings" w:hint="default"/>
+        <w:sz w:val="20"/>
+      </w:rPr>
+    </w:lvl>
+    <w:lvl w:ilvl="5" w:tentative="1">
+      <w:start w:val="1"/>
+      <w:numFmt w:val="bullet"/>
+      <w:lvlText w:val=""/>
+      <w:lvlJc w:val="left"/>
+      <w:pPr>
+        <w:tabs>
+          <w:tab w:val="num" w:pos="4320"/>
+        </w:tabs>
+        <w:ind w:left="4320" w:hanging="360"/>
+      </w:pPr>
+      <w:rPr>
+        <w:rFonts w:ascii="Wingdings" w:hAnsi="Wingdings" w:hint="default"/>
+        <w:sz w:val="20"/>
+      </w:rPr>
+    </w:lvl>
+    <w:lvl w:ilvl="6" w:tentative="1">
+      <w:start w:val="1"/>
+      <w:numFmt w:val="bullet"/>
+      <w:lvlText w:val=""/>
+      <w:lvlJc w:val="left"/>
+      <w:pPr>
+        <w:tabs>
+          <w:tab w:val="num" w:pos="5040"/>
+        </w:tabs>
+        <w:ind w:left="5040" w:hanging="360"/>
+      </w:pPr>
+      <w:rPr>
+        <w:rFonts w:ascii="Wingdings" w:hAnsi="Wingdings" w:hint="default"/>
+        <w:sz w:val="20"/>
+      </w:rPr>
+    </w:lvl>
+    <w:lvl w:ilvl="7" w:tentative="1">
+      <w:start w:val="1"/>
+      <w:numFmt w:val="bullet"/>
+      <w:lvlText w:val=""/>
+      <w:lvlJc w:val="left"/>
+      <w:pPr>
+        <w:tabs>
+          <w:tab w:val="num" w:pos="5760"/>
+        </w:tabs>
+        <w:ind w:left="5760" w:hanging="360"/>
+      </w:pPr>
+      <w:rPr>
+        <w:rFonts w:ascii="Wingdings" w:hAnsi="Wingdings" w:hint="default"/>
+        <w:sz w:val="20"/>
+      </w:rPr>
+    </w:lvl>
+    <w:lvl w:ilvl="8" w:tentative="1">
+      <w:start w:val="1"/>
+      <w:numFmt w:val="bullet"/>
+      <w:lvlText w:val=""/>
+      <w:lvlJc w:val="left"/>
+      <w:pPr>
+        <w:tabs>
+          <w:tab w:val="num" w:pos="6480"/>
+        </w:tabs>
+        <w:ind w:left="6480" w:hanging="360"/>
+      </w:pPr>
+      <w:rPr>
+        <w:rFonts w:ascii="Wingdings" w:hAnsi="Wingdings" w:hint="default"/>
+        <w:sz w:val="20"/>
+      </w:rPr>
+    </w:lvl>
+  </w:abstractNum>
+  <w:abstractNum w:abstractNumId="6" w15:restartNumberingAfterBreak="0">
+    <w:nsid w:val="39B63735"/>
+    <w:multiLevelType w:val="multilevel"/>
+    <w:tmpl w:val="38DEFE62"/>
+    <w:lvl w:ilvl="0">
+      <w:start w:val="1"/>
+      <w:numFmt w:val="bullet"/>
+      <w:lvlText w:val=""/>
+      <w:lvlJc w:val="left"/>
+      <w:pPr>
+        <w:tabs>
+          <w:tab w:val="num" w:pos="720"/>
+        </w:tabs>
+        <w:ind w:left="720" w:hanging="360"/>
+      </w:pPr>
+      <w:rPr>
+        <w:rFonts w:ascii="Symbol" w:hAnsi="Symbol" w:hint="default"/>
+        <w:sz w:val="20"/>
+      </w:rPr>
+    </w:lvl>
+    <w:lvl w:ilvl="1" w:tentative="1">
+      <w:start w:val="1"/>
+      <w:numFmt w:val="bullet"/>
+      <w:lvlText w:val="o"/>
+      <w:lvlJc w:val="left"/>
+      <w:pPr>
+        <w:tabs>
+          <w:tab w:val="num" w:pos="1440"/>
+        </w:tabs>
+        <w:ind w:left="1440" w:hanging="360"/>
+      </w:pPr>
+      <w:rPr>
+        <w:rFonts w:ascii="Courier New" w:hAnsi="Courier New" w:hint="default"/>
+        <w:sz w:val="20"/>
+      </w:rPr>
+    </w:lvl>
+    <w:lvl w:ilvl="2" w:tentative="1">
+      <w:start w:val="1"/>
+      <w:numFmt w:val="bullet"/>
+      <w:lvlText w:val=""/>
+      <w:lvlJc w:val="left"/>
+      <w:pPr>
+        <w:tabs>
+          <w:tab w:val="num" w:pos="2160"/>
+        </w:tabs>
+        <w:ind w:left="2160" w:hanging="360"/>
+      </w:pPr>
+      <w:rPr>
+        <w:rFonts w:ascii="Wingdings" w:hAnsi="Wingdings" w:hint="default"/>
+        <w:sz w:val="20"/>
+      </w:rPr>
+    </w:lvl>
+    <w:lvl w:ilvl="3" w:tentative="1">
+      <w:start w:val="1"/>
+      <w:numFmt w:val="bullet"/>
+      <w:lvlText w:val=""/>
+      <w:lvlJc w:val="left"/>
+      <w:pPr>
+        <w:tabs>
+          <w:tab w:val="num" w:pos="2880"/>
+        </w:tabs>
+        <w:ind w:left="2880" w:hanging="360"/>
+      </w:pPr>
+      <w:rPr>
+        <w:rFonts w:ascii="Wingdings" w:hAnsi="Wingdings" w:hint="default"/>
+        <w:sz w:val="20"/>
+      </w:rPr>
+    </w:lvl>
+    <w:lvl w:ilvl="4" w:tentative="1">
+      <w:start w:val="1"/>
+      <w:numFmt w:val="bullet"/>
+      <w:lvlText w:val=""/>
+      <w:lvlJc w:val="left"/>
+      <w:pPr>
+        <w:tabs>
+          <w:tab w:val="num" w:pos="3600"/>
+        </w:tabs>
+        <w:ind w:left="3600" w:hanging="360"/>
+      </w:pPr>
+      <w:rPr>
+        <w:rFonts w:ascii="Wingdings" w:hAnsi="Wingdings" w:hint="default"/>
+        <w:sz w:val="20"/>
+      </w:rPr>
+    </w:lvl>
+    <w:lvl w:ilvl="5" w:tentative="1">
+      <w:start w:val="1"/>
+      <w:numFmt w:val="bullet"/>
+      <w:lvlText w:val=""/>
+      <w:lvlJc w:val="left"/>
+      <w:pPr>
+        <w:tabs>
+          <w:tab w:val="num" w:pos="4320"/>
+        </w:tabs>
+        <w:ind w:left="4320" w:hanging="360"/>
+      </w:pPr>
+      <w:rPr>
+        <w:rFonts w:ascii="Wingdings" w:hAnsi="Wingdings" w:hint="default"/>
+        <w:sz w:val="20"/>
+      </w:rPr>
+    </w:lvl>
+    <w:lvl w:ilvl="6" w:tentative="1">
+      <w:start w:val="1"/>
+      <w:numFmt w:val="bullet"/>
+      <w:lvlText w:val=""/>
+      <w:lvlJc w:val="left"/>
+      <w:pPr>
+        <w:tabs>
+          <w:tab w:val="num" w:pos="5040"/>
+        </w:tabs>
+        <w:ind w:left="5040" w:hanging="360"/>
+      </w:pPr>
+      <w:rPr>
+        <w:rFonts w:ascii="Wingdings" w:hAnsi="Wingdings" w:hint="default"/>
+        <w:sz w:val="20"/>
+      </w:rPr>
+    </w:lvl>
+    <w:lvl w:ilvl="7" w:tentative="1">
+      <w:start w:val="1"/>
+      <w:numFmt w:val="bullet"/>
+      <w:lvlText w:val=""/>
+      <w:lvlJc w:val="left"/>
+      <w:pPr>
+        <w:tabs>
+          <w:tab w:val="num" w:pos="5760"/>
+        </w:tabs>
+        <w:ind w:left="5760" w:hanging="360"/>
+      </w:pPr>
+      <w:rPr>
+        <w:rFonts w:ascii="Wingdings" w:hAnsi="Wingdings" w:hint="default"/>
+        <w:sz w:val="20"/>
+      </w:rPr>
+    </w:lvl>
+    <w:lvl w:ilvl="8" w:tentative="1">
+      <w:start w:val="1"/>
+      <w:numFmt w:val="bullet"/>
+      <w:lvlText w:val=""/>
+      <w:lvlJc w:val="left"/>
+      <w:pPr>
+        <w:tabs>
+          <w:tab w:val="num" w:pos="6480"/>
+        </w:tabs>
+        <w:ind w:left="6480" w:hanging="360"/>
+      </w:pPr>
+      <w:rPr>
+        <w:rFonts w:ascii="Wingdings" w:hAnsi="Wingdings" w:hint="default"/>
+        <w:sz w:val="20"/>
+      </w:rPr>
+    </w:lvl>
+  </w:abstractNum>
+  <w:abstractNum w:abstractNumId="7" w15:restartNumberingAfterBreak="0">
+    <w:nsid w:val="45081950"/>
+    <w:multiLevelType w:val="multilevel"/>
+    <w:tmpl w:val="A03EE52E"/>
+    <w:lvl w:ilvl="0">
+      <w:start w:val="1"/>
+      <w:numFmt w:val="bullet"/>
+      <w:lvlText w:val=""/>
+      <w:lvlJc w:val="left"/>
+      <w:pPr>
+        <w:tabs>
+          <w:tab w:val="num" w:pos="720"/>
+        </w:tabs>
+        <w:ind w:left="720" w:hanging="360"/>
+      </w:pPr>
+      <w:rPr>
+        <w:rFonts w:ascii="Symbol" w:hAnsi="Symbol" w:hint="default"/>
+        <w:sz w:val="20"/>
+      </w:rPr>
+    </w:lvl>
+    <w:lvl w:ilvl="1" w:tentative="1">
+      <w:start w:val="1"/>
+      <w:numFmt w:val="bullet"/>
+      <w:lvlText w:val="o"/>
+      <w:lvlJc w:val="left"/>
+      <w:pPr>
+        <w:tabs>
+          <w:tab w:val="num" w:pos="1440"/>
+        </w:tabs>
+        <w:ind w:left="1440" w:hanging="360"/>
+      </w:pPr>
+      <w:rPr>
+        <w:rFonts w:ascii="Courier New" w:hAnsi="Courier New" w:hint="default"/>
+        <w:sz w:val="20"/>
+      </w:rPr>
+    </w:lvl>
+    <w:lvl w:ilvl="2" w:tentative="1">
+      <w:start w:val="1"/>
+      <w:numFmt w:val="bullet"/>
+      <w:lvlText w:val=""/>
+      <w:lvlJc w:val="left"/>
+      <w:pPr>
+        <w:tabs>
+          <w:tab w:val="num" w:pos="2160"/>
+        </w:tabs>
+        <w:ind w:left="2160" w:hanging="360"/>
+      </w:pPr>
+      <w:rPr>
+        <w:rFonts w:ascii="Wingdings" w:hAnsi="Wingdings" w:hint="default"/>
+        <w:sz w:val="20"/>
+      </w:rPr>
+    </w:lvl>
+    <w:lvl w:ilvl="3" w:tentative="1">
+      <w:start w:val="1"/>
+      <w:numFmt w:val="bullet"/>
+      <w:lvlText w:val=""/>
+      <w:lvlJc w:val="left"/>
+      <w:pPr>
+        <w:tabs>
+          <w:tab w:val="num" w:pos="2880"/>
+        </w:tabs>
+        <w:ind w:left="2880" w:hanging="360"/>
+      </w:pPr>
+      <w:rPr>
+        <w:rFonts w:ascii="Wingdings" w:hAnsi="Wingdings" w:hint="default"/>
+        <w:sz w:val="20"/>
+      </w:rPr>
+    </w:lvl>
+    <w:lvl w:ilvl="4" w:tentative="1">
+      <w:start w:val="1"/>
+      <w:numFmt w:val="bullet"/>
+      <w:lvlText w:val=""/>
+      <w:lvlJc w:val="left"/>
+      <w:pPr>
+        <w:tabs>
+          <w:tab w:val="num" w:pos="3600"/>
+        </w:tabs>
+        <w:ind w:left="3600" w:hanging="360"/>
+      </w:pPr>
+      <w:rPr>
+        <w:rFonts w:ascii="Wingdings" w:hAnsi="Wingdings" w:hint="default"/>
+        <w:sz w:val="20"/>
+      </w:rPr>
+    </w:lvl>
+    <w:lvl w:ilvl="5" w:tentative="1">
+      <w:start w:val="1"/>
+      <w:numFmt w:val="bullet"/>
+      <w:lvlText w:val=""/>
+      <w:lvlJc w:val="left"/>
+      <w:pPr>
+        <w:tabs>
+          <w:tab w:val="num" w:pos="4320"/>
+        </w:tabs>
+        <w:ind w:left="4320" w:hanging="360"/>
+      </w:pPr>
+      <w:rPr>
+        <w:rFonts w:ascii="Wingdings" w:hAnsi="Wingdings" w:hint="default"/>
+        <w:sz w:val="20"/>
+      </w:rPr>
+    </w:lvl>
+    <w:lvl w:ilvl="6" w:tentative="1">
+      <w:start w:val="1"/>
+      <w:numFmt w:val="bullet"/>
+      <w:lvlText w:val=""/>
+      <w:lvlJc w:val="left"/>
+      <w:pPr>
+        <w:tabs>
+          <w:tab w:val="num" w:pos="5040"/>
+        </w:tabs>
+        <w:ind w:left="5040" w:hanging="360"/>
+      </w:pPr>
+      <w:rPr>
+        <w:rFonts w:ascii="Wingdings" w:hAnsi="Wingdings" w:hint="default"/>
+        <w:sz w:val="20"/>
+      </w:rPr>
+    </w:lvl>
+    <w:lvl w:ilvl="7" w:tentative="1">
+      <w:start w:val="1"/>
+      <w:numFmt w:val="bullet"/>
+      <w:lvlText w:val=""/>
+      <w:lvlJc w:val="left"/>
+      <w:pPr>
+        <w:tabs>
+          <w:tab w:val="num" w:pos="5760"/>
+        </w:tabs>
+        <w:ind w:left="5760" w:hanging="360"/>
+      </w:pPr>
+      <w:rPr>
+        <w:rFonts w:ascii="Wingdings" w:hAnsi="Wingdings" w:hint="default"/>
+        <w:sz w:val="20"/>
+      </w:rPr>
+    </w:lvl>
+    <w:lvl w:ilvl="8" w:tentative="1">
+      <w:start w:val="1"/>
+      <w:numFmt w:val="bullet"/>
+      <w:lvlText w:val=""/>
+      <w:lvlJc w:val="left"/>
+      <w:pPr>
+        <w:tabs>
+          <w:tab w:val="num" w:pos="6480"/>
+        </w:tabs>
+        <w:ind w:left="6480" w:hanging="360"/>
+      </w:pPr>
+      <w:rPr>
+        <w:rFonts w:ascii="Wingdings" w:hAnsi="Wingdings" w:hint="default"/>
+        <w:sz w:val="20"/>
+      </w:rPr>
+    </w:lvl>
+  </w:abstractNum>
+  <w:abstractNum w:abstractNumId="8" w15:restartNumberingAfterBreak="0">
+    <w:nsid w:val="4A4F6E62"/>
+    <w:multiLevelType w:val="multilevel"/>
+    <w:tmpl w:val="08F4C99C"/>
+    <w:lvl w:ilvl="0">
+      <w:start w:val="1"/>
+      <w:numFmt w:val="bullet"/>
+      <w:lvlText w:val=""/>
+      <w:lvlJc w:val="left"/>
+      <w:pPr>
+        <w:tabs>
+          <w:tab w:val="num" w:pos="720"/>
+        </w:tabs>
+        <w:ind w:left="720" w:hanging="360"/>
+      </w:pPr>
+      <w:rPr>
+        <w:rFonts w:ascii="Symbol" w:hAnsi="Symbol" w:hint="default"/>
+        <w:sz w:val="20"/>
+      </w:rPr>
+    </w:lvl>
+    <w:lvl w:ilvl="1" w:tentative="1">
+      <w:start w:val="1"/>
+      <w:numFmt w:val="bullet"/>
+      <w:lvlText w:val="o"/>
+      <w:lvlJc w:val="left"/>
+      <w:pPr>
+        <w:tabs>
+          <w:tab w:val="num" w:pos="1440"/>
+        </w:tabs>
+        <w:ind w:left="1440" w:hanging="360"/>
+      </w:pPr>
+      <w:rPr>
+        <w:rFonts w:ascii="Courier New" w:hAnsi="Courier New" w:hint="default"/>
+        <w:sz w:val="20"/>
+      </w:rPr>
+    </w:lvl>
+    <w:lvl w:ilvl="2" w:tentative="1">
+      <w:start w:val="1"/>
+      <w:numFmt w:val="bullet"/>
+      <w:lvlText w:val=""/>
+      <w:lvlJc w:val="left"/>
+      <w:pPr>
+        <w:tabs>
+          <w:tab w:val="num" w:pos="2160"/>
+        </w:tabs>
+        <w:ind w:left="2160" w:hanging="360"/>
+      </w:pPr>
+      <w:rPr>
+        <w:rFonts w:ascii="Wingdings" w:hAnsi="Wingdings" w:hint="default"/>
+        <w:sz w:val="20"/>
+      </w:rPr>
+    </w:lvl>
+    <w:lvl w:ilvl="3" w:tentative="1">
+      <w:start w:val="1"/>
+      <w:numFmt w:val="bullet"/>
+      <w:lvlText w:val=""/>
+      <w:lvlJc w:val="left"/>
+      <w:pPr>
+        <w:tabs>
+          <w:tab w:val="num" w:pos="2880"/>
+        </w:tabs>
+        <w:ind w:left="2880" w:hanging="360"/>
+      </w:pPr>
+      <w:rPr>
+        <w:rFonts w:ascii="Wingdings" w:hAnsi="Wingdings" w:hint="default"/>
+        <w:sz w:val="20"/>
+      </w:rPr>
+    </w:lvl>
+    <w:lvl w:ilvl="4" w:tentative="1">
+      <w:start w:val="1"/>
+      <w:numFmt w:val="bullet"/>
+      <w:lvlText w:val=""/>
+      <w:lvlJc w:val="left"/>
+      <w:pPr>
+        <w:tabs>
+          <w:tab w:val="num" w:pos="3600"/>
+        </w:tabs>
+        <w:ind w:left="3600" w:hanging="360"/>
+      </w:pPr>
+      <w:rPr>
+        <w:rFonts w:ascii="Wingdings" w:hAnsi="Wingdings" w:hint="default"/>
+        <w:sz w:val="20"/>
+      </w:rPr>
+    </w:lvl>
+    <w:lvl w:ilvl="5" w:tentative="1">
+      <w:start w:val="1"/>
+      <w:numFmt w:val="bullet"/>
+      <w:lvlText w:val=""/>
+      <w:lvlJc w:val="left"/>
+      <w:pPr>
+        <w:tabs>
+          <w:tab w:val="num" w:pos="4320"/>
+        </w:tabs>
+        <w:ind w:left="4320" w:hanging="360"/>
+      </w:pPr>
+      <w:rPr>
+        <w:rFonts w:ascii="Wingdings" w:hAnsi="Wingdings" w:hint="default"/>
+        <w:sz w:val="20"/>
+      </w:rPr>
+    </w:lvl>
+    <w:lvl w:ilvl="6" w:tentative="1">
+      <w:start w:val="1"/>
+      <w:numFmt w:val="bullet"/>
+      <w:lvlText w:val=""/>
+      <w:lvlJc w:val="left"/>
+      <w:pPr>
+        <w:tabs>
+          <w:tab w:val="num" w:pos="5040"/>
+        </w:tabs>
+        <w:ind w:left="5040" w:hanging="360"/>
+      </w:pPr>
+      <w:rPr>
+        <w:rFonts w:ascii="Wingdings" w:hAnsi="Wingdings" w:hint="default"/>
+        <w:sz w:val="20"/>
+      </w:rPr>
+    </w:lvl>
+    <w:lvl w:ilvl="7" w:tentative="1">
+      <w:start w:val="1"/>
+      <w:numFmt w:val="bullet"/>
+      <w:lvlText w:val=""/>
+      <w:lvlJc w:val="left"/>
+      <w:pPr>
+        <w:tabs>
+          <w:tab w:val="num" w:pos="5760"/>
+        </w:tabs>
+        <w:ind w:left="5760" w:hanging="360"/>
+      </w:pPr>
+      <w:rPr>
+        <w:rFonts w:ascii="Wingdings" w:hAnsi="Wingdings" w:hint="default"/>
+        <w:sz w:val="20"/>
+      </w:rPr>
+    </w:lvl>
+    <w:lvl w:ilvl="8" w:tentative="1">
+      <w:start w:val="1"/>
+      <w:numFmt w:val="bullet"/>
+      <w:lvlText w:val=""/>
+      <w:lvlJc w:val="left"/>
+      <w:pPr>
+        <w:tabs>
+          <w:tab w:val="num" w:pos="6480"/>
+        </w:tabs>
+        <w:ind w:left="6480" w:hanging="360"/>
+      </w:pPr>
+      <w:rPr>
+        <w:rFonts w:ascii="Wingdings" w:hAnsi="Wingdings" w:hint="default"/>
+        <w:sz w:val="20"/>
+      </w:rPr>
+    </w:lvl>
+  </w:abstractNum>
+  <w:abstractNum w:abstractNumId="9" w15:restartNumberingAfterBreak="0">
+    <w:nsid w:val="51BB44B3"/>
+    <w:multiLevelType w:val="multilevel"/>
+    <w:tmpl w:val="7B747F0C"/>
+    <w:lvl w:ilvl="0">
+      <w:start w:val="1"/>
+      <w:numFmt w:val="bullet"/>
+      <w:lvlText w:val=""/>
+      <w:lvlJc w:val="left"/>
+      <w:pPr>
+        <w:tabs>
+          <w:tab w:val="num" w:pos="720"/>
+        </w:tabs>
+        <w:ind w:left="720" w:hanging="360"/>
+      </w:pPr>
+      <w:rPr>
+        <w:rFonts w:ascii="Symbol" w:hAnsi="Symbol" w:hint="default"/>
+        <w:sz w:val="20"/>
+      </w:rPr>
+    </w:lvl>
+    <w:lvl w:ilvl="1" w:tentative="1">
+      <w:start w:val="1"/>
+      <w:numFmt w:val="bullet"/>
+      <w:lvlText w:val="o"/>
+      <w:lvlJc w:val="left"/>
+      <w:pPr>
+        <w:tabs>
+          <w:tab w:val="num" w:pos="1440"/>
+        </w:tabs>
+        <w:ind w:left="1440" w:hanging="360"/>
+      </w:pPr>
+      <w:rPr>
+        <w:rFonts w:ascii="Courier New" w:hAnsi="Courier New" w:hint="default"/>
+        <w:sz w:val="20"/>
+      </w:rPr>
+    </w:lvl>
+    <w:lvl w:ilvl="2" w:tentative="1">
+      <w:start w:val="1"/>
+      <w:numFmt w:val="bullet"/>
+      <w:lvlText w:val=""/>
+      <w:lvlJc w:val="left"/>
+      <w:pPr>
+        <w:tabs>
+          <w:tab w:val="num" w:pos="2160"/>
+        </w:tabs>
+        <w:ind w:left="2160" w:hanging="360"/>
+      </w:pPr>
+      <w:rPr>
+        <w:rFonts w:ascii="Wingdings" w:hAnsi="Wingdings" w:hint="default"/>
+        <w:sz w:val="20"/>
+      </w:rPr>
+    </w:lvl>
+    <w:lvl w:ilvl="3" w:tentative="1">
+      <w:start w:val="1"/>
+      <w:numFmt w:val="bullet"/>
+      <w:lvlText w:val=""/>
+      <w:lvlJc w:val="left"/>
+      <w:pPr>
+        <w:tabs>
+          <w:tab w:val="num" w:pos="2880"/>
+        </w:tabs>
+        <w:ind w:left="2880" w:hanging="360"/>
+      </w:pPr>
+      <w:rPr>
+        <w:rFonts w:ascii="Wingdings" w:hAnsi="Wingdings" w:hint="default"/>
+        <w:sz w:val="20"/>
+      </w:rPr>
+    </w:lvl>
+    <w:lvl w:ilvl="4" w:tentative="1">
+      <w:start w:val="1"/>
+      <w:numFmt w:val="bullet"/>
+      <w:lvlText w:val=""/>
+      <w:lvlJc w:val="left"/>
+      <w:pPr>
+        <w:tabs>
+          <w:tab w:val="num" w:pos="3600"/>
+        </w:tabs>
+        <w:ind w:left="3600" w:hanging="360"/>
+      </w:pPr>
+      <w:rPr>
+        <w:rFonts w:ascii="Wingdings" w:hAnsi="Wingdings" w:hint="default"/>
+        <w:sz w:val="20"/>
+      </w:rPr>
+    </w:lvl>
+    <w:lvl w:ilvl="5" w:tentative="1">
+      <w:start w:val="1"/>
+      <w:numFmt w:val="bullet"/>
+      <w:lvlText w:val=""/>
+      <w:lvlJc w:val="left"/>
+      <w:pPr>
+        <w:tabs>
+          <w:tab w:val="num" w:pos="4320"/>
+        </w:tabs>
+        <w:ind w:left="4320" w:hanging="360"/>
+      </w:pPr>
+      <w:rPr>
+        <w:rFonts w:ascii="Wingdings" w:hAnsi="Wingdings" w:hint="default"/>
+        <w:sz w:val="20"/>
+      </w:rPr>
+    </w:lvl>
+    <w:lvl w:ilvl="6" w:tentative="1">
+      <w:start w:val="1"/>
+      <w:numFmt w:val="bullet"/>
+      <w:lvlText w:val=""/>
+      <w:lvlJc w:val="left"/>
+      <w:pPr>
+        <w:tabs>
+          <w:tab w:val="num" w:pos="5040"/>
+        </w:tabs>
+        <w:ind w:left="5040" w:hanging="360"/>
+      </w:pPr>
+      <w:rPr>
+        <w:rFonts w:ascii="Wingdings" w:hAnsi="Wingdings" w:hint="default"/>
+        <w:sz w:val="20"/>
+      </w:rPr>
+    </w:lvl>
+    <w:lvl w:ilvl="7" w:tentative="1">
+      <w:start w:val="1"/>
+      <w:numFmt w:val="bullet"/>
+      <w:lvlText w:val=""/>
+      <w:lvlJc w:val="left"/>
+      <w:pPr>
+        <w:tabs>
+          <w:tab w:val="num" w:pos="5760"/>
+        </w:tabs>
+        <w:ind w:left="5760" w:hanging="360"/>
+      </w:pPr>
+      <w:rPr>
+        <w:rFonts w:ascii="Wingdings" w:hAnsi="Wingdings" w:hint="default"/>
+        <w:sz w:val="20"/>
+      </w:rPr>
+    </w:lvl>
+    <w:lvl w:ilvl="8" w:tentative="1">
+      <w:start w:val="1"/>
+      <w:numFmt w:val="bullet"/>
+      <w:lvlText w:val=""/>
+      <w:lvlJc w:val="left"/>
+      <w:pPr>
+        <w:tabs>
+          <w:tab w:val="num" w:pos="6480"/>
+        </w:tabs>
+        <w:ind w:left="6480" w:hanging="360"/>
+      </w:pPr>
+      <w:rPr>
+        <w:rFonts w:ascii="Wingdings" w:hAnsi="Wingdings" w:hint="default"/>
+        <w:sz w:val="20"/>
+      </w:rPr>
+    </w:lvl>
+  </w:abstractNum>
+  <w:abstractNum w:abstractNumId="10" w15:restartNumberingAfterBreak="0">
     <w:nsid w:val="5AC9188D"/>
     <w:multiLevelType w:val="multilevel"/>
     <w:tmpl w:val="34CCC81E"/>
@@ -4103,7 +5239,7 @@
       </w:rPr>
     </w:lvl>
   </w:abstractNum>
-  <w:abstractNum w:abstractNumId="4" w15:restartNumberingAfterBreak="0">
+  <w:abstractNum w:abstractNumId="11" w15:restartNumberingAfterBreak="0">
     <w:nsid w:val="65B054FE"/>
     <w:multiLevelType w:val="multilevel"/>
     <w:tmpl w:val="95AEABAC"/>
@@ -4252,7 +5388,7 @@
       </w:rPr>
     </w:lvl>
   </w:abstractNum>
-  <w:abstractNum w:abstractNumId="5" w15:restartNumberingAfterBreak="0">
+  <w:abstractNum w:abstractNumId="12" w15:restartNumberingAfterBreak="0">
     <w:nsid w:val="69A82D27"/>
     <w:multiLevelType w:val="multilevel"/>
     <w:tmpl w:val="F856957A"/>
@@ -4401,7 +5537,7 @@
       </w:rPr>
     </w:lvl>
   </w:abstractNum>
-  <w:abstractNum w:abstractNumId="6" w15:restartNumberingAfterBreak="0">
+  <w:abstractNum w:abstractNumId="13" w15:restartNumberingAfterBreak="0">
     <w:nsid w:val="6E75525C"/>
     <w:multiLevelType w:val="multilevel"/>
     <w:tmpl w:val="A3C0A3B4"/>
@@ -4550,7 +5686,7 @@
       </w:rPr>
     </w:lvl>
   </w:abstractNum>
-  <w:abstractNum w:abstractNumId="7" w15:restartNumberingAfterBreak="0">
+  <w:abstractNum w:abstractNumId="14" w15:restartNumberingAfterBreak="0">
     <w:nsid w:val="71FA555A"/>
     <w:multiLevelType w:val="multilevel"/>
     <w:tmpl w:val="2DB6EC5E"/>
@@ -4700,28 +5836,49 @@
     </w:lvl>
   </w:abstractNum>
   <w:num w:numId="1" w16cid:durableId="1919632550">
-    <w:abstractNumId w:val="3"/>
+    <w:abstractNumId w:val="10"/>
   </w:num>
   <w:num w:numId="2" w16cid:durableId="166598017">
-    <w:abstractNumId w:val="5"/>
+    <w:abstractNumId w:val="12"/>
   </w:num>
   <w:num w:numId="3" w16cid:durableId="765272268">
-    <w:abstractNumId w:val="1"/>
+    <w:abstractNumId w:val="2"/>
   </w:num>
   <w:num w:numId="4" w16cid:durableId="1746947974">
-    <w:abstractNumId w:val="6"/>
+    <w:abstractNumId w:val="13"/>
   </w:num>
   <w:num w:numId="5" w16cid:durableId="225919042">
     <w:abstractNumId w:val="0"/>
   </w:num>
   <w:num w:numId="6" w16cid:durableId="943462457">
+    <w:abstractNumId w:val="11"/>
+  </w:num>
+  <w:num w:numId="7" w16cid:durableId="790056369">
+    <w:abstractNumId w:val="14"/>
+  </w:num>
+  <w:num w:numId="8" w16cid:durableId="984163657">
+    <w:abstractNumId w:val="3"/>
+  </w:num>
+  <w:num w:numId="9" w16cid:durableId="1616525397">
+    <w:abstractNumId w:val="1"/>
+  </w:num>
+  <w:num w:numId="10" w16cid:durableId="2144544327">
+    <w:abstractNumId w:val="8"/>
+  </w:num>
+  <w:num w:numId="11" w16cid:durableId="832719991">
     <w:abstractNumId w:val="4"/>
   </w:num>
-  <w:num w:numId="7" w16cid:durableId="790056369">
+  <w:num w:numId="12" w16cid:durableId="1153372839">
+    <w:abstractNumId w:val="6"/>
+  </w:num>
+  <w:num w:numId="13" w16cid:durableId="1810779862">
     <w:abstractNumId w:val="7"/>
   </w:num>
-  <w:num w:numId="8" w16cid:durableId="984163657">
-    <w:abstractNumId w:val="2"/>
+  <w:num w:numId="14" w16cid:durableId="1335181588">
+    <w:abstractNumId w:val="5"/>
+  </w:num>
+  <w:num w:numId="15" w16cid:durableId="1126773926">
+    <w:abstractNumId w:val="9"/>
   </w:num>
 </w:numbering>
 </file>
@@ -5329,7 +6486,6 @@
   <w:style w:type="character" w:default="1" w:styleId="a0">
     <w:name w:val="Default Paragraph Font"/>
     <w:uiPriority w:val="1"/>
-    <w:semiHidden/>
     <w:unhideWhenUsed/>
   </w:style>
   <w:style w:type="table" w:default="1" w:styleId="a1">

--- a/UPsite/отчёт.docx
+++ b/UPsite/отчёт.docx
@@ -268,29 +268,7 @@
         <w:pStyle w:val="Default"/>
         <w:jc w:val="center"/>
         <w:rPr>
-          <w:i/>
-          <w:iCs/>
-          <w:color w:val="auto"/>
-          <w:sz w:val="36"/>
-          <w:szCs w:val="36"/>
-        </w:rPr>
-      </w:pPr>
-      <w:r>
-        <w:rPr>
-          <w:i/>
-          <w:iCs/>
-          <w:color w:val="auto"/>
-          <w:sz w:val="36"/>
-          <w:szCs w:val="36"/>
-        </w:rPr>
-        <w:t>профессионального модуля</w:t>
-      </w:r>
-    </w:p>
-    <w:p>
-      <w:pPr>
-        <w:pStyle w:val="Default"/>
-        <w:jc w:val="center"/>
-        <w:rPr>
+          <w:b/>
           <w:bCs/>
           <w:i/>
           <w:iCs/>
@@ -299,68 +277,18 @@
           <w:szCs w:val="36"/>
         </w:rPr>
       </w:pPr>
-    </w:p>
-    <w:p>
-      <w:pPr>
-        <w:shd w:val="clear" w:color="auto" w:fill="FFFFFF"/>
-        <w:jc w:val="center"/>
-        <w:textAlignment w:val="baseline"/>
-        <w:rPr>
-          <w:i/>
-          <w:iCs/>
-          <w:sz w:val="36"/>
-          <w:szCs w:val="36"/>
-        </w:rPr>
-      </w:pPr>
-      <w:r>
-        <w:rPr>
-          <w:i/>
-          <w:iCs/>
-          <w:sz w:val="36"/>
-          <w:szCs w:val="36"/>
-        </w:rPr>
-        <w:t>ПМ.0</w:t>
-      </w:r>
-      <w:r>
-        <w:rPr>
-          <w:i/>
-          <w:iCs/>
-          <w:sz w:val="36"/>
-          <w:szCs w:val="36"/>
-        </w:rPr>
-        <w:t>1</w:t>
-      </w:r>
-      <w:r>
-        <w:rPr>
-          <w:i/>
-          <w:iCs/>
-          <w:sz w:val="36"/>
-          <w:szCs w:val="36"/>
-        </w:rPr>
-        <w:t xml:space="preserve"> </w:t>
-      </w:r>
-      <w:r>
-        <w:rPr>
-          <w:i/>
-          <w:iCs/>
-          <w:sz w:val="36"/>
-          <w:szCs w:val="36"/>
-        </w:rPr>
-        <w:t>Разработка модулей программного обеспечения для компьютерных систем</w:t>
-      </w:r>
-    </w:p>
-    <w:p>
-      <w:pPr>
-        <w:pStyle w:val="Default"/>
-        <w:jc w:val="center"/>
-        <w:rPr>
+      <w:r>
+        <w:rPr>
+          <w:b/>
+          <w:bCs/>
           <w:i/>
           <w:iCs/>
           <w:color w:val="auto"/>
           <w:sz w:val="36"/>
           <w:szCs w:val="36"/>
         </w:rPr>
-      </w:pPr>
+        <w:t>профессионального модуля</w:t>
+      </w:r>
     </w:p>
     <w:p>
       <w:pPr>
@@ -368,29 +296,73 @@
         <w:jc w:val="center"/>
         <w:rPr>
           <w:bCs/>
-          <w:sz w:val="28"/>
-          <w:szCs w:val="28"/>
-        </w:rPr>
-      </w:pPr>
+          <w:i/>
+          <w:iCs/>
+          <w:color w:val="auto"/>
+          <w:sz w:val="36"/>
+          <w:szCs w:val="36"/>
+        </w:rPr>
+      </w:pPr>
+    </w:p>
+    <w:p>
+      <w:pPr>
+        <w:shd w:val="clear" w:color="auto" w:fill="FFFFFF"/>
+        <w:jc w:val="center"/>
+        <w:textAlignment w:val="baseline"/>
+        <w:rPr>
+          <w:i/>
+          <w:iCs/>
+          <w:sz w:val="36"/>
+          <w:szCs w:val="36"/>
+        </w:rPr>
+      </w:pPr>
+      <w:r>
+        <w:rPr>
+          <w:i/>
+          <w:iCs/>
+          <w:sz w:val="36"/>
+          <w:szCs w:val="36"/>
+        </w:rPr>
+        <w:t>ПМ.0</w:t>
+      </w:r>
+      <w:r>
+        <w:rPr>
+          <w:i/>
+          <w:iCs/>
+          <w:sz w:val="36"/>
+          <w:szCs w:val="36"/>
+        </w:rPr>
+        <w:t>1</w:t>
+      </w:r>
+      <w:r>
+        <w:rPr>
+          <w:i/>
+          <w:iCs/>
+          <w:sz w:val="36"/>
+          <w:szCs w:val="36"/>
+        </w:rPr>
+        <w:t xml:space="preserve"> </w:t>
+      </w:r>
+      <w:r>
+        <w:rPr>
+          <w:i/>
+          <w:iCs/>
+          <w:sz w:val="36"/>
+          <w:szCs w:val="36"/>
+        </w:rPr>
+        <w:t>Разработка модулей программного обеспечения для компьютерных систем</w:t>
+      </w:r>
     </w:p>
     <w:p>
       <w:pPr>
         <w:pStyle w:val="Default"/>
         <w:jc w:val="center"/>
         <w:rPr>
-          <w:bCs/>
-          <w:sz w:val="28"/>
-          <w:szCs w:val="28"/>
-        </w:rPr>
-      </w:pPr>
-    </w:p>
-    <w:p>
-      <w:pPr>
-        <w:pStyle w:val="Default"/>
-        <w:rPr>
-          <w:bCs/>
-          <w:sz w:val="28"/>
-          <w:szCs w:val="28"/>
+          <w:i/>
+          <w:iCs/>
+          <w:color w:val="auto"/>
+          <w:sz w:val="36"/>
+          <w:szCs w:val="36"/>
         </w:rPr>
       </w:pPr>
     </w:p>
@@ -408,12 +380,44 @@
     <w:p>
       <w:pPr>
         <w:pStyle w:val="Default"/>
+        <w:jc w:val="center"/>
         <w:rPr>
           <w:bCs/>
           <w:sz w:val="28"/>
           <w:szCs w:val="28"/>
         </w:rPr>
       </w:pPr>
+    </w:p>
+    <w:p>
+      <w:pPr>
+        <w:pStyle w:val="Default"/>
+        <w:rPr>
+          <w:bCs/>
+          <w:sz w:val="28"/>
+          <w:szCs w:val="28"/>
+        </w:rPr>
+      </w:pPr>
+    </w:p>
+    <w:p>
+      <w:pPr>
+        <w:pStyle w:val="Default"/>
+        <w:jc w:val="center"/>
+        <w:rPr>
+          <w:bCs/>
+          <w:sz w:val="28"/>
+          <w:szCs w:val="28"/>
+        </w:rPr>
+      </w:pPr>
+    </w:p>
+    <w:p>
+      <w:pPr>
+        <w:pStyle w:val="Default"/>
+        <w:rPr>
+          <w:bCs/>
+          <w:sz w:val="28"/>
+          <w:szCs w:val="28"/>
+        </w:rPr>
+      </w:pPr>
       <w:r>
         <w:rPr>
           <w:sz w:val="28"/>
@@ -498,12 +502,21 @@
         </w:rPr>
         <w:tab/>
       </w:r>
-      <w:r>
-        <w:rPr>
-          <w:sz w:val="28"/>
-          <w:szCs w:val="28"/>
-        </w:rPr>
-        <w:t>Ишбульдин А.Н.</w:t>
+      <w:proofErr w:type="spellStart"/>
+      <w:r>
+        <w:rPr>
+          <w:sz w:val="28"/>
+          <w:szCs w:val="28"/>
+        </w:rPr>
+        <w:t>Ишбульдин</w:t>
+      </w:r>
+      <w:proofErr w:type="spellEnd"/>
+      <w:r>
+        <w:rPr>
+          <w:sz w:val="28"/>
+          <w:szCs w:val="28"/>
+        </w:rPr>
+        <w:t xml:space="preserve"> А.Н.</w:t>
       </w:r>
     </w:p>
     <w:p>
@@ -1000,10 +1013,12 @@
       <w:pPr>
         <w:pStyle w:val="1"/>
       </w:pPr>
+      <w:bookmarkStart w:id="0" w:name="_Toc231489099"/>
       <w:r>
         <w:lastRenderedPageBreak/>
         <w:t>Оглавление</w:t>
       </w:r>
+      <w:bookmarkEnd w:id="0"/>
     </w:p>
     <w:sdt>
       <w:sdtPr>
@@ -1032,6 +1047,9 @@
         <w:p>
           <w:pPr>
             <w:pStyle w:val="ae"/>
+            <w:rPr>
+              <w:rFonts w:ascii="Times New Roman" w:hAnsi="Times New Roman" w:cs="Times New Roman"/>
+            </w:rPr>
           </w:pPr>
         </w:p>
         <w:p>
@@ -1055,14 +1073,14 @@
           <w:r>
             <w:fldChar w:fldCharType="separate"/>
           </w:r>
-          <w:hyperlink w:anchor="_Toc230429089" w:history="1">
+          <w:hyperlink w:anchor="_Toc231489099" w:history="1">
             <w:r>
               <w:rPr>
                 <w:rStyle w:val="ac"/>
                 <w:rFonts w:ascii="Times New Roman" w:hAnsi="Times New Roman" w:cs="Times New Roman"/>
                 <w:noProof/>
               </w:rPr>
-              <w:t>Введение</w:t>
+              <w:t>Оглавление</w:t>
             </w:r>
             <w:r>
               <w:rPr>
@@ -1086,7 +1104,7 @@
                 <w:noProof/>
                 <w:webHidden/>
               </w:rPr>
-              <w:instrText xml:space="preserve"> PAGEREF _Toc230429089 \h </w:instrText>
+              <w:instrText xml:space="preserve"> PAGEREF _Toc231489099 \h </w:instrText>
             </w:r>
             <w:r>
               <w:rPr>
@@ -1109,7 +1127,7 @@
                 <w:noProof/>
                 <w:webHidden/>
               </w:rPr>
-              <w:t>3</w:t>
+              <w:t>2</w:t>
             </w:r>
             <w:r>
               <w:rPr>
@@ -1133,14 +1151,14 @@
               <w:lang w:eastAsia="ru-RU"/>
             </w:rPr>
           </w:pPr>
-          <w:hyperlink w:anchor="_Toc230429090" w:history="1">
+          <w:hyperlink w:anchor="_Toc231489100" w:history="1">
             <w:r>
               <w:rPr>
                 <w:rStyle w:val="ac"/>
                 <w:rFonts w:ascii="Times New Roman" w:hAnsi="Times New Roman" w:cs="Times New Roman"/>
                 <w:noProof/>
               </w:rPr>
-              <w:t>Основная часть</w:t>
+              <w:t>Введение</w:t>
             </w:r>
             <w:r>
               <w:rPr>
@@ -1164,7 +1182,7 @@
                 <w:noProof/>
                 <w:webHidden/>
               </w:rPr>
-              <w:instrText xml:space="preserve"> PAGEREF _Toc230429090 \h </w:instrText>
+              <w:instrText xml:space="preserve"> PAGEREF _Toc231489100 \h </w:instrText>
             </w:r>
             <w:r>
               <w:rPr>
@@ -1187,7 +1205,7 @@
                 <w:noProof/>
                 <w:webHidden/>
               </w:rPr>
-              <w:t>4</w:t>
+              <w:t>3</w:t>
             </w:r>
             <w:r>
               <w:rPr>
@@ -1211,14 +1229,14 @@
               <w:lang w:eastAsia="ru-RU"/>
             </w:rPr>
           </w:pPr>
-          <w:hyperlink w:anchor="_Toc230429091" w:history="1">
+          <w:hyperlink w:anchor="_Toc231489101" w:history="1">
             <w:r>
               <w:rPr>
                 <w:rStyle w:val="ac"/>
                 <w:rFonts w:ascii="Times New Roman" w:hAnsi="Times New Roman" w:cs="Times New Roman"/>
                 <w:noProof/>
               </w:rPr>
-              <w:t>Заключение</w:t>
+              <w:t>Проектирование интерфейса</w:t>
             </w:r>
             <w:r>
               <w:rPr>
@@ -1242,7 +1260,7 @@
                 <w:noProof/>
                 <w:webHidden/>
               </w:rPr>
-              <w:instrText xml:space="preserve"> PAGEREF _Toc230429091 \h </w:instrText>
+              <w:instrText xml:space="preserve"> PAGEREF _Toc231489101 \h </w:instrText>
             </w:r>
             <w:r>
               <w:rPr>
@@ -1265,7 +1283,7 @@
                 <w:noProof/>
                 <w:webHidden/>
               </w:rPr>
-              <w:t>12</w:t>
+              <w:t>4</w:t>
             </w:r>
             <w:r>
               <w:rPr>
@@ -1289,14 +1307,14 @@
               <w:lang w:eastAsia="ru-RU"/>
             </w:rPr>
           </w:pPr>
-          <w:hyperlink w:anchor="_Toc230429092" w:history="1">
+          <w:hyperlink w:anchor="_Toc231489102" w:history="1">
             <w:r>
               <w:rPr>
                 <w:rStyle w:val="ac"/>
                 <w:rFonts w:ascii="Times New Roman" w:hAnsi="Times New Roman" w:cs="Times New Roman"/>
                 <w:noProof/>
               </w:rPr>
-              <w:t>Список использованных источников</w:t>
+              <w:t>Разработка интерфейса</w:t>
             </w:r>
             <w:r>
               <w:rPr>
@@ -1320,7 +1338,7 @@
                 <w:noProof/>
                 <w:webHidden/>
               </w:rPr>
-              <w:instrText xml:space="preserve"> PAGEREF _Toc230429092 \h </w:instrText>
+              <w:instrText xml:space="preserve"> PAGEREF _Toc231489102 \h </w:instrText>
             </w:r>
             <w:r>
               <w:rPr>
@@ -1343,7 +1361,7 @@
                 <w:noProof/>
                 <w:webHidden/>
               </w:rPr>
-              <w:t>13</w:t>
+              <w:t>4</w:t>
             </w:r>
             <w:r>
               <w:rPr>
@@ -1367,14 +1385,14 @@
               <w:lang w:eastAsia="ru-RU"/>
             </w:rPr>
           </w:pPr>
-          <w:hyperlink w:anchor="_Toc230429093" w:history="1">
+          <w:hyperlink w:anchor="_Toc231489103" w:history="1">
             <w:r>
               <w:rPr>
                 <w:rStyle w:val="ac"/>
                 <w:rFonts w:ascii="Times New Roman" w:hAnsi="Times New Roman" w:cs="Times New Roman"/>
                 <w:noProof/>
               </w:rPr>
-              <w:t>Приложение А</w:t>
+              <w:t>Тестирование программного интерфейса</w:t>
             </w:r>
             <w:r>
               <w:rPr>
@@ -1398,7 +1416,7 @@
                 <w:noProof/>
                 <w:webHidden/>
               </w:rPr>
-              <w:instrText xml:space="preserve"> PAGEREF _Toc230429093 \h </w:instrText>
+              <w:instrText xml:space="preserve"> PAGEREF _Toc231489103 \h </w:instrText>
             </w:r>
             <w:r>
               <w:rPr>
@@ -1421,7 +1439,241 @@
                 <w:noProof/>
                 <w:webHidden/>
               </w:rPr>
-              <w:t>14</w:t>
+              <w:t>4</w:t>
+            </w:r>
+            <w:r>
+              <w:rPr>
+                <w:rFonts w:ascii="Times New Roman" w:hAnsi="Times New Roman" w:cs="Times New Roman"/>
+                <w:noProof/>
+                <w:webHidden/>
+              </w:rPr>
+              <w:fldChar w:fldCharType="end"/>
+            </w:r>
+          </w:hyperlink>
+        </w:p>
+        <w:p>
+          <w:pPr>
+            <w:pStyle w:val="11"/>
+            <w:tabs>
+              <w:tab w:val="right" w:leader="dot" w:pos="9628"/>
+            </w:tabs>
+            <w:rPr>
+              <w:rFonts w:ascii="Times New Roman" w:eastAsiaTheme="minorEastAsia" w:hAnsi="Times New Roman" w:cs="Times New Roman"/>
+              <w:noProof/>
+              <w:lang w:eastAsia="ru-RU"/>
+            </w:rPr>
+          </w:pPr>
+          <w:hyperlink w:anchor="_Toc231489104" w:history="1">
+            <w:r>
+              <w:rPr>
+                <w:rStyle w:val="ac"/>
+                <w:rFonts w:ascii="Times New Roman" w:hAnsi="Times New Roman" w:cs="Times New Roman"/>
+                <w:noProof/>
+              </w:rPr>
+              <w:t>Заключение</w:t>
+            </w:r>
+            <w:r>
+              <w:rPr>
+                <w:rFonts w:ascii="Times New Roman" w:hAnsi="Times New Roman" w:cs="Times New Roman"/>
+                <w:noProof/>
+                <w:webHidden/>
+              </w:rPr>
+              <w:tab/>
+            </w:r>
+            <w:r>
+              <w:rPr>
+                <w:rFonts w:ascii="Times New Roman" w:hAnsi="Times New Roman" w:cs="Times New Roman"/>
+                <w:noProof/>
+                <w:webHidden/>
+              </w:rPr>
+              <w:fldChar w:fldCharType="begin"/>
+            </w:r>
+            <w:r>
+              <w:rPr>
+                <w:rFonts w:ascii="Times New Roman" w:hAnsi="Times New Roman" w:cs="Times New Roman"/>
+                <w:noProof/>
+                <w:webHidden/>
+              </w:rPr>
+              <w:instrText xml:space="preserve"> PAGEREF _Toc231489104 \h </w:instrText>
+            </w:r>
+            <w:r>
+              <w:rPr>
+                <w:rFonts w:ascii="Times New Roman" w:hAnsi="Times New Roman" w:cs="Times New Roman"/>
+                <w:noProof/>
+                <w:webHidden/>
+              </w:rPr>
+            </w:r>
+            <w:r>
+              <w:rPr>
+                <w:rFonts w:ascii="Times New Roman" w:hAnsi="Times New Roman" w:cs="Times New Roman"/>
+                <w:noProof/>
+                <w:webHidden/>
+              </w:rPr>
+              <w:fldChar w:fldCharType="separate"/>
+            </w:r>
+            <w:r>
+              <w:rPr>
+                <w:rFonts w:ascii="Times New Roman" w:hAnsi="Times New Roman" w:cs="Times New Roman"/>
+                <w:noProof/>
+                <w:webHidden/>
+              </w:rPr>
+              <w:t>5</w:t>
+            </w:r>
+            <w:r>
+              <w:rPr>
+                <w:rFonts w:ascii="Times New Roman" w:hAnsi="Times New Roman" w:cs="Times New Roman"/>
+                <w:noProof/>
+                <w:webHidden/>
+              </w:rPr>
+              <w:fldChar w:fldCharType="end"/>
+            </w:r>
+          </w:hyperlink>
+        </w:p>
+        <w:p>
+          <w:pPr>
+            <w:pStyle w:val="11"/>
+            <w:tabs>
+              <w:tab w:val="right" w:leader="dot" w:pos="9628"/>
+            </w:tabs>
+            <w:rPr>
+              <w:rFonts w:ascii="Times New Roman" w:eastAsiaTheme="minorEastAsia" w:hAnsi="Times New Roman" w:cs="Times New Roman"/>
+              <w:noProof/>
+              <w:lang w:eastAsia="ru-RU"/>
+            </w:rPr>
+          </w:pPr>
+          <w:hyperlink w:anchor="_Toc231489105" w:history="1">
+            <w:r>
+              <w:rPr>
+                <w:rStyle w:val="ac"/>
+                <w:rFonts w:ascii="Times New Roman" w:hAnsi="Times New Roman" w:cs="Times New Roman"/>
+                <w:noProof/>
+              </w:rPr>
+              <w:t>Список использованных источников</w:t>
+            </w:r>
+            <w:r>
+              <w:rPr>
+                <w:rFonts w:ascii="Times New Roman" w:hAnsi="Times New Roman" w:cs="Times New Roman"/>
+                <w:noProof/>
+                <w:webHidden/>
+              </w:rPr>
+              <w:tab/>
+            </w:r>
+            <w:r>
+              <w:rPr>
+                <w:rFonts w:ascii="Times New Roman" w:hAnsi="Times New Roman" w:cs="Times New Roman"/>
+                <w:noProof/>
+                <w:webHidden/>
+              </w:rPr>
+              <w:fldChar w:fldCharType="begin"/>
+            </w:r>
+            <w:r>
+              <w:rPr>
+                <w:rFonts w:ascii="Times New Roman" w:hAnsi="Times New Roman" w:cs="Times New Roman"/>
+                <w:noProof/>
+                <w:webHidden/>
+              </w:rPr>
+              <w:instrText xml:space="preserve"> PAGEREF _Toc231489105 \h </w:instrText>
+            </w:r>
+            <w:r>
+              <w:rPr>
+                <w:rFonts w:ascii="Times New Roman" w:hAnsi="Times New Roman" w:cs="Times New Roman"/>
+                <w:noProof/>
+                <w:webHidden/>
+              </w:rPr>
+            </w:r>
+            <w:r>
+              <w:rPr>
+                <w:rFonts w:ascii="Times New Roman" w:hAnsi="Times New Roman" w:cs="Times New Roman"/>
+                <w:noProof/>
+                <w:webHidden/>
+              </w:rPr>
+              <w:fldChar w:fldCharType="separate"/>
+            </w:r>
+            <w:r>
+              <w:rPr>
+                <w:rFonts w:ascii="Times New Roman" w:hAnsi="Times New Roman" w:cs="Times New Roman"/>
+                <w:noProof/>
+                <w:webHidden/>
+              </w:rPr>
+              <w:t>6</w:t>
+            </w:r>
+            <w:r>
+              <w:rPr>
+                <w:rFonts w:ascii="Times New Roman" w:hAnsi="Times New Roman" w:cs="Times New Roman"/>
+                <w:noProof/>
+                <w:webHidden/>
+              </w:rPr>
+              <w:fldChar w:fldCharType="end"/>
+            </w:r>
+          </w:hyperlink>
+        </w:p>
+        <w:p>
+          <w:pPr>
+            <w:pStyle w:val="11"/>
+            <w:tabs>
+              <w:tab w:val="right" w:leader="dot" w:pos="9628"/>
+            </w:tabs>
+            <w:rPr>
+              <w:rFonts w:ascii="Times New Roman" w:eastAsiaTheme="minorEastAsia" w:hAnsi="Times New Roman" w:cs="Times New Roman"/>
+              <w:noProof/>
+              <w:lang w:eastAsia="ru-RU"/>
+            </w:rPr>
+          </w:pPr>
+          <w:hyperlink w:anchor="_Toc231489106" w:history="1">
+            <w:r>
+              <w:rPr>
+                <w:rStyle w:val="ac"/>
+                <w:rFonts w:ascii="Times New Roman" w:hAnsi="Times New Roman" w:cs="Times New Roman"/>
+                <w:noProof/>
+              </w:rPr>
+              <w:t>Приложение А</w:t>
+            </w:r>
+            <w:r>
+              <w:rPr>
+                <w:rFonts w:ascii="Times New Roman" w:hAnsi="Times New Roman" w:cs="Times New Roman"/>
+                <w:noProof/>
+                <w:webHidden/>
+              </w:rPr>
+              <w:tab/>
+            </w:r>
+            <w:r>
+              <w:rPr>
+                <w:rFonts w:ascii="Times New Roman" w:hAnsi="Times New Roman" w:cs="Times New Roman"/>
+                <w:noProof/>
+                <w:webHidden/>
+              </w:rPr>
+              <w:fldChar w:fldCharType="begin"/>
+            </w:r>
+            <w:r>
+              <w:rPr>
+                <w:rFonts w:ascii="Times New Roman" w:hAnsi="Times New Roman" w:cs="Times New Roman"/>
+                <w:noProof/>
+                <w:webHidden/>
+              </w:rPr>
+              <w:instrText xml:space="preserve"> PAGEREF _Toc231489106 \h </w:instrText>
+            </w:r>
+            <w:r>
+              <w:rPr>
+                <w:rFonts w:ascii="Times New Roman" w:hAnsi="Times New Roman" w:cs="Times New Roman"/>
+                <w:noProof/>
+                <w:webHidden/>
+              </w:rPr>
+            </w:r>
+            <w:r>
+              <w:rPr>
+                <w:rFonts w:ascii="Times New Roman" w:hAnsi="Times New Roman" w:cs="Times New Roman"/>
+                <w:noProof/>
+                <w:webHidden/>
+              </w:rPr>
+              <w:fldChar w:fldCharType="separate"/>
+            </w:r>
+            <w:r>
+              <w:rPr>
+                <w:rFonts w:ascii="Times New Roman" w:hAnsi="Times New Roman" w:cs="Times New Roman"/>
+                <w:noProof/>
+                <w:webHidden/>
+              </w:rPr>
+              <w:t>7</w:t>
             </w:r>
             <w:r>
               <w:rPr>
@@ -1445,6 +1697,11 @@
       </w:sdtContent>
     </w:sdt>
     <w:p>
+      <w:pPr>
+        <w:rPr>
+          <w:rFonts w:ascii="Times New Roman" w:hAnsi="Times New Roman" w:cs="Times New Roman"/>
+        </w:rPr>
+      </w:pPr>
       <w:r>
         <w:br w:type="page"/>
       </w:r>
@@ -1454,17 +1711,17 @@
         <w:pStyle w:val="1"/>
         <w:spacing w:line="360" w:lineRule="auto"/>
       </w:pPr>
-      <w:bookmarkStart w:id="0" w:name="_Toc230429089"/>
+      <w:bookmarkStart w:id="1" w:name="_Toc231489100"/>
       <w:r>
         <w:lastRenderedPageBreak/>
         <w:t>Введение</w:t>
       </w:r>
-      <w:bookmarkEnd w:id="0"/>
+      <w:bookmarkEnd w:id="1"/>
     </w:p>
     <w:p>
       <w:pPr>
         <w:spacing w:after="0" w:line="360" w:lineRule="auto"/>
-        <w:ind w:left="11" w:firstLine="709"/>
+        <w:ind w:firstLine="709"/>
         <w:jc w:val="both"/>
         <w:rPr>
           <w:rFonts w:ascii="Times New Roman" w:hAnsi="Times New Roman" w:cs="Times New Roman"/>
@@ -1474,13 +1731,13 @@
         <w:rPr>
           <w:rFonts w:ascii="Times New Roman" w:hAnsi="Times New Roman" w:cs="Times New Roman"/>
         </w:rPr>
-        <w:t>Графический дизайн и его реализация в виде веб-сайтов являются неотъемлемой частью современной культуры и коммуникации. Качественный визуальный контент и качественная верстка играют ключевую роль в передаче информации, выражении идей и эмоций, а также в формировании имиджа и идентичности брендов, организаций и продуктов. Графический дизайн и веб-разработка позволяют создавать эффективные и эстетически привлекательные решения, которые помогают: устанавливать контакты с потенциальными партнёрами, продвигать товары и услуги, делиться знаниями и опытом с широкой аудиторией, получать дополнительный доход от создания и продажи сайтов. </w:t>
+        <w:t>Учебная практика УП 08.01 «Выполнение работ по проектированию и разработке пользовательских интерфейсов» является важнейшим этапом подготовки специалиста в области информационных систем и программирования. Она направлена на закрепление теоретических знаний, полученных при изучении профессионального модуля ПМ.01 «Разработка модулей программного обеспечения для компьютерных систем», а также на формирование практических компетенций в области веб-дизайна, фронтенд-разработки и проектирования пользовательских интерфейсов.</w:t>
       </w:r>
     </w:p>
     <w:p>
       <w:pPr>
         <w:spacing w:after="0" w:line="360" w:lineRule="auto"/>
-        <w:ind w:left="11" w:firstLine="709"/>
+        <w:ind w:firstLine="709"/>
         <w:jc w:val="both"/>
         <w:rPr>
           <w:rFonts w:ascii="Times New Roman" w:hAnsi="Times New Roman" w:cs="Times New Roman"/>
@@ -1490,44 +1747,43 @@
         <w:rPr>
           <w:rFonts w:ascii="Times New Roman" w:hAnsi="Times New Roman" w:cs="Times New Roman"/>
         </w:rPr>
-        <w:t>Цель учебной практики</w:t>
-      </w:r>
-      <w:r>
+        <w:t>Цель учебной практики: формирование и совершенствование практических навыков по проектированию, разработке и тестированию пользовательских интерфейсов веб-приложений на примере создания интернет-сервиса «Телеграф», предназначенного для оформления и управления заказами телеграфных сообщений и тарифов.</w:t>
+      </w:r>
+    </w:p>
+    <w:p>
+      <w:pPr>
+        <w:spacing w:after="0" w:line="360" w:lineRule="auto"/>
+        <w:ind w:firstLine="709"/>
+        <w:jc w:val="both"/>
         <w:rPr>
           <w:rFonts w:ascii="Times New Roman" w:hAnsi="Times New Roman" w:cs="Times New Roman"/>
-          <w:b/>
-          <w:bCs/>
-        </w:rPr>
-        <w:t xml:space="preserve"> - </w:t>
-      </w:r>
+        </w:rPr>
+      </w:pPr>
       <w:r>
         <w:rPr>
           <w:rFonts w:ascii="Times New Roman" w:hAnsi="Times New Roman" w:cs="Times New Roman"/>
         </w:rPr>
-        <w:t>совершенствование навыков в разработке дизайна и верстки веб-приложений в соответствии со стандартами и требованиями заказчика  </w:t>
-      </w:r>
-    </w:p>
-    <w:p>
-      <w:pPr>
-        <w:spacing w:after="0" w:line="360" w:lineRule="auto"/>
-        <w:ind w:left="11" w:firstLine="709"/>
-        <w:jc w:val="both"/>
+        <w:t>Задачи учебной</w:t>
+      </w:r>
+      <w:r>
         <w:rPr>
           <w:rFonts w:ascii="Times New Roman" w:hAnsi="Times New Roman" w:cs="Times New Roman"/>
         </w:rPr>
-      </w:pPr>
+        <w:t xml:space="preserve"> </w:t>
+      </w:r>
       <w:r>
         <w:rPr>
           <w:rFonts w:ascii="Times New Roman" w:hAnsi="Times New Roman" w:cs="Times New Roman"/>
         </w:rPr>
-        <w:t>Задачи учебной практики: </w:t>
-      </w:r>
-    </w:p>
-    <w:p>
-      <w:pPr>
+        <w:t>практики:</w:t>
+      </w:r>
+    </w:p>
+    <w:p>
+      <w:pPr>
+        <w:pStyle w:val="a7"/>
         <w:numPr>
           <w:ilvl w:val="0"/>
-          <w:numId w:val="9"/>
+          <w:numId w:val="16"/>
         </w:numPr>
         <w:spacing w:after="0" w:line="360" w:lineRule="auto"/>
         <w:jc w:val="both"/>
@@ -1539,14 +1795,15 @@
         <w:rPr>
           <w:rFonts w:ascii="Times New Roman" w:hAnsi="Times New Roman" w:cs="Times New Roman"/>
         </w:rPr>
-        <w:t>макетирование и моделирование объектов дизайна в условиях, приближенных к реальным; </w:t>
-      </w:r>
-    </w:p>
-    <w:p>
-      <w:pPr>
+        <w:t>разработать информационную архитектуру и структуру веб-сайта сервиса «Телеграф», включая навигационное меню, страницы услуг и тарифов, форму оформления заказов и административную панель;</w:t>
+      </w:r>
+    </w:p>
+    <w:p>
+      <w:pPr>
+        <w:pStyle w:val="a7"/>
         <w:numPr>
           <w:ilvl w:val="0"/>
-          <w:numId w:val="10"/>
+          <w:numId w:val="16"/>
         </w:numPr>
         <w:spacing w:after="0" w:line="360" w:lineRule="auto"/>
         <w:jc w:val="both"/>
@@ -1558,14 +1815,15 @@
         <w:rPr>
           <w:rFonts w:ascii="Times New Roman" w:hAnsi="Times New Roman" w:cs="Times New Roman"/>
         </w:rPr>
-        <w:t>расширение культурного, эстетического и профессионального кругозора студентов при проектировании дизайн-проекта; </w:t>
-      </w:r>
-    </w:p>
-    <w:p>
-      <w:pPr>
+        <w:t>реализовать пользовательский интерфейс веб-приложения с использованием современных технологий HTML, CSS, JavaScript и PHP, включая систему авторизации и взаимодействие с базой данных;</w:t>
+      </w:r>
+    </w:p>
+    <w:p>
+      <w:pPr>
+        <w:pStyle w:val="a7"/>
         <w:numPr>
           <w:ilvl w:val="0"/>
-          <w:numId w:val="11"/>
+          <w:numId w:val="16"/>
         </w:numPr>
         <w:spacing w:after="0" w:line="360" w:lineRule="auto"/>
         <w:jc w:val="both"/>
@@ -1577,14 +1835,15 @@
         <w:rPr>
           <w:rFonts w:ascii="Times New Roman" w:hAnsi="Times New Roman" w:cs="Times New Roman"/>
         </w:rPr>
-        <w:t>развитие творческих способностей студентов в процессе выполнения проектно-графических решений и их верстки; </w:t>
-      </w:r>
-    </w:p>
-    <w:p>
-      <w:pPr>
+        <w:t>обеспечить интерактивность интерфейса: оформление заказов, изменение статуса заказов в административной панели, фильтрацию и разделение активных и завершённых заказов;</w:t>
+      </w:r>
+    </w:p>
+    <w:p>
+      <w:pPr>
+        <w:pStyle w:val="a7"/>
         <w:numPr>
           <w:ilvl w:val="0"/>
-          <w:numId w:val="12"/>
+          <w:numId w:val="16"/>
         </w:numPr>
         <w:spacing w:after="0" w:line="360" w:lineRule="auto"/>
         <w:jc w:val="both"/>
@@ -1596,7 +1855,23 @@
         <w:rPr>
           <w:rFonts w:ascii="Times New Roman" w:hAnsi="Times New Roman" w:cs="Times New Roman"/>
         </w:rPr>
-        <w:t>подготовка студентов к самостоятельной работе и самоорганизации через изучение новых инструментов и техник. </w:t>
+        <w:t>провести тестирование разработанного интерфейса на соответствие требованиям технического задания, включая проверку корректности работы форм, навигации и адаптивности.</w:t>
+      </w:r>
+    </w:p>
+    <w:p>
+      <w:pPr>
+        <w:spacing w:after="0" w:line="360" w:lineRule="auto"/>
+        <w:ind w:firstLine="709"/>
+        <w:jc w:val="both"/>
+        <w:rPr>
+          <w:rFonts w:ascii="Times New Roman" w:hAnsi="Times New Roman" w:cs="Times New Roman"/>
+        </w:rPr>
+      </w:pPr>
+      <w:r>
+        <w:rPr>
+          <w:rFonts w:ascii="Times New Roman" w:hAnsi="Times New Roman" w:cs="Times New Roman"/>
+        </w:rPr>
+        <w:t>В результате прохождения учебной практики должен быть создан рабочий прототип веб-сайта сервиса «Телеграф», демонстрирующий все заявленные функции: просмотр услуг и тарифов, оформление заказов телеграфных сообщений, авторизация пользователей, а также управление заказами через административную панель.</w:t>
       </w:r>
     </w:p>
     <w:p>
@@ -1611,337 +1886,1426 @@
         <w:rPr>
           <w:rFonts w:ascii="Times New Roman" w:hAnsi="Times New Roman" w:cs="Times New Roman"/>
         </w:rPr>
-        <w:t>В результате прохождения учебной практики у студента должны сформироваться следующие профессиональные компетенции (ПК), общие компетенции (ОК) и личностные результаты (ЛР) или их элементы: </w:t>
-      </w:r>
+        <w:br w:type="page"/>
+      </w:r>
+    </w:p>
+    <w:p>
+      <w:pPr>
+        <w:pStyle w:val="1"/>
+      </w:pPr>
+      <w:bookmarkStart w:id="2" w:name="_Toc231489101"/>
+      <w:r>
+        <w:lastRenderedPageBreak/>
+        <w:t>Проектирование интерфейса</w:t>
+      </w:r>
+      <w:bookmarkEnd w:id="2"/>
     </w:p>
     <w:p>
       <w:pPr>
         <w:spacing w:after="0" w:line="360" w:lineRule="auto"/>
-        <w:ind w:left="11" w:firstLine="709"/>
+        <w:ind w:firstLine="709"/>
         <w:jc w:val="both"/>
-        <w:rPr>
-          <w:rFonts w:ascii="Times New Roman" w:hAnsi="Times New Roman" w:cs="Times New Roman"/>
-        </w:rPr>
-      </w:pPr>
-      <w:r>
-        <w:rPr>
-          <w:rFonts w:ascii="Times New Roman" w:hAnsi="Times New Roman" w:cs="Times New Roman"/>
-        </w:rPr>
-        <w:t>ОК 01 Выбирать способы решения задач профессиональной деятельности применительно к различным контекстам;  </w:t>
+      </w:pPr>
+      <w:r>
+        <w:t>Проектирование пользовательского интерфейса (UI) для веб-сервиса «Телеграф» осуществлялось с использованием принципов человеко-ориентированного проектирования (Human-</w:t>
+      </w:r>
+      <w:proofErr w:type="spellStart"/>
+      <w:r>
+        <w:t>Centered</w:t>
+      </w:r>
+      <w:proofErr w:type="spellEnd"/>
+      <w:r>
+        <w:t xml:space="preserve"> Design, HCD). Основной задачей данного этапа являлось создание понятного и удобного интерфейса, позволяющего пользователям быстро получать информацию об услугах, оформлять заказы телеграмм и взаимодействовать с системой без необходимости длительного изучения её функционала.</w:t>
       </w:r>
     </w:p>
     <w:p>
       <w:pPr>
         <w:spacing w:after="0" w:line="360" w:lineRule="auto"/>
-        <w:ind w:left="11" w:firstLine="709"/>
+        <w:ind w:firstLine="709"/>
         <w:jc w:val="both"/>
-        <w:rPr>
-          <w:rFonts w:ascii="Times New Roman" w:hAnsi="Times New Roman" w:cs="Times New Roman"/>
-        </w:rPr>
-      </w:pPr>
-      <w:r>
-        <w:rPr>
-          <w:rFonts w:ascii="Times New Roman" w:hAnsi="Times New Roman" w:cs="Times New Roman"/>
-        </w:rPr>
-        <w:t>ОК 02 Использовать современные средства поиска, анализа и интерпретации информации, и информационные технологии для выполнения задач профессиональной деятельности  </w:t>
-      </w:r>
-    </w:p>
-    <w:p>
-      <w:pPr>
-        <w:spacing w:after="0" w:line="360" w:lineRule="auto"/>
-        <w:ind w:left="11" w:firstLine="709"/>
-        <w:jc w:val="both"/>
-        <w:rPr>
-          <w:rFonts w:ascii="Times New Roman" w:hAnsi="Times New Roman" w:cs="Times New Roman"/>
-        </w:rPr>
-      </w:pPr>
-      <w:r>
-        <w:rPr>
-          <w:rFonts w:ascii="Times New Roman" w:hAnsi="Times New Roman" w:cs="Times New Roman"/>
-        </w:rPr>
-        <w:t>ОК 03 Планировать и реализовывать собственное профессиональное и личностное развитие, предпринимательскую деятельность в профессиональной сфере, использовать знания по финансовой грамотности в различных жизненных ситуациях  </w:t>
-      </w:r>
-    </w:p>
-    <w:p>
-      <w:pPr>
-        <w:spacing w:after="0" w:line="360" w:lineRule="auto"/>
-        <w:ind w:left="11" w:firstLine="709"/>
-        <w:jc w:val="both"/>
-        <w:rPr>
-          <w:rFonts w:ascii="Times New Roman" w:hAnsi="Times New Roman" w:cs="Times New Roman"/>
-        </w:rPr>
-      </w:pPr>
-      <w:r>
-        <w:rPr>
-          <w:rFonts w:ascii="Times New Roman" w:hAnsi="Times New Roman" w:cs="Times New Roman"/>
-        </w:rPr>
-        <w:t>ОК 04 Эффективно взаимодействовать и работать в коллективе и команде  </w:t>
-      </w:r>
-    </w:p>
-    <w:p>
-      <w:pPr>
-        <w:spacing w:after="0" w:line="360" w:lineRule="auto"/>
-        <w:ind w:left="11" w:firstLine="709"/>
-        <w:jc w:val="both"/>
-        <w:rPr>
-          <w:rFonts w:ascii="Times New Roman" w:hAnsi="Times New Roman" w:cs="Times New Roman"/>
-        </w:rPr>
-      </w:pPr>
-      <w:r>
-        <w:rPr>
-          <w:rFonts w:ascii="Times New Roman" w:hAnsi="Times New Roman" w:cs="Times New Roman"/>
-        </w:rPr>
-        <w:t>ОК 5 Осуществлять устную и письменную коммуникацию на государственном языке с учетом особенностей социального и культурного контекста. </w:t>
-      </w:r>
-    </w:p>
-    <w:p>
-      <w:pPr>
-        <w:spacing w:after="0" w:line="360" w:lineRule="auto"/>
-        <w:ind w:left="11" w:firstLine="709"/>
-        <w:jc w:val="both"/>
-        <w:rPr>
-          <w:rFonts w:ascii="Times New Roman" w:hAnsi="Times New Roman" w:cs="Times New Roman"/>
-        </w:rPr>
-      </w:pPr>
-      <w:r>
-        <w:rPr>
-          <w:rFonts w:ascii="Times New Roman" w:hAnsi="Times New Roman" w:cs="Times New Roman"/>
-        </w:rPr>
-        <w:lastRenderedPageBreak/>
-        <w:t>ОК 9 Использовать информационные технологии в профессиональной деятельности. </w:t>
-      </w:r>
-    </w:p>
-    <w:p>
-      <w:pPr>
-        <w:spacing w:after="0" w:line="360" w:lineRule="auto"/>
-        <w:ind w:left="11" w:firstLine="709"/>
-        <w:jc w:val="both"/>
-        <w:rPr>
-          <w:rFonts w:ascii="Times New Roman" w:hAnsi="Times New Roman" w:cs="Times New Roman"/>
-        </w:rPr>
-      </w:pPr>
-      <w:r>
-        <w:rPr>
-          <w:rFonts w:ascii="Times New Roman" w:hAnsi="Times New Roman" w:cs="Times New Roman"/>
-        </w:rPr>
-        <w:t>ОК 10 Пользоваться профессиональной документацией на государственном и иностранном языках </w:t>
-      </w:r>
-    </w:p>
-    <w:p>
-      <w:pPr>
-        <w:spacing w:after="0" w:line="360" w:lineRule="auto"/>
-        <w:ind w:left="11" w:firstLine="709"/>
-        <w:jc w:val="both"/>
-        <w:rPr>
-          <w:rFonts w:ascii="Times New Roman" w:hAnsi="Times New Roman" w:cs="Times New Roman"/>
-        </w:rPr>
-      </w:pPr>
-      <w:r>
-        <w:rPr>
-          <w:rFonts w:ascii="Times New Roman" w:hAnsi="Times New Roman" w:cs="Times New Roman"/>
-        </w:rPr>
-        <w:t>ПК 1.1 Формировать алгоритмы разработки программных модулей в соответствии с техническим заданием </w:t>
-      </w:r>
-    </w:p>
-    <w:p>
-      <w:pPr>
-        <w:spacing w:after="0" w:line="360" w:lineRule="auto"/>
-        <w:ind w:left="11" w:firstLine="709"/>
-        <w:jc w:val="both"/>
-        <w:rPr>
-          <w:rFonts w:ascii="Times New Roman" w:hAnsi="Times New Roman" w:cs="Times New Roman"/>
-        </w:rPr>
-      </w:pPr>
-      <w:r>
-        <w:rPr>
-          <w:rFonts w:ascii="Times New Roman" w:hAnsi="Times New Roman" w:cs="Times New Roman"/>
-        </w:rPr>
-        <w:t>ПК 1.2 Разрабатывать программные модули в соответствии с техническим заданием </w:t>
-      </w:r>
-    </w:p>
-    <w:p>
-      <w:pPr>
-        <w:spacing w:after="0" w:line="360" w:lineRule="auto"/>
-        <w:ind w:left="11" w:firstLine="709"/>
-        <w:jc w:val="both"/>
-        <w:rPr>
-          <w:rFonts w:ascii="Times New Roman" w:hAnsi="Times New Roman" w:cs="Times New Roman"/>
-        </w:rPr>
-      </w:pPr>
-      <w:r>
-        <w:rPr>
-          <w:rFonts w:ascii="Times New Roman" w:hAnsi="Times New Roman" w:cs="Times New Roman"/>
-        </w:rPr>
-        <w:t>ПК 1.3 Выполнять отладку программных модулей с использованием специализированных программных средств </w:t>
-      </w:r>
-    </w:p>
-    <w:p>
-      <w:pPr>
-        <w:spacing w:after="0" w:line="360" w:lineRule="auto"/>
-        <w:ind w:left="11" w:firstLine="709"/>
-        <w:jc w:val="both"/>
-        <w:rPr>
-          <w:rFonts w:ascii="Times New Roman" w:hAnsi="Times New Roman" w:cs="Times New Roman"/>
-        </w:rPr>
-      </w:pPr>
-      <w:r>
-        <w:rPr>
-          <w:rFonts w:ascii="Times New Roman" w:hAnsi="Times New Roman" w:cs="Times New Roman"/>
-        </w:rPr>
-        <w:t>ПК 1.4 Выполнять тестирование программных модулей </w:t>
-      </w:r>
-    </w:p>
-    <w:p>
-      <w:pPr>
-        <w:spacing w:after="0" w:line="360" w:lineRule="auto"/>
-        <w:ind w:left="11" w:firstLine="709"/>
-        <w:jc w:val="both"/>
-        <w:rPr>
-          <w:rFonts w:ascii="Times New Roman" w:hAnsi="Times New Roman" w:cs="Times New Roman"/>
-        </w:rPr>
-      </w:pPr>
-      <w:r>
-        <w:rPr>
-          <w:rFonts w:ascii="Times New Roman" w:hAnsi="Times New Roman" w:cs="Times New Roman"/>
-        </w:rPr>
-        <w:t>ПК 1.5 Осуществлять рефакторинг и оптимизацию программного кода </w:t>
-      </w:r>
-    </w:p>
-    <w:p>
-      <w:pPr>
-        <w:spacing w:after="0" w:line="360" w:lineRule="auto"/>
-        <w:ind w:left="11" w:firstLine="709"/>
-        <w:jc w:val="both"/>
-        <w:rPr>
-          <w:rFonts w:ascii="Times New Roman" w:hAnsi="Times New Roman" w:cs="Times New Roman"/>
-        </w:rPr>
-      </w:pPr>
-      <w:r>
-        <w:rPr>
-          <w:rFonts w:ascii="Times New Roman" w:hAnsi="Times New Roman" w:cs="Times New Roman"/>
-        </w:rPr>
-        <w:t>ЛР 14 Демонстрирующий навыки анализа и интерпретации информации из различных источников с учетом нормативно-правовых норм: </w:t>
+      </w:pPr>
+      <w:r>
+        <w:t>Для формирования удобной структуры интерфейса были выделены следующие категории пользователей:</w:t>
       </w:r>
     </w:p>
     <w:p>
       <w:pPr>
         <w:numPr>
           <w:ilvl w:val="0"/>
-          <w:numId w:val="13"/>
+          <w:numId w:val="17"/>
+        </w:numPr>
+        <w:spacing w:after="0" w:line="360" w:lineRule="auto"/>
+        <w:ind w:left="0" w:firstLine="709"/>
+        <w:jc w:val="both"/>
+      </w:pPr>
+      <w:r>
+        <w:t>Гость сайта — пользователь, который впервые посещает сайт и знакомится с перечнем услуг и тарифов. Для данной категории важны простая навигация, понятная структура страниц и доступность основной информации без необходимости регистрации.</w:t>
+      </w:r>
+    </w:p>
+    <w:p>
+      <w:pPr>
+        <w:numPr>
+          <w:ilvl w:val="0"/>
+          <w:numId w:val="17"/>
+        </w:numPr>
+        <w:spacing w:after="0" w:line="360" w:lineRule="auto"/>
+        <w:ind w:left="0" w:firstLine="709"/>
+        <w:jc w:val="both"/>
+      </w:pPr>
+      <w:r>
+        <w:t>Зарегистрированный пользователь — пользователь, имеющий учётную запись в системе. Основными действиями являются авторизация, оформление заказов телеграмм и использование доступных тарифов. Для данной категории важны удобные формы ввода данных и минимальное количество действий при оформлении заказа.</w:t>
+      </w:r>
+    </w:p>
+    <w:p>
+      <w:pPr>
+        <w:numPr>
+          <w:ilvl w:val="0"/>
+          <w:numId w:val="17"/>
+        </w:numPr>
+        <w:spacing w:after="0" w:line="360" w:lineRule="auto"/>
+        <w:ind w:left="0" w:firstLine="709"/>
+        <w:jc w:val="both"/>
+      </w:pPr>
+      <w:r>
+        <w:t>Администратор системы — пользователь с расширенными правами доступа. Выполняет управление заказами, изменяет их статус, просматривает историю заказов и осуществляет контроль работы системы. Для администратора важны удобство управления данными и быстрый доступ к административным функциям.</w:t>
+      </w:r>
+    </w:p>
+    <w:p>
+      <w:pPr>
+        <w:spacing w:after="0" w:line="360" w:lineRule="auto"/>
+        <w:ind w:firstLine="709"/>
+        <w:jc w:val="both"/>
+      </w:pPr>
+      <w:r>
+        <w:t>На основе анализа пользовательских сценариев было принято решение использовать модульную структуру интерфейса, состоящую из отдельных страниц, объединённых общей системой навигации и единым визуальным стилем.</w:t>
+      </w:r>
+      <w:r>
+        <w:t xml:space="preserve"> </w:t>
+      </w:r>
+      <w:r>
+        <w:t>На этапе проектирования была разработана структура веб-сайта и определены основные элементы пользовательского интерфейса. Структура сайта представлена в таблице 1.</w:t>
+      </w:r>
+    </w:p>
+    <w:p>
+      <w:pPr>
+        <w:spacing w:after="0" w:line="360" w:lineRule="auto"/>
+        <w:ind w:firstLine="709"/>
+        <w:jc w:val="right"/>
+        <w:rPr>
+          <w:i/>
+          <w:iCs/>
+        </w:rPr>
+      </w:pPr>
+      <w:r>
+        <w:rPr>
+          <w:i/>
+          <w:iCs/>
+        </w:rPr>
+        <w:t>Таблица 1</w:t>
+      </w:r>
+      <w:r>
+        <w:rPr>
+          <w:i/>
+          <w:iCs/>
+        </w:rPr>
+        <w:t xml:space="preserve"> –</w:t>
+      </w:r>
+      <w:r>
+        <w:rPr>
+          <w:i/>
+          <w:iCs/>
+        </w:rPr>
+        <w:t xml:space="preserve"> </w:t>
+      </w:r>
+      <w:r>
+        <w:rPr>
+          <w:i/>
+          <w:iCs/>
+        </w:rPr>
+        <w:t>Основные элементы интерфейса и их назначени</w:t>
+      </w:r>
+      <w:r>
+        <w:rPr>
+          <w:i/>
+          <w:iCs/>
+        </w:rPr>
+        <w:t>е</w:t>
+      </w:r>
+    </w:p>
+    <w:tbl>
+      <w:tblPr>
+        <w:tblW w:w="9634" w:type="dxa"/>
+        <w:tblLook w:val="04A0" w:firstRow="1" w:lastRow="0" w:firstColumn="1" w:lastColumn="0" w:noHBand="0" w:noVBand="1"/>
+      </w:tblPr>
+      <w:tblGrid>
+        <w:gridCol w:w="3114"/>
+        <w:gridCol w:w="2977"/>
+        <w:gridCol w:w="3543"/>
+      </w:tblGrid>
+      <w:tr>
+        <w:trPr>
+          <w:trHeight w:val="864"/>
+        </w:trPr>
+        <w:tc>
+          <w:tcPr>
+            <w:tcW w:w="3114" w:type="dxa"/>
+            <w:tcBorders>
+              <w:top w:val="single" w:sz="4" w:space="0" w:color="auto"/>
+              <w:left w:val="single" w:sz="4" w:space="0" w:color="auto"/>
+              <w:bottom w:val="single" w:sz="4" w:space="0" w:color="auto"/>
+              <w:right w:val="single" w:sz="4" w:space="0" w:color="auto"/>
+            </w:tcBorders>
+            <w:vAlign w:val="center"/>
+            <w:hideMark/>
+          </w:tcPr>
+          <w:p>
+            <w:pPr>
+              <w:spacing w:after="0" w:line="240" w:lineRule="auto"/>
+              <w:jc w:val="center"/>
+              <w:rPr>
+                <w:rFonts w:ascii="Calibri" w:eastAsia="Times New Roman" w:hAnsi="Calibri" w:cs="Calibri"/>
+                <w:b/>
+                <w:bCs/>
+                <w:color w:val="000000"/>
+                <w:kern w:val="0"/>
+                <w:sz w:val="22"/>
+                <w:szCs w:val="22"/>
+                <w:lang w:eastAsia="ru-RU"/>
+                <w14:ligatures w14:val="none"/>
+              </w:rPr>
+            </w:pPr>
+            <w:r>
+              <w:rPr>
+                <w:rFonts w:ascii="Calibri" w:eastAsia="Times New Roman" w:hAnsi="Calibri" w:cs="Calibri"/>
+                <w:b/>
+                <w:bCs/>
+                <w:color w:val="000000"/>
+                <w:kern w:val="0"/>
+                <w:sz w:val="22"/>
+                <w:szCs w:val="22"/>
+                <w:lang w:eastAsia="ru-RU"/>
+                <w14:ligatures w14:val="none"/>
+              </w:rPr>
+              <w:t>Зона интерфейса</w:t>
+            </w:r>
+          </w:p>
+        </w:tc>
+        <w:tc>
+          <w:tcPr>
+            <w:tcW w:w="2977" w:type="dxa"/>
+            <w:tcBorders>
+              <w:top w:val="single" w:sz="4" w:space="0" w:color="auto"/>
+              <w:left w:val="nil"/>
+              <w:bottom w:val="single" w:sz="4" w:space="0" w:color="auto"/>
+              <w:right w:val="single" w:sz="4" w:space="0" w:color="auto"/>
+            </w:tcBorders>
+            <w:vAlign w:val="center"/>
+            <w:hideMark/>
+          </w:tcPr>
+          <w:p>
+            <w:pPr>
+              <w:spacing w:after="0" w:line="240" w:lineRule="auto"/>
+              <w:jc w:val="center"/>
+              <w:rPr>
+                <w:rFonts w:ascii="Calibri" w:eastAsia="Times New Roman" w:hAnsi="Calibri" w:cs="Calibri"/>
+                <w:b/>
+                <w:bCs/>
+                <w:color w:val="000000"/>
+                <w:kern w:val="0"/>
+                <w:sz w:val="22"/>
+                <w:szCs w:val="22"/>
+                <w:lang w:eastAsia="ru-RU"/>
+                <w14:ligatures w14:val="none"/>
+              </w:rPr>
+            </w:pPr>
+            <w:r>
+              <w:rPr>
+                <w:rFonts w:ascii="Calibri" w:eastAsia="Times New Roman" w:hAnsi="Calibri" w:cs="Calibri"/>
+                <w:b/>
+                <w:bCs/>
+                <w:color w:val="000000"/>
+                <w:kern w:val="0"/>
+                <w:sz w:val="22"/>
+                <w:szCs w:val="22"/>
+                <w:lang w:eastAsia="ru-RU"/>
+                <w14:ligatures w14:val="none"/>
+              </w:rPr>
+              <w:t>Состав компонентов</w:t>
+            </w:r>
+          </w:p>
+        </w:tc>
+        <w:tc>
+          <w:tcPr>
+            <w:tcW w:w="3543" w:type="dxa"/>
+            <w:tcBorders>
+              <w:top w:val="single" w:sz="4" w:space="0" w:color="auto"/>
+              <w:left w:val="nil"/>
+              <w:bottom w:val="single" w:sz="4" w:space="0" w:color="auto"/>
+              <w:right w:val="single" w:sz="4" w:space="0" w:color="auto"/>
+            </w:tcBorders>
+            <w:vAlign w:val="center"/>
+            <w:hideMark/>
+          </w:tcPr>
+          <w:p>
+            <w:pPr>
+              <w:spacing w:after="0" w:line="240" w:lineRule="auto"/>
+              <w:jc w:val="center"/>
+              <w:rPr>
+                <w:rFonts w:ascii="Calibri" w:eastAsia="Times New Roman" w:hAnsi="Calibri" w:cs="Calibri"/>
+                <w:b/>
+                <w:bCs/>
+                <w:color w:val="000000"/>
+                <w:kern w:val="0"/>
+                <w:sz w:val="22"/>
+                <w:szCs w:val="22"/>
+                <w:lang w:eastAsia="ru-RU"/>
+                <w14:ligatures w14:val="none"/>
+              </w:rPr>
+            </w:pPr>
+            <w:r>
+              <w:rPr>
+                <w:rFonts w:ascii="Calibri" w:eastAsia="Times New Roman" w:hAnsi="Calibri" w:cs="Calibri"/>
+                <w:b/>
+                <w:bCs/>
+                <w:color w:val="000000"/>
+                <w:kern w:val="0"/>
+                <w:sz w:val="22"/>
+                <w:szCs w:val="22"/>
+                <w:lang w:eastAsia="ru-RU"/>
+                <w14:ligatures w14:val="none"/>
+              </w:rPr>
+              <w:t>Назначение</w:t>
+            </w:r>
+          </w:p>
+        </w:tc>
+      </w:tr>
+      <w:tr>
+        <w:trPr>
+          <w:trHeight w:val="1152"/>
+        </w:trPr>
+        <w:tc>
+          <w:tcPr>
+            <w:tcW w:w="3114" w:type="dxa"/>
+            <w:tcBorders>
+              <w:top w:val="nil"/>
+              <w:left w:val="single" w:sz="4" w:space="0" w:color="auto"/>
+              <w:bottom w:val="single" w:sz="4" w:space="0" w:color="auto"/>
+              <w:right w:val="single" w:sz="4" w:space="0" w:color="auto"/>
+            </w:tcBorders>
+            <w:vAlign w:val="center"/>
+            <w:hideMark/>
+          </w:tcPr>
+          <w:p>
+            <w:pPr>
+              <w:spacing w:after="0" w:line="240" w:lineRule="auto"/>
+              <w:jc w:val="center"/>
+              <w:rPr>
+                <w:rFonts w:ascii="Calibri" w:eastAsia="Times New Roman" w:hAnsi="Calibri" w:cs="Calibri"/>
+                <w:color w:val="000000"/>
+                <w:kern w:val="0"/>
+                <w:sz w:val="22"/>
+                <w:szCs w:val="22"/>
+                <w:lang w:eastAsia="ru-RU"/>
+                <w14:ligatures w14:val="none"/>
+              </w:rPr>
+            </w:pPr>
+            <w:r>
+              <w:rPr>
+                <w:rFonts w:ascii="Calibri" w:eastAsia="Times New Roman" w:hAnsi="Calibri" w:cs="Calibri"/>
+                <w:color w:val="000000"/>
+                <w:kern w:val="0"/>
+                <w:sz w:val="22"/>
+                <w:szCs w:val="22"/>
+                <w:lang w:eastAsia="ru-RU"/>
+                <w14:ligatures w14:val="none"/>
+              </w:rPr>
+              <w:t>Верхний колонтитул</w:t>
+            </w:r>
+          </w:p>
+        </w:tc>
+        <w:tc>
+          <w:tcPr>
+            <w:tcW w:w="2977" w:type="dxa"/>
+            <w:tcBorders>
+              <w:top w:val="nil"/>
+              <w:left w:val="nil"/>
+              <w:bottom w:val="single" w:sz="4" w:space="0" w:color="auto"/>
+              <w:right w:val="single" w:sz="4" w:space="0" w:color="auto"/>
+            </w:tcBorders>
+            <w:vAlign w:val="center"/>
+            <w:hideMark/>
+          </w:tcPr>
+          <w:p>
+            <w:pPr>
+              <w:spacing w:after="0" w:line="240" w:lineRule="auto"/>
+              <w:jc w:val="center"/>
+              <w:rPr>
+                <w:rFonts w:ascii="Calibri" w:eastAsia="Times New Roman" w:hAnsi="Calibri" w:cs="Calibri"/>
+                <w:color w:val="000000"/>
+                <w:kern w:val="0"/>
+                <w:sz w:val="22"/>
+                <w:szCs w:val="22"/>
+                <w:lang w:eastAsia="ru-RU"/>
+                <w14:ligatures w14:val="none"/>
+              </w:rPr>
+            </w:pPr>
+            <w:r>
+              <w:rPr>
+                <w:rFonts w:ascii="Calibri" w:eastAsia="Times New Roman" w:hAnsi="Calibri" w:cs="Calibri"/>
+                <w:color w:val="000000"/>
+                <w:kern w:val="0"/>
+                <w:sz w:val="22"/>
+                <w:szCs w:val="22"/>
+                <w:lang w:eastAsia="ru-RU"/>
+                <w14:ligatures w14:val="none"/>
+              </w:rPr>
+              <w:t>Логотип, навигационное меню, кнопка авторизации</w:t>
+            </w:r>
+          </w:p>
+        </w:tc>
+        <w:tc>
+          <w:tcPr>
+            <w:tcW w:w="3543" w:type="dxa"/>
+            <w:tcBorders>
+              <w:top w:val="nil"/>
+              <w:left w:val="nil"/>
+              <w:bottom w:val="single" w:sz="4" w:space="0" w:color="auto"/>
+              <w:right w:val="single" w:sz="4" w:space="0" w:color="auto"/>
+            </w:tcBorders>
+            <w:vAlign w:val="center"/>
+            <w:hideMark/>
+          </w:tcPr>
+          <w:p>
+            <w:pPr>
+              <w:spacing w:after="0" w:line="240" w:lineRule="auto"/>
+              <w:jc w:val="center"/>
+              <w:rPr>
+                <w:rFonts w:ascii="Calibri" w:eastAsia="Times New Roman" w:hAnsi="Calibri" w:cs="Calibri"/>
+                <w:color w:val="000000"/>
+                <w:kern w:val="0"/>
+                <w:sz w:val="22"/>
+                <w:szCs w:val="22"/>
+                <w:lang w:eastAsia="ru-RU"/>
+                <w14:ligatures w14:val="none"/>
+              </w:rPr>
+            </w:pPr>
+            <w:r>
+              <w:rPr>
+                <w:rFonts w:ascii="Calibri" w:eastAsia="Times New Roman" w:hAnsi="Calibri" w:cs="Calibri"/>
+                <w:color w:val="000000"/>
+                <w:kern w:val="0"/>
+                <w:sz w:val="22"/>
+                <w:szCs w:val="22"/>
+                <w:lang w:eastAsia="ru-RU"/>
+                <w14:ligatures w14:val="none"/>
+              </w:rPr>
+              <w:t>Навигация по сайту и идентификация сервиса</w:t>
+            </w:r>
+          </w:p>
+        </w:tc>
+      </w:tr>
+      <w:tr>
+        <w:trPr>
+          <w:trHeight w:val="1152"/>
+        </w:trPr>
+        <w:tc>
+          <w:tcPr>
+            <w:tcW w:w="3114" w:type="dxa"/>
+            <w:tcBorders>
+              <w:top w:val="nil"/>
+              <w:left w:val="single" w:sz="4" w:space="0" w:color="auto"/>
+              <w:bottom w:val="single" w:sz="4" w:space="0" w:color="auto"/>
+              <w:right w:val="single" w:sz="4" w:space="0" w:color="auto"/>
+            </w:tcBorders>
+            <w:vAlign w:val="center"/>
+            <w:hideMark/>
+          </w:tcPr>
+          <w:p>
+            <w:pPr>
+              <w:spacing w:after="0" w:line="240" w:lineRule="auto"/>
+              <w:jc w:val="center"/>
+              <w:rPr>
+                <w:rFonts w:ascii="Calibri" w:eastAsia="Times New Roman" w:hAnsi="Calibri" w:cs="Calibri"/>
+                <w:color w:val="000000"/>
+                <w:kern w:val="0"/>
+                <w:sz w:val="22"/>
+                <w:szCs w:val="22"/>
+                <w:lang w:eastAsia="ru-RU"/>
+                <w14:ligatures w14:val="none"/>
+              </w:rPr>
+            </w:pPr>
+            <w:r>
+              <w:rPr>
+                <w:rFonts w:ascii="Calibri" w:eastAsia="Times New Roman" w:hAnsi="Calibri" w:cs="Calibri"/>
+                <w:color w:val="000000"/>
+                <w:kern w:val="0"/>
+                <w:sz w:val="22"/>
+                <w:szCs w:val="22"/>
+                <w:lang w:eastAsia="ru-RU"/>
+                <w14:ligatures w14:val="none"/>
+              </w:rPr>
+              <w:lastRenderedPageBreak/>
+              <w:t>Главная страница</w:t>
+            </w:r>
+          </w:p>
+        </w:tc>
+        <w:tc>
+          <w:tcPr>
+            <w:tcW w:w="2977" w:type="dxa"/>
+            <w:tcBorders>
+              <w:top w:val="nil"/>
+              <w:left w:val="nil"/>
+              <w:bottom w:val="single" w:sz="4" w:space="0" w:color="auto"/>
+              <w:right w:val="single" w:sz="4" w:space="0" w:color="auto"/>
+            </w:tcBorders>
+            <w:vAlign w:val="center"/>
+            <w:hideMark/>
+          </w:tcPr>
+          <w:p>
+            <w:pPr>
+              <w:spacing w:after="0" w:line="240" w:lineRule="auto"/>
+              <w:jc w:val="center"/>
+              <w:rPr>
+                <w:rFonts w:ascii="Calibri" w:eastAsia="Times New Roman" w:hAnsi="Calibri" w:cs="Calibri"/>
+                <w:color w:val="000000"/>
+                <w:kern w:val="0"/>
+                <w:sz w:val="22"/>
+                <w:szCs w:val="22"/>
+                <w:lang w:eastAsia="ru-RU"/>
+                <w14:ligatures w14:val="none"/>
+              </w:rPr>
+            </w:pPr>
+            <w:r>
+              <w:rPr>
+                <w:rFonts w:ascii="Calibri" w:eastAsia="Times New Roman" w:hAnsi="Calibri" w:cs="Calibri"/>
+                <w:color w:val="000000"/>
+                <w:kern w:val="0"/>
+                <w:sz w:val="22"/>
+                <w:szCs w:val="22"/>
+                <w:lang w:eastAsia="ru-RU"/>
+                <w14:ligatures w14:val="none"/>
+              </w:rPr>
+              <w:t>Заголовок, описание сервиса, карточки услуг и тарифов</w:t>
+            </w:r>
+          </w:p>
+        </w:tc>
+        <w:tc>
+          <w:tcPr>
+            <w:tcW w:w="3543" w:type="dxa"/>
+            <w:tcBorders>
+              <w:top w:val="nil"/>
+              <w:left w:val="nil"/>
+              <w:bottom w:val="single" w:sz="4" w:space="0" w:color="auto"/>
+              <w:right w:val="single" w:sz="4" w:space="0" w:color="auto"/>
+            </w:tcBorders>
+            <w:vAlign w:val="center"/>
+            <w:hideMark/>
+          </w:tcPr>
+          <w:p>
+            <w:pPr>
+              <w:spacing w:after="0" w:line="240" w:lineRule="auto"/>
+              <w:jc w:val="center"/>
+              <w:rPr>
+                <w:rFonts w:ascii="Calibri" w:eastAsia="Times New Roman" w:hAnsi="Calibri" w:cs="Calibri"/>
+                <w:color w:val="000000"/>
+                <w:kern w:val="0"/>
+                <w:sz w:val="22"/>
+                <w:szCs w:val="22"/>
+                <w:lang w:eastAsia="ru-RU"/>
+                <w14:ligatures w14:val="none"/>
+              </w:rPr>
+            </w:pPr>
+            <w:r>
+              <w:rPr>
+                <w:rFonts w:ascii="Calibri" w:eastAsia="Times New Roman" w:hAnsi="Calibri" w:cs="Calibri"/>
+                <w:color w:val="000000"/>
+                <w:kern w:val="0"/>
+                <w:sz w:val="22"/>
+                <w:szCs w:val="22"/>
+                <w:lang w:eastAsia="ru-RU"/>
+                <w14:ligatures w14:val="none"/>
+              </w:rPr>
+              <w:t>Ознакомление пользователей с возможностями системы</w:t>
+            </w:r>
+          </w:p>
+        </w:tc>
+      </w:tr>
+      <w:tr>
+        <w:trPr>
+          <w:trHeight w:val="1152"/>
+        </w:trPr>
+        <w:tc>
+          <w:tcPr>
+            <w:tcW w:w="3114" w:type="dxa"/>
+            <w:tcBorders>
+              <w:top w:val="nil"/>
+              <w:left w:val="single" w:sz="4" w:space="0" w:color="auto"/>
+              <w:bottom w:val="single" w:sz="4" w:space="0" w:color="auto"/>
+              <w:right w:val="single" w:sz="4" w:space="0" w:color="auto"/>
+            </w:tcBorders>
+            <w:vAlign w:val="center"/>
+            <w:hideMark/>
+          </w:tcPr>
+          <w:p>
+            <w:pPr>
+              <w:spacing w:after="0" w:line="240" w:lineRule="auto"/>
+              <w:jc w:val="center"/>
+              <w:rPr>
+                <w:rFonts w:ascii="Calibri" w:eastAsia="Times New Roman" w:hAnsi="Calibri" w:cs="Calibri"/>
+                <w:color w:val="000000"/>
+                <w:kern w:val="0"/>
+                <w:sz w:val="22"/>
+                <w:szCs w:val="22"/>
+                <w:lang w:eastAsia="ru-RU"/>
+                <w14:ligatures w14:val="none"/>
+              </w:rPr>
+            </w:pPr>
+            <w:r>
+              <w:rPr>
+                <w:rFonts w:ascii="Calibri" w:eastAsia="Times New Roman" w:hAnsi="Calibri" w:cs="Calibri"/>
+                <w:color w:val="000000"/>
+                <w:kern w:val="0"/>
+                <w:sz w:val="22"/>
+                <w:szCs w:val="22"/>
+                <w:lang w:eastAsia="ru-RU"/>
+                <w14:ligatures w14:val="none"/>
+              </w:rPr>
+              <w:t>Страница услуг</w:t>
+            </w:r>
+          </w:p>
+        </w:tc>
+        <w:tc>
+          <w:tcPr>
+            <w:tcW w:w="2977" w:type="dxa"/>
+            <w:tcBorders>
+              <w:top w:val="nil"/>
+              <w:left w:val="nil"/>
+              <w:bottom w:val="single" w:sz="4" w:space="0" w:color="auto"/>
+              <w:right w:val="single" w:sz="4" w:space="0" w:color="auto"/>
+            </w:tcBorders>
+            <w:vAlign w:val="center"/>
+            <w:hideMark/>
+          </w:tcPr>
+          <w:p>
+            <w:pPr>
+              <w:spacing w:after="0" w:line="240" w:lineRule="auto"/>
+              <w:jc w:val="center"/>
+              <w:rPr>
+                <w:rFonts w:ascii="Calibri" w:eastAsia="Times New Roman" w:hAnsi="Calibri" w:cs="Calibri"/>
+                <w:color w:val="000000"/>
+                <w:kern w:val="0"/>
+                <w:sz w:val="22"/>
+                <w:szCs w:val="22"/>
+                <w:lang w:eastAsia="ru-RU"/>
+                <w14:ligatures w14:val="none"/>
+              </w:rPr>
+            </w:pPr>
+            <w:r>
+              <w:rPr>
+                <w:rFonts w:ascii="Calibri" w:eastAsia="Times New Roman" w:hAnsi="Calibri" w:cs="Calibri"/>
+                <w:color w:val="000000"/>
+                <w:kern w:val="0"/>
+                <w:sz w:val="22"/>
+                <w:szCs w:val="22"/>
+                <w:lang w:eastAsia="ru-RU"/>
+                <w14:ligatures w14:val="none"/>
+              </w:rPr>
+              <w:t>Карточки услуг с описанием и кнопками оформления</w:t>
+            </w:r>
+          </w:p>
+        </w:tc>
+        <w:tc>
+          <w:tcPr>
+            <w:tcW w:w="3543" w:type="dxa"/>
+            <w:tcBorders>
+              <w:top w:val="nil"/>
+              <w:left w:val="nil"/>
+              <w:bottom w:val="single" w:sz="4" w:space="0" w:color="auto"/>
+              <w:right w:val="single" w:sz="4" w:space="0" w:color="auto"/>
+            </w:tcBorders>
+            <w:vAlign w:val="center"/>
+            <w:hideMark/>
+          </w:tcPr>
+          <w:p>
+            <w:pPr>
+              <w:spacing w:after="0" w:line="240" w:lineRule="auto"/>
+              <w:jc w:val="center"/>
+              <w:rPr>
+                <w:rFonts w:ascii="Calibri" w:eastAsia="Times New Roman" w:hAnsi="Calibri" w:cs="Calibri"/>
+                <w:color w:val="000000"/>
+                <w:kern w:val="0"/>
+                <w:sz w:val="22"/>
+                <w:szCs w:val="22"/>
+                <w:lang w:eastAsia="ru-RU"/>
+                <w14:ligatures w14:val="none"/>
+              </w:rPr>
+            </w:pPr>
+            <w:r>
+              <w:rPr>
+                <w:rFonts w:ascii="Calibri" w:eastAsia="Times New Roman" w:hAnsi="Calibri" w:cs="Calibri"/>
+                <w:color w:val="000000"/>
+                <w:kern w:val="0"/>
+                <w:sz w:val="22"/>
+                <w:szCs w:val="22"/>
+                <w:lang w:eastAsia="ru-RU"/>
+                <w14:ligatures w14:val="none"/>
+              </w:rPr>
+              <w:t>Предоставление информации об услугах</w:t>
+            </w:r>
+          </w:p>
+        </w:tc>
+      </w:tr>
+      <w:tr>
+        <w:trPr>
+          <w:trHeight w:val="864"/>
+        </w:trPr>
+        <w:tc>
+          <w:tcPr>
+            <w:tcW w:w="3114" w:type="dxa"/>
+            <w:tcBorders>
+              <w:top w:val="nil"/>
+              <w:left w:val="single" w:sz="4" w:space="0" w:color="auto"/>
+              <w:bottom w:val="single" w:sz="4" w:space="0" w:color="auto"/>
+              <w:right w:val="single" w:sz="4" w:space="0" w:color="auto"/>
+            </w:tcBorders>
+            <w:vAlign w:val="center"/>
+            <w:hideMark/>
+          </w:tcPr>
+          <w:p>
+            <w:pPr>
+              <w:spacing w:after="0" w:line="240" w:lineRule="auto"/>
+              <w:jc w:val="center"/>
+              <w:rPr>
+                <w:rFonts w:ascii="Calibri" w:eastAsia="Times New Roman" w:hAnsi="Calibri" w:cs="Calibri"/>
+                <w:color w:val="000000"/>
+                <w:kern w:val="0"/>
+                <w:sz w:val="22"/>
+                <w:szCs w:val="22"/>
+                <w:lang w:eastAsia="ru-RU"/>
+                <w14:ligatures w14:val="none"/>
+              </w:rPr>
+            </w:pPr>
+            <w:r>
+              <w:rPr>
+                <w:rFonts w:ascii="Calibri" w:eastAsia="Times New Roman" w:hAnsi="Calibri" w:cs="Calibri"/>
+                <w:color w:val="000000"/>
+                <w:kern w:val="0"/>
+                <w:sz w:val="22"/>
+                <w:szCs w:val="22"/>
+                <w:lang w:eastAsia="ru-RU"/>
+                <w14:ligatures w14:val="none"/>
+              </w:rPr>
+              <w:t>Страница тарифов</w:t>
+            </w:r>
+          </w:p>
+        </w:tc>
+        <w:tc>
+          <w:tcPr>
+            <w:tcW w:w="2977" w:type="dxa"/>
+            <w:tcBorders>
+              <w:top w:val="nil"/>
+              <w:left w:val="nil"/>
+              <w:bottom w:val="single" w:sz="4" w:space="0" w:color="auto"/>
+              <w:right w:val="single" w:sz="4" w:space="0" w:color="auto"/>
+            </w:tcBorders>
+            <w:vAlign w:val="center"/>
+            <w:hideMark/>
+          </w:tcPr>
+          <w:p>
+            <w:pPr>
+              <w:spacing w:after="0" w:line="240" w:lineRule="auto"/>
+              <w:jc w:val="center"/>
+              <w:rPr>
+                <w:rFonts w:ascii="Calibri" w:eastAsia="Times New Roman" w:hAnsi="Calibri" w:cs="Calibri"/>
+                <w:color w:val="000000"/>
+                <w:kern w:val="0"/>
+                <w:sz w:val="22"/>
+                <w:szCs w:val="22"/>
+                <w:lang w:eastAsia="ru-RU"/>
+                <w14:ligatures w14:val="none"/>
+              </w:rPr>
+            </w:pPr>
+            <w:r>
+              <w:rPr>
+                <w:rFonts w:ascii="Calibri" w:eastAsia="Times New Roman" w:hAnsi="Calibri" w:cs="Calibri"/>
+                <w:color w:val="000000"/>
+                <w:kern w:val="0"/>
+                <w:sz w:val="22"/>
+                <w:szCs w:val="22"/>
+                <w:lang w:eastAsia="ru-RU"/>
+                <w14:ligatures w14:val="none"/>
+              </w:rPr>
+              <w:t>Карточки тарифных планов</w:t>
+            </w:r>
+          </w:p>
+        </w:tc>
+        <w:tc>
+          <w:tcPr>
+            <w:tcW w:w="3543" w:type="dxa"/>
+            <w:tcBorders>
+              <w:top w:val="nil"/>
+              <w:left w:val="nil"/>
+              <w:bottom w:val="single" w:sz="4" w:space="0" w:color="auto"/>
+              <w:right w:val="single" w:sz="4" w:space="0" w:color="auto"/>
+            </w:tcBorders>
+            <w:vAlign w:val="center"/>
+            <w:hideMark/>
+          </w:tcPr>
+          <w:p>
+            <w:pPr>
+              <w:spacing w:after="0" w:line="240" w:lineRule="auto"/>
+              <w:jc w:val="center"/>
+              <w:rPr>
+                <w:rFonts w:ascii="Calibri" w:eastAsia="Times New Roman" w:hAnsi="Calibri" w:cs="Calibri"/>
+                <w:color w:val="000000"/>
+                <w:kern w:val="0"/>
+                <w:sz w:val="22"/>
+                <w:szCs w:val="22"/>
+                <w:lang w:eastAsia="ru-RU"/>
+                <w14:ligatures w14:val="none"/>
+              </w:rPr>
+            </w:pPr>
+            <w:r>
+              <w:rPr>
+                <w:rFonts w:ascii="Calibri" w:eastAsia="Times New Roman" w:hAnsi="Calibri" w:cs="Calibri"/>
+                <w:color w:val="000000"/>
+                <w:kern w:val="0"/>
+                <w:sz w:val="22"/>
+                <w:szCs w:val="22"/>
+                <w:lang w:eastAsia="ru-RU"/>
+                <w14:ligatures w14:val="none"/>
+              </w:rPr>
+              <w:t>Ознакомление пользователей с тарифами</w:t>
+            </w:r>
+          </w:p>
+        </w:tc>
+      </w:tr>
+      <w:tr>
+        <w:trPr>
+          <w:trHeight w:val="1440"/>
+        </w:trPr>
+        <w:tc>
+          <w:tcPr>
+            <w:tcW w:w="3114" w:type="dxa"/>
+            <w:tcBorders>
+              <w:top w:val="nil"/>
+              <w:left w:val="single" w:sz="4" w:space="0" w:color="auto"/>
+              <w:bottom w:val="single" w:sz="4" w:space="0" w:color="auto"/>
+              <w:right w:val="single" w:sz="4" w:space="0" w:color="auto"/>
+            </w:tcBorders>
+            <w:vAlign w:val="center"/>
+            <w:hideMark/>
+          </w:tcPr>
+          <w:p>
+            <w:pPr>
+              <w:spacing w:after="0" w:line="240" w:lineRule="auto"/>
+              <w:jc w:val="center"/>
+              <w:rPr>
+                <w:rFonts w:ascii="Calibri" w:eastAsia="Times New Roman" w:hAnsi="Calibri" w:cs="Calibri"/>
+                <w:color w:val="000000"/>
+                <w:kern w:val="0"/>
+                <w:sz w:val="22"/>
+                <w:szCs w:val="22"/>
+                <w:lang w:eastAsia="ru-RU"/>
+                <w14:ligatures w14:val="none"/>
+              </w:rPr>
+            </w:pPr>
+            <w:r>
+              <w:rPr>
+                <w:rFonts w:ascii="Calibri" w:eastAsia="Times New Roman" w:hAnsi="Calibri" w:cs="Calibri"/>
+                <w:color w:val="000000"/>
+                <w:kern w:val="0"/>
+                <w:sz w:val="22"/>
+                <w:szCs w:val="22"/>
+                <w:lang w:eastAsia="ru-RU"/>
+                <w14:ligatures w14:val="none"/>
+              </w:rPr>
+              <w:t>Форма оформления заказа</w:t>
+            </w:r>
+          </w:p>
+        </w:tc>
+        <w:tc>
+          <w:tcPr>
+            <w:tcW w:w="2977" w:type="dxa"/>
+            <w:tcBorders>
+              <w:top w:val="nil"/>
+              <w:left w:val="nil"/>
+              <w:bottom w:val="single" w:sz="4" w:space="0" w:color="auto"/>
+              <w:right w:val="single" w:sz="4" w:space="0" w:color="auto"/>
+            </w:tcBorders>
+            <w:vAlign w:val="center"/>
+            <w:hideMark/>
+          </w:tcPr>
+          <w:p>
+            <w:pPr>
+              <w:spacing w:after="0" w:line="240" w:lineRule="auto"/>
+              <w:jc w:val="center"/>
+              <w:rPr>
+                <w:rFonts w:ascii="Calibri" w:eastAsia="Times New Roman" w:hAnsi="Calibri" w:cs="Calibri"/>
+                <w:color w:val="000000"/>
+                <w:kern w:val="0"/>
+                <w:sz w:val="22"/>
+                <w:szCs w:val="22"/>
+                <w:lang w:eastAsia="ru-RU"/>
+                <w14:ligatures w14:val="none"/>
+              </w:rPr>
+            </w:pPr>
+            <w:r>
+              <w:rPr>
+                <w:rFonts w:ascii="Calibri" w:eastAsia="Times New Roman" w:hAnsi="Calibri" w:cs="Calibri"/>
+                <w:color w:val="000000"/>
+                <w:kern w:val="0"/>
+                <w:sz w:val="22"/>
+                <w:szCs w:val="22"/>
+                <w:lang w:eastAsia="ru-RU"/>
+                <w14:ligatures w14:val="none"/>
+              </w:rPr>
+              <w:t>Выбор услуги, ввод текста сообщения и адреса получателя</w:t>
+            </w:r>
+          </w:p>
+        </w:tc>
+        <w:tc>
+          <w:tcPr>
+            <w:tcW w:w="3543" w:type="dxa"/>
+            <w:tcBorders>
+              <w:top w:val="nil"/>
+              <w:left w:val="nil"/>
+              <w:bottom w:val="single" w:sz="4" w:space="0" w:color="auto"/>
+              <w:right w:val="single" w:sz="4" w:space="0" w:color="auto"/>
+            </w:tcBorders>
+            <w:vAlign w:val="center"/>
+            <w:hideMark/>
+          </w:tcPr>
+          <w:p>
+            <w:pPr>
+              <w:spacing w:after="0" w:line="240" w:lineRule="auto"/>
+              <w:jc w:val="center"/>
+              <w:rPr>
+                <w:rFonts w:ascii="Calibri" w:eastAsia="Times New Roman" w:hAnsi="Calibri" w:cs="Calibri"/>
+                <w:color w:val="000000"/>
+                <w:kern w:val="0"/>
+                <w:sz w:val="22"/>
+                <w:szCs w:val="22"/>
+                <w:lang w:eastAsia="ru-RU"/>
+                <w14:ligatures w14:val="none"/>
+              </w:rPr>
+            </w:pPr>
+            <w:r>
+              <w:rPr>
+                <w:rFonts w:ascii="Calibri" w:eastAsia="Times New Roman" w:hAnsi="Calibri" w:cs="Calibri"/>
+                <w:color w:val="000000"/>
+                <w:kern w:val="0"/>
+                <w:sz w:val="22"/>
+                <w:szCs w:val="22"/>
+                <w:lang w:eastAsia="ru-RU"/>
+                <w14:ligatures w14:val="none"/>
+              </w:rPr>
+              <w:t>Создание нового заказа</w:t>
+            </w:r>
+          </w:p>
+        </w:tc>
+      </w:tr>
+      <w:tr>
+        <w:trPr>
+          <w:trHeight w:val="1152"/>
+        </w:trPr>
+        <w:tc>
+          <w:tcPr>
+            <w:tcW w:w="3114" w:type="dxa"/>
+            <w:tcBorders>
+              <w:top w:val="nil"/>
+              <w:left w:val="single" w:sz="4" w:space="0" w:color="auto"/>
+              <w:bottom w:val="single" w:sz="4" w:space="0" w:color="auto"/>
+              <w:right w:val="single" w:sz="4" w:space="0" w:color="auto"/>
+            </w:tcBorders>
+            <w:vAlign w:val="center"/>
+            <w:hideMark/>
+          </w:tcPr>
+          <w:p>
+            <w:pPr>
+              <w:spacing w:after="0" w:line="240" w:lineRule="auto"/>
+              <w:jc w:val="center"/>
+              <w:rPr>
+                <w:rFonts w:ascii="Calibri" w:eastAsia="Times New Roman" w:hAnsi="Calibri" w:cs="Calibri"/>
+                <w:color w:val="000000"/>
+                <w:kern w:val="0"/>
+                <w:sz w:val="22"/>
+                <w:szCs w:val="22"/>
+                <w:lang w:eastAsia="ru-RU"/>
+                <w14:ligatures w14:val="none"/>
+              </w:rPr>
+            </w:pPr>
+            <w:r>
+              <w:rPr>
+                <w:rFonts w:ascii="Calibri" w:eastAsia="Times New Roman" w:hAnsi="Calibri" w:cs="Calibri"/>
+                <w:color w:val="000000"/>
+                <w:kern w:val="0"/>
+                <w:sz w:val="22"/>
+                <w:szCs w:val="22"/>
+                <w:lang w:eastAsia="ru-RU"/>
+                <w14:ligatures w14:val="none"/>
+              </w:rPr>
+              <w:t>Страница авторизации</w:t>
+            </w:r>
+          </w:p>
+        </w:tc>
+        <w:tc>
+          <w:tcPr>
+            <w:tcW w:w="2977" w:type="dxa"/>
+            <w:tcBorders>
+              <w:top w:val="nil"/>
+              <w:left w:val="nil"/>
+              <w:bottom w:val="single" w:sz="4" w:space="0" w:color="auto"/>
+              <w:right w:val="single" w:sz="4" w:space="0" w:color="auto"/>
+            </w:tcBorders>
+            <w:vAlign w:val="center"/>
+            <w:hideMark/>
+          </w:tcPr>
+          <w:p>
+            <w:pPr>
+              <w:spacing w:after="0" w:line="240" w:lineRule="auto"/>
+              <w:jc w:val="center"/>
+              <w:rPr>
+                <w:rFonts w:ascii="Calibri" w:eastAsia="Times New Roman" w:hAnsi="Calibri" w:cs="Calibri"/>
+                <w:color w:val="000000"/>
+                <w:kern w:val="0"/>
+                <w:sz w:val="22"/>
+                <w:szCs w:val="22"/>
+                <w:lang w:eastAsia="ru-RU"/>
+                <w14:ligatures w14:val="none"/>
+              </w:rPr>
+            </w:pPr>
+            <w:r>
+              <w:rPr>
+                <w:rFonts w:ascii="Calibri" w:eastAsia="Times New Roman" w:hAnsi="Calibri" w:cs="Calibri"/>
+                <w:color w:val="000000"/>
+                <w:kern w:val="0"/>
+                <w:sz w:val="22"/>
+                <w:szCs w:val="22"/>
+                <w:lang w:eastAsia="ru-RU"/>
+                <w14:ligatures w14:val="none"/>
+              </w:rPr>
+              <w:t>Поля ввода логина и пароля, форма регистрации</w:t>
+            </w:r>
+          </w:p>
+        </w:tc>
+        <w:tc>
+          <w:tcPr>
+            <w:tcW w:w="3543" w:type="dxa"/>
+            <w:tcBorders>
+              <w:top w:val="nil"/>
+              <w:left w:val="nil"/>
+              <w:bottom w:val="single" w:sz="4" w:space="0" w:color="auto"/>
+              <w:right w:val="single" w:sz="4" w:space="0" w:color="auto"/>
+            </w:tcBorders>
+            <w:vAlign w:val="center"/>
+            <w:hideMark/>
+          </w:tcPr>
+          <w:p>
+            <w:pPr>
+              <w:spacing w:after="0" w:line="240" w:lineRule="auto"/>
+              <w:jc w:val="center"/>
+              <w:rPr>
+                <w:rFonts w:ascii="Calibri" w:eastAsia="Times New Roman" w:hAnsi="Calibri" w:cs="Calibri"/>
+                <w:color w:val="000000"/>
+                <w:kern w:val="0"/>
+                <w:sz w:val="22"/>
+                <w:szCs w:val="22"/>
+                <w:lang w:eastAsia="ru-RU"/>
+                <w14:ligatures w14:val="none"/>
+              </w:rPr>
+            </w:pPr>
+            <w:r>
+              <w:rPr>
+                <w:rFonts w:ascii="Calibri" w:eastAsia="Times New Roman" w:hAnsi="Calibri" w:cs="Calibri"/>
+                <w:color w:val="000000"/>
+                <w:kern w:val="0"/>
+                <w:sz w:val="22"/>
+                <w:szCs w:val="22"/>
+                <w:lang w:eastAsia="ru-RU"/>
+                <w14:ligatures w14:val="none"/>
+              </w:rPr>
+              <w:t>Доступ пользователей к системе</w:t>
+            </w:r>
+          </w:p>
+        </w:tc>
+      </w:tr>
+      <w:tr>
+        <w:trPr>
+          <w:trHeight w:val="1152"/>
+        </w:trPr>
+        <w:tc>
+          <w:tcPr>
+            <w:tcW w:w="3114" w:type="dxa"/>
+            <w:tcBorders>
+              <w:top w:val="nil"/>
+              <w:left w:val="single" w:sz="4" w:space="0" w:color="auto"/>
+              <w:bottom w:val="single" w:sz="4" w:space="0" w:color="auto"/>
+              <w:right w:val="single" w:sz="4" w:space="0" w:color="auto"/>
+            </w:tcBorders>
+            <w:vAlign w:val="center"/>
+            <w:hideMark/>
+          </w:tcPr>
+          <w:p>
+            <w:pPr>
+              <w:spacing w:after="0" w:line="240" w:lineRule="auto"/>
+              <w:jc w:val="center"/>
+              <w:rPr>
+                <w:rFonts w:ascii="Calibri" w:eastAsia="Times New Roman" w:hAnsi="Calibri" w:cs="Calibri"/>
+                <w:color w:val="000000"/>
+                <w:kern w:val="0"/>
+                <w:sz w:val="22"/>
+                <w:szCs w:val="22"/>
+                <w:lang w:eastAsia="ru-RU"/>
+                <w14:ligatures w14:val="none"/>
+              </w:rPr>
+            </w:pPr>
+            <w:r>
+              <w:rPr>
+                <w:rFonts w:ascii="Calibri" w:eastAsia="Times New Roman" w:hAnsi="Calibri" w:cs="Calibri"/>
+                <w:color w:val="000000"/>
+                <w:kern w:val="0"/>
+                <w:sz w:val="22"/>
+                <w:szCs w:val="22"/>
+                <w:lang w:eastAsia="ru-RU"/>
+                <w14:ligatures w14:val="none"/>
+              </w:rPr>
+              <w:t>Административная панель</w:t>
+            </w:r>
+          </w:p>
+        </w:tc>
+        <w:tc>
+          <w:tcPr>
+            <w:tcW w:w="2977" w:type="dxa"/>
+            <w:tcBorders>
+              <w:top w:val="nil"/>
+              <w:left w:val="nil"/>
+              <w:bottom w:val="single" w:sz="4" w:space="0" w:color="auto"/>
+              <w:right w:val="single" w:sz="4" w:space="0" w:color="auto"/>
+            </w:tcBorders>
+            <w:vAlign w:val="center"/>
+            <w:hideMark/>
+          </w:tcPr>
+          <w:p>
+            <w:pPr>
+              <w:spacing w:after="0" w:line="240" w:lineRule="auto"/>
+              <w:jc w:val="center"/>
+              <w:rPr>
+                <w:rFonts w:ascii="Calibri" w:eastAsia="Times New Roman" w:hAnsi="Calibri" w:cs="Calibri"/>
+                <w:color w:val="000000"/>
+                <w:kern w:val="0"/>
+                <w:sz w:val="22"/>
+                <w:szCs w:val="22"/>
+                <w:lang w:eastAsia="ru-RU"/>
+                <w14:ligatures w14:val="none"/>
+              </w:rPr>
+            </w:pPr>
+            <w:r>
+              <w:rPr>
+                <w:rFonts w:ascii="Calibri" w:eastAsia="Times New Roman" w:hAnsi="Calibri" w:cs="Calibri"/>
+                <w:color w:val="000000"/>
+                <w:kern w:val="0"/>
+                <w:sz w:val="22"/>
+                <w:szCs w:val="22"/>
+                <w:lang w:eastAsia="ru-RU"/>
+                <w14:ligatures w14:val="none"/>
+              </w:rPr>
+              <w:t>Список заказов, управление статусами, история заказов</w:t>
+            </w:r>
+          </w:p>
+        </w:tc>
+        <w:tc>
+          <w:tcPr>
+            <w:tcW w:w="3543" w:type="dxa"/>
+            <w:tcBorders>
+              <w:top w:val="nil"/>
+              <w:left w:val="nil"/>
+              <w:bottom w:val="single" w:sz="4" w:space="0" w:color="auto"/>
+              <w:right w:val="single" w:sz="4" w:space="0" w:color="auto"/>
+            </w:tcBorders>
+            <w:vAlign w:val="center"/>
+            <w:hideMark/>
+          </w:tcPr>
+          <w:p>
+            <w:pPr>
+              <w:spacing w:after="0" w:line="240" w:lineRule="auto"/>
+              <w:jc w:val="center"/>
+              <w:rPr>
+                <w:rFonts w:ascii="Calibri" w:eastAsia="Times New Roman" w:hAnsi="Calibri" w:cs="Calibri"/>
+                <w:color w:val="000000"/>
+                <w:kern w:val="0"/>
+                <w:sz w:val="22"/>
+                <w:szCs w:val="22"/>
+                <w:lang w:eastAsia="ru-RU"/>
+                <w14:ligatures w14:val="none"/>
+              </w:rPr>
+            </w:pPr>
+            <w:r>
+              <w:rPr>
+                <w:rFonts w:ascii="Calibri" w:eastAsia="Times New Roman" w:hAnsi="Calibri" w:cs="Calibri"/>
+                <w:color w:val="000000"/>
+                <w:kern w:val="0"/>
+                <w:sz w:val="22"/>
+                <w:szCs w:val="22"/>
+                <w:lang w:eastAsia="ru-RU"/>
+                <w14:ligatures w14:val="none"/>
+              </w:rPr>
+              <w:t>Администрирование системы</w:t>
+            </w:r>
+          </w:p>
+        </w:tc>
+      </w:tr>
+      <w:tr>
+        <w:trPr>
+          <w:trHeight w:val="1152"/>
+        </w:trPr>
+        <w:tc>
+          <w:tcPr>
+            <w:tcW w:w="3114" w:type="dxa"/>
+            <w:tcBorders>
+              <w:top w:val="nil"/>
+              <w:left w:val="single" w:sz="4" w:space="0" w:color="auto"/>
+              <w:bottom w:val="single" w:sz="4" w:space="0" w:color="auto"/>
+              <w:right w:val="single" w:sz="4" w:space="0" w:color="auto"/>
+            </w:tcBorders>
+            <w:vAlign w:val="center"/>
+            <w:hideMark/>
+          </w:tcPr>
+          <w:p>
+            <w:pPr>
+              <w:spacing w:after="0" w:line="240" w:lineRule="auto"/>
+              <w:jc w:val="center"/>
+              <w:rPr>
+                <w:rFonts w:ascii="Calibri" w:eastAsia="Times New Roman" w:hAnsi="Calibri" w:cs="Calibri"/>
+                <w:color w:val="000000"/>
+                <w:kern w:val="0"/>
+                <w:sz w:val="22"/>
+                <w:szCs w:val="22"/>
+                <w:lang w:eastAsia="ru-RU"/>
+                <w14:ligatures w14:val="none"/>
+              </w:rPr>
+            </w:pPr>
+            <w:r>
+              <w:rPr>
+                <w:rFonts w:ascii="Calibri" w:eastAsia="Times New Roman" w:hAnsi="Calibri" w:cs="Calibri"/>
+                <w:color w:val="000000"/>
+                <w:kern w:val="0"/>
+                <w:sz w:val="22"/>
+                <w:szCs w:val="22"/>
+                <w:lang w:eastAsia="ru-RU"/>
+                <w14:ligatures w14:val="none"/>
+              </w:rPr>
+              <w:t>Нижний колонтитул</w:t>
+            </w:r>
+          </w:p>
+        </w:tc>
+        <w:tc>
+          <w:tcPr>
+            <w:tcW w:w="2977" w:type="dxa"/>
+            <w:tcBorders>
+              <w:top w:val="nil"/>
+              <w:left w:val="nil"/>
+              <w:bottom w:val="single" w:sz="4" w:space="0" w:color="auto"/>
+              <w:right w:val="single" w:sz="4" w:space="0" w:color="auto"/>
+            </w:tcBorders>
+            <w:vAlign w:val="center"/>
+            <w:hideMark/>
+          </w:tcPr>
+          <w:p>
+            <w:pPr>
+              <w:spacing w:after="0" w:line="240" w:lineRule="auto"/>
+              <w:jc w:val="center"/>
+              <w:rPr>
+                <w:rFonts w:ascii="Calibri" w:eastAsia="Times New Roman" w:hAnsi="Calibri" w:cs="Calibri"/>
+                <w:color w:val="000000"/>
+                <w:kern w:val="0"/>
+                <w:sz w:val="22"/>
+                <w:szCs w:val="22"/>
+                <w:lang w:eastAsia="ru-RU"/>
+                <w14:ligatures w14:val="none"/>
+              </w:rPr>
+            </w:pPr>
+            <w:r>
+              <w:rPr>
+                <w:rFonts w:ascii="Calibri" w:eastAsia="Times New Roman" w:hAnsi="Calibri" w:cs="Calibri"/>
+                <w:color w:val="000000"/>
+                <w:kern w:val="0"/>
+                <w:sz w:val="22"/>
+                <w:szCs w:val="22"/>
+                <w:lang w:eastAsia="ru-RU"/>
+                <w14:ligatures w14:val="none"/>
+              </w:rPr>
+              <w:t>Контактная информация и дополнительные ссылки</w:t>
+            </w:r>
+          </w:p>
+        </w:tc>
+        <w:tc>
+          <w:tcPr>
+            <w:tcW w:w="3543" w:type="dxa"/>
+            <w:tcBorders>
+              <w:top w:val="nil"/>
+              <w:left w:val="nil"/>
+              <w:bottom w:val="single" w:sz="4" w:space="0" w:color="auto"/>
+              <w:right w:val="single" w:sz="4" w:space="0" w:color="auto"/>
+            </w:tcBorders>
+            <w:vAlign w:val="center"/>
+            <w:hideMark/>
+          </w:tcPr>
+          <w:p>
+            <w:pPr>
+              <w:spacing w:after="0" w:line="240" w:lineRule="auto"/>
+              <w:jc w:val="center"/>
+              <w:rPr>
+                <w:rFonts w:ascii="Calibri" w:eastAsia="Times New Roman" w:hAnsi="Calibri" w:cs="Calibri"/>
+                <w:color w:val="000000"/>
+                <w:kern w:val="0"/>
+                <w:sz w:val="22"/>
+                <w:szCs w:val="22"/>
+                <w:lang w:eastAsia="ru-RU"/>
+                <w14:ligatures w14:val="none"/>
+              </w:rPr>
+            </w:pPr>
+            <w:r>
+              <w:rPr>
+                <w:rFonts w:ascii="Calibri" w:eastAsia="Times New Roman" w:hAnsi="Calibri" w:cs="Calibri"/>
+                <w:color w:val="000000"/>
+                <w:kern w:val="0"/>
+                <w:sz w:val="22"/>
+                <w:szCs w:val="22"/>
+                <w:lang w:eastAsia="ru-RU"/>
+                <w14:ligatures w14:val="none"/>
+              </w:rPr>
+              <w:t>Предоставление справочной информации</w:t>
+            </w:r>
+          </w:p>
+        </w:tc>
+      </w:tr>
+    </w:tbl>
+    <w:p>
+      <w:pPr>
+        <w:spacing w:after="0" w:line="360" w:lineRule="auto"/>
+        <w:ind w:firstLine="709"/>
+        <w:jc w:val="both"/>
+      </w:pPr>
+      <w:r>
+        <w:t>Визу</w:t>
+      </w:r>
+      <w:r>
+        <w:t>а</w:t>
+      </w:r>
+      <w:r>
+        <w:t>льное проектирование интерфейса</w:t>
+      </w:r>
+    </w:p>
+    <w:p>
+      <w:pPr>
+        <w:pStyle w:val="a7"/>
+        <w:numPr>
+          <w:ilvl w:val="0"/>
+          <w:numId w:val="18"/>
         </w:numPr>
         <w:spacing w:after="0" w:line="360" w:lineRule="auto"/>
         <w:jc w:val="both"/>
-        <w:rPr>
-          <w:rFonts w:ascii="Times New Roman" w:hAnsi="Times New Roman" w:cs="Times New Roman"/>
-        </w:rPr>
-      </w:pPr>
-      <w:r>
-        <w:rPr>
-          <w:rFonts w:ascii="Times New Roman" w:hAnsi="Times New Roman" w:cs="Times New Roman"/>
-        </w:rPr>
-        <w:t>14.1 Анализ и интерпретация информации из различных источников с учетом нормативно-правовых норм </w:t>
-      </w:r>
-    </w:p>
-    <w:p>
-      <w:pPr>
-        <w:spacing w:after="0" w:line="360" w:lineRule="auto"/>
-        <w:ind w:left="11" w:firstLine="709"/>
-        <w:jc w:val="both"/>
-        <w:rPr>
-          <w:rFonts w:ascii="Times New Roman" w:hAnsi="Times New Roman" w:cs="Times New Roman"/>
-        </w:rPr>
-      </w:pPr>
-      <w:r>
-        <w:rPr>
-          <w:rFonts w:ascii="Times New Roman" w:hAnsi="Times New Roman" w:cs="Times New Roman"/>
-        </w:rPr>
-        <w:t>ЛР 15 Демонстрирующий готовность и способность к образованию, в том числе самообразованию, на протяжении всей жизни; сознательное отношение к непрерывному образованию как условию успешной профессиональной и общественной деятельности: </w:t>
-      </w:r>
-    </w:p>
-    <w:p>
-      <w:pPr>
+      </w:pPr>
+      <w:r>
+        <w:t>При разработке визуального оформления были определены основные элементы дизайна:</w:t>
+      </w:r>
+    </w:p>
+    <w:p>
+      <w:pPr>
+        <w:pStyle w:val="a7"/>
         <w:numPr>
           <w:ilvl w:val="0"/>
-          <w:numId w:val="14"/>
+          <w:numId w:val="18"/>
         </w:numPr>
         <w:spacing w:after="0" w:line="360" w:lineRule="auto"/>
         <w:jc w:val="both"/>
-        <w:rPr>
-          <w:rFonts w:ascii="Times New Roman" w:hAnsi="Times New Roman" w:cs="Times New Roman"/>
-        </w:rPr>
-      </w:pPr>
-      <w:r>
-        <w:rPr>
-          <w:rFonts w:ascii="Times New Roman" w:hAnsi="Times New Roman" w:cs="Times New Roman"/>
-        </w:rPr>
-        <w:t>15.1 Сознательное отношение к непрерывному образованию как условию успешной профессиональной и общественной деятельности; </w:t>
-      </w:r>
-    </w:p>
-    <w:p>
-      <w:pPr>
+      </w:pPr>
+      <w:r>
+        <w:t>Цветовая схема построена на сочетании тёмно-синего фона (#0F172A), тёмно-серых элементов интерфейса (#1E293B) и голубых акцентных элементов (#38BDF8), что обеспечивает современный внешний вид и хорошую читаемость.</w:t>
+      </w:r>
+    </w:p>
+    <w:p>
+      <w:pPr>
+        <w:pStyle w:val="a7"/>
         <w:numPr>
           <w:ilvl w:val="0"/>
-          <w:numId w:val="15"/>
+          <w:numId w:val="18"/>
         </w:numPr>
         <w:spacing w:after="0" w:line="360" w:lineRule="auto"/>
         <w:jc w:val="both"/>
-        <w:rPr>
-          <w:rFonts w:ascii="Times New Roman" w:hAnsi="Times New Roman" w:cs="Times New Roman"/>
-        </w:rPr>
-      </w:pPr>
-      <w:r>
-        <w:rPr>
-          <w:rFonts w:ascii="Times New Roman" w:hAnsi="Times New Roman" w:cs="Times New Roman"/>
-        </w:rPr>
-        <w:t>15.2 Реализация собственного профессионального и личностного развития</w:t>
-      </w:r>
-      <w:r>
-        <w:rPr>
-          <w:rFonts w:ascii="Times New Roman" w:hAnsi="Times New Roman" w:cs="Times New Roman"/>
-        </w:rPr>
-        <w:t>.</w:t>
-      </w:r>
-    </w:p>
-    <w:p>
-      <w:pPr>
+      </w:pPr>
+      <w:r>
+        <w:t>Для отображения информации используются карточки с закруглёнными углами и единым стилем оформления.</w:t>
+      </w:r>
+    </w:p>
+    <w:p>
+      <w:pPr>
+        <w:pStyle w:val="a7"/>
+        <w:numPr>
+          <w:ilvl w:val="0"/>
+          <w:numId w:val="18"/>
+        </w:numPr>
         <w:spacing w:after="0" w:line="360" w:lineRule="auto"/>
         <w:jc w:val="both"/>
-        <w:rPr>
-          <w:rFonts w:ascii="Times New Roman" w:hAnsi="Times New Roman" w:cs="Times New Roman"/>
-        </w:rPr>
-      </w:pPr>
-      <w:r>
-        <w:rPr>
-          <w:rFonts w:ascii="Times New Roman" w:hAnsi="Times New Roman" w:cs="Times New Roman"/>
-        </w:rPr>
-        <w:br w:type="page"/>
-      </w:r>
-    </w:p>
-    <w:p>
-      <w:pPr>
-        <w:pStyle w:val="1"/>
-      </w:pPr>
-      <w:bookmarkStart w:id="1" w:name="_Toc230429090"/>
-      <w:r>
-        <w:lastRenderedPageBreak/>
-        <w:t>Основная часть</w:t>
-      </w:r>
-      <w:bookmarkEnd w:id="1"/>
+      </w:pPr>
+      <w:r>
+        <w:t xml:space="preserve">В качестве основного шрифта применяется </w:t>
+      </w:r>
+      <w:proofErr w:type="spellStart"/>
+      <w:r>
+        <w:t>Arial</w:t>
+      </w:r>
+      <w:proofErr w:type="spellEnd"/>
+      <w:r>
+        <w:t>, обеспечивающий хорошую читаемость текста на различных разрешениях экрана.</w:t>
+      </w:r>
+    </w:p>
+    <w:p>
+      <w:pPr>
+        <w:pStyle w:val="a7"/>
+        <w:numPr>
+          <w:ilvl w:val="0"/>
+          <w:numId w:val="18"/>
+        </w:numPr>
+        <w:spacing w:after="0" w:line="360" w:lineRule="auto"/>
+        <w:jc w:val="both"/>
+      </w:pPr>
+      <w:r>
+        <w:t>Для интерактивных элементов реализованы эффекты наведения (</w:t>
+      </w:r>
+      <w:proofErr w:type="spellStart"/>
+      <w:r>
+        <w:t>hover</w:t>
+      </w:r>
+      <w:proofErr w:type="spellEnd"/>
+      <w:r>
+        <w:t>), включающие изменение цвета и анимацию перемещения элементов.</w:t>
+      </w:r>
+    </w:p>
+    <w:p>
+      <w:pPr>
+        <w:pStyle w:val="a7"/>
+        <w:numPr>
+          <w:ilvl w:val="0"/>
+          <w:numId w:val="18"/>
+        </w:numPr>
+        <w:spacing w:after="0" w:line="360" w:lineRule="auto"/>
+        <w:jc w:val="both"/>
+      </w:pPr>
+      <w:r>
+        <w:t>Логотип размещён в верхней части сайта и используется для визуальной идентификации сервиса.</w:t>
+      </w:r>
     </w:p>
     <w:p>
       <w:pPr>
         <w:spacing w:after="0" w:line="360" w:lineRule="auto"/>
         <w:ind w:firstLine="709"/>
         <w:jc w:val="both"/>
-        <w:rPr>
-          <w:rFonts w:ascii="Times New Roman" w:hAnsi="Times New Roman" w:cs="Times New Roman"/>
-        </w:rPr>
-      </w:pPr>
-      <w:r>
-        <w:rPr>
-          <w:rFonts w:ascii="Times New Roman" w:hAnsi="Times New Roman" w:cs="Times New Roman"/>
-        </w:rPr>
-        <w:t>В ходе учебной практики был разработан веб-сайт телеграфа, предназначенный для предоставления пользователям информации об услугах и тарифах, а также для оформления и отправки сообщений через интернет. Основной задачей являлось создание современного, адаптивного и удобного пользовательского интерфейса с системой авторизации и административной панелью.</w:t>
+      </w:pPr>
+      <w:r>
+        <w:lastRenderedPageBreak/>
+        <w:t>Особенности отображения интерфейса</w:t>
       </w:r>
     </w:p>
     <w:p>
@@ -1949,15 +3313,9 @@
         <w:spacing w:after="0" w:line="360" w:lineRule="auto"/>
         <w:ind w:firstLine="709"/>
         <w:jc w:val="both"/>
-        <w:rPr>
-          <w:rFonts w:ascii="Times New Roman" w:hAnsi="Times New Roman" w:cs="Times New Roman"/>
-        </w:rPr>
-      </w:pPr>
-      <w:r>
-        <w:rPr>
-          <w:rFonts w:ascii="Times New Roman" w:hAnsi="Times New Roman" w:cs="Times New Roman"/>
-        </w:rPr>
-        <w:t>На начальном этапе была выполнена разработка структуры сайта и проектирование пользовательского интерфейса. Были определены основные разделы сайта, способы навигации между страницами и логика взаимодействия пользователя с системой. Особое внимание уделялось удобству использования, читаемости интерфейса и единому визуальному стилю всех страниц.</w:t>
+      </w:pPr>
+      <w:r>
+        <w:t>Разработка веб-сайта осуществлялась с ориентацией на использование на персональных компьютерах. Интерфейс оптимизирован для отображения на экранах настольных устройств и ноутбуков.</w:t>
       </w:r>
     </w:p>
     <w:p>
@@ -1965,59 +3323,9 @@
         <w:spacing w:after="0" w:line="360" w:lineRule="auto"/>
         <w:ind w:firstLine="709"/>
         <w:jc w:val="both"/>
-        <w:rPr>
-          <w:rFonts w:ascii="Times New Roman" w:hAnsi="Times New Roman" w:cs="Times New Roman"/>
-        </w:rPr>
-      </w:pPr>
-      <w:r>
-        <w:rPr>
-          <w:rFonts w:ascii="Times New Roman" w:hAnsi="Times New Roman" w:cs="Times New Roman"/>
-        </w:rPr>
-        <w:t>Для реализации проекта использовались технологии HTML5, CSS3</w:t>
-      </w:r>
-      <w:r>
-        <w:rPr>
-          <w:rFonts w:ascii="Times New Roman" w:hAnsi="Times New Roman" w:cs="Times New Roman"/>
-        </w:rPr>
-        <w:t>,</w:t>
-      </w:r>
-      <w:r>
-        <w:rPr>
-          <w:rFonts w:ascii="Times New Roman" w:hAnsi="Times New Roman" w:cs="Times New Roman"/>
-        </w:rPr>
-        <w:t xml:space="preserve"> JavaScript</w:t>
-      </w:r>
-      <w:r>
-        <w:rPr>
-          <w:rFonts w:ascii="Times New Roman" w:hAnsi="Times New Roman" w:cs="Times New Roman"/>
-        </w:rPr>
-        <w:t xml:space="preserve">, </w:t>
-      </w:r>
-      <w:r>
-        <w:rPr>
-          <w:rFonts w:ascii="Times New Roman" w:hAnsi="Times New Roman" w:cs="Times New Roman"/>
-          <w:lang w:val="en-US"/>
-        </w:rPr>
-        <w:t>PHP</w:t>
-      </w:r>
-      <w:r>
-        <w:rPr>
-          <w:rFonts w:ascii="Times New Roman" w:hAnsi="Times New Roman" w:cs="Times New Roman"/>
-        </w:rPr>
-        <w:t>. Вёрстка сайта выполнялась с использованием адаптивного подхода, благодаря чему страницы корректно отображаются на экранах персональных компьютеров.</w:t>
-      </w:r>
-    </w:p>
-    <w:p>
-      <w:pPr>
-        <w:rPr>
-          <w:rFonts w:ascii="Times New Roman" w:hAnsi="Times New Roman" w:cs="Times New Roman"/>
-        </w:rPr>
-      </w:pPr>
-      <w:r>
-        <w:rPr>
-          <w:rFonts w:ascii="Times New Roman" w:hAnsi="Times New Roman" w:cs="Times New Roman"/>
-        </w:rPr>
-        <w:br w:type="page"/>
+      </w:pPr>
+      <w:r>
+        <w:t>Структура страниц построена с использованием гибких контейнеров и карточек, обеспечивающих корректное отображение элементов интерфейса при различных разрешениях экранов персональных компьютеров.</w:t>
       </w:r>
     </w:p>
     <w:p>
@@ -2025,136 +3333,9 @@
         <w:spacing w:after="0" w:line="360" w:lineRule="auto"/>
         <w:ind w:firstLine="709"/>
         <w:jc w:val="both"/>
-        <w:rPr>
-          <w:rFonts w:ascii="Times New Roman" w:hAnsi="Times New Roman" w:cs="Times New Roman"/>
-        </w:rPr>
-      </w:pPr>
-      <w:r>
-        <w:rPr>
-          <w:rFonts w:ascii="Times New Roman" w:hAnsi="Times New Roman" w:cs="Times New Roman"/>
-        </w:rPr>
-        <w:lastRenderedPageBreak/>
-        <w:t>В процессе разработки была выбрана современная минималистичная цветовая палитра, включающая тёмно-синие, белые, серые и голубые оттенки. Для элементов интерфейса использовались карточки с закруглёнными углами и мягкими тенями</w:t>
-      </w:r>
-      <w:r>
-        <w:rPr>
-          <w:rFonts w:ascii="Times New Roman" w:hAnsi="Times New Roman" w:cs="Times New Roman"/>
-        </w:rPr>
-        <w:t xml:space="preserve"> (Рис. 1)</w:t>
-      </w:r>
-      <w:r>
-        <w:rPr>
-          <w:rFonts w:ascii="Times New Roman" w:hAnsi="Times New Roman" w:cs="Times New Roman"/>
-        </w:rPr>
-        <w:t>, что позволило сделать внешний вид сайта более современным и визуально удобным.</w:t>
-      </w:r>
-      <w:r>
-        <w:rPr>
-          <w:rFonts w:ascii="Times New Roman" w:hAnsi="Times New Roman" w:cs="Times New Roman"/>
-        </w:rPr>
-        <w:t xml:space="preserve"> </w:t>
-      </w:r>
-    </w:p>
-    <w:p>
-      <w:pPr>
-        <w:spacing w:after="0" w:line="240" w:lineRule="auto"/>
-        <w:jc w:val="center"/>
-        <w:rPr>
-          <w:rFonts w:ascii="Times New Roman" w:hAnsi="Times New Roman" w:cs="Times New Roman"/>
-        </w:rPr>
-      </w:pPr>
-      <w:r>
-        <w:rPr>
-          <w:rFonts w:ascii="Times New Roman" w:hAnsi="Times New Roman" w:cs="Times New Roman"/>
-          <w:noProof/>
-        </w:rPr>
-        <w:drawing>
-          <wp:inline distT="0" distB="0" distL="0" distR="0" wp14:anchorId="3BB6B174" wp14:editId="5BFB6EE8">
-            <wp:extent cx="5970270" cy="7878533"/>
-            <wp:effectExtent l="0" t="0" r="0" b="8255"/>
-            <wp:docPr id="919886515" name="Рисунок 1"/>
-            <wp:cNvGraphicFramePr>
-              <a:graphicFrameLocks xmlns:a="http://schemas.openxmlformats.org/drawingml/2006/main" noChangeAspect="1"/>
-            </wp:cNvGraphicFramePr>
-            <a:graphic xmlns:a="http://schemas.openxmlformats.org/drawingml/2006/main">
-              <a:graphicData uri="http://schemas.openxmlformats.org/drawingml/2006/picture">
-                <pic:pic xmlns:pic="http://schemas.openxmlformats.org/drawingml/2006/picture">
-                  <pic:nvPicPr>
-                    <pic:cNvPr id="919886515" name=""/>
-                    <pic:cNvPicPr/>
-                  </pic:nvPicPr>
-                  <pic:blipFill>
-                    <a:blip r:embed="rId8"/>
-                    <a:stretch>
-                      <a:fillRect/>
-                    </a:stretch>
-                  </pic:blipFill>
-                  <pic:spPr>
-                    <a:xfrm>
-                      <a:off x="0" y="0"/>
-                      <a:ext cx="5975280" cy="7885144"/>
-                    </a:xfrm>
-                    <a:prstGeom prst="rect">
-                      <a:avLst/>
-                    </a:prstGeom>
-                  </pic:spPr>
-                </pic:pic>
-              </a:graphicData>
-            </a:graphic>
-          </wp:inline>
-        </w:drawing>
-      </w:r>
-    </w:p>
-    <w:p>
-      <w:pPr>
-        <w:spacing w:after="0" w:line="240" w:lineRule="auto"/>
-        <w:ind w:firstLine="709"/>
-        <w:jc w:val="center"/>
-        <w:rPr>
-          <w:rFonts w:ascii="Times New Roman" w:hAnsi="Times New Roman" w:cs="Times New Roman"/>
-          <w:i/>
-          <w:iCs/>
-        </w:rPr>
-      </w:pPr>
-      <w:r>
-        <w:rPr>
-          <w:rFonts w:ascii="Times New Roman" w:hAnsi="Times New Roman" w:cs="Times New Roman"/>
-          <w:i/>
-          <w:iCs/>
-        </w:rPr>
-        <w:t>Рис</w:t>
-      </w:r>
-      <w:r>
-        <w:rPr>
-          <w:rFonts w:ascii="Times New Roman" w:hAnsi="Times New Roman" w:cs="Times New Roman"/>
-          <w:i/>
-          <w:iCs/>
-        </w:rPr>
-        <w:t xml:space="preserve"> </w:t>
-      </w:r>
-      <w:r>
-        <w:rPr>
-          <w:rFonts w:ascii="Times New Roman" w:hAnsi="Times New Roman" w:cs="Times New Roman"/>
-          <w:i/>
-          <w:iCs/>
-        </w:rPr>
-        <w:t>1</w:t>
-      </w:r>
-      <w:r>
-        <w:rPr>
-          <w:rFonts w:ascii="Times New Roman" w:hAnsi="Times New Roman" w:cs="Times New Roman"/>
-          <w:i/>
-          <w:iCs/>
-        </w:rPr>
-        <w:t>.</w:t>
-      </w:r>
-      <w:r>
-        <w:rPr>
-          <w:rFonts w:ascii="Times New Roman" w:hAnsi="Times New Roman" w:cs="Times New Roman"/>
-          <w:i/>
-          <w:iCs/>
-        </w:rPr>
-        <w:t xml:space="preserve"> Главная страница сайта</w:t>
+      </w:pPr>
+      <w:r>
+        <w:t>Итоги этапа проектирования</w:t>
       </w:r>
     </w:p>
     <w:p>
@@ -2162,928 +3343,34 @@
         <w:spacing w:after="0" w:line="360" w:lineRule="auto"/>
         <w:ind w:firstLine="709"/>
         <w:jc w:val="both"/>
-        <w:rPr>
-          <w:rFonts w:ascii="Times New Roman" w:hAnsi="Times New Roman" w:cs="Times New Roman"/>
-        </w:rPr>
-      </w:pPr>
-      <w:r>
-        <w:rPr>
-          <w:rFonts w:ascii="Times New Roman" w:hAnsi="Times New Roman" w:cs="Times New Roman"/>
-        </w:rPr>
-        <w:lastRenderedPageBreak/>
-        <w:t>Следующим этапом была разработка страницы «Услуги»</w:t>
-      </w:r>
-      <w:r>
-        <w:rPr>
-          <w:rFonts w:ascii="Times New Roman" w:hAnsi="Times New Roman" w:cs="Times New Roman"/>
-        </w:rPr>
-        <w:t xml:space="preserve"> (Рис. 2)</w:t>
-      </w:r>
-      <w:r>
-        <w:rPr>
-          <w:rFonts w:ascii="Times New Roman" w:hAnsi="Times New Roman" w:cs="Times New Roman"/>
-        </w:rPr>
-        <w:t>. На данной странице размещается информация об актуальных услугах телеграфа. Для каждой услуги предусмотрено краткое описание и кнопка перехода к оформлению заказа.</w:t>
-      </w:r>
-    </w:p>
-    <w:p>
-      <w:pPr>
-        <w:spacing w:after="0" w:line="240" w:lineRule="auto"/>
-        <w:jc w:val="center"/>
-        <w:rPr>
-          <w:rFonts w:ascii="Times New Roman" w:hAnsi="Times New Roman" w:cs="Times New Roman"/>
-        </w:rPr>
-      </w:pPr>
-      <w:r>
-        <w:rPr>
-          <w:rFonts w:ascii="Times New Roman" w:hAnsi="Times New Roman" w:cs="Times New Roman"/>
-          <w:noProof/>
-        </w:rPr>
-        <w:drawing>
-          <wp:inline distT="0" distB="0" distL="0" distR="0" wp14:anchorId="0302329C" wp14:editId="4BD619FC">
-            <wp:extent cx="6120130" cy="5692775"/>
-            <wp:effectExtent l="0" t="0" r="0" b="3175"/>
-            <wp:docPr id="1780603998" name="Рисунок 1"/>
-            <wp:cNvGraphicFramePr>
-              <a:graphicFrameLocks xmlns:a="http://schemas.openxmlformats.org/drawingml/2006/main" noChangeAspect="1"/>
-            </wp:cNvGraphicFramePr>
-            <a:graphic xmlns:a="http://schemas.openxmlformats.org/drawingml/2006/main">
-              <a:graphicData uri="http://schemas.openxmlformats.org/drawingml/2006/picture">
-                <pic:pic xmlns:pic="http://schemas.openxmlformats.org/drawingml/2006/picture">
-                  <pic:nvPicPr>
-                    <pic:cNvPr id="1780603998" name=""/>
-                    <pic:cNvPicPr/>
-                  </pic:nvPicPr>
-                  <pic:blipFill>
-                    <a:blip r:embed="rId9"/>
-                    <a:stretch>
-                      <a:fillRect/>
-                    </a:stretch>
-                  </pic:blipFill>
-                  <pic:spPr>
-                    <a:xfrm>
-                      <a:off x="0" y="0"/>
-                      <a:ext cx="6120130" cy="5692775"/>
-                    </a:xfrm>
-                    <a:prstGeom prst="rect">
-                      <a:avLst/>
-                    </a:prstGeom>
-                  </pic:spPr>
-                </pic:pic>
-              </a:graphicData>
-            </a:graphic>
-          </wp:inline>
-        </w:drawing>
-      </w:r>
-    </w:p>
-    <w:p>
-      <w:pPr>
-        <w:spacing w:after="0" w:line="240" w:lineRule="auto"/>
-        <w:ind w:firstLine="709"/>
-        <w:jc w:val="center"/>
-        <w:rPr>
-          <w:rFonts w:ascii="Times New Roman" w:hAnsi="Times New Roman" w:cs="Times New Roman"/>
-          <w:i/>
-          <w:iCs/>
-        </w:rPr>
-      </w:pPr>
-      <w:r>
-        <w:rPr>
-          <w:rFonts w:ascii="Times New Roman" w:hAnsi="Times New Roman" w:cs="Times New Roman"/>
-          <w:i/>
-          <w:iCs/>
-        </w:rPr>
-        <w:t>Рис</w:t>
-      </w:r>
-      <w:r>
-        <w:rPr>
-          <w:rFonts w:ascii="Times New Roman" w:hAnsi="Times New Roman" w:cs="Times New Roman"/>
-          <w:i/>
-          <w:iCs/>
-        </w:rPr>
-        <w:t>.</w:t>
-      </w:r>
-      <w:r>
-        <w:rPr>
-          <w:rFonts w:ascii="Times New Roman" w:hAnsi="Times New Roman" w:cs="Times New Roman"/>
-          <w:i/>
-          <w:iCs/>
-        </w:rPr>
-        <w:t xml:space="preserve"> 2</w:t>
-      </w:r>
-      <w:r>
-        <w:rPr>
-          <w:rFonts w:ascii="Times New Roman" w:hAnsi="Times New Roman" w:cs="Times New Roman"/>
-          <w:i/>
-          <w:iCs/>
-        </w:rPr>
-        <w:t>.</w:t>
-      </w:r>
-      <w:r>
-        <w:rPr>
-          <w:rFonts w:ascii="Times New Roman" w:hAnsi="Times New Roman" w:cs="Times New Roman"/>
-          <w:i/>
-          <w:iCs/>
-        </w:rPr>
-        <w:t xml:space="preserve"> </w:t>
-      </w:r>
-      <w:r>
-        <w:rPr>
-          <w:rFonts w:ascii="Times New Roman" w:hAnsi="Times New Roman" w:cs="Times New Roman"/>
-          <w:i/>
-          <w:iCs/>
-        </w:rPr>
-        <w:t>Страница</w:t>
-      </w:r>
-      <w:r>
-        <w:rPr>
-          <w:rFonts w:ascii="Times New Roman" w:hAnsi="Times New Roman" w:cs="Times New Roman"/>
-          <w:i/>
-          <w:iCs/>
-        </w:rPr>
-        <w:t xml:space="preserve"> «Услуги»</w:t>
-      </w:r>
-    </w:p>
-    <w:p>
-      <w:pPr>
-        <w:rPr>
-          <w:rFonts w:ascii="Times New Roman" w:hAnsi="Times New Roman" w:cs="Times New Roman"/>
-        </w:rPr>
-      </w:pPr>
-      <w:r>
-        <w:rPr>
-          <w:rFonts w:ascii="Times New Roman" w:hAnsi="Times New Roman" w:cs="Times New Roman"/>
-        </w:rPr>
-        <w:br w:type="page"/>
-      </w:r>
-    </w:p>
-    <w:p>
-      <w:pPr>
-        <w:spacing w:after="0" w:line="360" w:lineRule="auto"/>
-        <w:ind w:firstLine="709"/>
-        <w:jc w:val="both"/>
-        <w:rPr>
-          <w:rFonts w:ascii="Times New Roman" w:hAnsi="Times New Roman" w:cs="Times New Roman"/>
-        </w:rPr>
-      </w:pPr>
-      <w:r>
-        <w:rPr>
-          <w:rFonts w:ascii="Times New Roman" w:hAnsi="Times New Roman" w:cs="Times New Roman"/>
-        </w:rPr>
-        <w:lastRenderedPageBreak/>
-        <w:t>В ходе работы была реализована страница «Тарифы»</w:t>
-      </w:r>
-      <w:r>
-        <w:rPr>
-          <w:rFonts w:ascii="Times New Roman" w:hAnsi="Times New Roman" w:cs="Times New Roman"/>
-        </w:rPr>
-        <w:t xml:space="preserve"> (Рис. 3)</w:t>
-      </w:r>
-      <w:r>
-        <w:rPr>
-          <w:rFonts w:ascii="Times New Roman" w:hAnsi="Times New Roman" w:cs="Times New Roman"/>
-        </w:rPr>
-        <w:t>, предназначенная для отображения информации о действующих тарифных планах. Для удобства восприятия информация была оформлена в виде карточек с кратким описанием и кнопкой оформления.</w:t>
-      </w:r>
-    </w:p>
-    <w:p>
-      <w:pPr>
-        <w:spacing w:after="0" w:line="240" w:lineRule="auto"/>
-        <w:jc w:val="center"/>
-        <w:rPr>
-          <w:rFonts w:ascii="Times New Roman" w:hAnsi="Times New Roman" w:cs="Times New Roman"/>
-        </w:rPr>
-      </w:pPr>
-      <w:r>
-        <w:rPr>
-          <w:rFonts w:ascii="Times New Roman" w:hAnsi="Times New Roman" w:cs="Times New Roman"/>
-          <w:noProof/>
-        </w:rPr>
-        <w:drawing>
-          <wp:inline distT="0" distB="0" distL="0" distR="0" wp14:anchorId="446EF8A4" wp14:editId="7EC81BE1">
-            <wp:extent cx="6120130" cy="5170170"/>
-            <wp:effectExtent l="0" t="0" r="0" b="0"/>
-            <wp:docPr id="2057666203" name="Рисунок 1"/>
-            <wp:cNvGraphicFramePr>
-              <a:graphicFrameLocks xmlns:a="http://schemas.openxmlformats.org/drawingml/2006/main" noChangeAspect="1"/>
-            </wp:cNvGraphicFramePr>
-            <a:graphic xmlns:a="http://schemas.openxmlformats.org/drawingml/2006/main">
-              <a:graphicData uri="http://schemas.openxmlformats.org/drawingml/2006/picture">
-                <pic:pic xmlns:pic="http://schemas.openxmlformats.org/drawingml/2006/picture">
-                  <pic:nvPicPr>
-                    <pic:cNvPr id="2057666203" name=""/>
-                    <pic:cNvPicPr/>
-                  </pic:nvPicPr>
-                  <pic:blipFill>
-                    <a:blip r:embed="rId10"/>
-                    <a:stretch>
-                      <a:fillRect/>
-                    </a:stretch>
-                  </pic:blipFill>
-                  <pic:spPr>
-                    <a:xfrm>
-                      <a:off x="0" y="0"/>
-                      <a:ext cx="6120130" cy="5170170"/>
-                    </a:xfrm>
-                    <a:prstGeom prst="rect">
-                      <a:avLst/>
-                    </a:prstGeom>
-                  </pic:spPr>
-                </pic:pic>
-              </a:graphicData>
-            </a:graphic>
-          </wp:inline>
-        </w:drawing>
-      </w:r>
-    </w:p>
-    <w:p>
-      <w:pPr>
-        <w:spacing w:after="0" w:line="240" w:lineRule="auto"/>
-        <w:ind w:firstLine="709"/>
-        <w:jc w:val="center"/>
-        <w:rPr>
-          <w:rFonts w:ascii="Times New Roman" w:hAnsi="Times New Roman" w:cs="Times New Roman"/>
-          <w:i/>
-          <w:iCs/>
-        </w:rPr>
-      </w:pPr>
-      <w:r>
-        <w:rPr>
-          <w:rFonts w:ascii="Times New Roman" w:hAnsi="Times New Roman" w:cs="Times New Roman"/>
-          <w:i/>
-          <w:iCs/>
-        </w:rPr>
-        <w:t>Рис</w:t>
-      </w:r>
-      <w:r>
-        <w:rPr>
-          <w:rFonts w:ascii="Times New Roman" w:hAnsi="Times New Roman" w:cs="Times New Roman"/>
-          <w:i/>
-          <w:iCs/>
-        </w:rPr>
-        <w:t>.</w:t>
-      </w:r>
-      <w:r>
-        <w:rPr>
-          <w:rFonts w:ascii="Times New Roman" w:hAnsi="Times New Roman" w:cs="Times New Roman"/>
-          <w:i/>
-          <w:iCs/>
-        </w:rPr>
-        <w:t xml:space="preserve"> 3</w:t>
-      </w:r>
-      <w:r>
-        <w:rPr>
-          <w:rFonts w:ascii="Times New Roman" w:hAnsi="Times New Roman" w:cs="Times New Roman"/>
-          <w:i/>
-          <w:iCs/>
-        </w:rPr>
-        <w:t>.</w:t>
-      </w:r>
-      <w:r>
-        <w:rPr>
-          <w:rFonts w:ascii="Times New Roman" w:hAnsi="Times New Roman" w:cs="Times New Roman"/>
-          <w:i/>
-          <w:iCs/>
-        </w:rPr>
-        <w:t xml:space="preserve"> Страница «Тарифы»</w:t>
-      </w:r>
-    </w:p>
-    <w:p>
-      <w:pPr>
-        <w:rPr>
-          <w:rFonts w:ascii="Times New Roman" w:hAnsi="Times New Roman" w:cs="Times New Roman"/>
-        </w:rPr>
-      </w:pPr>
-      <w:r>
-        <w:rPr>
-          <w:rFonts w:ascii="Times New Roman" w:hAnsi="Times New Roman" w:cs="Times New Roman"/>
-        </w:rPr>
-        <w:br w:type="page"/>
-      </w:r>
-    </w:p>
-    <w:p>
-      <w:pPr>
-        <w:spacing w:after="0" w:line="360" w:lineRule="auto"/>
-        <w:ind w:firstLine="709"/>
-        <w:jc w:val="both"/>
-        <w:rPr>
-          <w:rFonts w:ascii="Times New Roman" w:hAnsi="Times New Roman" w:cs="Times New Roman"/>
-        </w:rPr>
-      </w:pPr>
-      <w:r>
-        <w:rPr>
-          <w:rFonts w:ascii="Times New Roman" w:hAnsi="Times New Roman" w:cs="Times New Roman"/>
-        </w:rPr>
-        <w:lastRenderedPageBreak/>
-        <w:t>Также была создана страница «Контакты»</w:t>
-      </w:r>
-      <w:r>
-        <w:rPr>
-          <w:rFonts w:ascii="Times New Roman" w:hAnsi="Times New Roman" w:cs="Times New Roman"/>
-        </w:rPr>
-        <w:t xml:space="preserve"> (Рис. 4)</w:t>
-      </w:r>
-      <w:r>
-        <w:rPr>
-          <w:rFonts w:ascii="Times New Roman" w:hAnsi="Times New Roman" w:cs="Times New Roman"/>
-        </w:rPr>
-        <w:t>, содержащая адреса отделений, телефонные номера, адрес электронной почты и ссылки на социальные сети организации.</w:t>
-      </w:r>
-    </w:p>
-    <w:p>
-      <w:pPr>
-        <w:spacing w:after="0" w:line="240" w:lineRule="auto"/>
-        <w:jc w:val="center"/>
-        <w:rPr>
-          <w:rFonts w:ascii="Times New Roman" w:hAnsi="Times New Roman" w:cs="Times New Roman"/>
-        </w:rPr>
-      </w:pPr>
-      <w:r>
-        <w:rPr>
-          <w:rFonts w:ascii="Times New Roman" w:hAnsi="Times New Roman" w:cs="Times New Roman"/>
-          <w:noProof/>
-        </w:rPr>
-        <w:drawing>
-          <wp:inline distT="0" distB="0" distL="0" distR="0" wp14:anchorId="5ECB754A" wp14:editId="5745FC86">
-            <wp:extent cx="6120130" cy="3975735"/>
-            <wp:effectExtent l="0" t="0" r="0" b="5715"/>
-            <wp:docPr id="1631145601" name="Рисунок 1"/>
-            <wp:cNvGraphicFramePr>
-              <a:graphicFrameLocks xmlns:a="http://schemas.openxmlformats.org/drawingml/2006/main" noChangeAspect="1"/>
-            </wp:cNvGraphicFramePr>
-            <a:graphic xmlns:a="http://schemas.openxmlformats.org/drawingml/2006/main">
-              <a:graphicData uri="http://schemas.openxmlformats.org/drawingml/2006/picture">
-                <pic:pic xmlns:pic="http://schemas.openxmlformats.org/drawingml/2006/picture">
-                  <pic:nvPicPr>
-                    <pic:cNvPr id="1631145601" name=""/>
-                    <pic:cNvPicPr/>
-                  </pic:nvPicPr>
-                  <pic:blipFill>
-                    <a:blip r:embed="rId11"/>
-                    <a:stretch>
-                      <a:fillRect/>
-                    </a:stretch>
-                  </pic:blipFill>
-                  <pic:spPr>
-                    <a:xfrm>
-                      <a:off x="0" y="0"/>
-                      <a:ext cx="6120130" cy="3975735"/>
-                    </a:xfrm>
-                    <a:prstGeom prst="rect">
-                      <a:avLst/>
-                    </a:prstGeom>
-                  </pic:spPr>
-                </pic:pic>
-              </a:graphicData>
-            </a:graphic>
-          </wp:inline>
-        </w:drawing>
-      </w:r>
-    </w:p>
-    <w:p>
-      <w:pPr>
-        <w:spacing w:after="0" w:line="240" w:lineRule="auto"/>
-        <w:ind w:firstLine="709"/>
-        <w:jc w:val="center"/>
-        <w:rPr>
-          <w:rFonts w:ascii="Times New Roman" w:hAnsi="Times New Roman" w:cs="Times New Roman"/>
-          <w:i/>
-          <w:iCs/>
-        </w:rPr>
-      </w:pPr>
-      <w:r>
-        <w:rPr>
-          <w:rFonts w:ascii="Times New Roman" w:hAnsi="Times New Roman" w:cs="Times New Roman"/>
-          <w:i/>
-          <w:iCs/>
-        </w:rPr>
-        <w:t>Рис</w:t>
-      </w:r>
-      <w:r>
-        <w:rPr>
-          <w:rFonts w:ascii="Times New Roman" w:hAnsi="Times New Roman" w:cs="Times New Roman"/>
-          <w:i/>
-          <w:iCs/>
-        </w:rPr>
-        <w:t>.</w:t>
-      </w:r>
-      <w:r>
-        <w:rPr>
-          <w:rFonts w:ascii="Times New Roman" w:hAnsi="Times New Roman" w:cs="Times New Roman"/>
-          <w:i/>
-          <w:iCs/>
-        </w:rPr>
-        <w:t xml:space="preserve"> 4</w:t>
-      </w:r>
-      <w:r>
-        <w:rPr>
-          <w:rFonts w:ascii="Times New Roman" w:hAnsi="Times New Roman" w:cs="Times New Roman"/>
-          <w:i/>
-          <w:iCs/>
-        </w:rPr>
-        <w:t>.</w:t>
-      </w:r>
-      <w:r>
-        <w:rPr>
-          <w:rFonts w:ascii="Times New Roman" w:hAnsi="Times New Roman" w:cs="Times New Roman"/>
-          <w:i/>
-          <w:iCs/>
-        </w:rPr>
-        <w:t xml:space="preserve"> Страница «Контакты»</w:t>
-      </w:r>
-    </w:p>
-    <w:p>
-      <w:pPr>
-        <w:rPr>
-          <w:rFonts w:ascii="Times New Roman" w:hAnsi="Times New Roman" w:cs="Times New Roman"/>
-        </w:rPr>
-      </w:pPr>
-      <w:r>
-        <w:rPr>
-          <w:rFonts w:ascii="Times New Roman" w:hAnsi="Times New Roman" w:cs="Times New Roman"/>
-        </w:rPr>
-        <w:br w:type="page"/>
-      </w:r>
-    </w:p>
-    <w:p>
-      <w:pPr>
-        <w:spacing w:after="0" w:line="360" w:lineRule="auto"/>
-        <w:ind w:firstLine="709"/>
-        <w:jc w:val="both"/>
-        <w:rPr>
-          <w:rFonts w:ascii="Times New Roman" w:hAnsi="Times New Roman" w:cs="Times New Roman"/>
-        </w:rPr>
-      </w:pPr>
-      <w:r>
-        <w:rPr>
-          <w:rFonts w:ascii="Times New Roman" w:hAnsi="Times New Roman" w:cs="Times New Roman"/>
-        </w:rPr>
-        <w:lastRenderedPageBreak/>
-        <w:t>Для обеспечения возможности работы пользователей с системой была реализована страница авторизации и регистрации</w:t>
-      </w:r>
-      <w:r>
-        <w:rPr>
-          <w:rFonts w:ascii="Times New Roman" w:hAnsi="Times New Roman" w:cs="Times New Roman"/>
-        </w:rPr>
-        <w:t xml:space="preserve"> (Рис. 5)</w:t>
-      </w:r>
-      <w:r>
-        <w:rPr>
-          <w:rFonts w:ascii="Times New Roman" w:hAnsi="Times New Roman" w:cs="Times New Roman"/>
-        </w:rPr>
-        <w:t>. Форма включает поля для ввода электронной почты, имени пользователя и пароля. Между режимами регистрации и авторизации предусмотрен специальный переключатель.</w:t>
-      </w:r>
-    </w:p>
-    <w:p>
-      <w:pPr>
-        <w:spacing w:after="0" w:line="240" w:lineRule="auto"/>
-        <w:jc w:val="center"/>
-        <w:rPr>
-          <w:rFonts w:ascii="Times New Roman" w:hAnsi="Times New Roman" w:cs="Times New Roman"/>
-        </w:rPr>
-      </w:pPr>
-      <w:r>
-        <w:rPr>
-          <w:rFonts w:ascii="Times New Roman" w:hAnsi="Times New Roman" w:cs="Times New Roman"/>
-          <w:noProof/>
-        </w:rPr>
-        <w:drawing>
-          <wp:inline distT="0" distB="0" distL="0" distR="0" wp14:anchorId="3D2FFC1E" wp14:editId="27862D5D">
-            <wp:extent cx="6120130" cy="4560570"/>
-            <wp:effectExtent l="0" t="0" r="0" b="0"/>
-            <wp:docPr id="101328631" name="Рисунок 1"/>
-            <wp:cNvGraphicFramePr>
-              <a:graphicFrameLocks xmlns:a="http://schemas.openxmlformats.org/drawingml/2006/main" noChangeAspect="1"/>
-            </wp:cNvGraphicFramePr>
-            <a:graphic xmlns:a="http://schemas.openxmlformats.org/drawingml/2006/main">
-              <a:graphicData uri="http://schemas.openxmlformats.org/drawingml/2006/picture">
-                <pic:pic xmlns:pic="http://schemas.openxmlformats.org/drawingml/2006/picture">
-                  <pic:nvPicPr>
-                    <pic:cNvPr id="101328631" name=""/>
-                    <pic:cNvPicPr/>
-                  </pic:nvPicPr>
-                  <pic:blipFill>
-                    <a:blip r:embed="rId12"/>
-                    <a:stretch>
-                      <a:fillRect/>
-                    </a:stretch>
-                  </pic:blipFill>
-                  <pic:spPr>
-                    <a:xfrm>
-                      <a:off x="0" y="0"/>
-                      <a:ext cx="6120130" cy="4560570"/>
-                    </a:xfrm>
-                    <a:prstGeom prst="rect">
-                      <a:avLst/>
-                    </a:prstGeom>
-                  </pic:spPr>
-                </pic:pic>
-              </a:graphicData>
-            </a:graphic>
-          </wp:inline>
-        </w:drawing>
-      </w:r>
-    </w:p>
-    <w:p>
-      <w:pPr>
-        <w:spacing w:after="0" w:line="240" w:lineRule="auto"/>
-        <w:ind w:firstLine="709"/>
-        <w:jc w:val="center"/>
-        <w:rPr>
-          <w:rFonts w:ascii="Times New Roman" w:hAnsi="Times New Roman" w:cs="Times New Roman"/>
-          <w:i/>
-          <w:iCs/>
-        </w:rPr>
-      </w:pPr>
-      <w:r>
-        <w:rPr>
-          <w:rFonts w:ascii="Times New Roman" w:hAnsi="Times New Roman" w:cs="Times New Roman"/>
-          <w:i/>
-          <w:iCs/>
-        </w:rPr>
-        <w:t>Рис</w:t>
-      </w:r>
-      <w:r>
-        <w:rPr>
-          <w:rFonts w:ascii="Times New Roman" w:hAnsi="Times New Roman" w:cs="Times New Roman"/>
-          <w:i/>
-          <w:iCs/>
-        </w:rPr>
-        <w:t>.</w:t>
-      </w:r>
-      <w:r>
-        <w:rPr>
-          <w:rFonts w:ascii="Times New Roman" w:hAnsi="Times New Roman" w:cs="Times New Roman"/>
-          <w:i/>
-          <w:iCs/>
-        </w:rPr>
-        <w:t xml:space="preserve"> 5</w:t>
-      </w:r>
-      <w:r>
-        <w:rPr>
-          <w:rFonts w:ascii="Times New Roman" w:hAnsi="Times New Roman" w:cs="Times New Roman"/>
-          <w:i/>
-          <w:iCs/>
-        </w:rPr>
-        <w:t>.</w:t>
-      </w:r>
-      <w:r>
-        <w:rPr>
-          <w:rFonts w:ascii="Times New Roman" w:hAnsi="Times New Roman" w:cs="Times New Roman"/>
-          <w:i/>
-          <w:iCs/>
-        </w:rPr>
-        <w:t xml:space="preserve"> Страница авторизации пользователей</w:t>
-      </w:r>
-    </w:p>
-    <w:p>
-      <w:pPr>
-        <w:rPr>
-          <w:rFonts w:ascii="Times New Roman" w:hAnsi="Times New Roman" w:cs="Times New Roman"/>
-        </w:rPr>
-      </w:pPr>
-      <w:r>
-        <w:rPr>
-          <w:rFonts w:ascii="Times New Roman" w:hAnsi="Times New Roman" w:cs="Times New Roman"/>
-        </w:rPr>
-        <w:br w:type="page"/>
-      </w:r>
-    </w:p>
-    <w:p>
-      <w:pPr>
-        <w:spacing w:after="0" w:line="360" w:lineRule="auto"/>
-        <w:ind w:firstLine="709"/>
-        <w:jc w:val="both"/>
-        <w:rPr>
-          <w:rFonts w:ascii="Times New Roman" w:hAnsi="Times New Roman" w:cs="Times New Roman"/>
-        </w:rPr>
-      </w:pPr>
-      <w:r>
-        <w:rPr>
-          <w:rFonts w:ascii="Times New Roman" w:hAnsi="Times New Roman" w:cs="Times New Roman"/>
-        </w:rPr>
-        <w:lastRenderedPageBreak/>
-        <w:t>В рамках проекта была реализована форма оформления заказа</w:t>
-      </w:r>
-      <w:r>
-        <w:rPr>
-          <w:rFonts w:ascii="Times New Roman" w:hAnsi="Times New Roman" w:cs="Times New Roman"/>
-        </w:rPr>
-        <w:t xml:space="preserve"> (Рис. 6)</w:t>
-      </w:r>
-      <w:r>
-        <w:rPr>
-          <w:rFonts w:ascii="Times New Roman" w:hAnsi="Times New Roman" w:cs="Times New Roman"/>
-        </w:rPr>
-        <w:t>. Пользователь может выбрать услугу, указать дополнительные данные и отправить заказ в систему. Все заказы привязываются к конкретному пользователю.</w:t>
-      </w:r>
-    </w:p>
-    <w:p>
-      <w:pPr>
-        <w:spacing w:after="0" w:line="240" w:lineRule="auto"/>
-        <w:jc w:val="center"/>
-        <w:rPr>
-          <w:rFonts w:ascii="Times New Roman" w:hAnsi="Times New Roman" w:cs="Times New Roman"/>
-        </w:rPr>
-      </w:pPr>
-      <w:r>
-        <w:rPr>
-          <w:rFonts w:ascii="Times New Roman" w:hAnsi="Times New Roman" w:cs="Times New Roman"/>
-          <w:noProof/>
-        </w:rPr>
-        <w:drawing>
-          <wp:inline distT="0" distB="0" distL="0" distR="0" wp14:anchorId="7EA0CC01" wp14:editId="1D03ECC5">
-            <wp:extent cx="6120130" cy="4549775"/>
-            <wp:effectExtent l="0" t="0" r="0" b="3175"/>
-            <wp:docPr id="1761917580" name="Рисунок 1"/>
-            <wp:cNvGraphicFramePr>
-              <a:graphicFrameLocks xmlns:a="http://schemas.openxmlformats.org/drawingml/2006/main" noChangeAspect="1"/>
-            </wp:cNvGraphicFramePr>
-            <a:graphic xmlns:a="http://schemas.openxmlformats.org/drawingml/2006/main">
-              <a:graphicData uri="http://schemas.openxmlformats.org/drawingml/2006/picture">
-                <pic:pic xmlns:pic="http://schemas.openxmlformats.org/drawingml/2006/picture">
-                  <pic:nvPicPr>
-                    <pic:cNvPr id="1761917580" name=""/>
-                    <pic:cNvPicPr/>
-                  </pic:nvPicPr>
-                  <pic:blipFill>
-                    <a:blip r:embed="rId13"/>
-                    <a:stretch>
-                      <a:fillRect/>
-                    </a:stretch>
-                  </pic:blipFill>
-                  <pic:spPr>
-                    <a:xfrm>
-                      <a:off x="0" y="0"/>
-                      <a:ext cx="6120130" cy="4549775"/>
-                    </a:xfrm>
-                    <a:prstGeom prst="rect">
-                      <a:avLst/>
-                    </a:prstGeom>
-                  </pic:spPr>
-                </pic:pic>
-              </a:graphicData>
-            </a:graphic>
-          </wp:inline>
-        </w:drawing>
-      </w:r>
-    </w:p>
-    <w:p>
-      <w:pPr>
-        <w:spacing w:after="0" w:line="240" w:lineRule="auto"/>
-        <w:ind w:firstLine="709"/>
-        <w:jc w:val="center"/>
-        <w:rPr>
-          <w:rFonts w:ascii="Times New Roman" w:hAnsi="Times New Roman" w:cs="Times New Roman"/>
-          <w:i/>
-          <w:iCs/>
-        </w:rPr>
-      </w:pPr>
-      <w:r>
-        <w:rPr>
-          <w:rFonts w:ascii="Times New Roman" w:hAnsi="Times New Roman" w:cs="Times New Roman"/>
-          <w:i/>
-          <w:iCs/>
-        </w:rPr>
-        <w:t>Рис</w:t>
-      </w:r>
-      <w:r>
-        <w:rPr>
-          <w:rFonts w:ascii="Times New Roman" w:hAnsi="Times New Roman" w:cs="Times New Roman"/>
-          <w:i/>
-          <w:iCs/>
-        </w:rPr>
-        <w:t>.</w:t>
-      </w:r>
-      <w:r>
-        <w:rPr>
-          <w:rFonts w:ascii="Times New Roman" w:hAnsi="Times New Roman" w:cs="Times New Roman"/>
-          <w:i/>
-          <w:iCs/>
-        </w:rPr>
-        <w:t xml:space="preserve"> 6</w:t>
-      </w:r>
-      <w:r>
-        <w:rPr>
-          <w:rFonts w:ascii="Times New Roman" w:hAnsi="Times New Roman" w:cs="Times New Roman"/>
-          <w:i/>
-          <w:iCs/>
-        </w:rPr>
-        <w:t>.</w:t>
-      </w:r>
-      <w:r>
-        <w:rPr>
-          <w:rFonts w:ascii="Times New Roman" w:hAnsi="Times New Roman" w:cs="Times New Roman"/>
-          <w:i/>
-          <w:iCs/>
-        </w:rPr>
-        <w:t xml:space="preserve"> Страница оформления заказа</w:t>
-      </w:r>
-    </w:p>
-    <w:p>
-      <w:pPr>
-        <w:rPr>
-          <w:rFonts w:ascii="Times New Roman" w:hAnsi="Times New Roman" w:cs="Times New Roman"/>
-        </w:rPr>
-      </w:pPr>
-      <w:r>
-        <w:rPr>
-          <w:rFonts w:ascii="Times New Roman" w:hAnsi="Times New Roman" w:cs="Times New Roman"/>
-        </w:rPr>
-        <w:br w:type="page"/>
-      </w:r>
-    </w:p>
-    <w:p>
-      <w:pPr>
-        <w:spacing w:after="0" w:line="360" w:lineRule="auto"/>
-        <w:ind w:firstLine="709"/>
-        <w:jc w:val="both"/>
-        <w:rPr>
-          <w:rFonts w:ascii="Times New Roman" w:hAnsi="Times New Roman" w:cs="Times New Roman"/>
-        </w:rPr>
-      </w:pPr>
-      <w:r>
-        <w:rPr>
-          <w:rFonts w:ascii="Times New Roman" w:hAnsi="Times New Roman" w:cs="Times New Roman"/>
-        </w:rPr>
-        <w:lastRenderedPageBreak/>
-        <w:t>Также</w:t>
-      </w:r>
-      <w:r>
-        <w:rPr>
-          <w:rFonts w:ascii="Times New Roman" w:hAnsi="Times New Roman" w:cs="Times New Roman"/>
-        </w:rPr>
-        <w:t xml:space="preserve"> была разработана административная панель</w:t>
-      </w:r>
-      <w:r>
-        <w:rPr>
-          <w:rFonts w:ascii="Times New Roman" w:hAnsi="Times New Roman" w:cs="Times New Roman"/>
-        </w:rPr>
-        <w:t xml:space="preserve"> (Рис. 7)</w:t>
-      </w:r>
-      <w:r>
-        <w:rPr>
-          <w:rFonts w:ascii="Times New Roman" w:hAnsi="Times New Roman" w:cs="Times New Roman"/>
-        </w:rPr>
-        <w:t>. Доступ к ней имеют только пользователи с ролью администратора. В административной панели отображается список заказов, информация о пользователях, статус заказа и дата его создания. Также реализована возможность изменения статуса заказа и удаления записей из базы данных.</w:t>
-      </w:r>
-    </w:p>
-    <w:p>
-      <w:pPr>
-        <w:spacing w:after="0" w:line="240" w:lineRule="auto"/>
-        <w:jc w:val="center"/>
-        <w:rPr>
-          <w:rFonts w:ascii="Times New Roman" w:hAnsi="Times New Roman" w:cs="Times New Roman"/>
-        </w:rPr>
-      </w:pPr>
-      <w:r>
-        <w:rPr>
-          <w:rFonts w:ascii="Times New Roman" w:hAnsi="Times New Roman" w:cs="Times New Roman"/>
-          <w:noProof/>
-        </w:rPr>
-        <w:drawing>
-          <wp:inline distT="0" distB="0" distL="0" distR="0" wp14:anchorId="57391324" wp14:editId="64F9911C">
-            <wp:extent cx="6120130" cy="4410075"/>
-            <wp:effectExtent l="0" t="0" r="0" b="9525"/>
-            <wp:docPr id="627237473" name="Рисунок 1"/>
-            <wp:cNvGraphicFramePr>
-              <a:graphicFrameLocks xmlns:a="http://schemas.openxmlformats.org/drawingml/2006/main" noChangeAspect="1"/>
-            </wp:cNvGraphicFramePr>
-            <a:graphic xmlns:a="http://schemas.openxmlformats.org/drawingml/2006/main">
-              <a:graphicData uri="http://schemas.openxmlformats.org/drawingml/2006/picture">
-                <pic:pic xmlns:pic="http://schemas.openxmlformats.org/drawingml/2006/picture">
-                  <pic:nvPicPr>
-                    <pic:cNvPr id="627237473" name=""/>
-                    <pic:cNvPicPr/>
-                  </pic:nvPicPr>
-                  <pic:blipFill>
-                    <a:blip r:embed="rId14"/>
-                    <a:stretch>
-                      <a:fillRect/>
-                    </a:stretch>
-                  </pic:blipFill>
-                  <pic:spPr>
-                    <a:xfrm>
-                      <a:off x="0" y="0"/>
-                      <a:ext cx="6120130" cy="4410075"/>
-                    </a:xfrm>
-                    <a:prstGeom prst="rect">
-                      <a:avLst/>
-                    </a:prstGeom>
-                  </pic:spPr>
-                </pic:pic>
-              </a:graphicData>
-            </a:graphic>
-          </wp:inline>
-        </w:drawing>
-      </w:r>
-    </w:p>
-    <w:p>
-      <w:pPr>
-        <w:spacing w:after="0" w:line="240" w:lineRule="auto"/>
-        <w:ind w:firstLine="709"/>
-        <w:jc w:val="center"/>
-        <w:rPr>
-          <w:rFonts w:ascii="Times New Roman" w:hAnsi="Times New Roman" w:cs="Times New Roman"/>
-          <w:i/>
-          <w:iCs/>
-        </w:rPr>
-      </w:pPr>
-      <w:r>
-        <w:rPr>
-          <w:rFonts w:ascii="Times New Roman" w:hAnsi="Times New Roman" w:cs="Times New Roman"/>
-          <w:i/>
-          <w:iCs/>
-        </w:rPr>
-        <w:t>Рис</w:t>
-      </w:r>
-      <w:r>
-        <w:rPr>
-          <w:rFonts w:ascii="Times New Roman" w:hAnsi="Times New Roman" w:cs="Times New Roman"/>
-          <w:i/>
-          <w:iCs/>
-        </w:rPr>
-        <w:t>.</w:t>
-      </w:r>
-      <w:r>
-        <w:rPr>
-          <w:rFonts w:ascii="Times New Roman" w:hAnsi="Times New Roman" w:cs="Times New Roman"/>
-          <w:i/>
-          <w:iCs/>
-        </w:rPr>
-        <w:t xml:space="preserve"> 7</w:t>
-      </w:r>
-      <w:r>
-        <w:rPr>
-          <w:rFonts w:ascii="Times New Roman" w:hAnsi="Times New Roman" w:cs="Times New Roman"/>
-          <w:i/>
-          <w:iCs/>
-        </w:rPr>
-        <w:t>.</w:t>
-      </w:r>
-      <w:r>
-        <w:rPr>
-          <w:rFonts w:ascii="Times New Roman" w:hAnsi="Times New Roman" w:cs="Times New Roman"/>
-          <w:i/>
-          <w:iCs/>
-        </w:rPr>
-        <w:t xml:space="preserve"> Административная панель</w:t>
-      </w:r>
-    </w:p>
-    <w:p>
-      <w:pPr>
-        <w:spacing w:after="0" w:line="240" w:lineRule="auto"/>
-        <w:ind w:firstLine="709"/>
-        <w:jc w:val="both"/>
-        <w:rPr>
-          <w:rFonts w:ascii="Times New Roman" w:hAnsi="Times New Roman" w:cs="Times New Roman"/>
-        </w:rPr>
-      </w:pPr>
-    </w:p>
-    <w:p>
-      <w:pPr>
-        <w:spacing w:after="0" w:line="360" w:lineRule="auto"/>
-        <w:ind w:firstLine="709"/>
-        <w:jc w:val="both"/>
-        <w:rPr>
-          <w:rFonts w:ascii="Times New Roman" w:hAnsi="Times New Roman" w:cs="Times New Roman"/>
-        </w:rPr>
-      </w:pPr>
-      <w:r>
-        <w:rPr>
-          <w:rFonts w:ascii="Times New Roman" w:hAnsi="Times New Roman" w:cs="Times New Roman"/>
-        </w:rPr>
-        <w:t>Во время разработки</w:t>
-      </w:r>
-      <w:r>
-        <w:rPr>
-          <w:rFonts w:ascii="Times New Roman" w:hAnsi="Times New Roman" w:cs="Times New Roman"/>
-        </w:rPr>
-        <w:t xml:space="preserve"> п</w:t>
-      </w:r>
-      <w:r>
-        <w:rPr>
-          <w:rFonts w:ascii="Times New Roman" w:hAnsi="Times New Roman" w:cs="Times New Roman"/>
-        </w:rPr>
-        <w:t>роверялась корректность отображения элементов интерфейса, работа навигации, форм авторизации и оформления заказов.</w:t>
-      </w:r>
-    </w:p>
-    <w:p>
-      <w:pPr>
-        <w:spacing w:after="0" w:line="360" w:lineRule="auto"/>
-        <w:ind w:firstLine="709"/>
-        <w:jc w:val="both"/>
-        <w:rPr>
-          <w:rFonts w:ascii="Times New Roman" w:hAnsi="Times New Roman" w:cs="Times New Roman"/>
-        </w:rPr>
-      </w:pPr>
-      <w:r>
-        <w:rPr>
-          <w:rFonts w:ascii="Times New Roman" w:hAnsi="Times New Roman" w:cs="Times New Roman"/>
-        </w:rPr>
-        <w:t>В ходе выполнения практики были закреплены навыки разработки пользовательских интерфейсов, адаптивной вёрстки, организации структуры веб-приложения и создания интерактивных элементов сайта.</w:t>
-      </w:r>
-    </w:p>
+      </w:pPr>
+      <w:r>
+        <w:t>В результате проектирования была сформирована структура веб-сайта «Телеграф», определены основные элементы пользовательского интерфейса и разработан единый визуальный стиль оформления. Выполненные проектные решения позволили обеспечить удобную навигацию по сайту, логичную организацию информации и комфортное взаимодействие пользователей с системой.</w:t>
+      </w:r>
+    </w:p>
+    <w:p>
+      <w:pPr>
+        <w:pStyle w:val="1"/>
+        <w:spacing w:line="360" w:lineRule="auto"/>
+      </w:pPr>
+      <w:bookmarkStart w:id="3" w:name="_Toc231489102"/>
+      <w:r>
+        <w:t>Разработка интерфейса</w:t>
+      </w:r>
+      <w:bookmarkEnd w:id="3"/>
+    </w:p>
+    <w:p/>
+    <w:p>
+      <w:pPr>
+        <w:pStyle w:val="1"/>
+      </w:pPr>
+      <w:bookmarkStart w:id="4" w:name="_Toc231489103"/>
+      <w:r>
+        <w:t>Тестирование программного интерфейса</w:t>
+      </w:r>
+      <w:bookmarkEnd w:id="4"/>
+    </w:p>
+    <w:p/>
     <w:p>
       <w:pPr>
         <w:ind w:firstLine="709"/>
@@ -3103,12 +3390,12 @@
         <w:pStyle w:val="1"/>
         <w:ind w:firstLine="709"/>
       </w:pPr>
-      <w:bookmarkStart w:id="2" w:name="_Toc230429091"/>
+      <w:bookmarkStart w:id="5" w:name="_Toc231489104"/>
       <w:r>
         <w:lastRenderedPageBreak/>
         <w:t>Заключение</w:t>
       </w:r>
-      <w:bookmarkEnd w:id="2"/>
+      <w:bookmarkEnd w:id="5"/>
     </w:p>
     <w:p>
       <w:pPr>
@@ -3123,7 +3410,21 @@
         <w:rPr>
           <w:rFonts w:ascii="Times New Roman" w:hAnsi="Times New Roman" w:cs="Times New Roman"/>
         </w:rPr>
-        <w:t>В ходе выполнения учебной практики во II семестре 2025–2026 учебного года в ГАПОУ СКСиПТ были закреплены и расширены знания в области разработки и проектирования веб-приложений. Практическая деятельность позволила применить полученные теоретические знания на практике и получить опыт создания полноценного веб-сайта в условиях, приближенных к реальной профессиональной деятельности.</w:t>
+        <w:t xml:space="preserve">В ходе выполнения учебной практики во II семестре 2025–2026 учебного года в ГАПОУ </w:t>
+      </w:r>
+      <w:proofErr w:type="spellStart"/>
+      <w:r>
+        <w:rPr>
+          <w:rFonts w:ascii="Times New Roman" w:hAnsi="Times New Roman" w:cs="Times New Roman"/>
+        </w:rPr>
+        <w:t>СКСиПТ</w:t>
+      </w:r>
+      <w:proofErr w:type="spellEnd"/>
+      <w:r>
+        <w:rPr>
+          <w:rFonts w:ascii="Times New Roman" w:hAnsi="Times New Roman" w:cs="Times New Roman"/>
+        </w:rPr>
+        <w:t xml:space="preserve"> были закреплены и расширены знания в области разработки и проектирования веб-приложений. Практическая деятельность позволила применить полученные теоретические знания на практике и получить опыт создания полноценного веб-сайта в условиях, приближенных к реальной профессиональной деятельности.</w:t>
       </w:r>
     </w:p>
     <w:p>
@@ -3250,12 +3551,12 @@
         <w:pStyle w:val="1"/>
         <w:ind w:firstLine="709"/>
       </w:pPr>
-      <w:bookmarkStart w:id="3" w:name="_Toc230429092"/>
+      <w:bookmarkStart w:id="6" w:name="_Toc231489105"/>
       <w:r>
         <w:lastRenderedPageBreak/>
         <w:t>Список использованных источников</w:t>
       </w:r>
-      <w:bookmarkEnd w:id="3"/>
+      <w:bookmarkEnd w:id="6"/>
     </w:p>
     <w:p>
       <w:pPr>
@@ -3272,7 +3573,15 @@
         <w:jc w:val="both"/>
       </w:pPr>
       <w:r>
-        <w:t xml:space="preserve">Документация по HTML и CSS [Электронный ресурс] // MDN Web Docs. – Режим доступа: https://developer.mozilla.org (дата обращения: </w:t>
+        <w:t xml:space="preserve">Документация по HTML и CSS [Электронный ресурс] // MDN Web </w:t>
+      </w:r>
+      <w:proofErr w:type="spellStart"/>
+      <w:r>
+        <w:t>Docs</w:t>
+      </w:r>
+      <w:proofErr w:type="spellEnd"/>
+      <w:r>
+        <w:t xml:space="preserve">. – Режим доступа: https://developer.mozilla.org (дата обращения: </w:t>
       </w:r>
       <w:r>
         <w:t>03</w:t>
@@ -3392,7 +3701,15 @@
         <w:jc w:val="both"/>
       </w:pPr>
       <w:r>
-        <w:t xml:space="preserve">Документация по CSS [Электронный ресурс] // CSS-Tricks. – Режим доступа: https://css-tricks.com (дата обращения: </w:t>
+        <w:t>Документация по CSS [Электронный ресурс] // CSS-</w:t>
+      </w:r>
+      <w:proofErr w:type="spellStart"/>
+      <w:r>
+        <w:t>Tricks</w:t>
+      </w:r>
+      <w:proofErr w:type="spellEnd"/>
+      <w:r>
+        <w:t xml:space="preserve">. – Режим доступа: https://css-tricks.com (дата обращения: </w:t>
       </w:r>
       <w:r>
         <w:t>14</w:t>
@@ -3422,7 +3739,31 @@
         <w:jc w:val="both"/>
       </w:pPr>
       <w:r>
-        <w:t>Документация по системе контроля версий Git [Электронный ресурс] // Git Documentation. – Режим доступа: https://git-scm.com/doc (дата обращения: 2</w:t>
+        <w:t xml:space="preserve">Документация по системе контроля версий </w:t>
+      </w:r>
+      <w:proofErr w:type="spellStart"/>
+      <w:r>
+        <w:t>Git</w:t>
+      </w:r>
+      <w:proofErr w:type="spellEnd"/>
+      <w:r>
+        <w:t xml:space="preserve"> [Электронный ресурс] // </w:t>
+      </w:r>
+      <w:proofErr w:type="spellStart"/>
+      <w:r>
+        <w:t>Git</w:t>
+      </w:r>
+      <w:proofErr w:type="spellEnd"/>
+      <w:r>
+        <w:t xml:space="preserve"> </w:t>
+      </w:r>
+      <w:proofErr w:type="spellStart"/>
+      <w:r>
+        <w:t>Documentation</w:t>
+      </w:r>
+      <w:proofErr w:type="spellEnd"/>
+      <w:r>
+        <w:t>. – Режим доступа: https://git-scm.com/doc (дата обращения: 2</w:t>
       </w:r>
       <w:r>
         <w:t>1</w:t>
@@ -3482,7 +3823,15 @@
         <w:jc w:val="both"/>
       </w:pPr>
       <w:r>
-        <w:t xml:space="preserve">Локальный сервер Open Server Panel [Электронный ресурс] // Open Server. – Режим доступа: https://ospanel.io (дата обращения: </w:t>
+        <w:t xml:space="preserve">Локальный сервер Open Server </w:t>
+      </w:r>
+      <w:proofErr w:type="spellStart"/>
+      <w:r>
+        <w:t>Panel</w:t>
+      </w:r>
+      <w:proofErr w:type="spellEnd"/>
+      <w:r>
+        <w:t xml:space="preserve"> [Электронный ресурс] // Open Server. – Режим доступа: https://ospanel.io (дата обращения: </w:t>
       </w:r>
       <w:r>
         <w:t>15</w:t>
@@ -3506,7 +3855,15 @@
         <w:jc w:val="both"/>
       </w:pPr>
       <w:r>
-        <w:t xml:space="preserve">Документация по MySQL [Электронный ресурс] // MySQL Documentation. – Режим доступа: https://dev.mysql.com/doc (дата обращения: </w:t>
+        <w:t xml:space="preserve">Документация по MySQL [Электронный ресурс] // MySQL </w:t>
+      </w:r>
+      <w:proofErr w:type="spellStart"/>
+      <w:r>
+        <w:t>Documentation</w:t>
+      </w:r>
+      <w:proofErr w:type="spellEnd"/>
+      <w:r>
+        <w:t xml:space="preserve">. – Режим доступа: https://dev.mysql.com/doc (дата обращения: </w:t>
       </w:r>
       <w:r>
         <w:t>15</w:t>
@@ -3530,7 +3887,23 @@
         <w:jc w:val="both"/>
       </w:pPr>
       <w:r>
-        <w:t xml:space="preserve">Документация по адаптивной вёрстке [Электронный ресурс] // Bootstrap Documentation. – Режим доступа: https://getbootstrap.com/docs (дата обращения: </w:t>
+        <w:t xml:space="preserve">Документация по адаптивной вёрстке [Электронный ресурс] // </w:t>
+      </w:r>
+      <w:proofErr w:type="spellStart"/>
+      <w:r>
+        <w:t>Bootstrap</w:t>
+      </w:r>
+      <w:proofErr w:type="spellEnd"/>
+      <w:r>
+        <w:t xml:space="preserve"> </w:t>
+      </w:r>
+      <w:proofErr w:type="spellStart"/>
+      <w:r>
+        <w:t>Documentation</w:t>
+      </w:r>
+      <w:proofErr w:type="spellEnd"/>
+      <w:r>
+        <w:t xml:space="preserve">. – Режим доступа: https://getbootstrap.com/docs (дата обращения: </w:t>
       </w:r>
       <w:r>
         <w:t>15</w:t>
@@ -3549,15 +3922,15 @@
         <w:pStyle w:val="1"/>
         <w:ind w:firstLine="709"/>
       </w:pPr>
-      <w:bookmarkStart w:id="4" w:name="_Toc230429093"/>
+      <w:bookmarkStart w:id="7" w:name="_Toc231489106"/>
       <w:r>
         <w:lastRenderedPageBreak/>
         <w:t>Приложение А</w:t>
       </w:r>
-      <w:bookmarkEnd w:id="4"/>
+      <w:bookmarkEnd w:id="7"/>
     </w:p>
     <w:sectPr>
-      <w:footerReference w:type="default" r:id="rId15"/>
+      <w:footerReference w:type="default" r:id="rId8"/>
       <w:pgSz w:w="11906" w:h="16838"/>
       <w:pgMar w:top="1134" w:right="567" w:bottom="1134" w:left="1701" w:header="709" w:footer="709" w:gutter="0"/>
       <w:cols w:space="708"/>
@@ -4111,6 +4484,119 @@
     </w:lvl>
   </w:abstractNum>
   <w:abstractNum w:abstractNumId="3" w15:restartNumberingAfterBreak="0">
+    <w:nsid w:val="213221A3"/>
+    <w:multiLevelType w:val="hybridMultilevel"/>
+    <w:tmpl w:val="5464FAC6"/>
+    <w:lvl w:ilvl="0" w:tplc="04190001">
+      <w:start w:val="1"/>
+      <w:numFmt w:val="bullet"/>
+      <w:lvlText w:val=""/>
+      <w:lvlJc w:val="left"/>
+      <w:pPr>
+        <w:ind w:left="1429" w:hanging="360"/>
+      </w:pPr>
+      <w:rPr>
+        <w:rFonts w:ascii="Symbol" w:hAnsi="Symbol" w:hint="default"/>
+      </w:rPr>
+    </w:lvl>
+    <w:lvl w:ilvl="1" w:tplc="04190003" w:tentative="1">
+      <w:start w:val="1"/>
+      <w:numFmt w:val="bullet"/>
+      <w:lvlText w:val="o"/>
+      <w:lvlJc w:val="left"/>
+      <w:pPr>
+        <w:ind w:left="2149" w:hanging="360"/>
+      </w:pPr>
+      <w:rPr>
+        <w:rFonts w:ascii="Courier New" w:hAnsi="Courier New" w:cs="Courier New" w:hint="default"/>
+      </w:rPr>
+    </w:lvl>
+    <w:lvl w:ilvl="2" w:tplc="04190005" w:tentative="1">
+      <w:start w:val="1"/>
+      <w:numFmt w:val="bullet"/>
+      <w:lvlText w:val=""/>
+      <w:lvlJc w:val="left"/>
+      <w:pPr>
+        <w:ind w:left="2869" w:hanging="360"/>
+      </w:pPr>
+      <w:rPr>
+        <w:rFonts w:ascii="Wingdings" w:hAnsi="Wingdings" w:hint="default"/>
+      </w:rPr>
+    </w:lvl>
+    <w:lvl w:ilvl="3" w:tplc="04190001" w:tentative="1">
+      <w:start w:val="1"/>
+      <w:numFmt w:val="bullet"/>
+      <w:lvlText w:val=""/>
+      <w:lvlJc w:val="left"/>
+      <w:pPr>
+        <w:ind w:left="3589" w:hanging="360"/>
+      </w:pPr>
+      <w:rPr>
+        <w:rFonts w:ascii="Symbol" w:hAnsi="Symbol" w:hint="default"/>
+      </w:rPr>
+    </w:lvl>
+    <w:lvl w:ilvl="4" w:tplc="04190003" w:tentative="1">
+      <w:start w:val="1"/>
+      <w:numFmt w:val="bullet"/>
+      <w:lvlText w:val="o"/>
+      <w:lvlJc w:val="left"/>
+      <w:pPr>
+        <w:ind w:left="4309" w:hanging="360"/>
+      </w:pPr>
+      <w:rPr>
+        <w:rFonts w:ascii="Courier New" w:hAnsi="Courier New" w:cs="Courier New" w:hint="default"/>
+      </w:rPr>
+    </w:lvl>
+    <w:lvl w:ilvl="5" w:tplc="04190005" w:tentative="1">
+      <w:start w:val="1"/>
+      <w:numFmt w:val="bullet"/>
+      <w:lvlText w:val=""/>
+      <w:lvlJc w:val="left"/>
+      <w:pPr>
+        <w:ind w:left="5029" w:hanging="360"/>
+      </w:pPr>
+      <w:rPr>
+        <w:rFonts w:ascii="Wingdings" w:hAnsi="Wingdings" w:hint="default"/>
+      </w:rPr>
+    </w:lvl>
+    <w:lvl w:ilvl="6" w:tplc="04190001" w:tentative="1">
+      <w:start w:val="1"/>
+      <w:numFmt w:val="bullet"/>
+      <w:lvlText w:val=""/>
+      <w:lvlJc w:val="left"/>
+      <w:pPr>
+        <w:ind w:left="5749" w:hanging="360"/>
+      </w:pPr>
+      <w:rPr>
+        <w:rFonts w:ascii="Symbol" w:hAnsi="Symbol" w:hint="default"/>
+      </w:rPr>
+    </w:lvl>
+    <w:lvl w:ilvl="7" w:tplc="04190003" w:tentative="1">
+      <w:start w:val="1"/>
+      <w:numFmt w:val="bullet"/>
+      <w:lvlText w:val="o"/>
+      <w:lvlJc w:val="left"/>
+      <w:pPr>
+        <w:ind w:left="6469" w:hanging="360"/>
+      </w:pPr>
+      <w:rPr>
+        <w:rFonts w:ascii="Courier New" w:hAnsi="Courier New" w:cs="Courier New" w:hint="default"/>
+      </w:rPr>
+    </w:lvl>
+    <w:lvl w:ilvl="8" w:tplc="04190005" w:tentative="1">
+      <w:start w:val="1"/>
+      <w:numFmt w:val="bullet"/>
+      <w:lvlText w:val=""/>
+      <w:lvlJc w:val="left"/>
+      <w:pPr>
+        <w:ind w:left="7189" w:hanging="360"/>
+      </w:pPr>
+      <w:rPr>
+        <w:rFonts w:ascii="Wingdings" w:hAnsi="Wingdings" w:hint="default"/>
+      </w:rPr>
+    </w:lvl>
+  </w:abstractNum>
+  <w:abstractNum w:abstractNumId="4" w15:restartNumberingAfterBreak="0">
     <w:nsid w:val="2DB373C9"/>
     <w:multiLevelType w:val="hybridMultilevel"/>
     <w:tmpl w:val="75D87E90"/>
@@ -4196,7 +4682,7 @@
       </w:pPr>
     </w:lvl>
   </w:abstractNum>
-  <w:abstractNum w:abstractNumId="4" w15:restartNumberingAfterBreak="0">
+  <w:abstractNum w:abstractNumId="5" w15:restartNumberingAfterBreak="0">
     <w:nsid w:val="3541337D"/>
     <w:multiLevelType w:val="multilevel"/>
     <w:tmpl w:val="E3886FE0"/>
@@ -4345,7 +4831,120 @@
       </w:rPr>
     </w:lvl>
   </w:abstractNum>
-  <w:abstractNum w:abstractNumId="5" w15:restartNumberingAfterBreak="0">
+  <w:abstractNum w:abstractNumId="6" w15:restartNumberingAfterBreak="0">
+    <w:nsid w:val="366E468B"/>
+    <w:multiLevelType w:val="multilevel"/>
+    <w:tmpl w:val="1598EFA2"/>
+    <w:lvl w:ilvl="0">
+      <w:start w:val="1"/>
+      <w:numFmt w:val="decimal"/>
+      <w:lvlText w:val="%1."/>
+      <w:lvlJc w:val="left"/>
+      <w:pPr>
+        <w:tabs>
+          <w:tab w:val="num" w:pos="720"/>
+        </w:tabs>
+        <w:ind w:left="720" w:hanging="360"/>
+      </w:pPr>
+    </w:lvl>
+    <w:lvl w:ilvl="1" w:tentative="1">
+      <w:start w:val="1"/>
+      <w:numFmt w:val="decimal"/>
+      <w:lvlText w:val="%2."/>
+      <w:lvlJc w:val="left"/>
+      <w:pPr>
+        <w:tabs>
+          <w:tab w:val="num" w:pos="1440"/>
+        </w:tabs>
+        <w:ind w:left="1440" w:hanging="360"/>
+      </w:pPr>
+    </w:lvl>
+    <w:lvl w:ilvl="2" w:tentative="1">
+      <w:start w:val="1"/>
+      <w:numFmt w:val="decimal"/>
+      <w:lvlText w:val="%3."/>
+      <w:lvlJc w:val="left"/>
+      <w:pPr>
+        <w:tabs>
+          <w:tab w:val="num" w:pos="2160"/>
+        </w:tabs>
+        <w:ind w:left="2160" w:hanging="360"/>
+      </w:pPr>
+    </w:lvl>
+    <w:lvl w:ilvl="3" w:tentative="1">
+      <w:start w:val="1"/>
+      <w:numFmt w:val="decimal"/>
+      <w:lvlText w:val="%4."/>
+      <w:lvlJc w:val="left"/>
+      <w:pPr>
+        <w:tabs>
+          <w:tab w:val="num" w:pos="2880"/>
+        </w:tabs>
+        <w:ind w:left="2880" w:hanging="360"/>
+      </w:pPr>
+    </w:lvl>
+    <w:lvl w:ilvl="4" w:tentative="1">
+      <w:start w:val="1"/>
+      <w:numFmt w:val="decimal"/>
+      <w:lvlText w:val="%5."/>
+      <w:lvlJc w:val="left"/>
+      <w:pPr>
+        <w:tabs>
+          <w:tab w:val="num" w:pos="3600"/>
+        </w:tabs>
+        <w:ind w:left="3600" w:hanging="360"/>
+      </w:pPr>
+    </w:lvl>
+    <w:lvl w:ilvl="5" w:tentative="1">
+      <w:start w:val="1"/>
+      <w:numFmt w:val="decimal"/>
+      <w:lvlText w:val="%6."/>
+      <w:lvlJc w:val="left"/>
+      <w:pPr>
+        <w:tabs>
+          <w:tab w:val="num" w:pos="4320"/>
+        </w:tabs>
+        <w:ind w:left="4320" w:hanging="360"/>
+      </w:pPr>
+    </w:lvl>
+    <w:lvl w:ilvl="6" w:tentative="1">
+      <w:start w:val="1"/>
+      <w:numFmt w:val="decimal"/>
+      <w:lvlText w:val="%7."/>
+      <w:lvlJc w:val="left"/>
+      <w:pPr>
+        <w:tabs>
+          <w:tab w:val="num" w:pos="5040"/>
+        </w:tabs>
+        <w:ind w:left="5040" w:hanging="360"/>
+      </w:pPr>
+    </w:lvl>
+    <w:lvl w:ilvl="7" w:tentative="1">
+      <w:start w:val="1"/>
+      <w:numFmt w:val="decimal"/>
+      <w:lvlText w:val="%8."/>
+      <w:lvlJc w:val="left"/>
+      <w:pPr>
+        <w:tabs>
+          <w:tab w:val="num" w:pos="5760"/>
+        </w:tabs>
+        <w:ind w:left="5760" w:hanging="360"/>
+      </w:pPr>
+    </w:lvl>
+    <w:lvl w:ilvl="8" w:tentative="1">
+      <w:start w:val="1"/>
+      <w:numFmt w:val="decimal"/>
+      <w:lvlText w:val="%9."/>
+      <w:lvlJc w:val="left"/>
+      <w:pPr>
+        <w:tabs>
+          <w:tab w:val="num" w:pos="6480"/>
+        </w:tabs>
+        <w:ind w:left="6480" w:hanging="360"/>
+      </w:pPr>
+    </w:lvl>
+  </w:abstractNum>
+  <w:abstractNum w:abstractNumId="7" w15:restartNumberingAfterBreak="0">
     <w:nsid w:val="382B0D0B"/>
     <w:multiLevelType w:val="multilevel"/>
     <w:tmpl w:val="0AD83B84"/>
@@ -4494,7 +5093,7 @@
       </w:rPr>
     </w:lvl>
   </w:abstractNum>
-  <w:abstractNum w:abstractNumId="6" w15:restartNumberingAfterBreak="0">
+  <w:abstractNum w:abstractNumId="8" w15:restartNumberingAfterBreak="0">
     <w:nsid w:val="39B63735"/>
     <w:multiLevelType w:val="multilevel"/>
     <w:tmpl w:val="38DEFE62"/>
@@ -4643,7 +5242,120 @@
       </w:rPr>
     </w:lvl>
   </w:abstractNum>
-  <w:abstractNum w:abstractNumId="7" w15:restartNumberingAfterBreak="0">
+  <w:abstractNum w:abstractNumId="9" w15:restartNumberingAfterBreak="0">
+    <w:nsid w:val="39EF41C4"/>
+    <w:multiLevelType w:val="hybridMultilevel"/>
+    <w:tmpl w:val="93A47A1C"/>
+    <w:lvl w:ilvl="0" w:tplc="04190001">
+      <w:start w:val="1"/>
+      <w:numFmt w:val="bullet"/>
+      <w:lvlText w:val=""/>
+      <w:lvlJc w:val="left"/>
+      <w:pPr>
+        <w:ind w:left="1429" w:hanging="360"/>
+      </w:pPr>
+      <w:rPr>
+        <w:rFonts w:ascii="Symbol" w:hAnsi="Symbol" w:hint="default"/>
+      </w:rPr>
+    </w:lvl>
+    <w:lvl w:ilvl="1" w:tplc="04190003" w:tentative="1">
+      <w:start w:val="1"/>
+      <w:numFmt w:val="bullet"/>
+      <w:lvlText w:val="o"/>
+      <w:lvlJc w:val="left"/>
+      <w:pPr>
+        <w:ind w:left="2149" w:hanging="360"/>
+      </w:pPr>
+      <w:rPr>
+        <w:rFonts w:ascii="Courier New" w:hAnsi="Courier New" w:cs="Courier New" w:hint="default"/>
+      </w:rPr>
+    </w:lvl>
+    <w:lvl w:ilvl="2" w:tplc="04190005" w:tentative="1">
+      <w:start w:val="1"/>
+      <w:numFmt w:val="bullet"/>
+      <w:lvlText w:val=""/>
+      <w:lvlJc w:val="left"/>
+      <w:pPr>
+        <w:ind w:left="2869" w:hanging="360"/>
+      </w:pPr>
+      <w:rPr>
+        <w:rFonts w:ascii="Wingdings" w:hAnsi="Wingdings" w:hint="default"/>
+      </w:rPr>
+    </w:lvl>
+    <w:lvl w:ilvl="3" w:tplc="04190001" w:tentative="1">
+      <w:start w:val="1"/>
+      <w:numFmt w:val="bullet"/>
+      <w:lvlText w:val=""/>
+      <w:lvlJc w:val="left"/>
+      <w:pPr>
+        <w:ind w:left="3589" w:hanging="360"/>
+      </w:pPr>
+      <w:rPr>
+        <w:rFonts w:ascii="Symbol" w:hAnsi="Symbol" w:hint="default"/>
+      </w:rPr>
+    </w:lvl>
+    <w:lvl w:ilvl="4" w:tplc="04190003" w:tentative="1">
+      <w:start w:val="1"/>
+      <w:numFmt w:val="bullet"/>
+      <w:lvlText w:val="o"/>
+      <w:lvlJc w:val="left"/>
+      <w:pPr>
+        <w:ind w:left="4309" w:hanging="360"/>
+      </w:pPr>
+      <w:rPr>
+        <w:rFonts w:ascii="Courier New" w:hAnsi="Courier New" w:cs="Courier New" w:hint="default"/>
+      </w:rPr>
+    </w:lvl>
+    <w:lvl w:ilvl="5" w:tplc="04190005" w:tentative="1">
+      <w:start w:val="1"/>
+      <w:numFmt w:val="bullet"/>
+      <w:lvlText w:val=""/>
+      <w:lvlJc w:val="left"/>
+      <w:pPr>
+        <w:ind w:left="5029" w:hanging="360"/>
+      </w:pPr>
+      <w:rPr>
+        <w:rFonts w:ascii="Wingdings" w:hAnsi="Wingdings" w:hint="default"/>
+      </w:rPr>
+    </w:lvl>
+    <w:lvl w:ilvl="6" w:tplc="04190001" w:tentative="1">
+      <w:start w:val="1"/>
+      <w:numFmt w:val="bullet"/>
+      <w:lvlText w:val=""/>
+      <w:lvlJc w:val="left"/>
+      <w:pPr>
+        <w:ind w:left="5749" w:hanging="360"/>
+      </w:pPr>
+      <w:rPr>
+        <w:rFonts w:ascii="Symbol" w:hAnsi="Symbol" w:hint="default"/>
+      </w:rPr>
+    </w:lvl>
+    <w:lvl w:ilvl="7" w:tplc="04190003" w:tentative="1">
+      <w:start w:val="1"/>
+      <w:numFmt w:val="bullet"/>
+      <w:lvlText w:val="o"/>
+      <w:lvlJc w:val="left"/>
+      <w:pPr>
+        <w:ind w:left="6469" w:hanging="360"/>
+      </w:pPr>
+      <w:rPr>
+        <w:rFonts w:ascii="Courier New" w:hAnsi="Courier New" w:cs="Courier New" w:hint="default"/>
+      </w:rPr>
+    </w:lvl>
+    <w:lvl w:ilvl="8" w:tplc="04190005" w:tentative="1">
+      <w:start w:val="1"/>
+      <w:numFmt w:val="bullet"/>
+      <w:lvlText w:val=""/>
+      <w:lvlJc w:val="left"/>
+      <w:pPr>
+        <w:ind w:left="7189" w:hanging="360"/>
+      </w:pPr>
+      <w:rPr>
+        <w:rFonts w:ascii="Wingdings" w:hAnsi="Wingdings" w:hint="default"/>
+      </w:rPr>
+    </w:lvl>
+  </w:abstractNum>
+  <w:abstractNum w:abstractNumId="10" w15:restartNumberingAfterBreak="0">
     <w:nsid w:val="45081950"/>
     <w:multiLevelType w:val="multilevel"/>
     <w:tmpl w:val="A03EE52E"/>
@@ -4792,7 +5504,7 @@
       </w:rPr>
     </w:lvl>
   </w:abstractNum>
-  <w:abstractNum w:abstractNumId="8" w15:restartNumberingAfterBreak="0">
+  <w:abstractNum w:abstractNumId="11" w15:restartNumberingAfterBreak="0">
     <w:nsid w:val="4A4F6E62"/>
     <w:multiLevelType w:val="multilevel"/>
     <w:tmpl w:val="08F4C99C"/>
@@ -4941,7 +5653,7 @@
       </w:rPr>
     </w:lvl>
   </w:abstractNum>
-  <w:abstractNum w:abstractNumId="9" w15:restartNumberingAfterBreak="0">
+  <w:abstractNum w:abstractNumId="12" w15:restartNumberingAfterBreak="0">
     <w:nsid w:val="51BB44B3"/>
     <w:multiLevelType w:val="multilevel"/>
     <w:tmpl w:val="7B747F0C"/>
@@ -5090,7 +5802,7 @@
       </w:rPr>
     </w:lvl>
   </w:abstractNum>
-  <w:abstractNum w:abstractNumId="10" w15:restartNumberingAfterBreak="0">
+  <w:abstractNum w:abstractNumId="13" w15:restartNumberingAfterBreak="0">
     <w:nsid w:val="5AC9188D"/>
     <w:multiLevelType w:val="multilevel"/>
     <w:tmpl w:val="34CCC81E"/>
@@ -5239,7 +5951,7 @@
       </w:rPr>
     </w:lvl>
   </w:abstractNum>
-  <w:abstractNum w:abstractNumId="11" w15:restartNumberingAfterBreak="0">
+  <w:abstractNum w:abstractNumId="14" w15:restartNumberingAfterBreak="0">
     <w:nsid w:val="65B054FE"/>
     <w:multiLevelType w:val="multilevel"/>
     <w:tmpl w:val="95AEABAC"/>
@@ -5388,7 +6100,7 @@
       </w:rPr>
     </w:lvl>
   </w:abstractNum>
-  <w:abstractNum w:abstractNumId="12" w15:restartNumberingAfterBreak="0">
+  <w:abstractNum w:abstractNumId="15" w15:restartNumberingAfterBreak="0">
     <w:nsid w:val="69A82D27"/>
     <w:multiLevelType w:val="multilevel"/>
     <w:tmpl w:val="F856957A"/>
@@ -5537,7 +6249,7 @@
       </w:rPr>
     </w:lvl>
   </w:abstractNum>
-  <w:abstractNum w:abstractNumId="13" w15:restartNumberingAfterBreak="0">
+  <w:abstractNum w:abstractNumId="16" w15:restartNumberingAfterBreak="0">
     <w:nsid w:val="6E75525C"/>
     <w:multiLevelType w:val="multilevel"/>
     <w:tmpl w:val="A3C0A3B4"/>
@@ -5686,7 +6398,7 @@
       </w:rPr>
     </w:lvl>
   </w:abstractNum>
-  <w:abstractNum w:abstractNumId="14" w15:restartNumberingAfterBreak="0">
+  <w:abstractNum w:abstractNumId="17" w15:restartNumberingAfterBreak="0">
     <w:nsid w:val="71FA555A"/>
     <w:multiLevelType w:val="multilevel"/>
     <w:tmpl w:val="2DB6EC5E"/>
@@ -5836,48 +6548,57 @@
     </w:lvl>
   </w:abstractNum>
   <w:num w:numId="1" w16cid:durableId="1919632550">
-    <w:abstractNumId w:val="10"/>
+    <w:abstractNumId w:val="13"/>
   </w:num>
   <w:num w:numId="2" w16cid:durableId="166598017">
-    <w:abstractNumId w:val="12"/>
+    <w:abstractNumId w:val="15"/>
   </w:num>
   <w:num w:numId="3" w16cid:durableId="765272268">
     <w:abstractNumId w:val="2"/>
   </w:num>
   <w:num w:numId="4" w16cid:durableId="1746947974">
-    <w:abstractNumId w:val="13"/>
+    <w:abstractNumId w:val="16"/>
   </w:num>
   <w:num w:numId="5" w16cid:durableId="225919042">
     <w:abstractNumId w:val="0"/>
   </w:num>
   <w:num w:numId="6" w16cid:durableId="943462457">
-    <w:abstractNumId w:val="11"/>
+    <w:abstractNumId w:val="14"/>
   </w:num>
   <w:num w:numId="7" w16cid:durableId="790056369">
-    <w:abstractNumId w:val="14"/>
+    <w:abstractNumId w:val="17"/>
   </w:num>
   <w:num w:numId="8" w16cid:durableId="984163657">
-    <w:abstractNumId w:val="3"/>
+    <w:abstractNumId w:val="4"/>
   </w:num>
   <w:num w:numId="9" w16cid:durableId="1616525397">
     <w:abstractNumId w:val="1"/>
   </w:num>
   <w:num w:numId="10" w16cid:durableId="2144544327">
+    <w:abstractNumId w:val="11"/>
+  </w:num>
+  <w:num w:numId="11" w16cid:durableId="832719991">
+    <w:abstractNumId w:val="5"/>
+  </w:num>
+  <w:num w:numId="12" w16cid:durableId="1153372839">
     <w:abstractNumId w:val="8"/>
   </w:num>
-  <w:num w:numId="11" w16cid:durableId="832719991">
-    <w:abstractNumId w:val="4"/>
+  <w:num w:numId="13" w16cid:durableId="1810779862">
+    <w:abstractNumId w:val="10"/>
   </w:num>
-  <w:num w:numId="12" w16cid:durableId="1153372839">
+  <w:num w:numId="14" w16cid:durableId="1335181588">
+    <w:abstractNumId w:val="7"/>
+  </w:num>
+  <w:num w:numId="15" w16cid:durableId="1126773926">
+    <w:abstractNumId w:val="12"/>
+  </w:num>
+  <w:num w:numId="16" w16cid:durableId="441535556">
+    <w:abstractNumId w:val="3"/>
+  </w:num>
+  <w:num w:numId="17" w16cid:durableId="1461530248">
     <w:abstractNumId w:val="6"/>
   </w:num>
-  <w:num w:numId="13" w16cid:durableId="1810779862">
-    <w:abstractNumId w:val="7"/>
-  </w:num>
-  <w:num w:numId="14" w16cid:durableId="1335181588">
-    <w:abstractNumId w:val="5"/>
-  </w:num>
-  <w:num w:numId="15" w16cid:durableId="1126773926">
+  <w:num w:numId="18" w16cid:durableId="1138914312">
     <w:abstractNumId w:val="9"/>
   </w:num>
 </w:numbering>

--- a/UPsite/отчёт.docx
+++ b/UPsite/отчёт.docx
@@ -1905,16 +1905,28 @@
         <w:spacing w:after="0" w:line="360" w:lineRule="auto"/>
         <w:ind w:firstLine="709"/>
         <w:jc w:val="both"/>
-      </w:pPr>
-      <w:r>
+        <w:rPr>
+          <w:rFonts w:ascii="Times New Roman" w:hAnsi="Times New Roman" w:cs="Times New Roman"/>
+        </w:rPr>
+      </w:pPr>
+      <w:r>
+        <w:rPr>
+          <w:rFonts w:ascii="Times New Roman" w:hAnsi="Times New Roman" w:cs="Times New Roman"/>
+        </w:rPr>
         <w:t>Проектирование пользовательского интерфейса (UI) для веб-сервиса «Телеграф» осуществлялось с использованием принципов человеко-ориентированного проектирования (Human-</w:t>
       </w:r>
       <w:proofErr w:type="spellStart"/>
       <w:r>
+        <w:rPr>
+          <w:rFonts w:ascii="Times New Roman" w:hAnsi="Times New Roman" w:cs="Times New Roman"/>
+        </w:rPr>
         <w:t>Centered</w:t>
       </w:r>
       <w:proofErr w:type="spellEnd"/>
       <w:r>
+        <w:rPr>
+          <w:rFonts w:ascii="Times New Roman" w:hAnsi="Times New Roman" w:cs="Times New Roman"/>
+        </w:rPr>
         <w:t xml:space="preserve"> Design, HCD). Основной задачей данного этапа являлось создание понятного и удобного интерфейса, позволяющего пользователям быстро получать информацию об услугах, оформлять заказы телеграмм и взаимодействовать с системой без необходимости длительного изучения её функционала.</w:t>
       </w:r>
     </w:p>
@@ -1923,8 +1935,14 @@
         <w:spacing w:after="0" w:line="360" w:lineRule="auto"/>
         <w:ind w:firstLine="709"/>
         <w:jc w:val="both"/>
-      </w:pPr>
-      <w:r>
+        <w:rPr>
+          <w:rFonts w:ascii="Times New Roman" w:hAnsi="Times New Roman" w:cs="Times New Roman"/>
+        </w:rPr>
+      </w:pPr>
+      <w:r>
+        <w:rPr>
+          <w:rFonts w:ascii="Times New Roman" w:hAnsi="Times New Roman" w:cs="Times New Roman"/>
+        </w:rPr>
         <w:t>Для формирования удобной структуры интерфейса были выделены следующие категории пользователей:</w:t>
       </w:r>
     </w:p>
@@ -1934,11 +1952,20 @@
           <w:ilvl w:val="0"/>
           <w:numId w:val="17"/>
         </w:numPr>
+        <w:tabs>
+          <w:tab w:val="left" w:pos="993"/>
+        </w:tabs>
         <w:spacing w:after="0" w:line="360" w:lineRule="auto"/>
         <w:ind w:left="0" w:firstLine="709"/>
         <w:jc w:val="both"/>
-      </w:pPr>
-      <w:r>
+        <w:rPr>
+          <w:rFonts w:ascii="Times New Roman" w:hAnsi="Times New Roman" w:cs="Times New Roman"/>
+        </w:rPr>
+      </w:pPr>
+      <w:r>
+        <w:rPr>
+          <w:rFonts w:ascii="Times New Roman" w:hAnsi="Times New Roman" w:cs="Times New Roman"/>
+        </w:rPr>
         <w:t>Гость сайта — пользователь, который впервые посещает сайт и знакомится с перечнем услуг и тарифов. Для данной категории важны простая навигация, понятная структура страниц и доступность основной информации без необходимости регистрации.</w:t>
       </w:r>
     </w:p>
@@ -1948,11 +1975,20 @@
           <w:ilvl w:val="0"/>
           <w:numId w:val="17"/>
         </w:numPr>
+        <w:tabs>
+          <w:tab w:val="left" w:pos="993"/>
+        </w:tabs>
         <w:spacing w:after="0" w:line="360" w:lineRule="auto"/>
         <w:ind w:left="0" w:firstLine="709"/>
         <w:jc w:val="both"/>
-      </w:pPr>
-      <w:r>
+        <w:rPr>
+          <w:rFonts w:ascii="Times New Roman" w:hAnsi="Times New Roman" w:cs="Times New Roman"/>
+        </w:rPr>
+      </w:pPr>
+      <w:r>
+        <w:rPr>
+          <w:rFonts w:ascii="Times New Roman" w:hAnsi="Times New Roman" w:cs="Times New Roman"/>
+        </w:rPr>
         <w:t>Зарегистрированный пользователь — пользователь, имеющий учётную запись в системе. Основными действиями являются авторизация, оформление заказов телеграмм и использование доступных тарифов. Для данной категории важны удобные формы ввода данных и минимальное количество действий при оформлении заказа.</w:t>
       </w:r>
     </w:p>
@@ -1962,11 +1998,20 @@
           <w:ilvl w:val="0"/>
           <w:numId w:val="17"/>
         </w:numPr>
+        <w:tabs>
+          <w:tab w:val="left" w:pos="993"/>
+        </w:tabs>
         <w:spacing w:after="0" w:line="360" w:lineRule="auto"/>
         <w:ind w:left="0" w:firstLine="709"/>
         <w:jc w:val="both"/>
-      </w:pPr>
-      <w:r>
+        <w:rPr>
+          <w:rFonts w:ascii="Times New Roman" w:hAnsi="Times New Roman" w:cs="Times New Roman"/>
+        </w:rPr>
+      </w:pPr>
+      <w:r>
+        <w:rPr>
+          <w:rFonts w:ascii="Times New Roman" w:hAnsi="Times New Roman" w:cs="Times New Roman"/>
+        </w:rPr>
         <w:t>Администратор системы — пользователь с расширенными правами доступа. Выполняет управление заказами, изменяет их статус, просматривает историю заказов и осуществляет контроль работы системы. Для администратора важны удобство управления данными и быстрый доступ к административным функциям.</w:t>
       </w:r>
     </w:p>
@@ -1975,15 +2020,15 @@
         <w:spacing w:after="0" w:line="360" w:lineRule="auto"/>
         <w:ind w:firstLine="709"/>
         <w:jc w:val="both"/>
-      </w:pPr>
-      <w:r>
-        <w:t>На основе анализа пользовательских сценариев было принято решение использовать модульную структуру интерфейса, состоящую из отдельных страниц, объединённых общей системой навигации и единым визуальным стилем.</w:t>
-      </w:r>
-      <w:r>
-        <w:t xml:space="preserve"> </w:t>
-      </w:r>
-      <w:r>
-        <w:t>На этапе проектирования была разработана структура веб-сайта и определены основные элементы пользовательского интерфейса. Структура сайта представлена в таблице 1.</w:t>
+        <w:rPr>
+          <w:rFonts w:ascii="Times New Roman" w:hAnsi="Times New Roman" w:cs="Times New Roman"/>
+        </w:rPr>
+      </w:pPr>
+      <w:r>
+        <w:rPr>
+          <w:rFonts w:ascii="Times New Roman" w:hAnsi="Times New Roman" w:cs="Times New Roman"/>
+        </w:rPr>
+        <w:t>На основе анализа пользовательских сценариев было принято решение использовать модульную структуру интерфейса, состоящую из отдельных страниц, объединённых общей системой навигации и единым визуальным стилем. На этапе проектирования была разработана структура веб-сайта и определены основные элементы пользовательского интерфейса. Структура сайта представлена в таблице 1.</w:t>
       </w:r>
     </w:p>
     <w:p>
@@ -1992,12 +2037,14 @@
         <w:ind w:firstLine="709"/>
         <w:jc w:val="right"/>
         <w:rPr>
+          <w:rFonts w:ascii="Times New Roman" w:hAnsi="Times New Roman" w:cs="Times New Roman"/>
           <w:i/>
           <w:iCs/>
         </w:rPr>
       </w:pPr>
       <w:r>
         <w:rPr>
+          <w:rFonts w:ascii="Times New Roman" w:hAnsi="Times New Roman" w:cs="Times New Roman"/>
           <w:i/>
           <w:iCs/>
         </w:rPr>
@@ -2005,6 +2052,7 @@
       </w:r>
       <w:r>
         <w:rPr>
+          <w:rFonts w:ascii="Times New Roman" w:hAnsi="Times New Roman" w:cs="Times New Roman"/>
           <w:i/>
           <w:iCs/>
         </w:rPr>
@@ -2012,29 +2060,24 @@
       </w:r>
       <w:r>
         <w:rPr>
+          <w:rFonts w:ascii="Times New Roman" w:hAnsi="Times New Roman" w:cs="Times New Roman"/>
           <w:i/>
           <w:iCs/>
         </w:rPr>
-        <w:t xml:space="preserve"> </w:t>
-      </w:r>
-      <w:r>
-        <w:rPr>
-          <w:i/>
-          <w:iCs/>
-        </w:rPr>
-        <w:t>Основные элементы интерфейса и их назначени</w:t>
-      </w:r>
-      <w:r>
-        <w:rPr>
-          <w:i/>
-          <w:iCs/>
-        </w:rPr>
-        <w:t>е</w:t>
+        <w:t xml:space="preserve"> Основные элементы интерфейса и их назначение</w:t>
       </w:r>
     </w:p>
     <w:tbl>
       <w:tblPr>
         <w:tblW w:w="9634" w:type="dxa"/>
+        <w:tblBorders>
+          <w:top w:val="single" w:sz="4" w:space="0" w:color="auto"/>
+          <w:left w:val="single" w:sz="4" w:space="0" w:color="auto"/>
+          <w:bottom w:val="single" w:sz="4" w:space="0" w:color="auto"/>
+          <w:right w:val="single" w:sz="4" w:space="0" w:color="auto"/>
+          <w:insideH w:val="single" w:sz="4" w:space="0" w:color="auto"/>
+          <w:insideV w:val="single" w:sz="4" w:space="0" w:color="auto"/>
+        </w:tblBorders>
         <w:tblLook w:val="04A0" w:firstRow="1" w:lastRow="0" w:firstColumn="1" w:lastColumn="0" w:noHBand="0" w:noVBand="1"/>
       </w:tblPr>
       <w:tblGrid>
@@ -2049,12 +2092,6 @@
         <w:tc>
           <w:tcPr>
             <w:tcW w:w="3114" w:type="dxa"/>
-            <w:tcBorders>
-              <w:top w:val="single" w:sz="4" w:space="0" w:color="auto"/>
-              <w:left w:val="single" w:sz="4" w:space="0" w:color="auto"/>
-              <w:bottom w:val="single" w:sz="4" w:space="0" w:color="auto"/>
-              <w:right w:val="single" w:sz="4" w:space="0" w:color="auto"/>
-            </w:tcBorders>
             <w:vAlign w:val="center"/>
             <w:hideMark/>
           </w:tcPr>
@@ -2063,26 +2100,22 @@
               <w:spacing w:after="0" w:line="240" w:lineRule="auto"/>
               <w:jc w:val="center"/>
               <w:rPr>
-                <w:rFonts w:ascii="Calibri" w:eastAsia="Times New Roman" w:hAnsi="Calibri" w:cs="Calibri"/>
+                <w:rFonts w:ascii="Times New Roman" w:eastAsia="Times New Roman" w:hAnsi="Times New Roman" w:cs="Times New Roman"/>
                 <w:b/>
                 <w:bCs/>
                 <w:color w:val="000000"/>
                 <w:kern w:val="0"/>
-                <w:sz w:val="22"/>
-                <w:szCs w:val="22"/>
                 <w:lang w:eastAsia="ru-RU"/>
                 <w14:ligatures w14:val="none"/>
               </w:rPr>
             </w:pPr>
             <w:r>
               <w:rPr>
-                <w:rFonts w:ascii="Calibri" w:eastAsia="Times New Roman" w:hAnsi="Calibri" w:cs="Calibri"/>
+                <w:rFonts w:ascii="Times New Roman" w:eastAsia="Times New Roman" w:hAnsi="Times New Roman" w:cs="Times New Roman"/>
                 <w:b/>
                 <w:bCs/>
                 <w:color w:val="000000"/>
                 <w:kern w:val="0"/>
-                <w:sz w:val="22"/>
-                <w:szCs w:val="22"/>
                 <w:lang w:eastAsia="ru-RU"/>
                 <w14:ligatures w14:val="none"/>
               </w:rPr>
@@ -2093,12 +2126,6 @@
         <w:tc>
           <w:tcPr>
             <w:tcW w:w="2977" w:type="dxa"/>
-            <w:tcBorders>
-              <w:top w:val="single" w:sz="4" w:space="0" w:color="auto"/>
-              <w:left w:val="nil"/>
-              <w:bottom w:val="single" w:sz="4" w:space="0" w:color="auto"/>
-              <w:right w:val="single" w:sz="4" w:space="0" w:color="auto"/>
-            </w:tcBorders>
             <w:vAlign w:val="center"/>
             <w:hideMark/>
           </w:tcPr>
@@ -2107,26 +2134,22 @@
               <w:spacing w:after="0" w:line="240" w:lineRule="auto"/>
               <w:jc w:val="center"/>
               <w:rPr>
-                <w:rFonts w:ascii="Calibri" w:eastAsia="Times New Roman" w:hAnsi="Calibri" w:cs="Calibri"/>
+                <w:rFonts w:ascii="Times New Roman" w:eastAsia="Times New Roman" w:hAnsi="Times New Roman" w:cs="Times New Roman"/>
                 <w:b/>
                 <w:bCs/>
                 <w:color w:val="000000"/>
                 <w:kern w:val="0"/>
-                <w:sz w:val="22"/>
-                <w:szCs w:val="22"/>
                 <w:lang w:eastAsia="ru-RU"/>
                 <w14:ligatures w14:val="none"/>
               </w:rPr>
             </w:pPr>
             <w:r>
               <w:rPr>
-                <w:rFonts w:ascii="Calibri" w:eastAsia="Times New Roman" w:hAnsi="Calibri" w:cs="Calibri"/>
+                <w:rFonts w:ascii="Times New Roman" w:eastAsia="Times New Roman" w:hAnsi="Times New Roman" w:cs="Times New Roman"/>
                 <w:b/>
                 <w:bCs/>
                 <w:color w:val="000000"/>
                 <w:kern w:val="0"/>
-                <w:sz w:val="22"/>
-                <w:szCs w:val="22"/>
                 <w:lang w:eastAsia="ru-RU"/>
                 <w14:ligatures w14:val="none"/>
               </w:rPr>
@@ -2137,12 +2160,6 @@
         <w:tc>
           <w:tcPr>
             <w:tcW w:w="3543" w:type="dxa"/>
-            <w:tcBorders>
-              <w:top w:val="single" w:sz="4" w:space="0" w:color="auto"/>
-              <w:left w:val="nil"/>
-              <w:bottom w:val="single" w:sz="4" w:space="0" w:color="auto"/>
-              <w:right w:val="single" w:sz="4" w:space="0" w:color="auto"/>
-            </w:tcBorders>
             <w:vAlign w:val="center"/>
             <w:hideMark/>
           </w:tcPr>
@@ -2151,26 +2168,22 @@
               <w:spacing w:after="0" w:line="240" w:lineRule="auto"/>
               <w:jc w:val="center"/>
               <w:rPr>
-                <w:rFonts w:ascii="Calibri" w:eastAsia="Times New Roman" w:hAnsi="Calibri" w:cs="Calibri"/>
+                <w:rFonts w:ascii="Times New Roman" w:eastAsia="Times New Roman" w:hAnsi="Times New Roman" w:cs="Times New Roman"/>
                 <w:b/>
                 <w:bCs/>
                 <w:color w:val="000000"/>
                 <w:kern w:val="0"/>
-                <w:sz w:val="22"/>
-                <w:szCs w:val="22"/>
                 <w:lang w:eastAsia="ru-RU"/>
                 <w14:ligatures w14:val="none"/>
               </w:rPr>
             </w:pPr>
             <w:r>
               <w:rPr>
-                <w:rFonts w:ascii="Calibri" w:eastAsia="Times New Roman" w:hAnsi="Calibri" w:cs="Calibri"/>
+                <w:rFonts w:ascii="Times New Roman" w:eastAsia="Times New Roman" w:hAnsi="Times New Roman" w:cs="Times New Roman"/>
                 <w:b/>
                 <w:bCs/>
                 <w:color w:val="000000"/>
                 <w:kern w:val="0"/>
-                <w:sz w:val="22"/>
-                <w:szCs w:val="22"/>
                 <w:lang w:eastAsia="ru-RU"/>
                 <w14:ligatures w14:val="none"/>
               </w:rPr>
@@ -2186,12 +2199,6 @@
         <w:tc>
           <w:tcPr>
             <w:tcW w:w="3114" w:type="dxa"/>
-            <w:tcBorders>
-              <w:top w:val="nil"/>
-              <w:left w:val="single" w:sz="4" w:space="0" w:color="auto"/>
-              <w:bottom w:val="single" w:sz="4" w:space="0" w:color="auto"/>
-              <w:right w:val="single" w:sz="4" w:space="0" w:color="auto"/>
-            </w:tcBorders>
             <w:vAlign w:val="center"/>
             <w:hideMark/>
           </w:tcPr>
@@ -2200,22 +2207,18 @@
               <w:spacing w:after="0" w:line="240" w:lineRule="auto"/>
               <w:jc w:val="center"/>
               <w:rPr>
-                <w:rFonts w:ascii="Calibri" w:eastAsia="Times New Roman" w:hAnsi="Calibri" w:cs="Calibri"/>
-                <w:color w:val="000000"/>
-                <w:kern w:val="0"/>
-                <w:sz w:val="22"/>
-                <w:szCs w:val="22"/>
+                <w:rFonts w:ascii="Times New Roman" w:eastAsia="Times New Roman" w:hAnsi="Times New Roman" w:cs="Times New Roman"/>
+                <w:color w:val="000000"/>
+                <w:kern w:val="0"/>
                 <w:lang w:eastAsia="ru-RU"/>
                 <w14:ligatures w14:val="none"/>
               </w:rPr>
             </w:pPr>
             <w:r>
               <w:rPr>
-                <w:rFonts w:ascii="Calibri" w:eastAsia="Times New Roman" w:hAnsi="Calibri" w:cs="Calibri"/>
-                <w:color w:val="000000"/>
-                <w:kern w:val="0"/>
-                <w:sz w:val="22"/>
-                <w:szCs w:val="22"/>
+                <w:rFonts w:ascii="Times New Roman" w:eastAsia="Times New Roman" w:hAnsi="Times New Roman" w:cs="Times New Roman"/>
+                <w:color w:val="000000"/>
+                <w:kern w:val="0"/>
                 <w:lang w:eastAsia="ru-RU"/>
                 <w14:ligatures w14:val="none"/>
               </w:rPr>
@@ -2226,12 +2229,6 @@
         <w:tc>
           <w:tcPr>
             <w:tcW w:w="2977" w:type="dxa"/>
-            <w:tcBorders>
-              <w:top w:val="nil"/>
-              <w:left w:val="nil"/>
-              <w:bottom w:val="single" w:sz="4" w:space="0" w:color="auto"/>
-              <w:right w:val="single" w:sz="4" w:space="0" w:color="auto"/>
-            </w:tcBorders>
             <w:vAlign w:val="center"/>
             <w:hideMark/>
           </w:tcPr>
@@ -2240,22 +2237,18 @@
               <w:spacing w:after="0" w:line="240" w:lineRule="auto"/>
               <w:jc w:val="center"/>
               <w:rPr>
-                <w:rFonts w:ascii="Calibri" w:eastAsia="Times New Roman" w:hAnsi="Calibri" w:cs="Calibri"/>
-                <w:color w:val="000000"/>
-                <w:kern w:val="0"/>
-                <w:sz w:val="22"/>
-                <w:szCs w:val="22"/>
+                <w:rFonts w:ascii="Times New Roman" w:eastAsia="Times New Roman" w:hAnsi="Times New Roman" w:cs="Times New Roman"/>
+                <w:color w:val="000000"/>
+                <w:kern w:val="0"/>
                 <w:lang w:eastAsia="ru-RU"/>
                 <w14:ligatures w14:val="none"/>
               </w:rPr>
             </w:pPr>
             <w:r>
               <w:rPr>
-                <w:rFonts w:ascii="Calibri" w:eastAsia="Times New Roman" w:hAnsi="Calibri" w:cs="Calibri"/>
-                <w:color w:val="000000"/>
-                <w:kern w:val="0"/>
-                <w:sz w:val="22"/>
-                <w:szCs w:val="22"/>
+                <w:rFonts w:ascii="Times New Roman" w:eastAsia="Times New Roman" w:hAnsi="Times New Roman" w:cs="Times New Roman"/>
+                <w:color w:val="000000"/>
+                <w:kern w:val="0"/>
                 <w:lang w:eastAsia="ru-RU"/>
                 <w14:ligatures w14:val="none"/>
               </w:rPr>
@@ -2266,12 +2259,6 @@
         <w:tc>
           <w:tcPr>
             <w:tcW w:w="3543" w:type="dxa"/>
-            <w:tcBorders>
-              <w:top w:val="nil"/>
-              <w:left w:val="nil"/>
-              <w:bottom w:val="single" w:sz="4" w:space="0" w:color="auto"/>
-              <w:right w:val="single" w:sz="4" w:space="0" w:color="auto"/>
-            </w:tcBorders>
             <w:vAlign w:val="center"/>
             <w:hideMark/>
           </w:tcPr>
@@ -2280,22 +2267,18 @@
               <w:spacing w:after="0" w:line="240" w:lineRule="auto"/>
               <w:jc w:val="center"/>
               <w:rPr>
-                <w:rFonts w:ascii="Calibri" w:eastAsia="Times New Roman" w:hAnsi="Calibri" w:cs="Calibri"/>
-                <w:color w:val="000000"/>
-                <w:kern w:val="0"/>
-                <w:sz w:val="22"/>
-                <w:szCs w:val="22"/>
+                <w:rFonts w:ascii="Times New Roman" w:eastAsia="Times New Roman" w:hAnsi="Times New Roman" w:cs="Times New Roman"/>
+                <w:color w:val="000000"/>
+                <w:kern w:val="0"/>
                 <w:lang w:eastAsia="ru-RU"/>
                 <w14:ligatures w14:val="none"/>
               </w:rPr>
             </w:pPr>
             <w:r>
               <w:rPr>
-                <w:rFonts w:ascii="Calibri" w:eastAsia="Times New Roman" w:hAnsi="Calibri" w:cs="Calibri"/>
-                <w:color w:val="000000"/>
-                <w:kern w:val="0"/>
-                <w:sz w:val="22"/>
-                <w:szCs w:val="22"/>
+                <w:rFonts w:ascii="Times New Roman" w:eastAsia="Times New Roman" w:hAnsi="Times New Roman" w:cs="Times New Roman"/>
+                <w:color w:val="000000"/>
+                <w:kern w:val="0"/>
                 <w:lang w:eastAsia="ru-RU"/>
                 <w14:ligatures w14:val="none"/>
               </w:rPr>
@@ -2311,12 +2294,6 @@
         <w:tc>
           <w:tcPr>
             <w:tcW w:w="3114" w:type="dxa"/>
-            <w:tcBorders>
-              <w:top w:val="nil"/>
-              <w:left w:val="single" w:sz="4" w:space="0" w:color="auto"/>
-              <w:bottom w:val="single" w:sz="4" w:space="0" w:color="auto"/>
-              <w:right w:val="single" w:sz="4" w:space="0" w:color="auto"/>
-            </w:tcBorders>
             <w:vAlign w:val="center"/>
             <w:hideMark/>
           </w:tcPr>
@@ -2325,26 +2302,21 @@
               <w:spacing w:after="0" w:line="240" w:lineRule="auto"/>
               <w:jc w:val="center"/>
               <w:rPr>
-                <w:rFonts w:ascii="Calibri" w:eastAsia="Times New Roman" w:hAnsi="Calibri" w:cs="Calibri"/>
-                <w:color w:val="000000"/>
-                <w:kern w:val="0"/>
-                <w:sz w:val="22"/>
-                <w:szCs w:val="22"/>
+                <w:rFonts w:ascii="Times New Roman" w:eastAsia="Times New Roman" w:hAnsi="Times New Roman" w:cs="Times New Roman"/>
+                <w:color w:val="000000"/>
+                <w:kern w:val="0"/>
                 <w:lang w:eastAsia="ru-RU"/>
                 <w14:ligatures w14:val="none"/>
               </w:rPr>
             </w:pPr>
             <w:r>
               <w:rPr>
-                <w:rFonts w:ascii="Calibri" w:eastAsia="Times New Roman" w:hAnsi="Calibri" w:cs="Calibri"/>
-                <w:color w:val="000000"/>
-                <w:kern w:val="0"/>
-                <w:sz w:val="22"/>
-                <w:szCs w:val="22"/>
-                <w:lang w:eastAsia="ru-RU"/>
-                <w14:ligatures w14:val="none"/>
-              </w:rPr>
-              <w:lastRenderedPageBreak/>
+                <w:rFonts w:ascii="Times New Roman" w:eastAsia="Times New Roman" w:hAnsi="Times New Roman" w:cs="Times New Roman"/>
+                <w:color w:val="000000"/>
+                <w:kern w:val="0"/>
+                <w:lang w:eastAsia="ru-RU"/>
+                <w14:ligatures w14:val="none"/>
+              </w:rPr>
               <w:t>Главная страница</w:t>
             </w:r>
           </w:p>
@@ -2352,12 +2324,6 @@
         <w:tc>
           <w:tcPr>
             <w:tcW w:w="2977" w:type="dxa"/>
-            <w:tcBorders>
-              <w:top w:val="nil"/>
-              <w:left w:val="nil"/>
-              <w:bottom w:val="single" w:sz="4" w:space="0" w:color="auto"/>
-              <w:right w:val="single" w:sz="4" w:space="0" w:color="auto"/>
-            </w:tcBorders>
             <w:vAlign w:val="center"/>
             <w:hideMark/>
           </w:tcPr>
@@ -2366,22 +2332,18 @@
               <w:spacing w:after="0" w:line="240" w:lineRule="auto"/>
               <w:jc w:val="center"/>
               <w:rPr>
-                <w:rFonts w:ascii="Calibri" w:eastAsia="Times New Roman" w:hAnsi="Calibri" w:cs="Calibri"/>
-                <w:color w:val="000000"/>
-                <w:kern w:val="0"/>
-                <w:sz w:val="22"/>
-                <w:szCs w:val="22"/>
+                <w:rFonts w:ascii="Times New Roman" w:eastAsia="Times New Roman" w:hAnsi="Times New Roman" w:cs="Times New Roman"/>
+                <w:color w:val="000000"/>
+                <w:kern w:val="0"/>
                 <w:lang w:eastAsia="ru-RU"/>
                 <w14:ligatures w14:val="none"/>
               </w:rPr>
             </w:pPr>
             <w:r>
               <w:rPr>
-                <w:rFonts w:ascii="Calibri" w:eastAsia="Times New Roman" w:hAnsi="Calibri" w:cs="Calibri"/>
-                <w:color w:val="000000"/>
-                <w:kern w:val="0"/>
-                <w:sz w:val="22"/>
-                <w:szCs w:val="22"/>
+                <w:rFonts w:ascii="Times New Roman" w:eastAsia="Times New Roman" w:hAnsi="Times New Roman" w:cs="Times New Roman"/>
+                <w:color w:val="000000"/>
+                <w:kern w:val="0"/>
                 <w:lang w:eastAsia="ru-RU"/>
                 <w14:ligatures w14:val="none"/>
               </w:rPr>
@@ -2392,12 +2354,6 @@
         <w:tc>
           <w:tcPr>
             <w:tcW w:w="3543" w:type="dxa"/>
-            <w:tcBorders>
-              <w:top w:val="nil"/>
-              <w:left w:val="nil"/>
-              <w:bottom w:val="single" w:sz="4" w:space="0" w:color="auto"/>
-              <w:right w:val="single" w:sz="4" w:space="0" w:color="auto"/>
-            </w:tcBorders>
             <w:vAlign w:val="center"/>
             <w:hideMark/>
           </w:tcPr>
@@ -2406,22 +2362,18 @@
               <w:spacing w:after="0" w:line="240" w:lineRule="auto"/>
               <w:jc w:val="center"/>
               <w:rPr>
-                <w:rFonts w:ascii="Calibri" w:eastAsia="Times New Roman" w:hAnsi="Calibri" w:cs="Calibri"/>
-                <w:color w:val="000000"/>
-                <w:kern w:val="0"/>
-                <w:sz w:val="22"/>
-                <w:szCs w:val="22"/>
+                <w:rFonts w:ascii="Times New Roman" w:eastAsia="Times New Roman" w:hAnsi="Times New Roman" w:cs="Times New Roman"/>
+                <w:color w:val="000000"/>
+                <w:kern w:val="0"/>
                 <w:lang w:eastAsia="ru-RU"/>
                 <w14:ligatures w14:val="none"/>
               </w:rPr>
             </w:pPr>
             <w:r>
               <w:rPr>
-                <w:rFonts w:ascii="Calibri" w:eastAsia="Times New Roman" w:hAnsi="Calibri" w:cs="Calibri"/>
-                <w:color w:val="000000"/>
-                <w:kern w:val="0"/>
-                <w:sz w:val="22"/>
-                <w:szCs w:val="22"/>
+                <w:rFonts w:ascii="Times New Roman" w:eastAsia="Times New Roman" w:hAnsi="Times New Roman" w:cs="Times New Roman"/>
+                <w:color w:val="000000"/>
+                <w:kern w:val="0"/>
                 <w:lang w:eastAsia="ru-RU"/>
                 <w14:ligatures w14:val="none"/>
               </w:rPr>
@@ -2437,12 +2389,6 @@
         <w:tc>
           <w:tcPr>
             <w:tcW w:w="3114" w:type="dxa"/>
-            <w:tcBorders>
-              <w:top w:val="nil"/>
-              <w:left w:val="single" w:sz="4" w:space="0" w:color="auto"/>
-              <w:bottom w:val="single" w:sz="4" w:space="0" w:color="auto"/>
-              <w:right w:val="single" w:sz="4" w:space="0" w:color="auto"/>
-            </w:tcBorders>
             <w:vAlign w:val="center"/>
             <w:hideMark/>
           </w:tcPr>
@@ -2451,25 +2397,22 @@
               <w:spacing w:after="0" w:line="240" w:lineRule="auto"/>
               <w:jc w:val="center"/>
               <w:rPr>
-                <w:rFonts w:ascii="Calibri" w:eastAsia="Times New Roman" w:hAnsi="Calibri" w:cs="Calibri"/>
-                <w:color w:val="000000"/>
-                <w:kern w:val="0"/>
-                <w:sz w:val="22"/>
-                <w:szCs w:val="22"/>
+                <w:rFonts w:ascii="Times New Roman" w:eastAsia="Times New Roman" w:hAnsi="Times New Roman" w:cs="Times New Roman"/>
+                <w:color w:val="000000"/>
+                <w:kern w:val="0"/>
                 <w:lang w:eastAsia="ru-RU"/>
                 <w14:ligatures w14:val="none"/>
               </w:rPr>
             </w:pPr>
             <w:r>
               <w:rPr>
-                <w:rFonts w:ascii="Calibri" w:eastAsia="Times New Roman" w:hAnsi="Calibri" w:cs="Calibri"/>
-                <w:color w:val="000000"/>
-                <w:kern w:val="0"/>
-                <w:sz w:val="22"/>
-                <w:szCs w:val="22"/>
-                <w:lang w:eastAsia="ru-RU"/>
-                <w14:ligatures w14:val="none"/>
-              </w:rPr>
+                <w:rFonts w:ascii="Times New Roman" w:eastAsia="Times New Roman" w:hAnsi="Times New Roman" w:cs="Times New Roman"/>
+                <w:color w:val="000000"/>
+                <w:kern w:val="0"/>
+                <w:lang w:eastAsia="ru-RU"/>
+                <w14:ligatures w14:val="none"/>
+              </w:rPr>
+              <w:lastRenderedPageBreak/>
               <w:t>Страница услуг</w:t>
             </w:r>
           </w:p>
@@ -2477,12 +2420,6 @@
         <w:tc>
           <w:tcPr>
             <w:tcW w:w="2977" w:type="dxa"/>
-            <w:tcBorders>
-              <w:top w:val="nil"/>
-              <w:left w:val="nil"/>
-              <w:bottom w:val="single" w:sz="4" w:space="0" w:color="auto"/>
-              <w:right w:val="single" w:sz="4" w:space="0" w:color="auto"/>
-            </w:tcBorders>
             <w:vAlign w:val="center"/>
             <w:hideMark/>
           </w:tcPr>
@@ -2491,22 +2428,18 @@
               <w:spacing w:after="0" w:line="240" w:lineRule="auto"/>
               <w:jc w:val="center"/>
               <w:rPr>
-                <w:rFonts w:ascii="Calibri" w:eastAsia="Times New Roman" w:hAnsi="Calibri" w:cs="Calibri"/>
-                <w:color w:val="000000"/>
-                <w:kern w:val="0"/>
-                <w:sz w:val="22"/>
-                <w:szCs w:val="22"/>
+                <w:rFonts w:ascii="Times New Roman" w:eastAsia="Times New Roman" w:hAnsi="Times New Roman" w:cs="Times New Roman"/>
+                <w:color w:val="000000"/>
+                <w:kern w:val="0"/>
                 <w:lang w:eastAsia="ru-RU"/>
                 <w14:ligatures w14:val="none"/>
               </w:rPr>
             </w:pPr>
             <w:r>
               <w:rPr>
-                <w:rFonts w:ascii="Calibri" w:eastAsia="Times New Roman" w:hAnsi="Calibri" w:cs="Calibri"/>
-                <w:color w:val="000000"/>
-                <w:kern w:val="0"/>
-                <w:sz w:val="22"/>
-                <w:szCs w:val="22"/>
+                <w:rFonts w:ascii="Times New Roman" w:eastAsia="Times New Roman" w:hAnsi="Times New Roman" w:cs="Times New Roman"/>
+                <w:color w:val="000000"/>
+                <w:kern w:val="0"/>
                 <w:lang w:eastAsia="ru-RU"/>
                 <w14:ligatures w14:val="none"/>
               </w:rPr>
@@ -2517,12 +2450,6 @@
         <w:tc>
           <w:tcPr>
             <w:tcW w:w="3543" w:type="dxa"/>
-            <w:tcBorders>
-              <w:top w:val="nil"/>
-              <w:left w:val="nil"/>
-              <w:bottom w:val="single" w:sz="4" w:space="0" w:color="auto"/>
-              <w:right w:val="single" w:sz="4" w:space="0" w:color="auto"/>
-            </w:tcBorders>
             <w:vAlign w:val="center"/>
             <w:hideMark/>
           </w:tcPr>
@@ -2531,22 +2458,18 @@
               <w:spacing w:after="0" w:line="240" w:lineRule="auto"/>
               <w:jc w:val="center"/>
               <w:rPr>
-                <w:rFonts w:ascii="Calibri" w:eastAsia="Times New Roman" w:hAnsi="Calibri" w:cs="Calibri"/>
-                <w:color w:val="000000"/>
-                <w:kern w:val="0"/>
-                <w:sz w:val="22"/>
-                <w:szCs w:val="22"/>
+                <w:rFonts w:ascii="Times New Roman" w:eastAsia="Times New Roman" w:hAnsi="Times New Roman" w:cs="Times New Roman"/>
+                <w:color w:val="000000"/>
+                <w:kern w:val="0"/>
                 <w:lang w:eastAsia="ru-RU"/>
                 <w14:ligatures w14:val="none"/>
               </w:rPr>
             </w:pPr>
             <w:r>
               <w:rPr>
-                <w:rFonts w:ascii="Calibri" w:eastAsia="Times New Roman" w:hAnsi="Calibri" w:cs="Calibri"/>
-                <w:color w:val="000000"/>
-                <w:kern w:val="0"/>
-                <w:sz w:val="22"/>
-                <w:szCs w:val="22"/>
+                <w:rFonts w:ascii="Times New Roman" w:eastAsia="Times New Roman" w:hAnsi="Times New Roman" w:cs="Times New Roman"/>
+                <w:color w:val="000000"/>
+                <w:kern w:val="0"/>
                 <w:lang w:eastAsia="ru-RU"/>
                 <w14:ligatures w14:val="none"/>
               </w:rPr>
@@ -2562,12 +2485,6 @@
         <w:tc>
           <w:tcPr>
             <w:tcW w:w="3114" w:type="dxa"/>
-            <w:tcBorders>
-              <w:top w:val="nil"/>
-              <w:left w:val="single" w:sz="4" w:space="0" w:color="auto"/>
-              <w:bottom w:val="single" w:sz="4" w:space="0" w:color="auto"/>
-              <w:right w:val="single" w:sz="4" w:space="0" w:color="auto"/>
-            </w:tcBorders>
             <w:vAlign w:val="center"/>
             <w:hideMark/>
           </w:tcPr>
@@ -2576,22 +2493,18 @@
               <w:spacing w:after="0" w:line="240" w:lineRule="auto"/>
               <w:jc w:val="center"/>
               <w:rPr>
-                <w:rFonts w:ascii="Calibri" w:eastAsia="Times New Roman" w:hAnsi="Calibri" w:cs="Calibri"/>
-                <w:color w:val="000000"/>
-                <w:kern w:val="0"/>
-                <w:sz w:val="22"/>
-                <w:szCs w:val="22"/>
+                <w:rFonts w:ascii="Times New Roman" w:eastAsia="Times New Roman" w:hAnsi="Times New Roman" w:cs="Times New Roman"/>
+                <w:color w:val="000000"/>
+                <w:kern w:val="0"/>
                 <w:lang w:eastAsia="ru-RU"/>
                 <w14:ligatures w14:val="none"/>
               </w:rPr>
             </w:pPr>
             <w:r>
               <w:rPr>
-                <w:rFonts w:ascii="Calibri" w:eastAsia="Times New Roman" w:hAnsi="Calibri" w:cs="Calibri"/>
-                <w:color w:val="000000"/>
-                <w:kern w:val="0"/>
-                <w:sz w:val="22"/>
-                <w:szCs w:val="22"/>
+                <w:rFonts w:ascii="Times New Roman" w:eastAsia="Times New Roman" w:hAnsi="Times New Roman" w:cs="Times New Roman"/>
+                <w:color w:val="000000"/>
+                <w:kern w:val="0"/>
                 <w:lang w:eastAsia="ru-RU"/>
                 <w14:ligatures w14:val="none"/>
               </w:rPr>
@@ -2602,12 +2515,6 @@
         <w:tc>
           <w:tcPr>
             <w:tcW w:w="2977" w:type="dxa"/>
-            <w:tcBorders>
-              <w:top w:val="nil"/>
-              <w:left w:val="nil"/>
-              <w:bottom w:val="single" w:sz="4" w:space="0" w:color="auto"/>
-              <w:right w:val="single" w:sz="4" w:space="0" w:color="auto"/>
-            </w:tcBorders>
             <w:vAlign w:val="center"/>
             <w:hideMark/>
           </w:tcPr>
@@ -2616,22 +2523,18 @@
               <w:spacing w:after="0" w:line="240" w:lineRule="auto"/>
               <w:jc w:val="center"/>
               <w:rPr>
-                <w:rFonts w:ascii="Calibri" w:eastAsia="Times New Roman" w:hAnsi="Calibri" w:cs="Calibri"/>
-                <w:color w:val="000000"/>
-                <w:kern w:val="0"/>
-                <w:sz w:val="22"/>
-                <w:szCs w:val="22"/>
+                <w:rFonts w:ascii="Times New Roman" w:eastAsia="Times New Roman" w:hAnsi="Times New Roman" w:cs="Times New Roman"/>
+                <w:color w:val="000000"/>
+                <w:kern w:val="0"/>
                 <w:lang w:eastAsia="ru-RU"/>
                 <w14:ligatures w14:val="none"/>
               </w:rPr>
             </w:pPr>
             <w:r>
               <w:rPr>
-                <w:rFonts w:ascii="Calibri" w:eastAsia="Times New Roman" w:hAnsi="Calibri" w:cs="Calibri"/>
-                <w:color w:val="000000"/>
-                <w:kern w:val="0"/>
-                <w:sz w:val="22"/>
-                <w:szCs w:val="22"/>
+                <w:rFonts w:ascii="Times New Roman" w:eastAsia="Times New Roman" w:hAnsi="Times New Roman" w:cs="Times New Roman"/>
+                <w:color w:val="000000"/>
+                <w:kern w:val="0"/>
                 <w:lang w:eastAsia="ru-RU"/>
                 <w14:ligatures w14:val="none"/>
               </w:rPr>
@@ -2642,12 +2545,6 @@
         <w:tc>
           <w:tcPr>
             <w:tcW w:w="3543" w:type="dxa"/>
-            <w:tcBorders>
-              <w:top w:val="nil"/>
-              <w:left w:val="nil"/>
-              <w:bottom w:val="single" w:sz="4" w:space="0" w:color="auto"/>
-              <w:right w:val="single" w:sz="4" w:space="0" w:color="auto"/>
-            </w:tcBorders>
             <w:vAlign w:val="center"/>
             <w:hideMark/>
           </w:tcPr>
@@ -2656,22 +2553,18 @@
               <w:spacing w:after="0" w:line="240" w:lineRule="auto"/>
               <w:jc w:val="center"/>
               <w:rPr>
-                <w:rFonts w:ascii="Calibri" w:eastAsia="Times New Roman" w:hAnsi="Calibri" w:cs="Calibri"/>
-                <w:color w:val="000000"/>
-                <w:kern w:val="0"/>
-                <w:sz w:val="22"/>
-                <w:szCs w:val="22"/>
+                <w:rFonts w:ascii="Times New Roman" w:eastAsia="Times New Roman" w:hAnsi="Times New Roman" w:cs="Times New Roman"/>
+                <w:color w:val="000000"/>
+                <w:kern w:val="0"/>
                 <w:lang w:eastAsia="ru-RU"/>
                 <w14:ligatures w14:val="none"/>
               </w:rPr>
             </w:pPr>
             <w:r>
               <w:rPr>
-                <w:rFonts w:ascii="Calibri" w:eastAsia="Times New Roman" w:hAnsi="Calibri" w:cs="Calibri"/>
-                <w:color w:val="000000"/>
-                <w:kern w:val="0"/>
-                <w:sz w:val="22"/>
-                <w:szCs w:val="22"/>
+                <w:rFonts w:ascii="Times New Roman" w:eastAsia="Times New Roman" w:hAnsi="Times New Roman" w:cs="Times New Roman"/>
+                <w:color w:val="000000"/>
+                <w:kern w:val="0"/>
                 <w:lang w:eastAsia="ru-RU"/>
                 <w14:ligatures w14:val="none"/>
               </w:rPr>
@@ -2687,12 +2580,6 @@
         <w:tc>
           <w:tcPr>
             <w:tcW w:w="3114" w:type="dxa"/>
-            <w:tcBorders>
-              <w:top w:val="nil"/>
-              <w:left w:val="single" w:sz="4" w:space="0" w:color="auto"/>
-              <w:bottom w:val="single" w:sz="4" w:space="0" w:color="auto"/>
-              <w:right w:val="single" w:sz="4" w:space="0" w:color="auto"/>
-            </w:tcBorders>
             <w:vAlign w:val="center"/>
             <w:hideMark/>
           </w:tcPr>
@@ -2701,22 +2588,18 @@
               <w:spacing w:after="0" w:line="240" w:lineRule="auto"/>
               <w:jc w:val="center"/>
               <w:rPr>
-                <w:rFonts w:ascii="Calibri" w:eastAsia="Times New Roman" w:hAnsi="Calibri" w:cs="Calibri"/>
-                <w:color w:val="000000"/>
-                <w:kern w:val="0"/>
-                <w:sz w:val="22"/>
-                <w:szCs w:val="22"/>
+                <w:rFonts w:ascii="Times New Roman" w:eastAsia="Times New Roman" w:hAnsi="Times New Roman" w:cs="Times New Roman"/>
+                <w:color w:val="000000"/>
+                <w:kern w:val="0"/>
                 <w:lang w:eastAsia="ru-RU"/>
                 <w14:ligatures w14:val="none"/>
               </w:rPr>
             </w:pPr>
             <w:r>
               <w:rPr>
-                <w:rFonts w:ascii="Calibri" w:eastAsia="Times New Roman" w:hAnsi="Calibri" w:cs="Calibri"/>
-                <w:color w:val="000000"/>
-                <w:kern w:val="0"/>
-                <w:sz w:val="22"/>
-                <w:szCs w:val="22"/>
+                <w:rFonts w:ascii="Times New Roman" w:eastAsia="Times New Roman" w:hAnsi="Times New Roman" w:cs="Times New Roman"/>
+                <w:color w:val="000000"/>
+                <w:kern w:val="0"/>
                 <w:lang w:eastAsia="ru-RU"/>
                 <w14:ligatures w14:val="none"/>
               </w:rPr>
@@ -2727,12 +2610,6 @@
         <w:tc>
           <w:tcPr>
             <w:tcW w:w="2977" w:type="dxa"/>
-            <w:tcBorders>
-              <w:top w:val="nil"/>
-              <w:left w:val="nil"/>
-              <w:bottom w:val="single" w:sz="4" w:space="0" w:color="auto"/>
-              <w:right w:val="single" w:sz="4" w:space="0" w:color="auto"/>
-            </w:tcBorders>
             <w:vAlign w:val="center"/>
             <w:hideMark/>
           </w:tcPr>
@@ -2741,22 +2618,18 @@
               <w:spacing w:after="0" w:line="240" w:lineRule="auto"/>
               <w:jc w:val="center"/>
               <w:rPr>
-                <w:rFonts w:ascii="Calibri" w:eastAsia="Times New Roman" w:hAnsi="Calibri" w:cs="Calibri"/>
-                <w:color w:val="000000"/>
-                <w:kern w:val="0"/>
-                <w:sz w:val="22"/>
-                <w:szCs w:val="22"/>
+                <w:rFonts w:ascii="Times New Roman" w:eastAsia="Times New Roman" w:hAnsi="Times New Roman" w:cs="Times New Roman"/>
+                <w:color w:val="000000"/>
+                <w:kern w:val="0"/>
                 <w:lang w:eastAsia="ru-RU"/>
                 <w14:ligatures w14:val="none"/>
               </w:rPr>
             </w:pPr>
             <w:r>
               <w:rPr>
-                <w:rFonts w:ascii="Calibri" w:eastAsia="Times New Roman" w:hAnsi="Calibri" w:cs="Calibri"/>
-                <w:color w:val="000000"/>
-                <w:kern w:val="0"/>
-                <w:sz w:val="22"/>
-                <w:szCs w:val="22"/>
+                <w:rFonts w:ascii="Times New Roman" w:eastAsia="Times New Roman" w:hAnsi="Times New Roman" w:cs="Times New Roman"/>
+                <w:color w:val="000000"/>
+                <w:kern w:val="0"/>
                 <w:lang w:eastAsia="ru-RU"/>
                 <w14:ligatures w14:val="none"/>
               </w:rPr>
@@ -2767,12 +2640,6 @@
         <w:tc>
           <w:tcPr>
             <w:tcW w:w="3543" w:type="dxa"/>
-            <w:tcBorders>
-              <w:top w:val="nil"/>
-              <w:left w:val="nil"/>
-              <w:bottom w:val="single" w:sz="4" w:space="0" w:color="auto"/>
-              <w:right w:val="single" w:sz="4" w:space="0" w:color="auto"/>
-            </w:tcBorders>
             <w:vAlign w:val="center"/>
             <w:hideMark/>
           </w:tcPr>
@@ -2781,22 +2648,18 @@
               <w:spacing w:after="0" w:line="240" w:lineRule="auto"/>
               <w:jc w:val="center"/>
               <w:rPr>
-                <w:rFonts w:ascii="Calibri" w:eastAsia="Times New Roman" w:hAnsi="Calibri" w:cs="Calibri"/>
-                <w:color w:val="000000"/>
-                <w:kern w:val="0"/>
-                <w:sz w:val="22"/>
-                <w:szCs w:val="22"/>
+                <w:rFonts w:ascii="Times New Roman" w:eastAsia="Times New Roman" w:hAnsi="Times New Roman" w:cs="Times New Roman"/>
+                <w:color w:val="000000"/>
+                <w:kern w:val="0"/>
                 <w:lang w:eastAsia="ru-RU"/>
                 <w14:ligatures w14:val="none"/>
               </w:rPr>
             </w:pPr>
             <w:r>
               <w:rPr>
-                <w:rFonts w:ascii="Calibri" w:eastAsia="Times New Roman" w:hAnsi="Calibri" w:cs="Calibri"/>
-                <w:color w:val="000000"/>
-                <w:kern w:val="0"/>
-                <w:sz w:val="22"/>
-                <w:szCs w:val="22"/>
+                <w:rFonts w:ascii="Times New Roman" w:eastAsia="Times New Roman" w:hAnsi="Times New Roman" w:cs="Times New Roman"/>
+                <w:color w:val="000000"/>
+                <w:kern w:val="0"/>
                 <w:lang w:eastAsia="ru-RU"/>
                 <w14:ligatures w14:val="none"/>
               </w:rPr>
@@ -2812,12 +2675,6 @@
         <w:tc>
           <w:tcPr>
             <w:tcW w:w="3114" w:type="dxa"/>
-            <w:tcBorders>
-              <w:top w:val="nil"/>
-              <w:left w:val="single" w:sz="4" w:space="0" w:color="auto"/>
-              <w:bottom w:val="single" w:sz="4" w:space="0" w:color="auto"/>
-              <w:right w:val="single" w:sz="4" w:space="0" w:color="auto"/>
-            </w:tcBorders>
             <w:vAlign w:val="center"/>
             <w:hideMark/>
           </w:tcPr>
@@ -2826,22 +2683,18 @@
               <w:spacing w:after="0" w:line="240" w:lineRule="auto"/>
               <w:jc w:val="center"/>
               <w:rPr>
-                <w:rFonts w:ascii="Calibri" w:eastAsia="Times New Roman" w:hAnsi="Calibri" w:cs="Calibri"/>
-                <w:color w:val="000000"/>
-                <w:kern w:val="0"/>
-                <w:sz w:val="22"/>
-                <w:szCs w:val="22"/>
+                <w:rFonts w:ascii="Times New Roman" w:eastAsia="Times New Roman" w:hAnsi="Times New Roman" w:cs="Times New Roman"/>
+                <w:color w:val="000000"/>
+                <w:kern w:val="0"/>
                 <w:lang w:eastAsia="ru-RU"/>
                 <w14:ligatures w14:val="none"/>
               </w:rPr>
             </w:pPr>
             <w:r>
               <w:rPr>
-                <w:rFonts w:ascii="Calibri" w:eastAsia="Times New Roman" w:hAnsi="Calibri" w:cs="Calibri"/>
-                <w:color w:val="000000"/>
-                <w:kern w:val="0"/>
-                <w:sz w:val="22"/>
-                <w:szCs w:val="22"/>
+                <w:rFonts w:ascii="Times New Roman" w:eastAsia="Times New Roman" w:hAnsi="Times New Roman" w:cs="Times New Roman"/>
+                <w:color w:val="000000"/>
+                <w:kern w:val="0"/>
                 <w:lang w:eastAsia="ru-RU"/>
                 <w14:ligatures w14:val="none"/>
               </w:rPr>
@@ -2852,12 +2705,6 @@
         <w:tc>
           <w:tcPr>
             <w:tcW w:w="2977" w:type="dxa"/>
-            <w:tcBorders>
-              <w:top w:val="nil"/>
-              <w:left w:val="nil"/>
-              <w:bottom w:val="single" w:sz="4" w:space="0" w:color="auto"/>
-              <w:right w:val="single" w:sz="4" w:space="0" w:color="auto"/>
-            </w:tcBorders>
             <w:vAlign w:val="center"/>
             <w:hideMark/>
           </w:tcPr>
@@ -2866,22 +2713,18 @@
               <w:spacing w:after="0" w:line="240" w:lineRule="auto"/>
               <w:jc w:val="center"/>
               <w:rPr>
-                <w:rFonts w:ascii="Calibri" w:eastAsia="Times New Roman" w:hAnsi="Calibri" w:cs="Calibri"/>
-                <w:color w:val="000000"/>
-                <w:kern w:val="0"/>
-                <w:sz w:val="22"/>
-                <w:szCs w:val="22"/>
+                <w:rFonts w:ascii="Times New Roman" w:eastAsia="Times New Roman" w:hAnsi="Times New Roman" w:cs="Times New Roman"/>
+                <w:color w:val="000000"/>
+                <w:kern w:val="0"/>
                 <w:lang w:eastAsia="ru-RU"/>
                 <w14:ligatures w14:val="none"/>
               </w:rPr>
             </w:pPr>
             <w:r>
               <w:rPr>
-                <w:rFonts w:ascii="Calibri" w:eastAsia="Times New Roman" w:hAnsi="Calibri" w:cs="Calibri"/>
-                <w:color w:val="000000"/>
-                <w:kern w:val="0"/>
-                <w:sz w:val="22"/>
-                <w:szCs w:val="22"/>
+                <w:rFonts w:ascii="Times New Roman" w:eastAsia="Times New Roman" w:hAnsi="Times New Roman" w:cs="Times New Roman"/>
+                <w:color w:val="000000"/>
+                <w:kern w:val="0"/>
                 <w:lang w:eastAsia="ru-RU"/>
                 <w14:ligatures w14:val="none"/>
               </w:rPr>
@@ -2892,12 +2735,6 @@
         <w:tc>
           <w:tcPr>
             <w:tcW w:w="3543" w:type="dxa"/>
-            <w:tcBorders>
-              <w:top w:val="nil"/>
-              <w:left w:val="nil"/>
-              <w:bottom w:val="single" w:sz="4" w:space="0" w:color="auto"/>
-              <w:right w:val="single" w:sz="4" w:space="0" w:color="auto"/>
-            </w:tcBorders>
             <w:vAlign w:val="center"/>
             <w:hideMark/>
           </w:tcPr>
@@ -2906,22 +2743,18 @@
               <w:spacing w:after="0" w:line="240" w:lineRule="auto"/>
               <w:jc w:val="center"/>
               <w:rPr>
-                <w:rFonts w:ascii="Calibri" w:eastAsia="Times New Roman" w:hAnsi="Calibri" w:cs="Calibri"/>
-                <w:color w:val="000000"/>
-                <w:kern w:val="0"/>
-                <w:sz w:val="22"/>
-                <w:szCs w:val="22"/>
+                <w:rFonts w:ascii="Times New Roman" w:eastAsia="Times New Roman" w:hAnsi="Times New Roman" w:cs="Times New Roman"/>
+                <w:color w:val="000000"/>
+                <w:kern w:val="0"/>
                 <w:lang w:eastAsia="ru-RU"/>
                 <w14:ligatures w14:val="none"/>
               </w:rPr>
             </w:pPr>
             <w:r>
               <w:rPr>
-                <w:rFonts w:ascii="Calibri" w:eastAsia="Times New Roman" w:hAnsi="Calibri" w:cs="Calibri"/>
-                <w:color w:val="000000"/>
-                <w:kern w:val="0"/>
-                <w:sz w:val="22"/>
-                <w:szCs w:val="22"/>
+                <w:rFonts w:ascii="Times New Roman" w:eastAsia="Times New Roman" w:hAnsi="Times New Roman" w:cs="Times New Roman"/>
+                <w:color w:val="000000"/>
+                <w:kern w:val="0"/>
                 <w:lang w:eastAsia="ru-RU"/>
                 <w14:ligatures w14:val="none"/>
               </w:rPr>
@@ -2937,12 +2770,6 @@
         <w:tc>
           <w:tcPr>
             <w:tcW w:w="3114" w:type="dxa"/>
-            <w:tcBorders>
-              <w:top w:val="nil"/>
-              <w:left w:val="single" w:sz="4" w:space="0" w:color="auto"/>
-              <w:bottom w:val="single" w:sz="4" w:space="0" w:color="auto"/>
-              <w:right w:val="single" w:sz="4" w:space="0" w:color="auto"/>
-            </w:tcBorders>
             <w:vAlign w:val="center"/>
             <w:hideMark/>
           </w:tcPr>
@@ -2951,22 +2778,18 @@
               <w:spacing w:after="0" w:line="240" w:lineRule="auto"/>
               <w:jc w:val="center"/>
               <w:rPr>
-                <w:rFonts w:ascii="Calibri" w:eastAsia="Times New Roman" w:hAnsi="Calibri" w:cs="Calibri"/>
-                <w:color w:val="000000"/>
-                <w:kern w:val="0"/>
-                <w:sz w:val="22"/>
-                <w:szCs w:val="22"/>
+                <w:rFonts w:ascii="Times New Roman" w:eastAsia="Times New Roman" w:hAnsi="Times New Roman" w:cs="Times New Roman"/>
+                <w:color w:val="000000"/>
+                <w:kern w:val="0"/>
                 <w:lang w:eastAsia="ru-RU"/>
                 <w14:ligatures w14:val="none"/>
               </w:rPr>
             </w:pPr>
             <w:r>
               <w:rPr>
-                <w:rFonts w:ascii="Calibri" w:eastAsia="Times New Roman" w:hAnsi="Calibri" w:cs="Calibri"/>
-                <w:color w:val="000000"/>
-                <w:kern w:val="0"/>
-                <w:sz w:val="22"/>
-                <w:szCs w:val="22"/>
+                <w:rFonts w:ascii="Times New Roman" w:eastAsia="Times New Roman" w:hAnsi="Times New Roman" w:cs="Times New Roman"/>
+                <w:color w:val="000000"/>
+                <w:kern w:val="0"/>
                 <w:lang w:eastAsia="ru-RU"/>
                 <w14:ligatures w14:val="none"/>
               </w:rPr>
@@ -2977,12 +2800,6 @@
         <w:tc>
           <w:tcPr>
             <w:tcW w:w="2977" w:type="dxa"/>
-            <w:tcBorders>
-              <w:top w:val="nil"/>
-              <w:left w:val="nil"/>
-              <w:bottom w:val="single" w:sz="4" w:space="0" w:color="auto"/>
-              <w:right w:val="single" w:sz="4" w:space="0" w:color="auto"/>
-            </w:tcBorders>
             <w:vAlign w:val="center"/>
             <w:hideMark/>
           </w:tcPr>
@@ -2991,22 +2808,18 @@
               <w:spacing w:after="0" w:line="240" w:lineRule="auto"/>
               <w:jc w:val="center"/>
               <w:rPr>
-                <w:rFonts w:ascii="Calibri" w:eastAsia="Times New Roman" w:hAnsi="Calibri" w:cs="Calibri"/>
-                <w:color w:val="000000"/>
-                <w:kern w:val="0"/>
-                <w:sz w:val="22"/>
-                <w:szCs w:val="22"/>
+                <w:rFonts w:ascii="Times New Roman" w:eastAsia="Times New Roman" w:hAnsi="Times New Roman" w:cs="Times New Roman"/>
+                <w:color w:val="000000"/>
+                <w:kern w:val="0"/>
                 <w:lang w:eastAsia="ru-RU"/>
                 <w14:ligatures w14:val="none"/>
               </w:rPr>
             </w:pPr>
             <w:r>
               <w:rPr>
-                <w:rFonts w:ascii="Calibri" w:eastAsia="Times New Roman" w:hAnsi="Calibri" w:cs="Calibri"/>
-                <w:color w:val="000000"/>
-                <w:kern w:val="0"/>
-                <w:sz w:val="22"/>
-                <w:szCs w:val="22"/>
+                <w:rFonts w:ascii="Times New Roman" w:eastAsia="Times New Roman" w:hAnsi="Times New Roman" w:cs="Times New Roman"/>
+                <w:color w:val="000000"/>
+                <w:kern w:val="0"/>
                 <w:lang w:eastAsia="ru-RU"/>
                 <w14:ligatures w14:val="none"/>
               </w:rPr>
@@ -3017,12 +2830,6 @@
         <w:tc>
           <w:tcPr>
             <w:tcW w:w="3543" w:type="dxa"/>
-            <w:tcBorders>
-              <w:top w:val="nil"/>
-              <w:left w:val="nil"/>
-              <w:bottom w:val="single" w:sz="4" w:space="0" w:color="auto"/>
-              <w:right w:val="single" w:sz="4" w:space="0" w:color="auto"/>
-            </w:tcBorders>
             <w:vAlign w:val="center"/>
             <w:hideMark/>
           </w:tcPr>
@@ -3031,22 +2838,18 @@
               <w:spacing w:after="0" w:line="240" w:lineRule="auto"/>
               <w:jc w:val="center"/>
               <w:rPr>
-                <w:rFonts w:ascii="Calibri" w:eastAsia="Times New Roman" w:hAnsi="Calibri" w:cs="Calibri"/>
-                <w:color w:val="000000"/>
-                <w:kern w:val="0"/>
-                <w:sz w:val="22"/>
-                <w:szCs w:val="22"/>
+                <w:rFonts w:ascii="Times New Roman" w:eastAsia="Times New Roman" w:hAnsi="Times New Roman" w:cs="Times New Roman"/>
+                <w:color w:val="000000"/>
+                <w:kern w:val="0"/>
                 <w:lang w:eastAsia="ru-RU"/>
                 <w14:ligatures w14:val="none"/>
               </w:rPr>
             </w:pPr>
             <w:r>
               <w:rPr>
-                <w:rFonts w:ascii="Calibri" w:eastAsia="Times New Roman" w:hAnsi="Calibri" w:cs="Calibri"/>
-                <w:color w:val="000000"/>
-                <w:kern w:val="0"/>
-                <w:sz w:val="22"/>
-                <w:szCs w:val="22"/>
+                <w:rFonts w:ascii="Times New Roman" w:eastAsia="Times New Roman" w:hAnsi="Times New Roman" w:cs="Times New Roman"/>
+                <w:color w:val="000000"/>
+                <w:kern w:val="0"/>
                 <w:lang w:eastAsia="ru-RU"/>
                 <w14:ligatures w14:val="none"/>
               </w:rPr>
@@ -3062,12 +2865,6 @@
         <w:tc>
           <w:tcPr>
             <w:tcW w:w="3114" w:type="dxa"/>
-            <w:tcBorders>
-              <w:top w:val="nil"/>
-              <w:left w:val="single" w:sz="4" w:space="0" w:color="auto"/>
-              <w:bottom w:val="single" w:sz="4" w:space="0" w:color="auto"/>
-              <w:right w:val="single" w:sz="4" w:space="0" w:color="auto"/>
-            </w:tcBorders>
             <w:vAlign w:val="center"/>
             <w:hideMark/>
           </w:tcPr>
@@ -3076,22 +2873,18 @@
               <w:spacing w:after="0" w:line="240" w:lineRule="auto"/>
               <w:jc w:val="center"/>
               <w:rPr>
-                <w:rFonts w:ascii="Calibri" w:eastAsia="Times New Roman" w:hAnsi="Calibri" w:cs="Calibri"/>
-                <w:color w:val="000000"/>
-                <w:kern w:val="0"/>
-                <w:sz w:val="22"/>
-                <w:szCs w:val="22"/>
+                <w:rFonts w:ascii="Times New Roman" w:eastAsia="Times New Roman" w:hAnsi="Times New Roman" w:cs="Times New Roman"/>
+                <w:color w:val="000000"/>
+                <w:kern w:val="0"/>
                 <w:lang w:eastAsia="ru-RU"/>
                 <w14:ligatures w14:val="none"/>
               </w:rPr>
             </w:pPr>
             <w:r>
               <w:rPr>
-                <w:rFonts w:ascii="Calibri" w:eastAsia="Times New Roman" w:hAnsi="Calibri" w:cs="Calibri"/>
-                <w:color w:val="000000"/>
-                <w:kern w:val="0"/>
-                <w:sz w:val="22"/>
-                <w:szCs w:val="22"/>
+                <w:rFonts w:ascii="Times New Roman" w:eastAsia="Times New Roman" w:hAnsi="Times New Roman" w:cs="Times New Roman"/>
+                <w:color w:val="000000"/>
+                <w:kern w:val="0"/>
                 <w:lang w:eastAsia="ru-RU"/>
                 <w14:ligatures w14:val="none"/>
               </w:rPr>
@@ -3102,12 +2895,6 @@
         <w:tc>
           <w:tcPr>
             <w:tcW w:w="2977" w:type="dxa"/>
-            <w:tcBorders>
-              <w:top w:val="nil"/>
-              <w:left w:val="nil"/>
-              <w:bottom w:val="single" w:sz="4" w:space="0" w:color="auto"/>
-              <w:right w:val="single" w:sz="4" w:space="0" w:color="auto"/>
-            </w:tcBorders>
             <w:vAlign w:val="center"/>
             <w:hideMark/>
           </w:tcPr>
@@ -3116,22 +2903,18 @@
               <w:spacing w:after="0" w:line="240" w:lineRule="auto"/>
               <w:jc w:val="center"/>
               <w:rPr>
-                <w:rFonts w:ascii="Calibri" w:eastAsia="Times New Roman" w:hAnsi="Calibri" w:cs="Calibri"/>
-                <w:color w:val="000000"/>
-                <w:kern w:val="0"/>
-                <w:sz w:val="22"/>
-                <w:szCs w:val="22"/>
+                <w:rFonts w:ascii="Times New Roman" w:eastAsia="Times New Roman" w:hAnsi="Times New Roman" w:cs="Times New Roman"/>
+                <w:color w:val="000000"/>
+                <w:kern w:val="0"/>
                 <w:lang w:eastAsia="ru-RU"/>
                 <w14:ligatures w14:val="none"/>
               </w:rPr>
             </w:pPr>
             <w:r>
               <w:rPr>
-                <w:rFonts w:ascii="Calibri" w:eastAsia="Times New Roman" w:hAnsi="Calibri" w:cs="Calibri"/>
-                <w:color w:val="000000"/>
-                <w:kern w:val="0"/>
-                <w:sz w:val="22"/>
-                <w:szCs w:val="22"/>
+                <w:rFonts w:ascii="Times New Roman" w:eastAsia="Times New Roman" w:hAnsi="Times New Roman" w:cs="Times New Roman"/>
+                <w:color w:val="000000"/>
+                <w:kern w:val="0"/>
                 <w:lang w:eastAsia="ru-RU"/>
                 <w14:ligatures w14:val="none"/>
               </w:rPr>
@@ -3142,12 +2925,6 @@
         <w:tc>
           <w:tcPr>
             <w:tcW w:w="3543" w:type="dxa"/>
-            <w:tcBorders>
-              <w:top w:val="nil"/>
-              <w:left w:val="nil"/>
-              <w:bottom w:val="single" w:sz="4" w:space="0" w:color="auto"/>
-              <w:right w:val="single" w:sz="4" w:space="0" w:color="auto"/>
-            </w:tcBorders>
             <w:vAlign w:val="center"/>
             <w:hideMark/>
           </w:tcPr>
@@ -3156,22 +2933,18 @@
               <w:spacing w:after="0" w:line="240" w:lineRule="auto"/>
               <w:jc w:val="center"/>
               <w:rPr>
-                <w:rFonts w:ascii="Calibri" w:eastAsia="Times New Roman" w:hAnsi="Calibri" w:cs="Calibri"/>
-                <w:color w:val="000000"/>
-                <w:kern w:val="0"/>
-                <w:sz w:val="22"/>
-                <w:szCs w:val="22"/>
+                <w:rFonts w:ascii="Times New Roman" w:eastAsia="Times New Roman" w:hAnsi="Times New Roman" w:cs="Times New Roman"/>
+                <w:color w:val="000000"/>
+                <w:kern w:val="0"/>
                 <w:lang w:eastAsia="ru-RU"/>
                 <w14:ligatures w14:val="none"/>
               </w:rPr>
             </w:pPr>
             <w:r>
               <w:rPr>
-                <w:rFonts w:ascii="Calibri" w:eastAsia="Times New Roman" w:hAnsi="Calibri" w:cs="Calibri"/>
-                <w:color w:val="000000"/>
-                <w:kern w:val="0"/>
-                <w:sz w:val="22"/>
-                <w:szCs w:val="22"/>
+                <w:rFonts w:ascii="Times New Roman" w:eastAsia="Times New Roman" w:hAnsi="Times New Roman" w:cs="Times New Roman"/>
+                <w:color w:val="000000"/>
+                <w:kern w:val="0"/>
                 <w:lang w:eastAsia="ru-RU"/>
                 <w14:ligatures w14:val="none"/>
               </w:rPr>
@@ -3186,15 +2959,15 @@
         <w:spacing w:after="0" w:line="360" w:lineRule="auto"/>
         <w:ind w:firstLine="709"/>
         <w:jc w:val="both"/>
-      </w:pPr>
-      <w:r>
-        <w:t>Визу</w:t>
-      </w:r>
-      <w:r>
-        <w:t>а</w:t>
-      </w:r>
-      <w:r>
-        <w:t>льное проектирование интерфейса</w:t>
+        <w:rPr>
+          <w:rFonts w:ascii="Times New Roman" w:hAnsi="Times New Roman" w:cs="Times New Roman"/>
+        </w:rPr>
+      </w:pPr>
+      <w:r>
+        <w:rPr>
+          <w:rFonts w:ascii="Times New Roman" w:hAnsi="Times New Roman" w:cs="Times New Roman"/>
+        </w:rPr>
+        <w:t>Визуальное проектирование интерфейса</w:t>
       </w:r>
     </w:p>
     <w:p>
@@ -3206,8 +2979,14 @@
         </w:numPr>
         <w:spacing w:after="0" w:line="360" w:lineRule="auto"/>
         <w:jc w:val="both"/>
-      </w:pPr>
-      <w:r>
+        <w:rPr>
+          <w:rFonts w:ascii="Times New Roman" w:hAnsi="Times New Roman" w:cs="Times New Roman"/>
+        </w:rPr>
+      </w:pPr>
+      <w:r>
+        <w:rPr>
+          <w:rFonts w:ascii="Times New Roman" w:hAnsi="Times New Roman" w:cs="Times New Roman"/>
+        </w:rPr>
         <w:t>При разработке визуального оформления были определены основные элементы дизайна:</w:t>
       </w:r>
     </w:p>
@@ -3220,8 +2999,14 @@
         </w:numPr>
         <w:spacing w:after="0" w:line="360" w:lineRule="auto"/>
         <w:jc w:val="both"/>
-      </w:pPr>
-      <w:r>
+        <w:rPr>
+          <w:rFonts w:ascii="Times New Roman" w:hAnsi="Times New Roman" w:cs="Times New Roman"/>
+        </w:rPr>
+      </w:pPr>
+      <w:r>
+        <w:rPr>
+          <w:rFonts w:ascii="Times New Roman" w:hAnsi="Times New Roman" w:cs="Times New Roman"/>
+        </w:rPr>
         <w:t>Цветовая схема построена на сочетании тёмно-синего фона (#0F172A), тёмно-серых элементов интерфейса (#1E293B) и голубых акцентных элементов (#38BDF8), что обеспечивает современный внешний вид и хорошую читаемость.</w:t>
       </w:r>
     </w:p>
@@ -3234,8 +3019,14 @@
         </w:numPr>
         <w:spacing w:after="0" w:line="360" w:lineRule="auto"/>
         <w:jc w:val="both"/>
-      </w:pPr>
-      <w:r>
+        <w:rPr>
+          <w:rFonts w:ascii="Times New Roman" w:hAnsi="Times New Roman" w:cs="Times New Roman"/>
+        </w:rPr>
+      </w:pPr>
+      <w:r>
+        <w:rPr>
+          <w:rFonts w:ascii="Times New Roman" w:hAnsi="Times New Roman" w:cs="Times New Roman"/>
+        </w:rPr>
         <w:t>Для отображения информации используются карточки с закруглёнными углами и единым стилем оформления.</w:t>
       </w:r>
     </w:p>
@@ -3248,16 +3039,28 @@
         </w:numPr>
         <w:spacing w:after="0" w:line="360" w:lineRule="auto"/>
         <w:jc w:val="both"/>
-      </w:pPr>
-      <w:r>
+        <w:rPr>
+          <w:rFonts w:ascii="Times New Roman" w:hAnsi="Times New Roman" w:cs="Times New Roman"/>
+        </w:rPr>
+      </w:pPr>
+      <w:r>
+        <w:rPr>
+          <w:rFonts w:ascii="Times New Roman" w:hAnsi="Times New Roman" w:cs="Times New Roman"/>
+        </w:rPr>
         <w:t xml:space="preserve">В качестве основного шрифта применяется </w:t>
       </w:r>
       <w:proofErr w:type="spellStart"/>
       <w:r>
+        <w:rPr>
+          <w:rFonts w:ascii="Times New Roman" w:hAnsi="Times New Roman" w:cs="Times New Roman"/>
+        </w:rPr>
         <w:t>Arial</w:t>
       </w:r>
       <w:proofErr w:type="spellEnd"/>
       <w:r>
+        <w:rPr>
+          <w:rFonts w:ascii="Times New Roman" w:hAnsi="Times New Roman" w:cs="Times New Roman"/>
+        </w:rPr>
         <w:t>, обеспечивающий хорошую читаемость текста на различных разрешениях экрана.</w:t>
       </w:r>
     </w:p>
@@ -3270,16 +3073,28 @@
         </w:numPr>
         <w:spacing w:after="0" w:line="360" w:lineRule="auto"/>
         <w:jc w:val="both"/>
-      </w:pPr>
-      <w:r>
+        <w:rPr>
+          <w:rFonts w:ascii="Times New Roman" w:hAnsi="Times New Roman" w:cs="Times New Roman"/>
+        </w:rPr>
+      </w:pPr>
+      <w:r>
+        <w:rPr>
+          <w:rFonts w:ascii="Times New Roman" w:hAnsi="Times New Roman" w:cs="Times New Roman"/>
+        </w:rPr>
         <w:t>Для интерактивных элементов реализованы эффекты наведения (</w:t>
       </w:r>
       <w:proofErr w:type="spellStart"/>
       <w:r>
+        <w:rPr>
+          <w:rFonts w:ascii="Times New Roman" w:hAnsi="Times New Roman" w:cs="Times New Roman"/>
+        </w:rPr>
         <w:t>hover</w:t>
       </w:r>
       <w:proofErr w:type="spellEnd"/>
       <w:r>
+        <w:rPr>
+          <w:rFonts w:ascii="Times New Roman" w:hAnsi="Times New Roman" w:cs="Times New Roman"/>
+        </w:rPr>
         <w:t>), включающие изменение цвета и анимацию перемещения элементов.</w:t>
       </w:r>
     </w:p>
@@ -3292,8 +3107,14 @@
         </w:numPr>
         <w:spacing w:after="0" w:line="360" w:lineRule="auto"/>
         <w:jc w:val="both"/>
-      </w:pPr>
-      <w:r>
+        <w:rPr>
+          <w:rFonts w:ascii="Times New Roman" w:hAnsi="Times New Roman" w:cs="Times New Roman"/>
+        </w:rPr>
+      </w:pPr>
+      <w:r>
+        <w:rPr>
+          <w:rFonts w:ascii="Times New Roman" w:hAnsi="Times New Roman" w:cs="Times New Roman"/>
+        </w:rPr>
         <w:t>Логотип размещён в верхней части сайта и используется для визуальной идентификации сервиса.</w:t>
       </w:r>
     </w:p>
@@ -3302,9 +3123,14 @@
         <w:spacing w:after="0" w:line="360" w:lineRule="auto"/>
         <w:ind w:firstLine="709"/>
         <w:jc w:val="both"/>
-      </w:pPr>
-      <w:r>
-        <w:lastRenderedPageBreak/>
+        <w:rPr>
+          <w:rFonts w:ascii="Times New Roman" w:hAnsi="Times New Roman" w:cs="Times New Roman"/>
+        </w:rPr>
+      </w:pPr>
+      <w:r>
+        <w:rPr>
+          <w:rFonts w:ascii="Times New Roman" w:hAnsi="Times New Roman" w:cs="Times New Roman"/>
+        </w:rPr>
         <w:t>Особенности отображения интерфейса</w:t>
       </w:r>
     </w:p>
@@ -3313,8 +3139,14 @@
         <w:spacing w:after="0" w:line="360" w:lineRule="auto"/>
         <w:ind w:firstLine="709"/>
         <w:jc w:val="both"/>
-      </w:pPr>
-      <w:r>
+        <w:rPr>
+          <w:rFonts w:ascii="Times New Roman" w:hAnsi="Times New Roman" w:cs="Times New Roman"/>
+        </w:rPr>
+      </w:pPr>
+      <w:r>
+        <w:rPr>
+          <w:rFonts w:ascii="Times New Roman" w:hAnsi="Times New Roman" w:cs="Times New Roman"/>
+        </w:rPr>
         <w:t>Разработка веб-сайта осуществлялась с ориентацией на использование на персональных компьютерах. Интерфейс оптимизирован для отображения на экранах настольных устройств и ноутбуков.</w:t>
       </w:r>
     </w:p>
@@ -3323,8 +3155,15 @@
         <w:spacing w:after="0" w:line="360" w:lineRule="auto"/>
         <w:ind w:firstLine="709"/>
         <w:jc w:val="both"/>
-      </w:pPr>
-      <w:r>
+        <w:rPr>
+          <w:rFonts w:ascii="Times New Roman" w:hAnsi="Times New Roman" w:cs="Times New Roman"/>
+        </w:rPr>
+      </w:pPr>
+      <w:r>
+        <w:rPr>
+          <w:rFonts w:ascii="Times New Roman" w:hAnsi="Times New Roman" w:cs="Times New Roman"/>
+        </w:rPr>
+        <w:lastRenderedPageBreak/>
         <w:t>Структура страниц построена с использованием гибких контейнеров и карточек, обеспечивающих корректное отображение элементов интерфейса при различных разрешениях экранов персональных компьютеров.</w:t>
       </w:r>
     </w:p>
@@ -3333,8 +3172,14 @@
         <w:spacing w:after="0" w:line="360" w:lineRule="auto"/>
         <w:ind w:firstLine="709"/>
         <w:jc w:val="both"/>
-      </w:pPr>
-      <w:r>
+        <w:rPr>
+          <w:rFonts w:ascii="Times New Roman" w:hAnsi="Times New Roman" w:cs="Times New Roman"/>
+        </w:rPr>
+      </w:pPr>
+      <w:r>
+        <w:rPr>
+          <w:rFonts w:ascii="Times New Roman" w:hAnsi="Times New Roman" w:cs="Times New Roman"/>
+        </w:rPr>
         <w:t>Итоги этапа проектирования</w:t>
       </w:r>
     </w:p>
@@ -3343,8 +3188,14 @@
         <w:spacing w:after="0" w:line="360" w:lineRule="auto"/>
         <w:ind w:firstLine="709"/>
         <w:jc w:val="both"/>
-      </w:pPr>
-      <w:r>
+        <w:rPr>
+          <w:rFonts w:ascii="Times New Roman" w:hAnsi="Times New Roman" w:cs="Times New Roman"/>
+        </w:rPr>
+      </w:pPr>
+      <w:r>
+        <w:rPr>
+          <w:rFonts w:ascii="Times New Roman" w:hAnsi="Times New Roman" w:cs="Times New Roman"/>
+        </w:rPr>
         <w:t>В результате проектирования была сформирована структура веб-сайта «Телеграф», определены основные элементы пользовательского интерфейса и разработан единый визуальный стиль оформления. Выполненные проектные решения позволили обеспечить удобную навигацию по сайту, логичную организацию информации и комфортное взаимодействие пользователей с системой.</w:t>
       </w:r>
     </w:p>
@@ -3359,10 +3210,1901 @@
       </w:r>
       <w:bookmarkEnd w:id="3"/>
     </w:p>
-    <w:p/>
+    <w:p>
+      <w:pPr>
+        <w:spacing w:after="0" w:line="360" w:lineRule="auto"/>
+        <w:ind w:firstLine="709"/>
+        <w:rPr>
+          <w:rFonts w:ascii="Times New Roman" w:hAnsi="Times New Roman" w:cs="Times New Roman"/>
+        </w:rPr>
+      </w:pPr>
+      <w:r>
+        <w:rPr>
+          <w:rFonts w:ascii="Times New Roman" w:hAnsi="Times New Roman" w:cs="Times New Roman"/>
+        </w:rPr>
+        <w:t>В рамках учебной практики был разработан веб-сайт «Телеграф», предназначенный для предоставления пользователям информации об услугах передачи сообщений, тарифных планах, а также для оформления и отслеживания заказов через интернет.</w:t>
+      </w:r>
+    </w:p>
+    <w:p>
+      <w:pPr>
+        <w:spacing w:after="0" w:line="360" w:lineRule="auto"/>
+        <w:ind w:firstLine="709"/>
+        <w:rPr>
+          <w:rFonts w:ascii="Times New Roman" w:hAnsi="Times New Roman" w:cs="Times New Roman"/>
+        </w:rPr>
+      </w:pPr>
+      <w:r>
+        <w:rPr>
+          <w:rFonts w:ascii="Times New Roman" w:hAnsi="Times New Roman" w:cs="Times New Roman"/>
+        </w:rPr>
+        <w:t>Основной целью разработки являлось создание современного веб-приложения с удобным пользовательским интерфейсом, системой регистрации и авторизации пользователей, а также административной панелью для управления заказами. Особое внимание уделялось простоте навигации, единому визуальному стилю и удобству взаимодействия пользователей с системой.</w:t>
+      </w:r>
+    </w:p>
+    <w:p>
+      <w:pPr>
+        <w:spacing w:after="0" w:line="360" w:lineRule="auto"/>
+        <w:ind w:firstLine="709"/>
+        <w:rPr>
+          <w:rFonts w:ascii="Times New Roman" w:hAnsi="Times New Roman" w:cs="Times New Roman"/>
+        </w:rPr>
+      </w:pPr>
+      <w:r>
+        <w:rPr>
+          <w:rFonts w:ascii="Times New Roman" w:hAnsi="Times New Roman" w:cs="Times New Roman"/>
+        </w:rPr>
+        <w:t>На начальном этапе были определены основные требования к проекту. К ним относились наличие нескольких информационных страниц, реализация системы авторизации и регистрации, возможность оформления заказов, хранение данных в базе данных, а также наличие административной панели для обработки поступающих заявок. Дополнительно предусматривалось использование единого дизайна для всех страниц сайта.</w:t>
+      </w:r>
+    </w:p>
+    <w:p>
+      <w:pPr>
+        <w:spacing w:after="0" w:line="360" w:lineRule="auto"/>
+        <w:ind w:firstLine="709"/>
+        <w:rPr>
+          <w:rFonts w:ascii="Times New Roman" w:hAnsi="Times New Roman" w:cs="Times New Roman"/>
+        </w:rPr>
+      </w:pPr>
+      <w:r>
+        <w:rPr>
+          <w:rFonts w:ascii="Times New Roman" w:hAnsi="Times New Roman" w:cs="Times New Roman"/>
+        </w:rPr>
+        <w:t>Структура разработанного веб-сайта включает следующие основные разделы:</w:t>
+      </w:r>
+    </w:p>
+    <w:p>
+      <w:pPr>
+        <w:numPr>
+          <w:ilvl w:val="0"/>
+          <w:numId w:val="19"/>
+        </w:numPr>
+        <w:tabs>
+          <w:tab w:val="left" w:pos="993"/>
+        </w:tabs>
+        <w:spacing w:after="0" w:line="360" w:lineRule="auto"/>
+        <w:ind w:left="0" w:firstLine="709"/>
+        <w:rPr>
+          <w:rFonts w:ascii="Times New Roman" w:hAnsi="Times New Roman" w:cs="Times New Roman"/>
+        </w:rPr>
+      </w:pPr>
+      <w:r>
+        <w:rPr>
+          <w:rFonts w:ascii="Times New Roman" w:hAnsi="Times New Roman" w:cs="Times New Roman"/>
+        </w:rPr>
+        <w:t xml:space="preserve">Главная страница; </w:t>
+      </w:r>
+    </w:p>
+    <w:p>
+      <w:pPr>
+        <w:numPr>
+          <w:ilvl w:val="0"/>
+          <w:numId w:val="19"/>
+        </w:numPr>
+        <w:tabs>
+          <w:tab w:val="left" w:pos="993"/>
+        </w:tabs>
+        <w:spacing w:after="0" w:line="360" w:lineRule="auto"/>
+        <w:ind w:left="0" w:firstLine="709"/>
+        <w:rPr>
+          <w:rFonts w:ascii="Times New Roman" w:hAnsi="Times New Roman" w:cs="Times New Roman"/>
+        </w:rPr>
+      </w:pPr>
+      <w:r>
+        <w:rPr>
+          <w:rFonts w:ascii="Times New Roman" w:hAnsi="Times New Roman" w:cs="Times New Roman"/>
+        </w:rPr>
+        <w:t xml:space="preserve">Страница услуг; </w:t>
+      </w:r>
+    </w:p>
+    <w:p>
+      <w:pPr>
+        <w:numPr>
+          <w:ilvl w:val="0"/>
+          <w:numId w:val="19"/>
+        </w:numPr>
+        <w:tabs>
+          <w:tab w:val="left" w:pos="993"/>
+        </w:tabs>
+        <w:spacing w:after="0" w:line="360" w:lineRule="auto"/>
+        <w:ind w:left="0" w:firstLine="709"/>
+        <w:rPr>
+          <w:rFonts w:ascii="Times New Roman" w:hAnsi="Times New Roman" w:cs="Times New Roman"/>
+        </w:rPr>
+      </w:pPr>
+      <w:r>
+        <w:rPr>
+          <w:rFonts w:ascii="Times New Roman" w:hAnsi="Times New Roman" w:cs="Times New Roman"/>
+        </w:rPr>
+        <w:t xml:space="preserve">Страница тарифов; </w:t>
+      </w:r>
+    </w:p>
+    <w:p>
+      <w:pPr>
+        <w:numPr>
+          <w:ilvl w:val="0"/>
+          <w:numId w:val="19"/>
+        </w:numPr>
+        <w:tabs>
+          <w:tab w:val="left" w:pos="993"/>
+        </w:tabs>
+        <w:spacing w:after="0" w:line="360" w:lineRule="auto"/>
+        <w:ind w:left="0" w:firstLine="709"/>
+        <w:rPr>
+          <w:rFonts w:ascii="Times New Roman" w:hAnsi="Times New Roman" w:cs="Times New Roman"/>
+        </w:rPr>
+      </w:pPr>
+      <w:r>
+        <w:rPr>
+          <w:rFonts w:ascii="Times New Roman" w:hAnsi="Times New Roman" w:cs="Times New Roman"/>
+        </w:rPr>
+        <w:t xml:space="preserve">Страница контактов; </w:t>
+      </w:r>
+    </w:p>
+    <w:p>
+      <w:pPr>
+        <w:numPr>
+          <w:ilvl w:val="0"/>
+          <w:numId w:val="19"/>
+        </w:numPr>
+        <w:tabs>
+          <w:tab w:val="left" w:pos="993"/>
+        </w:tabs>
+        <w:spacing w:after="0" w:line="360" w:lineRule="auto"/>
+        <w:ind w:left="0" w:firstLine="709"/>
+        <w:rPr>
+          <w:rFonts w:ascii="Times New Roman" w:hAnsi="Times New Roman" w:cs="Times New Roman"/>
+        </w:rPr>
+      </w:pPr>
+      <w:r>
+        <w:rPr>
+          <w:rFonts w:ascii="Times New Roman" w:hAnsi="Times New Roman" w:cs="Times New Roman"/>
+        </w:rPr>
+        <w:t xml:space="preserve">Страница авторизации и регистрации; </w:t>
+      </w:r>
+    </w:p>
+    <w:p>
+      <w:pPr>
+        <w:numPr>
+          <w:ilvl w:val="0"/>
+          <w:numId w:val="19"/>
+        </w:numPr>
+        <w:tabs>
+          <w:tab w:val="left" w:pos="993"/>
+        </w:tabs>
+        <w:spacing w:after="0" w:line="360" w:lineRule="auto"/>
+        <w:ind w:left="0" w:firstLine="709"/>
+        <w:rPr>
+          <w:rFonts w:ascii="Times New Roman" w:hAnsi="Times New Roman" w:cs="Times New Roman"/>
+        </w:rPr>
+      </w:pPr>
+      <w:r>
+        <w:rPr>
+          <w:rFonts w:ascii="Times New Roman" w:hAnsi="Times New Roman" w:cs="Times New Roman"/>
+        </w:rPr>
+        <w:t xml:space="preserve">Страница оформления заказа; </w:t>
+      </w:r>
+    </w:p>
+    <w:p>
+      <w:pPr>
+        <w:numPr>
+          <w:ilvl w:val="0"/>
+          <w:numId w:val="19"/>
+        </w:numPr>
+        <w:tabs>
+          <w:tab w:val="left" w:pos="993"/>
+        </w:tabs>
+        <w:spacing w:after="0" w:line="360" w:lineRule="auto"/>
+        <w:ind w:left="0" w:firstLine="709"/>
+        <w:rPr>
+          <w:rFonts w:ascii="Times New Roman" w:hAnsi="Times New Roman" w:cs="Times New Roman"/>
+        </w:rPr>
+      </w:pPr>
+      <w:r>
+        <w:rPr>
+          <w:rFonts w:ascii="Times New Roman" w:hAnsi="Times New Roman" w:cs="Times New Roman"/>
+        </w:rPr>
+        <w:t xml:space="preserve">Административная панель. </w:t>
+      </w:r>
+    </w:p>
+    <w:p>
+      <w:pPr>
+        <w:spacing w:after="0" w:line="360" w:lineRule="auto"/>
+        <w:ind w:firstLine="709"/>
+        <w:rPr>
+          <w:rFonts w:ascii="Times New Roman" w:hAnsi="Times New Roman" w:cs="Times New Roman"/>
+        </w:rPr>
+      </w:pPr>
+      <w:r>
+        <w:rPr>
+          <w:rFonts w:ascii="Times New Roman" w:hAnsi="Times New Roman" w:cs="Times New Roman"/>
+        </w:rPr>
+        <w:t xml:space="preserve">При разработке интерфейса использовалась единая визуальная концепция. В качестве основных цветов были выбраны тёмно-синий фон, голубые акцентные элементы и светлые оттенки текста. Такое сочетание обеспечивает хороший уровень контрастности и создаёт </w:t>
+      </w:r>
+      <w:r>
+        <w:rPr>
+          <w:rFonts w:ascii="Times New Roman" w:hAnsi="Times New Roman" w:cs="Times New Roman"/>
+        </w:rPr>
+        <w:lastRenderedPageBreak/>
+        <w:t>современный внешний вид сайта. Для всех страниц использовались одинаковые элементы навигации, кнопки, карточки и стили оформления, что позволило добиться визуальной целостности проекта.</w:t>
+      </w:r>
+    </w:p>
+    <w:p>
+      <w:pPr>
+        <w:spacing w:after="0" w:line="360" w:lineRule="auto"/>
+        <w:ind w:firstLine="709"/>
+        <w:rPr>
+          <w:rFonts w:ascii="Times New Roman" w:hAnsi="Times New Roman" w:cs="Times New Roman"/>
+        </w:rPr>
+      </w:pPr>
+      <w:r>
+        <w:rPr>
+          <w:rFonts w:ascii="Times New Roman" w:hAnsi="Times New Roman" w:cs="Times New Roman"/>
+        </w:rPr>
+        <w:t>Логотип сайта выполнен в минималистичном стиле и размещён в верхней части интерфейса. Он используется для идентификации системы</w:t>
+      </w:r>
+      <w:r>
+        <w:rPr>
+          <w:rFonts w:ascii="Times New Roman" w:hAnsi="Times New Roman" w:cs="Times New Roman"/>
+        </w:rPr>
+        <w:t xml:space="preserve">, </w:t>
+      </w:r>
+      <w:r>
+        <w:rPr>
+          <w:rFonts w:ascii="Times New Roman" w:hAnsi="Times New Roman" w:cs="Times New Roman"/>
+        </w:rPr>
+        <w:t>является ссылкой на главную страницу</w:t>
+      </w:r>
+      <w:r>
+        <w:rPr>
+          <w:rFonts w:ascii="Times New Roman" w:hAnsi="Times New Roman" w:cs="Times New Roman"/>
+        </w:rPr>
+        <w:t xml:space="preserve"> и присутствует на всех основных страницах сайта.</w:t>
+      </w:r>
+    </w:p>
+    <w:p>
+      <w:pPr>
+        <w:spacing w:after="0" w:line="360" w:lineRule="auto"/>
+        <w:ind w:firstLine="709"/>
+        <w:jc w:val="center"/>
+        <w:rPr>
+          <w:rFonts w:ascii="Times New Roman" w:hAnsi="Times New Roman" w:cs="Times New Roman"/>
+        </w:rPr>
+      </w:pPr>
+      <w:r>
+        <w:rPr>
+          <w:rFonts w:ascii="Times New Roman" w:hAnsi="Times New Roman" w:cs="Times New Roman"/>
+          <w:noProof/>
+        </w:rPr>
+        <w:drawing>
+          <wp:inline distT="0" distB="0" distL="0" distR="0" wp14:anchorId="74E1CB82" wp14:editId="15492FB8">
+            <wp:extent cx="1585097" cy="502964"/>
+            <wp:effectExtent l="0" t="0" r="0" b="0"/>
+            <wp:docPr id="894712302" name="Рисунок 1"/>
+            <wp:cNvGraphicFramePr>
+              <a:graphicFrameLocks xmlns:a="http://schemas.openxmlformats.org/drawingml/2006/main" noChangeAspect="1"/>
+            </wp:cNvGraphicFramePr>
+            <a:graphic xmlns:a="http://schemas.openxmlformats.org/drawingml/2006/main">
+              <a:graphicData uri="http://schemas.openxmlformats.org/drawingml/2006/picture">
+                <pic:pic xmlns:pic="http://schemas.openxmlformats.org/drawingml/2006/picture">
+                  <pic:nvPicPr>
+                    <pic:cNvPr id="894712302" name=""/>
+                    <pic:cNvPicPr/>
+                  </pic:nvPicPr>
+                  <pic:blipFill>
+                    <a:blip r:embed="rId8"/>
+                    <a:stretch>
+                      <a:fillRect/>
+                    </a:stretch>
+                  </pic:blipFill>
+                  <pic:spPr>
+                    <a:xfrm>
+                      <a:off x="0" y="0"/>
+                      <a:ext cx="1585097" cy="502964"/>
+                    </a:xfrm>
+                    <a:prstGeom prst="rect">
+                      <a:avLst/>
+                    </a:prstGeom>
+                  </pic:spPr>
+                </pic:pic>
+              </a:graphicData>
+            </a:graphic>
+          </wp:inline>
+        </w:drawing>
+      </w:r>
+    </w:p>
+    <w:p>
+      <w:pPr>
+        <w:spacing w:after="0" w:line="360" w:lineRule="auto"/>
+        <w:ind w:firstLine="709"/>
+        <w:jc w:val="center"/>
+        <w:rPr>
+          <w:rFonts w:ascii="Times New Roman" w:hAnsi="Times New Roman" w:cs="Times New Roman"/>
+          <w:i/>
+          <w:iCs/>
+        </w:rPr>
+      </w:pPr>
+      <w:r>
+        <w:rPr>
+          <w:rFonts w:ascii="Times New Roman" w:hAnsi="Times New Roman" w:cs="Times New Roman"/>
+          <w:i/>
+          <w:iCs/>
+        </w:rPr>
+        <w:t xml:space="preserve">Рисунок 1 – Логотип веб-сайта </w:t>
+      </w:r>
+      <w:r>
+        <w:rPr>
+          <w:rFonts w:ascii="Times New Roman" w:hAnsi="Times New Roman" w:cs="Times New Roman"/>
+          <w:i/>
+          <w:iCs/>
+        </w:rPr>
+        <w:t>“</w:t>
+      </w:r>
+      <w:r>
+        <w:rPr>
+          <w:rFonts w:ascii="Times New Roman" w:hAnsi="Times New Roman" w:cs="Times New Roman"/>
+          <w:i/>
+          <w:iCs/>
+        </w:rPr>
+        <w:t>Телеграф</w:t>
+      </w:r>
+      <w:r>
+        <w:rPr>
+          <w:rFonts w:ascii="Times New Roman" w:hAnsi="Times New Roman" w:cs="Times New Roman"/>
+          <w:i/>
+          <w:iCs/>
+        </w:rPr>
+        <w:t>”</w:t>
+      </w:r>
+    </w:p>
+    <w:p>
+      <w:pPr>
+        <w:spacing w:after="0" w:line="360" w:lineRule="auto"/>
+        <w:ind w:firstLine="709"/>
+        <w:jc w:val="center"/>
+        <w:rPr>
+          <w:rFonts w:ascii="Times New Roman" w:hAnsi="Times New Roman" w:cs="Times New Roman"/>
+          <w:i/>
+          <w:iCs/>
+        </w:rPr>
+      </w:pPr>
+    </w:p>
+    <w:p>
+      <w:pPr>
+        <w:spacing w:after="0" w:line="360" w:lineRule="auto"/>
+        <w:ind w:firstLine="709"/>
+        <w:rPr>
+          <w:rFonts w:ascii="Times New Roman" w:hAnsi="Times New Roman" w:cs="Times New Roman"/>
+        </w:rPr>
+      </w:pPr>
+      <w:r>
+        <w:rPr>
+          <w:rFonts w:ascii="Times New Roman" w:hAnsi="Times New Roman" w:cs="Times New Roman"/>
+        </w:rPr>
+        <w:t>Главная страница</w:t>
+      </w:r>
+    </w:p>
+    <w:p>
+      <w:pPr>
+        <w:spacing w:after="0" w:line="360" w:lineRule="auto"/>
+        <w:ind w:firstLine="709"/>
+        <w:rPr>
+          <w:rFonts w:ascii="Times New Roman" w:hAnsi="Times New Roman" w:cs="Times New Roman"/>
+        </w:rPr>
+      </w:pPr>
+      <w:r>
+        <w:rPr>
+          <w:rFonts w:ascii="Times New Roman" w:hAnsi="Times New Roman" w:cs="Times New Roman"/>
+        </w:rPr>
+        <w:t>Главная страница является основной точкой входа пользователя в систему</w:t>
+      </w:r>
+      <w:r>
+        <w:rPr>
+          <w:rFonts w:ascii="Times New Roman" w:hAnsi="Times New Roman" w:cs="Times New Roman"/>
+        </w:rPr>
+        <w:t xml:space="preserve"> (</w:t>
+      </w:r>
+      <w:r>
+        <w:rPr>
+          <w:rFonts w:ascii="Times New Roman" w:hAnsi="Times New Roman" w:cs="Times New Roman"/>
+        </w:rPr>
+        <w:t>Рис. 2</w:t>
+      </w:r>
+      <w:r>
+        <w:rPr>
+          <w:rFonts w:ascii="Times New Roman" w:hAnsi="Times New Roman" w:cs="Times New Roman"/>
+        </w:rPr>
+        <w:t>)</w:t>
+      </w:r>
+      <w:r>
+        <w:rPr>
+          <w:rFonts w:ascii="Times New Roman" w:hAnsi="Times New Roman" w:cs="Times New Roman"/>
+        </w:rPr>
+        <w:t>. На ней размещён крупный приветственный блок с названием проекта и кратким описанием его назначения. Для быстрого перехода к основным разделам предусмотрены кнопки навигации, позволяющие ознакомиться с услугами и тарифами.</w:t>
+      </w:r>
+    </w:p>
+    <w:p>
+      <w:pPr>
+        <w:spacing w:after="0" w:line="360" w:lineRule="auto"/>
+        <w:ind w:firstLine="709"/>
+        <w:rPr>
+          <w:rFonts w:ascii="Times New Roman" w:hAnsi="Times New Roman" w:cs="Times New Roman"/>
+        </w:rPr>
+      </w:pPr>
+      <w:r>
+        <w:rPr>
+          <w:rFonts w:ascii="Times New Roman" w:hAnsi="Times New Roman" w:cs="Times New Roman"/>
+        </w:rPr>
+        <w:t>Ниже располагается блок услуг, оформленный в виде карточек. Каждая карточка содержит название услуги, краткое описание и кнопку для оформления заказа. Такой способ представления информации позволяет быстро ознакомиться с возможностями системы и выбрать интересующую услугу.</w:t>
+      </w:r>
+    </w:p>
+    <w:p>
+      <w:pPr>
+        <w:spacing w:after="0" w:line="360" w:lineRule="auto"/>
+        <w:ind w:firstLine="709"/>
+        <w:rPr>
+          <w:rFonts w:ascii="Times New Roman" w:hAnsi="Times New Roman" w:cs="Times New Roman"/>
+        </w:rPr>
+      </w:pPr>
+      <w:r>
+        <w:rPr>
+          <w:rFonts w:ascii="Times New Roman" w:hAnsi="Times New Roman" w:cs="Times New Roman"/>
+        </w:rPr>
+        <w:t>Дополнительно на главной странице размещён блок тарифов</w:t>
+      </w:r>
+      <w:r>
+        <w:rPr>
+          <w:rFonts w:ascii="Times New Roman" w:hAnsi="Times New Roman" w:cs="Times New Roman"/>
+        </w:rPr>
+        <w:t xml:space="preserve"> и представле</w:t>
+      </w:r>
+      <w:r>
+        <w:rPr>
+          <w:rFonts w:ascii="Times New Roman" w:hAnsi="Times New Roman" w:cs="Times New Roman"/>
+        </w:rPr>
+        <w:t>ние работы телеграфа</w:t>
+      </w:r>
+      <w:r>
+        <w:rPr>
+          <w:rFonts w:ascii="Times New Roman" w:hAnsi="Times New Roman" w:cs="Times New Roman"/>
+        </w:rPr>
+        <w:t>.</w:t>
+      </w:r>
+      <w:r>
+        <w:rPr>
+          <w:rFonts w:ascii="Times New Roman" w:hAnsi="Times New Roman" w:cs="Times New Roman"/>
+        </w:rPr>
+        <w:t xml:space="preserve"> Они</w:t>
+      </w:r>
+      <w:r>
+        <w:rPr>
+          <w:rFonts w:ascii="Times New Roman" w:hAnsi="Times New Roman" w:cs="Times New Roman"/>
+        </w:rPr>
+        <w:t xml:space="preserve"> представлены в виде отдельных карточек с кратким описанием и стоимостью</w:t>
+      </w:r>
+      <w:r>
+        <w:rPr>
+          <w:rFonts w:ascii="Times New Roman" w:hAnsi="Times New Roman" w:cs="Times New Roman"/>
+        </w:rPr>
+        <w:t xml:space="preserve">, </w:t>
+      </w:r>
+      <w:r>
+        <w:rPr>
+          <w:rFonts w:ascii="Times New Roman" w:hAnsi="Times New Roman" w:cs="Times New Roman"/>
+        </w:rPr>
+        <w:t>а карточки представления работы дополнительно имеют изображения</w:t>
+      </w:r>
+      <w:r>
+        <w:rPr>
+          <w:rFonts w:ascii="Times New Roman" w:hAnsi="Times New Roman" w:cs="Times New Roman"/>
+        </w:rPr>
+        <w:t>. Для привлечения внимания один из тарифов визуально выделен относительно остальных.</w:t>
+      </w:r>
+    </w:p>
+    <w:p>
+      <w:pPr>
+        <w:spacing w:after="0" w:line="360" w:lineRule="auto"/>
+        <w:ind w:firstLine="709"/>
+        <w:rPr>
+          <w:rFonts w:ascii="Times New Roman" w:hAnsi="Times New Roman" w:cs="Times New Roman"/>
+        </w:rPr>
+      </w:pPr>
+      <w:r>
+        <w:rPr>
+          <w:rFonts w:ascii="Times New Roman" w:hAnsi="Times New Roman" w:cs="Times New Roman"/>
+        </w:rPr>
+        <w:t>Верхняя навигационная панель закреплена в верхней части страницы, благодаря чему пользователь может перейти в любой раздел сайта независимо от текущего положения на странице. Для улучшения визуального восприятия используются анимации наведения и плавные переходы между состояниями элементов интерфейса.</w:t>
+      </w:r>
+    </w:p>
+    <w:p>
+      <w:pPr>
+        <w:spacing w:after="0" w:line="360" w:lineRule="auto"/>
+        <w:ind w:firstLine="709"/>
+        <w:rPr>
+          <w:rFonts w:ascii="Times New Roman" w:hAnsi="Times New Roman" w:cs="Times New Roman"/>
+        </w:rPr>
+      </w:pPr>
+      <w:r>
+        <w:rPr>
+          <w:rFonts w:ascii="Times New Roman" w:hAnsi="Times New Roman" w:cs="Times New Roman"/>
+        </w:rPr>
+        <w:t>Дизайн главной страницы выполнен в минималистичном стиле с использованием карточной структуры и большого количества свободного пространства между элементами. Это способствует улучшению читаемости и восприятия информации.</w:t>
+      </w:r>
+    </w:p>
+    <w:p>
+      <w:pPr>
+        <w:spacing w:after="0" w:line="360" w:lineRule="auto"/>
+        <w:rPr>
+          <w:rFonts w:ascii="Times New Roman" w:hAnsi="Times New Roman" w:cs="Times New Roman"/>
+        </w:rPr>
+      </w:pPr>
+      <w:r>
+        <w:rPr>
+          <w:rFonts w:ascii="Times New Roman" w:hAnsi="Times New Roman" w:cs="Times New Roman"/>
+          <w:noProof/>
+        </w:rPr>
+        <w:lastRenderedPageBreak/>
+        <w:drawing>
+          <wp:anchor distT="0" distB="0" distL="114300" distR="114300" simplePos="0" relativeHeight="251658240" behindDoc="1" locked="0" layoutInCell="1" allowOverlap="1" wp14:anchorId="2350FAE4" wp14:editId="25AB39C1">
+            <wp:simplePos x="0" y="0"/>
+            <wp:positionH relativeFrom="column">
+              <wp:posOffset>360045</wp:posOffset>
+            </wp:positionH>
+            <wp:positionV relativeFrom="paragraph">
+              <wp:posOffset>0</wp:posOffset>
+            </wp:positionV>
+            <wp:extent cx="6120130" cy="6831330"/>
+            <wp:effectExtent l="0" t="0" r="0" b="7620"/>
+            <wp:wrapSquare wrapText="bothSides"/>
+            <wp:docPr id="968017035" name="Рисунок 1"/>
+            <wp:cNvGraphicFramePr>
+              <a:graphicFrameLocks xmlns:a="http://schemas.openxmlformats.org/drawingml/2006/main" noChangeAspect="1"/>
+            </wp:cNvGraphicFramePr>
+            <a:graphic xmlns:a="http://schemas.openxmlformats.org/drawingml/2006/main">
+              <a:graphicData uri="http://schemas.openxmlformats.org/drawingml/2006/picture">
+                <pic:pic xmlns:pic="http://schemas.openxmlformats.org/drawingml/2006/picture">
+                  <pic:nvPicPr>
+                    <pic:cNvPr id="968017035" name=""/>
+                    <pic:cNvPicPr/>
+                  </pic:nvPicPr>
+                  <pic:blipFill>
+                    <a:blip r:embed="rId9" cstate="print">
+                      <a:extLst>
+                        <a:ext uri="{28A0092B-C50C-407E-A947-70E740481C1C}">
+                          <a14:useLocalDpi xmlns:a14="http://schemas.microsoft.com/office/drawing/2010/main" val="0"/>
+                        </a:ext>
+                      </a:extLst>
+                    </a:blip>
+                    <a:stretch>
+                      <a:fillRect/>
+                    </a:stretch>
+                  </pic:blipFill>
+                  <pic:spPr>
+                    <a:xfrm>
+                      <a:off x="0" y="0"/>
+                      <a:ext cx="6120130" cy="6831330"/>
+                    </a:xfrm>
+                    <a:prstGeom prst="rect">
+                      <a:avLst/>
+                    </a:prstGeom>
+                  </pic:spPr>
+                </pic:pic>
+              </a:graphicData>
+            </a:graphic>
+          </wp:anchor>
+        </w:drawing>
+      </w:r>
+    </w:p>
+    <w:p>
+      <w:pPr>
+        <w:spacing w:after="0" w:line="360" w:lineRule="auto"/>
+        <w:ind w:firstLine="709"/>
+        <w:jc w:val="center"/>
+        <w:rPr>
+          <w:rFonts w:ascii="Times New Roman" w:hAnsi="Times New Roman" w:cs="Times New Roman"/>
+          <w:i/>
+          <w:iCs/>
+        </w:rPr>
+      </w:pPr>
+      <w:r>
+        <w:rPr>
+          <w:rFonts w:ascii="Times New Roman" w:hAnsi="Times New Roman" w:cs="Times New Roman"/>
+          <w:i/>
+          <w:iCs/>
+        </w:rPr>
+        <w:t>Рисунок 2 – Главная страница сайта</w:t>
+      </w:r>
+    </w:p>
+    <w:p>
+      <w:pPr>
+        <w:spacing w:after="0" w:line="360" w:lineRule="auto"/>
+        <w:ind w:firstLine="709"/>
+        <w:jc w:val="center"/>
+        <w:rPr>
+          <w:rFonts w:ascii="Times New Roman" w:hAnsi="Times New Roman" w:cs="Times New Roman"/>
+          <w:i/>
+          <w:iCs/>
+        </w:rPr>
+      </w:pPr>
+    </w:p>
+    <w:p>
+      <w:pPr>
+        <w:spacing w:after="0" w:line="360" w:lineRule="auto"/>
+        <w:ind w:firstLine="709"/>
+        <w:rPr>
+          <w:rFonts w:ascii="Times New Roman" w:hAnsi="Times New Roman" w:cs="Times New Roman"/>
+        </w:rPr>
+      </w:pPr>
+      <w:r>
+        <w:rPr>
+          <w:rFonts w:ascii="Times New Roman" w:hAnsi="Times New Roman" w:cs="Times New Roman"/>
+        </w:rPr>
+        <w:t>Страница услуг</w:t>
+      </w:r>
+    </w:p>
+    <w:p>
+      <w:pPr>
+        <w:spacing w:after="0" w:line="360" w:lineRule="auto"/>
+        <w:ind w:firstLine="709"/>
+        <w:rPr>
+          <w:rFonts w:ascii="Times New Roman" w:hAnsi="Times New Roman" w:cs="Times New Roman"/>
+        </w:rPr>
+      </w:pPr>
+      <w:r>
+        <w:rPr>
+          <w:rFonts w:ascii="Times New Roman" w:hAnsi="Times New Roman" w:cs="Times New Roman"/>
+        </w:rPr>
+        <w:t>Страница услуг предназначена для отображения полного перечня предоставляемых сервисов. Все услуги представлены в виде отдельных карточек, содержащих изображение, название, описание и стоимость.</w:t>
+      </w:r>
+    </w:p>
+    <w:p>
+      <w:pPr>
+        <w:spacing w:after="0" w:line="360" w:lineRule="auto"/>
+        <w:ind w:firstLine="709"/>
+        <w:rPr>
+          <w:rFonts w:ascii="Times New Roman" w:hAnsi="Times New Roman" w:cs="Times New Roman"/>
+        </w:rPr>
+      </w:pPr>
+      <w:r>
+        <w:rPr>
+          <w:rFonts w:ascii="Times New Roman" w:hAnsi="Times New Roman" w:cs="Times New Roman"/>
+        </w:rPr>
+        <w:t xml:space="preserve">Использование карточного представления позволяет визуально разделить различные услуги и сделать страницу более удобной для восприятия. Для каждой карточки </w:t>
+      </w:r>
+      <w:r>
+        <w:rPr>
+          <w:rFonts w:ascii="Times New Roman" w:hAnsi="Times New Roman" w:cs="Times New Roman"/>
+        </w:rPr>
+        <w:lastRenderedPageBreak/>
+        <w:t>предусмотрена кнопка оформления заказа, обеспечивающая быстрый переход к соответствующему функционалу.</w:t>
+      </w:r>
+    </w:p>
+    <w:p>
+      <w:pPr>
+        <w:spacing w:after="0" w:line="360" w:lineRule="auto"/>
+        <w:ind w:firstLine="709"/>
+        <w:rPr>
+          <w:rFonts w:ascii="Times New Roman" w:hAnsi="Times New Roman" w:cs="Times New Roman"/>
+        </w:rPr>
+      </w:pPr>
+      <w:r>
+        <w:rPr>
+          <w:rFonts w:ascii="Times New Roman" w:hAnsi="Times New Roman" w:cs="Times New Roman"/>
+        </w:rPr>
+        <w:t>Верхняя часть страницы оформлена в виде отдельного информационного блока с названием раздела и кратким описанием его назначения. Благодаря этому пользователь сразу понимает содержание страницы после её открытия.</w:t>
+      </w:r>
+    </w:p>
+    <w:p>
+      <w:pPr>
+        <w:spacing w:after="0" w:line="360" w:lineRule="auto"/>
+        <w:ind w:firstLine="709"/>
+        <w:rPr>
+          <w:rFonts w:ascii="Times New Roman" w:hAnsi="Times New Roman" w:cs="Times New Roman"/>
+        </w:rPr>
+      </w:pPr>
+      <w:r>
+        <w:rPr>
+          <w:rFonts w:ascii="Times New Roman" w:hAnsi="Times New Roman" w:cs="Times New Roman"/>
+        </w:rPr>
+        <w:t>При разработке страницы использовались</w:t>
+      </w:r>
+      <w:r>
+        <w:rPr>
+          <w:rFonts w:ascii="Times New Roman" w:hAnsi="Times New Roman" w:cs="Times New Roman"/>
+        </w:rPr>
+        <w:t xml:space="preserve"> стикеры</w:t>
+      </w:r>
+      <w:r>
+        <w:rPr>
+          <w:rFonts w:ascii="Times New Roman" w:hAnsi="Times New Roman" w:cs="Times New Roman"/>
+        </w:rPr>
+        <w:t>, соответствующие тематике телеграфной связи и передачи сообщений. Это позволило сделать интерфейс более информативным и визуально привлекательным.</w:t>
+      </w:r>
+    </w:p>
+    <w:p>
+      <w:pPr>
+        <w:spacing w:after="0" w:line="360" w:lineRule="auto"/>
+        <w:ind w:firstLine="709"/>
+        <w:rPr>
+          <w:rFonts w:ascii="Times New Roman" w:hAnsi="Times New Roman" w:cs="Times New Roman"/>
+        </w:rPr>
+      </w:pPr>
+      <w:r>
+        <w:rPr>
+          <w:rFonts w:ascii="Times New Roman" w:hAnsi="Times New Roman" w:cs="Times New Roman"/>
+        </w:rPr>
+        <w:t>Все карточки выполнены в едином стиле и поддерживают анимацию при наведении курсора, что улучшает пользовательский опыт взаимодействия с системой.</w:t>
+      </w:r>
+    </w:p>
+    <w:p>
+      <w:pPr>
+        <w:spacing w:after="0" w:line="360" w:lineRule="auto"/>
+        <w:rPr>
+          <w:rFonts w:ascii="Times New Roman" w:hAnsi="Times New Roman" w:cs="Times New Roman"/>
+        </w:rPr>
+      </w:pPr>
+      <w:r>
+        <w:rPr>
+          <w:rFonts w:ascii="Times New Roman" w:hAnsi="Times New Roman" w:cs="Times New Roman"/>
+          <w:noProof/>
+        </w:rPr>
+        <w:drawing>
+          <wp:anchor distT="0" distB="0" distL="114300" distR="114300" simplePos="0" relativeHeight="251659264" behindDoc="0" locked="0" layoutInCell="1" allowOverlap="1" wp14:anchorId="00A19A6C" wp14:editId="2B907247">
+            <wp:simplePos x="0" y="0"/>
+            <wp:positionH relativeFrom="column">
+              <wp:posOffset>360045</wp:posOffset>
+            </wp:positionH>
+            <wp:positionV relativeFrom="paragraph">
+              <wp:posOffset>-3810</wp:posOffset>
+            </wp:positionV>
+            <wp:extent cx="6120130" cy="4107180"/>
+            <wp:effectExtent l="0" t="0" r="0" b="7620"/>
+            <wp:wrapSquare wrapText="bothSides"/>
+            <wp:docPr id="58494769" name="Рисунок 1"/>
+            <wp:cNvGraphicFramePr>
+              <a:graphicFrameLocks xmlns:a="http://schemas.openxmlformats.org/drawingml/2006/main" noChangeAspect="1"/>
+            </wp:cNvGraphicFramePr>
+            <a:graphic xmlns:a="http://schemas.openxmlformats.org/drawingml/2006/main">
+              <a:graphicData uri="http://schemas.openxmlformats.org/drawingml/2006/picture">
+                <pic:pic xmlns:pic="http://schemas.openxmlformats.org/drawingml/2006/picture">
+                  <pic:nvPicPr>
+                    <pic:cNvPr id="58494769" name=""/>
+                    <pic:cNvPicPr/>
+                  </pic:nvPicPr>
+                  <pic:blipFill>
+                    <a:blip r:embed="rId10" cstate="print">
+                      <a:extLst>
+                        <a:ext uri="{28A0092B-C50C-407E-A947-70E740481C1C}">
+                          <a14:useLocalDpi xmlns:a14="http://schemas.microsoft.com/office/drawing/2010/main" val="0"/>
+                        </a:ext>
+                      </a:extLst>
+                    </a:blip>
+                    <a:stretch>
+                      <a:fillRect/>
+                    </a:stretch>
+                  </pic:blipFill>
+                  <pic:spPr>
+                    <a:xfrm>
+                      <a:off x="0" y="0"/>
+                      <a:ext cx="6120130" cy="4107180"/>
+                    </a:xfrm>
+                    <a:prstGeom prst="rect">
+                      <a:avLst/>
+                    </a:prstGeom>
+                  </pic:spPr>
+                </pic:pic>
+              </a:graphicData>
+            </a:graphic>
+            <wp14:sizeRelH relativeFrom="page">
+              <wp14:pctWidth>0</wp14:pctWidth>
+            </wp14:sizeRelH>
+            <wp14:sizeRelV relativeFrom="page">
+              <wp14:pctHeight>0</wp14:pctHeight>
+            </wp14:sizeRelV>
+          </wp:anchor>
+        </w:drawing>
+      </w:r>
+    </w:p>
+    <w:p>
+      <w:pPr>
+        <w:spacing w:after="0" w:line="360" w:lineRule="auto"/>
+        <w:ind w:firstLine="709"/>
+        <w:jc w:val="center"/>
+        <w:rPr>
+          <w:rFonts w:ascii="Times New Roman" w:hAnsi="Times New Roman" w:cs="Times New Roman"/>
+          <w:i/>
+          <w:iCs/>
+        </w:rPr>
+      </w:pPr>
+      <w:r>
+        <w:rPr>
+          <w:rFonts w:ascii="Times New Roman" w:hAnsi="Times New Roman" w:cs="Times New Roman"/>
+          <w:i/>
+          <w:iCs/>
+        </w:rPr>
+        <w:t xml:space="preserve">Рисунок 3 – Страница </w:t>
+      </w:r>
+      <w:r>
+        <w:rPr>
+          <w:rFonts w:ascii="Times New Roman" w:hAnsi="Times New Roman" w:cs="Times New Roman"/>
+          <w:i/>
+          <w:iCs/>
+        </w:rPr>
+        <w:t>“</w:t>
+      </w:r>
+      <w:r>
+        <w:rPr>
+          <w:rFonts w:ascii="Times New Roman" w:hAnsi="Times New Roman" w:cs="Times New Roman"/>
+          <w:i/>
+          <w:iCs/>
+        </w:rPr>
+        <w:t>Услуги</w:t>
+      </w:r>
+      <w:r>
+        <w:rPr>
+          <w:rFonts w:ascii="Times New Roman" w:hAnsi="Times New Roman" w:cs="Times New Roman"/>
+          <w:i/>
+          <w:iCs/>
+        </w:rPr>
+        <w:t>”</w:t>
+      </w:r>
+    </w:p>
+    <w:p>
+      <w:pPr>
+        <w:spacing w:after="0" w:line="360" w:lineRule="auto"/>
+        <w:ind w:firstLine="709"/>
+        <w:jc w:val="center"/>
+        <w:rPr>
+          <w:rFonts w:ascii="Times New Roman" w:hAnsi="Times New Roman" w:cs="Times New Roman"/>
+          <w:i/>
+          <w:iCs/>
+        </w:rPr>
+      </w:pPr>
+    </w:p>
+    <w:p>
+      <w:pPr>
+        <w:spacing w:after="0" w:line="360" w:lineRule="auto"/>
+        <w:ind w:firstLine="709"/>
+        <w:rPr>
+          <w:rFonts w:ascii="Times New Roman" w:hAnsi="Times New Roman" w:cs="Times New Roman"/>
+        </w:rPr>
+      </w:pPr>
+      <w:r>
+        <w:rPr>
+          <w:rFonts w:ascii="Times New Roman" w:hAnsi="Times New Roman" w:cs="Times New Roman"/>
+        </w:rPr>
+        <w:t>Страница тарифов</w:t>
+      </w:r>
+    </w:p>
+    <w:p>
+      <w:pPr>
+        <w:spacing w:after="0" w:line="360" w:lineRule="auto"/>
+        <w:ind w:firstLine="709"/>
+        <w:rPr>
+          <w:rFonts w:ascii="Times New Roman" w:hAnsi="Times New Roman" w:cs="Times New Roman"/>
+        </w:rPr>
+      </w:pPr>
+      <w:r>
+        <w:rPr>
+          <w:rFonts w:ascii="Times New Roman" w:hAnsi="Times New Roman" w:cs="Times New Roman"/>
+        </w:rPr>
+        <w:t>Страница тарифов предназначена для ознакомления пользователей с доступными тарифными планами системы. Информация представлена в компактной и понятной форме.</w:t>
+      </w:r>
+    </w:p>
+    <w:p>
+      <w:pPr>
+        <w:spacing w:after="0" w:line="360" w:lineRule="auto"/>
+        <w:ind w:firstLine="709"/>
+        <w:rPr>
+          <w:rFonts w:ascii="Times New Roman" w:hAnsi="Times New Roman" w:cs="Times New Roman"/>
+        </w:rPr>
+      </w:pPr>
+      <w:r>
+        <w:rPr>
+          <w:rFonts w:ascii="Times New Roman" w:hAnsi="Times New Roman" w:cs="Times New Roman"/>
+        </w:rPr>
+        <w:t>Каждый тариф отображается в отдельной карточке, содержащей название тарифа, краткое описание его возможностей и стоимость использования. Такое оформление обеспечивает быстрое сравнение доступных вариантов.</w:t>
+      </w:r>
+    </w:p>
+    <w:p>
+      <w:pPr>
+        <w:spacing w:after="0" w:line="360" w:lineRule="auto"/>
+        <w:ind w:firstLine="709"/>
+        <w:rPr>
+          <w:rFonts w:ascii="Times New Roman" w:hAnsi="Times New Roman" w:cs="Times New Roman"/>
+        </w:rPr>
+      </w:pPr>
+      <w:r>
+        <w:rPr>
+          <w:rFonts w:ascii="Times New Roman" w:hAnsi="Times New Roman" w:cs="Times New Roman"/>
+        </w:rPr>
+        <w:lastRenderedPageBreak/>
+        <w:t>Для привлечения внимания наиболее выгодный тариф визуально выделяется среди остальных. Это позволяет акцентировать внимание пользователя на рекомендуемом варианте.</w:t>
+      </w:r>
+    </w:p>
+    <w:p>
+      <w:pPr>
+        <w:spacing w:after="0" w:line="360" w:lineRule="auto"/>
+        <w:ind w:firstLine="709"/>
+        <w:rPr>
+          <w:rFonts w:ascii="Times New Roman" w:hAnsi="Times New Roman" w:cs="Times New Roman"/>
+        </w:rPr>
+      </w:pPr>
+      <w:r>
+        <w:rPr>
+          <w:rFonts w:ascii="Times New Roman" w:hAnsi="Times New Roman" w:cs="Times New Roman"/>
+        </w:rPr>
+        <w:t>В оформлении используются те же цвета и стилистические решения, что и на остальных страницах сайта. Благодаря этому достигается единообразие пользовательского интерфейса.</w:t>
+      </w:r>
+    </w:p>
+    <w:p>
+      <w:pPr>
+        <w:spacing w:after="0" w:line="360" w:lineRule="auto"/>
+        <w:ind w:firstLine="709"/>
+        <w:rPr>
+          <w:rFonts w:ascii="Times New Roman" w:hAnsi="Times New Roman" w:cs="Times New Roman"/>
+        </w:rPr>
+      </w:pPr>
+      <w:r>
+        <w:rPr>
+          <w:rFonts w:ascii="Times New Roman" w:hAnsi="Times New Roman" w:cs="Times New Roman"/>
+        </w:rPr>
+        <w:t>Страница не перегружена дополнительной информацией и содержит только необходимые сведения для принятия решения о выборе тарифа.</w:t>
+      </w:r>
+    </w:p>
+    <w:p>
+      <w:pPr>
+        <w:spacing w:after="0" w:line="360" w:lineRule="auto"/>
+        <w:rPr>
+          <w:rFonts w:ascii="Times New Roman" w:hAnsi="Times New Roman" w:cs="Times New Roman"/>
+        </w:rPr>
+      </w:pPr>
+      <w:r>
+        <w:rPr>
+          <w:rFonts w:ascii="Times New Roman" w:hAnsi="Times New Roman" w:cs="Times New Roman"/>
+          <w:noProof/>
+        </w:rPr>
+        <w:drawing>
+          <wp:anchor distT="0" distB="0" distL="114300" distR="114300" simplePos="0" relativeHeight="251660288" behindDoc="0" locked="0" layoutInCell="1" allowOverlap="1" wp14:anchorId="3511D442" wp14:editId="29703B5C">
+            <wp:simplePos x="0" y="0"/>
+            <wp:positionH relativeFrom="column">
+              <wp:posOffset>360045</wp:posOffset>
+            </wp:positionH>
+            <wp:positionV relativeFrom="paragraph">
+              <wp:posOffset>-3810</wp:posOffset>
+            </wp:positionV>
+            <wp:extent cx="6120130" cy="3747770"/>
+            <wp:effectExtent l="0" t="0" r="0" b="5080"/>
+            <wp:wrapSquare wrapText="bothSides"/>
+            <wp:docPr id="1624802555" name="Рисунок 1"/>
+            <wp:cNvGraphicFramePr>
+              <a:graphicFrameLocks xmlns:a="http://schemas.openxmlformats.org/drawingml/2006/main" noChangeAspect="1"/>
+            </wp:cNvGraphicFramePr>
+            <a:graphic xmlns:a="http://schemas.openxmlformats.org/drawingml/2006/main">
+              <a:graphicData uri="http://schemas.openxmlformats.org/drawingml/2006/picture">
+                <pic:pic xmlns:pic="http://schemas.openxmlformats.org/drawingml/2006/picture">
+                  <pic:nvPicPr>
+                    <pic:cNvPr id="1624802555" name=""/>
+                    <pic:cNvPicPr/>
+                  </pic:nvPicPr>
+                  <pic:blipFill>
+                    <a:blip r:embed="rId11" cstate="print">
+                      <a:extLst>
+                        <a:ext uri="{28A0092B-C50C-407E-A947-70E740481C1C}">
+                          <a14:useLocalDpi xmlns:a14="http://schemas.microsoft.com/office/drawing/2010/main" val="0"/>
+                        </a:ext>
+                      </a:extLst>
+                    </a:blip>
+                    <a:stretch>
+                      <a:fillRect/>
+                    </a:stretch>
+                  </pic:blipFill>
+                  <pic:spPr>
+                    <a:xfrm>
+                      <a:off x="0" y="0"/>
+                      <a:ext cx="6120130" cy="3747770"/>
+                    </a:xfrm>
+                    <a:prstGeom prst="rect">
+                      <a:avLst/>
+                    </a:prstGeom>
+                  </pic:spPr>
+                </pic:pic>
+              </a:graphicData>
+            </a:graphic>
+            <wp14:sizeRelH relativeFrom="page">
+              <wp14:pctWidth>0</wp14:pctWidth>
+            </wp14:sizeRelH>
+            <wp14:sizeRelV relativeFrom="page">
+              <wp14:pctHeight>0</wp14:pctHeight>
+            </wp14:sizeRelV>
+          </wp:anchor>
+        </w:drawing>
+      </w:r>
+    </w:p>
+    <w:p>
+      <w:pPr>
+        <w:spacing w:after="0" w:line="360" w:lineRule="auto"/>
+        <w:ind w:firstLine="709"/>
+        <w:jc w:val="center"/>
+        <w:rPr>
+          <w:rFonts w:ascii="Times New Roman" w:hAnsi="Times New Roman" w:cs="Times New Roman"/>
+          <w:i/>
+          <w:iCs/>
+        </w:rPr>
+      </w:pPr>
+      <w:r>
+        <w:rPr>
+          <w:rFonts w:ascii="Times New Roman" w:hAnsi="Times New Roman" w:cs="Times New Roman"/>
+          <w:i/>
+          <w:iCs/>
+        </w:rPr>
+        <w:t xml:space="preserve">Рисунок 4 – Страница </w:t>
+      </w:r>
+      <w:r>
+        <w:rPr>
+          <w:rFonts w:ascii="Times New Roman" w:hAnsi="Times New Roman" w:cs="Times New Roman"/>
+          <w:i/>
+          <w:iCs/>
+        </w:rPr>
+        <w:t>“</w:t>
+      </w:r>
+      <w:r>
+        <w:rPr>
+          <w:rFonts w:ascii="Times New Roman" w:hAnsi="Times New Roman" w:cs="Times New Roman"/>
+          <w:i/>
+          <w:iCs/>
+        </w:rPr>
+        <w:t>Тарифы</w:t>
+      </w:r>
+      <w:r>
+        <w:rPr>
+          <w:rFonts w:ascii="Times New Roman" w:hAnsi="Times New Roman" w:cs="Times New Roman"/>
+          <w:i/>
+          <w:iCs/>
+        </w:rPr>
+        <w:t>”</w:t>
+      </w:r>
+    </w:p>
+    <w:p>
+      <w:pPr>
+        <w:spacing w:after="0" w:line="360" w:lineRule="auto"/>
+        <w:ind w:firstLine="709"/>
+        <w:jc w:val="center"/>
+        <w:rPr>
+          <w:rFonts w:ascii="Times New Roman" w:hAnsi="Times New Roman" w:cs="Times New Roman"/>
+          <w:i/>
+          <w:iCs/>
+        </w:rPr>
+      </w:pPr>
+    </w:p>
+    <w:p>
+      <w:pPr>
+        <w:spacing w:after="0" w:line="360" w:lineRule="auto"/>
+        <w:ind w:firstLine="709"/>
+        <w:rPr>
+          <w:rFonts w:ascii="Times New Roman" w:hAnsi="Times New Roman" w:cs="Times New Roman"/>
+        </w:rPr>
+      </w:pPr>
+      <w:r>
+        <w:rPr>
+          <w:rFonts w:ascii="Times New Roman" w:hAnsi="Times New Roman" w:cs="Times New Roman"/>
+        </w:rPr>
+        <w:t>Страница контактов</w:t>
+      </w:r>
+    </w:p>
+    <w:p>
+      <w:pPr>
+        <w:spacing w:after="0" w:line="360" w:lineRule="auto"/>
+        <w:ind w:firstLine="709"/>
+        <w:rPr>
+          <w:rFonts w:ascii="Times New Roman" w:hAnsi="Times New Roman" w:cs="Times New Roman"/>
+        </w:rPr>
+      </w:pPr>
+      <w:r>
+        <w:rPr>
+          <w:rFonts w:ascii="Times New Roman" w:hAnsi="Times New Roman" w:cs="Times New Roman"/>
+        </w:rPr>
+        <w:t>Страница контактов предназначена для предоставления пользователям информации о способах связи с организацией.</w:t>
+      </w:r>
+    </w:p>
+    <w:p>
+      <w:pPr>
+        <w:spacing w:after="0" w:line="360" w:lineRule="auto"/>
+        <w:ind w:firstLine="709"/>
+        <w:rPr>
+          <w:rFonts w:ascii="Times New Roman" w:hAnsi="Times New Roman" w:cs="Times New Roman"/>
+        </w:rPr>
+      </w:pPr>
+      <w:r>
+        <w:rPr>
+          <w:rFonts w:ascii="Times New Roman" w:hAnsi="Times New Roman" w:cs="Times New Roman"/>
+        </w:rPr>
+        <w:t>На странице размещены адреса отделений, номера телефонов, адрес электронной почты и ссылки на социальные сети. Информация сгруппирована по смысловым блокам для упрощения поиска необходимых сведений.</w:t>
+      </w:r>
+    </w:p>
+    <w:p>
+      <w:pPr>
+        <w:spacing w:after="0" w:line="360" w:lineRule="auto"/>
+        <w:ind w:firstLine="709"/>
+        <w:rPr>
+          <w:rFonts w:ascii="Times New Roman" w:hAnsi="Times New Roman" w:cs="Times New Roman"/>
+        </w:rPr>
+      </w:pPr>
+      <w:r>
+        <w:rPr>
+          <w:rFonts w:ascii="Times New Roman" w:hAnsi="Times New Roman" w:cs="Times New Roman"/>
+        </w:rPr>
+        <w:t>Для оформления используются карточки и единый стиль отображения контактных данных. Это позволяет сохранить общую концепцию дизайна сайта.</w:t>
+      </w:r>
+    </w:p>
+    <w:p>
+      <w:pPr>
+        <w:spacing w:after="0" w:line="360" w:lineRule="auto"/>
+        <w:ind w:firstLine="709"/>
+        <w:rPr>
+          <w:rFonts w:ascii="Times New Roman" w:hAnsi="Times New Roman" w:cs="Times New Roman"/>
+        </w:rPr>
+      </w:pPr>
+      <w:r>
+        <w:rPr>
+          <w:rFonts w:ascii="Times New Roman" w:hAnsi="Times New Roman" w:cs="Times New Roman"/>
+        </w:rPr>
+        <w:lastRenderedPageBreak/>
+        <w:t>Страница содержит только актуальную справочную информацию и не перегружена дополнительными элементами интерфейса. Все контактные данные хорошо читаются благодаря контрастному оформлению.</w:t>
+      </w:r>
+    </w:p>
+    <w:p>
+      <w:pPr>
+        <w:spacing w:after="0" w:line="360" w:lineRule="auto"/>
+        <w:ind w:firstLine="709"/>
+        <w:rPr>
+          <w:rFonts w:ascii="Times New Roman" w:hAnsi="Times New Roman" w:cs="Times New Roman"/>
+        </w:rPr>
+      </w:pPr>
+      <w:r>
+        <w:rPr>
+          <w:rFonts w:ascii="Times New Roman" w:hAnsi="Times New Roman" w:cs="Times New Roman"/>
+        </w:rPr>
+        <w:t>Использование данной страницы обеспечивает удобный способ связи пользователей с организацией при возникновении вопросов или необходимости получения дополнительной информации.</w:t>
+      </w:r>
+    </w:p>
+    <w:p>
+      <w:pPr>
+        <w:spacing w:after="0" w:line="360" w:lineRule="auto"/>
+        <w:rPr>
+          <w:rFonts w:ascii="Times New Roman" w:hAnsi="Times New Roman" w:cs="Times New Roman"/>
+        </w:rPr>
+      </w:pPr>
+      <w:r>
+        <w:rPr>
+          <w:rFonts w:ascii="Times New Roman" w:hAnsi="Times New Roman" w:cs="Times New Roman"/>
+          <w:noProof/>
+        </w:rPr>
+        <w:drawing>
+          <wp:anchor distT="0" distB="0" distL="114300" distR="114300" simplePos="0" relativeHeight="251661312" behindDoc="0" locked="0" layoutInCell="1" allowOverlap="1" wp14:anchorId="3CFF041D" wp14:editId="00E81DB7">
+            <wp:simplePos x="0" y="0"/>
+            <wp:positionH relativeFrom="column">
+              <wp:posOffset>360045</wp:posOffset>
+            </wp:positionH>
+            <wp:positionV relativeFrom="paragraph">
+              <wp:posOffset>-3810</wp:posOffset>
+            </wp:positionV>
+            <wp:extent cx="6120130" cy="3030220"/>
+            <wp:effectExtent l="0" t="0" r="0" b="0"/>
+            <wp:wrapSquare wrapText="bothSides"/>
+            <wp:docPr id="756804019" name="Рисунок 1"/>
+            <wp:cNvGraphicFramePr>
+              <a:graphicFrameLocks xmlns:a="http://schemas.openxmlformats.org/drawingml/2006/main" noChangeAspect="1"/>
+            </wp:cNvGraphicFramePr>
+            <a:graphic xmlns:a="http://schemas.openxmlformats.org/drawingml/2006/main">
+              <a:graphicData uri="http://schemas.openxmlformats.org/drawingml/2006/picture">
+                <pic:pic xmlns:pic="http://schemas.openxmlformats.org/drawingml/2006/picture">
+                  <pic:nvPicPr>
+                    <pic:cNvPr id="756804019" name=""/>
+                    <pic:cNvPicPr/>
+                  </pic:nvPicPr>
+                  <pic:blipFill>
+                    <a:blip r:embed="rId12" cstate="print">
+                      <a:extLst>
+                        <a:ext uri="{28A0092B-C50C-407E-A947-70E740481C1C}">
+                          <a14:useLocalDpi xmlns:a14="http://schemas.microsoft.com/office/drawing/2010/main" val="0"/>
+                        </a:ext>
+                      </a:extLst>
+                    </a:blip>
+                    <a:stretch>
+                      <a:fillRect/>
+                    </a:stretch>
+                  </pic:blipFill>
+                  <pic:spPr>
+                    <a:xfrm>
+                      <a:off x="0" y="0"/>
+                      <a:ext cx="6120130" cy="3030220"/>
+                    </a:xfrm>
+                    <a:prstGeom prst="rect">
+                      <a:avLst/>
+                    </a:prstGeom>
+                  </pic:spPr>
+                </pic:pic>
+              </a:graphicData>
+            </a:graphic>
+            <wp14:sizeRelH relativeFrom="page">
+              <wp14:pctWidth>0</wp14:pctWidth>
+            </wp14:sizeRelH>
+            <wp14:sizeRelV relativeFrom="page">
+              <wp14:pctHeight>0</wp14:pctHeight>
+            </wp14:sizeRelV>
+          </wp:anchor>
+        </w:drawing>
+      </w:r>
+    </w:p>
+    <w:p>
+      <w:pPr>
+        <w:spacing w:after="0" w:line="360" w:lineRule="auto"/>
+        <w:ind w:firstLine="709"/>
+        <w:jc w:val="center"/>
+        <w:rPr>
+          <w:rFonts w:ascii="Times New Roman" w:hAnsi="Times New Roman" w:cs="Times New Roman"/>
+          <w:i/>
+          <w:iCs/>
+        </w:rPr>
+      </w:pPr>
+      <w:r>
+        <w:rPr>
+          <w:rFonts w:ascii="Times New Roman" w:hAnsi="Times New Roman" w:cs="Times New Roman"/>
+          <w:i/>
+          <w:iCs/>
+        </w:rPr>
+        <w:t xml:space="preserve">Рисунок 5 – Страница </w:t>
+      </w:r>
+      <w:r>
+        <w:rPr>
+          <w:rFonts w:ascii="Times New Roman" w:hAnsi="Times New Roman" w:cs="Times New Roman"/>
+          <w:i/>
+          <w:iCs/>
+        </w:rPr>
+        <w:t>“</w:t>
+      </w:r>
+      <w:r>
+        <w:rPr>
+          <w:rFonts w:ascii="Times New Roman" w:hAnsi="Times New Roman" w:cs="Times New Roman"/>
+          <w:i/>
+          <w:iCs/>
+        </w:rPr>
+        <w:t>Контакты</w:t>
+      </w:r>
+      <w:r>
+        <w:rPr>
+          <w:rFonts w:ascii="Times New Roman" w:hAnsi="Times New Roman" w:cs="Times New Roman"/>
+          <w:i/>
+          <w:iCs/>
+        </w:rPr>
+        <w:t>”</w:t>
+      </w:r>
+    </w:p>
+    <w:p>
+      <w:pPr>
+        <w:spacing w:after="0" w:line="360" w:lineRule="auto"/>
+        <w:ind w:firstLine="709"/>
+        <w:jc w:val="center"/>
+        <w:rPr>
+          <w:rFonts w:ascii="Times New Roman" w:hAnsi="Times New Roman" w:cs="Times New Roman"/>
+          <w:i/>
+          <w:iCs/>
+        </w:rPr>
+      </w:pPr>
+    </w:p>
+    <w:p>
+      <w:pPr>
+        <w:spacing w:after="0" w:line="360" w:lineRule="auto"/>
+        <w:ind w:firstLine="709"/>
+        <w:rPr>
+          <w:rFonts w:ascii="Times New Roman" w:hAnsi="Times New Roman" w:cs="Times New Roman"/>
+        </w:rPr>
+      </w:pPr>
+      <w:r>
+        <w:rPr>
+          <w:rFonts w:ascii="Times New Roman" w:hAnsi="Times New Roman" w:cs="Times New Roman"/>
+        </w:rPr>
+        <w:t>Страница авторизации и регистрации</w:t>
+      </w:r>
+    </w:p>
+    <w:p>
+      <w:pPr>
+        <w:spacing w:after="0" w:line="360" w:lineRule="auto"/>
+        <w:ind w:firstLine="709"/>
+        <w:rPr>
+          <w:rFonts w:ascii="Times New Roman" w:hAnsi="Times New Roman" w:cs="Times New Roman"/>
+        </w:rPr>
+      </w:pPr>
+      <w:r>
+        <w:rPr>
+          <w:rFonts w:ascii="Times New Roman" w:hAnsi="Times New Roman" w:cs="Times New Roman"/>
+        </w:rPr>
+        <w:t>Для работы с системой была реализована страница авторизации и регистрации пользователей.</w:t>
+      </w:r>
+    </w:p>
+    <w:p>
+      <w:pPr>
+        <w:spacing w:after="0" w:line="360" w:lineRule="auto"/>
+        <w:ind w:firstLine="709"/>
+        <w:rPr>
+          <w:rFonts w:ascii="Times New Roman" w:hAnsi="Times New Roman" w:cs="Times New Roman"/>
+        </w:rPr>
+      </w:pPr>
+      <w:r>
+        <w:rPr>
+          <w:rFonts w:ascii="Times New Roman" w:hAnsi="Times New Roman" w:cs="Times New Roman"/>
+        </w:rPr>
+        <w:t>На странице располагаются поля для ввода имени пользователя, адреса электронной почты и пароля. Между режимами входа и регистрации предусмотрен специальный переключатель, позволяющий быстро изменять режим работы формы.</w:t>
+      </w:r>
+    </w:p>
+    <w:p>
+      <w:pPr>
+        <w:spacing w:after="0" w:line="360" w:lineRule="auto"/>
+        <w:ind w:firstLine="709"/>
+        <w:rPr>
+          <w:rFonts w:ascii="Times New Roman" w:hAnsi="Times New Roman" w:cs="Times New Roman"/>
+        </w:rPr>
+      </w:pPr>
+      <w:r>
+        <w:rPr>
+          <w:rFonts w:ascii="Times New Roman" w:hAnsi="Times New Roman" w:cs="Times New Roman"/>
+        </w:rPr>
+        <w:t>Дизайн страницы выполнен в минималистичном стиле. Основное внимание пользователя сосредоточено на форме ввода данных, что способствует удобству работы.</w:t>
+      </w:r>
+    </w:p>
+    <w:p>
+      <w:pPr>
+        <w:spacing w:after="0" w:line="360" w:lineRule="auto"/>
+        <w:ind w:firstLine="709"/>
+        <w:rPr>
+          <w:rFonts w:ascii="Times New Roman" w:hAnsi="Times New Roman" w:cs="Times New Roman"/>
+        </w:rPr>
+      </w:pPr>
+      <w:r>
+        <w:rPr>
+          <w:rFonts w:ascii="Times New Roman" w:hAnsi="Times New Roman" w:cs="Times New Roman"/>
+        </w:rPr>
+        <w:t>Все поля имеют единое оформление и визуально выделяются на фоне страницы. Для кнопок используются фирменные цвета проекта и эффекты наведения.</w:t>
+      </w:r>
+    </w:p>
+    <w:p>
+      <w:pPr>
+        <w:spacing w:after="0" w:line="360" w:lineRule="auto"/>
+        <w:ind w:firstLine="709"/>
+        <w:rPr>
+          <w:rFonts w:ascii="Times New Roman" w:hAnsi="Times New Roman" w:cs="Times New Roman"/>
+        </w:rPr>
+      </w:pPr>
+      <w:r>
+        <w:rPr>
+          <w:rFonts w:ascii="Times New Roman" w:hAnsi="Times New Roman" w:cs="Times New Roman"/>
+        </w:rPr>
+        <w:t>Разработанная форма обеспечивает удобное взаимодействие пользователя с системой и предоставляет доступ к функционалу оформления и просмотра заказов.</w:t>
+      </w:r>
+    </w:p>
+    <w:p>
+      <w:pPr>
+        <w:spacing w:after="0" w:line="360" w:lineRule="auto"/>
+        <w:rPr>
+          <w:rFonts w:ascii="Times New Roman" w:hAnsi="Times New Roman" w:cs="Times New Roman"/>
+        </w:rPr>
+      </w:pPr>
+      <w:r>
+        <w:rPr>
+          <w:rFonts w:ascii="Times New Roman" w:hAnsi="Times New Roman" w:cs="Times New Roman"/>
+          <w:noProof/>
+        </w:rPr>
+        <w:lastRenderedPageBreak/>
+        <w:drawing>
+          <wp:anchor distT="0" distB="0" distL="114300" distR="114300" simplePos="0" relativeHeight="251662336" behindDoc="0" locked="0" layoutInCell="1" allowOverlap="1" wp14:anchorId="3829A7DD" wp14:editId="1E6F0536">
+            <wp:simplePos x="0" y="0"/>
+            <wp:positionH relativeFrom="column">
+              <wp:posOffset>360045</wp:posOffset>
+            </wp:positionH>
+            <wp:positionV relativeFrom="paragraph">
+              <wp:posOffset>0</wp:posOffset>
+            </wp:positionV>
+            <wp:extent cx="6120130" cy="3300730"/>
+            <wp:effectExtent l="0" t="0" r="0" b="0"/>
+            <wp:wrapSquare wrapText="bothSides"/>
+            <wp:docPr id="2135066732" name="Рисунок 1"/>
+            <wp:cNvGraphicFramePr>
+              <a:graphicFrameLocks xmlns:a="http://schemas.openxmlformats.org/drawingml/2006/main" noChangeAspect="1"/>
+            </wp:cNvGraphicFramePr>
+            <a:graphic xmlns:a="http://schemas.openxmlformats.org/drawingml/2006/main">
+              <a:graphicData uri="http://schemas.openxmlformats.org/drawingml/2006/picture">
+                <pic:pic xmlns:pic="http://schemas.openxmlformats.org/drawingml/2006/picture">
+                  <pic:nvPicPr>
+                    <pic:cNvPr id="2135066732" name=""/>
+                    <pic:cNvPicPr/>
+                  </pic:nvPicPr>
+                  <pic:blipFill>
+                    <a:blip r:embed="rId13" cstate="print">
+                      <a:extLst>
+                        <a:ext uri="{28A0092B-C50C-407E-A947-70E740481C1C}">
+                          <a14:useLocalDpi xmlns:a14="http://schemas.microsoft.com/office/drawing/2010/main" val="0"/>
+                        </a:ext>
+                      </a:extLst>
+                    </a:blip>
+                    <a:stretch>
+                      <a:fillRect/>
+                    </a:stretch>
+                  </pic:blipFill>
+                  <pic:spPr>
+                    <a:xfrm>
+                      <a:off x="0" y="0"/>
+                      <a:ext cx="6120130" cy="3300730"/>
+                    </a:xfrm>
+                    <a:prstGeom prst="rect">
+                      <a:avLst/>
+                    </a:prstGeom>
+                  </pic:spPr>
+                </pic:pic>
+              </a:graphicData>
+            </a:graphic>
+            <wp14:sizeRelH relativeFrom="page">
+              <wp14:pctWidth>0</wp14:pctWidth>
+            </wp14:sizeRelH>
+            <wp14:sizeRelV relativeFrom="page">
+              <wp14:pctHeight>0</wp14:pctHeight>
+            </wp14:sizeRelV>
+          </wp:anchor>
+        </w:drawing>
+      </w:r>
+    </w:p>
+    <w:p>
+      <w:pPr>
+        <w:spacing w:after="0" w:line="360" w:lineRule="auto"/>
+        <w:ind w:firstLine="709"/>
+        <w:jc w:val="center"/>
+        <w:rPr>
+          <w:rFonts w:ascii="Times New Roman" w:hAnsi="Times New Roman" w:cs="Times New Roman"/>
+          <w:i/>
+          <w:iCs/>
+        </w:rPr>
+      </w:pPr>
+      <w:r>
+        <w:rPr>
+          <w:rFonts w:ascii="Times New Roman" w:hAnsi="Times New Roman" w:cs="Times New Roman"/>
+          <w:i/>
+          <w:iCs/>
+        </w:rPr>
+        <w:t>Рисунок 6 – Страница авторизации и регистрации</w:t>
+      </w:r>
+    </w:p>
+    <w:p>
+      <w:pPr>
+        <w:spacing w:after="0" w:line="360" w:lineRule="auto"/>
+        <w:ind w:firstLine="709"/>
+        <w:jc w:val="center"/>
+        <w:rPr>
+          <w:rFonts w:ascii="Times New Roman" w:hAnsi="Times New Roman" w:cs="Times New Roman"/>
+          <w:i/>
+          <w:iCs/>
+        </w:rPr>
+      </w:pPr>
+    </w:p>
+    <w:p>
+      <w:pPr>
+        <w:spacing w:after="0" w:line="360" w:lineRule="auto"/>
+        <w:ind w:firstLine="709"/>
+        <w:rPr>
+          <w:rFonts w:ascii="Times New Roman" w:hAnsi="Times New Roman" w:cs="Times New Roman"/>
+        </w:rPr>
+      </w:pPr>
+      <w:r>
+        <w:rPr>
+          <w:rFonts w:ascii="Times New Roman" w:hAnsi="Times New Roman" w:cs="Times New Roman"/>
+        </w:rPr>
+        <w:t>Страница оформления заказа</w:t>
+      </w:r>
+    </w:p>
+    <w:p>
+      <w:pPr>
+        <w:spacing w:after="0" w:line="360" w:lineRule="auto"/>
+        <w:ind w:firstLine="709"/>
+        <w:rPr>
+          <w:rFonts w:ascii="Times New Roman" w:hAnsi="Times New Roman" w:cs="Times New Roman"/>
+        </w:rPr>
+      </w:pPr>
+      <w:r>
+        <w:rPr>
+          <w:rFonts w:ascii="Times New Roman" w:hAnsi="Times New Roman" w:cs="Times New Roman"/>
+        </w:rPr>
+        <w:t>Для оформления услуг в системе реализована специальная форма заказа.</w:t>
+      </w:r>
+    </w:p>
+    <w:p>
+      <w:pPr>
+        <w:spacing w:after="0" w:line="360" w:lineRule="auto"/>
+        <w:ind w:firstLine="709"/>
+        <w:rPr>
+          <w:rFonts w:ascii="Times New Roman" w:hAnsi="Times New Roman" w:cs="Times New Roman"/>
+        </w:rPr>
+      </w:pPr>
+      <w:r>
+        <w:rPr>
+          <w:rFonts w:ascii="Times New Roman" w:hAnsi="Times New Roman" w:cs="Times New Roman"/>
+        </w:rPr>
+        <w:t>Пользователь может выбрать необходимую услугу из списка и указать дополнительные сведения. Для отдельных типов услуг предусмотрен ввод текста телеграммы и адреса доставки.</w:t>
+      </w:r>
+    </w:p>
+    <w:p>
+      <w:pPr>
+        <w:spacing w:after="0" w:line="360" w:lineRule="auto"/>
+        <w:ind w:firstLine="709"/>
+        <w:rPr>
+          <w:rFonts w:ascii="Times New Roman" w:hAnsi="Times New Roman" w:cs="Times New Roman"/>
+        </w:rPr>
+      </w:pPr>
+      <w:r>
+        <w:rPr>
+          <w:rFonts w:ascii="Times New Roman" w:hAnsi="Times New Roman" w:cs="Times New Roman"/>
+        </w:rPr>
+        <w:t>Форма разработана с учётом удобства заполнения и содержит только необходимые поля. Все элементы управления имеют единый внешний вид и поддерживают визуальную обратную связь при взаимодействии.</w:t>
+      </w:r>
+    </w:p>
+    <w:p>
+      <w:pPr>
+        <w:spacing w:after="0" w:line="360" w:lineRule="auto"/>
+        <w:ind w:firstLine="709"/>
+        <w:rPr>
+          <w:rFonts w:ascii="Times New Roman" w:hAnsi="Times New Roman" w:cs="Times New Roman"/>
+        </w:rPr>
+      </w:pPr>
+      <w:r>
+        <w:rPr>
+          <w:rFonts w:ascii="Times New Roman" w:hAnsi="Times New Roman" w:cs="Times New Roman"/>
+        </w:rPr>
+        <w:t>После заполнения данных пользователь может отправить заявку в систему. Информация сохраняется в базе данных и становится доступной для обработки администраторами.</w:t>
+      </w:r>
+    </w:p>
+    <w:p>
+      <w:pPr>
+        <w:spacing w:after="0" w:line="360" w:lineRule="auto"/>
+        <w:ind w:firstLine="709"/>
+        <w:rPr>
+          <w:rFonts w:ascii="Times New Roman" w:hAnsi="Times New Roman" w:cs="Times New Roman"/>
+        </w:rPr>
+      </w:pPr>
+      <w:r>
+        <w:rPr>
+          <w:rFonts w:ascii="Times New Roman" w:hAnsi="Times New Roman" w:cs="Times New Roman"/>
+        </w:rPr>
+        <w:t>Использование данной формы позволяет автоматизировать процесс оформления заказов и обеспечить удобное взаимодействие пользователей с сервисом.</w:t>
+      </w:r>
+    </w:p>
+    <w:p>
+      <w:pPr>
+        <w:spacing w:after="0" w:line="360" w:lineRule="auto"/>
+        <w:ind w:firstLine="709"/>
+        <w:rPr>
+          <w:rFonts w:ascii="Times New Roman" w:hAnsi="Times New Roman" w:cs="Times New Roman"/>
+          <w:lang w:val="en-US"/>
+        </w:rPr>
+      </w:pPr>
+      <w:r>
+        <w:rPr>
+          <w:rFonts w:ascii="Times New Roman" w:hAnsi="Times New Roman" w:cs="Times New Roman"/>
+          <w:noProof/>
+          <w:lang w:val="en-US"/>
+        </w:rPr>
+        <w:lastRenderedPageBreak/>
+        <w:drawing>
+          <wp:inline distT="0" distB="0" distL="0" distR="0" wp14:anchorId="3C2055D3" wp14:editId="0A4BDDFD">
+            <wp:extent cx="6120130" cy="3296285"/>
+            <wp:effectExtent l="0" t="0" r="0" b="0"/>
+            <wp:docPr id="1740061901" name="Рисунок 1"/>
+            <wp:cNvGraphicFramePr>
+              <a:graphicFrameLocks xmlns:a="http://schemas.openxmlformats.org/drawingml/2006/main" noChangeAspect="1"/>
+            </wp:cNvGraphicFramePr>
+            <a:graphic xmlns:a="http://schemas.openxmlformats.org/drawingml/2006/main">
+              <a:graphicData uri="http://schemas.openxmlformats.org/drawingml/2006/picture">
+                <pic:pic xmlns:pic="http://schemas.openxmlformats.org/drawingml/2006/picture">
+                  <pic:nvPicPr>
+                    <pic:cNvPr id="1740061901" name=""/>
+                    <pic:cNvPicPr/>
+                  </pic:nvPicPr>
+                  <pic:blipFill>
+                    <a:blip r:embed="rId14"/>
+                    <a:stretch>
+                      <a:fillRect/>
+                    </a:stretch>
+                  </pic:blipFill>
+                  <pic:spPr>
+                    <a:xfrm>
+                      <a:off x="0" y="0"/>
+                      <a:ext cx="6120130" cy="3296285"/>
+                    </a:xfrm>
+                    <a:prstGeom prst="rect">
+                      <a:avLst/>
+                    </a:prstGeom>
+                  </pic:spPr>
+                </pic:pic>
+              </a:graphicData>
+            </a:graphic>
+          </wp:inline>
+        </w:drawing>
+      </w:r>
+    </w:p>
+    <w:p>
+      <w:pPr>
+        <w:spacing w:after="0" w:line="360" w:lineRule="auto"/>
+        <w:ind w:firstLine="709"/>
+        <w:jc w:val="center"/>
+        <w:rPr>
+          <w:rFonts w:ascii="Times New Roman" w:hAnsi="Times New Roman" w:cs="Times New Roman"/>
+          <w:i/>
+          <w:iCs/>
+        </w:rPr>
+      </w:pPr>
+      <w:r>
+        <w:rPr>
+          <w:rFonts w:ascii="Times New Roman" w:hAnsi="Times New Roman" w:cs="Times New Roman"/>
+          <w:i/>
+          <w:iCs/>
+        </w:rPr>
+        <w:t>Рисунок 7 – Страница оформления заказа</w:t>
+      </w:r>
+    </w:p>
+    <w:p>
+      <w:pPr>
+        <w:spacing w:after="0" w:line="360" w:lineRule="auto"/>
+        <w:ind w:firstLine="709"/>
+        <w:jc w:val="center"/>
+        <w:rPr>
+          <w:rFonts w:ascii="Times New Roman" w:hAnsi="Times New Roman" w:cs="Times New Roman"/>
+          <w:i/>
+          <w:iCs/>
+        </w:rPr>
+      </w:pPr>
+    </w:p>
+    <w:p>
+      <w:pPr>
+        <w:spacing w:after="0" w:line="360" w:lineRule="auto"/>
+        <w:ind w:firstLine="709"/>
+        <w:rPr>
+          <w:rFonts w:ascii="Times New Roman" w:hAnsi="Times New Roman" w:cs="Times New Roman"/>
+        </w:rPr>
+      </w:pPr>
+      <w:r>
+        <w:rPr>
+          <w:rFonts w:ascii="Times New Roman" w:hAnsi="Times New Roman" w:cs="Times New Roman"/>
+        </w:rPr>
+        <w:t>Административная панель</w:t>
+      </w:r>
+    </w:p>
+    <w:p>
+      <w:pPr>
+        <w:spacing w:after="0" w:line="360" w:lineRule="auto"/>
+        <w:ind w:firstLine="709"/>
+        <w:rPr>
+          <w:rFonts w:ascii="Times New Roman" w:hAnsi="Times New Roman" w:cs="Times New Roman"/>
+        </w:rPr>
+      </w:pPr>
+      <w:r>
+        <w:rPr>
+          <w:rFonts w:ascii="Times New Roman" w:hAnsi="Times New Roman" w:cs="Times New Roman"/>
+        </w:rPr>
+        <w:t>Для управления системой была разработана административная панель, доступная только пользователям с ролью администратора.</w:t>
+      </w:r>
+    </w:p>
+    <w:p>
+      <w:pPr>
+        <w:spacing w:after="0" w:line="360" w:lineRule="auto"/>
+        <w:ind w:firstLine="709"/>
+        <w:rPr>
+          <w:rFonts w:ascii="Times New Roman" w:hAnsi="Times New Roman" w:cs="Times New Roman"/>
+        </w:rPr>
+      </w:pPr>
+      <w:r>
+        <w:rPr>
+          <w:rFonts w:ascii="Times New Roman" w:hAnsi="Times New Roman" w:cs="Times New Roman"/>
+        </w:rPr>
+        <w:t>В панели отображаются активные и завершённые заказы. Для удобства работы реализовано переключение между соответствующими вкладками.</w:t>
+      </w:r>
+    </w:p>
+    <w:p>
+      <w:pPr>
+        <w:spacing w:after="0" w:line="360" w:lineRule="auto"/>
+        <w:ind w:firstLine="709"/>
+        <w:rPr>
+          <w:rFonts w:ascii="Times New Roman" w:hAnsi="Times New Roman" w:cs="Times New Roman"/>
+        </w:rPr>
+      </w:pPr>
+      <w:r>
+        <w:rPr>
+          <w:rFonts w:ascii="Times New Roman" w:hAnsi="Times New Roman" w:cs="Times New Roman"/>
+        </w:rPr>
+        <w:t>Каждая заявка представлена в виде отдельной карточки, содержащей информацию о пользователе, выбранной услуге, текущем статусе и дате оформления. Для услуг передачи сообщений дополнительно отображаются текст телеграммы и адрес доставки.</w:t>
+      </w:r>
+    </w:p>
+    <w:p>
+      <w:pPr>
+        <w:spacing w:after="0" w:line="360" w:lineRule="auto"/>
+        <w:ind w:firstLine="709"/>
+        <w:rPr>
+          <w:rFonts w:ascii="Times New Roman" w:hAnsi="Times New Roman" w:cs="Times New Roman"/>
+        </w:rPr>
+      </w:pPr>
+      <w:r>
+        <w:rPr>
+          <w:rFonts w:ascii="Times New Roman" w:hAnsi="Times New Roman" w:cs="Times New Roman"/>
+        </w:rPr>
+        <w:t>Администратор может изменять статус заказа и удалять записи из базы данных. Это обеспечивает полный контроль над обработкой поступающих заявок.</w:t>
+      </w:r>
+    </w:p>
+    <w:p>
+      <w:pPr>
+        <w:spacing w:after="0" w:line="360" w:lineRule="auto"/>
+        <w:ind w:firstLine="709"/>
+        <w:rPr>
+          <w:rFonts w:ascii="Times New Roman" w:hAnsi="Times New Roman" w:cs="Times New Roman"/>
+        </w:rPr>
+      </w:pPr>
+      <w:r>
+        <w:rPr>
+          <w:rFonts w:ascii="Times New Roman" w:hAnsi="Times New Roman" w:cs="Times New Roman"/>
+        </w:rPr>
+        <w:t>Разработанная административная панель позволяет эффективно управлять работой системы и значительно упрощает процесс обработки заказов.</w:t>
+      </w:r>
+    </w:p>
+    <w:p>
+      <w:pPr>
+        <w:spacing w:after="0" w:line="360" w:lineRule="auto"/>
+        <w:rPr>
+          <w:rFonts w:ascii="Times New Roman" w:hAnsi="Times New Roman" w:cs="Times New Roman"/>
+        </w:rPr>
+      </w:pPr>
+      <w:r>
+        <w:rPr>
+          <w:rFonts w:ascii="Times New Roman" w:hAnsi="Times New Roman" w:cs="Times New Roman"/>
+          <w:noProof/>
+          <w:lang w:val="en-US"/>
+        </w:rPr>
+        <w:lastRenderedPageBreak/>
+        <w:drawing>
+          <wp:anchor distT="0" distB="0" distL="114300" distR="114300" simplePos="0" relativeHeight="251663360" behindDoc="0" locked="0" layoutInCell="1" allowOverlap="1" wp14:anchorId="3DCE0D1F" wp14:editId="0583CDD4">
+            <wp:simplePos x="0" y="0"/>
+            <wp:positionH relativeFrom="column">
+              <wp:posOffset>360045</wp:posOffset>
+            </wp:positionH>
+            <wp:positionV relativeFrom="paragraph">
+              <wp:posOffset>0</wp:posOffset>
+            </wp:positionV>
+            <wp:extent cx="6120130" cy="3646170"/>
+            <wp:effectExtent l="0" t="0" r="0" b="0"/>
+            <wp:wrapSquare wrapText="bothSides"/>
+            <wp:docPr id="1201644866" name="Рисунок 1"/>
+            <wp:cNvGraphicFramePr>
+              <a:graphicFrameLocks xmlns:a="http://schemas.openxmlformats.org/drawingml/2006/main" noChangeAspect="1"/>
+            </wp:cNvGraphicFramePr>
+            <a:graphic xmlns:a="http://schemas.openxmlformats.org/drawingml/2006/main">
+              <a:graphicData uri="http://schemas.openxmlformats.org/drawingml/2006/picture">
+                <pic:pic xmlns:pic="http://schemas.openxmlformats.org/drawingml/2006/picture">
+                  <pic:nvPicPr>
+                    <pic:cNvPr id="1201644866" name=""/>
+                    <pic:cNvPicPr/>
+                  </pic:nvPicPr>
+                  <pic:blipFill>
+                    <a:blip r:embed="rId15" cstate="print">
+                      <a:extLst>
+                        <a:ext uri="{28A0092B-C50C-407E-A947-70E740481C1C}">
+                          <a14:useLocalDpi xmlns:a14="http://schemas.microsoft.com/office/drawing/2010/main" val="0"/>
+                        </a:ext>
+                      </a:extLst>
+                    </a:blip>
+                    <a:stretch>
+                      <a:fillRect/>
+                    </a:stretch>
+                  </pic:blipFill>
+                  <pic:spPr>
+                    <a:xfrm>
+                      <a:off x="0" y="0"/>
+                      <a:ext cx="6120130" cy="3646170"/>
+                    </a:xfrm>
+                    <a:prstGeom prst="rect">
+                      <a:avLst/>
+                    </a:prstGeom>
+                  </pic:spPr>
+                </pic:pic>
+              </a:graphicData>
+            </a:graphic>
+            <wp14:sizeRelH relativeFrom="page">
+              <wp14:pctWidth>0</wp14:pctWidth>
+            </wp14:sizeRelH>
+            <wp14:sizeRelV relativeFrom="page">
+              <wp14:pctHeight>0</wp14:pctHeight>
+            </wp14:sizeRelV>
+          </wp:anchor>
+        </w:drawing>
+      </w:r>
+    </w:p>
+    <w:p>
+      <w:pPr>
+        <w:spacing w:after="0" w:line="360" w:lineRule="auto"/>
+        <w:ind w:firstLine="709"/>
+        <w:jc w:val="center"/>
+        <w:rPr>
+          <w:rFonts w:ascii="Times New Roman" w:hAnsi="Times New Roman" w:cs="Times New Roman"/>
+          <w:i/>
+          <w:iCs/>
+        </w:rPr>
+      </w:pPr>
+      <w:r>
+        <w:rPr>
+          <w:rFonts w:ascii="Times New Roman" w:hAnsi="Times New Roman" w:cs="Times New Roman"/>
+          <w:i/>
+          <w:iCs/>
+        </w:rPr>
+        <w:t xml:space="preserve">Рисунок </w:t>
+      </w:r>
+      <w:r>
+        <w:rPr>
+          <w:rFonts w:ascii="Times New Roman" w:hAnsi="Times New Roman" w:cs="Times New Roman"/>
+          <w:i/>
+          <w:iCs/>
+        </w:rPr>
+        <w:t>8</w:t>
+      </w:r>
+      <w:r>
+        <w:rPr>
+          <w:rFonts w:ascii="Times New Roman" w:hAnsi="Times New Roman" w:cs="Times New Roman"/>
+          <w:i/>
+          <w:iCs/>
+        </w:rPr>
+        <w:t xml:space="preserve"> – Административная панель</w:t>
+      </w:r>
+    </w:p>
+    <w:p>
+      <w:pPr>
+        <w:spacing w:after="0" w:line="360" w:lineRule="auto"/>
+        <w:ind w:firstLine="709"/>
+        <w:jc w:val="center"/>
+        <w:rPr>
+          <w:rFonts w:ascii="Times New Roman" w:hAnsi="Times New Roman" w:cs="Times New Roman"/>
+          <w:i/>
+          <w:iCs/>
+        </w:rPr>
+      </w:pPr>
+    </w:p>
+    <w:p>
+      <w:pPr>
+        <w:spacing w:after="0" w:line="360" w:lineRule="auto"/>
+        <w:ind w:firstLine="709"/>
+        <w:rPr>
+          <w:rFonts w:ascii="Times New Roman" w:hAnsi="Times New Roman" w:cs="Times New Roman"/>
+        </w:rPr>
+      </w:pPr>
+      <w:r>
+        <w:rPr>
+          <w:rFonts w:ascii="Times New Roman" w:hAnsi="Times New Roman" w:cs="Times New Roman"/>
+        </w:rPr>
+        <w:t>В процессе разработки были использованы технологии HTML5, CSS3, JavaScript, PHP и СУБД MySQL. После завершения реализации проводилась проверка корректности работы навигации, форм регистрации, авторизации и оформления заказов. Полученный результат соответствует поставленным требованиям и демонстрирует практические навыки проектирования и разработки пользовательских интерфейсов веб-приложений.</w:t>
+      </w:r>
+    </w:p>
     <w:p>
       <w:pPr>
         <w:pStyle w:val="1"/>
+        <w:spacing w:line="360" w:lineRule="auto"/>
       </w:pPr>
       <w:bookmarkStart w:id="4" w:name="_Toc231489103"/>
       <w:r>
@@ -3370,7 +5112,1925 @@
       </w:r>
       <w:bookmarkEnd w:id="4"/>
     </w:p>
-    <w:p/>
+    <w:p>
+      <w:pPr>
+        <w:spacing w:after="0" w:line="360" w:lineRule="auto"/>
+        <w:ind w:firstLine="709"/>
+        <w:jc w:val="both"/>
+        <w:rPr>
+          <w:rFonts w:ascii="Times New Roman" w:hAnsi="Times New Roman" w:cs="Times New Roman"/>
+        </w:rPr>
+      </w:pPr>
+      <w:r>
+        <w:rPr>
+          <w:rFonts w:ascii="Times New Roman" w:hAnsi="Times New Roman" w:cs="Times New Roman"/>
+        </w:rPr>
+        <w:t>Для проверки корректности работы разработанного веб-приложения было проведено тестирование пользовательского интерфейса. Основное внимание уделялось удобству использования, корректности отображения элементов, работоспособности навигации, форм авторизации и оформления заказов. Результаты тестирования представлены в таблице 2.</w:t>
+      </w:r>
+    </w:p>
+    <w:p>
+      <w:pPr>
+        <w:spacing w:after="0" w:line="360" w:lineRule="auto"/>
+        <w:ind w:firstLine="709"/>
+        <w:jc w:val="right"/>
+        <w:rPr>
+          <w:rFonts w:ascii="Times New Roman" w:hAnsi="Times New Roman" w:cs="Times New Roman"/>
+          <w:i/>
+          <w:iCs/>
+        </w:rPr>
+      </w:pPr>
+      <w:r>
+        <w:rPr>
+          <w:rFonts w:ascii="Times New Roman" w:hAnsi="Times New Roman" w:cs="Times New Roman"/>
+          <w:i/>
+          <w:iCs/>
+        </w:rPr>
+        <w:t>Таблица 2 – Тестирование программного интерфейса</w:t>
+      </w:r>
+    </w:p>
+    <w:tbl>
+      <w:tblPr>
+        <w:tblW w:w="9634" w:type="dxa"/>
+        <w:tblBorders>
+          <w:top w:val="single" w:sz="4" w:space="0" w:color="auto"/>
+          <w:left w:val="single" w:sz="4" w:space="0" w:color="auto"/>
+          <w:bottom w:val="single" w:sz="4" w:space="0" w:color="auto"/>
+          <w:right w:val="single" w:sz="4" w:space="0" w:color="auto"/>
+          <w:insideH w:val="single" w:sz="4" w:space="0" w:color="auto"/>
+          <w:insideV w:val="single" w:sz="4" w:space="0" w:color="auto"/>
+        </w:tblBorders>
+        <w:tblLook w:val="04A0" w:firstRow="1" w:lastRow="0" w:firstColumn="1" w:lastColumn="0" w:noHBand="0" w:noVBand="1"/>
+      </w:tblPr>
+      <w:tblGrid>
+        <w:gridCol w:w="447"/>
+        <w:gridCol w:w="3376"/>
+        <w:gridCol w:w="2409"/>
+        <w:gridCol w:w="3402"/>
+      </w:tblGrid>
+      <w:tr>
+        <w:trPr>
+          <w:trHeight w:val="20"/>
+        </w:trPr>
+        <w:tc>
+          <w:tcPr>
+            <w:tcW w:w="447" w:type="dxa"/>
+            <w:vAlign w:val="center"/>
+            <w:hideMark/>
+          </w:tcPr>
+          <w:p>
+            <w:pPr>
+              <w:spacing w:after="0" w:line="240" w:lineRule="auto"/>
+              <w:jc w:val="center"/>
+              <w:rPr>
+                <w:rFonts w:ascii="Calibri" w:eastAsia="Times New Roman" w:hAnsi="Calibri" w:cs="Calibri"/>
+                <w:color w:val="000000"/>
+                <w:kern w:val="0"/>
+                <w:sz w:val="22"/>
+                <w:szCs w:val="22"/>
+                <w:lang w:eastAsia="ru-RU"/>
+                <w14:ligatures w14:val="none"/>
+              </w:rPr>
+            </w:pPr>
+            <w:r>
+              <w:rPr>
+                <w:rFonts w:ascii="Calibri" w:eastAsia="Times New Roman" w:hAnsi="Calibri" w:cs="Calibri"/>
+                <w:color w:val="000000"/>
+                <w:kern w:val="0"/>
+                <w:sz w:val="22"/>
+                <w:szCs w:val="22"/>
+                <w:lang w:eastAsia="ru-RU"/>
+                <w14:ligatures w14:val="none"/>
+              </w:rPr>
+              <w:t>№</w:t>
+            </w:r>
+          </w:p>
+        </w:tc>
+        <w:tc>
+          <w:tcPr>
+            <w:tcW w:w="3376" w:type="dxa"/>
+            <w:vAlign w:val="center"/>
+            <w:hideMark/>
+          </w:tcPr>
+          <w:p>
+            <w:pPr>
+              <w:spacing w:after="0" w:line="240" w:lineRule="auto"/>
+              <w:jc w:val="center"/>
+              <w:rPr>
+                <w:rFonts w:ascii="Calibri" w:eastAsia="Times New Roman" w:hAnsi="Calibri" w:cs="Calibri"/>
+                <w:color w:val="000000"/>
+                <w:kern w:val="0"/>
+                <w:sz w:val="22"/>
+                <w:szCs w:val="22"/>
+                <w:lang w:eastAsia="ru-RU"/>
+                <w14:ligatures w14:val="none"/>
+              </w:rPr>
+            </w:pPr>
+            <w:r>
+              <w:rPr>
+                <w:rFonts w:ascii="Calibri" w:eastAsia="Times New Roman" w:hAnsi="Calibri" w:cs="Calibri"/>
+                <w:color w:val="000000"/>
+                <w:kern w:val="0"/>
+                <w:sz w:val="22"/>
+                <w:szCs w:val="22"/>
+                <w:lang w:eastAsia="ru-RU"/>
+                <w14:ligatures w14:val="none"/>
+              </w:rPr>
+              <w:t>Проверяемое требование</w:t>
+            </w:r>
+          </w:p>
+        </w:tc>
+        <w:tc>
+          <w:tcPr>
+            <w:tcW w:w="2409" w:type="dxa"/>
+            <w:vAlign w:val="center"/>
+            <w:hideMark/>
+          </w:tcPr>
+          <w:p>
+            <w:pPr>
+              <w:spacing w:after="0" w:line="240" w:lineRule="auto"/>
+              <w:jc w:val="center"/>
+              <w:rPr>
+                <w:rFonts w:ascii="Calibri" w:eastAsia="Times New Roman" w:hAnsi="Calibri" w:cs="Calibri"/>
+                <w:color w:val="000000"/>
+                <w:kern w:val="0"/>
+                <w:sz w:val="22"/>
+                <w:szCs w:val="22"/>
+                <w:lang w:eastAsia="ru-RU"/>
+                <w14:ligatures w14:val="none"/>
+              </w:rPr>
+            </w:pPr>
+            <w:r>
+              <w:rPr>
+                <w:rFonts w:ascii="Calibri" w:eastAsia="Times New Roman" w:hAnsi="Calibri" w:cs="Calibri"/>
+                <w:color w:val="000000"/>
+                <w:kern w:val="0"/>
+                <w:sz w:val="22"/>
+                <w:szCs w:val="22"/>
+                <w:lang w:eastAsia="ru-RU"/>
+                <w14:ligatures w14:val="none"/>
+              </w:rPr>
+              <w:t>Результат</w:t>
+            </w:r>
+          </w:p>
+        </w:tc>
+        <w:tc>
+          <w:tcPr>
+            <w:tcW w:w="3402" w:type="dxa"/>
+            <w:vAlign w:val="center"/>
+            <w:hideMark/>
+          </w:tcPr>
+          <w:p>
+            <w:pPr>
+              <w:spacing w:after="0" w:line="240" w:lineRule="auto"/>
+              <w:jc w:val="center"/>
+              <w:rPr>
+                <w:rFonts w:ascii="Calibri" w:eastAsia="Times New Roman" w:hAnsi="Calibri" w:cs="Calibri"/>
+                <w:color w:val="000000"/>
+                <w:kern w:val="0"/>
+                <w:sz w:val="22"/>
+                <w:szCs w:val="22"/>
+                <w:lang w:eastAsia="ru-RU"/>
+                <w14:ligatures w14:val="none"/>
+              </w:rPr>
+            </w:pPr>
+            <w:r>
+              <w:rPr>
+                <w:rFonts w:ascii="Calibri" w:eastAsia="Times New Roman" w:hAnsi="Calibri" w:cs="Calibri"/>
+                <w:color w:val="000000"/>
+                <w:kern w:val="0"/>
+                <w:sz w:val="22"/>
+                <w:szCs w:val="22"/>
+                <w:lang w:eastAsia="ru-RU"/>
+                <w14:ligatures w14:val="none"/>
+              </w:rPr>
+              <w:t>Примечание</w:t>
+            </w:r>
+          </w:p>
+        </w:tc>
+      </w:tr>
+      <w:tr>
+        <w:trPr>
+          <w:trHeight w:val="20"/>
+        </w:trPr>
+        <w:tc>
+          <w:tcPr>
+            <w:tcW w:w="447" w:type="dxa"/>
+            <w:vAlign w:val="center"/>
+            <w:hideMark/>
+          </w:tcPr>
+          <w:p>
+            <w:pPr>
+              <w:spacing w:after="0" w:line="240" w:lineRule="auto"/>
+              <w:jc w:val="center"/>
+              <w:rPr>
+                <w:rFonts w:ascii="Calibri" w:eastAsia="Times New Roman" w:hAnsi="Calibri" w:cs="Calibri"/>
+                <w:color w:val="000000"/>
+                <w:kern w:val="0"/>
+                <w:sz w:val="22"/>
+                <w:szCs w:val="22"/>
+                <w:lang w:eastAsia="ru-RU"/>
+                <w14:ligatures w14:val="none"/>
+              </w:rPr>
+            </w:pPr>
+            <w:r>
+              <w:rPr>
+                <w:rFonts w:ascii="Calibri" w:eastAsia="Times New Roman" w:hAnsi="Calibri" w:cs="Calibri"/>
+                <w:color w:val="000000"/>
+                <w:kern w:val="0"/>
+                <w:sz w:val="22"/>
+                <w:szCs w:val="22"/>
+                <w:lang w:eastAsia="ru-RU"/>
+                <w14:ligatures w14:val="none"/>
+              </w:rPr>
+              <w:t>1</w:t>
+            </w:r>
+          </w:p>
+        </w:tc>
+        <w:tc>
+          <w:tcPr>
+            <w:tcW w:w="3376" w:type="dxa"/>
+            <w:vAlign w:val="center"/>
+            <w:hideMark/>
+          </w:tcPr>
+          <w:p>
+            <w:pPr>
+              <w:spacing w:after="0" w:line="240" w:lineRule="auto"/>
+              <w:jc w:val="center"/>
+              <w:rPr>
+                <w:rFonts w:ascii="Calibri" w:eastAsia="Times New Roman" w:hAnsi="Calibri" w:cs="Calibri"/>
+                <w:color w:val="000000"/>
+                <w:kern w:val="0"/>
+                <w:sz w:val="22"/>
+                <w:szCs w:val="22"/>
+                <w:lang w:eastAsia="ru-RU"/>
+                <w14:ligatures w14:val="none"/>
+              </w:rPr>
+            </w:pPr>
+            <w:r>
+              <w:rPr>
+                <w:rFonts w:ascii="Calibri" w:eastAsia="Times New Roman" w:hAnsi="Calibri" w:cs="Calibri"/>
+                <w:color w:val="000000"/>
+                <w:kern w:val="0"/>
+                <w:sz w:val="22"/>
+                <w:szCs w:val="22"/>
+                <w:lang w:eastAsia="ru-RU"/>
+                <w14:ligatures w14:val="none"/>
+              </w:rPr>
+              <w:t>Оценка общего дизайна и визуального оформления</w:t>
+            </w:r>
+          </w:p>
+        </w:tc>
+        <w:tc>
+          <w:tcPr>
+            <w:tcW w:w="2409" w:type="dxa"/>
+            <w:vAlign w:val="center"/>
+            <w:hideMark/>
+          </w:tcPr>
+          <w:p>
+            <w:pPr>
+              <w:spacing w:after="0" w:line="240" w:lineRule="auto"/>
+              <w:jc w:val="center"/>
+              <w:rPr>
+                <w:rFonts w:ascii="Calibri" w:eastAsia="Times New Roman" w:hAnsi="Calibri" w:cs="Calibri"/>
+                <w:color w:val="000000"/>
+                <w:kern w:val="0"/>
+                <w:sz w:val="22"/>
+                <w:szCs w:val="22"/>
+                <w:lang w:eastAsia="ru-RU"/>
+                <w14:ligatures w14:val="none"/>
+              </w:rPr>
+            </w:pPr>
+            <w:r>
+              <w:rPr>
+                <w:rFonts w:ascii="Calibri" w:eastAsia="Times New Roman" w:hAnsi="Calibri" w:cs="Calibri"/>
+                <w:color w:val="000000"/>
+                <w:kern w:val="0"/>
+                <w:sz w:val="22"/>
+                <w:szCs w:val="22"/>
+                <w:lang w:eastAsia="ru-RU"/>
+                <w14:ligatures w14:val="none"/>
+              </w:rPr>
+              <w:t>Соответствует</w:t>
+            </w:r>
+          </w:p>
+        </w:tc>
+        <w:tc>
+          <w:tcPr>
+            <w:tcW w:w="3402" w:type="dxa"/>
+            <w:vAlign w:val="center"/>
+            <w:hideMark/>
+          </w:tcPr>
+          <w:p>
+            <w:pPr>
+              <w:spacing w:after="0" w:line="240" w:lineRule="auto"/>
+              <w:jc w:val="center"/>
+              <w:rPr>
+                <w:rFonts w:ascii="Calibri" w:eastAsia="Times New Roman" w:hAnsi="Calibri" w:cs="Calibri"/>
+                <w:color w:val="000000"/>
+                <w:kern w:val="0"/>
+                <w:sz w:val="22"/>
+                <w:szCs w:val="22"/>
+                <w:lang w:eastAsia="ru-RU"/>
+                <w14:ligatures w14:val="none"/>
+              </w:rPr>
+            </w:pPr>
+            <w:r>
+              <w:rPr>
+                <w:rFonts w:ascii="Calibri" w:eastAsia="Times New Roman" w:hAnsi="Calibri" w:cs="Calibri"/>
+                <w:color w:val="000000"/>
+                <w:kern w:val="0"/>
+                <w:sz w:val="22"/>
+                <w:szCs w:val="22"/>
+                <w:lang w:eastAsia="ru-RU"/>
+                <w14:ligatures w14:val="none"/>
+              </w:rPr>
+              <w:t>Интерфейс выполнен в едином современном стиле с использованием тёмной цветовой схемы</w:t>
+            </w:r>
+          </w:p>
+        </w:tc>
+      </w:tr>
+      <w:tr>
+        <w:trPr>
+          <w:trHeight w:val="20"/>
+        </w:trPr>
+        <w:tc>
+          <w:tcPr>
+            <w:tcW w:w="447" w:type="dxa"/>
+            <w:vAlign w:val="center"/>
+            <w:hideMark/>
+          </w:tcPr>
+          <w:p>
+            <w:pPr>
+              <w:spacing w:after="0" w:line="240" w:lineRule="auto"/>
+              <w:jc w:val="center"/>
+              <w:rPr>
+                <w:rFonts w:ascii="Calibri" w:eastAsia="Times New Roman" w:hAnsi="Calibri" w:cs="Calibri"/>
+                <w:color w:val="000000"/>
+                <w:kern w:val="0"/>
+                <w:sz w:val="22"/>
+                <w:szCs w:val="22"/>
+                <w:lang w:eastAsia="ru-RU"/>
+                <w14:ligatures w14:val="none"/>
+              </w:rPr>
+            </w:pPr>
+            <w:r>
+              <w:rPr>
+                <w:rFonts w:ascii="Calibri" w:eastAsia="Times New Roman" w:hAnsi="Calibri" w:cs="Calibri"/>
+                <w:color w:val="000000"/>
+                <w:kern w:val="0"/>
+                <w:sz w:val="22"/>
+                <w:szCs w:val="22"/>
+                <w:lang w:eastAsia="ru-RU"/>
+                <w14:ligatures w14:val="none"/>
+              </w:rPr>
+              <w:t>2</w:t>
+            </w:r>
+          </w:p>
+        </w:tc>
+        <w:tc>
+          <w:tcPr>
+            <w:tcW w:w="3376" w:type="dxa"/>
+            <w:vAlign w:val="center"/>
+            <w:hideMark/>
+          </w:tcPr>
+          <w:p>
+            <w:pPr>
+              <w:spacing w:after="0" w:line="240" w:lineRule="auto"/>
+              <w:jc w:val="center"/>
+              <w:rPr>
+                <w:rFonts w:ascii="Calibri" w:eastAsia="Times New Roman" w:hAnsi="Calibri" w:cs="Calibri"/>
+                <w:color w:val="000000"/>
+                <w:kern w:val="0"/>
+                <w:sz w:val="22"/>
+                <w:szCs w:val="22"/>
+                <w:lang w:eastAsia="ru-RU"/>
+                <w14:ligatures w14:val="none"/>
+              </w:rPr>
+            </w:pPr>
+            <w:r>
+              <w:rPr>
+                <w:rFonts w:ascii="Calibri" w:eastAsia="Times New Roman" w:hAnsi="Calibri" w:cs="Calibri"/>
+                <w:color w:val="000000"/>
+                <w:kern w:val="0"/>
+                <w:sz w:val="22"/>
+                <w:szCs w:val="22"/>
+                <w:lang w:eastAsia="ru-RU"/>
+                <w14:ligatures w14:val="none"/>
+              </w:rPr>
+              <w:t>Проверка читаемости текста и удобства расположения элементов</w:t>
+            </w:r>
+          </w:p>
+        </w:tc>
+        <w:tc>
+          <w:tcPr>
+            <w:tcW w:w="2409" w:type="dxa"/>
+            <w:vAlign w:val="center"/>
+            <w:hideMark/>
+          </w:tcPr>
+          <w:p>
+            <w:pPr>
+              <w:spacing w:after="0" w:line="240" w:lineRule="auto"/>
+              <w:jc w:val="center"/>
+              <w:rPr>
+                <w:rFonts w:ascii="Calibri" w:eastAsia="Times New Roman" w:hAnsi="Calibri" w:cs="Calibri"/>
+                <w:color w:val="000000"/>
+                <w:kern w:val="0"/>
+                <w:sz w:val="22"/>
+                <w:szCs w:val="22"/>
+                <w:lang w:eastAsia="ru-RU"/>
+                <w14:ligatures w14:val="none"/>
+              </w:rPr>
+            </w:pPr>
+            <w:r>
+              <w:rPr>
+                <w:rFonts w:ascii="Calibri" w:eastAsia="Times New Roman" w:hAnsi="Calibri" w:cs="Calibri"/>
+                <w:color w:val="000000"/>
+                <w:kern w:val="0"/>
+                <w:sz w:val="22"/>
+                <w:szCs w:val="22"/>
+                <w:lang w:eastAsia="ru-RU"/>
+                <w14:ligatures w14:val="none"/>
+              </w:rPr>
+              <w:t>Соответствует</w:t>
+            </w:r>
+          </w:p>
+        </w:tc>
+        <w:tc>
+          <w:tcPr>
+            <w:tcW w:w="3402" w:type="dxa"/>
+            <w:vAlign w:val="center"/>
+            <w:hideMark/>
+          </w:tcPr>
+          <w:p>
+            <w:pPr>
+              <w:spacing w:after="0" w:line="240" w:lineRule="auto"/>
+              <w:jc w:val="center"/>
+              <w:rPr>
+                <w:rFonts w:ascii="Calibri" w:eastAsia="Times New Roman" w:hAnsi="Calibri" w:cs="Calibri"/>
+                <w:color w:val="000000"/>
+                <w:kern w:val="0"/>
+                <w:sz w:val="22"/>
+                <w:szCs w:val="22"/>
+                <w:lang w:eastAsia="ru-RU"/>
+                <w14:ligatures w14:val="none"/>
+              </w:rPr>
+            </w:pPr>
+            <w:r>
+              <w:rPr>
+                <w:rFonts w:ascii="Calibri" w:eastAsia="Times New Roman" w:hAnsi="Calibri" w:cs="Calibri"/>
+                <w:color w:val="000000"/>
+                <w:kern w:val="0"/>
+                <w:sz w:val="22"/>
+                <w:szCs w:val="22"/>
+                <w:lang w:eastAsia="ru-RU"/>
+                <w14:ligatures w14:val="none"/>
+              </w:rPr>
+              <w:t>Использованы контрастные цвета, соблюдены отступы между элементами</w:t>
+            </w:r>
+          </w:p>
+        </w:tc>
+      </w:tr>
+      <w:tr>
+        <w:trPr>
+          <w:trHeight w:val="20"/>
+        </w:trPr>
+        <w:tc>
+          <w:tcPr>
+            <w:tcW w:w="447" w:type="dxa"/>
+            <w:vAlign w:val="center"/>
+            <w:hideMark/>
+          </w:tcPr>
+          <w:p>
+            <w:pPr>
+              <w:spacing w:after="0" w:line="240" w:lineRule="auto"/>
+              <w:jc w:val="center"/>
+              <w:rPr>
+                <w:rFonts w:ascii="Calibri" w:eastAsia="Times New Roman" w:hAnsi="Calibri" w:cs="Calibri"/>
+                <w:color w:val="000000"/>
+                <w:kern w:val="0"/>
+                <w:sz w:val="22"/>
+                <w:szCs w:val="22"/>
+                <w:lang w:eastAsia="ru-RU"/>
+                <w14:ligatures w14:val="none"/>
+              </w:rPr>
+            </w:pPr>
+            <w:r>
+              <w:rPr>
+                <w:rFonts w:ascii="Calibri" w:eastAsia="Times New Roman" w:hAnsi="Calibri" w:cs="Calibri"/>
+                <w:color w:val="000000"/>
+                <w:kern w:val="0"/>
+                <w:sz w:val="22"/>
+                <w:szCs w:val="22"/>
+                <w:lang w:eastAsia="ru-RU"/>
+                <w14:ligatures w14:val="none"/>
+              </w:rPr>
+              <w:t>3</w:t>
+            </w:r>
+          </w:p>
+        </w:tc>
+        <w:tc>
+          <w:tcPr>
+            <w:tcW w:w="3376" w:type="dxa"/>
+            <w:vAlign w:val="center"/>
+            <w:hideMark/>
+          </w:tcPr>
+          <w:p>
+            <w:pPr>
+              <w:spacing w:after="0" w:line="240" w:lineRule="auto"/>
+              <w:jc w:val="center"/>
+              <w:rPr>
+                <w:rFonts w:ascii="Calibri" w:eastAsia="Times New Roman" w:hAnsi="Calibri" w:cs="Calibri"/>
+                <w:color w:val="000000"/>
+                <w:kern w:val="0"/>
+                <w:sz w:val="22"/>
+                <w:szCs w:val="22"/>
+                <w:lang w:eastAsia="ru-RU"/>
+                <w14:ligatures w14:val="none"/>
+              </w:rPr>
+            </w:pPr>
+            <w:r>
+              <w:rPr>
+                <w:rFonts w:ascii="Calibri" w:eastAsia="Times New Roman" w:hAnsi="Calibri" w:cs="Calibri"/>
+                <w:color w:val="000000"/>
+                <w:kern w:val="0"/>
+                <w:sz w:val="22"/>
+                <w:szCs w:val="22"/>
+                <w:lang w:eastAsia="ru-RU"/>
+                <w14:ligatures w14:val="none"/>
+              </w:rPr>
+              <w:t>Оценка цветовой схемы и сочетания цветов</w:t>
+            </w:r>
+          </w:p>
+        </w:tc>
+        <w:tc>
+          <w:tcPr>
+            <w:tcW w:w="2409" w:type="dxa"/>
+            <w:vAlign w:val="center"/>
+            <w:hideMark/>
+          </w:tcPr>
+          <w:p>
+            <w:pPr>
+              <w:spacing w:after="0" w:line="240" w:lineRule="auto"/>
+              <w:jc w:val="center"/>
+              <w:rPr>
+                <w:rFonts w:ascii="Calibri" w:eastAsia="Times New Roman" w:hAnsi="Calibri" w:cs="Calibri"/>
+                <w:color w:val="000000"/>
+                <w:kern w:val="0"/>
+                <w:sz w:val="22"/>
+                <w:szCs w:val="22"/>
+                <w:lang w:eastAsia="ru-RU"/>
+                <w14:ligatures w14:val="none"/>
+              </w:rPr>
+            </w:pPr>
+            <w:r>
+              <w:rPr>
+                <w:rFonts w:ascii="Calibri" w:eastAsia="Times New Roman" w:hAnsi="Calibri" w:cs="Calibri"/>
+                <w:color w:val="000000"/>
+                <w:kern w:val="0"/>
+                <w:sz w:val="22"/>
+                <w:szCs w:val="22"/>
+                <w:lang w:eastAsia="ru-RU"/>
+                <w14:ligatures w14:val="none"/>
+              </w:rPr>
+              <w:t>Соответствует</w:t>
+            </w:r>
+          </w:p>
+        </w:tc>
+        <w:tc>
+          <w:tcPr>
+            <w:tcW w:w="3402" w:type="dxa"/>
+            <w:vAlign w:val="center"/>
+            <w:hideMark/>
+          </w:tcPr>
+          <w:p>
+            <w:pPr>
+              <w:spacing w:after="0" w:line="240" w:lineRule="auto"/>
+              <w:jc w:val="center"/>
+              <w:rPr>
+                <w:rFonts w:ascii="Calibri" w:eastAsia="Times New Roman" w:hAnsi="Calibri" w:cs="Calibri"/>
+                <w:color w:val="000000"/>
+                <w:kern w:val="0"/>
+                <w:sz w:val="22"/>
+                <w:szCs w:val="22"/>
+                <w:lang w:eastAsia="ru-RU"/>
+                <w14:ligatures w14:val="none"/>
+              </w:rPr>
+            </w:pPr>
+            <w:r>
+              <w:rPr>
+                <w:rFonts w:ascii="Calibri" w:eastAsia="Times New Roman" w:hAnsi="Calibri" w:cs="Calibri"/>
+                <w:color w:val="000000"/>
+                <w:kern w:val="0"/>
+                <w:sz w:val="22"/>
+                <w:szCs w:val="22"/>
+                <w:lang w:eastAsia="ru-RU"/>
+                <w14:ligatures w14:val="none"/>
+              </w:rPr>
+              <w:t xml:space="preserve">Основными цветами являются тёмно-синий, серый и голубой, </w:t>
+            </w:r>
+            <w:r>
+              <w:rPr>
+                <w:rFonts w:ascii="Calibri" w:eastAsia="Times New Roman" w:hAnsi="Calibri" w:cs="Calibri"/>
+                <w:color w:val="000000"/>
+                <w:kern w:val="0"/>
+                <w:sz w:val="22"/>
+                <w:szCs w:val="22"/>
+                <w:lang w:eastAsia="ru-RU"/>
+                <w14:ligatures w14:val="none"/>
+              </w:rPr>
+              <w:lastRenderedPageBreak/>
+              <w:t>что обеспечивает визуальную целостность интерфейса</w:t>
+            </w:r>
+          </w:p>
+        </w:tc>
+      </w:tr>
+      <w:tr>
+        <w:trPr>
+          <w:trHeight w:val="20"/>
+        </w:trPr>
+        <w:tc>
+          <w:tcPr>
+            <w:tcW w:w="447" w:type="dxa"/>
+            <w:vAlign w:val="center"/>
+            <w:hideMark/>
+          </w:tcPr>
+          <w:p>
+            <w:pPr>
+              <w:spacing w:after="0" w:line="240" w:lineRule="auto"/>
+              <w:jc w:val="center"/>
+              <w:rPr>
+                <w:rFonts w:ascii="Calibri" w:eastAsia="Times New Roman" w:hAnsi="Calibri" w:cs="Calibri"/>
+                <w:color w:val="000000"/>
+                <w:kern w:val="0"/>
+                <w:sz w:val="22"/>
+                <w:szCs w:val="22"/>
+                <w:lang w:eastAsia="ru-RU"/>
+                <w14:ligatures w14:val="none"/>
+              </w:rPr>
+            </w:pPr>
+            <w:r>
+              <w:rPr>
+                <w:rFonts w:ascii="Calibri" w:eastAsia="Times New Roman" w:hAnsi="Calibri" w:cs="Calibri"/>
+                <w:color w:val="000000"/>
+                <w:kern w:val="0"/>
+                <w:sz w:val="22"/>
+                <w:szCs w:val="22"/>
+                <w:lang w:eastAsia="ru-RU"/>
+                <w14:ligatures w14:val="none"/>
+              </w:rPr>
+              <w:lastRenderedPageBreak/>
+              <w:t>4</w:t>
+            </w:r>
+          </w:p>
+        </w:tc>
+        <w:tc>
+          <w:tcPr>
+            <w:tcW w:w="3376" w:type="dxa"/>
+            <w:vAlign w:val="center"/>
+            <w:hideMark/>
+          </w:tcPr>
+          <w:p>
+            <w:pPr>
+              <w:spacing w:after="0" w:line="240" w:lineRule="auto"/>
+              <w:jc w:val="center"/>
+              <w:rPr>
+                <w:rFonts w:ascii="Calibri" w:eastAsia="Times New Roman" w:hAnsi="Calibri" w:cs="Calibri"/>
+                <w:color w:val="000000"/>
+                <w:kern w:val="0"/>
+                <w:sz w:val="22"/>
+                <w:szCs w:val="22"/>
+                <w:lang w:eastAsia="ru-RU"/>
+                <w14:ligatures w14:val="none"/>
+              </w:rPr>
+            </w:pPr>
+            <w:r>
+              <w:rPr>
+                <w:rFonts w:ascii="Calibri" w:eastAsia="Times New Roman" w:hAnsi="Calibri" w:cs="Calibri"/>
+                <w:color w:val="000000"/>
+                <w:kern w:val="0"/>
+                <w:sz w:val="22"/>
+                <w:szCs w:val="22"/>
+                <w:lang w:eastAsia="ru-RU"/>
+                <w14:ligatures w14:val="none"/>
+              </w:rPr>
+              <w:t>Проверка соответствия дизайна тематике телеграфной службы</w:t>
+            </w:r>
+          </w:p>
+        </w:tc>
+        <w:tc>
+          <w:tcPr>
+            <w:tcW w:w="2409" w:type="dxa"/>
+            <w:vAlign w:val="center"/>
+            <w:hideMark/>
+          </w:tcPr>
+          <w:p>
+            <w:pPr>
+              <w:spacing w:after="0" w:line="240" w:lineRule="auto"/>
+              <w:jc w:val="center"/>
+              <w:rPr>
+                <w:rFonts w:ascii="Calibri" w:eastAsia="Times New Roman" w:hAnsi="Calibri" w:cs="Calibri"/>
+                <w:color w:val="000000"/>
+                <w:kern w:val="0"/>
+                <w:sz w:val="22"/>
+                <w:szCs w:val="22"/>
+                <w:lang w:eastAsia="ru-RU"/>
+                <w14:ligatures w14:val="none"/>
+              </w:rPr>
+            </w:pPr>
+            <w:r>
+              <w:rPr>
+                <w:rFonts w:ascii="Calibri" w:eastAsia="Times New Roman" w:hAnsi="Calibri" w:cs="Calibri"/>
+                <w:color w:val="000000"/>
+                <w:kern w:val="0"/>
+                <w:sz w:val="22"/>
+                <w:szCs w:val="22"/>
+                <w:lang w:eastAsia="ru-RU"/>
+                <w14:ligatures w14:val="none"/>
+              </w:rPr>
+              <w:t>Соответствует</w:t>
+            </w:r>
+          </w:p>
+        </w:tc>
+        <w:tc>
+          <w:tcPr>
+            <w:tcW w:w="3402" w:type="dxa"/>
+            <w:vAlign w:val="center"/>
+            <w:hideMark/>
+          </w:tcPr>
+          <w:p>
+            <w:pPr>
+              <w:spacing w:after="0" w:line="240" w:lineRule="auto"/>
+              <w:jc w:val="center"/>
+              <w:rPr>
+                <w:rFonts w:ascii="Calibri" w:eastAsia="Times New Roman" w:hAnsi="Calibri" w:cs="Calibri"/>
+                <w:color w:val="000000"/>
+                <w:kern w:val="0"/>
+                <w:sz w:val="22"/>
+                <w:szCs w:val="22"/>
+                <w:lang w:eastAsia="ru-RU"/>
+                <w14:ligatures w14:val="none"/>
+              </w:rPr>
+            </w:pPr>
+            <w:r>
+              <w:rPr>
+                <w:rFonts w:ascii="Calibri" w:eastAsia="Times New Roman" w:hAnsi="Calibri" w:cs="Calibri"/>
+                <w:color w:val="000000"/>
+                <w:kern w:val="0"/>
+                <w:sz w:val="22"/>
+                <w:szCs w:val="22"/>
+                <w:lang w:eastAsia="ru-RU"/>
+                <w14:ligatures w14:val="none"/>
+              </w:rPr>
+              <w:t>Структура сайта, названия разделов и содержание страниц соответствуют тематике передачи сообщений</w:t>
+            </w:r>
+          </w:p>
+        </w:tc>
+      </w:tr>
+      <w:tr>
+        <w:trPr>
+          <w:trHeight w:val="20"/>
+        </w:trPr>
+        <w:tc>
+          <w:tcPr>
+            <w:tcW w:w="447" w:type="dxa"/>
+            <w:vAlign w:val="center"/>
+            <w:hideMark/>
+          </w:tcPr>
+          <w:p>
+            <w:pPr>
+              <w:spacing w:after="0" w:line="240" w:lineRule="auto"/>
+              <w:jc w:val="center"/>
+              <w:rPr>
+                <w:rFonts w:ascii="Calibri" w:eastAsia="Times New Roman" w:hAnsi="Calibri" w:cs="Calibri"/>
+                <w:color w:val="000000"/>
+                <w:kern w:val="0"/>
+                <w:sz w:val="22"/>
+                <w:szCs w:val="22"/>
+                <w:lang w:eastAsia="ru-RU"/>
+                <w14:ligatures w14:val="none"/>
+              </w:rPr>
+            </w:pPr>
+            <w:r>
+              <w:rPr>
+                <w:rFonts w:ascii="Calibri" w:eastAsia="Times New Roman" w:hAnsi="Calibri" w:cs="Calibri"/>
+                <w:color w:val="000000"/>
+                <w:kern w:val="0"/>
+                <w:sz w:val="22"/>
+                <w:szCs w:val="22"/>
+                <w:lang w:eastAsia="ru-RU"/>
+                <w14:ligatures w14:val="none"/>
+              </w:rPr>
+              <w:t>5</w:t>
+            </w:r>
+          </w:p>
+        </w:tc>
+        <w:tc>
+          <w:tcPr>
+            <w:tcW w:w="3376" w:type="dxa"/>
+            <w:vAlign w:val="center"/>
+            <w:hideMark/>
+          </w:tcPr>
+          <w:p>
+            <w:pPr>
+              <w:spacing w:after="0" w:line="240" w:lineRule="auto"/>
+              <w:jc w:val="center"/>
+              <w:rPr>
+                <w:rFonts w:ascii="Calibri" w:eastAsia="Times New Roman" w:hAnsi="Calibri" w:cs="Calibri"/>
+                <w:color w:val="000000"/>
+                <w:kern w:val="0"/>
+                <w:sz w:val="22"/>
+                <w:szCs w:val="22"/>
+                <w:lang w:eastAsia="ru-RU"/>
+                <w14:ligatures w14:val="none"/>
+              </w:rPr>
+            </w:pPr>
+            <w:r>
+              <w:rPr>
+                <w:rFonts w:ascii="Calibri" w:eastAsia="Times New Roman" w:hAnsi="Calibri" w:cs="Calibri"/>
+                <w:color w:val="000000"/>
+                <w:kern w:val="0"/>
+                <w:sz w:val="22"/>
+                <w:szCs w:val="22"/>
+                <w:lang w:eastAsia="ru-RU"/>
+                <w14:ligatures w14:val="none"/>
+              </w:rPr>
+              <w:t>Проверка корректности работы навигационного меню</w:t>
+            </w:r>
+          </w:p>
+        </w:tc>
+        <w:tc>
+          <w:tcPr>
+            <w:tcW w:w="2409" w:type="dxa"/>
+            <w:vAlign w:val="center"/>
+            <w:hideMark/>
+          </w:tcPr>
+          <w:p>
+            <w:pPr>
+              <w:spacing w:after="0" w:line="240" w:lineRule="auto"/>
+              <w:jc w:val="center"/>
+              <w:rPr>
+                <w:rFonts w:ascii="Calibri" w:eastAsia="Times New Roman" w:hAnsi="Calibri" w:cs="Calibri"/>
+                <w:color w:val="000000"/>
+                <w:kern w:val="0"/>
+                <w:sz w:val="22"/>
+                <w:szCs w:val="22"/>
+                <w:lang w:eastAsia="ru-RU"/>
+                <w14:ligatures w14:val="none"/>
+              </w:rPr>
+            </w:pPr>
+            <w:r>
+              <w:rPr>
+                <w:rFonts w:ascii="Calibri" w:eastAsia="Times New Roman" w:hAnsi="Calibri" w:cs="Calibri"/>
+                <w:color w:val="000000"/>
+                <w:kern w:val="0"/>
+                <w:sz w:val="22"/>
+                <w:szCs w:val="22"/>
+                <w:lang w:eastAsia="ru-RU"/>
+                <w14:ligatures w14:val="none"/>
+              </w:rPr>
+              <w:t>Соответствует</w:t>
+            </w:r>
+          </w:p>
+        </w:tc>
+        <w:tc>
+          <w:tcPr>
+            <w:tcW w:w="3402" w:type="dxa"/>
+            <w:vAlign w:val="center"/>
+            <w:hideMark/>
+          </w:tcPr>
+          <w:p>
+            <w:pPr>
+              <w:spacing w:after="0" w:line="240" w:lineRule="auto"/>
+              <w:jc w:val="center"/>
+              <w:rPr>
+                <w:rFonts w:ascii="Calibri" w:eastAsia="Times New Roman" w:hAnsi="Calibri" w:cs="Calibri"/>
+                <w:color w:val="000000"/>
+                <w:kern w:val="0"/>
+                <w:sz w:val="22"/>
+                <w:szCs w:val="22"/>
+                <w:lang w:eastAsia="ru-RU"/>
+                <w14:ligatures w14:val="none"/>
+              </w:rPr>
+            </w:pPr>
+            <w:r>
+              <w:rPr>
+                <w:rFonts w:ascii="Calibri" w:eastAsia="Times New Roman" w:hAnsi="Calibri" w:cs="Calibri"/>
+                <w:color w:val="000000"/>
+                <w:kern w:val="0"/>
+                <w:sz w:val="22"/>
+                <w:szCs w:val="22"/>
+                <w:lang w:eastAsia="ru-RU"/>
+                <w14:ligatures w14:val="none"/>
+              </w:rPr>
+              <w:t>Переходы между страницами выполняются без ошибок</w:t>
+            </w:r>
+          </w:p>
+        </w:tc>
+      </w:tr>
+      <w:tr>
+        <w:trPr>
+          <w:trHeight w:val="20"/>
+        </w:trPr>
+        <w:tc>
+          <w:tcPr>
+            <w:tcW w:w="447" w:type="dxa"/>
+            <w:vAlign w:val="center"/>
+            <w:hideMark/>
+          </w:tcPr>
+          <w:p>
+            <w:pPr>
+              <w:spacing w:after="0" w:line="240" w:lineRule="auto"/>
+              <w:jc w:val="center"/>
+              <w:rPr>
+                <w:rFonts w:ascii="Calibri" w:eastAsia="Times New Roman" w:hAnsi="Calibri" w:cs="Calibri"/>
+                <w:color w:val="000000"/>
+                <w:kern w:val="0"/>
+                <w:sz w:val="22"/>
+                <w:szCs w:val="22"/>
+                <w:lang w:eastAsia="ru-RU"/>
+                <w14:ligatures w14:val="none"/>
+              </w:rPr>
+            </w:pPr>
+            <w:r>
+              <w:rPr>
+                <w:rFonts w:ascii="Calibri" w:eastAsia="Times New Roman" w:hAnsi="Calibri" w:cs="Calibri"/>
+                <w:color w:val="000000"/>
+                <w:kern w:val="0"/>
+                <w:sz w:val="22"/>
+                <w:szCs w:val="22"/>
+                <w:lang w:eastAsia="ru-RU"/>
+                <w14:ligatures w14:val="none"/>
+              </w:rPr>
+              <w:t>6</w:t>
+            </w:r>
+          </w:p>
+        </w:tc>
+        <w:tc>
+          <w:tcPr>
+            <w:tcW w:w="3376" w:type="dxa"/>
+            <w:vAlign w:val="center"/>
+            <w:hideMark/>
+          </w:tcPr>
+          <w:p>
+            <w:pPr>
+              <w:spacing w:after="0" w:line="240" w:lineRule="auto"/>
+              <w:jc w:val="center"/>
+              <w:rPr>
+                <w:rFonts w:ascii="Calibri" w:eastAsia="Times New Roman" w:hAnsi="Calibri" w:cs="Calibri"/>
+                <w:color w:val="000000"/>
+                <w:kern w:val="0"/>
+                <w:sz w:val="22"/>
+                <w:szCs w:val="22"/>
+                <w:lang w:eastAsia="ru-RU"/>
+                <w14:ligatures w14:val="none"/>
+              </w:rPr>
+            </w:pPr>
+            <w:r>
+              <w:rPr>
+                <w:rFonts w:ascii="Calibri" w:eastAsia="Times New Roman" w:hAnsi="Calibri" w:cs="Calibri"/>
+                <w:color w:val="000000"/>
+                <w:kern w:val="0"/>
+                <w:sz w:val="22"/>
+                <w:szCs w:val="22"/>
+                <w:lang w:eastAsia="ru-RU"/>
+                <w14:ligatures w14:val="none"/>
+              </w:rPr>
+              <w:t>Проверка отображения элементов на персональном компьютере</w:t>
+            </w:r>
+          </w:p>
+        </w:tc>
+        <w:tc>
+          <w:tcPr>
+            <w:tcW w:w="2409" w:type="dxa"/>
+            <w:vAlign w:val="center"/>
+            <w:hideMark/>
+          </w:tcPr>
+          <w:p>
+            <w:pPr>
+              <w:spacing w:after="0" w:line="240" w:lineRule="auto"/>
+              <w:jc w:val="center"/>
+              <w:rPr>
+                <w:rFonts w:ascii="Calibri" w:eastAsia="Times New Roman" w:hAnsi="Calibri" w:cs="Calibri"/>
+                <w:color w:val="000000"/>
+                <w:kern w:val="0"/>
+                <w:sz w:val="22"/>
+                <w:szCs w:val="22"/>
+                <w:lang w:eastAsia="ru-RU"/>
+                <w14:ligatures w14:val="none"/>
+              </w:rPr>
+            </w:pPr>
+            <w:r>
+              <w:rPr>
+                <w:rFonts w:ascii="Calibri" w:eastAsia="Times New Roman" w:hAnsi="Calibri" w:cs="Calibri"/>
+                <w:color w:val="000000"/>
+                <w:kern w:val="0"/>
+                <w:sz w:val="22"/>
+                <w:szCs w:val="22"/>
+                <w:lang w:eastAsia="ru-RU"/>
+                <w14:ligatures w14:val="none"/>
+              </w:rPr>
+              <w:t>Соответствует</w:t>
+            </w:r>
+          </w:p>
+        </w:tc>
+        <w:tc>
+          <w:tcPr>
+            <w:tcW w:w="3402" w:type="dxa"/>
+            <w:vAlign w:val="center"/>
+            <w:hideMark/>
+          </w:tcPr>
+          <w:p>
+            <w:pPr>
+              <w:spacing w:after="0" w:line="240" w:lineRule="auto"/>
+              <w:jc w:val="center"/>
+              <w:rPr>
+                <w:rFonts w:ascii="Calibri" w:eastAsia="Times New Roman" w:hAnsi="Calibri" w:cs="Calibri"/>
+                <w:color w:val="000000"/>
+                <w:kern w:val="0"/>
+                <w:sz w:val="22"/>
+                <w:szCs w:val="22"/>
+                <w:lang w:eastAsia="ru-RU"/>
+                <w14:ligatures w14:val="none"/>
+              </w:rPr>
+            </w:pPr>
+            <w:r>
+              <w:rPr>
+                <w:rFonts w:ascii="Calibri" w:eastAsia="Times New Roman" w:hAnsi="Calibri" w:cs="Calibri"/>
+                <w:color w:val="000000"/>
+                <w:kern w:val="0"/>
+                <w:sz w:val="22"/>
+                <w:szCs w:val="22"/>
+                <w:lang w:eastAsia="ru-RU"/>
+                <w14:ligatures w14:val="none"/>
+              </w:rPr>
+              <w:t>Все страницы корректно отображаются в браузере на ПК</w:t>
+            </w:r>
+          </w:p>
+        </w:tc>
+      </w:tr>
+      <w:tr>
+        <w:trPr>
+          <w:trHeight w:val="20"/>
+        </w:trPr>
+        <w:tc>
+          <w:tcPr>
+            <w:tcW w:w="447" w:type="dxa"/>
+            <w:vAlign w:val="center"/>
+            <w:hideMark/>
+          </w:tcPr>
+          <w:p>
+            <w:pPr>
+              <w:spacing w:after="0" w:line="240" w:lineRule="auto"/>
+              <w:jc w:val="center"/>
+              <w:rPr>
+                <w:rFonts w:ascii="Calibri" w:eastAsia="Times New Roman" w:hAnsi="Calibri" w:cs="Calibri"/>
+                <w:color w:val="000000"/>
+                <w:kern w:val="0"/>
+                <w:sz w:val="22"/>
+                <w:szCs w:val="22"/>
+                <w:lang w:eastAsia="ru-RU"/>
+                <w14:ligatures w14:val="none"/>
+              </w:rPr>
+            </w:pPr>
+            <w:r>
+              <w:rPr>
+                <w:rFonts w:ascii="Calibri" w:eastAsia="Times New Roman" w:hAnsi="Calibri" w:cs="Calibri"/>
+                <w:color w:val="000000"/>
+                <w:kern w:val="0"/>
+                <w:sz w:val="22"/>
+                <w:szCs w:val="22"/>
+                <w:lang w:eastAsia="ru-RU"/>
+                <w14:ligatures w14:val="none"/>
+              </w:rPr>
+              <w:t>7</w:t>
+            </w:r>
+          </w:p>
+        </w:tc>
+        <w:tc>
+          <w:tcPr>
+            <w:tcW w:w="3376" w:type="dxa"/>
+            <w:vAlign w:val="center"/>
+            <w:hideMark/>
+          </w:tcPr>
+          <w:p>
+            <w:pPr>
+              <w:spacing w:after="0" w:line="240" w:lineRule="auto"/>
+              <w:jc w:val="center"/>
+              <w:rPr>
+                <w:rFonts w:ascii="Calibri" w:eastAsia="Times New Roman" w:hAnsi="Calibri" w:cs="Calibri"/>
+                <w:color w:val="000000"/>
+                <w:kern w:val="0"/>
+                <w:sz w:val="22"/>
+                <w:szCs w:val="22"/>
+                <w:lang w:eastAsia="ru-RU"/>
+                <w14:ligatures w14:val="none"/>
+              </w:rPr>
+            </w:pPr>
+            <w:r>
+              <w:rPr>
+                <w:rFonts w:ascii="Calibri" w:eastAsia="Times New Roman" w:hAnsi="Calibri" w:cs="Calibri"/>
+                <w:color w:val="000000"/>
+                <w:kern w:val="0"/>
+                <w:sz w:val="22"/>
+                <w:szCs w:val="22"/>
+                <w:lang w:eastAsia="ru-RU"/>
+                <w14:ligatures w14:val="none"/>
+              </w:rPr>
+              <w:t>Оценка качества используемых изображений и графических элементов</w:t>
+            </w:r>
+          </w:p>
+        </w:tc>
+        <w:tc>
+          <w:tcPr>
+            <w:tcW w:w="2409" w:type="dxa"/>
+            <w:vAlign w:val="center"/>
+            <w:hideMark/>
+          </w:tcPr>
+          <w:p>
+            <w:pPr>
+              <w:spacing w:after="0" w:line="240" w:lineRule="auto"/>
+              <w:jc w:val="center"/>
+              <w:rPr>
+                <w:rFonts w:ascii="Calibri" w:eastAsia="Times New Roman" w:hAnsi="Calibri" w:cs="Calibri"/>
+                <w:color w:val="000000"/>
+                <w:kern w:val="0"/>
+                <w:sz w:val="22"/>
+                <w:szCs w:val="22"/>
+                <w:lang w:eastAsia="ru-RU"/>
+                <w14:ligatures w14:val="none"/>
+              </w:rPr>
+            </w:pPr>
+            <w:r>
+              <w:rPr>
+                <w:rFonts w:ascii="Calibri" w:eastAsia="Times New Roman" w:hAnsi="Calibri" w:cs="Calibri"/>
+                <w:color w:val="000000"/>
+                <w:kern w:val="0"/>
+                <w:sz w:val="22"/>
+                <w:szCs w:val="22"/>
+                <w:lang w:eastAsia="ru-RU"/>
+                <w14:ligatures w14:val="none"/>
+              </w:rPr>
+              <w:t>Соответствует</w:t>
+            </w:r>
+          </w:p>
+        </w:tc>
+        <w:tc>
+          <w:tcPr>
+            <w:tcW w:w="3402" w:type="dxa"/>
+            <w:vAlign w:val="center"/>
+            <w:hideMark/>
+          </w:tcPr>
+          <w:p>
+            <w:pPr>
+              <w:spacing w:after="0" w:line="240" w:lineRule="auto"/>
+              <w:jc w:val="center"/>
+              <w:rPr>
+                <w:rFonts w:ascii="Calibri" w:eastAsia="Times New Roman" w:hAnsi="Calibri" w:cs="Calibri"/>
+                <w:color w:val="000000"/>
+                <w:kern w:val="0"/>
+                <w:sz w:val="22"/>
+                <w:szCs w:val="22"/>
+                <w:lang w:eastAsia="ru-RU"/>
+                <w14:ligatures w14:val="none"/>
+              </w:rPr>
+            </w:pPr>
+            <w:r>
+              <w:rPr>
+                <w:rFonts w:ascii="Calibri" w:eastAsia="Times New Roman" w:hAnsi="Calibri" w:cs="Calibri"/>
+                <w:color w:val="000000"/>
+                <w:kern w:val="0"/>
+                <w:sz w:val="22"/>
+                <w:szCs w:val="22"/>
+                <w:lang w:eastAsia="ru-RU"/>
+                <w14:ligatures w14:val="none"/>
+              </w:rPr>
+              <w:t>Изображения отображаются корректно и не теряют качество при загрузке</w:t>
+            </w:r>
+          </w:p>
+        </w:tc>
+      </w:tr>
+      <w:tr>
+        <w:trPr>
+          <w:trHeight w:val="20"/>
+        </w:trPr>
+        <w:tc>
+          <w:tcPr>
+            <w:tcW w:w="447" w:type="dxa"/>
+            <w:vAlign w:val="center"/>
+            <w:hideMark/>
+          </w:tcPr>
+          <w:p>
+            <w:pPr>
+              <w:spacing w:after="0" w:line="240" w:lineRule="auto"/>
+              <w:jc w:val="center"/>
+              <w:rPr>
+                <w:rFonts w:ascii="Calibri" w:eastAsia="Times New Roman" w:hAnsi="Calibri" w:cs="Calibri"/>
+                <w:color w:val="000000"/>
+                <w:kern w:val="0"/>
+                <w:sz w:val="22"/>
+                <w:szCs w:val="22"/>
+                <w:lang w:eastAsia="ru-RU"/>
+                <w14:ligatures w14:val="none"/>
+              </w:rPr>
+            </w:pPr>
+            <w:r>
+              <w:rPr>
+                <w:rFonts w:ascii="Calibri" w:eastAsia="Times New Roman" w:hAnsi="Calibri" w:cs="Calibri"/>
+                <w:color w:val="000000"/>
+                <w:kern w:val="0"/>
+                <w:sz w:val="22"/>
+                <w:szCs w:val="22"/>
+                <w:lang w:eastAsia="ru-RU"/>
+                <w14:ligatures w14:val="none"/>
+              </w:rPr>
+              <w:t>8</w:t>
+            </w:r>
+          </w:p>
+        </w:tc>
+        <w:tc>
+          <w:tcPr>
+            <w:tcW w:w="3376" w:type="dxa"/>
+            <w:vAlign w:val="center"/>
+            <w:hideMark/>
+          </w:tcPr>
+          <w:p>
+            <w:pPr>
+              <w:spacing w:after="0" w:line="240" w:lineRule="auto"/>
+              <w:jc w:val="center"/>
+              <w:rPr>
+                <w:rFonts w:ascii="Calibri" w:eastAsia="Times New Roman" w:hAnsi="Calibri" w:cs="Calibri"/>
+                <w:color w:val="000000"/>
+                <w:kern w:val="0"/>
+                <w:sz w:val="22"/>
+                <w:szCs w:val="22"/>
+                <w:lang w:eastAsia="ru-RU"/>
+                <w14:ligatures w14:val="none"/>
+              </w:rPr>
+            </w:pPr>
+            <w:r>
+              <w:rPr>
+                <w:rFonts w:ascii="Calibri" w:eastAsia="Times New Roman" w:hAnsi="Calibri" w:cs="Calibri"/>
+                <w:color w:val="000000"/>
+                <w:kern w:val="0"/>
+                <w:sz w:val="22"/>
+                <w:szCs w:val="22"/>
+                <w:lang w:eastAsia="ru-RU"/>
+                <w14:ligatures w14:val="none"/>
+              </w:rPr>
+              <w:t>Проверка работоспособности форм авторизации и регистрации</w:t>
+            </w:r>
+          </w:p>
+        </w:tc>
+        <w:tc>
+          <w:tcPr>
+            <w:tcW w:w="2409" w:type="dxa"/>
+            <w:vAlign w:val="center"/>
+            <w:hideMark/>
+          </w:tcPr>
+          <w:p>
+            <w:pPr>
+              <w:spacing w:after="0" w:line="240" w:lineRule="auto"/>
+              <w:jc w:val="center"/>
+              <w:rPr>
+                <w:rFonts w:ascii="Calibri" w:eastAsia="Times New Roman" w:hAnsi="Calibri" w:cs="Calibri"/>
+                <w:color w:val="000000"/>
+                <w:kern w:val="0"/>
+                <w:sz w:val="22"/>
+                <w:szCs w:val="22"/>
+                <w:lang w:eastAsia="ru-RU"/>
+                <w14:ligatures w14:val="none"/>
+              </w:rPr>
+            </w:pPr>
+            <w:r>
+              <w:rPr>
+                <w:rFonts w:ascii="Calibri" w:eastAsia="Times New Roman" w:hAnsi="Calibri" w:cs="Calibri"/>
+                <w:color w:val="000000"/>
+                <w:kern w:val="0"/>
+                <w:sz w:val="22"/>
+                <w:szCs w:val="22"/>
+                <w:lang w:eastAsia="ru-RU"/>
+                <w14:ligatures w14:val="none"/>
+              </w:rPr>
+              <w:t>Соответствует</w:t>
+            </w:r>
+          </w:p>
+        </w:tc>
+        <w:tc>
+          <w:tcPr>
+            <w:tcW w:w="3402" w:type="dxa"/>
+            <w:vAlign w:val="center"/>
+            <w:hideMark/>
+          </w:tcPr>
+          <w:p>
+            <w:pPr>
+              <w:spacing w:after="0" w:line="240" w:lineRule="auto"/>
+              <w:jc w:val="center"/>
+              <w:rPr>
+                <w:rFonts w:ascii="Calibri" w:eastAsia="Times New Roman" w:hAnsi="Calibri" w:cs="Calibri"/>
+                <w:color w:val="000000"/>
+                <w:kern w:val="0"/>
+                <w:sz w:val="22"/>
+                <w:szCs w:val="22"/>
+                <w:lang w:eastAsia="ru-RU"/>
+                <w14:ligatures w14:val="none"/>
+              </w:rPr>
+            </w:pPr>
+            <w:r>
+              <w:rPr>
+                <w:rFonts w:ascii="Calibri" w:eastAsia="Times New Roman" w:hAnsi="Calibri" w:cs="Calibri"/>
+                <w:color w:val="000000"/>
+                <w:kern w:val="0"/>
+                <w:sz w:val="22"/>
+                <w:szCs w:val="22"/>
+                <w:lang w:eastAsia="ru-RU"/>
+                <w14:ligatures w14:val="none"/>
+              </w:rPr>
+              <w:t>Пользователь может зарегистрироваться и войти в систему</w:t>
+            </w:r>
+          </w:p>
+        </w:tc>
+      </w:tr>
+      <w:tr>
+        <w:trPr>
+          <w:trHeight w:val="20"/>
+        </w:trPr>
+        <w:tc>
+          <w:tcPr>
+            <w:tcW w:w="447" w:type="dxa"/>
+            <w:vAlign w:val="center"/>
+            <w:hideMark/>
+          </w:tcPr>
+          <w:p>
+            <w:pPr>
+              <w:spacing w:after="0" w:line="240" w:lineRule="auto"/>
+              <w:jc w:val="center"/>
+              <w:rPr>
+                <w:rFonts w:ascii="Calibri" w:eastAsia="Times New Roman" w:hAnsi="Calibri" w:cs="Calibri"/>
+                <w:color w:val="000000"/>
+                <w:kern w:val="0"/>
+                <w:sz w:val="22"/>
+                <w:szCs w:val="22"/>
+                <w:lang w:eastAsia="ru-RU"/>
+                <w14:ligatures w14:val="none"/>
+              </w:rPr>
+            </w:pPr>
+            <w:r>
+              <w:rPr>
+                <w:rFonts w:ascii="Calibri" w:eastAsia="Times New Roman" w:hAnsi="Calibri" w:cs="Calibri"/>
+                <w:color w:val="000000"/>
+                <w:kern w:val="0"/>
+                <w:sz w:val="22"/>
+                <w:szCs w:val="22"/>
+                <w:lang w:eastAsia="ru-RU"/>
+                <w14:ligatures w14:val="none"/>
+              </w:rPr>
+              <w:t>9</w:t>
+            </w:r>
+          </w:p>
+        </w:tc>
+        <w:tc>
+          <w:tcPr>
+            <w:tcW w:w="3376" w:type="dxa"/>
+            <w:vAlign w:val="center"/>
+            <w:hideMark/>
+          </w:tcPr>
+          <w:p>
+            <w:pPr>
+              <w:spacing w:after="0" w:line="240" w:lineRule="auto"/>
+              <w:jc w:val="center"/>
+              <w:rPr>
+                <w:rFonts w:ascii="Calibri" w:eastAsia="Times New Roman" w:hAnsi="Calibri" w:cs="Calibri"/>
+                <w:color w:val="000000"/>
+                <w:kern w:val="0"/>
+                <w:sz w:val="22"/>
+                <w:szCs w:val="22"/>
+                <w:lang w:eastAsia="ru-RU"/>
+                <w14:ligatures w14:val="none"/>
+              </w:rPr>
+            </w:pPr>
+            <w:r>
+              <w:rPr>
+                <w:rFonts w:ascii="Calibri" w:eastAsia="Times New Roman" w:hAnsi="Calibri" w:cs="Calibri"/>
+                <w:color w:val="000000"/>
+                <w:kern w:val="0"/>
+                <w:sz w:val="22"/>
+                <w:szCs w:val="22"/>
+                <w:lang w:eastAsia="ru-RU"/>
+                <w14:ligatures w14:val="none"/>
+              </w:rPr>
+              <w:t>Проверка оформления заказа</w:t>
+            </w:r>
+          </w:p>
+        </w:tc>
+        <w:tc>
+          <w:tcPr>
+            <w:tcW w:w="2409" w:type="dxa"/>
+            <w:vAlign w:val="center"/>
+            <w:hideMark/>
+          </w:tcPr>
+          <w:p>
+            <w:pPr>
+              <w:spacing w:after="0" w:line="240" w:lineRule="auto"/>
+              <w:jc w:val="center"/>
+              <w:rPr>
+                <w:rFonts w:ascii="Calibri" w:eastAsia="Times New Roman" w:hAnsi="Calibri" w:cs="Calibri"/>
+                <w:color w:val="000000"/>
+                <w:kern w:val="0"/>
+                <w:sz w:val="22"/>
+                <w:szCs w:val="22"/>
+                <w:lang w:eastAsia="ru-RU"/>
+                <w14:ligatures w14:val="none"/>
+              </w:rPr>
+            </w:pPr>
+            <w:r>
+              <w:rPr>
+                <w:rFonts w:ascii="Calibri" w:eastAsia="Times New Roman" w:hAnsi="Calibri" w:cs="Calibri"/>
+                <w:color w:val="000000"/>
+                <w:kern w:val="0"/>
+                <w:sz w:val="22"/>
+                <w:szCs w:val="22"/>
+                <w:lang w:eastAsia="ru-RU"/>
+                <w14:ligatures w14:val="none"/>
+              </w:rPr>
+              <w:t>Соответствует</w:t>
+            </w:r>
+          </w:p>
+        </w:tc>
+        <w:tc>
+          <w:tcPr>
+            <w:tcW w:w="3402" w:type="dxa"/>
+            <w:vAlign w:val="center"/>
+            <w:hideMark/>
+          </w:tcPr>
+          <w:p>
+            <w:pPr>
+              <w:spacing w:after="0" w:line="240" w:lineRule="auto"/>
+              <w:jc w:val="center"/>
+              <w:rPr>
+                <w:rFonts w:ascii="Calibri" w:eastAsia="Times New Roman" w:hAnsi="Calibri" w:cs="Calibri"/>
+                <w:color w:val="000000"/>
+                <w:kern w:val="0"/>
+                <w:sz w:val="22"/>
+                <w:szCs w:val="22"/>
+                <w:lang w:eastAsia="ru-RU"/>
+                <w14:ligatures w14:val="none"/>
+              </w:rPr>
+            </w:pPr>
+            <w:r>
+              <w:rPr>
+                <w:rFonts w:ascii="Calibri" w:eastAsia="Times New Roman" w:hAnsi="Calibri" w:cs="Calibri"/>
+                <w:color w:val="000000"/>
+                <w:kern w:val="0"/>
+                <w:sz w:val="22"/>
+                <w:szCs w:val="22"/>
+                <w:lang w:eastAsia="ru-RU"/>
+                <w14:ligatures w14:val="none"/>
+              </w:rPr>
+              <w:t>Заказы успешно создаются и сохраняются в базе данных</w:t>
+            </w:r>
+          </w:p>
+        </w:tc>
+      </w:tr>
+      <w:tr>
+        <w:trPr>
+          <w:trHeight w:val="20"/>
+        </w:trPr>
+        <w:tc>
+          <w:tcPr>
+            <w:tcW w:w="447" w:type="dxa"/>
+            <w:vAlign w:val="center"/>
+            <w:hideMark/>
+          </w:tcPr>
+          <w:p>
+            <w:pPr>
+              <w:spacing w:after="0" w:line="240" w:lineRule="auto"/>
+              <w:jc w:val="center"/>
+              <w:rPr>
+                <w:rFonts w:ascii="Calibri" w:eastAsia="Times New Roman" w:hAnsi="Calibri" w:cs="Calibri"/>
+                <w:color w:val="000000"/>
+                <w:kern w:val="0"/>
+                <w:sz w:val="22"/>
+                <w:szCs w:val="22"/>
+                <w:lang w:eastAsia="ru-RU"/>
+                <w14:ligatures w14:val="none"/>
+              </w:rPr>
+            </w:pPr>
+            <w:r>
+              <w:rPr>
+                <w:rFonts w:ascii="Calibri" w:eastAsia="Times New Roman" w:hAnsi="Calibri" w:cs="Calibri"/>
+                <w:color w:val="000000"/>
+                <w:kern w:val="0"/>
+                <w:sz w:val="22"/>
+                <w:szCs w:val="22"/>
+                <w:lang w:eastAsia="ru-RU"/>
+                <w14:ligatures w14:val="none"/>
+              </w:rPr>
+              <w:t>10</w:t>
+            </w:r>
+          </w:p>
+        </w:tc>
+        <w:tc>
+          <w:tcPr>
+            <w:tcW w:w="3376" w:type="dxa"/>
+            <w:vAlign w:val="center"/>
+            <w:hideMark/>
+          </w:tcPr>
+          <w:p>
+            <w:pPr>
+              <w:spacing w:after="0" w:line="240" w:lineRule="auto"/>
+              <w:jc w:val="center"/>
+              <w:rPr>
+                <w:rFonts w:ascii="Calibri" w:eastAsia="Times New Roman" w:hAnsi="Calibri" w:cs="Calibri"/>
+                <w:color w:val="000000"/>
+                <w:kern w:val="0"/>
+                <w:sz w:val="22"/>
+                <w:szCs w:val="22"/>
+                <w:lang w:eastAsia="ru-RU"/>
+                <w14:ligatures w14:val="none"/>
+              </w:rPr>
+            </w:pPr>
+            <w:r>
+              <w:rPr>
+                <w:rFonts w:ascii="Calibri" w:eastAsia="Times New Roman" w:hAnsi="Calibri" w:cs="Calibri"/>
+                <w:color w:val="000000"/>
+                <w:kern w:val="0"/>
+                <w:sz w:val="22"/>
+                <w:szCs w:val="22"/>
+                <w:lang w:eastAsia="ru-RU"/>
+                <w14:ligatures w14:val="none"/>
+              </w:rPr>
+              <w:t>Проверка работы административной панели</w:t>
+            </w:r>
+          </w:p>
+        </w:tc>
+        <w:tc>
+          <w:tcPr>
+            <w:tcW w:w="2409" w:type="dxa"/>
+            <w:vAlign w:val="center"/>
+            <w:hideMark/>
+          </w:tcPr>
+          <w:p>
+            <w:pPr>
+              <w:spacing w:after="0" w:line="240" w:lineRule="auto"/>
+              <w:jc w:val="center"/>
+              <w:rPr>
+                <w:rFonts w:ascii="Calibri" w:eastAsia="Times New Roman" w:hAnsi="Calibri" w:cs="Calibri"/>
+                <w:color w:val="000000"/>
+                <w:kern w:val="0"/>
+                <w:sz w:val="22"/>
+                <w:szCs w:val="22"/>
+                <w:lang w:eastAsia="ru-RU"/>
+                <w14:ligatures w14:val="none"/>
+              </w:rPr>
+            </w:pPr>
+            <w:r>
+              <w:rPr>
+                <w:rFonts w:ascii="Calibri" w:eastAsia="Times New Roman" w:hAnsi="Calibri" w:cs="Calibri"/>
+                <w:color w:val="000000"/>
+                <w:kern w:val="0"/>
+                <w:sz w:val="22"/>
+                <w:szCs w:val="22"/>
+                <w:lang w:eastAsia="ru-RU"/>
+                <w14:ligatures w14:val="none"/>
+              </w:rPr>
+              <w:t>Соответствует</w:t>
+            </w:r>
+          </w:p>
+        </w:tc>
+        <w:tc>
+          <w:tcPr>
+            <w:tcW w:w="3402" w:type="dxa"/>
+            <w:vAlign w:val="center"/>
+            <w:hideMark/>
+          </w:tcPr>
+          <w:p>
+            <w:pPr>
+              <w:spacing w:after="0" w:line="240" w:lineRule="auto"/>
+              <w:jc w:val="center"/>
+              <w:rPr>
+                <w:rFonts w:ascii="Calibri" w:eastAsia="Times New Roman" w:hAnsi="Calibri" w:cs="Calibri"/>
+                <w:color w:val="000000"/>
+                <w:kern w:val="0"/>
+                <w:sz w:val="22"/>
+                <w:szCs w:val="22"/>
+                <w:lang w:eastAsia="ru-RU"/>
+                <w14:ligatures w14:val="none"/>
+              </w:rPr>
+            </w:pPr>
+            <w:r>
+              <w:rPr>
+                <w:rFonts w:ascii="Calibri" w:eastAsia="Times New Roman" w:hAnsi="Calibri" w:cs="Calibri"/>
+                <w:color w:val="000000"/>
+                <w:kern w:val="0"/>
+                <w:sz w:val="22"/>
+                <w:szCs w:val="22"/>
+                <w:lang w:eastAsia="ru-RU"/>
+                <w14:ligatures w14:val="none"/>
+              </w:rPr>
+              <w:t>Администратор может просматривать, изменять и удалять заказы</w:t>
+            </w:r>
+          </w:p>
+        </w:tc>
+      </w:tr>
+      <w:tr>
+        <w:trPr>
+          <w:trHeight w:val="20"/>
+        </w:trPr>
+        <w:tc>
+          <w:tcPr>
+            <w:tcW w:w="447" w:type="dxa"/>
+            <w:vAlign w:val="center"/>
+            <w:hideMark/>
+          </w:tcPr>
+          <w:p>
+            <w:pPr>
+              <w:spacing w:after="0" w:line="240" w:lineRule="auto"/>
+              <w:jc w:val="center"/>
+              <w:rPr>
+                <w:rFonts w:ascii="Calibri" w:eastAsia="Times New Roman" w:hAnsi="Calibri" w:cs="Calibri"/>
+                <w:color w:val="000000"/>
+                <w:kern w:val="0"/>
+                <w:sz w:val="22"/>
+                <w:szCs w:val="22"/>
+                <w:lang w:eastAsia="ru-RU"/>
+                <w14:ligatures w14:val="none"/>
+              </w:rPr>
+            </w:pPr>
+            <w:r>
+              <w:rPr>
+                <w:rFonts w:ascii="Calibri" w:eastAsia="Times New Roman" w:hAnsi="Calibri" w:cs="Calibri"/>
+                <w:color w:val="000000"/>
+                <w:kern w:val="0"/>
+                <w:sz w:val="22"/>
+                <w:szCs w:val="22"/>
+                <w:lang w:eastAsia="ru-RU"/>
+                <w14:ligatures w14:val="none"/>
+              </w:rPr>
+              <w:t>11</w:t>
+            </w:r>
+          </w:p>
+        </w:tc>
+        <w:tc>
+          <w:tcPr>
+            <w:tcW w:w="3376" w:type="dxa"/>
+            <w:vAlign w:val="center"/>
+            <w:hideMark/>
+          </w:tcPr>
+          <w:p>
+            <w:pPr>
+              <w:spacing w:after="0" w:line="240" w:lineRule="auto"/>
+              <w:jc w:val="center"/>
+              <w:rPr>
+                <w:rFonts w:ascii="Calibri" w:eastAsia="Times New Roman" w:hAnsi="Calibri" w:cs="Calibri"/>
+                <w:color w:val="000000"/>
+                <w:kern w:val="0"/>
+                <w:sz w:val="22"/>
+                <w:szCs w:val="22"/>
+                <w:lang w:eastAsia="ru-RU"/>
+                <w14:ligatures w14:val="none"/>
+              </w:rPr>
+            </w:pPr>
+            <w:r>
+              <w:rPr>
+                <w:rFonts w:ascii="Calibri" w:eastAsia="Times New Roman" w:hAnsi="Calibri" w:cs="Calibri"/>
+                <w:color w:val="000000"/>
+                <w:kern w:val="0"/>
+                <w:sz w:val="22"/>
+                <w:szCs w:val="22"/>
+                <w:lang w:eastAsia="ru-RU"/>
+                <w14:ligatures w14:val="none"/>
+              </w:rPr>
+              <w:t>Проверка отображения истории заказов</w:t>
+            </w:r>
+          </w:p>
+        </w:tc>
+        <w:tc>
+          <w:tcPr>
+            <w:tcW w:w="2409" w:type="dxa"/>
+            <w:vAlign w:val="center"/>
+            <w:hideMark/>
+          </w:tcPr>
+          <w:p>
+            <w:pPr>
+              <w:spacing w:after="0" w:line="240" w:lineRule="auto"/>
+              <w:jc w:val="center"/>
+              <w:rPr>
+                <w:rFonts w:ascii="Calibri" w:eastAsia="Times New Roman" w:hAnsi="Calibri" w:cs="Calibri"/>
+                <w:color w:val="000000"/>
+                <w:kern w:val="0"/>
+                <w:sz w:val="22"/>
+                <w:szCs w:val="22"/>
+                <w:lang w:eastAsia="ru-RU"/>
+                <w14:ligatures w14:val="none"/>
+              </w:rPr>
+            </w:pPr>
+            <w:r>
+              <w:rPr>
+                <w:rFonts w:ascii="Calibri" w:eastAsia="Times New Roman" w:hAnsi="Calibri" w:cs="Calibri"/>
+                <w:color w:val="000000"/>
+                <w:kern w:val="0"/>
+                <w:sz w:val="22"/>
+                <w:szCs w:val="22"/>
+                <w:lang w:eastAsia="ru-RU"/>
+                <w14:ligatures w14:val="none"/>
+              </w:rPr>
+              <w:t>Соответствует</w:t>
+            </w:r>
+          </w:p>
+        </w:tc>
+        <w:tc>
+          <w:tcPr>
+            <w:tcW w:w="3402" w:type="dxa"/>
+            <w:vAlign w:val="center"/>
+            <w:hideMark/>
+          </w:tcPr>
+          <w:p>
+            <w:pPr>
+              <w:spacing w:after="0" w:line="240" w:lineRule="auto"/>
+              <w:jc w:val="center"/>
+              <w:rPr>
+                <w:rFonts w:ascii="Calibri" w:eastAsia="Times New Roman" w:hAnsi="Calibri" w:cs="Calibri"/>
+                <w:color w:val="000000"/>
+                <w:kern w:val="0"/>
+                <w:sz w:val="22"/>
+                <w:szCs w:val="22"/>
+                <w:lang w:eastAsia="ru-RU"/>
+                <w14:ligatures w14:val="none"/>
+              </w:rPr>
+            </w:pPr>
+            <w:r>
+              <w:rPr>
+                <w:rFonts w:ascii="Calibri" w:eastAsia="Times New Roman" w:hAnsi="Calibri" w:cs="Calibri"/>
+                <w:color w:val="000000"/>
+                <w:kern w:val="0"/>
+                <w:sz w:val="22"/>
+                <w:szCs w:val="22"/>
+                <w:lang w:eastAsia="ru-RU"/>
+                <w14:ligatures w14:val="none"/>
+              </w:rPr>
+              <w:t>Выполненные заказы корректно отображаются в архиве</w:t>
+            </w:r>
+          </w:p>
+        </w:tc>
+      </w:tr>
+      <w:tr>
+        <w:trPr>
+          <w:trHeight w:val="20"/>
+        </w:trPr>
+        <w:tc>
+          <w:tcPr>
+            <w:tcW w:w="447" w:type="dxa"/>
+            <w:vAlign w:val="center"/>
+            <w:hideMark/>
+          </w:tcPr>
+          <w:p>
+            <w:pPr>
+              <w:spacing w:after="0" w:line="240" w:lineRule="auto"/>
+              <w:jc w:val="center"/>
+              <w:rPr>
+                <w:rFonts w:ascii="Calibri" w:eastAsia="Times New Roman" w:hAnsi="Calibri" w:cs="Calibri"/>
+                <w:color w:val="000000"/>
+                <w:kern w:val="0"/>
+                <w:sz w:val="22"/>
+                <w:szCs w:val="22"/>
+                <w:lang w:eastAsia="ru-RU"/>
+                <w14:ligatures w14:val="none"/>
+              </w:rPr>
+            </w:pPr>
+            <w:r>
+              <w:rPr>
+                <w:rFonts w:ascii="Calibri" w:eastAsia="Times New Roman" w:hAnsi="Calibri" w:cs="Calibri"/>
+                <w:color w:val="000000"/>
+                <w:kern w:val="0"/>
+                <w:sz w:val="22"/>
+                <w:szCs w:val="22"/>
+                <w:lang w:eastAsia="ru-RU"/>
+                <w14:ligatures w14:val="none"/>
+              </w:rPr>
+              <w:t>12</w:t>
+            </w:r>
+          </w:p>
+        </w:tc>
+        <w:tc>
+          <w:tcPr>
+            <w:tcW w:w="3376" w:type="dxa"/>
+            <w:vAlign w:val="center"/>
+            <w:hideMark/>
+          </w:tcPr>
+          <w:p>
+            <w:pPr>
+              <w:spacing w:after="0" w:line="240" w:lineRule="auto"/>
+              <w:jc w:val="center"/>
+              <w:rPr>
+                <w:rFonts w:ascii="Calibri" w:eastAsia="Times New Roman" w:hAnsi="Calibri" w:cs="Calibri"/>
+                <w:color w:val="000000"/>
+                <w:kern w:val="0"/>
+                <w:sz w:val="22"/>
+                <w:szCs w:val="22"/>
+                <w:lang w:eastAsia="ru-RU"/>
+                <w14:ligatures w14:val="none"/>
+              </w:rPr>
+            </w:pPr>
+            <w:r>
+              <w:rPr>
+                <w:rFonts w:ascii="Calibri" w:eastAsia="Times New Roman" w:hAnsi="Calibri" w:cs="Calibri"/>
+                <w:color w:val="000000"/>
+                <w:kern w:val="0"/>
+                <w:sz w:val="22"/>
+                <w:szCs w:val="22"/>
+                <w:lang w:eastAsia="ru-RU"/>
+                <w14:ligatures w14:val="none"/>
+              </w:rPr>
+              <w:t>Оценка общего впечатления от интерфейса</w:t>
+            </w:r>
+          </w:p>
+        </w:tc>
+        <w:tc>
+          <w:tcPr>
+            <w:tcW w:w="2409" w:type="dxa"/>
+            <w:vAlign w:val="center"/>
+            <w:hideMark/>
+          </w:tcPr>
+          <w:p>
+            <w:pPr>
+              <w:spacing w:after="0" w:line="240" w:lineRule="auto"/>
+              <w:jc w:val="center"/>
+              <w:rPr>
+                <w:rFonts w:ascii="Calibri" w:eastAsia="Times New Roman" w:hAnsi="Calibri" w:cs="Calibri"/>
+                <w:color w:val="000000"/>
+                <w:kern w:val="0"/>
+                <w:sz w:val="22"/>
+                <w:szCs w:val="22"/>
+                <w:lang w:eastAsia="ru-RU"/>
+                <w14:ligatures w14:val="none"/>
+              </w:rPr>
+            </w:pPr>
+            <w:r>
+              <w:rPr>
+                <w:rFonts w:ascii="Calibri" w:eastAsia="Times New Roman" w:hAnsi="Calibri" w:cs="Calibri"/>
+                <w:color w:val="000000"/>
+                <w:kern w:val="0"/>
+                <w:sz w:val="22"/>
+                <w:szCs w:val="22"/>
+                <w:lang w:eastAsia="ru-RU"/>
+                <w14:ligatures w14:val="none"/>
+              </w:rPr>
+              <w:t>Соответствует</w:t>
+            </w:r>
+          </w:p>
+        </w:tc>
+        <w:tc>
+          <w:tcPr>
+            <w:tcW w:w="3402" w:type="dxa"/>
+            <w:vAlign w:val="center"/>
+            <w:hideMark/>
+          </w:tcPr>
+          <w:p>
+            <w:pPr>
+              <w:spacing w:after="0" w:line="240" w:lineRule="auto"/>
+              <w:jc w:val="center"/>
+              <w:rPr>
+                <w:rFonts w:ascii="Calibri" w:eastAsia="Times New Roman" w:hAnsi="Calibri" w:cs="Calibri"/>
+                <w:color w:val="000000"/>
+                <w:kern w:val="0"/>
+                <w:sz w:val="22"/>
+                <w:szCs w:val="22"/>
+                <w:lang w:eastAsia="ru-RU"/>
+                <w14:ligatures w14:val="none"/>
+              </w:rPr>
+            </w:pPr>
+            <w:r>
+              <w:rPr>
+                <w:rFonts w:ascii="Calibri" w:eastAsia="Times New Roman" w:hAnsi="Calibri" w:cs="Calibri"/>
+                <w:color w:val="000000"/>
+                <w:kern w:val="0"/>
+                <w:sz w:val="22"/>
+                <w:szCs w:val="22"/>
+                <w:lang w:eastAsia="ru-RU"/>
+                <w14:ligatures w14:val="none"/>
+              </w:rPr>
+              <w:t>Интерфейс выглядит аккуратным, понятным и удобным для пользователя</w:t>
+            </w:r>
+          </w:p>
+        </w:tc>
+      </w:tr>
+    </w:tbl>
+    <w:p>
+      <w:pPr>
+        <w:spacing w:after="0" w:line="360" w:lineRule="auto"/>
+        <w:ind w:firstLine="709"/>
+        <w:jc w:val="both"/>
+        <w:rPr>
+          <w:rFonts w:ascii="Times New Roman" w:hAnsi="Times New Roman" w:cs="Times New Roman"/>
+        </w:rPr>
+      </w:pPr>
+      <w:r>
+        <w:rPr>
+          <w:rFonts w:ascii="Times New Roman" w:hAnsi="Times New Roman" w:cs="Times New Roman"/>
+        </w:rPr>
+        <w:t>По результатам проведённого тестирования установлено, что разработанное веб-приложение корректно выполняет заявленные функции и соответствует поставленным требованиям. Навигация между страницами работает без ошибок, формы обработки данных функционируют корректно, а административная панель обеспечивает управление заказами. Разработанный интерфейс удобен для использования и обеспечивает комфортное взаимодействие пользователя с системой.</w:t>
+      </w:r>
+    </w:p>
     <w:p>
       <w:pPr>
         <w:ind w:firstLine="709"/>
@@ -3930,7 +7590,7 @@
       <w:bookmarkEnd w:id="7"/>
     </w:p>
     <w:sectPr>
-      <w:footerReference w:type="default" r:id="rId8"/>
+      <w:footerReference w:type="default" r:id="rId16"/>
       <w:pgSz w:w="11906" w:h="16838"/>
       <w:pgMar w:top="1134" w:right="567" w:bottom="1134" w:left="1701" w:header="709" w:footer="709" w:gutter="0"/>
       <w:cols w:space="708"/>
@@ -5654,6 +9314,155 @@
     </w:lvl>
   </w:abstractNum>
   <w:abstractNum w:abstractNumId="12" w15:restartNumberingAfterBreak="0">
+    <w:nsid w:val="4C5E790A"/>
+    <w:multiLevelType w:val="multilevel"/>
+    <w:tmpl w:val="9AF07E3A"/>
+    <w:lvl w:ilvl="0">
+      <w:start w:val="1"/>
+      <w:numFmt w:val="bullet"/>
+      <w:lvlText w:val=""/>
+      <w:lvlJc w:val="left"/>
+      <w:pPr>
+        <w:tabs>
+          <w:tab w:val="num" w:pos="720"/>
+        </w:tabs>
+        <w:ind w:left="720" w:hanging="360"/>
+      </w:pPr>
+      <w:rPr>
+        <w:rFonts w:ascii="Symbol" w:hAnsi="Symbol" w:hint="default"/>
+        <w:sz w:val="20"/>
+      </w:rPr>
+    </w:lvl>
+    <w:lvl w:ilvl="1" w:tentative="1">
+      <w:start w:val="1"/>
+      <w:numFmt w:val="bullet"/>
+      <w:lvlText w:val="o"/>
+      <w:lvlJc w:val="left"/>
+      <w:pPr>
+        <w:tabs>
+          <w:tab w:val="num" w:pos="1440"/>
+        </w:tabs>
+        <w:ind w:left="1440" w:hanging="360"/>
+      </w:pPr>
+      <w:rPr>
+        <w:rFonts w:ascii="Courier New" w:hAnsi="Courier New" w:hint="default"/>
+        <w:sz w:val="20"/>
+      </w:rPr>
+    </w:lvl>
+    <w:lvl w:ilvl="2" w:tentative="1">
+      <w:start w:val="1"/>
+      <w:numFmt w:val="bullet"/>
+      <w:lvlText w:val=""/>
+      <w:lvlJc w:val="left"/>
+      <w:pPr>
+        <w:tabs>
+          <w:tab w:val="num" w:pos="2160"/>
+        </w:tabs>
+        <w:ind w:left="2160" w:hanging="360"/>
+      </w:pPr>
+      <w:rPr>
+        <w:rFonts w:ascii="Wingdings" w:hAnsi="Wingdings" w:hint="default"/>
+        <w:sz w:val="20"/>
+      </w:rPr>
+    </w:lvl>
+    <w:lvl w:ilvl="3" w:tentative="1">
+      <w:start w:val="1"/>
+      <w:numFmt w:val="bullet"/>
+      <w:lvlText w:val=""/>
+      <w:lvlJc w:val="left"/>
+      <w:pPr>
+        <w:tabs>
+          <w:tab w:val="num" w:pos="2880"/>
+        </w:tabs>
+        <w:ind w:left="2880" w:hanging="360"/>
+      </w:pPr>
+      <w:rPr>
+        <w:rFonts w:ascii="Wingdings" w:hAnsi="Wingdings" w:hint="default"/>
+        <w:sz w:val="20"/>
+      </w:rPr>
+    </w:lvl>
+    <w:lvl w:ilvl="4" w:tentative="1">
+      <w:start w:val="1"/>
+      <w:numFmt w:val="bullet"/>
+      <w:lvlText w:val=""/>
+      <w:lvlJc w:val="left"/>
+      <w:pPr>
+        <w:tabs>
+          <w:tab w:val="num" w:pos="3600"/>
+        </w:tabs>
+        <w:ind w:left="3600" w:hanging="360"/>
+      </w:pPr>
+      <w:rPr>
+        <w:rFonts w:ascii="Wingdings" w:hAnsi="Wingdings" w:hint="default"/>
+        <w:sz w:val="20"/>
+      </w:rPr>
+    </w:lvl>
+    <w:lvl w:ilvl="5" w:tentative="1">
+      <w:start w:val="1"/>
+      <w:numFmt w:val="bullet"/>
+      <w:lvlText w:val=""/>
+      <w:lvlJc w:val="left"/>
+      <w:pPr>
+        <w:tabs>
+          <w:tab w:val="num" w:pos="4320"/>
+        </w:tabs>
+        <w:ind w:left="4320" w:hanging="360"/>
+      </w:pPr>
+      <w:rPr>
+        <w:rFonts w:ascii="Wingdings" w:hAnsi="Wingdings" w:hint="default"/>
+        <w:sz w:val="20"/>
+      </w:rPr>
+    </w:lvl>
+    <w:lvl w:ilvl="6" w:tentative="1">
+      <w:start w:val="1"/>
+      <w:numFmt w:val="bullet"/>
+      <w:lvlText w:val=""/>
+      <w:lvlJc w:val="left"/>
+      <w:pPr>
+        <w:tabs>
+          <w:tab w:val="num" w:pos="5040"/>
+        </w:tabs>
+        <w:ind w:left="5040" w:hanging="360"/>
+      </w:pPr>
+      <w:rPr>
+        <w:rFonts w:ascii="Wingdings" w:hAnsi="Wingdings" w:hint="default"/>
+        <w:sz w:val="20"/>
+      </w:rPr>
+    </w:lvl>
+    <w:lvl w:ilvl="7" w:tentative="1">
+      <w:start w:val="1"/>
+      <w:numFmt w:val="bullet"/>
+      <w:lvlText w:val=""/>
+      <w:lvlJc w:val="left"/>
+      <w:pPr>
+        <w:tabs>
+          <w:tab w:val="num" w:pos="5760"/>
+        </w:tabs>
+        <w:ind w:left="5760" w:hanging="360"/>
+      </w:pPr>
+      <w:rPr>
+        <w:rFonts w:ascii="Wingdings" w:hAnsi="Wingdings" w:hint="default"/>
+        <w:sz w:val="20"/>
+      </w:rPr>
+    </w:lvl>
+    <w:lvl w:ilvl="8" w:tentative="1">
+      <w:start w:val="1"/>
+      <w:numFmt w:val="bullet"/>
+      <w:lvlText w:val=""/>
+      <w:lvlJc w:val="left"/>
+      <w:pPr>
+        <w:tabs>
+          <w:tab w:val="num" w:pos="6480"/>
+        </w:tabs>
+        <w:ind w:left="6480" w:hanging="360"/>
+      </w:pPr>
+      <w:rPr>
+        <w:rFonts w:ascii="Wingdings" w:hAnsi="Wingdings" w:hint="default"/>
+        <w:sz w:val="20"/>
+      </w:rPr>
+    </w:lvl>
+  </w:abstractNum>
+  <w:abstractNum w:abstractNumId="13" w15:restartNumberingAfterBreak="0">
     <w:nsid w:val="51BB44B3"/>
     <w:multiLevelType w:val="multilevel"/>
     <w:tmpl w:val="7B747F0C"/>
@@ -5802,7 +9611,7 @@
       </w:rPr>
     </w:lvl>
   </w:abstractNum>
-  <w:abstractNum w:abstractNumId="13" w15:restartNumberingAfterBreak="0">
+  <w:abstractNum w:abstractNumId="14" w15:restartNumberingAfterBreak="0">
     <w:nsid w:val="5AC9188D"/>
     <w:multiLevelType w:val="multilevel"/>
     <w:tmpl w:val="34CCC81E"/>
@@ -5951,7 +9760,7 @@
       </w:rPr>
     </w:lvl>
   </w:abstractNum>
-  <w:abstractNum w:abstractNumId="14" w15:restartNumberingAfterBreak="0">
+  <w:abstractNum w:abstractNumId="15" w15:restartNumberingAfterBreak="0">
     <w:nsid w:val="65B054FE"/>
     <w:multiLevelType w:val="multilevel"/>
     <w:tmpl w:val="95AEABAC"/>
@@ -6100,7 +9909,7 @@
       </w:rPr>
     </w:lvl>
   </w:abstractNum>
-  <w:abstractNum w:abstractNumId="15" w15:restartNumberingAfterBreak="0">
+  <w:abstractNum w:abstractNumId="16" w15:restartNumberingAfterBreak="0">
     <w:nsid w:val="69A82D27"/>
     <w:multiLevelType w:val="multilevel"/>
     <w:tmpl w:val="F856957A"/>
@@ -6249,7 +10058,7 @@
       </w:rPr>
     </w:lvl>
   </w:abstractNum>
-  <w:abstractNum w:abstractNumId="16" w15:restartNumberingAfterBreak="0">
+  <w:abstractNum w:abstractNumId="17" w15:restartNumberingAfterBreak="0">
     <w:nsid w:val="6E75525C"/>
     <w:multiLevelType w:val="multilevel"/>
     <w:tmpl w:val="A3C0A3B4"/>
@@ -6398,7 +10207,7 @@
       </w:rPr>
     </w:lvl>
   </w:abstractNum>
-  <w:abstractNum w:abstractNumId="17" w15:restartNumberingAfterBreak="0">
+  <w:abstractNum w:abstractNumId="18" w15:restartNumberingAfterBreak="0">
     <w:nsid w:val="71FA555A"/>
     <w:multiLevelType w:val="multilevel"/>
     <w:tmpl w:val="2DB6EC5E"/>
@@ -6548,25 +10357,25 @@
     </w:lvl>
   </w:abstractNum>
   <w:num w:numId="1" w16cid:durableId="1919632550">
-    <w:abstractNumId w:val="13"/>
+    <w:abstractNumId w:val="14"/>
   </w:num>
   <w:num w:numId="2" w16cid:durableId="166598017">
-    <w:abstractNumId w:val="15"/>
+    <w:abstractNumId w:val="16"/>
   </w:num>
   <w:num w:numId="3" w16cid:durableId="765272268">
     <w:abstractNumId w:val="2"/>
   </w:num>
   <w:num w:numId="4" w16cid:durableId="1746947974">
-    <w:abstractNumId w:val="16"/>
+    <w:abstractNumId w:val="17"/>
   </w:num>
   <w:num w:numId="5" w16cid:durableId="225919042">
     <w:abstractNumId w:val="0"/>
   </w:num>
   <w:num w:numId="6" w16cid:durableId="943462457">
-    <w:abstractNumId w:val="14"/>
+    <w:abstractNumId w:val="15"/>
   </w:num>
   <w:num w:numId="7" w16cid:durableId="790056369">
-    <w:abstractNumId w:val="17"/>
+    <w:abstractNumId w:val="18"/>
   </w:num>
   <w:num w:numId="8" w16cid:durableId="984163657">
     <w:abstractNumId w:val="4"/>
@@ -6590,7 +10399,7 @@
     <w:abstractNumId w:val="7"/>
   </w:num>
   <w:num w:numId="15" w16cid:durableId="1126773926">
-    <w:abstractNumId w:val="12"/>
+    <w:abstractNumId w:val="13"/>
   </w:num>
   <w:num w:numId="16" w16cid:durableId="441535556">
     <w:abstractNumId w:val="3"/>
@@ -6600,6 +10409,9 @@
   </w:num>
   <w:num w:numId="18" w16cid:durableId="1138914312">
     <w:abstractNumId w:val="9"/>
+  </w:num>
+  <w:num w:numId="19" w16cid:durableId="131673798">
+    <w:abstractNumId w:val="12"/>
   </w:num>
 </w:numbering>
 </file>

--- a/UPsite/отчёт.docx
+++ b/UPsite/отчёт.docx
@@ -444,35 +444,28 @@
           <w:sz w:val="28"/>
           <w:szCs w:val="28"/>
         </w:rPr>
-        <w:t>(ка</w:t>
+        <w:t xml:space="preserve"> группы</w:t>
       </w:r>
       <w:r>
         <w:rPr>
           <w:sz w:val="28"/>
           <w:szCs w:val="28"/>
         </w:rPr>
-        <w:t>)</w:t>
+        <w:t>:</w:t>
       </w:r>
       <w:r>
         <w:rPr>
           <w:sz w:val="28"/>
           <w:szCs w:val="28"/>
         </w:rPr>
-        <w:t xml:space="preserve"> группы</w:t>
+        <w:t xml:space="preserve"> ИСВ-21</w:t>
       </w:r>
       <w:r>
         <w:rPr>
           <w:sz w:val="28"/>
           <w:szCs w:val="28"/>
         </w:rPr>
-        <w:t>:</w:t>
-      </w:r>
-      <w:r>
-        <w:rPr>
-          <w:sz w:val="28"/>
-          <w:szCs w:val="28"/>
-        </w:rPr>
-        <w:t xml:space="preserve"> ИСВ-21</w:t>
+        <w:tab/>
       </w:r>
       <w:r>
         <w:rPr>
@@ -1012,11 +1005,23 @@
     <w:p>
       <w:pPr>
         <w:pStyle w:val="1"/>
-      </w:pPr>
-      <w:bookmarkStart w:id="0" w:name="_Toc231489099"/>
-      <w:r>
+        <w:rPr>
+          <w:b/>
+          <w:bCs/>
+          <w:sz w:val="28"/>
+          <w:szCs w:val="28"/>
+        </w:rPr>
+      </w:pPr>
+      <w:bookmarkStart w:id="0" w:name="_Toc232065826"/>
+      <w:r>
+        <w:rPr>
+          <w:b/>
+          <w:bCs/>
+          <w:sz w:val="28"/>
+          <w:szCs w:val="28"/>
+        </w:rPr>
         <w:lastRenderedPageBreak/>
-        <w:t>Оглавление</w:t>
+        <w:t>Содержание</w:t>
       </w:r>
       <w:bookmarkEnd w:id="0"/>
     </w:p>
@@ -1073,14 +1078,16 @@
           <w:r>
             <w:fldChar w:fldCharType="separate"/>
           </w:r>
-          <w:hyperlink w:anchor="_Toc231489099" w:history="1">
+          <w:hyperlink w:anchor="_Toc232065826" w:history="1">
             <w:r>
               <w:rPr>
                 <w:rStyle w:val="ac"/>
                 <w:rFonts w:ascii="Times New Roman" w:hAnsi="Times New Roman" w:cs="Times New Roman"/>
+                <w:b/>
+                <w:bCs/>
                 <w:noProof/>
               </w:rPr>
-              <w:t>Оглавление</w:t>
+              <w:t>Содержание</w:t>
             </w:r>
             <w:r>
               <w:rPr>
@@ -1104,7 +1111,7 @@
                 <w:noProof/>
                 <w:webHidden/>
               </w:rPr>
-              <w:instrText xml:space="preserve"> PAGEREF _Toc231489099 \h </w:instrText>
+              <w:instrText xml:space="preserve"> PAGEREF _Toc232065826 \h </w:instrText>
             </w:r>
             <w:r>
               <w:rPr>
@@ -1151,11 +1158,13 @@
               <w:lang w:eastAsia="ru-RU"/>
             </w:rPr>
           </w:pPr>
-          <w:hyperlink w:anchor="_Toc231489100" w:history="1">
+          <w:hyperlink w:anchor="_Toc232065827" w:history="1">
             <w:r>
               <w:rPr>
                 <w:rStyle w:val="ac"/>
                 <w:rFonts w:ascii="Times New Roman" w:hAnsi="Times New Roman" w:cs="Times New Roman"/>
+                <w:b/>
+                <w:bCs/>
                 <w:noProof/>
               </w:rPr>
               <w:t>Введение</w:t>
@@ -1182,7 +1191,7 @@
                 <w:noProof/>
                 <w:webHidden/>
               </w:rPr>
-              <w:instrText xml:space="preserve"> PAGEREF _Toc231489100 \h </w:instrText>
+              <w:instrText xml:space="preserve"> PAGEREF _Toc232065827 \h </w:instrText>
             </w:r>
             <w:r>
               <w:rPr>
@@ -1229,11 +1238,13 @@
               <w:lang w:eastAsia="ru-RU"/>
             </w:rPr>
           </w:pPr>
-          <w:hyperlink w:anchor="_Toc231489101" w:history="1">
+          <w:hyperlink w:anchor="_Toc232065828" w:history="1">
             <w:r>
               <w:rPr>
                 <w:rStyle w:val="ac"/>
                 <w:rFonts w:ascii="Times New Roman" w:hAnsi="Times New Roman" w:cs="Times New Roman"/>
+                <w:b/>
+                <w:bCs/>
                 <w:noProof/>
               </w:rPr>
               <w:t>Проектирование интерфейса</w:t>
@@ -1260,7 +1271,7 @@
                 <w:noProof/>
                 <w:webHidden/>
               </w:rPr>
-              <w:instrText xml:space="preserve"> PAGEREF _Toc231489101 \h </w:instrText>
+              <w:instrText xml:space="preserve"> PAGEREF _Toc232065828 \h </w:instrText>
             </w:r>
             <w:r>
               <w:rPr>
@@ -1307,11 +1318,13 @@
               <w:lang w:eastAsia="ru-RU"/>
             </w:rPr>
           </w:pPr>
-          <w:hyperlink w:anchor="_Toc231489102" w:history="1">
+          <w:hyperlink w:anchor="_Toc232065829" w:history="1">
             <w:r>
               <w:rPr>
                 <w:rStyle w:val="ac"/>
                 <w:rFonts w:ascii="Times New Roman" w:hAnsi="Times New Roman" w:cs="Times New Roman"/>
+                <w:b/>
+                <w:bCs/>
                 <w:noProof/>
               </w:rPr>
               <w:t>Разработка интерфейса</w:t>
@@ -1338,7 +1351,7 @@
                 <w:noProof/>
                 <w:webHidden/>
               </w:rPr>
-              <w:instrText xml:space="preserve"> PAGEREF _Toc231489102 \h </w:instrText>
+              <w:instrText xml:space="preserve"> PAGEREF _Toc232065829 \h </w:instrText>
             </w:r>
             <w:r>
               <w:rPr>
@@ -1361,7 +1374,7 @@
                 <w:noProof/>
                 <w:webHidden/>
               </w:rPr>
-              <w:t>4</w:t>
+              <w:t>6</w:t>
             </w:r>
             <w:r>
               <w:rPr>
@@ -1385,11 +1398,13 @@
               <w:lang w:eastAsia="ru-RU"/>
             </w:rPr>
           </w:pPr>
-          <w:hyperlink w:anchor="_Toc231489103" w:history="1">
+          <w:hyperlink w:anchor="_Toc232065830" w:history="1">
             <w:r>
               <w:rPr>
                 <w:rStyle w:val="ac"/>
                 <w:rFonts w:ascii="Times New Roman" w:hAnsi="Times New Roman" w:cs="Times New Roman"/>
+                <w:b/>
+                <w:bCs/>
                 <w:noProof/>
               </w:rPr>
               <w:t>Тестирование программного интерфейса</w:t>
@@ -1416,7 +1431,7 @@
                 <w:noProof/>
                 <w:webHidden/>
               </w:rPr>
-              <w:instrText xml:space="preserve"> PAGEREF _Toc231489103 \h </w:instrText>
+              <w:instrText xml:space="preserve"> PAGEREF _Toc232065830 \h </w:instrText>
             </w:r>
             <w:r>
               <w:rPr>
@@ -1439,7 +1454,7 @@
                 <w:noProof/>
                 <w:webHidden/>
               </w:rPr>
-              <w:t>4</w:t>
+              <w:t>13</w:t>
             </w:r>
             <w:r>
               <w:rPr>
@@ -1463,11 +1478,13 @@
               <w:lang w:eastAsia="ru-RU"/>
             </w:rPr>
           </w:pPr>
-          <w:hyperlink w:anchor="_Toc231489104" w:history="1">
+          <w:hyperlink w:anchor="_Toc232065831" w:history="1">
             <w:r>
               <w:rPr>
                 <w:rStyle w:val="ac"/>
                 <w:rFonts w:ascii="Times New Roman" w:hAnsi="Times New Roman" w:cs="Times New Roman"/>
+                <w:b/>
+                <w:bCs/>
                 <w:noProof/>
               </w:rPr>
               <w:t>Заключение</w:t>
@@ -1494,7 +1511,7 @@
                 <w:noProof/>
                 <w:webHidden/>
               </w:rPr>
-              <w:instrText xml:space="preserve"> PAGEREF _Toc231489104 \h </w:instrText>
+              <w:instrText xml:space="preserve"> PAGEREF _Toc232065831 \h </w:instrText>
             </w:r>
             <w:r>
               <w:rPr>
@@ -1517,7 +1534,7 @@
                 <w:noProof/>
                 <w:webHidden/>
               </w:rPr>
-              <w:t>5</w:t>
+              <w:t>15</w:t>
             </w:r>
             <w:r>
               <w:rPr>
@@ -1541,11 +1558,13 @@
               <w:lang w:eastAsia="ru-RU"/>
             </w:rPr>
           </w:pPr>
-          <w:hyperlink w:anchor="_Toc231489105" w:history="1">
+          <w:hyperlink w:anchor="_Toc232065832" w:history="1">
             <w:r>
               <w:rPr>
                 <w:rStyle w:val="ac"/>
                 <w:rFonts w:ascii="Times New Roman" w:hAnsi="Times New Roman" w:cs="Times New Roman"/>
+                <w:b/>
+                <w:bCs/>
                 <w:noProof/>
               </w:rPr>
               <w:t>Список использованных источников</w:t>
@@ -1572,7 +1591,7 @@
                 <w:noProof/>
                 <w:webHidden/>
               </w:rPr>
-              <w:instrText xml:space="preserve"> PAGEREF _Toc231489105 \h </w:instrText>
+              <w:instrText xml:space="preserve"> PAGEREF _Toc232065832 \h </w:instrText>
             </w:r>
             <w:r>
               <w:rPr>
@@ -1595,7 +1614,7 @@
                 <w:noProof/>
                 <w:webHidden/>
               </w:rPr>
-              <w:t>6</w:t>
+              <w:t>16</w:t>
             </w:r>
             <w:r>
               <w:rPr>
@@ -1619,14 +1638,16 @@
               <w:lang w:eastAsia="ru-RU"/>
             </w:rPr>
           </w:pPr>
-          <w:hyperlink w:anchor="_Toc231489106" w:history="1">
+          <w:hyperlink w:anchor="_Toc232065833" w:history="1">
             <w:r>
               <w:rPr>
                 <w:rStyle w:val="ac"/>
                 <w:rFonts w:ascii="Times New Roman" w:hAnsi="Times New Roman" w:cs="Times New Roman"/>
+                <w:b/>
+                <w:bCs/>
                 <w:noProof/>
               </w:rPr>
-              <w:t>Приложение А</w:t>
+              <w:t>Приложение</w:t>
             </w:r>
             <w:r>
               <w:rPr>
@@ -1650,7 +1671,7 @@
                 <w:noProof/>
                 <w:webHidden/>
               </w:rPr>
-              <w:instrText xml:space="preserve"> PAGEREF _Toc231489106 \h </w:instrText>
+              <w:instrText xml:space="preserve"> PAGEREF _Toc232065833 \h </w:instrText>
             </w:r>
             <w:r>
               <w:rPr>
@@ -1673,7 +1694,7 @@
                 <w:noProof/>
                 <w:webHidden/>
               </w:rPr>
-              <w:t>7</w:t>
+              <w:t>17</w:t>
             </w:r>
             <w:r>
               <w:rPr>
@@ -1710,9 +1731,21 @@
       <w:pPr>
         <w:pStyle w:val="1"/>
         <w:spacing w:line="360" w:lineRule="auto"/>
-      </w:pPr>
-      <w:bookmarkStart w:id="1" w:name="_Toc231489100"/>
-      <w:r>
+        <w:rPr>
+          <w:b/>
+          <w:bCs/>
+          <w:sz w:val="28"/>
+          <w:szCs w:val="28"/>
+        </w:rPr>
+      </w:pPr>
+      <w:bookmarkStart w:id="1" w:name="_Toc232065827"/>
+      <w:r>
+        <w:rPr>
+          <w:b/>
+          <w:bCs/>
+          <w:sz w:val="28"/>
+          <w:szCs w:val="28"/>
+        </w:rPr>
         <w:lastRenderedPageBreak/>
         <w:t>Введение</w:t>
       </w:r>
@@ -1783,7 +1816,7 @@
         <w:pStyle w:val="a7"/>
         <w:numPr>
           <w:ilvl w:val="0"/>
-          <w:numId w:val="16"/>
+          <w:numId w:val="21"/>
         </w:numPr>
         <w:spacing w:after="0" w:line="360" w:lineRule="auto"/>
         <w:jc w:val="both"/>
@@ -1803,7 +1836,7 @@
         <w:pStyle w:val="a7"/>
         <w:numPr>
           <w:ilvl w:val="0"/>
-          <w:numId w:val="16"/>
+          <w:numId w:val="21"/>
         </w:numPr>
         <w:spacing w:after="0" w:line="360" w:lineRule="auto"/>
         <w:jc w:val="both"/>
@@ -1823,7 +1856,7 @@
         <w:pStyle w:val="a7"/>
         <w:numPr>
           <w:ilvl w:val="0"/>
-          <w:numId w:val="16"/>
+          <w:numId w:val="21"/>
         </w:numPr>
         <w:spacing w:after="0" w:line="360" w:lineRule="auto"/>
         <w:jc w:val="both"/>
@@ -1843,7 +1876,7 @@
         <w:pStyle w:val="a7"/>
         <w:numPr>
           <w:ilvl w:val="0"/>
-          <w:numId w:val="16"/>
+          <w:numId w:val="21"/>
         </w:numPr>
         <w:spacing w:after="0" w:line="360" w:lineRule="auto"/>
         <w:jc w:val="both"/>
@@ -1892,9 +1925,21 @@
     <w:p>
       <w:pPr>
         <w:pStyle w:val="1"/>
-      </w:pPr>
-      <w:bookmarkStart w:id="2" w:name="_Toc231489101"/>
-      <w:r>
+        <w:rPr>
+          <w:b/>
+          <w:bCs/>
+          <w:sz w:val="28"/>
+          <w:szCs w:val="28"/>
+        </w:rPr>
+      </w:pPr>
+      <w:bookmarkStart w:id="2" w:name="_Toc232065828"/>
+      <w:r>
+        <w:rPr>
+          <w:b/>
+          <w:bCs/>
+          <w:sz w:val="28"/>
+          <w:szCs w:val="28"/>
+        </w:rPr>
         <w:lastRenderedPageBreak/>
         <w:t>Проектирование интерфейса</w:t>
       </w:r>
@@ -2056,15 +2101,27 @@
           <w:i/>
           <w:iCs/>
         </w:rPr>
-        <w:t xml:space="preserve"> –</w:t>
-      </w:r>
-      <w:r>
+        <w:t xml:space="preserve"> </w:t>
+      </w:r>
+    </w:p>
+    <w:p>
+      <w:pPr>
+        <w:spacing w:after="0" w:line="360" w:lineRule="auto"/>
+        <w:ind w:firstLine="709"/>
+        <w:jc w:val="center"/>
         <w:rPr>
           <w:rFonts w:ascii="Times New Roman" w:hAnsi="Times New Roman" w:cs="Times New Roman"/>
           <w:i/>
           <w:iCs/>
         </w:rPr>
-        <w:t xml:space="preserve"> Основные элементы интерфейса и их назначение</w:t>
+      </w:pPr>
+      <w:r>
+        <w:rPr>
+          <w:rFonts w:ascii="Times New Roman" w:hAnsi="Times New Roman" w:cs="Times New Roman"/>
+          <w:i/>
+          <w:iCs/>
+        </w:rPr>
+        <w:t>Основные элементы интерфейса и их назначение</w:t>
       </w:r>
     </w:p>
     <w:tbl>
@@ -2101,8 +2158,6 @@
               <w:jc w:val="center"/>
               <w:rPr>
                 <w:rFonts w:ascii="Times New Roman" w:eastAsia="Times New Roman" w:hAnsi="Times New Roman" w:cs="Times New Roman"/>
-                <w:b/>
-                <w:bCs/>
                 <w:color w:val="000000"/>
                 <w:kern w:val="0"/>
                 <w:lang w:eastAsia="ru-RU"/>
@@ -2112,8 +2167,6 @@
             <w:r>
               <w:rPr>
                 <w:rFonts w:ascii="Times New Roman" w:eastAsia="Times New Roman" w:hAnsi="Times New Roman" w:cs="Times New Roman"/>
-                <w:b/>
-                <w:bCs/>
                 <w:color w:val="000000"/>
                 <w:kern w:val="0"/>
                 <w:lang w:eastAsia="ru-RU"/>
@@ -2135,8 +2188,6 @@
               <w:jc w:val="center"/>
               <w:rPr>
                 <w:rFonts w:ascii="Times New Roman" w:eastAsia="Times New Roman" w:hAnsi="Times New Roman" w:cs="Times New Roman"/>
-                <w:b/>
-                <w:bCs/>
                 <w:color w:val="000000"/>
                 <w:kern w:val="0"/>
                 <w:lang w:eastAsia="ru-RU"/>
@@ -2146,8 +2197,6 @@
             <w:r>
               <w:rPr>
                 <w:rFonts w:ascii="Times New Roman" w:eastAsia="Times New Roman" w:hAnsi="Times New Roman" w:cs="Times New Roman"/>
-                <w:b/>
-                <w:bCs/>
                 <w:color w:val="000000"/>
                 <w:kern w:val="0"/>
                 <w:lang w:eastAsia="ru-RU"/>
@@ -2169,8 +2218,6 @@
               <w:jc w:val="center"/>
               <w:rPr>
                 <w:rFonts w:ascii="Times New Roman" w:eastAsia="Times New Roman" w:hAnsi="Times New Roman" w:cs="Times New Roman"/>
-                <w:b/>
-                <w:bCs/>
                 <w:color w:val="000000"/>
                 <w:kern w:val="0"/>
                 <w:lang w:eastAsia="ru-RU"/>
@@ -2180,8 +2227,6 @@
             <w:r>
               <w:rPr>
                 <w:rFonts w:ascii="Times New Roman" w:eastAsia="Times New Roman" w:hAnsi="Times New Roman" w:cs="Times New Roman"/>
-                <w:b/>
-                <w:bCs/>
                 <w:color w:val="000000"/>
                 <w:kern w:val="0"/>
                 <w:lang w:eastAsia="ru-RU"/>
@@ -2222,7 +2267,7 @@
                 <w:lang w:eastAsia="ru-RU"/>
                 <w14:ligatures w14:val="none"/>
               </w:rPr>
-              <w:t>Верхний колонтитул</w:t>
+              <w:t>Шапка сайта</w:t>
             </w:r>
           </w:p>
         </w:tc>
@@ -2283,6 +2328,149 @@
                 <w14:ligatures w14:val="none"/>
               </w:rPr>
               <w:t>Навигация по сайту и идентификация сервиса</w:t>
+            </w:r>
+          </w:p>
+        </w:tc>
+      </w:tr>
+    </w:tbl>
+    <w:p>
+      <w:pPr>
+        <w:rPr>
+          <w:lang w:val="en-US"/>
+        </w:rPr>
+      </w:pPr>
+      <w:r>
+        <w:br w:type="page"/>
+      </w:r>
+    </w:p>
+    <w:p>
+      <w:pPr>
+        <w:jc w:val="right"/>
+        <w:rPr>
+          <w:rFonts w:ascii="Times New Roman" w:hAnsi="Times New Roman" w:cs="Times New Roman"/>
+          <w:i/>
+          <w:iCs/>
+        </w:rPr>
+      </w:pPr>
+      <w:r>
+        <w:rPr>
+          <w:rFonts w:ascii="Times New Roman" w:hAnsi="Times New Roman" w:cs="Times New Roman"/>
+          <w:i/>
+          <w:iCs/>
+        </w:rPr>
+        <w:lastRenderedPageBreak/>
+        <w:t>Окончание таблицы 1</w:t>
+      </w:r>
+    </w:p>
+    <w:tbl>
+      <w:tblPr>
+        <w:tblW w:w="9634" w:type="dxa"/>
+        <w:tblBorders>
+          <w:top w:val="single" w:sz="4" w:space="0" w:color="auto"/>
+          <w:left w:val="single" w:sz="4" w:space="0" w:color="auto"/>
+          <w:bottom w:val="single" w:sz="4" w:space="0" w:color="auto"/>
+          <w:right w:val="single" w:sz="4" w:space="0" w:color="auto"/>
+          <w:insideH w:val="single" w:sz="4" w:space="0" w:color="auto"/>
+          <w:insideV w:val="single" w:sz="4" w:space="0" w:color="auto"/>
+        </w:tblBorders>
+        <w:tblLook w:val="04A0" w:firstRow="1" w:lastRow="0" w:firstColumn="1" w:lastColumn="0" w:noHBand="0" w:noVBand="1"/>
+      </w:tblPr>
+      <w:tblGrid>
+        <w:gridCol w:w="3114"/>
+        <w:gridCol w:w="2977"/>
+        <w:gridCol w:w="3543"/>
+      </w:tblGrid>
+      <w:tr>
+        <w:trPr>
+          <w:trHeight w:val="1152"/>
+        </w:trPr>
+        <w:tc>
+          <w:tcPr>
+            <w:tcW w:w="3114" w:type="dxa"/>
+            <w:vAlign w:val="center"/>
+            <w:hideMark/>
+          </w:tcPr>
+          <w:p>
+            <w:pPr>
+              <w:spacing w:after="0" w:line="240" w:lineRule="auto"/>
+              <w:jc w:val="center"/>
+              <w:rPr>
+                <w:rFonts w:ascii="Times New Roman" w:eastAsia="Times New Roman" w:hAnsi="Times New Roman" w:cs="Times New Roman"/>
+                <w:color w:val="000000"/>
+                <w:kern w:val="0"/>
+                <w:lang w:eastAsia="ru-RU"/>
+                <w14:ligatures w14:val="none"/>
+              </w:rPr>
+            </w:pPr>
+            <w:r>
+              <w:rPr>
+                <w:rFonts w:ascii="Times New Roman" w:eastAsia="Times New Roman" w:hAnsi="Times New Roman" w:cs="Times New Roman"/>
+                <w:color w:val="000000"/>
+                <w:kern w:val="0"/>
+                <w:lang w:eastAsia="ru-RU"/>
+                <w14:ligatures w14:val="none"/>
+              </w:rPr>
+              <w:t>Главная страница</w:t>
+            </w:r>
+          </w:p>
+        </w:tc>
+        <w:tc>
+          <w:tcPr>
+            <w:tcW w:w="2977" w:type="dxa"/>
+            <w:vAlign w:val="center"/>
+            <w:hideMark/>
+          </w:tcPr>
+          <w:p>
+            <w:pPr>
+              <w:spacing w:after="0" w:line="240" w:lineRule="auto"/>
+              <w:jc w:val="center"/>
+              <w:rPr>
+                <w:rFonts w:ascii="Times New Roman" w:eastAsia="Times New Roman" w:hAnsi="Times New Roman" w:cs="Times New Roman"/>
+                <w:color w:val="000000"/>
+                <w:kern w:val="0"/>
+                <w:lang w:eastAsia="ru-RU"/>
+                <w14:ligatures w14:val="none"/>
+              </w:rPr>
+            </w:pPr>
+            <w:r>
+              <w:rPr>
+                <w:rFonts w:ascii="Times New Roman" w:eastAsia="Times New Roman" w:hAnsi="Times New Roman" w:cs="Times New Roman"/>
+                <w:color w:val="000000"/>
+                <w:kern w:val="0"/>
+                <w:lang w:eastAsia="ru-RU"/>
+                <w14:ligatures w14:val="none"/>
+              </w:rPr>
+              <w:t>Заголовок, описание сервиса, карточки услуг и тарифов</w:t>
+            </w:r>
+          </w:p>
+        </w:tc>
+        <w:tc>
+          <w:tcPr>
+            <w:tcW w:w="3543" w:type="dxa"/>
+            <w:vAlign w:val="center"/>
+            <w:hideMark/>
+          </w:tcPr>
+          <w:p>
+            <w:pPr>
+              <w:spacing w:after="0" w:line="240" w:lineRule="auto"/>
+              <w:jc w:val="center"/>
+              <w:rPr>
+                <w:rFonts w:ascii="Times New Roman" w:eastAsia="Times New Roman" w:hAnsi="Times New Roman" w:cs="Times New Roman"/>
+                <w:color w:val="000000"/>
+                <w:kern w:val="0"/>
+                <w:lang w:eastAsia="ru-RU"/>
+                <w14:ligatures w14:val="none"/>
+              </w:rPr>
+            </w:pPr>
+            <w:r>
+              <w:rPr>
+                <w:rFonts w:ascii="Times New Roman" w:eastAsia="Times New Roman" w:hAnsi="Times New Roman" w:cs="Times New Roman"/>
+                <w:color w:val="000000"/>
+                <w:kern w:val="0"/>
+                <w:lang w:eastAsia="ru-RU"/>
+                <w14:ligatures w14:val="none"/>
+              </w:rPr>
+              <w:t>Ознакомление пользователей с возможностями системы</w:t>
             </w:r>
           </w:p>
         </w:tc>
@@ -2317,7 +2505,7 @@
                 <w:lang w:eastAsia="ru-RU"/>
                 <w14:ligatures w14:val="none"/>
               </w:rPr>
-              <w:t>Главная страница</w:t>
+              <w:t>Страница услуг</w:t>
             </w:r>
           </w:p>
         </w:tc>
@@ -2347,7 +2535,7 @@
                 <w:lang w:eastAsia="ru-RU"/>
                 <w14:ligatures w14:val="none"/>
               </w:rPr>
-              <w:t>Заголовок, описание сервиса, карточки услуг и тарифов</w:t>
+              <w:t>Карточки услуг с описанием и кнопками оформления</w:t>
             </w:r>
           </w:p>
         </w:tc>
@@ -2377,7 +2565,197 @@
                 <w:lang w:eastAsia="ru-RU"/>
                 <w14:ligatures w14:val="none"/>
               </w:rPr>
-              <w:t>Ознакомление пользователей с возможностями системы</w:t>
+              <w:t>Предоставление информации об услугах</w:t>
+            </w:r>
+          </w:p>
+        </w:tc>
+      </w:tr>
+      <w:tr>
+        <w:trPr>
+          <w:trHeight w:val="864"/>
+        </w:trPr>
+        <w:tc>
+          <w:tcPr>
+            <w:tcW w:w="3114" w:type="dxa"/>
+            <w:vAlign w:val="center"/>
+            <w:hideMark/>
+          </w:tcPr>
+          <w:p>
+            <w:pPr>
+              <w:spacing w:after="0" w:line="240" w:lineRule="auto"/>
+              <w:jc w:val="center"/>
+              <w:rPr>
+                <w:rFonts w:ascii="Times New Roman" w:eastAsia="Times New Roman" w:hAnsi="Times New Roman" w:cs="Times New Roman"/>
+                <w:color w:val="000000"/>
+                <w:kern w:val="0"/>
+                <w:lang w:eastAsia="ru-RU"/>
+                <w14:ligatures w14:val="none"/>
+              </w:rPr>
+            </w:pPr>
+            <w:r>
+              <w:rPr>
+                <w:rFonts w:ascii="Times New Roman" w:eastAsia="Times New Roman" w:hAnsi="Times New Roman" w:cs="Times New Roman"/>
+                <w:color w:val="000000"/>
+                <w:kern w:val="0"/>
+                <w:lang w:eastAsia="ru-RU"/>
+                <w14:ligatures w14:val="none"/>
+              </w:rPr>
+              <w:t>Страница тарифов</w:t>
+            </w:r>
+          </w:p>
+        </w:tc>
+        <w:tc>
+          <w:tcPr>
+            <w:tcW w:w="2977" w:type="dxa"/>
+            <w:vAlign w:val="center"/>
+            <w:hideMark/>
+          </w:tcPr>
+          <w:p>
+            <w:pPr>
+              <w:spacing w:after="0" w:line="240" w:lineRule="auto"/>
+              <w:jc w:val="center"/>
+              <w:rPr>
+                <w:rFonts w:ascii="Times New Roman" w:eastAsia="Times New Roman" w:hAnsi="Times New Roman" w:cs="Times New Roman"/>
+                <w:color w:val="000000"/>
+                <w:kern w:val="0"/>
+                <w:lang w:eastAsia="ru-RU"/>
+                <w14:ligatures w14:val="none"/>
+              </w:rPr>
+            </w:pPr>
+            <w:r>
+              <w:rPr>
+                <w:rFonts w:ascii="Times New Roman" w:eastAsia="Times New Roman" w:hAnsi="Times New Roman" w:cs="Times New Roman"/>
+                <w:color w:val="000000"/>
+                <w:kern w:val="0"/>
+                <w:lang w:eastAsia="ru-RU"/>
+                <w14:ligatures w14:val="none"/>
+              </w:rPr>
+              <w:t>Карточки тарифных планов</w:t>
+            </w:r>
+          </w:p>
+        </w:tc>
+        <w:tc>
+          <w:tcPr>
+            <w:tcW w:w="3543" w:type="dxa"/>
+            <w:vAlign w:val="center"/>
+            <w:hideMark/>
+          </w:tcPr>
+          <w:p>
+            <w:pPr>
+              <w:spacing w:after="0" w:line="240" w:lineRule="auto"/>
+              <w:jc w:val="center"/>
+              <w:rPr>
+                <w:rFonts w:ascii="Times New Roman" w:eastAsia="Times New Roman" w:hAnsi="Times New Roman" w:cs="Times New Roman"/>
+                <w:color w:val="000000"/>
+                <w:kern w:val="0"/>
+                <w:lang w:eastAsia="ru-RU"/>
+                <w14:ligatures w14:val="none"/>
+              </w:rPr>
+            </w:pPr>
+            <w:r>
+              <w:rPr>
+                <w:rFonts w:ascii="Times New Roman" w:eastAsia="Times New Roman" w:hAnsi="Times New Roman" w:cs="Times New Roman"/>
+                <w:color w:val="000000"/>
+                <w:kern w:val="0"/>
+                <w:lang w:eastAsia="ru-RU"/>
+                <w14:ligatures w14:val="none"/>
+              </w:rPr>
+              <w:t>Ознакомление пользователей с тарифами</w:t>
+            </w:r>
+          </w:p>
+        </w:tc>
+      </w:tr>
+      <w:tr>
+        <w:trPr>
+          <w:trHeight w:val="1440"/>
+        </w:trPr>
+        <w:tc>
+          <w:tcPr>
+            <w:tcW w:w="3114" w:type="dxa"/>
+            <w:vAlign w:val="center"/>
+            <w:hideMark/>
+          </w:tcPr>
+          <w:p>
+            <w:pPr>
+              <w:spacing w:after="0" w:line="240" w:lineRule="auto"/>
+              <w:jc w:val="center"/>
+              <w:rPr>
+                <w:rFonts w:ascii="Times New Roman" w:eastAsia="Times New Roman" w:hAnsi="Times New Roman" w:cs="Times New Roman"/>
+                <w:color w:val="000000"/>
+                <w:kern w:val="0"/>
+                <w:lang w:eastAsia="ru-RU"/>
+                <w14:ligatures w14:val="none"/>
+              </w:rPr>
+            </w:pPr>
+            <w:r>
+              <w:rPr>
+                <w:rFonts w:ascii="Times New Roman" w:eastAsia="Times New Roman" w:hAnsi="Times New Roman" w:cs="Times New Roman"/>
+                <w:color w:val="000000"/>
+                <w:kern w:val="0"/>
+                <w:lang w:eastAsia="ru-RU"/>
+                <w14:ligatures w14:val="none"/>
+              </w:rPr>
+              <w:t>Форма оформления заказа</w:t>
+            </w:r>
+          </w:p>
+        </w:tc>
+        <w:tc>
+          <w:tcPr>
+            <w:tcW w:w="2977" w:type="dxa"/>
+            <w:vAlign w:val="center"/>
+            <w:hideMark/>
+          </w:tcPr>
+          <w:p>
+            <w:pPr>
+              <w:spacing w:after="0" w:line="240" w:lineRule="auto"/>
+              <w:jc w:val="center"/>
+              <w:rPr>
+                <w:rFonts w:ascii="Times New Roman" w:eastAsia="Times New Roman" w:hAnsi="Times New Roman" w:cs="Times New Roman"/>
+                <w:color w:val="000000"/>
+                <w:kern w:val="0"/>
+                <w:lang w:eastAsia="ru-RU"/>
+                <w14:ligatures w14:val="none"/>
+              </w:rPr>
+            </w:pPr>
+            <w:r>
+              <w:rPr>
+                <w:rFonts w:ascii="Times New Roman" w:eastAsia="Times New Roman" w:hAnsi="Times New Roman" w:cs="Times New Roman"/>
+                <w:color w:val="000000"/>
+                <w:kern w:val="0"/>
+                <w:lang w:eastAsia="ru-RU"/>
+                <w14:ligatures w14:val="none"/>
+              </w:rPr>
+              <w:t>Выбор услуги, ввод текста сообщения и адреса получателя</w:t>
+            </w:r>
+          </w:p>
+        </w:tc>
+        <w:tc>
+          <w:tcPr>
+            <w:tcW w:w="3543" w:type="dxa"/>
+            <w:vAlign w:val="center"/>
+            <w:hideMark/>
+          </w:tcPr>
+          <w:p>
+            <w:pPr>
+              <w:spacing w:after="0" w:line="240" w:lineRule="auto"/>
+              <w:jc w:val="center"/>
+              <w:rPr>
+                <w:rFonts w:ascii="Times New Roman" w:eastAsia="Times New Roman" w:hAnsi="Times New Roman" w:cs="Times New Roman"/>
+                <w:color w:val="000000"/>
+                <w:kern w:val="0"/>
+                <w:lang w:eastAsia="ru-RU"/>
+                <w14:ligatures w14:val="none"/>
+              </w:rPr>
+            </w:pPr>
+            <w:r>
+              <w:rPr>
+                <w:rFonts w:ascii="Times New Roman" w:eastAsia="Times New Roman" w:hAnsi="Times New Roman" w:cs="Times New Roman"/>
+                <w:color w:val="000000"/>
+                <w:kern w:val="0"/>
+                <w:lang w:eastAsia="ru-RU"/>
+                <w14:ligatures w14:val="none"/>
+              </w:rPr>
+              <w:t>Создание нового заказа</w:t>
             </w:r>
           </w:p>
         </w:tc>
@@ -2412,8 +2790,7 @@
                 <w:lang w:eastAsia="ru-RU"/>
                 <w14:ligatures w14:val="none"/>
               </w:rPr>
-              <w:lastRenderedPageBreak/>
-              <w:t>Страница услуг</w:t>
+              <w:t>Страница авторизации</w:t>
             </w:r>
           </w:p>
         </w:tc>
@@ -2443,7 +2820,7 @@
                 <w:lang w:eastAsia="ru-RU"/>
                 <w14:ligatures w14:val="none"/>
               </w:rPr>
-              <w:t>Карточки услуг с описанием и кнопками оформления</w:t>
+              <w:t>Поля ввода логина и пароля, форма регистрации</w:t>
             </w:r>
           </w:p>
         </w:tc>
@@ -2473,197 +2850,7 @@
                 <w:lang w:eastAsia="ru-RU"/>
                 <w14:ligatures w14:val="none"/>
               </w:rPr>
-              <w:t>Предоставление информации об услугах</w:t>
-            </w:r>
-          </w:p>
-        </w:tc>
-      </w:tr>
-      <w:tr>
-        <w:trPr>
-          <w:trHeight w:val="864"/>
-        </w:trPr>
-        <w:tc>
-          <w:tcPr>
-            <w:tcW w:w="3114" w:type="dxa"/>
-            <w:vAlign w:val="center"/>
-            <w:hideMark/>
-          </w:tcPr>
-          <w:p>
-            <w:pPr>
-              <w:spacing w:after="0" w:line="240" w:lineRule="auto"/>
-              <w:jc w:val="center"/>
-              <w:rPr>
-                <w:rFonts w:ascii="Times New Roman" w:eastAsia="Times New Roman" w:hAnsi="Times New Roman" w:cs="Times New Roman"/>
-                <w:color w:val="000000"/>
-                <w:kern w:val="0"/>
-                <w:lang w:eastAsia="ru-RU"/>
-                <w14:ligatures w14:val="none"/>
-              </w:rPr>
-            </w:pPr>
-            <w:r>
-              <w:rPr>
-                <w:rFonts w:ascii="Times New Roman" w:eastAsia="Times New Roman" w:hAnsi="Times New Roman" w:cs="Times New Roman"/>
-                <w:color w:val="000000"/>
-                <w:kern w:val="0"/>
-                <w:lang w:eastAsia="ru-RU"/>
-                <w14:ligatures w14:val="none"/>
-              </w:rPr>
-              <w:t>Страница тарифов</w:t>
-            </w:r>
-          </w:p>
-        </w:tc>
-        <w:tc>
-          <w:tcPr>
-            <w:tcW w:w="2977" w:type="dxa"/>
-            <w:vAlign w:val="center"/>
-            <w:hideMark/>
-          </w:tcPr>
-          <w:p>
-            <w:pPr>
-              <w:spacing w:after="0" w:line="240" w:lineRule="auto"/>
-              <w:jc w:val="center"/>
-              <w:rPr>
-                <w:rFonts w:ascii="Times New Roman" w:eastAsia="Times New Roman" w:hAnsi="Times New Roman" w:cs="Times New Roman"/>
-                <w:color w:val="000000"/>
-                <w:kern w:val="0"/>
-                <w:lang w:eastAsia="ru-RU"/>
-                <w14:ligatures w14:val="none"/>
-              </w:rPr>
-            </w:pPr>
-            <w:r>
-              <w:rPr>
-                <w:rFonts w:ascii="Times New Roman" w:eastAsia="Times New Roman" w:hAnsi="Times New Roman" w:cs="Times New Roman"/>
-                <w:color w:val="000000"/>
-                <w:kern w:val="0"/>
-                <w:lang w:eastAsia="ru-RU"/>
-                <w14:ligatures w14:val="none"/>
-              </w:rPr>
-              <w:t>Карточки тарифных планов</w:t>
-            </w:r>
-          </w:p>
-        </w:tc>
-        <w:tc>
-          <w:tcPr>
-            <w:tcW w:w="3543" w:type="dxa"/>
-            <w:vAlign w:val="center"/>
-            <w:hideMark/>
-          </w:tcPr>
-          <w:p>
-            <w:pPr>
-              <w:spacing w:after="0" w:line="240" w:lineRule="auto"/>
-              <w:jc w:val="center"/>
-              <w:rPr>
-                <w:rFonts w:ascii="Times New Roman" w:eastAsia="Times New Roman" w:hAnsi="Times New Roman" w:cs="Times New Roman"/>
-                <w:color w:val="000000"/>
-                <w:kern w:val="0"/>
-                <w:lang w:eastAsia="ru-RU"/>
-                <w14:ligatures w14:val="none"/>
-              </w:rPr>
-            </w:pPr>
-            <w:r>
-              <w:rPr>
-                <w:rFonts w:ascii="Times New Roman" w:eastAsia="Times New Roman" w:hAnsi="Times New Roman" w:cs="Times New Roman"/>
-                <w:color w:val="000000"/>
-                <w:kern w:val="0"/>
-                <w:lang w:eastAsia="ru-RU"/>
-                <w14:ligatures w14:val="none"/>
-              </w:rPr>
-              <w:t>Ознакомление пользователей с тарифами</w:t>
-            </w:r>
-          </w:p>
-        </w:tc>
-      </w:tr>
-      <w:tr>
-        <w:trPr>
-          <w:trHeight w:val="1440"/>
-        </w:trPr>
-        <w:tc>
-          <w:tcPr>
-            <w:tcW w:w="3114" w:type="dxa"/>
-            <w:vAlign w:val="center"/>
-            <w:hideMark/>
-          </w:tcPr>
-          <w:p>
-            <w:pPr>
-              <w:spacing w:after="0" w:line="240" w:lineRule="auto"/>
-              <w:jc w:val="center"/>
-              <w:rPr>
-                <w:rFonts w:ascii="Times New Roman" w:eastAsia="Times New Roman" w:hAnsi="Times New Roman" w:cs="Times New Roman"/>
-                <w:color w:val="000000"/>
-                <w:kern w:val="0"/>
-                <w:lang w:eastAsia="ru-RU"/>
-                <w14:ligatures w14:val="none"/>
-              </w:rPr>
-            </w:pPr>
-            <w:r>
-              <w:rPr>
-                <w:rFonts w:ascii="Times New Roman" w:eastAsia="Times New Roman" w:hAnsi="Times New Roman" w:cs="Times New Roman"/>
-                <w:color w:val="000000"/>
-                <w:kern w:val="0"/>
-                <w:lang w:eastAsia="ru-RU"/>
-                <w14:ligatures w14:val="none"/>
-              </w:rPr>
-              <w:t>Форма оформления заказа</w:t>
-            </w:r>
-          </w:p>
-        </w:tc>
-        <w:tc>
-          <w:tcPr>
-            <w:tcW w:w="2977" w:type="dxa"/>
-            <w:vAlign w:val="center"/>
-            <w:hideMark/>
-          </w:tcPr>
-          <w:p>
-            <w:pPr>
-              <w:spacing w:after="0" w:line="240" w:lineRule="auto"/>
-              <w:jc w:val="center"/>
-              <w:rPr>
-                <w:rFonts w:ascii="Times New Roman" w:eastAsia="Times New Roman" w:hAnsi="Times New Roman" w:cs="Times New Roman"/>
-                <w:color w:val="000000"/>
-                <w:kern w:val="0"/>
-                <w:lang w:eastAsia="ru-RU"/>
-                <w14:ligatures w14:val="none"/>
-              </w:rPr>
-            </w:pPr>
-            <w:r>
-              <w:rPr>
-                <w:rFonts w:ascii="Times New Roman" w:eastAsia="Times New Roman" w:hAnsi="Times New Roman" w:cs="Times New Roman"/>
-                <w:color w:val="000000"/>
-                <w:kern w:val="0"/>
-                <w:lang w:eastAsia="ru-RU"/>
-                <w14:ligatures w14:val="none"/>
-              </w:rPr>
-              <w:t>Выбор услуги, ввод текста сообщения и адреса получателя</w:t>
-            </w:r>
-          </w:p>
-        </w:tc>
-        <w:tc>
-          <w:tcPr>
-            <w:tcW w:w="3543" w:type="dxa"/>
-            <w:vAlign w:val="center"/>
-            <w:hideMark/>
-          </w:tcPr>
-          <w:p>
-            <w:pPr>
-              <w:spacing w:after="0" w:line="240" w:lineRule="auto"/>
-              <w:jc w:val="center"/>
-              <w:rPr>
-                <w:rFonts w:ascii="Times New Roman" w:eastAsia="Times New Roman" w:hAnsi="Times New Roman" w:cs="Times New Roman"/>
-                <w:color w:val="000000"/>
-                <w:kern w:val="0"/>
-                <w:lang w:eastAsia="ru-RU"/>
-                <w14:ligatures w14:val="none"/>
-              </w:rPr>
-            </w:pPr>
-            <w:r>
-              <w:rPr>
-                <w:rFonts w:ascii="Times New Roman" w:eastAsia="Times New Roman" w:hAnsi="Times New Roman" w:cs="Times New Roman"/>
-                <w:color w:val="000000"/>
-                <w:kern w:val="0"/>
-                <w:lang w:eastAsia="ru-RU"/>
-                <w14:ligatures w14:val="none"/>
-              </w:rPr>
-              <w:t>Создание нового заказа</w:t>
+              <w:t>Доступ пользователей к системе</w:t>
             </w:r>
           </w:p>
         </w:tc>
@@ -2698,7 +2885,7 @@
                 <w:lang w:eastAsia="ru-RU"/>
                 <w14:ligatures w14:val="none"/>
               </w:rPr>
-              <w:t>Страница авторизации</w:t>
+              <w:t>Административная панель</w:t>
             </w:r>
           </w:p>
         </w:tc>
@@ -2728,7 +2915,7 @@
                 <w:lang w:eastAsia="ru-RU"/>
                 <w14:ligatures w14:val="none"/>
               </w:rPr>
-              <w:t>Поля ввода логина и пароля, форма регистрации</w:t>
+              <w:t>Список заказов, управление статусами, история заказов</w:t>
             </w:r>
           </w:p>
         </w:tc>
@@ -2758,7 +2945,7 @@
                 <w:lang w:eastAsia="ru-RU"/>
                 <w14:ligatures w14:val="none"/>
               </w:rPr>
-              <w:t>Доступ пользователей к системе</w:t>
+              <w:t>Администрирование системы</w:t>
             </w:r>
           </w:p>
         </w:tc>
@@ -2793,7 +2980,7 @@
                 <w:lang w:eastAsia="ru-RU"/>
                 <w14:ligatures w14:val="none"/>
               </w:rPr>
-              <w:t>Административная панель</w:t>
+              <w:t>Подвал сайта</w:t>
             </w:r>
           </w:p>
         </w:tc>
@@ -2823,7 +3010,7 @@
                 <w:lang w:eastAsia="ru-RU"/>
                 <w14:ligatures w14:val="none"/>
               </w:rPr>
-              <w:t>Список заказов, управление статусами, история заказов</w:t>
+              <w:t>Контактная информация и дополнительные ссылки</w:t>
             </w:r>
           </w:p>
         </w:tc>
@@ -2853,101 +3040,6 @@
                 <w:lang w:eastAsia="ru-RU"/>
                 <w14:ligatures w14:val="none"/>
               </w:rPr>
-              <w:t>Администрирование системы</w:t>
-            </w:r>
-          </w:p>
-        </w:tc>
-      </w:tr>
-      <w:tr>
-        <w:trPr>
-          <w:trHeight w:val="1152"/>
-        </w:trPr>
-        <w:tc>
-          <w:tcPr>
-            <w:tcW w:w="3114" w:type="dxa"/>
-            <w:vAlign w:val="center"/>
-            <w:hideMark/>
-          </w:tcPr>
-          <w:p>
-            <w:pPr>
-              <w:spacing w:after="0" w:line="240" w:lineRule="auto"/>
-              <w:jc w:val="center"/>
-              <w:rPr>
-                <w:rFonts w:ascii="Times New Roman" w:eastAsia="Times New Roman" w:hAnsi="Times New Roman" w:cs="Times New Roman"/>
-                <w:color w:val="000000"/>
-                <w:kern w:val="0"/>
-                <w:lang w:eastAsia="ru-RU"/>
-                <w14:ligatures w14:val="none"/>
-              </w:rPr>
-            </w:pPr>
-            <w:r>
-              <w:rPr>
-                <w:rFonts w:ascii="Times New Roman" w:eastAsia="Times New Roman" w:hAnsi="Times New Roman" w:cs="Times New Roman"/>
-                <w:color w:val="000000"/>
-                <w:kern w:val="0"/>
-                <w:lang w:eastAsia="ru-RU"/>
-                <w14:ligatures w14:val="none"/>
-              </w:rPr>
-              <w:t>Нижний колонтитул</w:t>
-            </w:r>
-          </w:p>
-        </w:tc>
-        <w:tc>
-          <w:tcPr>
-            <w:tcW w:w="2977" w:type="dxa"/>
-            <w:vAlign w:val="center"/>
-            <w:hideMark/>
-          </w:tcPr>
-          <w:p>
-            <w:pPr>
-              <w:spacing w:after="0" w:line="240" w:lineRule="auto"/>
-              <w:jc w:val="center"/>
-              <w:rPr>
-                <w:rFonts w:ascii="Times New Roman" w:eastAsia="Times New Roman" w:hAnsi="Times New Roman" w:cs="Times New Roman"/>
-                <w:color w:val="000000"/>
-                <w:kern w:val="0"/>
-                <w:lang w:eastAsia="ru-RU"/>
-                <w14:ligatures w14:val="none"/>
-              </w:rPr>
-            </w:pPr>
-            <w:r>
-              <w:rPr>
-                <w:rFonts w:ascii="Times New Roman" w:eastAsia="Times New Roman" w:hAnsi="Times New Roman" w:cs="Times New Roman"/>
-                <w:color w:val="000000"/>
-                <w:kern w:val="0"/>
-                <w:lang w:eastAsia="ru-RU"/>
-                <w14:ligatures w14:val="none"/>
-              </w:rPr>
-              <w:t>Контактная информация и дополнительные ссылки</w:t>
-            </w:r>
-          </w:p>
-        </w:tc>
-        <w:tc>
-          <w:tcPr>
-            <w:tcW w:w="3543" w:type="dxa"/>
-            <w:vAlign w:val="center"/>
-            <w:hideMark/>
-          </w:tcPr>
-          <w:p>
-            <w:pPr>
-              <w:spacing w:after="0" w:line="240" w:lineRule="auto"/>
-              <w:jc w:val="center"/>
-              <w:rPr>
-                <w:rFonts w:ascii="Times New Roman" w:eastAsia="Times New Roman" w:hAnsi="Times New Roman" w:cs="Times New Roman"/>
-                <w:color w:val="000000"/>
-                <w:kern w:val="0"/>
-                <w:lang w:eastAsia="ru-RU"/>
-                <w14:ligatures w14:val="none"/>
-              </w:rPr>
-            </w:pPr>
-            <w:r>
-              <w:rPr>
-                <w:rFonts w:ascii="Times New Roman" w:eastAsia="Times New Roman" w:hAnsi="Times New Roman" w:cs="Times New Roman"/>
-                <w:color w:val="000000"/>
-                <w:kern w:val="0"/>
-                <w:lang w:eastAsia="ru-RU"/>
-                <w14:ligatures w14:val="none"/>
-              </w:rPr>
               <w:t>Предоставление справочной информации</w:t>
             </w:r>
           </w:p>
@@ -2957,7 +3049,7 @@
     <w:p>
       <w:pPr>
         <w:spacing w:after="0" w:line="360" w:lineRule="auto"/>
-        <w:ind w:firstLine="709"/>
+        <w:ind w:firstLine="708"/>
         <w:jc w:val="both"/>
         <w:rPr>
           <w:rFonts w:ascii="Times New Roman" w:hAnsi="Times New Roman" w:cs="Times New Roman"/>
@@ -2967,7 +3059,7 @@
         <w:rPr>
           <w:rFonts w:ascii="Times New Roman" w:hAnsi="Times New Roman" w:cs="Times New Roman"/>
         </w:rPr>
-        <w:t>Визуальное проектирование интерфейса</w:t>
+        <w:t>При разработке визуального оформления были определены основные элементы дизайна:</w:t>
       </w:r>
     </w:p>
     <w:p>
@@ -2975,7 +3067,7 @@
         <w:pStyle w:val="a7"/>
         <w:numPr>
           <w:ilvl w:val="0"/>
-          <w:numId w:val="18"/>
+          <w:numId w:val="20"/>
         </w:numPr>
         <w:spacing w:after="0" w:line="360" w:lineRule="auto"/>
         <w:jc w:val="both"/>
@@ -2987,7 +3079,7 @@
         <w:rPr>
           <w:rFonts w:ascii="Times New Roman" w:hAnsi="Times New Roman" w:cs="Times New Roman"/>
         </w:rPr>
-        <w:t>При разработке визуального оформления были определены основные элементы дизайна:</w:t>
+        <w:t>Цветовая схема построена на сочетании тёмно-синего фона (#0F172A), тёмно-серых элементов интерфейса (#1E293B) и голубых акцентных элементов (#38BDF8), что обеспечивает современный внешний вид и хорошую читаемость.</w:t>
       </w:r>
     </w:p>
     <w:p>
@@ -2995,7 +3087,7 @@
         <w:pStyle w:val="a7"/>
         <w:numPr>
           <w:ilvl w:val="0"/>
-          <w:numId w:val="18"/>
+          <w:numId w:val="20"/>
         </w:numPr>
         <w:spacing w:after="0" w:line="360" w:lineRule="auto"/>
         <w:jc w:val="both"/>
@@ -3007,7 +3099,7 @@
         <w:rPr>
           <w:rFonts w:ascii="Times New Roman" w:hAnsi="Times New Roman" w:cs="Times New Roman"/>
         </w:rPr>
-        <w:t>Цветовая схема построена на сочетании тёмно-синего фона (#0F172A), тёмно-серых элементов интерфейса (#1E293B) и голубых акцентных элементов (#38BDF8), что обеспечивает современный внешний вид и хорошую читаемость.</w:t>
+        <w:t>Для отображения информации используются карточки с закруглёнными углами и единым стилем оформления.</w:t>
       </w:r>
     </w:p>
     <w:p>
@@ -3015,7 +3107,7 @@
         <w:pStyle w:val="a7"/>
         <w:numPr>
           <w:ilvl w:val="0"/>
-          <w:numId w:val="18"/>
+          <w:numId w:val="20"/>
         </w:numPr>
         <w:spacing w:after="0" w:line="360" w:lineRule="auto"/>
         <w:jc w:val="both"/>
@@ -3027,7 +3119,21 @@
         <w:rPr>
           <w:rFonts w:ascii="Times New Roman" w:hAnsi="Times New Roman" w:cs="Times New Roman"/>
         </w:rPr>
-        <w:t>Для отображения информации используются карточки с закруглёнными углами и единым стилем оформления.</w:t>
+        <w:t xml:space="preserve">В качестве основного шрифта применяется </w:t>
+      </w:r>
+      <w:proofErr w:type="spellStart"/>
+      <w:r>
+        <w:rPr>
+          <w:rFonts w:ascii="Times New Roman" w:hAnsi="Times New Roman" w:cs="Times New Roman"/>
+        </w:rPr>
+        <w:t>Arial</w:t>
+      </w:r>
+      <w:proofErr w:type="spellEnd"/>
+      <w:r>
+        <w:rPr>
+          <w:rFonts w:ascii="Times New Roman" w:hAnsi="Times New Roman" w:cs="Times New Roman"/>
+        </w:rPr>
+        <w:t>, обеспечивающий хорошую читаемость текста на различных разрешениях экрана.</w:t>
       </w:r>
     </w:p>
     <w:p>
@@ -3035,7 +3141,7 @@
         <w:pStyle w:val="a7"/>
         <w:numPr>
           <w:ilvl w:val="0"/>
-          <w:numId w:val="18"/>
+          <w:numId w:val="20"/>
         </w:numPr>
         <w:spacing w:after="0" w:line="360" w:lineRule="auto"/>
         <w:jc w:val="both"/>
@@ -3047,21 +3153,21 @@
         <w:rPr>
           <w:rFonts w:ascii="Times New Roman" w:hAnsi="Times New Roman" w:cs="Times New Roman"/>
         </w:rPr>
-        <w:t xml:space="preserve">В качестве основного шрифта применяется </w:t>
+        <w:t>Для интерактивных элементов реализованы эффекты наведения (</w:t>
       </w:r>
       <w:proofErr w:type="spellStart"/>
       <w:r>
         <w:rPr>
           <w:rFonts w:ascii="Times New Roman" w:hAnsi="Times New Roman" w:cs="Times New Roman"/>
         </w:rPr>
-        <w:t>Arial</w:t>
+        <w:t>hover</w:t>
       </w:r>
       <w:proofErr w:type="spellEnd"/>
       <w:r>
         <w:rPr>
           <w:rFonts w:ascii="Times New Roman" w:hAnsi="Times New Roman" w:cs="Times New Roman"/>
         </w:rPr>
-        <w:t>, обеспечивающий хорошую читаемость текста на различных разрешениях экрана.</w:t>
+        <w:t>), включающие изменение цвета и анимацию перемещения элементов.</w:t>
       </w:r>
     </w:p>
     <w:p>
@@ -3069,7 +3175,7 @@
         <w:pStyle w:val="a7"/>
         <w:numPr>
           <w:ilvl w:val="0"/>
-          <w:numId w:val="18"/>
+          <w:numId w:val="20"/>
         </w:numPr>
         <w:spacing w:after="0" w:line="360" w:lineRule="auto"/>
         <w:jc w:val="both"/>
@@ -3081,40 +3187,6 @@
         <w:rPr>
           <w:rFonts w:ascii="Times New Roman" w:hAnsi="Times New Roman" w:cs="Times New Roman"/>
         </w:rPr>
-        <w:t>Для интерактивных элементов реализованы эффекты наведения (</w:t>
-      </w:r>
-      <w:proofErr w:type="spellStart"/>
-      <w:r>
-        <w:rPr>
-          <w:rFonts w:ascii="Times New Roman" w:hAnsi="Times New Roman" w:cs="Times New Roman"/>
-        </w:rPr>
-        <w:t>hover</w:t>
-      </w:r>
-      <w:proofErr w:type="spellEnd"/>
-      <w:r>
-        <w:rPr>
-          <w:rFonts w:ascii="Times New Roman" w:hAnsi="Times New Roman" w:cs="Times New Roman"/>
-        </w:rPr>
-        <w:t>), включающие изменение цвета и анимацию перемещения элементов.</w:t>
-      </w:r>
-    </w:p>
-    <w:p>
-      <w:pPr>
-        <w:pStyle w:val="a7"/>
-        <w:numPr>
-          <w:ilvl w:val="0"/>
-          <w:numId w:val="18"/>
-        </w:numPr>
-        <w:spacing w:after="0" w:line="360" w:lineRule="auto"/>
-        <w:jc w:val="both"/>
-        <w:rPr>
-          <w:rFonts w:ascii="Times New Roman" w:hAnsi="Times New Roman" w:cs="Times New Roman"/>
-        </w:rPr>
-      </w:pPr>
-      <w:r>
-        <w:rPr>
-          <w:rFonts w:ascii="Times New Roman" w:hAnsi="Times New Roman" w:cs="Times New Roman"/>
-        </w:rPr>
         <w:t>Логотип размещён в верхней части сайта и используется для визуальной идентификации сервиса.</w:t>
       </w:r>
     </w:p>
@@ -3131,7 +3203,8 @@
         <w:rPr>
           <w:rFonts w:ascii="Times New Roman" w:hAnsi="Times New Roman" w:cs="Times New Roman"/>
         </w:rPr>
-        <w:t>Особенности отображения интерфейса</w:t>
+        <w:lastRenderedPageBreak/>
+        <w:t>Разработка веб-сайта осуществлялась с ориентацией на использование на персональных компьютерах. Интерфейс оптимизирован для отображения на экранах настольных устройств и ноутбуков.</w:t>
       </w:r>
     </w:p>
     <w:p>
@@ -3147,7 +3220,7 @@
         <w:rPr>
           <w:rFonts w:ascii="Times New Roman" w:hAnsi="Times New Roman" w:cs="Times New Roman"/>
         </w:rPr>
-        <w:t>Разработка веб-сайта осуществлялась с ориентацией на использование на персональных компьютерах. Интерфейс оптимизирован для отображения на экранах настольных устройств и ноутбуков.</w:t>
+        <w:t>Структура страниц построена с использованием гибких контейнеров и карточек, обеспечивающих корректное отображение элементов интерфейса при различных разрешениях экранов персональных компьютеров.</w:t>
       </w:r>
     </w:p>
     <w:p>
@@ -3163,52 +3236,79 @@
         <w:rPr>
           <w:rFonts w:ascii="Times New Roman" w:hAnsi="Times New Roman" w:cs="Times New Roman"/>
         </w:rPr>
-        <w:lastRenderedPageBreak/>
-        <w:t>Структура страниц построена с использованием гибких контейнеров и карточек, обеспечивающих корректное отображение элементов интерфейса при различных разрешениях экранов персональных компьютеров.</w:t>
-      </w:r>
+        <w:t>В результате проектирования была сформирована структура веб-сайта «Телеграф», определены основные элементы пользовательского интерфейса и разработан единый визуальный стиль оформления. Выполненные проектные решения позволили обеспечить удобную навигацию по сайту, логичную организацию информации и комфортное взаимодействие пользователей с системой.</w:t>
+      </w:r>
+    </w:p>
+    <w:p>
+      <w:pPr>
+        <w:pStyle w:val="1"/>
+        <w:spacing w:line="360" w:lineRule="auto"/>
+        <w:rPr>
+          <w:b/>
+          <w:bCs/>
+          <w:sz w:val="28"/>
+          <w:szCs w:val="28"/>
+        </w:rPr>
+      </w:pPr>
+      <w:bookmarkStart w:id="3" w:name="_Toc232065829"/>
+      <w:r>
+        <w:rPr>
+          <w:b/>
+          <w:bCs/>
+          <w:sz w:val="28"/>
+          <w:szCs w:val="28"/>
+        </w:rPr>
+        <w:t xml:space="preserve">Разработка </w:t>
+      </w:r>
+      <w:r>
+        <w:rPr>
+          <w:b/>
+          <w:bCs/>
+          <w:sz w:val="28"/>
+          <w:szCs w:val="28"/>
+        </w:rPr>
+        <w:t>и</w:t>
+      </w:r>
+      <w:r>
+        <w:rPr>
+          <w:b/>
+          <w:bCs/>
+          <w:sz w:val="28"/>
+          <w:szCs w:val="28"/>
+        </w:rPr>
+        <w:t>нтерфейса</w:t>
+      </w:r>
+      <w:bookmarkEnd w:id="3"/>
     </w:p>
     <w:p>
       <w:pPr>
         <w:spacing w:after="0" w:line="360" w:lineRule="auto"/>
         <w:ind w:firstLine="709"/>
-        <w:jc w:val="both"/>
-        <w:rPr>
-          <w:rFonts w:ascii="Times New Roman" w:hAnsi="Times New Roman" w:cs="Times New Roman"/>
-        </w:rPr>
-      </w:pPr>
-      <w:r>
-        <w:rPr>
-          <w:rFonts w:ascii="Times New Roman" w:hAnsi="Times New Roman" w:cs="Times New Roman"/>
-        </w:rPr>
-        <w:t>Итоги этапа проектирования</w:t>
+        <w:rPr>
+          <w:rFonts w:ascii="Times New Roman" w:hAnsi="Times New Roman" w:cs="Times New Roman"/>
+        </w:rPr>
+      </w:pPr>
+      <w:r>
+        <w:rPr>
+          <w:rFonts w:ascii="Times New Roman" w:hAnsi="Times New Roman" w:cs="Times New Roman"/>
+        </w:rPr>
+        <w:t>В рамках учебной практики был разработан веб-сайт «Телеграф», предназначенный для предоставления пользователям информации об услугах передачи сообщений, тарифных планах, а также для оформления и отслеживания заказов через интернет.</w:t>
       </w:r>
     </w:p>
     <w:p>
       <w:pPr>
         <w:spacing w:after="0" w:line="360" w:lineRule="auto"/>
         <w:ind w:firstLine="709"/>
-        <w:jc w:val="both"/>
-        <w:rPr>
-          <w:rFonts w:ascii="Times New Roman" w:hAnsi="Times New Roman" w:cs="Times New Roman"/>
-        </w:rPr>
-      </w:pPr>
-      <w:r>
-        <w:rPr>
-          <w:rFonts w:ascii="Times New Roman" w:hAnsi="Times New Roman" w:cs="Times New Roman"/>
-        </w:rPr>
-        <w:t>В результате проектирования была сформирована структура веб-сайта «Телеграф», определены основные элементы пользовательского интерфейса и разработан единый визуальный стиль оформления. Выполненные проектные решения позволили обеспечить удобную навигацию по сайту, логичную организацию информации и комфортное взаимодействие пользователей с системой.</w:t>
-      </w:r>
-    </w:p>
-    <w:p>
-      <w:pPr>
-        <w:pStyle w:val="1"/>
-        <w:spacing w:line="360" w:lineRule="auto"/>
-      </w:pPr>
-      <w:bookmarkStart w:id="3" w:name="_Toc231489102"/>
-      <w:r>
-        <w:t>Разработка интерфейса</w:t>
-      </w:r>
-      <w:bookmarkEnd w:id="3"/>
+        <w:rPr>
+          <w:rFonts w:ascii="Times New Roman" w:hAnsi="Times New Roman" w:cs="Times New Roman"/>
+        </w:rPr>
+      </w:pPr>
+      <w:r>
+        <w:rPr>
+          <w:rFonts w:ascii="Times New Roman" w:hAnsi="Times New Roman" w:cs="Times New Roman"/>
+        </w:rPr>
+        <w:t>Основной целью разработки являлось создание современного веб-приложения с удобным пользовательским интерфейсом, системой регистрации и авторизации пользователей, а также административной панелью для управления заказами. Особое внимание уделялось простоте навигации, единому визуальному стилю и удобству взаимодействия пользователей с системой.</w:t>
+      </w:r>
     </w:p>
     <w:p>
       <w:pPr>
@@ -3222,7 +3322,7 @@
         <w:rPr>
           <w:rFonts w:ascii="Times New Roman" w:hAnsi="Times New Roman" w:cs="Times New Roman"/>
         </w:rPr>
-        <w:t>В рамках учебной практики был разработан веб-сайт «Телеграф», предназначенный для предоставления пользователям информации об услугах передачи сообщений, тарифных планах, а также для оформления и отслеживания заказов через интернет.</w:t>
+        <w:t>На начальном этапе были определены основные требования к проекту. К ним относились наличие нескольких информационных страниц, реализация системы авторизации и регистрации, возможность оформления заказов, хранение данных в базе данных, а также наличие административной панели для обработки поступающих заявок. Дополнительно предусматривалось использование единого дизайна для всех страниц сайта.</w:t>
       </w:r>
     </w:p>
     <w:p>
@@ -3237,7 +3337,154 @@
         <w:rPr>
           <w:rFonts w:ascii="Times New Roman" w:hAnsi="Times New Roman" w:cs="Times New Roman"/>
         </w:rPr>
-        <w:t>Основной целью разработки являлось создание современного веб-приложения с удобным пользовательским интерфейсом, системой регистрации и авторизации пользователей, а также административной панелью для управления заказами. Особое внимание уделялось простоте навигации, единому визуальному стилю и удобству взаимодействия пользователей с системой.</w:t>
+        <w:t>Структура разработанного веб-сайта включает следующие основные разделы:</w:t>
+      </w:r>
+    </w:p>
+    <w:p>
+      <w:pPr>
+        <w:numPr>
+          <w:ilvl w:val="0"/>
+          <w:numId w:val="22"/>
+        </w:numPr>
+        <w:tabs>
+          <w:tab w:val="left" w:pos="993"/>
+        </w:tabs>
+        <w:spacing w:after="0" w:line="360" w:lineRule="auto"/>
+        <w:rPr>
+          <w:rFonts w:ascii="Times New Roman" w:hAnsi="Times New Roman" w:cs="Times New Roman"/>
+        </w:rPr>
+      </w:pPr>
+      <w:r>
+        <w:rPr>
+          <w:rFonts w:ascii="Times New Roman" w:hAnsi="Times New Roman" w:cs="Times New Roman"/>
+        </w:rPr>
+        <w:t xml:space="preserve">Главная страница; </w:t>
+      </w:r>
+    </w:p>
+    <w:p>
+      <w:pPr>
+        <w:numPr>
+          <w:ilvl w:val="0"/>
+          <w:numId w:val="22"/>
+        </w:numPr>
+        <w:tabs>
+          <w:tab w:val="left" w:pos="993"/>
+        </w:tabs>
+        <w:spacing w:after="0" w:line="360" w:lineRule="auto"/>
+        <w:rPr>
+          <w:rFonts w:ascii="Times New Roman" w:hAnsi="Times New Roman" w:cs="Times New Roman"/>
+        </w:rPr>
+      </w:pPr>
+      <w:r>
+        <w:rPr>
+          <w:rFonts w:ascii="Times New Roman" w:hAnsi="Times New Roman" w:cs="Times New Roman"/>
+        </w:rPr>
+        <w:t xml:space="preserve">Страница услуг; </w:t>
+      </w:r>
+    </w:p>
+    <w:p>
+      <w:pPr>
+        <w:numPr>
+          <w:ilvl w:val="0"/>
+          <w:numId w:val="22"/>
+        </w:numPr>
+        <w:tabs>
+          <w:tab w:val="left" w:pos="993"/>
+        </w:tabs>
+        <w:spacing w:after="0" w:line="360" w:lineRule="auto"/>
+        <w:rPr>
+          <w:rFonts w:ascii="Times New Roman" w:hAnsi="Times New Roman" w:cs="Times New Roman"/>
+        </w:rPr>
+      </w:pPr>
+      <w:r>
+        <w:rPr>
+          <w:rFonts w:ascii="Times New Roman" w:hAnsi="Times New Roman" w:cs="Times New Roman"/>
+        </w:rPr>
+        <w:t xml:space="preserve">Страница тарифов; </w:t>
+      </w:r>
+    </w:p>
+    <w:p>
+      <w:pPr>
+        <w:numPr>
+          <w:ilvl w:val="0"/>
+          <w:numId w:val="22"/>
+        </w:numPr>
+        <w:tabs>
+          <w:tab w:val="left" w:pos="993"/>
+        </w:tabs>
+        <w:spacing w:after="0" w:line="360" w:lineRule="auto"/>
+        <w:rPr>
+          <w:rFonts w:ascii="Times New Roman" w:hAnsi="Times New Roman" w:cs="Times New Roman"/>
+        </w:rPr>
+      </w:pPr>
+      <w:r>
+        <w:rPr>
+          <w:rFonts w:ascii="Times New Roman" w:hAnsi="Times New Roman" w:cs="Times New Roman"/>
+        </w:rPr>
+        <w:t xml:space="preserve">Страница контактов; </w:t>
+      </w:r>
+    </w:p>
+    <w:p>
+      <w:pPr>
+        <w:numPr>
+          <w:ilvl w:val="0"/>
+          <w:numId w:val="22"/>
+        </w:numPr>
+        <w:tabs>
+          <w:tab w:val="left" w:pos="993"/>
+        </w:tabs>
+        <w:spacing w:after="0" w:line="360" w:lineRule="auto"/>
+        <w:rPr>
+          <w:rFonts w:ascii="Times New Roman" w:hAnsi="Times New Roman" w:cs="Times New Roman"/>
+        </w:rPr>
+      </w:pPr>
+      <w:r>
+        <w:rPr>
+          <w:rFonts w:ascii="Times New Roman" w:hAnsi="Times New Roman" w:cs="Times New Roman"/>
+        </w:rPr>
+        <w:t xml:space="preserve">Страница авторизации и регистрации; </w:t>
+      </w:r>
+    </w:p>
+    <w:p>
+      <w:pPr>
+        <w:numPr>
+          <w:ilvl w:val="0"/>
+          <w:numId w:val="22"/>
+        </w:numPr>
+        <w:tabs>
+          <w:tab w:val="left" w:pos="993"/>
+        </w:tabs>
+        <w:spacing w:after="0" w:line="360" w:lineRule="auto"/>
+        <w:rPr>
+          <w:rFonts w:ascii="Times New Roman" w:hAnsi="Times New Roman" w:cs="Times New Roman"/>
+        </w:rPr>
+      </w:pPr>
+      <w:r>
+        <w:rPr>
+          <w:rFonts w:ascii="Times New Roman" w:hAnsi="Times New Roman" w:cs="Times New Roman"/>
+        </w:rPr>
+        <w:t xml:space="preserve">Страница оформления заказа; </w:t>
+      </w:r>
+    </w:p>
+    <w:p>
+      <w:pPr>
+        <w:numPr>
+          <w:ilvl w:val="0"/>
+          <w:numId w:val="22"/>
+        </w:numPr>
+        <w:tabs>
+          <w:tab w:val="left" w:pos="993"/>
+        </w:tabs>
+        <w:spacing w:after="0" w:line="360" w:lineRule="auto"/>
+        <w:rPr>
+          <w:rFonts w:ascii="Times New Roman" w:hAnsi="Times New Roman" w:cs="Times New Roman"/>
+        </w:rPr>
+      </w:pPr>
+      <w:r>
+        <w:rPr>
+          <w:rFonts w:ascii="Times New Roman" w:hAnsi="Times New Roman" w:cs="Times New Roman"/>
+        </w:rPr>
+        <w:t xml:space="preserve">Административная панель. </w:t>
       </w:r>
     </w:p>
     <w:p>
@@ -3252,198 +3499,8 @@
         <w:rPr>
           <w:rFonts w:ascii="Times New Roman" w:hAnsi="Times New Roman" w:cs="Times New Roman"/>
         </w:rPr>
-        <w:t>На начальном этапе были определены основные требования к проекту. К ним относились наличие нескольких информационных страниц, реализация системы авторизации и регистрации, возможность оформления заказов, хранение данных в базе данных, а также наличие административной панели для обработки поступающих заявок. Дополнительно предусматривалось использование единого дизайна для всех страниц сайта.</w:t>
-      </w:r>
-    </w:p>
-    <w:p>
-      <w:pPr>
-        <w:spacing w:after="0" w:line="360" w:lineRule="auto"/>
-        <w:ind w:firstLine="709"/>
-        <w:rPr>
-          <w:rFonts w:ascii="Times New Roman" w:hAnsi="Times New Roman" w:cs="Times New Roman"/>
-        </w:rPr>
-      </w:pPr>
-      <w:r>
-        <w:rPr>
-          <w:rFonts w:ascii="Times New Roman" w:hAnsi="Times New Roman" w:cs="Times New Roman"/>
-        </w:rPr>
-        <w:t>Структура разработанного веб-сайта включает следующие основные разделы:</w:t>
-      </w:r>
-    </w:p>
-    <w:p>
-      <w:pPr>
-        <w:numPr>
-          <w:ilvl w:val="0"/>
-          <w:numId w:val="19"/>
-        </w:numPr>
-        <w:tabs>
-          <w:tab w:val="left" w:pos="993"/>
-        </w:tabs>
-        <w:spacing w:after="0" w:line="360" w:lineRule="auto"/>
-        <w:ind w:left="0" w:firstLine="709"/>
-        <w:rPr>
-          <w:rFonts w:ascii="Times New Roman" w:hAnsi="Times New Roman" w:cs="Times New Roman"/>
-        </w:rPr>
-      </w:pPr>
-      <w:r>
-        <w:rPr>
-          <w:rFonts w:ascii="Times New Roman" w:hAnsi="Times New Roman" w:cs="Times New Roman"/>
-        </w:rPr>
-        <w:t xml:space="preserve">Главная страница; </w:t>
-      </w:r>
-    </w:p>
-    <w:p>
-      <w:pPr>
-        <w:numPr>
-          <w:ilvl w:val="0"/>
-          <w:numId w:val="19"/>
-        </w:numPr>
-        <w:tabs>
-          <w:tab w:val="left" w:pos="993"/>
-        </w:tabs>
-        <w:spacing w:after="0" w:line="360" w:lineRule="auto"/>
-        <w:ind w:left="0" w:firstLine="709"/>
-        <w:rPr>
-          <w:rFonts w:ascii="Times New Roman" w:hAnsi="Times New Roman" w:cs="Times New Roman"/>
-        </w:rPr>
-      </w:pPr>
-      <w:r>
-        <w:rPr>
-          <w:rFonts w:ascii="Times New Roman" w:hAnsi="Times New Roman" w:cs="Times New Roman"/>
-        </w:rPr>
-        <w:t xml:space="preserve">Страница услуг; </w:t>
-      </w:r>
-    </w:p>
-    <w:p>
-      <w:pPr>
-        <w:numPr>
-          <w:ilvl w:val="0"/>
-          <w:numId w:val="19"/>
-        </w:numPr>
-        <w:tabs>
-          <w:tab w:val="left" w:pos="993"/>
-        </w:tabs>
-        <w:spacing w:after="0" w:line="360" w:lineRule="auto"/>
-        <w:ind w:left="0" w:firstLine="709"/>
-        <w:rPr>
-          <w:rFonts w:ascii="Times New Roman" w:hAnsi="Times New Roman" w:cs="Times New Roman"/>
-        </w:rPr>
-      </w:pPr>
-      <w:r>
-        <w:rPr>
-          <w:rFonts w:ascii="Times New Roman" w:hAnsi="Times New Roman" w:cs="Times New Roman"/>
-        </w:rPr>
-        <w:t xml:space="preserve">Страница тарифов; </w:t>
-      </w:r>
-    </w:p>
-    <w:p>
-      <w:pPr>
-        <w:numPr>
-          <w:ilvl w:val="0"/>
-          <w:numId w:val="19"/>
-        </w:numPr>
-        <w:tabs>
-          <w:tab w:val="left" w:pos="993"/>
-        </w:tabs>
-        <w:spacing w:after="0" w:line="360" w:lineRule="auto"/>
-        <w:ind w:left="0" w:firstLine="709"/>
-        <w:rPr>
-          <w:rFonts w:ascii="Times New Roman" w:hAnsi="Times New Roman" w:cs="Times New Roman"/>
-        </w:rPr>
-      </w:pPr>
-      <w:r>
-        <w:rPr>
-          <w:rFonts w:ascii="Times New Roman" w:hAnsi="Times New Roman" w:cs="Times New Roman"/>
-        </w:rPr>
-        <w:t xml:space="preserve">Страница контактов; </w:t>
-      </w:r>
-    </w:p>
-    <w:p>
-      <w:pPr>
-        <w:numPr>
-          <w:ilvl w:val="0"/>
-          <w:numId w:val="19"/>
-        </w:numPr>
-        <w:tabs>
-          <w:tab w:val="left" w:pos="993"/>
-        </w:tabs>
-        <w:spacing w:after="0" w:line="360" w:lineRule="auto"/>
-        <w:ind w:left="0" w:firstLine="709"/>
-        <w:rPr>
-          <w:rFonts w:ascii="Times New Roman" w:hAnsi="Times New Roman" w:cs="Times New Roman"/>
-        </w:rPr>
-      </w:pPr>
-      <w:r>
-        <w:rPr>
-          <w:rFonts w:ascii="Times New Roman" w:hAnsi="Times New Roman" w:cs="Times New Roman"/>
-        </w:rPr>
-        <w:t xml:space="preserve">Страница авторизации и регистрации; </w:t>
-      </w:r>
-    </w:p>
-    <w:p>
-      <w:pPr>
-        <w:numPr>
-          <w:ilvl w:val="0"/>
-          <w:numId w:val="19"/>
-        </w:numPr>
-        <w:tabs>
-          <w:tab w:val="left" w:pos="993"/>
-        </w:tabs>
-        <w:spacing w:after="0" w:line="360" w:lineRule="auto"/>
-        <w:ind w:left="0" w:firstLine="709"/>
-        <w:rPr>
-          <w:rFonts w:ascii="Times New Roman" w:hAnsi="Times New Roman" w:cs="Times New Roman"/>
-        </w:rPr>
-      </w:pPr>
-      <w:r>
-        <w:rPr>
-          <w:rFonts w:ascii="Times New Roman" w:hAnsi="Times New Roman" w:cs="Times New Roman"/>
-        </w:rPr>
-        <w:t xml:space="preserve">Страница оформления заказа; </w:t>
-      </w:r>
-    </w:p>
-    <w:p>
-      <w:pPr>
-        <w:numPr>
-          <w:ilvl w:val="0"/>
-          <w:numId w:val="19"/>
-        </w:numPr>
-        <w:tabs>
-          <w:tab w:val="left" w:pos="993"/>
-        </w:tabs>
-        <w:spacing w:after="0" w:line="360" w:lineRule="auto"/>
-        <w:ind w:left="0" w:firstLine="709"/>
-        <w:rPr>
-          <w:rFonts w:ascii="Times New Roman" w:hAnsi="Times New Roman" w:cs="Times New Roman"/>
-        </w:rPr>
-      </w:pPr>
-      <w:r>
-        <w:rPr>
-          <w:rFonts w:ascii="Times New Roman" w:hAnsi="Times New Roman" w:cs="Times New Roman"/>
-        </w:rPr>
-        <w:t xml:space="preserve">Административная панель. </w:t>
-      </w:r>
-    </w:p>
-    <w:p>
-      <w:pPr>
-        <w:spacing w:after="0" w:line="360" w:lineRule="auto"/>
-        <w:ind w:firstLine="709"/>
-        <w:rPr>
-          <w:rFonts w:ascii="Times New Roman" w:hAnsi="Times New Roman" w:cs="Times New Roman"/>
-        </w:rPr>
-      </w:pPr>
-      <w:r>
-        <w:rPr>
-          <w:rFonts w:ascii="Times New Roman" w:hAnsi="Times New Roman" w:cs="Times New Roman"/>
-        </w:rPr>
-        <w:t xml:space="preserve">При разработке интерфейса использовалась единая визуальная концепция. В качестве основных цветов были выбраны тёмно-синий фон, голубые акцентные элементы и светлые оттенки текста. Такое сочетание обеспечивает хороший уровень контрастности и создаёт </w:t>
-      </w:r>
-      <w:r>
-        <w:rPr>
-          <w:rFonts w:ascii="Times New Roman" w:hAnsi="Times New Roman" w:cs="Times New Roman"/>
-        </w:rPr>
         <w:lastRenderedPageBreak/>
-        <w:t>современный внешний вид сайта. Для всех страниц использовались одинаковые элементы навигации, кнопки, карточки и стили оформления, что позволило добиться визуальной целостности проекта.</w:t>
+        <w:t>При разработке интерфейса использовалась единая визуальная концепция. В качестве основных цветов были выбраны тёмно-синий фон, голубые акцентные элементы и светлые оттенки текста. Такое сочетание обеспечивает хороший уровень контрастности и создаёт современный внешний вид сайта. Для всех страниц использовались одинаковые элементы навигации, кнопки, карточки и стили оформления, что позволило добиться визуальной целостности проекта.</w:t>
       </w:r>
     </w:p>
     <w:p>
@@ -3578,13 +3635,40 @@
       <w:pPr>
         <w:spacing w:after="0" w:line="360" w:lineRule="auto"/>
         <w:ind w:firstLine="709"/>
-        <w:jc w:val="center"/>
-        <w:rPr>
-          <w:rFonts w:ascii="Times New Roman" w:hAnsi="Times New Roman" w:cs="Times New Roman"/>
-          <w:i/>
-          <w:iCs/>
-        </w:rPr>
-      </w:pPr>
+        <w:rPr>
+          <w:rFonts w:ascii="Times New Roman" w:hAnsi="Times New Roman" w:cs="Times New Roman"/>
+        </w:rPr>
+      </w:pPr>
+      <w:r>
+        <w:rPr>
+          <w:rFonts w:ascii="Times New Roman" w:hAnsi="Times New Roman" w:cs="Times New Roman"/>
+        </w:rPr>
+        <w:t>Главная страница является основной точкой входа пользователя в систему</w:t>
+      </w:r>
+      <w:r>
+        <w:rPr>
+          <w:rFonts w:ascii="Times New Roman" w:hAnsi="Times New Roman" w:cs="Times New Roman"/>
+        </w:rPr>
+        <w:t xml:space="preserve"> (</w:t>
+      </w:r>
+      <w:r>
+        <w:rPr>
+          <w:rFonts w:ascii="Times New Roman" w:hAnsi="Times New Roman" w:cs="Times New Roman"/>
+        </w:rPr>
+        <w:t>Рис. 2</w:t>
+      </w:r>
+      <w:r>
+        <w:rPr>
+          <w:rFonts w:ascii="Times New Roman" w:hAnsi="Times New Roman" w:cs="Times New Roman"/>
+        </w:rPr>
+        <w:t>)</w:t>
+      </w:r>
+      <w:r>
+        <w:rPr>
+          <w:rFonts w:ascii="Times New Roman" w:hAnsi="Times New Roman" w:cs="Times New Roman"/>
+        </w:rPr>
+        <w:t>. На ней размещён крупный приветственный блок с названием проекта и кратким описанием его назначения. Для быстрого перехода к основным разделам предусмотрены кнопки навигации, позволяющие ознакомиться с услугами и тарифами.</w:t>
+      </w:r>
     </w:p>
     <w:p>
       <w:pPr>
@@ -3598,7 +3682,7 @@
         <w:rPr>
           <w:rFonts w:ascii="Times New Roman" w:hAnsi="Times New Roman" w:cs="Times New Roman"/>
         </w:rPr>
-        <w:t>Главная страница</w:t>
+        <w:t>Ниже располагается блок услуг, оформленный в виде карточек. Каждая карточка содержит название услуги, краткое описание и кнопку для оформления заказа. Такой способ представления информации позволяет быстро ознакомиться с возможностями системы и выбрать интересующую услугу.</w:t>
       </w:r>
     </w:p>
     <w:p>
@@ -3613,31 +3697,55 @@
         <w:rPr>
           <w:rFonts w:ascii="Times New Roman" w:hAnsi="Times New Roman" w:cs="Times New Roman"/>
         </w:rPr>
-        <w:t>Главная страница является основной точкой входа пользователя в систему</w:t>
-      </w:r>
-      <w:r>
-        <w:rPr>
-          <w:rFonts w:ascii="Times New Roman" w:hAnsi="Times New Roman" w:cs="Times New Roman"/>
-        </w:rPr>
-        <w:t xml:space="preserve"> (</w:t>
-      </w:r>
-      <w:r>
-        <w:rPr>
-          <w:rFonts w:ascii="Times New Roman" w:hAnsi="Times New Roman" w:cs="Times New Roman"/>
-        </w:rPr>
-        <w:t>Рис. 2</w:t>
-      </w:r>
-      <w:r>
-        <w:rPr>
-          <w:rFonts w:ascii="Times New Roman" w:hAnsi="Times New Roman" w:cs="Times New Roman"/>
-        </w:rPr>
-        <w:t>)</w:t>
-      </w:r>
-      <w:r>
-        <w:rPr>
-          <w:rFonts w:ascii="Times New Roman" w:hAnsi="Times New Roman" w:cs="Times New Roman"/>
-        </w:rPr>
-        <w:t>. На ней размещён крупный приветственный блок с названием проекта и кратким описанием его назначения. Для быстрого перехода к основным разделам предусмотрены кнопки навигации, позволяющие ознакомиться с услугами и тарифами.</w:t>
+        <w:t>Дополнительно на главной странице размещён блок тарифов</w:t>
+      </w:r>
+      <w:r>
+        <w:rPr>
+          <w:rFonts w:ascii="Times New Roman" w:hAnsi="Times New Roman" w:cs="Times New Roman"/>
+        </w:rPr>
+        <w:t xml:space="preserve"> и представле</w:t>
+      </w:r>
+      <w:r>
+        <w:rPr>
+          <w:rFonts w:ascii="Times New Roman" w:hAnsi="Times New Roman" w:cs="Times New Roman"/>
+        </w:rPr>
+        <w:t>ние работы телеграфа</w:t>
+      </w:r>
+      <w:r>
+        <w:rPr>
+          <w:rFonts w:ascii="Times New Roman" w:hAnsi="Times New Roman" w:cs="Times New Roman"/>
+        </w:rPr>
+        <w:t>.</w:t>
+      </w:r>
+      <w:r>
+        <w:rPr>
+          <w:rFonts w:ascii="Times New Roman" w:hAnsi="Times New Roman" w:cs="Times New Roman"/>
+        </w:rPr>
+        <w:t xml:space="preserve"> Они</w:t>
+      </w:r>
+      <w:r>
+        <w:rPr>
+          <w:rFonts w:ascii="Times New Roman" w:hAnsi="Times New Roman" w:cs="Times New Roman"/>
+        </w:rPr>
+        <w:t xml:space="preserve"> представлены в виде отдельных карточек с кратким описанием и стоимостью</w:t>
+      </w:r>
+      <w:r>
+        <w:rPr>
+          <w:rFonts w:ascii="Times New Roman" w:hAnsi="Times New Roman" w:cs="Times New Roman"/>
+        </w:rPr>
+        <w:t xml:space="preserve">, </w:t>
+      </w:r>
+      <w:r>
+        <w:rPr>
+          <w:rFonts w:ascii="Times New Roman" w:hAnsi="Times New Roman" w:cs="Times New Roman"/>
+        </w:rPr>
+        <w:t>а карточки представления работы дополнительно имеют изображения</w:t>
+      </w:r>
+      <w:r>
+        <w:rPr>
+          <w:rFonts w:ascii="Times New Roman" w:hAnsi="Times New Roman" w:cs="Times New Roman"/>
+        </w:rPr>
+        <w:t>. Для привлечения внимания один из тарифов визуально выделен относительно остальных.</w:t>
       </w:r>
     </w:p>
     <w:p>
@@ -3652,7 +3760,7 @@
         <w:rPr>
           <w:rFonts w:ascii="Times New Roman" w:hAnsi="Times New Roman" w:cs="Times New Roman"/>
         </w:rPr>
-        <w:t>Ниже располагается блок услуг, оформленный в виде карточек. Каждая карточка содержит название услуги, краткое описание и кнопку для оформления заказа. Такой способ представления информации позволяет быстро ознакомиться с возможностями системы и выбрать интересующую услугу.</w:t>
+        <w:t>Верхняя навигационная панель закреплена в верхней части страницы, благодаря чему пользователь может перейти в любой раздел сайта независимо от текущего положения на странице. Для улучшения визуального восприятия используются анимации наведения и плавные переходы между состояниями элементов интерфейса.</w:t>
       </w:r>
     </w:p>
     <w:p>
@@ -3667,90 +3775,13 @@
         <w:rPr>
           <w:rFonts w:ascii="Times New Roman" w:hAnsi="Times New Roman" w:cs="Times New Roman"/>
         </w:rPr>
-        <w:t>Дополнительно на главной странице размещён блок тарифов</w:t>
-      </w:r>
-      <w:r>
-        <w:rPr>
-          <w:rFonts w:ascii="Times New Roman" w:hAnsi="Times New Roman" w:cs="Times New Roman"/>
-        </w:rPr>
-        <w:t xml:space="preserve"> и представле</w:t>
-      </w:r>
-      <w:r>
-        <w:rPr>
-          <w:rFonts w:ascii="Times New Roman" w:hAnsi="Times New Roman" w:cs="Times New Roman"/>
-        </w:rPr>
-        <w:t>ние работы телеграфа</w:t>
-      </w:r>
-      <w:r>
-        <w:rPr>
-          <w:rFonts w:ascii="Times New Roman" w:hAnsi="Times New Roman" w:cs="Times New Roman"/>
-        </w:rPr>
-        <w:t>.</w:t>
-      </w:r>
-      <w:r>
-        <w:rPr>
-          <w:rFonts w:ascii="Times New Roman" w:hAnsi="Times New Roman" w:cs="Times New Roman"/>
-        </w:rPr>
-        <w:t xml:space="preserve"> Они</w:t>
-      </w:r>
-      <w:r>
-        <w:rPr>
-          <w:rFonts w:ascii="Times New Roman" w:hAnsi="Times New Roman" w:cs="Times New Roman"/>
-        </w:rPr>
-        <w:t xml:space="preserve"> представлены в виде отдельных карточек с кратким описанием и стоимостью</w:t>
-      </w:r>
-      <w:r>
-        <w:rPr>
-          <w:rFonts w:ascii="Times New Roman" w:hAnsi="Times New Roman" w:cs="Times New Roman"/>
-        </w:rPr>
-        <w:t xml:space="preserve">, </w:t>
-      </w:r>
-      <w:r>
-        <w:rPr>
-          <w:rFonts w:ascii="Times New Roman" w:hAnsi="Times New Roman" w:cs="Times New Roman"/>
-        </w:rPr>
-        <w:t>а карточки представления работы дополнительно имеют изображения</w:t>
-      </w:r>
-      <w:r>
-        <w:rPr>
-          <w:rFonts w:ascii="Times New Roman" w:hAnsi="Times New Roman" w:cs="Times New Roman"/>
-        </w:rPr>
-        <w:t>. Для привлечения внимания один из тарифов визуально выделен относительно остальных.</w:t>
+        <w:t>Дизайн главной страницы выполнен в минималистичном стиле с использованием карточной структуры и большого количества свободного пространства между элементами. Это способствует улучшению читаемости и восприятия информации.</w:t>
       </w:r>
     </w:p>
     <w:p>
       <w:pPr>
         <w:spacing w:after="0" w:line="360" w:lineRule="auto"/>
-        <w:ind w:firstLine="709"/>
-        <w:rPr>
-          <w:rFonts w:ascii="Times New Roman" w:hAnsi="Times New Roman" w:cs="Times New Roman"/>
-        </w:rPr>
-      </w:pPr>
-      <w:r>
-        <w:rPr>
-          <w:rFonts w:ascii="Times New Roman" w:hAnsi="Times New Roman" w:cs="Times New Roman"/>
-        </w:rPr>
-        <w:t>Верхняя навигационная панель закреплена в верхней части страницы, благодаря чему пользователь может перейти в любой раздел сайта независимо от текущего положения на странице. Для улучшения визуального восприятия используются анимации наведения и плавные переходы между состояниями элементов интерфейса.</w:t>
-      </w:r>
-    </w:p>
-    <w:p>
-      <w:pPr>
-        <w:spacing w:after="0" w:line="360" w:lineRule="auto"/>
-        <w:ind w:firstLine="709"/>
-        <w:rPr>
-          <w:rFonts w:ascii="Times New Roman" w:hAnsi="Times New Roman" w:cs="Times New Roman"/>
-        </w:rPr>
-      </w:pPr>
-      <w:r>
-        <w:rPr>
-          <w:rFonts w:ascii="Times New Roman" w:hAnsi="Times New Roman" w:cs="Times New Roman"/>
-        </w:rPr>
-        <w:t>Дизайн главной страницы выполнен в минималистичном стиле с использованием карточной структуры и большого количества свободного пространства между элементами. Это способствует улучшению читаемости и восприятия информации.</w:t>
-      </w:r>
-    </w:p>
-    <w:p>
-      <w:pPr>
-        <w:spacing w:after="0" w:line="360" w:lineRule="auto"/>
+        <w:jc w:val="center"/>
         <w:rPr>
           <w:rFonts w:ascii="Times New Roman" w:hAnsi="Times New Roman" w:cs="Times New Roman"/>
         </w:rPr>
@@ -3762,17 +3793,9 @@
         </w:rPr>
         <w:lastRenderedPageBreak/>
         <w:drawing>
-          <wp:anchor distT="0" distB="0" distL="114300" distR="114300" simplePos="0" relativeHeight="251658240" behindDoc="1" locked="0" layoutInCell="1" allowOverlap="1" wp14:anchorId="2350FAE4" wp14:editId="25AB39C1">
-            <wp:simplePos x="0" y="0"/>
-            <wp:positionH relativeFrom="column">
-              <wp:posOffset>360045</wp:posOffset>
-            </wp:positionH>
-            <wp:positionV relativeFrom="paragraph">
-              <wp:posOffset>0</wp:posOffset>
-            </wp:positionV>
-            <wp:extent cx="6120130" cy="6831330"/>
+          <wp:inline distT="0" distB="0" distL="0" distR="0" wp14:anchorId="2350FAE4" wp14:editId="09D6C0DC">
+            <wp:extent cx="3867321" cy="4316730"/>
             <wp:effectExtent l="0" t="0" r="0" b="7620"/>
-            <wp:wrapSquare wrapText="bothSides"/>
             <wp:docPr id="968017035" name="Рисунок 1"/>
             <wp:cNvGraphicFramePr>
               <a:graphicFrameLocks xmlns:a="http://schemas.openxmlformats.org/drawingml/2006/main" noChangeAspect="1"/>
@@ -3799,7 +3822,7 @@
                   <pic:spPr>
                     <a:xfrm>
                       <a:off x="0" y="0"/>
-                      <a:ext cx="6120130" cy="6831330"/>
+                      <a:ext cx="3870653" cy="4320449"/>
                     </a:xfrm>
                     <a:prstGeom prst="rect">
                       <a:avLst/>
@@ -3808,7 +3831,7 @@
                 </pic:pic>
               </a:graphicData>
             </a:graphic>
-          </wp:anchor>
+          </wp:inline>
         </w:drawing>
       </w:r>
     </w:p>
@@ -3836,147 +3859,95 @@
       <w:pPr>
         <w:spacing w:after="0" w:line="360" w:lineRule="auto"/>
         <w:ind w:firstLine="709"/>
+        <w:rPr>
+          <w:rFonts w:ascii="Times New Roman" w:hAnsi="Times New Roman" w:cs="Times New Roman"/>
+        </w:rPr>
+      </w:pPr>
+      <w:r>
+        <w:rPr>
+          <w:rFonts w:ascii="Times New Roman" w:hAnsi="Times New Roman" w:cs="Times New Roman"/>
+        </w:rPr>
+        <w:t>Страница услуг предназначена для отображения полного перечня предоставляемых сервисов. Все услуги представлены в виде отдельных карточек, содержащих изображение, название, описание и стоимость.</w:t>
+      </w:r>
+      <w:r>
+        <w:rPr>
+          <w:rFonts w:ascii="Times New Roman" w:hAnsi="Times New Roman" w:cs="Times New Roman"/>
+        </w:rPr>
+        <w:t xml:space="preserve"> </w:t>
+      </w:r>
+      <w:r>
+        <w:rPr>
+          <w:rFonts w:ascii="Times New Roman" w:hAnsi="Times New Roman" w:cs="Times New Roman"/>
+        </w:rPr>
+        <w:t>Использование карточного представления позволяет визуально разделить различные услуги и сделать страницу более удобной для восприятия. Для каждой карточки предусмотрена кнопка оформления заказа, обеспечивающая быстрый переход к соответствующему функционалу.</w:t>
+      </w:r>
+      <w:r>
+        <w:rPr>
+          <w:rFonts w:ascii="Times New Roman" w:hAnsi="Times New Roman" w:cs="Times New Roman"/>
+        </w:rPr>
+        <w:t xml:space="preserve"> </w:t>
+      </w:r>
+      <w:r>
+        <w:rPr>
+          <w:rFonts w:ascii="Times New Roman" w:hAnsi="Times New Roman" w:cs="Times New Roman"/>
+        </w:rPr>
+        <w:t>Верхняя часть страницы оформлена в виде отдельного информационного блока с названием раздела и кратким описанием его назначения. Благодаря этому пользователь сразу понимает содержание страницы после её открытия.</w:t>
+      </w:r>
+      <w:r>
+        <w:rPr>
+          <w:rFonts w:ascii="Times New Roman" w:hAnsi="Times New Roman" w:cs="Times New Roman"/>
+        </w:rPr>
+        <w:t xml:space="preserve"> </w:t>
+      </w:r>
+      <w:r>
+        <w:rPr>
+          <w:rFonts w:ascii="Times New Roman" w:hAnsi="Times New Roman" w:cs="Times New Roman"/>
+        </w:rPr>
+        <w:t>При разработке страницы использовались</w:t>
+      </w:r>
+      <w:r>
+        <w:rPr>
+          <w:rFonts w:ascii="Times New Roman" w:hAnsi="Times New Roman" w:cs="Times New Roman"/>
+        </w:rPr>
+        <w:t xml:space="preserve"> стикеры</w:t>
+      </w:r>
+      <w:r>
+        <w:rPr>
+          <w:rFonts w:ascii="Times New Roman" w:hAnsi="Times New Roman" w:cs="Times New Roman"/>
+        </w:rPr>
+        <w:t>, соответствующие тематике телеграфной связи и передачи сообщений. Это позволило сделать интерфейс более информативным и визуально привлекательным.</w:t>
+      </w:r>
+      <w:r>
+        <w:rPr>
+          <w:rFonts w:ascii="Times New Roman" w:hAnsi="Times New Roman" w:cs="Times New Roman"/>
+        </w:rPr>
+        <w:t xml:space="preserve"> </w:t>
+      </w:r>
+      <w:r>
+        <w:rPr>
+          <w:rFonts w:ascii="Times New Roman" w:hAnsi="Times New Roman" w:cs="Times New Roman"/>
+        </w:rPr>
+        <w:t>Все карточки выполнены в едином стиле и поддерживают анимацию при наведении курсора, что улучшает пользовательский опыт взаимодействия с системой.</w:t>
+      </w:r>
+    </w:p>
+    <w:p>
+      <w:pPr>
+        <w:spacing w:after="0" w:line="360" w:lineRule="auto"/>
         <w:jc w:val="center"/>
         <w:rPr>
           <w:rFonts w:ascii="Times New Roman" w:hAnsi="Times New Roman" w:cs="Times New Roman"/>
-          <w:i/>
-          <w:iCs/>
-        </w:rPr>
-      </w:pPr>
-    </w:p>
-    <w:p>
-      <w:pPr>
-        <w:spacing w:after="0" w:line="360" w:lineRule="auto"/>
-        <w:ind w:firstLine="709"/>
-        <w:rPr>
-          <w:rFonts w:ascii="Times New Roman" w:hAnsi="Times New Roman" w:cs="Times New Roman"/>
-        </w:rPr>
-      </w:pPr>
-      <w:r>
-        <w:rPr>
-          <w:rFonts w:ascii="Times New Roman" w:hAnsi="Times New Roman" w:cs="Times New Roman"/>
-        </w:rPr>
-        <w:t>Страница услуг</w:t>
-      </w:r>
-    </w:p>
-    <w:p>
-      <w:pPr>
-        <w:spacing w:after="0" w:line="360" w:lineRule="auto"/>
-        <w:ind w:firstLine="709"/>
-        <w:rPr>
-          <w:rFonts w:ascii="Times New Roman" w:hAnsi="Times New Roman" w:cs="Times New Roman"/>
-        </w:rPr>
-      </w:pPr>
-      <w:r>
-        <w:rPr>
-          <w:rFonts w:ascii="Times New Roman" w:hAnsi="Times New Roman" w:cs="Times New Roman"/>
-        </w:rPr>
-        <w:t>Страница услуг предназначена для отображения полного перечня предоставляемых сервисов. Все услуги представлены в виде отдельных карточек, содержащих изображение, название, описание и стоимость.</w:t>
-      </w:r>
-    </w:p>
-    <w:p>
-      <w:pPr>
-        <w:spacing w:after="0" w:line="360" w:lineRule="auto"/>
-        <w:ind w:firstLine="709"/>
-        <w:rPr>
-          <w:rFonts w:ascii="Times New Roman" w:hAnsi="Times New Roman" w:cs="Times New Roman"/>
-        </w:rPr>
-      </w:pPr>
-      <w:r>
-        <w:rPr>
-          <w:rFonts w:ascii="Times New Roman" w:hAnsi="Times New Roman" w:cs="Times New Roman"/>
-        </w:rPr>
-        <w:t xml:space="preserve">Использование карточного представления позволяет визуально разделить различные услуги и сделать страницу более удобной для восприятия. Для каждой карточки </w:t>
-      </w:r>
-      <w:r>
-        <w:rPr>
-          <w:rFonts w:ascii="Times New Roman" w:hAnsi="Times New Roman" w:cs="Times New Roman"/>
+        </w:rPr>
+      </w:pPr>
+      <w:r>
+        <w:rPr>
+          <w:rFonts w:ascii="Times New Roman" w:hAnsi="Times New Roman" w:cs="Times New Roman"/>
+          <w:noProof/>
         </w:rPr>
         <w:lastRenderedPageBreak/>
-        <w:t>предусмотрена кнопка оформления заказа, обеспечивающая быстрый переход к соответствующему функционалу.</w:t>
-      </w:r>
-    </w:p>
-    <w:p>
-      <w:pPr>
-        <w:spacing w:after="0" w:line="360" w:lineRule="auto"/>
-        <w:ind w:firstLine="709"/>
-        <w:rPr>
-          <w:rFonts w:ascii="Times New Roman" w:hAnsi="Times New Roman" w:cs="Times New Roman"/>
-        </w:rPr>
-      </w:pPr>
-      <w:r>
-        <w:rPr>
-          <w:rFonts w:ascii="Times New Roman" w:hAnsi="Times New Roman" w:cs="Times New Roman"/>
-        </w:rPr>
-        <w:t>Верхняя часть страницы оформлена в виде отдельного информационного блока с названием раздела и кратким описанием его назначения. Благодаря этому пользователь сразу понимает содержание страницы после её открытия.</w:t>
-      </w:r>
-    </w:p>
-    <w:p>
-      <w:pPr>
-        <w:spacing w:after="0" w:line="360" w:lineRule="auto"/>
-        <w:ind w:firstLine="709"/>
-        <w:rPr>
-          <w:rFonts w:ascii="Times New Roman" w:hAnsi="Times New Roman" w:cs="Times New Roman"/>
-        </w:rPr>
-      </w:pPr>
-      <w:r>
-        <w:rPr>
-          <w:rFonts w:ascii="Times New Roman" w:hAnsi="Times New Roman" w:cs="Times New Roman"/>
-        </w:rPr>
-        <w:t>При разработке страницы использовались</w:t>
-      </w:r>
-      <w:r>
-        <w:rPr>
-          <w:rFonts w:ascii="Times New Roman" w:hAnsi="Times New Roman" w:cs="Times New Roman"/>
-        </w:rPr>
-        <w:t xml:space="preserve"> стикеры</w:t>
-      </w:r>
-      <w:r>
-        <w:rPr>
-          <w:rFonts w:ascii="Times New Roman" w:hAnsi="Times New Roman" w:cs="Times New Roman"/>
-        </w:rPr>
-        <w:t>, соответствующие тематике телеграфной связи и передачи сообщений. Это позволило сделать интерфейс более информативным и визуально привлекательным.</w:t>
-      </w:r>
-    </w:p>
-    <w:p>
-      <w:pPr>
-        <w:spacing w:after="0" w:line="360" w:lineRule="auto"/>
-        <w:ind w:firstLine="709"/>
-        <w:rPr>
-          <w:rFonts w:ascii="Times New Roman" w:hAnsi="Times New Roman" w:cs="Times New Roman"/>
-        </w:rPr>
-      </w:pPr>
-      <w:r>
-        <w:rPr>
-          <w:rFonts w:ascii="Times New Roman" w:hAnsi="Times New Roman" w:cs="Times New Roman"/>
-        </w:rPr>
-        <w:t>Все карточки выполнены в едином стиле и поддерживают анимацию при наведении курсора, что улучшает пользовательский опыт взаимодействия с системой.</w:t>
-      </w:r>
-    </w:p>
-    <w:p>
-      <w:pPr>
-        <w:spacing w:after="0" w:line="360" w:lineRule="auto"/>
-        <w:rPr>
-          <w:rFonts w:ascii="Times New Roman" w:hAnsi="Times New Roman" w:cs="Times New Roman"/>
-        </w:rPr>
-      </w:pPr>
-      <w:r>
-        <w:rPr>
-          <w:rFonts w:ascii="Times New Roman" w:hAnsi="Times New Roman" w:cs="Times New Roman"/>
-          <w:noProof/>
-        </w:rPr>
         <w:drawing>
-          <wp:anchor distT="0" distB="0" distL="114300" distR="114300" simplePos="0" relativeHeight="251659264" behindDoc="0" locked="0" layoutInCell="1" allowOverlap="1" wp14:anchorId="00A19A6C" wp14:editId="2B907247">
-            <wp:simplePos x="0" y="0"/>
-            <wp:positionH relativeFrom="column">
-              <wp:posOffset>360045</wp:posOffset>
-            </wp:positionH>
-            <wp:positionV relativeFrom="paragraph">
-              <wp:posOffset>-3810</wp:posOffset>
-            </wp:positionV>
-            <wp:extent cx="6120130" cy="4107180"/>
+          <wp:inline distT="0" distB="0" distL="0" distR="0" wp14:anchorId="00A19A6C" wp14:editId="395B97AE">
+            <wp:extent cx="4899660" cy="3288130"/>
             <wp:effectExtent l="0" t="0" r="0" b="7620"/>
-            <wp:wrapSquare wrapText="bothSides"/>
             <wp:docPr id="58494769" name="Рисунок 1"/>
             <wp:cNvGraphicFramePr>
               <a:graphicFrameLocks xmlns:a="http://schemas.openxmlformats.org/drawingml/2006/main" noChangeAspect="1"/>
@@ -4003,7 +3974,7 @@
                   <pic:spPr>
                     <a:xfrm>
                       <a:off x="0" y="0"/>
-                      <a:ext cx="6120130" cy="4107180"/>
+                      <a:ext cx="4909185" cy="3294522"/>
                     </a:xfrm>
                     <a:prstGeom prst="rect">
                       <a:avLst/>
@@ -4012,13 +3983,7 @@
                 </pic:pic>
               </a:graphicData>
             </a:graphic>
-            <wp14:sizeRelH relativeFrom="page">
-              <wp14:pctWidth>0</wp14:pctWidth>
-            </wp14:sizeRelH>
-            <wp14:sizeRelV relativeFrom="page">
-              <wp14:pctHeight>0</wp14:pctHeight>
-            </wp14:sizeRelV>
-          </wp:anchor>
+          </wp:inline>
         </w:drawing>
       </w:r>
     </w:p>
@@ -4070,129 +4035,83 @@
       <w:pPr>
         <w:spacing w:after="0" w:line="360" w:lineRule="auto"/>
         <w:ind w:firstLine="709"/>
+        <w:rPr>
+          <w:rFonts w:ascii="Times New Roman" w:hAnsi="Times New Roman" w:cs="Times New Roman"/>
+        </w:rPr>
+      </w:pPr>
+      <w:r>
+        <w:rPr>
+          <w:rFonts w:ascii="Times New Roman" w:hAnsi="Times New Roman" w:cs="Times New Roman"/>
+        </w:rPr>
+        <w:t>Страница тарифов предназначена для ознакомления пользователей с доступными тарифными планами системы. Информация представлена в компактной и понятной форме.</w:t>
+      </w:r>
+      <w:r>
+        <w:rPr>
+          <w:rFonts w:ascii="Times New Roman" w:hAnsi="Times New Roman" w:cs="Times New Roman"/>
+        </w:rPr>
+        <w:t xml:space="preserve"> </w:t>
+      </w:r>
+      <w:r>
+        <w:rPr>
+          <w:rFonts w:ascii="Times New Roman" w:hAnsi="Times New Roman" w:cs="Times New Roman"/>
+        </w:rPr>
+        <w:t>Каждый тариф отображается в отдельной карточке, содержащей название тарифа, краткое описание его возможностей и стоимость использования. Такое оформление обеспечивает быстрое сравнение доступных вариантов.</w:t>
+      </w:r>
+      <w:r>
+        <w:rPr>
+          <w:rFonts w:ascii="Times New Roman" w:hAnsi="Times New Roman" w:cs="Times New Roman"/>
+        </w:rPr>
+        <w:t xml:space="preserve"> </w:t>
+      </w:r>
+      <w:r>
+        <w:rPr>
+          <w:rFonts w:ascii="Times New Roman" w:hAnsi="Times New Roman" w:cs="Times New Roman"/>
+        </w:rPr>
+        <w:t>Для привлечения внимания наиболее выгодный тариф визуально выделяется среди остальных. Это позволяет акцентировать внимание пользователя на рекомендуемом варианте.</w:t>
+      </w:r>
+      <w:r>
+        <w:rPr>
+          <w:rFonts w:ascii="Times New Roman" w:hAnsi="Times New Roman" w:cs="Times New Roman"/>
+        </w:rPr>
+        <w:t xml:space="preserve"> </w:t>
+      </w:r>
+      <w:r>
+        <w:rPr>
+          <w:rFonts w:ascii="Times New Roman" w:hAnsi="Times New Roman" w:cs="Times New Roman"/>
+        </w:rPr>
+        <w:t>В оформлении используются те же цвета и стилистические решения, что и на остальных страницах сайта. Благодаря этому достигается единообразие пользовательского интерфейса.</w:t>
+      </w:r>
+      <w:r>
+        <w:rPr>
+          <w:rFonts w:ascii="Times New Roman" w:hAnsi="Times New Roman" w:cs="Times New Roman"/>
+        </w:rPr>
+        <w:t xml:space="preserve"> </w:t>
+      </w:r>
+      <w:r>
+        <w:rPr>
+          <w:rFonts w:ascii="Times New Roman" w:hAnsi="Times New Roman" w:cs="Times New Roman"/>
+        </w:rPr>
+        <w:t>Страница не перегружена дополнительной информацией и содержит только необходимые сведения для принятия решения о выборе тарифа.</w:t>
+      </w:r>
+    </w:p>
+    <w:p>
+      <w:pPr>
+        <w:spacing w:after="0" w:line="360" w:lineRule="auto"/>
         <w:jc w:val="center"/>
         <w:rPr>
           <w:rFonts w:ascii="Times New Roman" w:hAnsi="Times New Roman" w:cs="Times New Roman"/>
-          <w:i/>
-          <w:iCs/>
-        </w:rPr>
-      </w:pPr>
-    </w:p>
-    <w:p>
-      <w:pPr>
-        <w:spacing w:after="0" w:line="360" w:lineRule="auto"/>
-        <w:ind w:firstLine="709"/>
-        <w:rPr>
-          <w:rFonts w:ascii="Times New Roman" w:hAnsi="Times New Roman" w:cs="Times New Roman"/>
-        </w:rPr>
-      </w:pPr>
-      <w:r>
-        <w:rPr>
-          <w:rFonts w:ascii="Times New Roman" w:hAnsi="Times New Roman" w:cs="Times New Roman"/>
-        </w:rPr>
-        <w:t>Страница тарифов</w:t>
-      </w:r>
-    </w:p>
-    <w:p>
-      <w:pPr>
-        <w:spacing w:after="0" w:line="360" w:lineRule="auto"/>
-        <w:ind w:firstLine="709"/>
-        <w:rPr>
-          <w:rFonts w:ascii="Times New Roman" w:hAnsi="Times New Roman" w:cs="Times New Roman"/>
-        </w:rPr>
-      </w:pPr>
-      <w:r>
-        <w:rPr>
-          <w:rFonts w:ascii="Times New Roman" w:hAnsi="Times New Roman" w:cs="Times New Roman"/>
-        </w:rPr>
-        <w:t>Страница тарифов предназначена для ознакомления пользователей с доступными тарифными планами системы. Информация представлена в компактной и понятной форме.</w:t>
-      </w:r>
-    </w:p>
-    <w:p>
-      <w:pPr>
-        <w:spacing w:after="0" w:line="360" w:lineRule="auto"/>
-        <w:ind w:firstLine="709"/>
-        <w:rPr>
-          <w:rFonts w:ascii="Times New Roman" w:hAnsi="Times New Roman" w:cs="Times New Roman"/>
-        </w:rPr>
-      </w:pPr>
-      <w:r>
-        <w:rPr>
-          <w:rFonts w:ascii="Times New Roman" w:hAnsi="Times New Roman" w:cs="Times New Roman"/>
-        </w:rPr>
-        <w:t>Каждый тариф отображается в отдельной карточке, содержащей название тарифа, краткое описание его возможностей и стоимость использования. Такое оформление обеспечивает быстрое сравнение доступных вариантов.</w:t>
-      </w:r>
-    </w:p>
-    <w:p>
-      <w:pPr>
-        <w:spacing w:after="0" w:line="360" w:lineRule="auto"/>
-        <w:ind w:firstLine="709"/>
-        <w:rPr>
-          <w:rFonts w:ascii="Times New Roman" w:hAnsi="Times New Roman" w:cs="Times New Roman"/>
-        </w:rPr>
-      </w:pPr>
-      <w:r>
-        <w:rPr>
-          <w:rFonts w:ascii="Times New Roman" w:hAnsi="Times New Roman" w:cs="Times New Roman"/>
+        </w:rPr>
+      </w:pPr>
+      <w:r>
+        <w:rPr>
+          <w:rFonts w:ascii="Times New Roman" w:hAnsi="Times New Roman" w:cs="Times New Roman"/>
+          <w:noProof/>
         </w:rPr>
         <w:lastRenderedPageBreak/>
-        <w:t>Для привлечения внимания наиболее выгодный тариф визуально выделяется среди остальных. Это позволяет акцентировать внимание пользователя на рекомендуемом варианте.</w:t>
-      </w:r>
-    </w:p>
-    <w:p>
-      <w:pPr>
-        <w:spacing w:after="0" w:line="360" w:lineRule="auto"/>
-        <w:ind w:firstLine="709"/>
-        <w:rPr>
-          <w:rFonts w:ascii="Times New Roman" w:hAnsi="Times New Roman" w:cs="Times New Roman"/>
-        </w:rPr>
-      </w:pPr>
-      <w:r>
-        <w:rPr>
-          <w:rFonts w:ascii="Times New Roman" w:hAnsi="Times New Roman" w:cs="Times New Roman"/>
-        </w:rPr>
-        <w:t>В оформлении используются те же цвета и стилистические решения, что и на остальных страницах сайта. Благодаря этому достигается единообразие пользовательского интерфейса.</w:t>
-      </w:r>
-    </w:p>
-    <w:p>
-      <w:pPr>
-        <w:spacing w:after="0" w:line="360" w:lineRule="auto"/>
-        <w:ind w:firstLine="709"/>
-        <w:rPr>
-          <w:rFonts w:ascii="Times New Roman" w:hAnsi="Times New Roman" w:cs="Times New Roman"/>
-        </w:rPr>
-      </w:pPr>
-      <w:r>
-        <w:rPr>
-          <w:rFonts w:ascii="Times New Roman" w:hAnsi="Times New Roman" w:cs="Times New Roman"/>
-        </w:rPr>
-        <w:t>Страница не перегружена дополнительной информацией и содержит только необходимые сведения для принятия решения о выборе тарифа.</w:t>
-      </w:r>
-    </w:p>
-    <w:p>
-      <w:pPr>
-        <w:spacing w:after="0" w:line="360" w:lineRule="auto"/>
-        <w:rPr>
-          <w:rFonts w:ascii="Times New Roman" w:hAnsi="Times New Roman" w:cs="Times New Roman"/>
-        </w:rPr>
-      </w:pPr>
-      <w:r>
-        <w:rPr>
-          <w:rFonts w:ascii="Times New Roman" w:hAnsi="Times New Roman" w:cs="Times New Roman"/>
-          <w:noProof/>
-        </w:rPr>
         <w:drawing>
-          <wp:anchor distT="0" distB="0" distL="114300" distR="114300" simplePos="0" relativeHeight="251660288" behindDoc="0" locked="0" layoutInCell="1" allowOverlap="1" wp14:anchorId="3511D442" wp14:editId="29703B5C">
-            <wp:simplePos x="0" y="0"/>
-            <wp:positionH relativeFrom="column">
-              <wp:posOffset>360045</wp:posOffset>
-            </wp:positionH>
-            <wp:positionV relativeFrom="paragraph">
-              <wp:posOffset>-3810</wp:posOffset>
-            </wp:positionV>
-            <wp:extent cx="6120130" cy="3747770"/>
-            <wp:effectExtent l="0" t="0" r="0" b="5080"/>
-            <wp:wrapSquare wrapText="bothSides"/>
+          <wp:inline distT="0" distB="0" distL="0" distR="0" wp14:anchorId="3511D442" wp14:editId="535685E6">
+            <wp:extent cx="5015230" cy="3071165"/>
+            <wp:effectExtent l="0" t="0" r="0" b="0"/>
             <wp:docPr id="1624802555" name="Рисунок 1"/>
             <wp:cNvGraphicFramePr>
               <a:graphicFrameLocks xmlns:a="http://schemas.openxmlformats.org/drawingml/2006/main" noChangeAspect="1"/>
@@ -4219,7 +4138,7 @@
                   <pic:spPr>
                     <a:xfrm>
                       <a:off x="0" y="0"/>
-                      <a:ext cx="6120130" cy="3747770"/>
+                      <a:ext cx="5022903" cy="3075863"/>
                     </a:xfrm>
                     <a:prstGeom prst="rect">
                       <a:avLst/>
@@ -4228,13 +4147,7 @@
                 </pic:pic>
               </a:graphicData>
             </a:graphic>
-            <wp14:sizeRelH relativeFrom="page">
-              <wp14:pctWidth>0</wp14:pctWidth>
-            </wp14:sizeRelH>
-            <wp14:sizeRelV relativeFrom="page">
-              <wp14:pctHeight>0</wp14:pctHeight>
-            </wp14:sizeRelV>
-          </wp:anchor>
+          </wp:inline>
         </w:drawing>
       </w:r>
     </w:p>
@@ -4286,110 +4199,71 @@
       <w:pPr>
         <w:spacing w:after="0" w:line="360" w:lineRule="auto"/>
         <w:ind w:firstLine="709"/>
+        <w:rPr>
+          <w:rFonts w:ascii="Times New Roman" w:hAnsi="Times New Roman" w:cs="Times New Roman"/>
+        </w:rPr>
+      </w:pPr>
+      <w:r>
+        <w:rPr>
+          <w:rFonts w:ascii="Times New Roman" w:hAnsi="Times New Roman" w:cs="Times New Roman"/>
+        </w:rPr>
+        <w:t>Страница контактов предназначена для предоставления пользователям информации о способах связи с организацией.</w:t>
+      </w:r>
+      <w:r>
+        <w:rPr>
+          <w:rFonts w:ascii="Times New Roman" w:hAnsi="Times New Roman" w:cs="Times New Roman"/>
+        </w:rPr>
+        <w:t xml:space="preserve"> </w:t>
+      </w:r>
+      <w:r>
+        <w:rPr>
+          <w:rFonts w:ascii="Times New Roman" w:hAnsi="Times New Roman" w:cs="Times New Roman"/>
+        </w:rPr>
+        <w:t>На странице размещены адреса отделений, номера телефонов, адрес электронной почты и ссылки на социальные сети. Информация сгруппирована по смысловым блокам для упрощения поиска необходимых сведений.</w:t>
+      </w:r>
+      <w:r>
+        <w:rPr>
+          <w:rFonts w:ascii="Times New Roman" w:hAnsi="Times New Roman" w:cs="Times New Roman"/>
+        </w:rPr>
+        <w:t xml:space="preserve"> </w:t>
+      </w:r>
+      <w:r>
+        <w:rPr>
+          <w:rFonts w:ascii="Times New Roman" w:hAnsi="Times New Roman" w:cs="Times New Roman"/>
+        </w:rPr>
+        <w:t>Для оформления используются карточки и единый стиль отображения контактных данных. Это позволяет сохранить общую концепцию дизайна сайта.</w:t>
+      </w:r>
+      <w:r>
+        <w:rPr>
+          <w:rFonts w:ascii="Times New Roman" w:hAnsi="Times New Roman" w:cs="Times New Roman"/>
+        </w:rPr>
+        <w:t xml:space="preserve"> </w:t>
+      </w:r>
+      <w:r>
+        <w:rPr>
+          <w:rFonts w:ascii="Times New Roman" w:hAnsi="Times New Roman" w:cs="Times New Roman"/>
+        </w:rPr>
+        <w:t>Страница содержит только актуальную справочную информацию и не перегружена дополнительными элементами интерфейса. Все контактные данные хорошо читаются благодаря контрастному оформлению.</w:t>
+      </w:r>
+      <w:r>
+        <w:rPr>
+          <w:rFonts w:ascii="Times New Roman" w:hAnsi="Times New Roman" w:cs="Times New Roman"/>
+        </w:rPr>
+        <w:t xml:space="preserve"> </w:t>
+      </w:r>
+      <w:r>
+        <w:rPr>
+          <w:rFonts w:ascii="Times New Roman" w:hAnsi="Times New Roman" w:cs="Times New Roman"/>
+        </w:rPr>
+        <w:t>Использование данной страницы обеспечивает удобный способ связи пользователей с организацией при возникновении вопросов или необходимости получения дополнительной информации.</w:t>
+      </w:r>
+    </w:p>
+    <w:p>
+      <w:pPr>
+        <w:spacing w:after="0" w:line="360" w:lineRule="auto"/>
         <w:jc w:val="center"/>
         <w:rPr>
           <w:rFonts w:ascii="Times New Roman" w:hAnsi="Times New Roman" w:cs="Times New Roman"/>
-          <w:i/>
-          <w:iCs/>
-        </w:rPr>
-      </w:pPr>
-    </w:p>
-    <w:p>
-      <w:pPr>
-        <w:spacing w:after="0" w:line="360" w:lineRule="auto"/>
-        <w:ind w:firstLine="709"/>
-        <w:rPr>
-          <w:rFonts w:ascii="Times New Roman" w:hAnsi="Times New Roman" w:cs="Times New Roman"/>
-        </w:rPr>
-      </w:pPr>
-      <w:r>
-        <w:rPr>
-          <w:rFonts w:ascii="Times New Roman" w:hAnsi="Times New Roman" w:cs="Times New Roman"/>
-        </w:rPr>
-        <w:t>Страница контактов</w:t>
-      </w:r>
-    </w:p>
-    <w:p>
-      <w:pPr>
-        <w:spacing w:after="0" w:line="360" w:lineRule="auto"/>
-        <w:ind w:firstLine="709"/>
-        <w:rPr>
-          <w:rFonts w:ascii="Times New Roman" w:hAnsi="Times New Roman" w:cs="Times New Roman"/>
-        </w:rPr>
-      </w:pPr>
-      <w:r>
-        <w:rPr>
-          <w:rFonts w:ascii="Times New Roman" w:hAnsi="Times New Roman" w:cs="Times New Roman"/>
-        </w:rPr>
-        <w:t>Страница контактов предназначена для предоставления пользователям информации о способах связи с организацией.</w:t>
-      </w:r>
-    </w:p>
-    <w:p>
-      <w:pPr>
-        <w:spacing w:after="0" w:line="360" w:lineRule="auto"/>
-        <w:ind w:firstLine="709"/>
-        <w:rPr>
-          <w:rFonts w:ascii="Times New Roman" w:hAnsi="Times New Roman" w:cs="Times New Roman"/>
-        </w:rPr>
-      </w:pPr>
-      <w:r>
-        <w:rPr>
-          <w:rFonts w:ascii="Times New Roman" w:hAnsi="Times New Roman" w:cs="Times New Roman"/>
-        </w:rPr>
-        <w:t>На странице размещены адреса отделений, номера телефонов, адрес электронной почты и ссылки на социальные сети. Информация сгруппирована по смысловым блокам для упрощения поиска необходимых сведений.</w:t>
-      </w:r>
-    </w:p>
-    <w:p>
-      <w:pPr>
-        <w:spacing w:after="0" w:line="360" w:lineRule="auto"/>
-        <w:ind w:firstLine="709"/>
-        <w:rPr>
-          <w:rFonts w:ascii="Times New Roman" w:hAnsi="Times New Roman" w:cs="Times New Roman"/>
-        </w:rPr>
-      </w:pPr>
-      <w:r>
-        <w:rPr>
-          <w:rFonts w:ascii="Times New Roman" w:hAnsi="Times New Roman" w:cs="Times New Roman"/>
-        </w:rPr>
-        <w:t>Для оформления используются карточки и единый стиль отображения контактных данных. Это позволяет сохранить общую концепцию дизайна сайта.</w:t>
-      </w:r>
-    </w:p>
-    <w:p>
-      <w:pPr>
-        <w:spacing w:after="0" w:line="360" w:lineRule="auto"/>
-        <w:ind w:firstLine="709"/>
-        <w:rPr>
-          <w:rFonts w:ascii="Times New Roman" w:hAnsi="Times New Roman" w:cs="Times New Roman"/>
-        </w:rPr>
-      </w:pPr>
-      <w:r>
-        <w:rPr>
-          <w:rFonts w:ascii="Times New Roman" w:hAnsi="Times New Roman" w:cs="Times New Roman"/>
-        </w:rPr>
-        <w:lastRenderedPageBreak/>
-        <w:t>Страница содержит только актуальную справочную информацию и не перегружена дополнительными элементами интерфейса. Все контактные данные хорошо читаются благодаря контрастному оформлению.</w:t>
-      </w:r>
-    </w:p>
-    <w:p>
-      <w:pPr>
-        <w:spacing w:after="0" w:line="360" w:lineRule="auto"/>
-        <w:ind w:firstLine="709"/>
-        <w:rPr>
-          <w:rFonts w:ascii="Times New Roman" w:hAnsi="Times New Roman" w:cs="Times New Roman"/>
-        </w:rPr>
-      </w:pPr>
-      <w:r>
-        <w:rPr>
-          <w:rFonts w:ascii="Times New Roman" w:hAnsi="Times New Roman" w:cs="Times New Roman"/>
-        </w:rPr>
-        <w:t>Использование данной страницы обеспечивает удобный способ связи пользователей с организацией при возникновении вопросов или необходимости получения дополнительной информации.</w:t>
-      </w:r>
-    </w:p>
-    <w:p>
-      <w:pPr>
-        <w:spacing w:after="0" w:line="360" w:lineRule="auto"/>
-        <w:rPr>
-          <w:rFonts w:ascii="Times New Roman" w:hAnsi="Times New Roman" w:cs="Times New Roman"/>
         </w:rPr>
       </w:pPr>
       <w:r>
@@ -4398,17 +4272,9 @@
           <w:noProof/>
         </w:rPr>
         <w:drawing>
-          <wp:anchor distT="0" distB="0" distL="114300" distR="114300" simplePos="0" relativeHeight="251661312" behindDoc="0" locked="0" layoutInCell="1" allowOverlap="1" wp14:anchorId="3CFF041D" wp14:editId="00E81DB7">
-            <wp:simplePos x="0" y="0"/>
-            <wp:positionH relativeFrom="column">
-              <wp:posOffset>360045</wp:posOffset>
-            </wp:positionH>
-            <wp:positionV relativeFrom="paragraph">
-              <wp:posOffset>-3810</wp:posOffset>
-            </wp:positionV>
-            <wp:extent cx="6120130" cy="3030220"/>
-            <wp:effectExtent l="0" t="0" r="0" b="0"/>
-            <wp:wrapSquare wrapText="bothSides"/>
+          <wp:inline distT="0" distB="0" distL="0" distR="0" wp14:anchorId="3CFF041D" wp14:editId="62A79D9D">
+            <wp:extent cx="5106670" cy="2528432"/>
+            <wp:effectExtent l="0" t="0" r="0" b="5715"/>
             <wp:docPr id="756804019" name="Рисунок 1"/>
             <wp:cNvGraphicFramePr>
               <a:graphicFrameLocks xmlns:a="http://schemas.openxmlformats.org/drawingml/2006/main" noChangeAspect="1"/>
@@ -4435,7 +4301,7 @@
                   <pic:spPr>
                     <a:xfrm>
                       <a:off x="0" y="0"/>
-                      <a:ext cx="6120130" cy="3030220"/>
+                      <a:ext cx="5115647" cy="2532877"/>
                     </a:xfrm>
                     <a:prstGeom prst="rect">
                       <a:avLst/>
@@ -4444,13 +4310,7 @@
                 </pic:pic>
               </a:graphicData>
             </a:graphic>
-            <wp14:sizeRelH relativeFrom="page">
-              <wp14:pctWidth>0</wp14:pctWidth>
-            </wp14:sizeRelH>
-            <wp14:sizeRelV relativeFrom="page">
-              <wp14:pctHeight>0</wp14:pctHeight>
-            </wp14:sizeRelV>
-          </wp:anchor>
+          </wp:inline>
         </w:drawing>
       </w:r>
     </w:p>
@@ -4502,109 +4362,72 @@
       <w:pPr>
         <w:spacing w:after="0" w:line="360" w:lineRule="auto"/>
         <w:ind w:firstLine="709"/>
+        <w:rPr>
+          <w:rFonts w:ascii="Times New Roman" w:hAnsi="Times New Roman" w:cs="Times New Roman"/>
+        </w:rPr>
+      </w:pPr>
+      <w:r>
+        <w:rPr>
+          <w:rFonts w:ascii="Times New Roman" w:hAnsi="Times New Roman" w:cs="Times New Roman"/>
+        </w:rPr>
+        <w:lastRenderedPageBreak/>
+        <w:t>Для работы с системой была реализована страница авторизации и регистрации пользователей.</w:t>
+      </w:r>
+      <w:r>
+        <w:rPr>
+          <w:rFonts w:ascii="Times New Roman" w:hAnsi="Times New Roman" w:cs="Times New Roman"/>
+        </w:rPr>
+        <w:t xml:space="preserve"> </w:t>
+      </w:r>
+      <w:r>
+        <w:rPr>
+          <w:rFonts w:ascii="Times New Roman" w:hAnsi="Times New Roman" w:cs="Times New Roman"/>
+        </w:rPr>
+        <w:t>На странице располагаются поля для ввода имени пользователя, адреса электронной почты и пароля. Между режимами входа и регистрации предусмотрен специальный переключатель, позволяющий быстро изменять режим работы формы.</w:t>
+      </w:r>
+      <w:r>
+        <w:rPr>
+          <w:rFonts w:ascii="Times New Roman" w:hAnsi="Times New Roman" w:cs="Times New Roman"/>
+        </w:rPr>
+        <w:t xml:space="preserve"> </w:t>
+      </w:r>
+      <w:r>
+        <w:rPr>
+          <w:rFonts w:ascii="Times New Roman" w:hAnsi="Times New Roman" w:cs="Times New Roman"/>
+        </w:rPr>
+        <w:t>Дизайн страницы выполнен в минималистичном стиле. Основное внимание пользователя сосредоточено на форме ввода данных, что способствует удобству работы.</w:t>
+      </w:r>
+      <w:r>
+        <w:rPr>
+          <w:rFonts w:ascii="Times New Roman" w:hAnsi="Times New Roman" w:cs="Times New Roman"/>
+        </w:rPr>
+        <w:t xml:space="preserve"> </w:t>
+      </w:r>
+      <w:r>
+        <w:rPr>
+          <w:rFonts w:ascii="Times New Roman" w:hAnsi="Times New Roman" w:cs="Times New Roman"/>
+        </w:rPr>
+        <w:t>Все поля имеют единое оформление и визуально выделяются на фоне страницы. Для кнопок используются фирменные цвета проекта и эффекты наведения.</w:t>
+      </w:r>
+      <w:r>
+        <w:rPr>
+          <w:rFonts w:ascii="Times New Roman" w:hAnsi="Times New Roman" w:cs="Times New Roman"/>
+        </w:rPr>
+        <w:t xml:space="preserve"> </w:t>
+      </w:r>
+      <w:r>
+        <w:rPr>
+          <w:rFonts w:ascii="Times New Roman" w:hAnsi="Times New Roman" w:cs="Times New Roman"/>
+        </w:rPr>
+        <w:t>Разработанная форма обеспечивает удобное взаимодействие пользователя с системой и предоставляет доступ к функционалу оформления и просмотра заказов.</w:t>
+      </w:r>
+    </w:p>
+    <w:p>
+      <w:pPr>
+        <w:spacing w:after="0" w:line="360" w:lineRule="auto"/>
         <w:jc w:val="center"/>
         <w:rPr>
           <w:rFonts w:ascii="Times New Roman" w:hAnsi="Times New Roman" w:cs="Times New Roman"/>
-          <w:i/>
-          <w:iCs/>
-        </w:rPr>
-      </w:pPr>
-    </w:p>
-    <w:p>
-      <w:pPr>
-        <w:spacing w:after="0" w:line="360" w:lineRule="auto"/>
-        <w:ind w:firstLine="709"/>
-        <w:rPr>
-          <w:rFonts w:ascii="Times New Roman" w:hAnsi="Times New Roman" w:cs="Times New Roman"/>
-        </w:rPr>
-      </w:pPr>
-      <w:r>
-        <w:rPr>
-          <w:rFonts w:ascii="Times New Roman" w:hAnsi="Times New Roman" w:cs="Times New Roman"/>
-        </w:rPr>
-        <w:t>Страница авторизации и регистрации</w:t>
-      </w:r>
-    </w:p>
-    <w:p>
-      <w:pPr>
-        <w:spacing w:after="0" w:line="360" w:lineRule="auto"/>
-        <w:ind w:firstLine="709"/>
-        <w:rPr>
-          <w:rFonts w:ascii="Times New Roman" w:hAnsi="Times New Roman" w:cs="Times New Roman"/>
-        </w:rPr>
-      </w:pPr>
-      <w:r>
-        <w:rPr>
-          <w:rFonts w:ascii="Times New Roman" w:hAnsi="Times New Roman" w:cs="Times New Roman"/>
-        </w:rPr>
-        <w:t>Для работы с системой была реализована страница авторизации и регистрации пользователей.</w:t>
-      </w:r>
-    </w:p>
-    <w:p>
-      <w:pPr>
-        <w:spacing w:after="0" w:line="360" w:lineRule="auto"/>
-        <w:ind w:firstLine="709"/>
-        <w:rPr>
-          <w:rFonts w:ascii="Times New Roman" w:hAnsi="Times New Roman" w:cs="Times New Roman"/>
-        </w:rPr>
-      </w:pPr>
-      <w:r>
-        <w:rPr>
-          <w:rFonts w:ascii="Times New Roman" w:hAnsi="Times New Roman" w:cs="Times New Roman"/>
-        </w:rPr>
-        <w:t>На странице располагаются поля для ввода имени пользователя, адреса электронной почты и пароля. Между режимами входа и регистрации предусмотрен специальный переключатель, позволяющий быстро изменять режим работы формы.</w:t>
-      </w:r>
-    </w:p>
-    <w:p>
-      <w:pPr>
-        <w:spacing w:after="0" w:line="360" w:lineRule="auto"/>
-        <w:ind w:firstLine="709"/>
-        <w:rPr>
-          <w:rFonts w:ascii="Times New Roman" w:hAnsi="Times New Roman" w:cs="Times New Roman"/>
-        </w:rPr>
-      </w:pPr>
-      <w:r>
-        <w:rPr>
-          <w:rFonts w:ascii="Times New Roman" w:hAnsi="Times New Roman" w:cs="Times New Roman"/>
-        </w:rPr>
-        <w:t>Дизайн страницы выполнен в минималистичном стиле. Основное внимание пользователя сосредоточено на форме ввода данных, что способствует удобству работы.</w:t>
-      </w:r>
-    </w:p>
-    <w:p>
-      <w:pPr>
-        <w:spacing w:after="0" w:line="360" w:lineRule="auto"/>
-        <w:ind w:firstLine="709"/>
-        <w:rPr>
-          <w:rFonts w:ascii="Times New Roman" w:hAnsi="Times New Roman" w:cs="Times New Roman"/>
-        </w:rPr>
-      </w:pPr>
-      <w:r>
-        <w:rPr>
-          <w:rFonts w:ascii="Times New Roman" w:hAnsi="Times New Roman" w:cs="Times New Roman"/>
-        </w:rPr>
-        <w:t>Все поля имеют единое оформление и визуально выделяются на фоне страницы. Для кнопок используются фирменные цвета проекта и эффекты наведения.</w:t>
-      </w:r>
-    </w:p>
-    <w:p>
-      <w:pPr>
-        <w:spacing w:after="0" w:line="360" w:lineRule="auto"/>
-        <w:ind w:firstLine="709"/>
-        <w:rPr>
-          <w:rFonts w:ascii="Times New Roman" w:hAnsi="Times New Roman" w:cs="Times New Roman"/>
-        </w:rPr>
-      </w:pPr>
-      <w:r>
-        <w:rPr>
-          <w:rFonts w:ascii="Times New Roman" w:hAnsi="Times New Roman" w:cs="Times New Roman"/>
-        </w:rPr>
-        <w:t>Разработанная форма обеспечивает удобное взаимодействие пользователя с системой и предоставляет доступ к функционалу оформления и просмотра заказов.</w:t>
-      </w:r>
-    </w:p>
-    <w:p>
-      <w:pPr>
-        <w:spacing w:after="0" w:line="360" w:lineRule="auto"/>
-        <w:rPr>
-          <w:rFonts w:ascii="Times New Roman" w:hAnsi="Times New Roman" w:cs="Times New Roman"/>
         </w:rPr>
       </w:pPr>
       <w:r>
@@ -4612,19 +4435,10 @@
           <w:rFonts w:ascii="Times New Roman" w:hAnsi="Times New Roman" w:cs="Times New Roman"/>
           <w:noProof/>
         </w:rPr>
-        <w:lastRenderedPageBreak/>
         <w:drawing>
-          <wp:anchor distT="0" distB="0" distL="114300" distR="114300" simplePos="0" relativeHeight="251662336" behindDoc="0" locked="0" layoutInCell="1" allowOverlap="1" wp14:anchorId="3829A7DD" wp14:editId="1E6F0536">
-            <wp:simplePos x="0" y="0"/>
-            <wp:positionH relativeFrom="column">
-              <wp:posOffset>360045</wp:posOffset>
-            </wp:positionH>
-            <wp:positionV relativeFrom="paragraph">
-              <wp:posOffset>0</wp:posOffset>
-            </wp:positionV>
-            <wp:extent cx="6120130" cy="3300730"/>
+          <wp:inline distT="0" distB="0" distL="0" distR="0" wp14:anchorId="3829A7DD" wp14:editId="3C82D0C5">
+            <wp:extent cx="5525770" cy="2980178"/>
             <wp:effectExtent l="0" t="0" r="0" b="0"/>
-            <wp:wrapSquare wrapText="bothSides"/>
             <wp:docPr id="2135066732" name="Рисунок 1"/>
             <wp:cNvGraphicFramePr>
               <a:graphicFrameLocks xmlns:a="http://schemas.openxmlformats.org/drawingml/2006/main" noChangeAspect="1"/>
@@ -4651,7 +4465,7 @@
                   <pic:spPr>
                     <a:xfrm>
                       <a:off x="0" y="0"/>
-                      <a:ext cx="6120130" cy="3300730"/>
+                      <a:ext cx="5530263" cy="2982601"/>
                     </a:xfrm>
                     <a:prstGeom prst="rect">
                       <a:avLst/>
@@ -4660,13 +4474,7 @@
                 </pic:pic>
               </a:graphicData>
             </a:graphic>
-            <wp14:sizeRelH relativeFrom="page">
-              <wp14:pctWidth>0</wp14:pctWidth>
-            </wp14:sizeRelH>
-            <wp14:sizeRelV relativeFrom="page">
-              <wp14:pctHeight>0</wp14:pctHeight>
-            </wp14:sizeRelV>
-          </wp:anchor>
+          </wp:inline>
         </w:drawing>
       </w:r>
     </w:p>
@@ -4693,111 +4501,73 @@
     <w:p>
       <w:pPr>
         <w:spacing w:after="0" w:line="360" w:lineRule="auto"/>
+        <w:ind w:firstLine="708"/>
+        <w:rPr>
+          <w:rFonts w:ascii="Times New Roman" w:hAnsi="Times New Roman" w:cs="Times New Roman"/>
+        </w:rPr>
+      </w:pPr>
+      <w:r>
+        <w:rPr>
+          <w:rFonts w:ascii="Times New Roman" w:hAnsi="Times New Roman" w:cs="Times New Roman"/>
+        </w:rPr>
+        <w:t>Для оформления услуг в системе реализована специальная форма заказа.</w:t>
+      </w:r>
+      <w:r>
+        <w:rPr>
+          <w:rFonts w:ascii="Times New Roman" w:hAnsi="Times New Roman" w:cs="Times New Roman"/>
+        </w:rPr>
+        <w:t xml:space="preserve"> </w:t>
+      </w:r>
+      <w:r>
+        <w:rPr>
+          <w:rFonts w:ascii="Times New Roman" w:hAnsi="Times New Roman" w:cs="Times New Roman"/>
+        </w:rPr>
+        <w:t>Пользователь может выбрать необходимую услугу из списка и указать дополнительные сведения. Для отдельных типов услуг предусмотрен ввод текста телеграммы и адреса доставки.</w:t>
+      </w:r>
+      <w:r>
+        <w:rPr>
+          <w:rFonts w:ascii="Times New Roman" w:hAnsi="Times New Roman" w:cs="Times New Roman"/>
+        </w:rPr>
+        <w:t xml:space="preserve"> </w:t>
+      </w:r>
+      <w:r>
+        <w:rPr>
+          <w:rFonts w:ascii="Times New Roman" w:hAnsi="Times New Roman" w:cs="Times New Roman"/>
+        </w:rPr>
+        <w:t>Форма разработана с учётом удобства заполнения и содержит только необходимые поля. Все элементы управления имеют единый внешний вид и поддерживают визуальную обратную связь при взаимодействии.</w:t>
+      </w:r>
+      <w:r>
+        <w:rPr>
+          <w:rFonts w:ascii="Times New Roman" w:hAnsi="Times New Roman" w:cs="Times New Roman"/>
+        </w:rPr>
+        <w:t xml:space="preserve"> </w:t>
+      </w:r>
+      <w:r>
+        <w:rPr>
+          <w:rFonts w:ascii="Times New Roman" w:hAnsi="Times New Roman" w:cs="Times New Roman"/>
+        </w:rPr>
+        <w:t>После заполнения данных пользователь может отправить заявку в систему. Информация сохраняется в базе данных и становится доступной для обработки администраторами.</w:t>
+      </w:r>
+      <w:r>
+        <w:rPr>
+          <w:rFonts w:ascii="Times New Roman" w:hAnsi="Times New Roman" w:cs="Times New Roman"/>
+        </w:rPr>
+        <w:t xml:space="preserve"> </w:t>
+      </w:r>
+      <w:r>
+        <w:rPr>
+          <w:rFonts w:ascii="Times New Roman" w:hAnsi="Times New Roman" w:cs="Times New Roman"/>
+        </w:rPr>
+        <w:t>Использование данной формы позволяет автоматизировать процесс оформления заказов и обеспечить удобное взаимодействие пользователей с сервисом.</w:t>
+      </w:r>
+    </w:p>
+    <w:p>
+      <w:pPr>
+        <w:spacing w:after="0" w:line="360" w:lineRule="auto"/>
         <w:ind w:firstLine="709"/>
         <w:jc w:val="center"/>
         <w:rPr>
           <w:rFonts w:ascii="Times New Roman" w:hAnsi="Times New Roman" w:cs="Times New Roman"/>
-          <w:i/>
-          <w:iCs/>
-        </w:rPr>
-      </w:pPr>
-    </w:p>
-    <w:p>
-      <w:pPr>
-        <w:spacing w:after="0" w:line="360" w:lineRule="auto"/>
-        <w:ind w:firstLine="709"/>
-        <w:rPr>
-          <w:rFonts w:ascii="Times New Roman" w:hAnsi="Times New Roman" w:cs="Times New Roman"/>
-        </w:rPr>
-      </w:pPr>
-      <w:r>
-        <w:rPr>
-          <w:rFonts w:ascii="Times New Roman" w:hAnsi="Times New Roman" w:cs="Times New Roman"/>
-        </w:rPr>
-        <w:t>Страница оформления заказа</w:t>
-      </w:r>
-    </w:p>
-    <w:p>
-      <w:pPr>
-        <w:spacing w:after="0" w:line="360" w:lineRule="auto"/>
-        <w:ind w:firstLine="709"/>
-        <w:rPr>
-          <w:rFonts w:ascii="Times New Roman" w:hAnsi="Times New Roman" w:cs="Times New Roman"/>
-        </w:rPr>
-      </w:pPr>
-      <w:r>
-        <w:rPr>
-          <w:rFonts w:ascii="Times New Roman" w:hAnsi="Times New Roman" w:cs="Times New Roman"/>
-        </w:rPr>
-        <w:t>Для оформления услуг в системе реализована специальная форма заказа.</w:t>
-      </w:r>
-    </w:p>
-    <w:p>
-      <w:pPr>
-        <w:spacing w:after="0" w:line="360" w:lineRule="auto"/>
-        <w:ind w:firstLine="709"/>
-        <w:rPr>
-          <w:rFonts w:ascii="Times New Roman" w:hAnsi="Times New Roman" w:cs="Times New Roman"/>
-        </w:rPr>
-      </w:pPr>
-      <w:r>
-        <w:rPr>
-          <w:rFonts w:ascii="Times New Roman" w:hAnsi="Times New Roman" w:cs="Times New Roman"/>
-        </w:rPr>
-        <w:t>Пользователь может выбрать необходимую услугу из списка и указать дополнительные сведения. Для отдельных типов услуг предусмотрен ввод текста телеграммы и адреса доставки.</w:t>
-      </w:r>
-    </w:p>
-    <w:p>
-      <w:pPr>
-        <w:spacing w:after="0" w:line="360" w:lineRule="auto"/>
-        <w:ind w:firstLine="709"/>
-        <w:rPr>
-          <w:rFonts w:ascii="Times New Roman" w:hAnsi="Times New Roman" w:cs="Times New Roman"/>
-        </w:rPr>
-      </w:pPr>
-      <w:r>
-        <w:rPr>
-          <w:rFonts w:ascii="Times New Roman" w:hAnsi="Times New Roman" w:cs="Times New Roman"/>
-        </w:rPr>
-        <w:t>Форма разработана с учётом удобства заполнения и содержит только необходимые поля. Все элементы управления имеют единый внешний вид и поддерживают визуальную обратную связь при взаимодействии.</w:t>
-      </w:r>
-    </w:p>
-    <w:p>
-      <w:pPr>
-        <w:spacing w:after="0" w:line="360" w:lineRule="auto"/>
-        <w:ind w:firstLine="709"/>
-        <w:rPr>
-          <w:rFonts w:ascii="Times New Roman" w:hAnsi="Times New Roman" w:cs="Times New Roman"/>
-        </w:rPr>
-      </w:pPr>
-      <w:r>
-        <w:rPr>
-          <w:rFonts w:ascii="Times New Roman" w:hAnsi="Times New Roman" w:cs="Times New Roman"/>
-        </w:rPr>
-        <w:t>После заполнения данных пользователь может отправить заявку в систему. Информация сохраняется в базе данных и становится доступной для обработки администраторами.</w:t>
-      </w:r>
-    </w:p>
-    <w:p>
-      <w:pPr>
-        <w:spacing w:after="0" w:line="360" w:lineRule="auto"/>
-        <w:ind w:firstLine="709"/>
-        <w:rPr>
-          <w:rFonts w:ascii="Times New Roman" w:hAnsi="Times New Roman" w:cs="Times New Roman"/>
-        </w:rPr>
-      </w:pPr>
-      <w:r>
-        <w:rPr>
-          <w:rFonts w:ascii="Times New Roman" w:hAnsi="Times New Roman" w:cs="Times New Roman"/>
-        </w:rPr>
-        <w:t>Использование данной формы позволяет автоматизировать процесс оформления заказов и обеспечить удобное взаимодействие пользователей с сервисом.</w:t>
-      </w:r>
-    </w:p>
-    <w:p>
-      <w:pPr>
-        <w:spacing w:after="0" w:line="360" w:lineRule="auto"/>
-        <w:ind w:firstLine="709"/>
-        <w:rPr>
-          <w:rFonts w:ascii="Times New Roman" w:hAnsi="Times New Roman" w:cs="Times New Roman"/>
           <w:lang w:val="en-US"/>
         </w:rPr>
       </w:pPr>
@@ -4809,9 +4579,9 @@
         </w:rPr>
         <w:lastRenderedPageBreak/>
         <w:drawing>
-          <wp:inline distT="0" distB="0" distL="0" distR="0" wp14:anchorId="3C2055D3" wp14:editId="0A4BDDFD">
-            <wp:extent cx="6120130" cy="3296285"/>
-            <wp:effectExtent l="0" t="0" r="0" b="0"/>
+          <wp:inline distT="0" distB="0" distL="0" distR="0" wp14:anchorId="3C2055D3" wp14:editId="6528337C">
+            <wp:extent cx="5297170" cy="2853041"/>
+            <wp:effectExtent l="0" t="0" r="0" b="5080"/>
             <wp:docPr id="1740061901" name="Рисунок 1"/>
             <wp:cNvGraphicFramePr>
               <a:graphicFrameLocks xmlns:a="http://schemas.openxmlformats.org/drawingml/2006/main" noChangeAspect="1"/>
@@ -4832,7 +4602,7 @@
                   <pic:spPr>
                     <a:xfrm>
                       <a:off x="0" y="0"/>
-                      <a:ext cx="6120130" cy="3296285"/>
+                      <a:ext cx="5303035" cy="2856200"/>
                     </a:xfrm>
                     <a:prstGeom prst="rect">
                       <a:avLst/>
@@ -4869,13 +4639,64 @@
       <w:pPr>
         <w:spacing w:after="0" w:line="360" w:lineRule="auto"/>
         <w:ind w:firstLine="709"/>
-        <w:jc w:val="center"/>
-        <w:rPr>
-          <w:rFonts w:ascii="Times New Roman" w:hAnsi="Times New Roman" w:cs="Times New Roman"/>
-          <w:i/>
-          <w:iCs/>
-        </w:rPr>
-      </w:pPr>
+        <w:rPr>
+          <w:rFonts w:ascii="Times New Roman" w:hAnsi="Times New Roman" w:cs="Times New Roman"/>
+        </w:rPr>
+      </w:pPr>
+      <w:r>
+        <w:rPr>
+          <w:rFonts w:ascii="Times New Roman" w:hAnsi="Times New Roman" w:cs="Times New Roman"/>
+        </w:rPr>
+        <w:t>Для управления системой была разработана административная панель, доступная только пользователям с ролью администратора.</w:t>
+      </w:r>
+      <w:r>
+        <w:rPr>
+          <w:rFonts w:ascii="Times New Roman" w:hAnsi="Times New Roman" w:cs="Times New Roman"/>
+        </w:rPr>
+        <w:t xml:space="preserve"> </w:t>
+      </w:r>
+      <w:r>
+        <w:rPr>
+          <w:rFonts w:ascii="Times New Roman" w:hAnsi="Times New Roman" w:cs="Times New Roman"/>
+        </w:rPr>
+        <w:t>В панели отображаются активные и завершённые заказы. Для удобства работы реализовано переключение между соответствующими вкладками.</w:t>
+      </w:r>
+      <w:r>
+        <w:rPr>
+          <w:rFonts w:ascii="Times New Roman" w:hAnsi="Times New Roman" w:cs="Times New Roman"/>
+        </w:rPr>
+        <w:t xml:space="preserve"> </w:t>
+      </w:r>
+      <w:r>
+        <w:rPr>
+          <w:rFonts w:ascii="Times New Roman" w:hAnsi="Times New Roman" w:cs="Times New Roman"/>
+        </w:rPr>
+        <w:t>Каждая заявка представлена в виде отдельной карточки, содержащей информацию о пользователе, выбранной услуге, текущем статусе и дате оформления. Для услуг передачи сообщений дополнительно отображаются текст телеграммы и адрес доставки.</w:t>
+      </w:r>
+      <w:r>
+        <w:rPr>
+          <w:rFonts w:ascii="Times New Roman" w:hAnsi="Times New Roman" w:cs="Times New Roman"/>
+        </w:rPr>
+        <w:t xml:space="preserve"> </w:t>
+      </w:r>
+      <w:r>
+        <w:rPr>
+          <w:rFonts w:ascii="Times New Roman" w:hAnsi="Times New Roman" w:cs="Times New Roman"/>
+        </w:rPr>
+        <w:t>Администратор может изменять статус заказа и удалять записи из базы данных. Это обеспечивает полный контроль над обработкой поступающих заявок.</w:t>
+      </w:r>
+      <w:r>
+        <w:rPr>
+          <w:rFonts w:ascii="Times New Roman" w:hAnsi="Times New Roman" w:cs="Times New Roman"/>
+        </w:rPr>
+        <w:t xml:space="preserve"> </w:t>
+      </w:r>
+      <w:r>
+        <w:rPr>
+          <w:rFonts w:ascii="Times New Roman" w:hAnsi="Times New Roman" w:cs="Times New Roman"/>
+        </w:rPr>
+        <w:t>Разработанная административная панель позволяет эффективно управлять работой системы и значительно упрощает процесс обработки заказов.</w:t>
+      </w:r>
     </w:p>
     <w:p>
       <w:pPr>
@@ -4885,91 +4706,11 @@
           <w:rFonts w:ascii="Times New Roman" w:hAnsi="Times New Roman" w:cs="Times New Roman"/>
         </w:rPr>
       </w:pPr>
-      <w:r>
-        <w:rPr>
-          <w:rFonts w:ascii="Times New Roman" w:hAnsi="Times New Roman" w:cs="Times New Roman"/>
-        </w:rPr>
-        <w:t>Административная панель</w:t>
-      </w:r>
     </w:p>
     <w:p>
       <w:pPr>
         <w:spacing w:after="0" w:line="360" w:lineRule="auto"/>
-        <w:ind w:firstLine="709"/>
-        <w:rPr>
-          <w:rFonts w:ascii="Times New Roman" w:hAnsi="Times New Roman" w:cs="Times New Roman"/>
-        </w:rPr>
-      </w:pPr>
-      <w:r>
-        <w:rPr>
-          <w:rFonts w:ascii="Times New Roman" w:hAnsi="Times New Roman" w:cs="Times New Roman"/>
-        </w:rPr>
-        <w:t>Для управления системой была разработана административная панель, доступная только пользователям с ролью администратора.</w:t>
-      </w:r>
-    </w:p>
-    <w:p>
-      <w:pPr>
-        <w:spacing w:after="0" w:line="360" w:lineRule="auto"/>
-        <w:ind w:firstLine="709"/>
-        <w:rPr>
-          <w:rFonts w:ascii="Times New Roman" w:hAnsi="Times New Roman" w:cs="Times New Roman"/>
-        </w:rPr>
-      </w:pPr>
-      <w:r>
-        <w:rPr>
-          <w:rFonts w:ascii="Times New Roman" w:hAnsi="Times New Roman" w:cs="Times New Roman"/>
-        </w:rPr>
-        <w:t>В панели отображаются активные и завершённые заказы. Для удобства работы реализовано переключение между соответствующими вкладками.</w:t>
-      </w:r>
-    </w:p>
-    <w:p>
-      <w:pPr>
-        <w:spacing w:after="0" w:line="360" w:lineRule="auto"/>
-        <w:ind w:firstLine="709"/>
-        <w:rPr>
-          <w:rFonts w:ascii="Times New Roman" w:hAnsi="Times New Roman" w:cs="Times New Roman"/>
-        </w:rPr>
-      </w:pPr>
-      <w:r>
-        <w:rPr>
-          <w:rFonts w:ascii="Times New Roman" w:hAnsi="Times New Roman" w:cs="Times New Roman"/>
-        </w:rPr>
-        <w:t>Каждая заявка представлена в виде отдельной карточки, содержащей информацию о пользователе, выбранной услуге, текущем статусе и дате оформления. Для услуг передачи сообщений дополнительно отображаются текст телеграммы и адрес доставки.</w:t>
-      </w:r>
-    </w:p>
-    <w:p>
-      <w:pPr>
-        <w:spacing w:after="0" w:line="360" w:lineRule="auto"/>
-        <w:ind w:firstLine="709"/>
-        <w:rPr>
-          <w:rFonts w:ascii="Times New Roman" w:hAnsi="Times New Roman" w:cs="Times New Roman"/>
-        </w:rPr>
-      </w:pPr>
-      <w:r>
-        <w:rPr>
-          <w:rFonts w:ascii="Times New Roman" w:hAnsi="Times New Roman" w:cs="Times New Roman"/>
-        </w:rPr>
-        <w:t>Администратор может изменять статус заказа и удалять записи из базы данных. Это обеспечивает полный контроль над обработкой поступающих заявок.</w:t>
-      </w:r>
-    </w:p>
-    <w:p>
-      <w:pPr>
-        <w:spacing w:after="0" w:line="360" w:lineRule="auto"/>
-        <w:ind w:firstLine="709"/>
-        <w:rPr>
-          <w:rFonts w:ascii="Times New Roman" w:hAnsi="Times New Roman" w:cs="Times New Roman"/>
-        </w:rPr>
-      </w:pPr>
-      <w:r>
-        <w:rPr>
-          <w:rFonts w:ascii="Times New Roman" w:hAnsi="Times New Roman" w:cs="Times New Roman"/>
-        </w:rPr>
-        <w:t>Разработанная административная панель позволяет эффективно управлять работой системы и значительно упрощает процесс обработки заказов.</w:t>
-      </w:r>
-    </w:p>
-    <w:p>
-      <w:pPr>
-        <w:spacing w:after="0" w:line="360" w:lineRule="auto"/>
+        <w:jc w:val="center"/>
         <w:rPr>
           <w:rFonts w:ascii="Times New Roman" w:hAnsi="Times New Roman" w:cs="Times New Roman"/>
         </w:rPr>
@@ -4982,17 +4723,9 @@
         </w:rPr>
         <w:lastRenderedPageBreak/>
         <w:drawing>
-          <wp:anchor distT="0" distB="0" distL="114300" distR="114300" simplePos="0" relativeHeight="251663360" behindDoc="0" locked="0" layoutInCell="1" allowOverlap="1" wp14:anchorId="3DCE0D1F" wp14:editId="0583CDD4">
-            <wp:simplePos x="0" y="0"/>
-            <wp:positionH relativeFrom="column">
-              <wp:posOffset>360045</wp:posOffset>
-            </wp:positionH>
-            <wp:positionV relativeFrom="paragraph">
-              <wp:posOffset>0</wp:posOffset>
-            </wp:positionV>
-            <wp:extent cx="6120130" cy="3646170"/>
-            <wp:effectExtent l="0" t="0" r="0" b="0"/>
-            <wp:wrapSquare wrapText="bothSides"/>
+          <wp:inline distT="0" distB="0" distL="0" distR="0" wp14:anchorId="3DCE0D1F" wp14:editId="7DB24EB7">
+            <wp:extent cx="5518150" cy="3287530"/>
+            <wp:effectExtent l="0" t="0" r="6350" b="8255"/>
             <wp:docPr id="1201644866" name="Рисунок 1"/>
             <wp:cNvGraphicFramePr>
               <a:graphicFrameLocks xmlns:a="http://schemas.openxmlformats.org/drawingml/2006/main" noChangeAspect="1"/>
@@ -5019,7 +4752,7 @@
                   <pic:spPr>
                     <a:xfrm>
                       <a:off x="0" y="0"/>
-                      <a:ext cx="6120130" cy="3646170"/>
+                      <a:ext cx="5528383" cy="3293626"/>
                     </a:xfrm>
                     <a:prstGeom prst="rect">
                       <a:avLst/>
@@ -5028,13 +4761,7 @@
                 </pic:pic>
               </a:graphicData>
             </a:graphic>
-            <wp14:sizeRelH relativeFrom="page">
-              <wp14:pctWidth>0</wp14:pctWidth>
-            </wp14:sizeRelH>
-            <wp14:sizeRelV relativeFrom="page">
-              <wp14:pctHeight>0</wp14:pctHeight>
-            </wp14:sizeRelV>
-          </wp:anchor>
+          </wp:inline>
         </w:drawing>
       </w:r>
     </w:p>
@@ -5078,18 +4805,6 @@
       <w:pPr>
         <w:spacing w:after="0" w:line="360" w:lineRule="auto"/>
         <w:ind w:firstLine="709"/>
-        <w:jc w:val="center"/>
-        <w:rPr>
-          <w:rFonts w:ascii="Times New Roman" w:hAnsi="Times New Roman" w:cs="Times New Roman"/>
-          <w:i/>
-          <w:iCs/>
-        </w:rPr>
-      </w:pPr>
-    </w:p>
-    <w:p>
-      <w:pPr>
-        <w:spacing w:after="0" w:line="360" w:lineRule="auto"/>
-        <w:ind w:firstLine="709"/>
         <w:rPr>
           <w:rFonts w:ascii="Times New Roman" w:hAnsi="Times New Roman" w:cs="Times New Roman"/>
         </w:rPr>
@@ -5105,10 +4820,58 @@
       <w:pPr>
         <w:pStyle w:val="1"/>
         <w:spacing w:line="360" w:lineRule="auto"/>
-      </w:pPr>
-      <w:bookmarkStart w:id="4" w:name="_Toc231489103"/>
-      <w:r>
-        <w:t>Тестирование программного интерфейса</w:t>
+        <w:rPr>
+          <w:b/>
+          <w:bCs/>
+          <w:sz w:val="28"/>
+          <w:szCs w:val="28"/>
+        </w:rPr>
+      </w:pPr>
+      <w:bookmarkStart w:id="4" w:name="_Toc232065830"/>
+      <w:r>
+        <w:rPr>
+          <w:b/>
+          <w:bCs/>
+          <w:sz w:val="28"/>
+          <w:szCs w:val="28"/>
+        </w:rPr>
+        <w:t xml:space="preserve">Тестирование </w:t>
+      </w:r>
+      <w:r>
+        <w:rPr>
+          <w:b/>
+          <w:bCs/>
+          <w:sz w:val="28"/>
+          <w:szCs w:val="28"/>
+        </w:rPr>
+        <w:t>п</w:t>
+      </w:r>
+      <w:r>
+        <w:rPr>
+          <w:b/>
+          <w:bCs/>
+          <w:sz w:val="28"/>
+          <w:szCs w:val="28"/>
+        </w:rPr>
+        <w:t xml:space="preserve">рограммного </w:t>
+      </w:r>
+      <w:r>
+        <w:rPr>
+          <w:b/>
+          <w:bCs/>
+          <w:sz w:val="28"/>
+          <w:szCs w:val="28"/>
+        </w:rPr>
+        <w:t>и</w:t>
+      </w:r>
+      <w:r>
+        <w:rPr>
+          <w:b/>
+          <w:bCs/>
+          <w:sz w:val="28"/>
+          <w:szCs w:val="28"/>
+        </w:rPr>
+        <w:t>нтерфейса</w:t>
       </w:r>
       <w:bookmarkEnd w:id="4"/>
     </w:p>
@@ -5145,7 +4908,27 @@
           <w:i/>
           <w:iCs/>
         </w:rPr>
-        <w:t>Таблица 2 – Тестирование программного интерфейса</w:t>
+        <w:t>Таблица 2</w:t>
+      </w:r>
+    </w:p>
+    <w:p>
+      <w:pPr>
+        <w:spacing w:after="0" w:line="360" w:lineRule="auto"/>
+        <w:ind w:firstLine="709"/>
+        <w:jc w:val="center"/>
+        <w:rPr>
+          <w:rFonts w:ascii="Times New Roman" w:hAnsi="Times New Roman" w:cs="Times New Roman"/>
+          <w:i/>
+          <w:iCs/>
+        </w:rPr>
+      </w:pPr>
+      <w:r>
+        <w:rPr>
+          <w:rFonts w:ascii="Times New Roman" w:hAnsi="Times New Roman" w:cs="Times New Roman"/>
+          <w:i/>
+          <w:iCs/>
+        </w:rPr>
+        <w:t>Тестирование программного интерфейса</w:t>
       </w:r>
     </w:p>
     <w:tbl>
@@ -5449,6 +5232,50 @@
           </w:p>
         </w:tc>
       </w:tr>
+    </w:tbl>
+    <w:p>
+      <w:r>
+        <w:br w:type="page"/>
+      </w:r>
+    </w:p>
+    <w:p>
+      <w:pPr>
+        <w:jc w:val="right"/>
+        <w:rPr>
+          <w:rFonts w:ascii="Times New Roman" w:hAnsi="Times New Roman" w:cs="Times New Roman"/>
+          <w:i/>
+          <w:iCs/>
+        </w:rPr>
+      </w:pPr>
+      <w:r>
+        <w:rPr>
+          <w:rFonts w:ascii="Times New Roman" w:hAnsi="Times New Roman" w:cs="Times New Roman"/>
+          <w:i/>
+          <w:iCs/>
+        </w:rPr>
+        <w:lastRenderedPageBreak/>
+        <w:t>Окончание таблицы 2</w:t>
+      </w:r>
+    </w:p>
+    <w:tbl>
+      <w:tblPr>
+        <w:tblW w:w="9634" w:type="dxa"/>
+        <w:tblBorders>
+          <w:top w:val="single" w:sz="4" w:space="0" w:color="auto"/>
+          <w:left w:val="single" w:sz="4" w:space="0" w:color="auto"/>
+          <w:bottom w:val="single" w:sz="4" w:space="0" w:color="auto"/>
+          <w:right w:val="single" w:sz="4" w:space="0" w:color="auto"/>
+          <w:insideH w:val="single" w:sz="4" w:space="0" w:color="auto"/>
+          <w:insideV w:val="single" w:sz="4" w:space="0" w:color="auto"/>
+        </w:tblBorders>
+        <w:tblLook w:val="04A0" w:firstRow="1" w:lastRow="0" w:firstColumn="1" w:lastColumn="0" w:noHBand="0" w:noVBand="1"/>
+      </w:tblPr>
+      <w:tblGrid>
+        <w:gridCol w:w="447"/>
+        <w:gridCol w:w="3376"/>
+        <w:gridCol w:w="2409"/>
+        <w:gridCol w:w="3402"/>
+      </w:tblGrid>
       <w:tr>
         <w:trPr>
           <w:trHeight w:val="20"/>
@@ -5726,20 +5553,7 @@
                 <w:lang w:eastAsia="ru-RU"/>
                 <w14:ligatures w14:val="none"/>
               </w:rPr>
-              <w:t xml:space="preserve">Основными цветами являются тёмно-синий, серый и голубой, </w:t>
-            </w:r>
-            <w:r>
-              <w:rPr>
-                <w:rFonts w:ascii="Calibri" w:eastAsia="Times New Roman" w:hAnsi="Calibri" w:cs="Calibri"/>
-                <w:color w:val="000000"/>
-                <w:kern w:val="0"/>
-                <w:sz w:val="22"/>
-                <w:szCs w:val="22"/>
-                <w:lang w:eastAsia="ru-RU"/>
-                <w14:ligatures w14:val="none"/>
-              </w:rPr>
-              <w:lastRenderedPageBreak/>
-              <w:t>что обеспечивает визуальную целостность интерфейса</w:t>
+              <w:t>Основными цветами являются тёмно-синий, серый и голубой, что обеспечивает визуальную целостность интерфейса</w:t>
             </w:r>
           </w:p>
         </w:tc>
@@ -5778,7 +5592,6 @@
                 <w:lang w:eastAsia="ru-RU"/>
                 <w14:ligatures w14:val="none"/>
               </w:rPr>
-              <w:lastRenderedPageBreak/>
               <w:t>4</w:t>
             </w:r>
           </w:p>
@@ -7049,9 +6862,21 @@
       <w:pPr>
         <w:pStyle w:val="1"/>
         <w:ind w:firstLine="709"/>
-      </w:pPr>
-      <w:bookmarkStart w:id="5" w:name="_Toc231489104"/>
-      <w:r>
+        <w:rPr>
+          <w:b/>
+          <w:bCs/>
+          <w:sz w:val="28"/>
+          <w:szCs w:val="28"/>
+        </w:rPr>
+      </w:pPr>
+      <w:bookmarkStart w:id="5" w:name="_Toc232065831"/>
+      <w:r>
+        <w:rPr>
+          <w:b/>
+          <w:bCs/>
+          <w:sz w:val="28"/>
+          <w:szCs w:val="28"/>
+        </w:rPr>
         <w:lastRenderedPageBreak/>
         <w:t>Заключение</w:t>
       </w:r>
@@ -7070,7 +6895,49 @@
         <w:rPr>
           <w:rFonts w:ascii="Times New Roman" w:hAnsi="Times New Roman" w:cs="Times New Roman"/>
         </w:rPr>
-        <w:t xml:space="preserve">В ходе выполнения учебной практики во II семестре 2025–2026 учебного года в ГАПОУ </w:t>
+        <w:t>В ходе выполнения учебной практики</w:t>
+      </w:r>
+      <w:r>
+        <w:rPr>
+          <w:rFonts w:ascii="Times New Roman" w:hAnsi="Times New Roman" w:cs="Times New Roman"/>
+        </w:rPr>
+        <w:t xml:space="preserve"> </w:t>
+      </w:r>
+      <w:r>
+        <w:rPr>
+          <w:rFonts w:ascii="Times New Roman" w:hAnsi="Times New Roman" w:cs="Times New Roman"/>
+        </w:rPr>
+        <w:t>с 10 марта по 11 июня</w:t>
+      </w:r>
+      <w:r>
+        <w:rPr>
+          <w:rFonts w:ascii="Times New Roman" w:hAnsi="Times New Roman" w:cs="Times New Roman"/>
+        </w:rPr>
+        <w:t xml:space="preserve"> 2025–2026 учебного года</w:t>
+      </w:r>
+      <w:r>
+        <w:rPr>
+          <w:rFonts w:ascii="Times New Roman" w:hAnsi="Times New Roman" w:cs="Times New Roman"/>
+        </w:rPr>
+        <w:t xml:space="preserve"> </w:t>
+      </w:r>
+      <w:r>
+        <w:rPr>
+          <w:rFonts w:ascii="Times New Roman" w:hAnsi="Times New Roman" w:cs="Times New Roman"/>
+        </w:rPr>
+        <w:t>во II семес</w:t>
+      </w:r>
+      <w:r>
+        <w:rPr>
+          <w:rFonts w:ascii="Times New Roman" w:hAnsi="Times New Roman" w:cs="Times New Roman"/>
+        </w:rPr>
+        <w:t>тре</w:t>
+      </w:r>
+      <w:r>
+        <w:rPr>
+          <w:rFonts w:ascii="Times New Roman" w:hAnsi="Times New Roman" w:cs="Times New Roman"/>
+        </w:rPr>
+        <w:t xml:space="preserve"> в ГАПОУ </w:t>
       </w:r>
       <w:proofErr w:type="spellStart"/>
       <w:r>
@@ -7210,9 +7077,21 @@
       <w:pPr>
         <w:pStyle w:val="1"/>
         <w:ind w:firstLine="709"/>
-      </w:pPr>
-      <w:bookmarkStart w:id="6" w:name="_Toc231489105"/>
-      <w:r>
+        <w:rPr>
+          <w:b/>
+          <w:bCs/>
+          <w:sz w:val="28"/>
+          <w:szCs w:val="28"/>
+        </w:rPr>
+      </w:pPr>
+      <w:bookmarkStart w:id="6" w:name="_Toc232065832"/>
+      <w:r>
+        <w:rPr>
+          <w:b/>
+          <w:bCs/>
+          <w:sz w:val="28"/>
+          <w:szCs w:val="28"/>
+        </w:rPr>
         <w:lastRenderedPageBreak/>
         <w:t>Список использованных источников</w:t>
       </w:r>
@@ -7231,28 +7110,52 @@
         <w:spacing w:line="360" w:lineRule="auto"/>
         <w:ind w:left="0" w:firstLine="709"/>
         <w:jc w:val="both"/>
-      </w:pPr>
-      <w:r>
+        <w:rPr>
+          <w:rFonts w:ascii="Times New Roman" w:hAnsi="Times New Roman" w:cs="Times New Roman"/>
+        </w:rPr>
+      </w:pPr>
+      <w:r>
+        <w:rPr>
+          <w:rFonts w:ascii="Times New Roman" w:hAnsi="Times New Roman" w:cs="Times New Roman"/>
+        </w:rPr>
         <w:t xml:space="preserve">Документация по HTML и CSS [Электронный ресурс] // MDN Web </w:t>
       </w:r>
       <w:proofErr w:type="spellStart"/>
       <w:r>
+        <w:rPr>
+          <w:rFonts w:ascii="Times New Roman" w:hAnsi="Times New Roman" w:cs="Times New Roman"/>
+        </w:rPr>
         <w:t>Docs</w:t>
       </w:r>
       <w:proofErr w:type="spellEnd"/>
       <w:r>
+        <w:rPr>
+          <w:rFonts w:ascii="Times New Roman" w:hAnsi="Times New Roman" w:cs="Times New Roman"/>
+        </w:rPr>
         <w:t xml:space="preserve">. – Режим доступа: https://developer.mozilla.org (дата обращения: </w:t>
       </w:r>
       <w:r>
+        <w:rPr>
+          <w:rFonts w:ascii="Times New Roman" w:hAnsi="Times New Roman" w:cs="Times New Roman"/>
+        </w:rPr>
         <w:t>03</w:t>
       </w:r>
       <w:r>
+        <w:rPr>
+          <w:rFonts w:ascii="Times New Roman" w:hAnsi="Times New Roman" w:cs="Times New Roman"/>
+        </w:rPr>
         <w:t>.0</w:t>
       </w:r>
       <w:r>
+        <w:rPr>
+          <w:rFonts w:ascii="Times New Roman" w:hAnsi="Times New Roman" w:cs="Times New Roman"/>
+        </w:rPr>
         <w:t>4</w:t>
       </w:r>
       <w:r>
+        <w:rPr>
+          <w:rFonts w:ascii="Times New Roman" w:hAnsi="Times New Roman" w:cs="Times New Roman"/>
+        </w:rPr>
         <w:t>.2026).</w:t>
       </w:r>
     </w:p>
@@ -7269,20 +7172,38 @@
         <w:spacing w:line="360" w:lineRule="auto"/>
         <w:ind w:left="0" w:firstLine="709"/>
         <w:jc w:val="both"/>
-      </w:pPr>
-      <w:r>
+        <w:rPr>
+          <w:rFonts w:ascii="Times New Roman" w:hAnsi="Times New Roman" w:cs="Times New Roman"/>
+        </w:rPr>
+      </w:pPr>
+      <w:r>
+        <w:rPr>
+          <w:rFonts w:ascii="Times New Roman" w:hAnsi="Times New Roman" w:cs="Times New Roman"/>
+        </w:rPr>
         <w:t xml:space="preserve">Официальная документация PHP [Электронный ресурс] // PHP.net. – Режим доступа: https://www.php.net/docs.php (дата обращения: </w:t>
       </w:r>
       <w:r>
+        <w:rPr>
+          <w:rFonts w:ascii="Times New Roman" w:hAnsi="Times New Roman" w:cs="Times New Roman"/>
+        </w:rPr>
         <w:t>06</w:t>
       </w:r>
       <w:r>
+        <w:rPr>
+          <w:rFonts w:ascii="Times New Roman" w:hAnsi="Times New Roman" w:cs="Times New Roman"/>
+        </w:rPr>
         <w:t>.0</w:t>
       </w:r>
       <w:r>
+        <w:rPr>
+          <w:rFonts w:ascii="Times New Roman" w:hAnsi="Times New Roman" w:cs="Times New Roman"/>
+        </w:rPr>
         <w:t>4</w:t>
       </w:r>
       <w:r>
+        <w:rPr>
+          <w:rFonts w:ascii="Times New Roman" w:hAnsi="Times New Roman" w:cs="Times New Roman"/>
+        </w:rPr>
         <w:t>.2026).</w:t>
       </w:r>
     </w:p>
@@ -7299,20 +7220,38 @@
         <w:spacing w:line="360" w:lineRule="auto"/>
         <w:ind w:left="0" w:firstLine="709"/>
         <w:jc w:val="both"/>
-      </w:pPr>
-      <w:r>
+        <w:rPr>
+          <w:rFonts w:ascii="Times New Roman" w:hAnsi="Times New Roman" w:cs="Times New Roman"/>
+        </w:rPr>
+      </w:pPr>
+      <w:r>
+        <w:rPr>
+          <w:rFonts w:ascii="Times New Roman" w:hAnsi="Times New Roman" w:cs="Times New Roman"/>
+        </w:rPr>
         <w:t xml:space="preserve">Справочник по JavaScript [Электронный ресурс] // JavaScript.info. – Режим доступа: https://javascript.info (дата обращения: </w:t>
       </w:r>
       <w:r>
+        <w:rPr>
+          <w:rFonts w:ascii="Times New Roman" w:hAnsi="Times New Roman" w:cs="Times New Roman"/>
+        </w:rPr>
         <w:t>10</w:t>
       </w:r>
       <w:r>
+        <w:rPr>
+          <w:rFonts w:ascii="Times New Roman" w:hAnsi="Times New Roman" w:cs="Times New Roman"/>
+        </w:rPr>
         <w:t>.0</w:t>
       </w:r>
       <w:r>
+        <w:rPr>
+          <w:rFonts w:ascii="Times New Roman" w:hAnsi="Times New Roman" w:cs="Times New Roman"/>
+        </w:rPr>
         <w:t>4</w:t>
       </w:r>
       <w:r>
+        <w:rPr>
+          <w:rFonts w:ascii="Times New Roman" w:hAnsi="Times New Roman" w:cs="Times New Roman"/>
+        </w:rPr>
         <w:t>.2026).</w:t>
       </w:r>
     </w:p>
@@ -7329,20 +7268,38 @@
         <w:spacing w:line="360" w:lineRule="auto"/>
         <w:ind w:left="0" w:firstLine="709"/>
         <w:jc w:val="both"/>
-      </w:pPr>
-      <w:r>
+        <w:rPr>
+          <w:rFonts w:ascii="Times New Roman" w:hAnsi="Times New Roman" w:cs="Times New Roman"/>
+        </w:rPr>
+      </w:pPr>
+      <w:r>
+        <w:rPr>
+          <w:rFonts w:ascii="Times New Roman" w:hAnsi="Times New Roman" w:cs="Times New Roman"/>
+        </w:rPr>
         <w:t xml:space="preserve">Справочник веб-технологий [Электронный ресурс] // W3Schools. – Режим доступа: https://www.w3schools.com (дата обращения: </w:t>
       </w:r>
       <w:r>
+        <w:rPr>
+          <w:rFonts w:ascii="Times New Roman" w:hAnsi="Times New Roman" w:cs="Times New Roman"/>
+        </w:rPr>
         <w:t>1</w:t>
       </w:r>
       <w:r>
+        <w:rPr>
+          <w:rFonts w:ascii="Times New Roman" w:hAnsi="Times New Roman" w:cs="Times New Roman"/>
+        </w:rPr>
         <w:t>0.0</w:t>
       </w:r>
       <w:r>
+        <w:rPr>
+          <w:rFonts w:ascii="Times New Roman" w:hAnsi="Times New Roman" w:cs="Times New Roman"/>
+        </w:rPr>
         <w:t>4</w:t>
       </w:r>
       <w:r>
+        <w:rPr>
+          <w:rFonts w:ascii="Times New Roman" w:hAnsi="Times New Roman" w:cs="Times New Roman"/>
+        </w:rPr>
         <w:t>.2026).</w:t>
       </w:r>
     </w:p>
@@ -7359,28 +7316,52 @@
         <w:spacing w:line="360" w:lineRule="auto"/>
         <w:ind w:left="0" w:firstLine="709"/>
         <w:jc w:val="both"/>
-      </w:pPr>
-      <w:r>
+        <w:rPr>
+          <w:rFonts w:ascii="Times New Roman" w:hAnsi="Times New Roman" w:cs="Times New Roman"/>
+        </w:rPr>
+      </w:pPr>
+      <w:r>
+        <w:rPr>
+          <w:rFonts w:ascii="Times New Roman" w:hAnsi="Times New Roman" w:cs="Times New Roman"/>
+        </w:rPr>
         <w:t>Документация по CSS [Электронный ресурс] // CSS-</w:t>
       </w:r>
       <w:proofErr w:type="spellStart"/>
       <w:r>
+        <w:rPr>
+          <w:rFonts w:ascii="Times New Roman" w:hAnsi="Times New Roman" w:cs="Times New Roman"/>
+        </w:rPr>
         <w:t>Tricks</w:t>
       </w:r>
       <w:proofErr w:type="spellEnd"/>
       <w:r>
+        <w:rPr>
+          <w:rFonts w:ascii="Times New Roman" w:hAnsi="Times New Roman" w:cs="Times New Roman"/>
+        </w:rPr>
         <w:t xml:space="preserve">. – Режим доступа: https://css-tricks.com (дата обращения: </w:t>
       </w:r>
       <w:r>
+        <w:rPr>
+          <w:rFonts w:ascii="Times New Roman" w:hAnsi="Times New Roman" w:cs="Times New Roman"/>
+        </w:rPr>
         <w:t>14</w:t>
       </w:r>
       <w:r>
+        <w:rPr>
+          <w:rFonts w:ascii="Times New Roman" w:hAnsi="Times New Roman" w:cs="Times New Roman"/>
+        </w:rPr>
         <w:t>.0</w:t>
       </w:r>
       <w:r>
+        <w:rPr>
+          <w:rFonts w:ascii="Times New Roman" w:hAnsi="Times New Roman" w:cs="Times New Roman"/>
+        </w:rPr>
         <w:t>4</w:t>
       </w:r>
       <w:r>
+        <w:rPr>
+          <w:rFonts w:ascii="Times New Roman" w:hAnsi="Times New Roman" w:cs="Times New Roman"/>
+        </w:rPr>
         <w:t>.2026).</w:t>
       </w:r>
     </w:p>
@@ -7397,44 +7378,80 @@
         <w:spacing w:line="360" w:lineRule="auto"/>
         <w:ind w:left="0" w:firstLine="709"/>
         <w:jc w:val="both"/>
-      </w:pPr>
-      <w:r>
+        <w:rPr>
+          <w:rFonts w:ascii="Times New Roman" w:hAnsi="Times New Roman" w:cs="Times New Roman"/>
+        </w:rPr>
+      </w:pPr>
+      <w:r>
+        <w:rPr>
+          <w:rFonts w:ascii="Times New Roman" w:hAnsi="Times New Roman" w:cs="Times New Roman"/>
+        </w:rPr>
         <w:t xml:space="preserve">Документация по системе контроля версий </w:t>
       </w:r>
       <w:proofErr w:type="spellStart"/>
       <w:r>
+        <w:rPr>
+          <w:rFonts w:ascii="Times New Roman" w:hAnsi="Times New Roman" w:cs="Times New Roman"/>
+        </w:rPr>
         <w:t>Git</w:t>
       </w:r>
       <w:proofErr w:type="spellEnd"/>
       <w:r>
+        <w:rPr>
+          <w:rFonts w:ascii="Times New Roman" w:hAnsi="Times New Roman" w:cs="Times New Roman"/>
+        </w:rPr>
         <w:t xml:space="preserve"> [Электронный ресурс] // </w:t>
       </w:r>
       <w:proofErr w:type="spellStart"/>
       <w:r>
+        <w:rPr>
+          <w:rFonts w:ascii="Times New Roman" w:hAnsi="Times New Roman" w:cs="Times New Roman"/>
+        </w:rPr>
         <w:t>Git</w:t>
       </w:r>
       <w:proofErr w:type="spellEnd"/>
       <w:r>
+        <w:rPr>
+          <w:rFonts w:ascii="Times New Roman" w:hAnsi="Times New Roman" w:cs="Times New Roman"/>
+        </w:rPr>
         <w:t xml:space="preserve"> </w:t>
       </w:r>
       <w:proofErr w:type="spellStart"/>
       <w:r>
+        <w:rPr>
+          <w:rFonts w:ascii="Times New Roman" w:hAnsi="Times New Roman" w:cs="Times New Roman"/>
+        </w:rPr>
         <w:t>Documentation</w:t>
       </w:r>
       <w:proofErr w:type="spellEnd"/>
       <w:r>
+        <w:rPr>
+          <w:rFonts w:ascii="Times New Roman" w:hAnsi="Times New Roman" w:cs="Times New Roman"/>
+        </w:rPr>
         <w:t>. – Режим доступа: https://git-scm.com/doc (дата обращения: 2</w:t>
       </w:r>
       <w:r>
+        <w:rPr>
+          <w:rFonts w:ascii="Times New Roman" w:hAnsi="Times New Roman" w:cs="Times New Roman"/>
+        </w:rPr>
         <w:t>1</w:t>
       </w:r>
       <w:r>
+        <w:rPr>
+          <w:rFonts w:ascii="Times New Roman" w:hAnsi="Times New Roman" w:cs="Times New Roman"/>
+        </w:rPr>
         <w:t>.0</w:t>
       </w:r>
       <w:r>
+        <w:rPr>
+          <w:rFonts w:ascii="Times New Roman" w:hAnsi="Times New Roman" w:cs="Times New Roman"/>
+        </w:rPr>
         <w:t>4</w:t>
       </w:r>
       <w:r>
+        <w:rPr>
+          <w:rFonts w:ascii="Times New Roman" w:hAnsi="Times New Roman" w:cs="Times New Roman"/>
+        </w:rPr>
         <w:t>.2026).</w:t>
       </w:r>
     </w:p>
@@ -7451,20 +7468,38 @@
         <w:spacing w:line="360" w:lineRule="auto"/>
         <w:ind w:left="0" w:firstLine="709"/>
         <w:jc w:val="both"/>
-      </w:pPr>
-      <w:r>
+        <w:rPr>
+          <w:rFonts w:ascii="Times New Roman" w:hAnsi="Times New Roman" w:cs="Times New Roman"/>
+        </w:rPr>
+      </w:pPr>
+      <w:r>
+        <w:rPr>
+          <w:rFonts w:ascii="Times New Roman" w:hAnsi="Times New Roman" w:cs="Times New Roman"/>
+        </w:rPr>
         <w:t>Среда разработки Visual Studio Code [Электронный ресурс] // Visual Studio Code. – Режим доступа: https://code.visualstudio.com (дата обращения: 2</w:t>
       </w:r>
       <w:r>
+        <w:rPr>
+          <w:rFonts w:ascii="Times New Roman" w:hAnsi="Times New Roman" w:cs="Times New Roman"/>
+        </w:rPr>
         <w:t>1</w:t>
       </w:r>
       <w:r>
+        <w:rPr>
+          <w:rFonts w:ascii="Times New Roman" w:hAnsi="Times New Roman" w:cs="Times New Roman"/>
+        </w:rPr>
         <w:t>.0</w:t>
       </w:r>
       <w:r>
+        <w:rPr>
+          <w:rFonts w:ascii="Times New Roman" w:hAnsi="Times New Roman" w:cs="Times New Roman"/>
+        </w:rPr>
         <w:t>4</w:t>
       </w:r>
       <w:r>
+        <w:rPr>
+          <w:rFonts w:ascii="Times New Roman" w:hAnsi="Times New Roman" w:cs="Times New Roman"/>
+        </w:rPr>
         <w:t>.2026).</w:t>
       </w:r>
     </w:p>
@@ -7481,22 +7516,40 @@
         <w:spacing w:line="360" w:lineRule="auto"/>
         <w:ind w:left="0" w:firstLine="709"/>
         <w:jc w:val="both"/>
-      </w:pPr>
-      <w:r>
+        <w:rPr>
+          <w:rFonts w:ascii="Times New Roman" w:hAnsi="Times New Roman" w:cs="Times New Roman"/>
+        </w:rPr>
+      </w:pPr>
+      <w:r>
+        <w:rPr>
+          <w:rFonts w:ascii="Times New Roman" w:hAnsi="Times New Roman" w:cs="Times New Roman"/>
+        </w:rPr>
         <w:t xml:space="preserve">Локальный сервер Open Server </w:t>
       </w:r>
       <w:proofErr w:type="spellStart"/>
       <w:r>
+        <w:rPr>
+          <w:rFonts w:ascii="Times New Roman" w:hAnsi="Times New Roman" w:cs="Times New Roman"/>
+        </w:rPr>
         <w:t>Panel</w:t>
       </w:r>
       <w:proofErr w:type="spellEnd"/>
       <w:r>
+        <w:rPr>
+          <w:rFonts w:ascii="Times New Roman" w:hAnsi="Times New Roman" w:cs="Times New Roman"/>
+        </w:rPr>
         <w:t xml:space="preserve"> [Электронный ресурс] // Open Server. – Режим доступа: https://ospanel.io (дата обращения: </w:t>
       </w:r>
       <w:r>
+        <w:rPr>
+          <w:rFonts w:ascii="Times New Roman" w:hAnsi="Times New Roman" w:cs="Times New Roman"/>
+        </w:rPr>
         <w:t>15</w:t>
       </w:r>
       <w:r>
+        <w:rPr>
+          <w:rFonts w:ascii="Times New Roman" w:hAnsi="Times New Roman" w:cs="Times New Roman"/>
+        </w:rPr>
         <w:t>.05.2026).</w:t>
       </w:r>
     </w:p>
@@ -7513,22 +7566,40 @@
         <w:spacing w:line="360" w:lineRule="auto"/>
         <w:ind w:left="0" w:firstLine="709"/>
         <w:jc w:val="both"/>
-      </w:pPr>
-      <w:r>
+        <w:rPr>
+          <w:rFonts w:ascii="Times New Roman" w:hAnsi="Times New Roman" w:cs="Times New Roman"/>
+        </w:rPr>
+      </w:pPr>
+      <w:r>
+        <w:rPr>
+          <w:rFonts w:ascii="Times New Roman" w:hAnsi="Times New Roman" w:cs="Times New Roman"/>
+        </w:rPr>
         <w:t xml:space="preserve">Документация по MySQL [Электронный ресурс] // MySQL </w:t>
       </w:r>
       <w:proofErr w:type="spellStart"/>
       <w:r>
+        <w:rPr>
+          <w:rFonts w:ascii="Times New Roman" w:hAnsi="Times New Roman" w:cs="Times New Roman"/>
+        </w:rPr>
         <w:t>Documentation</w:t>
       </w:r>
       <w:proofErr w:type="spellEnd"/>
       <w:r>
+        <w:rPr>
+          <w:rFonts w:ascii="Times New Roman" w:hAnsi="Times New Roman" w:cs="Times New Roman"/>
+        </w:rPr>
         <w:t xml:space="preserve">. – Режим доступа: https://dev.mysql.com/doc (дата обращения: </w:t>
       </w:r>
       <w:r>
+        <w:rPr>
+          <w:rFonts w:ascii="Times New Roman" w:hAnsi="Times New Roman" w:cs="Times New Roman"/>
+        </w:rPr>
         <w:t>15</w:t>
       </w:r>
       <w:r>
+        <w:rPr>
+          <w:rFonts w:ascii="Times New Roman" w:hAnsi="Times New Roman" w:cs="Times New Roman"/>
+        </w:rPr>
         <w:t>.05.2026).</w:t>
       </w:r>
     </w:p>
@@ -7545,30 +7616,54 @@
         <w:spacing w:line="360" w:lineRule="auto"/>
         <w:ind w:left="0" w:firstLine="709"/>
         <w:jc w:val="both"/>
-      </w:pPr>
-      <w:r>
+        <w:rPr>
+          <w:rFonts w:ascii="Times New Roman" w:hAnsi="Times New Roman" w:cs="Times New Roman"/>
+        </w:rPr>
+      </w:pPr>
+      <w:r>
+        <w:rPr>
+          <w:rFonts w:ascii="Times New Roman" w:hAnsi="Times New Roman" w:cs="Times New Roman"/>
+        </w:rPr>
         <w:t xml:space="preserve">Документация по адаптивной вёрстке [Электронный ресурс] // </w:t>
       </w:r>
       <w:proofErr w:type="spellStart"/>
       <w:r>
+        <w:rPr>
+          <w:rFonts w:ascii="Times New Roman" w:hAnsi="Times New Roman" w:cs="Times New Roman"/>
+        </w:rPr>
         <w:t>Bootstrap</w:t>
       </w:r>
       <w:proofErr w:type="spellEnd"/>
       <w:r>
+        <w:rPr>
+          <w:rFonts w:ascii="Times New Roman" w:hAnsi="Times New Roman" w:cs="Times New Roman"/>
+        </w:rPr>
         <w:t xml:space="preserve"> </w:t>
       </w:r>
       <w:proofErr w:type="spellStart"/>
       <w:r>
+        <w:rPr>
+          <w:rFonts w:ascii="Times New Roman" w:hAnsi="Times New Roman" w:cs="Times New Roman"/>
+        </w:rPr>
         <w:t>Documentation</w:t>
       </w:r>
       <w:proofErr w:type="spellEnd"/>
       <w:r>
+        <w:rPr>
+          <w:rFonts w:ascii="Times New Roman" w:hAnsi="Times New Roman" w:cs="Times New Roman"/>
+        </w:rPr>
         <w:t xml:space="preserve">. – Режим доступа: https://getbootstrap.com/docs (дата обращения: </w:t>
       </w:r>
       <w:r>
+        <w:rPr>
+          <w:rFonts w:ascii="Times New Roman" w:hAnsi="Times New Roman" w:cs="Times New Roman"/>
+        </w:rPr>
         <w:t>15</w:t>
       </w:r>
       <w:r>
+        <w:rPr>
+          <w:rFonts w:ascii="Times New Roman" w:hAnsi="Times New Roman" w:cs="Times New Roman"/>
+        </w:rPr>
         <w:t>.05.2026).</w:t>
       </w:r>
     </w:p>
@@ -7581,11 +7676,23 @@
       <w:pPr>
         <w:pStyle w:val="1"/>
         <w:ind w:firstLine="709"/>
-      </w:pPr>
-      <w:bookmarkStart w:id="7" w:name="_Toc231489106"/>
-      <w:r>
+        <w:rPr>
+          <w:b/>
+          <w:bCs/>
+          <w:sz w:val="28"/>
+          <w:szCs w:val="44"/>
+        </w:rPr>
+      </w:pPr>
+      <w:bookmarkStart w:id="7" w:name="_Toc232065833"/>
+      <w:r>
+        <w:rPr>
+          <w:b/>
+          <w:bCs/>
+          <w:sz w:val="28"/>
+          <w:szCs w:val="44"/>
+        </w:rPr>
         <w:lastRenderedPageBreak/>
-        <w:t>Приложение А</w:t>
+        <w:t>Приложение</w:t>
       </w:r>
       <w:bookmarkEnd w:id="7"/>
     </w:p>
@@ -7697,6 +7804,119 @@
 <file path=word/numbering.xml><?xml version="1.0" encoding="utf-8"?>
 <w:numbering xmlns:wpc="http://schemas.microsoft.com/office/word/2010/wordprocessingCanvas" xmlns:cx="http://schemas.microsoft.com/office/drawing/2014/chartex" xmlns:cx1="http://schemas.microsoft.com/office/drawing/2015/9/8/chartex" xmlns:cx2="http://schemas.microsoft.com/office/drawing/2015/10/21/chartex" xmlns:cx3="http://schemas.microsoft.com/office/drawing/2016/5/9/chartex" xmlns:cx4="http://schemas.microsoft.com/office/drawing/2016/5/10/chartex" xmlns:cx5="http://schemas.microsoft.com/office/drawing/2016/5/11/chartex" xmlns:cx6="http://schemas.microsoft.com/office/drawing/2016/5/12/chartex" xmlns:cx7="http://schemas.microsoft.com/office/drawing/2016/5/13/chartex" xmlns:cx8="http://schemas.microsoft.com/office/drawing/2016/5/14/chartex" xmlns:mc="http://schemas.openxmlformats.org/markup-compatibility/2006" xmlns:aink="http://schemas.microsoft.com/office/drawing/2016/ink" xmlns:am3d="http://schemas.microsoft.com/office/drawing/2017/model3d" xmlns:o="urn:schemas-microsoft-com:office:office" xmlns:oel="http://schemas.microsoft.com/office/2019/extlst" xmlns:r="http://schemas.openxmlformats.org/officeDocument/2006/relationships" xmlns:m="http://schemas.openxmlformats.org/officeDocument/2006/math" xmlns:v="urn:schemas-microsoft-com:vml" xmlns:wp14="http://schemas.microsoft.com/office/word/2010/wordprocessingDrawing" xmlns:wp="http://schemas.openxmlformats.org/drawingml/2006/wordprocessingDrawing" xmlns:w10="urn:schemas-microsoft-com:office:word" xmlns:w="http://schemas.openxmlformats.org/wordprocessingml/2006/main" xmlns:w14="http://schemas.microsoft.com/office/word/2010/wordml" xmlns:w15="http://schemas.microsoft.com/office/word/2012/wordml" xmlns:w16cex="http://schemas.microsoft.com/office/word/2018/wordml/cex" xmlns:w16cid="http://schemas.microsoft.com/office/word/2016/wordml/cid" xmlns:w16="http://schemas.microsoft.com/office/word/2018/wordml" xmlns:w16du="http://schemas.microsoft.com/office/word/2023/wordml/word16du" xmlns:w16sdtdh="http://schemas.microsoft.com/office/word/2020/wordml/sdtdatahash" xmlns:w16sdtfl="http://schemas.microsoft.com/office/word/2024/wordml/sdtformatlock" xmlns:w16se="http://schemas.microsoft.com/office/word/2015/wordml/symex" xmlns:wpg="http://schemas.microsoft.com/office/word/2010/wordprocessingGroup" xmlns:wpi="http://schemas.microsoft.com/office/word/2010/wordprocessingInk" xmlns:wne="http://schemas.microsoft.com/office/word/2006/wordml" xmlns:wps="http://schemas.microsoft.com/office/word/2010/wordprocessingShape" mc:Ignorable="w14 w15 w16se w16cid w16 w16cex w16sdtdh w16sdtfl w16du wp14">
   <w:abstractNum w:abstractNumId="0" w15:restartNumberingAfterBreak="0">
+    <w:nsid w:val="003525E8"/>
+    <w:multiLevelType w:val="hybridMultilevel"/>
+    <w:tmpl w:val="8A6AADBA"/>
+    <w:lvl w:ilvl="0" w:tplc="1360B6EE">
+      <w:start w:val="1"/>
+      <w:numFmt w:val="bullet"/>
+      <w:lvlText w:val=""/>
+      <w:lvlJc w:val="left"/>
+      <w:pPr>
+        <w:ind w:left="1429" w:hanging="360"/>
+      </w:pPr>
+      <w:rPr>
+        <w:rFonts w:ascii="Symbol" w:hAnsi="Symbol" w:hint="default"/>
+      </w:rPr>
+    </w:lvl>
+    <w:lvl w:ilvl="1" w:tplc="FFFFFFFF" w:tentative="1">
+      <w:start w:val="1"/>
+      <w:numFmt w:val="bullet"/>
+      <w:lvlText w:val="o"/>
+      <w:lvlJc w:val="left"/>
+      <w:pPr>
+        <w:ind w:left="2149" w:hanging="360"/>
+      </w:pPr>
+      <w:rPr>
+        <w:rFonts w:ascii="Courier New" w:hAnsi="Courier New" w:cs="Courier New" w:hint="default"/>
+      </w:rPr>
+    </w:lvl>
+    <w:lvl w:ilvl="2" w:tplc="FFFFFFFF" w:tentative="1">
+      <w:start w:val="1"/>
+      <w:numFmt w:val="bullet"/>
+      <w:lvlText w:val=""/>
+      <w:lvlJc w:val="left"/>
+      <w:pPr>
+        <w:ind w:left="2869" w:hanging="360"/>
+      </w:pPr>
+      <w:rPr>
+        <w:rFonts w:ascii="Wingdings" w:hAnsi="Wingdings" w:hint="default"/>
+      </w:rPr>
+    </w:lvl>
+    <w:lvl w:ilvl="3" w:tplc="FFFFFFFF" w:tentative="1">
+      <w:start w:val="1"/>
+      <w:numFmt w:val="bullet"/>
+      <w:lvlText w:val=""/>
+      <w:lvlJc w:val="left"/>
+      <w:pPr>
+        <w:ind w:left="3589" w:hanging="360"/>
+      </w:pPr>
+      <w:rPr>
+        <w:rFonts w:ascii="Symbol" w:hAnsi="Symbol" w:hint="default"/>
+      </w:rPr>
+    </w:lvl>
+    <w:lvl w:ilvl="4" w:tplc="FFFFFFFF" w:tentative="1">
+      <w:start w:val="1"/>
+      <w:numFmt w:val="bullet"/>
+      <w:lvlText w:val="o"/>
+      <w:lvlJc w:val="left"/>
+      <w:pPr>
+        <w:ind w:left="4309" w:hanging="360"/>
+      </w:pPr>
+      <w:rPr>
+        <w:rFonts w:ascii="Courier New" w:hAnsi="Courier New" w:cs="Courier New" w:hint="default"/>
+      </w:rPr>
+    </w:lvl>
+    <w:lvl w:ilvl="5" w:tplc="FFFFFFFF" w:tentative="1">
+      <w:start w:val="1"/>
+      <w:numFmt w:val="bullet"/>
+      <w:lvlText w:val=""/>
+      <w:lvlJc w:val="left"/>
+      <w:pPr>
+        <w:ind w:left="5029" w:hanging="360"/>
+      </w:pPr>
+      <w:rPr>
+        <w:rFonts w:ascii="Wingdings" w:hAnsi="Wingdings" w:hint="default"/>
+      </w:rPr>
+    </w:lvl>
+    <w:lvl w:ilvl="6" w:tplc="FFFFFFFF" w:tentative="1">
+      <w:start w:val="1"/>
+      <w:numFmt w:val="bullet"/>
+      <w:lvlText w:val=""/>
+      <w:lvlJc w:val="left"/>
+      <w:pPr>
+        <w:ind w:left="5749" w:hanging="360"/>
+      </w:pPr>
+      <w:rPr>
+        <w:rFonts w:ascii="Symbol" w:hAnsi="Symbol" w:hint="default"/>
+      </w:rPr>
+    </w:lvl>
+    <w:lvl w:ilvl="7" w:tplc="FFFFFFFF" w:tentative="1">
+      <w:start w:val="1"/>
+      <w:numFmt w:val="bullet"/>
+      <w:lvlText w:val="o"/>
+      <w:lvlJc w:val="left"/>
+      <w:pPr>
+        <w:ind w:left="6469" w:hanging="360"/>
+      </w:pPr>
+      <w:rPr>
+        <w:rFonts w:ascii="Courier New" w:hAnsi="Courier New" w:cs="Courier New" w:hint="default"/>
+      </w:rPr>
+    </w:lvl>
+    <w:lvl w:ilvl="8" w:tplc="FFFFFFFF" w:tentative="1">
+      <w:start w:val="1"/>
+      <w:numFmt w:val="bullet"/>
+      <w:lvlText w:val=""/>
+      <w:lvlJc w:val="left"/>
+      <w:pPr>
+        <w:ind w:left="7189" w:hanging="360"/>
+      </w:pPr>
+      <w:rPr>
+        <w:rFonts w:ascii="Wingdings" w:hAnsi="Wingdings" w:hint="default"/>
+      </w:rPr>
+    </w:lvl>
+  </w:abstractNum>
+  <w:abstractNum w:abstractNumId="1" w15:restartNumberingAfterBreak="0">
     <w:nsid w:val="0C676ED7"/>
     <w:multiLevelType w:val="multilevel"/>
     <w:tmpl w:val="1DCA4144"/>
@@ -7845,7 +8065,7 @@
       </w:rPr>
     </w:lvl>
   </w:abstractNum>
-  <w:abstractNum w:abstractNumId="1" w15:restartNumberingAfterBreak="0">
+  <w:abstractNum w:abstractNumId="2" w15:restartNumberingAfterBreak="0">
     <w:nsid w:val="1DFE4E4F"/>
     <w:multiLevelType w:val="multilevel"/>
     <w:tmpl w:val="F5066A9E"/>
@@ -7994,7 +8214,7 @@
       </w:rPr>
     </w:lvl>
   </w:abstractNum>
-  <w:abstractNum w:abstractNumId="2" w15:restartNumberingAfterBreak="0">
+  <w:abstractNum w:abstractNumId="3" w15:restartNumberingAfterBreak="0">
     <w:nsid w:val="1FA5431D"/>
     <w:multiLevelType w:val="multilevel"/>
     <w:tmpl w:val="F0CC5188"/>
@@ -8143,7 +8363,7 @@
       </w:rPr>
     </w:lvl>
   </w:abstractNum>
-  <w:abstractNum w:abstractNumId="3" w15:restartNumberingAfterBreak="0">
+  <w:abstractNum w:abstractNumId="4" w15:restartNumberingAfterBreak="0">
     <w:nsid w:val="213221A3"/>
     <w:multiLevelType w:val="hybridMultilevel"/>
     <w:tmpl w:val="5464FAC6"/>
@@ -8256,7 +8476,120 @@
       </w:rPr>
     </w:lvl>
   </w:abstractNum>
-  <w:abstractNum w:abstractNumId="4" w15:restartNumberingAfterBreak="0">
+  <w:abstractNum w:abstractNumId="5" w15:restartNumberingAfterBreak="0">
+    <w:nsid w:val="27547ABE"/>
+    <w:multiLevelType w:val="hybridMultilevel"/>
+    <w:tmpl w:val="90743394"/>
+    <w:lvl w:ilvl="0" w:tplc="1360B6EE">
+      <w:start w:val="1"/>
+      <w:numFmt w:val="bullet"/>
+      <w:lvlText w:val=""/>
+      <w:lvlJc w:val="left"/>
+      <w:pPr>
+        <w:ind w:left="1429" w:hanging="360"/>
+      </w:pPr>
+      <w:rPr>
+        <w:rFonts w:ascii="Symbol" w:hAnsi="Symbol" w:hint="default"/>
+      </w:rPr>
+    </w:lvl>
+    <w:lvl w:ilvl="1" w:tplc="FFFFFFFF" w:tentative="1">
+      <w:start w:val="1"/>
+      <w:numFmt w:val="bullet"/>
+      <w:lvlText w:val="o"/>
+      <w:lvlJc w:val="left"/>
+      <w:pPr>
+        <w:ind w:left="2149" w:hanging="360"/>
+      </w:pPr>
+      <w:rPr>
+        <w:rFonts w:ascii="Courier New" w:hAnsi="Courier New" w:cs="Courier New" w:hint="default"/>
+      </w:rPr>
+    </w:lvl>
+    <w:lvl w:ilvl="2" w:tplc="FFFFFFFF" w:tentative="1">
+      <w:start w:val="1"/>
+      <w:numFmt w:val="bullet"/>
+      <w:lvlText w:val=""/>
+      <w:lvlJc w:val="left"/>
+      <w:pPr>
+        <w:ind w:left="2869" w:hanging="360"/>
+      </w:pPr>
+      <w:rPr>
+        <w:rFonts w:ascii="Wingdings" w:hAnsi="Wingdings" w:hint="default"/>
+      </w:rPr>
+    </w:lvl>
+    <w:lvl w:ilvl="3" w:tplc="FFFFFFFF" w:tentative="1">
+      <w:start w:val="1"/>
+      <w:numFmt w:val="bullet"/>
+      <w:lvlText w:val=""/>
+      <w:lvlJc w:val="left"/>
+      <w:pPr>
+        <w:ind w:left="3589" w:hanging="360"/>
+      </w:pPr>
+      <w:rPr>
+        <w:rFonts w:ascii="Symbol" w:hAnsi="Symbol" w:hint="default"/>
+      </w:rPr>
+    </w:lvl>
+    <w:lvl w:ilvl="4" w:tplc="FFFFFFFF" w:tentative="1">
+      <w:start w:val="1"/>
+      <w:numFmt w:val="bullet"/>
+      <w:lvlText w:val="o"/>
+      <w:lvlJc w:val="left"/>
+      <w:pPr>
+        <w:ind w:left="4309" w:hanging="360"/>
+      </w:pPr>
+      <w:rPr>
+        <w:rFonts w:ascii="Courier New" w:hAnsi="Courier New" w:cs="Courier New" w:hint="default"/>
+      </w:rPr>
+    </w:lvl>
+    <w:lvl w:ilvl="5" w:tplc="FFFFFFFF" w:tentative="1">
+      <w:start w:val="1"/>
+      <w:numFmt w:val="bullet"/>
+      <w:lvlText w:val=""/>
+      <w:lvlJc w:val="left"/>
+      <w:pPr>
+        <w:ind w:left="5029" w:hanging="360"/>
+      </w:pPr>
+      <w:rPr>
+        <w:rFonts w:ascii="Wingdings" w:hAnsi="Wingdings" w:hint="default"/>
+      </w:rPr>
+    </w:lvl>
+    <w:lvl w:ilvl="6" w:tplc="FFFFFFFF" w:tentative="1">
+      <w:start w:val="1"/>
+      <w:numFmt w:val="bullet"/>
+      <w:lvlText w:val=""/>
+      <w:lvlJc w:val="left"/>
+      <w:pPr>
+        <w:ind w:left="5749" w:hanging="360"/>
+      </w:pPr>
+      <w:rPr>
+        <w:rFonts w:ascii="Symbol" w:hAnsi="Symbol" w:hint="default"/>
+      </w:rPr>
+    </w:lvl>
+    <w:lvl w:ilvl="7" w:tplc="FFFFFFFF" w:tentative="1">
+      <w:start w:val="1"/>
+      <w:numFmt w:val="bullet"/>
+      <w:lvlText w:val="o"/>
+      <w:lvlJc w:val="left"/>
+      <w:pPr>
+        <w:ind w:left="6469" w:hanging="360"/>
+      </w:pPr>
+      <w:rPr>
+        <w:rFonts w:ascii="Courier New" w:hAnsi="Courier New" w:cs="Courier New" w:hint="default"/>
+      </w:rPr>
+    </w:lvl>
+    <w:lvl w:ilvl="8" w:tplc="FFFFFFFF" w:tentative="1">
+      <w:start w:val="1"/>
+      <w:numFmt w:val="bullet"/>
+      <w:lvlText w:val=""/>
+      <w:lvlJc w:val="left"/>
+      <w:pPr>
+        <w:ind w:left="7189" w:hanging="360"/>
+      </w:pPr>
+      <w:rPr>
+        <w:rFonts w:ascii="Wingdings" w:hAnsi="Wingdings" w:hint="default"/>
+      </w:rPr>
+    </w:lvl>
+  </w:abstractNum>
+  <w:abstractNum w:abstractNumId="6" w15:restartNumberingAfterBreak="0">
     <w:nsid w:val="2DB373C9"/>
     <w:multiLevelType w:val="hybridMultilevel"/>
     <w:tmpl w:val="75D87E90"/>
@@ -8342,7 +8675,7 @@
       </w:pPr>
     </w:lvl>
   </w:abstractNum>
-  <w:abstractNum w:abstractNumId="5" w15:restartNumberingAfterBreak="0">
+  <w:abstractNum w:abstractNumId="7" w15:restartNumberingAfterBreak="0">
     <w:nsid w:val="3541337D"/>
     <w:multiLevelType w:val="multilevel"/>
     <w:tmpl w:val="E3886FE0"/>
@@ -8491,7 +8824,7 @@
       </w:rPr>
     </w:lvl>
   </w:abstractNum>
-  <w:abstractNum w:abstractNumId="6" w15:restartNumberingAfterBreak="0">
+  <w:abstractNum w:abstractNumId="8" w15:restartNumberingAfterBreak="0">
     <w:nsid w:val="366E468B"/>
     <w:multiLevelType w:val="multilevel"/>
     <w:tmpl w:val="1598EFA2"/>
@@ -8604,7 +8937,7 @@
       </w:pPr>
     </w:lvl>
   </w:abstractNum>
-  <w:abstractNum w:abstractNumId="7" w15:restartNumberingAfterBreak="0">
+  <w:abstractNum w:abstractNumId="9" w15:restartNumberingAfterBreak="0">
     <w:nsid w:val="382B0D0B"/>
     <w:multiLevelType w:val="multilevel"/>
     <w:tmpl w:val="0AD83B84"/>
@@ -8753,7 +9086,7 @@
       </w:rPr>
     </w:lvl>
   </w:abstractNum>
-  <w:abstractNum w:abstractNumId="8" w15:restartNumberingAfterBreak="0">
+  <w:abstractNum w:abstractNumId="10" w15:restartNumberingAfterBreak="0">
     <w:nsid w:val="39B63735"/>
     <w:multiLevelType w:val="multilevel"/>
     <w:tmpl w:val="38DEFE62"/>
@@ -8902,7 +9235,7 @@
       </w:rPr>
     </w:lvl>
   </w:abstractNum>
-  <w:abstractNum w:abstractNumId="9" w15:restartNumberingAfterBreak="0">
+  <w:abstractNum w:abstractNumId="11" w15:restartNumberingAfterBreak="0">
     <w:nsid w:val="39EF41C4"/>
     <w:multiLevelType w:val="hybridMultilevel"/>
     <w:tmpl w:val="93A47A1C"/>
@@ -9015,7 +9348,7 @@
       </w:rPr>
     </w:lvl>
   </w:abstractNum>
-  <w:abstractNum w:abstractNumId="10" w15:restartNumberingAfterBreak="0">
+  <w:abstractNum w:abstractNumId="12" w15:restartNumberingAfterBreak="0">
     <w:nsid w:val="45081950"/>
     <w:multiLevelType w:val="multilevel"/>
     <w:tmpl w:val="A03EE52E"/>
@@ -9164,7 +9497,7 @@
       </w:rPr>
     </w:lvl>
   </w:abstractNum>
-  <w:abstractNum w:abstractNumId="11" w15:restartNumberingAfterBreak="0">
+  <w:abstractNum w:abstractNumId="13" w15:restartNumberingAfterBreak="0">
     <w:nsid w:val="4A4F6E62"/>
     <w:multiLevelType w:val="multilevel"/>
     <w:tmpl w:val="08F4C99C"/>
@@ -9313,7 +9646,7 @@
       </w:rPr>
     </w:lvl>
   </w:abstractNum>
-  <w:abstractNum w:abstractNumId="12" w15:restartNumberingAfterBreak="0">
+  <w:abstractNum w:abstractNumId="14" w15:restartNumberingAfterBreak="0">
     <w:nsid w:val="4C5E790A"/>
     <w:multiLevelType w:val="multilevel"/>
     <w:tmpl w:val="9AF07E3A"/>
@@ -9462,7 +9795,7 @@
       </w:rPr>
     </w:lvl>
   </w:abstractNum>
-  <w:abstractNum w:abstractNumId="13" w15:restartNumberingAfterBreak="0">
+  <w:abstractNum w:abstractNumId="15" w15:restartNumberingAfterBreak="0">
     <w:nsid w:val="51BB44B3"/>
     <w:multiLevelType w:val="multilevel"/>
     <w:tmpl w:val="7B747F0C"/>
@@ -9611,7 +9944,120 @@
       </w:rPr>
     </w:lvl>
   </w:abstractNum>
-  <w:abstractNum w:abstractNumId="14" w15:restartNumberingAfterBreak="0">
+  <w:abstractNum w:abstractNumId="16" w15:restartNumberingAfterBreak="0">
+    <w:nsid w:val="572C07F1"/>
+    <w:multiLevelType w:val="hybridMultilevel"/>
+    <w:tmpl w:val="BECC479E"/>
+    <w:lvl w:ilvl="0" w:tplc="1360B6EE">
+      <w:start w:val="1"/>
+      <w:numFmt w:val="bullet"/>
+      <w:lvlText w:val=""/>
+      <w:lvlJc w:val="left"/>
+      <w:pPr>
+        <w:ind w:left="1428" w:hanging="360"/>
+      </w:pPr>
+      <w:rPr>
+        <w:rFonts w:ascii="Symbol" w:hAnsi="Symbol" w:hint="default"/>
+      </w:rPr>
+    </w:lvl>
+    <w:lvl w:ilvl="1" w:tplc="04190003" w:tentative="1">
+      <w:start w:val="1"/>
+      <w:numFmt w:val="bullet"/>
+      <w:lvlText w:val="o"/>
+      <w:lvlJc w:val="left"/>
+      <w:pPr>
+        <w:ind w:left="2148" w:hanging="360"/>
+      </w:pPr>
+      <w:rPr>
+        <w:rFonts w:ascii="Courier New" w:hAnsi="Courier New" w:cs="Courier New" w:hint="default"/>
+      </w:rPr>
+    </w:lvl>
+    <w:lvl w:ilvl="2" w:tplc="04190005" w:tentative="1">
+      <w:start w:val="1"/>
+      <w:numFmt w:val="bullet"/>
+      <w:lvlText w:val=""/>
+      <w:lvlJc w:val="left"/>
+      <w:pPr>
+        <w:ind w:left="2868" w:hanging="360"/>
+      </w:pPr>
+      <w:rPr>
+        <w:rFonts w:ascii="Wingdings" w:hAnsi="Wingdings" w:hint="default"/>
+      </w:rPr>
+    </w:lvl>
+    <w:lvl w:ilvl="3" w:tplc="04190001" w:tentative="1">
+      <w:start w:val="1"/>
+      <w:numFmt w:val="bullet"/>
+      <w:lvlText w:val=""/>
+      <w:lvlJc w:val="left"/>
+      <w:pPr>
+        <w:ind w:left="3588" w:hanging="360"/>
+      </w:pPr>
+      <w:rPr>
+        <w:rFonts w:ascii="Symbol" w:hAnsi="Symbol" w:hint="default"/>
+      </w:rPr>
+    </w:lvl>
+    <w:lvl w:ilvl="4" w:tplc="04190003" w:tentative="1">
+      <w:start w:val="1"/>
+      <w:numFmt w:val="bullet"/>
+      <w:lvlText w:val="o"/>
+      <w:lvlJc w:val="left"/>
+      <w:pPr>
+        <w:ind w:left="4308" w:hanging="360"/>
+      </w:pPr>
+      <w:rPr>
+        <w:rFonts w:ascii="Courier New" w:hAnsi="Courier New" w:cs="Courier New" w:hint="default"/>
+      </w:rPr>
+    </w:lvl>
+    <w:lvl w:ilvl="5" w:tplc="04190005" w:tentative="1">
+      <w:start w:val="1"/>
+      <w:numFmt w:val="bullet"/>
+      <w:lvlText w:val=""/>
+      <w:lvlJc w:val="left"/>
+      <w:pPr>
+        <w:ind w:left="5028" w:hanging="360"/>
+      </w:pPr>
+      <w:rPr>
+        <w:rFonts w:ascii="Wingdings" w:hAnsi="Wingdings" w:hint="default"/>
+      </w:rPr>
+    </w:lvl>
+    <w:lvl w:ilvl="6" w:tplc="04190001" w:tentative="1">
+      <w:start w:val="1"/>
+      <w:numFmt w:val="bullet"/>
+      <w:lvlText w:val=""/>
+      <w:lvlJc w:val="left"/>
+      <w:pPr>
+        <w:ind w:left="5748" w:hanging="360"/>
+      </w:pPr>
+      <w:rPr>
+        <w:rFonts w:ascii="Symbol" w:hAnsi="Symbol" w:hint="default"/>
+      </w:rPr>
+    </w:lvl>
+    <w:lvl w:ilvl="7" w:tplc="04190003" w:tentative="1">
+      <w:start w:val="1"/>
+      <w:numFmt w:val="bullet"/>
+      <w:lvlText w:val="o"/>
+      <w:lvlJc w:val="left"/>
+      <w:pPr>
+        <w:ind w:left="6468" w:hanging="360"/>
+      </w:pPr>
+      <w:rPr>
+        <w:rFonts w:ascii="Courier New" w:hAnsi="Courier New" w:cs="Courier New" w:hint="default"/>
+      </w:rPr>
+    </w:lvl>
+    <w:lvl w:ilvl="8" w:tplc="04190005" w:tentative="1">
+      <w:start w:val="1"/>
+      <w:numFmt w:val="bullet"/>
+      <w:lvlText w:val=""/>
+      <w:lvlJc w:val="left"/>
+      <w:pPr>
+        <w:ind w:left="7188" w:hanging="360"/>
+      </w:pPr>
+      <w:rPr>
+        <w:rFonts w:ascii="Wingdings" w:hAnsi="Wingdings" w:hint="default"/>
+      </w:rPr>
+    </w:lvl>
+  </w:abstractNum>
+  <w:abstractNum w:abstractNumId="17" w15:restartNumberingAfterBreak="0">
     <w:nsid w:val="5AC9188D"/>
     <w:multiLevelType w:val="multilevel"/>
     <w:tmpl w:val="34CCC81E"/>
@@ -9760,7 +10206,156 @@
       </w:rPr>
     </w:lvl>
   </w:abstractNum>
-  <w:abstractNum w:abstractNumId="15" w15:restartNumberingAfterBreak="0">
+  <w:abstractNum w:abstractNumId="18" w15:restartNumberingAfterBreak="0">
+    <w:nsid w:val="65472383"/>
+    <w:multiLevelType w:val="multilevel"/>
+    <w:tmpl w:val="9AB81B6A"/>
+    <w:lvl w:ilvl="0">
+      <w:start w:val="1"/>
+      <w:numFmt w:val="bullet"/>
+      <w:lvlText w:val=""/>
+      <w:lvlJc w:val="left"/>
+      <w:pPr>
+        <w:tabs>
+          <w:tab w:val="num" w:pos="720"/>
+        </w:tabs>
+        <w:ind w:left="720" w:hanging="360"/>
+      </w:pPr>
+      <w:rPr>
+        <w:rFonts w:ascii="Symbol" w:hAnsi="Symbol" w:hint="default"/>
+        <w:sz w:val="20"/>
+      </w:rPr>
+    </w:lvl>
+    <w:lvl w:ilvl="1" w:tentative="1">
+      <w:start w:val="1"/>
+      <w:numFmt w:val="bullet"/>
+      <w:lvlText w:val="o"/>
+      <w:lvlJc w:val="left"/>
+      <w:pPr>
+        <w:tabs>
+          <w:tab w:val="num" w:pos="1440"/>
+        </w:tabs>
+        <w:ind w:left="1440" w:hanging="360"/>
+      </w:pPr>
+      <w:rPr>
+        <w:rFonts w:ascii="Courier New" w:hAnsi="Courier New" w:hint="default"/>
+        <w:sz w:val="20"/>
+      </w:rPr>
+    </w:lvl>
+    <w:lvl w:ilvl="2" w:tentative="1">
+      <w:start w:val="1"/>
+      <w:numFmt w:val="bullet"/>
+      <w:lvlText w:val=""/>
+      <w:lvlJc w:val="left"/>
+      <w:pPr>
+        <w:tabs>
+          <w:tab w:val="num" w:pos="2160"/>
+        </w:tabs>
+        <w:ind w:left="2160" w:hanging="360"/>
+      </w:pPr>
+      <w:rPr>
+        <w:rFonts w:ascii="Wingdings" w:hAnsi="Wingdings" w:hint="default"/>
+        <w:sz w:val="20"/>
+      </w:rPr>
+    </w:lvl>
+    <w:lvl w:ilvl="3" w:tentative="1">
+      <w:start w:val="1"/>
+      <w:numFmt w:val="bullet"/>
+      <w:lvlText w:val=""/>
+      <w:lvlJc w:val="left"/>
+      <w:pPr>
+        <w:tabs>
+          <w:tab w:val="num" w:pos="2880"/>
+        </w:tabs>
+        <w:ind w:left="2880" w:hanging="360"/>
+      </w:pPr>
+      <w:rPr>
+        <w:rFonts w:ascii="Wingdings" w:hAnsi="Wingdings" w:hint="default"/>
+        <w:sz w:val="20"/>
+      </w:rPr>
+    </w:lvl>
+    <w:lvl w:ilvl="4" w:tentative="1">
+      <w:start w:val="1"/>
+      <w:numFmt w:val="bullet"/>
+      <w:lvlText w:val=""/>
+      <w:lvlJc w:val="left"/>
+      <w:pPr>
+        <w:tabs>
+          <w:tab w:val="num" w:pos="3600"/>
+        </w:tabs>
+        <w:ind w:left="3600" w:hanging="360"/>
+      </w:pPr>
+      <w:rPr>
+        <w:rFonts w:ascii="Wingdings" w:hAnsi="Wingdings" w:hint="default"/>
+        <w:sz w:val="20"/>
+      </w:rPr>
+    </w:lvl>
+    <w:lvl w:ilvl="5" w:tentative="1">
+      <w:start w:val="1"/>
+      <w:numFmt w:val="bullet"/>
+      <w:lvlText w:val=""/>
+      <w:lvlJc w:val="left"/>
+      <w:pPr>
+        <w:tabs>
+          <w:tab w:val="num" w:pos="4320"/>
+        </w:tabs>
+        <w:ind w:left="4320" w:hanging="360"/>
+      </w:pPr>
+      <w:rPr>
+        <w:rFonts w:ascii="Wingdings" w:hAnsi="Wingdings" w:hint="default"/>
+        <w:sz w:val="20"/>
+      </w:rPr>
+    </w:lvl>
+    <w:lvl w:ilvl="6" w:tentative="1">
+      <w:start w:val="1"/>
+      <w:numFmt w:val="bullet"/>
+      <w:lvlText w:val=""/>
+      <w:lvlJc w:val="left"/>
+      <w:pPr>
+        <w:tabs>
+          <w:tab w:val="num" w:pos="5040"/>
+        </w:tabs>
+        <w:ind w:left="5040" w:hanging="360"/>
+      </w:pPr>
+      <w:rPr>
+        <w:rFonts w:ascii="Wingdings" w:hAnsi="Wingdings" w:hint="default"/>
+        <w:sz w:val="20"/>
+      </w:rPr>
+    </w:lvl>
+    <w:lvl w:ilvl="7" w:tentative="1">
+      <w:start w:val="1"/>
+      <w:numFmt w:val="bullet"/>
+      <w:lvlText w:val=""/>
+      <w:lvlJc w:val="left"/>
+      <w:pPr>
+        <w:tabs>
+          <w:tab w:val="num" w:pos="5760"/>
+        </w:tabs>
+        <w:ind w:left="5760" w:hanging="360"/>
+      </w:pPr>
+      <w:rPr>
+        <w:rFonts w:ascii="Wingdings" w:hAnsi="Wingdings" w:hint="default"/>
+        <w:sz w:val="20"/>
+      </w:rPr>
+    </w:lvl>
+    <w:lvl w:ilvl="8" w:tentative="1">
+      <w:start w:val="1"/>
+      <w:numFmt w:val="bullet"/>
+      <w:lvlText w:val=""/>
+      <w:lvlJc w:val="left"/>
+      <w:pPr>
+        <w:tabs>
+          <w:tab w:val="num" w:pos="6480"/>
+        </w:tabs>
+        <w:ind w:left="6480" w:hanging="360"/>
+      </w:pPr>
+      <w:rPr>
+        <w:rFonts w:ascii="Wingdings" w:hAnsi="Wingdings" w:hint="default"/>
+        <w:sz w:val="20"/>
+      </w:rPr>
+    </w:lvl>
+  </w:abstractNum>
+  <w:abstractNum w:abstractNumId="19" w15:restartNumberingAfterBreak="0">
     <w:nsid w:val="65B054FE"/>
     <w:multiLevelType w:val="multilevel"/>
     <w:tmpl w:val="95AEABAC"/>
@@ -9909,7 +10504,7 @@
       </w:rPr>
     </w:lvl>
   </w:abstractNum>
-  <w:abstractNum w:abstractNumId="16" w15:restartNumberingAfterBreak="0">
+  <w:abstractNum w:abstractNumId="20" w15:restartNumberingAfterBreak="0">
     <w:nsid w:val="69A82D27"/>
     <w:multiLevelType w:val="multilevel"/>
     <w:tmpl w:val="F856957A"/>
@@ -10058,7 +10653,7 @@
       </w:rPr>
     </w:lvl>
   </w:abstractNum>
-  <w:abstractNum w:abstractNumId="17" w15:restartNumberingAfterBreak="0">
+  <w:abstractNum w:abstractNumId="21" w15:restartNumberingAfterBreak="0">
     <w:nsid w:val="6E75525C"/>
     <w:multiLevelType w:val="multilevel"/>
     <w:tmpl w:val="A3C0A3B4"/>
@@ -10207,7 +10802,7 @@
       </w:rPr>
     </w:lvl>
   </w:abstractNum>
-  <w:abstractNum w:abstractNumId="18" w15:restartNumberingAfterBreak="0">
+  <w:abstractNum w:abstractNumId="22" w15:restartNumberingAfterBreak="0">
     <w:nsid w:val="71FA555A"/>
     <w:multiLevelType w:val="multilevel"/>
     <w:tmpl w:val="2DB6EC5E"/>
@@ -10357,61 +10952,73 @@
     </w:lvl>
   </w:abstractNum>
   <w:num w:numId="1" w16cid:durableId="1919632550">
+    <w:abstractNumId w:val="17"/>
+  </w:num>
+  <w:num w:numId="2" w16cid:durableId="166598017">
+    <w:abstractNumId w:val="20"/>
+  </w:num>
+  <w:num w:numId="3" w16cid:durableId="765272268">
+    <w:abstractNumId w:val="3"/>
+  </w:num>
+  <w:num w:numId="4" w16cid:durableId="1746947974">
+    <w:abstractNumId w:val="21"/>
+  </w:num>
+  <w:num w:numId="5" w16cid:durableId="225919042">
+    <w:abstractNumId w:val="1"/>
+  </w:num>
+  <w:num w:numId="6" w16cid:durableId="943462457">
+    <w:abstractNumId w:val="19"/>
+  </w:num>
+  <w:num w:numId="7" w16cid:durableId="790056369">
+    <w:abstractNumId w:val="22"/>
+  </w:num>
+  <w:num w:numId="8" w16cid:durableId="984163657">
+    <w:abstractNumId w:val="6"/>
+  </w:num>
+  <w:num w:numId="9" w16cid:durableId="1616525397">
+    <w:abstractNumId w:val="2"/>
+  </w:num>
+  <w:num w:numId="10" w16cid:durableId="2144544327">
+    <w:abstractNumId w:val="13"/>
+  </w:num>
+  <w:num w:numId="11" w16cid:durableId="832719991">
+    <w:abstractNumId w:val="7"/>
+  </w:num>
+  <w:num w:numId="12" w16cid:durableId="1153372839">
+    <w:abstractNumId w:val="10"/>
+  </w:num>
+  <w:num w:numId="13" w16cid:durableId="1810779862">
+    <w:abstractNumId w:val="12"/>
+  </w:num>
+  <w:num w:numId="14" w16cid:durableId="1335181588">
+    <w:abstractNumId w:val="9"/>
+  </w:num>
+  <w:num w:numId="15" w16cid:durableId="1126773926">
+    <w:abstractNumId w:val="15"/>
+  </w:num>
+  <w:num w:numId="16" w16cid:durableId="441535556">
+    <w:abstractNumId w:val="4"/>
+  </w:num>
+  <w:num w:numId="17" w16cid:durableId="1461530248">
+    <w:abstractNumId w:val="8"/>
+  </w:num>
+  <w:num w:numId="18" w16cid:durableId="1138914312">
+    <w:abstractNumId w:val="11"/>
+  </w:num>
+  <w:num w:numId="19" w16cid:durableId="131673798">
     <w:abstractNumId w:val="14"/>
   </w:num>
-  <w:num w:numId="2" w16cid:durableId="166598017">
-    <w:abstractNumId w:val="16"/>
+  <w:num w:numId="20" w16cid:durableId="814689214">
+    <w:abstractNumId w:val="5"/>
   </w:num>
-  <w:num w:numId="3" w16cid:durableId="765272268">
-    <w:abstractNumId w:val="2"/>
-  </w:num>
-  <w:num w:numId="4" w16cid:durableId="1746947974">
-    <w:abstractNumId w:val="17"/>
-  </w:num>
-  <w:num w:numId="5" w16cid:durableId="225919042">
+  <w:num w:numId="21" w16cid:durableId="2078237764">
     <w:abstractNumId w:val="0"/>
   </w:num>
-  <w:num w:numId="6" w16cid:durableId="943462457">
-    <w:abstractNumId w:val="15"/>
-  </w:num>
-  <w:num w:numId="7" w16cid:durableId="790056369">
+  <w:num w:numId="22" w16cid:durableId="217208609">
     <w:abstractNumId w:val="18"/>
   </w:num>
-  <w:num w:numId="8" w16cid:durableId="984163657">
-    <w:abstractNumId w:val="4"/>
-  </w:num>
-  <w:num w:numId="9" w16cid:durableId="1616525397">
-    <w:abstractNumId w:val="1"/>
-  </w:num>
-  <w:num w:numId="10" w16cid:durableId="2144544327">
-    <w:abstractNumId w:val="11"/>
-  </w:num>
-  <w:num w:numId="11" w16cid:durableId="832719991">
-    <w:abstractNumId w:val="5"/>
-  </w:num>
-  <w:num w:numId="12" w16cid:durableId="1153372839">
-    <w:abstractNumId w:val="8"/>
-  </w:num>
-  <w:num w:numId="13" w16cid:durableId="1810779862">
-    <w:abstractNumId w:val="10"/>
-  </w:num>
-  <w:num w:numId="14" w16cid:durableId="1335181588">
-    <w:abstractNumId w:val="7"/>
-  </w:num>
-  <w:num w:numId="15" w16cid:durableId="1126773926">
-    <w:abstractNumId w:val="13"/>
-  </w:num>
-  <w:num w:numId="16" w16cid:durableId="441535556">
-    <w:abstractNumId w:val="3"/>
-  </w:num>
-  <w:num w:numId="17" w16cid:durableId="1461530248">
-    <w:abstractNumId w:val="6"/>
-  </w:num>
-  <w:num w:numId="18" w16cid:durableId="1138914312">
-    <w:abstractNumId w:val="9"/>
-  </w:num>
-  <w:num w:numId="19" w16cid:durableId="131673798">
-    <w:abstractNumId w:val="12"/>
+  <w:num w:numId="23" w16cid:durableId="1287084446">
+    <w:abstractNumId w:val="16"/>
   </w:num>
 </w:numbering>
 </file>
@@ -11019,6 +11626,7 @@
   <w:style w:type="character" w:default="1" w:styleId="a0">
     <w:name w:val="Default Paragraph Font"/>
     <w:uiPriority w:val="1"/>
+    <w:semiHidden/>
     <w:unhideWhenUsed/>
   </w:style>
   <w:style w:type="table" w:default="1" w:styleId="a1">
